--- a/EXPORTS/DOCX/published/niveau3/Dutch/TropischLandbouwMus.docx
+++ b/EXPORTS/DOCX/published/niveau3/Dutch/TropischLandbouwMus.docx
@@ -281,7 +281,7 @@
           <w:rFonts w:ascii="Charis SIL Italic" w:hAnsi="Charis SIL Italic" w:eastAsia="Charis SIL Italic"/>
           <w:b w:val="0"/>
           <w:i/>
-          <w:color w:val="0066CC"/>
+          <w:color w:val="0000FF"/>
           <w:sz w:val="24"/>
           <w:u w:val="single"/>
         </w:rPr>
@@ -299,7 +299,7 @@
           <w:rFonts w:ascii="Charis SIL Italic" w:hAnsi="Charis SIL Italic" w:eastAsia="Charis SIL Italic"/>
           <w:b w:val="0"/>
           <w:i/>
-          <w:color w:val="0066CC"/>
+          <w:color w:val="0000FF"/>
           <w:sz w:val="24"/>
           <w:u w:val="single"/>
         </w:rPr>
@@ -310,7 +310,7 @@
           <w:rFonts w:ascii="Charis SIL Italic" w:hAnsi="Charis SIL Italic" w:eastAsia="Charis SIL Italic"/>
           <w:b w:val="0"/>
           <w:i/>
-          <w:color w:val="0066CC"/>
+          <w:color w:val="0000FF"/>
           <w:sz w:val="24"/>
           <w:u w:val="single"/>
         </w:rPr>
@@ -328,7 +328,7 @@
           <w:rFonts w:ascii="Charis SIL Italic" w:hAnsi="Charis SIL Italic" w:eastAsia="Charis SIL Italic"/>
           <w:b w:val="0"/>
           <w:i/>
-          <w:color w:val="0066CC"/>
+          <w:color w:val="0000FF"/>
           <w:sz w:val="24"/>
           <w:u w:val="single"/>
         </w:rPr>
@@ -339,7 +339,7 @@
           <w:rFonts w:ascii="Charis SIL Italic" w:hAnsi="Charis SIL Italic" w:eastAsia="Charis SIL Italic"/>
           <w:b w:val="0"/>
           <w:i/>
-          <w:color w:val="0066CC"/>
+          <w:color w:val="0000FF"/>
           <w:sz w:val="24"/>
           <w:u w:val="single"/>
         </w:rPr>
@@ -443,7 +443,7 @@
           <w:rFonts w:ascii="Charis SIL Regular" w:hAnsi="Charis SIL Regular" w:eastAsia="Charis SIL Regular"/>
           <w:b w:val="0"/>
           <w:i w:val="0"/>
-          <w:color w:val="0066CC"/>
+          <w:color w:val="0000FF"/>
           <w:sz w:val="24"/>
           <w:u w:val="single"/>
         </w:rPr>
@@ -461,7 +461,7 @@
           <w:rFonts w:ascii="Charis SIL Regular" w:hAnsi="Charis SIL Regular" w:eastAsia="Charis SIL Regular"/>
           <w:b w:val="0"/>
           <w:i w:val="0"/>
-          <w:color w:val="0066CC"/>
+          <w:color w:val="0000FF"/>
           <w:sz w:val="24"/>
           <w:u w:val="single"/>
         </w:rPr>
@@ -472,7 +472,7 @@
           <w:rFonts w:ascii="Charis SIL Regular" w:hAnsi="Charis SIL Regular" w:eastAsia="Charis SIL Regular"/>
           <w:b w:val="0"/>
           <w:i w:val="0"/>
-          <w:color w:val="0066CC"/>
+          <w:color w:val="0000FF"/>
           <w:sz w:val="24"/>
           <w:u w:val="single"/>
         </w:rPr>
@@ -510,7 +510,7 @@
       </w:r>
       <w:r>
         <w:rPr>
-          <w:u w:val="single" w:color="0066cc"/>
+          <w:u w:val="single" w:color="0000ff"/>
           <w:rFonts w:ascii="Charis SIL Regular" w:hAnsi="Charis SIL Regular" w:eastAsia="Charis SIL Regular"/>
           <w:b w:val="0"/>
           <w:i w:val="0"/>
@@ -528,7 +528,7 @@
       </w:r>
       <w:r>
         <w:rPr>
-          <w:u w:val="single" w:color="0066cc"/>
+          <w:u w:val="single" w:color="0000ff"/>
           <w:rFonts w:ascii="Charis SIL Regular" w:hAnsi="Charis SIL Regular" w:eastAsia="Charis SIL Regular"/>
           <w:b w:val="0"/>
           <w:i w:val="0"/>
@@ -705,7 +705,7 @@
           <w:rFonts w:ascii="Charis SIL Regular" w:hAnsi="Charis SIL Regular" w:eastAsia="Charis SIL Regular"/>
           <w:b w:val="0"/>
           <w:i w:val="0"/>
-          <w:color w:val="0066CC"/>
+          <w:color w:val="0000FF"/>
           <w:sz w:val="24"/>
           <w:u w:val="single"/>
         </w:rPr>
@@ -723,7 +723,7 @@
           <w:rFonts w:ascii="Charis SIL Regular" w:hAnsi="Charis SIL Regular" w:eastAsia="Charis SIL Regular"/>
           <w:b w:val="0"/>
           <w:i w:val="0"/>
-          <w:color w:val="0066CC"/>
+          <w:color w:val="0000FF"/>
           <w:sz w:val="24"/>
           <w:u w:val="single"/>
         </w:rPr>
@@ -734,7 +734,7 @@
           <w:rFonts w:ascii="Charis SIL Regular" w:hAnsi="Charis SIL Regular" w:eastAsia="Charis SIL Regular"/>
           <w:b w:val="0"/>
           <w:i w:val="0"/>
-          <w:color w:val="0066CC"/>
+          <w:color w:val="0000FF"/>
           <w:sz w:val="24"/>
           <w:u w:val="single"/>
         </w:rPr>
@@ -752,7 +752,7 @@
           <w:rFonts w:ascii="Charis SIL Regular" w:hAnsi="Charis SIL Regular" w:eastAsia="Charis SIL Regular"/>
           <w:b w:val="0"/>
           <w:i w:val="0"/>
-          <w:color w:val="0066CC"/>
+          <w:color w:val="0000FF"/>
           <w:sz w:val="24"/>
           <w:u w:val="single"/>
         </w:rPr>
@@ -763,7 +763,7 @@
           <w:rFonts w:ascii="Charis SIL Regular" w:hAnsi="Charis SIL Regular" w:eastAsia="Charis SIL Regular"/>
           <w:b w:val="0"/>
           <w:i w:val="0"/>
-          <w:color w:val="0066CC"/>
+          <w:color w:val="0000FF"/>
           <w:sz w:val="24"/>
           <w:u w:val="single"/>
         </w:rPr>
@@ -781,7 +781,7 @@
           <w:rFonts w:ascii="Charis SIL Regular" w:hAnsi="Charis SIL Regular" w:eastAsia="Charis SIL Regular"/>
           <w:b w:val="0"/>
           <w:i w:val="0"/>
-          <w:color w:val="0066CC"/>
+          <w:color w:val="0000FF"/>
           <w:sz w:val="24"/>
           <w:u w:val="single"/>
         </w:rPr>
@@ -792,7 +792,7 @@
           <w:rFonts w:ascii="Charis SIL Regular" w:hAnsi="Charis SIL Regular" w:eastAsia="Charis SIL Regular"/>
           <w:b w:val="0"/>
           <w:i w:val="0"/>
-          <w:color w:val="0066CC"/>
+          <w:color w:val="0000FF"/>
           <w:sz w:val="24"/>
           <w:u w:val="single"/>
         </w:rPr>
@@ -810,7 +810,7 @@
           <w:rFonts w:ascii="Charis SIL Regular" w:hAnsi="Charis SIL Regular" w:eastAsia="Charis SIL Regular"/>
           <w:b w:val="0"/>
           <w:i w:val="0"/>
-          <w:color w:val="0066CC"/>
+          <w:color w:val="0000FF"/>
           <w:sz w:val="24"/>
           <w:u w:val="single"/>
         </w:rPr>
@@ -821,7 +821,7 @@
           <w:rFonts w:ascii="Charis SIL Regular" w:hAnsi="Charis SIL Regular" w:eastAsia="Charis SIL Regular"/>
           <w:b w:val="0"/>
           <w:i w:val="0"/>
-          <w:color w:val="0066CC"/>
+          <w:color w:val="0000FF"/>
           <w:sz w:val="24"/>
           <w:u w:val="single"/>
         </w:rPr>
@@ -856,7 +856,7 @@
       </w:r>
       <w:r>
         <w:rPr>
-          <w:u w:val="single" w:color="0066cc"/>
+          <w:u w:val="single" w:color="0000ff"/>
           <w:rFonts w:ascii="Charis SIL Regular" w:hAnsi="Charis SIL Regular" w:eastAsia="Charis SIL Regular"/>
           <w:b w:val="0"/>
           <w:i w:val="0"/>
@@ -870,7 +870,7 @@
           <w:rFonts w:ascii="Charis SIL Regular" w:hAnsi="Charis SIL Regular" w:eastAsia="Charis SIL Regular"/>
           <w:b w:val="0"/>
           <w:i w:val="0"/>
-          <w:color w:val="0066CC"/>
+          <w:color w:val="0000FF"/>
           <w:sz w:val="24"/>
           <w:u w:val="single"/>
         </w:rPr>
@@ -888,7 +888,7 @@
           <w:rFonts w:ascii="Charis SIL Regular" w:hAnsi="Charis SIL Regular" w:eastAsia="Charis SIL Regular"/>
           <w:b w:val="0"/>
           <w:i w:val="0"/>
-          <w:color w:val="0066CC"/>
+          <w:color w:val="0000FF"/>
           <w:sz w:val="24"/>
           <w:u w:val="single"/>
         </w:rPr>
@@ -906,7 +906,7 @@
           <w:rFonts w:ascii="Charis SIL Regular" w:hAnsi="Charis SIL Regular" w:eastAsia="Charis SIL Regular"/>
           <w:b w:val="0"/>
           <w:i w:val="0"/>
-          <w:color w:val="0066CC"/>
+          <w:color w:val="0000FF"/>
           <w:sz w:val="24"/>
           <w:u w:val="single"/>
         </w:rPr>
@@ -924,7 +924,7 @@
           <w:rFonts w:ascii="Charis SIL Regular" w:hAnsi="Charis SIL Regular" w:eastAsia="Charis SIL Regular"/>
           <w:b w:val="0"/>
           <w:i w:val="0"/>
-          <w:color w:val="0066CC"/>
+          <w:color w:val="0000FF"/>
           <w:sz w:val="24"/>
           <w:u w:val="single"/>
         </w:rPr>
@@ -935,7 +935,7 @@
           <w:rFonts w:ascii="Charis SIL Regular" w:hAnsi="Charis SIL Regular" w:eastAsia="Charis SIL Regular"/>
           <w:b w:val="0"/>
           <w:i w:val="0"/>
-          <w:color w:val="0066CC"/>
+          <w:color w:val="0000FF"/>
           <w:sz w:val="24"/>
           <w:u w:val="single"/>
         </w:rPr>
@@ -953,7 +953,7 @@
           <w:rFonts w:ascii="Charis SIL Regular" w:hAnsi="Charis SIL Regular" w:eastAsia="Charis SIL Regular"/>
           <w:b w:val="0"/>
           <w:i w:val="0"/>
-          <w:color w:val="0066CC"/>
+          <w:color w:val="0000FF"/>
           <w:sz w:val="24"/>
           <w:u w:val="single"/>
         </w:rPr>
@@ -964,7 +964,7 @@
           <w:rFonts w:ascii="Charis SIL Regular" w:hAnsi="Charis SIL Regular" w:eastAsia="Charis SIL Regular"/>
           <w:b w:val="0"/>
           <w:i w:val="0"/>
-          <w:color w:val="0066CC"/>
+          <w:color w:val="0000FF"/>
           <w:sz w:val="24"/>
           <w:u w:val="single"/>
         </w:rPr>
@@ -982,7 +982,7 @@
           <w:rFonts w:ascii="Charis SIL Regular" w:hAnsi="Charis SIL Regular" w:eastAsia="Charis SIL Regular"/>
           <w:b w:val="0"/>
           <w:i w:val="0"/>
-          <w:color w:val="0066CC"/>
+          <w:color w:val="0000FF"/>
           <w:sz w:val="24"/>
           <w:u w:val="single"/>
         </w:rPr>
@@ -1000,11 +1000,11 @@
           <w:rFonts w:ascii="Charis SIL Regular" w:hAnsi="Charis SIL Regular" w:eastAsia="Charis SIL Regular"/>
           <w:b w:val="0"/>
           <w:i w:val="0"/>
-          <w:color w:val="0066CC"/>
+          <w:color w:val="0000FF"/>
           <w:sz w:val="24"/>
           <w:u w:val="single"/>
         </w:rPr>
-        <w:hyperlink r:id="rId11" w:history="1">
+        <w:hyperlink r:id="rId12" w:history="1">
           <w:r>
             <w:rPr>
               <w:rStyle w:val="Hyperlink"/>
@@ -1018,11 +1018,11 @@
           <w:rFonts w:ascii="Charis SIL Regular" w:hAnsi="Charis SIL Regular" w:eastAsia="Charis SIL Regular"/>
           <w:b w:val="0"/>
           <w:i w:val="0"/>
-          <w:color w:val="0066CC"/>
+          <w:color w:val="0000FF"/>
           <w:sz w:val="24"/>
           <w:u w:val="single"/>
         </w:rPr>
-        <w:hyperlink r:id="rId11" w:history="1">
+        <w:hyperlink r:id="rId12" w:history="1">
           <w:r>
             <w:rPr>
               <w:rStyle w:val="Hyperlink"/>
@@ -1033,7 +1033,7 @@
       </w:r>
       <w:r>
         <w:rPr>
-          <w:u w:val="single" w:color="0066cc"/>
+          <w:u w:val="single" w:color="0000ff"/>
           <w:rFonts w:ascii="Charis SIL Regular" w:hAnsi="Charis SIL Regular" w:eastAsia="Charis SIL Regular"/>
           <w:b w:val="0"/>
           <w:i w:val="0"/>
@@ -1071,7 +1071,7 @@
       </w:r>
       <w:r>
         <w:rPr>
-          <w:u w:val="single" w:color="0066cc"/>
+          <w:u w:val="single" w:color="0000ff"/>
           <w:rFonts w:ascii="Charis SIL Regular" w:hAnsi="Charis SIL Regular" w:eastAsia="Charis SIL Regular"/>
           <w:b w:val="0"/>
           <w:i w:val="0"/>
@@ -1089,7 +1089,7 @@
       </w:r>
       <w:r>
         <w:rPr>
-          <w:u w:val="single" w:color="0066cc"/>
+          <w:u w:val="single" w:color="0000ff"/>
           <w:rFonts w:ascii="Charis SIL Regular" w:hAnsi="Charis SIL Regular" w:eastAsia="Charis SIL Regular"/>
           <w:b w:val="0"/>
           <w:i w:val="0"/>
@@ -1107,7 +1107,7 @@
       </w:r>
       <w:r>
         <w:rPr>
-          <w:u w:val="single" w:color="0066cc"/>
+          <w:u w:val="single" w:color="0000ff"/>
           <w:rFonts w:ascii="Charis SIL Regular" w:hAnsi="Charis SIL Regular" w:eastAsia="Charis SIL Regular"/>
           <w:b w:val="0"/>
           <w:i w:val="0"/>
@@ -1125,7 +1125,7 @@
       </w:r>
       <w:r>
         <w:rPr>
-          <w:u w:val="single" w:color="0066cc"/>
+          <w:u w:val="single" w:color="0000ff"/>
           <w:rFonts w:ascii="Charis SIL Regular" w:hAnsi="Charis SIL Regular" w:eastAsia="Charis SIL Regular"/>
           <w:b w:val="0"/>
           <w:i w:val="0"/>
@@ -1238,7 +1238,7 @@
           <w:rFonts w:ascii="Charis SIL Regular" w:hAnsi="Charis SIL Regular" w:eastAsia="Charis SIL Regular"/>
           <w:b w:val="0"/>
           <w:i w:val="0"/>
-          <w:color w:val="0066CC"/>
+          <w:color w:val="0000FF"/>
           <w:sz w:val="24"/>
           <w:u w:val="single"/>
         </w:rPr>
@@ -1256,7 +1256,7 @@
           <w:rFonts w:ascii="Charis SIL Regular" w:hAnsi="Charis SIL Regular" w:eastAsia="Charis SIL Regular"/>
           <w:b w:val="0"/>
           <w:i w:val="0"/>
-          <w:color w:val="0066CC"/>
+          <w:color w:val="0000FF"/>
           <w:sz w:val="24"/>
           <w:u w:val="single"/>
         </w:rPr>
@@ -1267,7 +1267,7 @@
           <w:rFonts w:ascii="Charis SIL Regular" w:hAnsi="Charis SIL Regular" w:eastAsia="Charis SIL Regular"/>
           <w:b w:val="0"/>
           <w:i w:val="0"/>
-          <w:color w:val="0066CC"/>
+          <w:color w:val="0000FF"/>
           <w:sz w:val="24"/>
           <w:u w:val="single"/>
         </w:rPr>
@@ -1285,7 +1285,7 @@
           <w:rFonts w:ascii="Charis SIL Regular" w:hAnsi="Charis SIL Regular" w:eastAsia="Charis SIL Regular"/>
           <w:b w:val="0"/>
           <w:i w:val="0"/>
-          <w:color w:val="0066CC"/>
+          <w:color w:val="0000FF"/>
           <w:sz w:val="24"/>
           <w:u w:val="single"/>
         </w:rPr>
@@ -1296,7 +1296,7 @@
           <w:rFonts w:ascii="Charis SIL Regular" w:hAnsi="Charis SIL Regular" w:eastAsia="Charis SIL Regular"/>
           <w:b w:val="0"/>
           <w:i w:val="0"/>
-          <w:color w:val="0066CC"/>
+          <w:color w:val="0000FF"/>
           <w:sz w:val="24"/>
           <w:u w:val="single"/>
         </w:rPr>
@@ -1314,7 +1314,7 @@
           <w:rFonts w:ascii="Charis SIL Regular" w:hAnsi="Charis SIL Regular" w:eastAsia="Charis SIL Regular"/>
           <w:b w:val="0"/>
           <w:i w:val="0"/>
-          <w:color w:val="0066CC"/>
+          <w:color w:val="0000FF"/>
           <w:sz w:val="24"/>
           <w:u w:val="single"/>
         </w:rPr>
@@ -1325,7 +1325,7 @@
           <w:rFonts w:ascii="Charis SIL Regular" w:hAnsi="Charis SIL Regular" w:eastAsia="Charis SIL Regular"/>
           <w:b w:val="0"/>
           <w:i w:val="0"/>
-          <w:color w:val="0066CC"/>
+          <w:color w:val="0000FF"/>
           <w:sz w:val="24"/>
           <w:u w:val="single"/>
         </w:rPr>
@@ -1343,7 +1343,7 @@
           <w:rFonts w:ascii="Charis SIL Regular" w:hAnsi="Charis SIL Regular" w:eastAsia="Charis SIL Regular"/>
           <w:b w:val="0"/>
           <w:i w:val="0"/>
-          <w:color w:val="0066CC"/>
+          <w:color w:val="0000FF"/>
           <w:sz w:val="24"/>
           <w:u w:val="single"/>
         </w:rPr>
@@ -1354,7 +1354,7 @@
           <w:rFonts w:ascii="Charis SIL Regular" w:hAnsi="Charis SIL Regular" w:eastAsia="Charis SIL Regular"/>
           <w:b w:val="0"/>
           <w:i w:val="0"/>
-          <w:color w:val="0066CC"/>
+          <w:color w:val="0000FF"/>
           <w:sz w:val="24"/>
           <w:u w:val="single"/>
         </w:rPr>
@@ -1372,7 +1372,7 @@
           <w:rFonts w:ascii="Charis SIL Regular" w:hAnsi="Charis SIL Regular" w:eastAsia="Charis SIL Regular"/>
           <w:b w:val="0"/>
           <w:i w:val="0"/>
-          <w:color w:val="0066CC"/>
+          <w:color w:val="0000FF"/>
           <w:sz w:val="24"/>
           <w:u w:val="single"/>
         </w:rPr>
@@ -1383,7 +1383,7 @@
           <w:rFonts w:ascii="Charis SIL Regular" w:hAnsi="Charis SIL Regular" w:eastAsia="Charis SIL Regular"/>
           <w:b w:val="0"/>
           <w:i w:val="0"/>
-          <w:color w:val="0066CC"/>
+          <w:color w:val="0000FF"/>
           <w:sz w:val="24"/>
           <w:u w:val="single"/>
         </w:rPr>
@@ -1418,7 +1418,7 @@
       </w:r>
       <w:r>
         <w:rPr>
-          <w:u w:val="single" w:color="0066cc"/>
+          <w:u w:val="single" w:color="0000ff"/>
           <w:rFonts w:ascii="Charis SIL Regular" w:hAnsi="Charis SIL Regular" w:eastAsia="Charis SIL Regular"/>
           <w:b w:val="0"/>
           <w:i w:val="0"/>
@@ -1436,7 +1436,7 @@
       </w:r>
       <w:r>
         <w:rPr>
-          <w:u w:val="single" w:color="0066cc"/>
+          <w:u w:val="single" w:color="0000ff"/>
           <w:rFonts w:ascii="Charis SIL Regular" w:hAnsi="Charis SIL Regular" w:eastAsia="Charis SIL Regular"/>
           <w:b w:val="0"/>
           <w:i w:val="0"/>
@@ -1454,7 +1454,7 @@
       </w:r>
       <w:r>
         <w:rPr>
-          <w:u w:val="single" w:color="0066cc"/>
+          <w:u w:val="single" w:color="0000ff"/>
           <w:rFonts w:ascii="Charis SIL Regular" w:hAnsi="Charis SIL Regular" w:eastAsia="Charis SIL Regular"/>
           <w:b w:val="0"/>
           <w:i w:val="0"/>
@@ -1472,7 +1472,7 @@
       </w:r>
       <w:r>
         <w:rPr>
-          <w:u w:val="single" w:color="0066cc"/>
+          <w:u w:val="single" w:color="0000ff"/>
           <w:rFonts w:ascii="Charis SIL Regular" w:hAnsi="Charis SIL Regular" w:eastAsia="Charis SIL Regular"/>
           <w:b w:val="0"/>
           <w:i w:val="0"/>
@@ -1490,7 +1490,7 @@
       </w:r>
       <w:r>
         <w:rPr>
-          <w:u w:val="single" w:color="0066cc"/>
+          <w:u w:val="single" w:color="0000ff"/>
           <w:rFonts w:ascii="Charis SIL Regular" w:hAnsi="Charis SIL Regular" w:eastAsia="Charis SIL Regular"/>
           <w:b w:val="0"/>
           <w:i w:val="0"/>
@@ -1508,7 +1508,7 @@
       </w:r>
       <w:r>
         <w:rPr>
-          <w:u w:val="single" w:color="0066cc"/>
+          <w:u w:val="single" w:color="0000ff"/>
           <w:rFonts w:ascii="Charis SIL Regular" w:hAnsi="Charis SIL Regular" w:eastAsia="Charis SIL Regular"/>
           <w:b w:val="0"/>
           <w:i w:val="0"/>
@@ -1526,7 +1526,7 @@
       </w:r>
       <w:r>
         <w:rPr>
-          <w:u w:val="single" w:color="0066cc"/>
+          <w:u w:val="single" w:color="0000ff"/>
           <w:rFonts w:ascii="Charis SIL Regular" w:hAnsi="Charis SIL Regular" w:eastAsia="Charis SIL Regular"/>
           <w:b w:val="0"/>
           <w:i w:val="0"/>
@@ -1544,7 +1544,7 @@
       </w:r>
       <w:r>
         <w:rPr>
-          <w:u w:val="single" w:color="0066cc"/>
+          <w:u w:val="single" w:color="0000ff"/>
           <w:rFonts w:ascii="Charis SIL Regular" w:hAnsi="Charis SIL Regular" w:eastAsia="Charis SIL Regular"/>
           <w:b w:val="0"/>
           <w:i w:val="0"/>
@@ -1562,7 +1562,7 @@
       </w:r>
       <w:r>
         <w:rPr>
-          <w:u w:val="single" w:color="0066cc"/>
+          <w:u w:val="single" w:color="0000ff"/>
           <w:rFonts w:ascii="Charis SIL Regular" w:hAnsi="Charis SIL Regular" w:eastAsia="Charis SIL Regular"/>
           <w:b w:val="0"/>
           <w:i w:val="0"/>
@@ -1580,7 +1580,7 @@
       </w:r>
       <w:r>
         <w:rPr>
-          <w:u w:val="single" w:color="0066cc"/>
+          <w:u w:val="single" w:color="0000ff"/>
           <w:rFonts w:ascii="Charis SIL Regular" w:hAnsi="Charis SIL Regular" w:eastAsia="Charis SIL Regular"/>
           <w:b w:val="0"/>
           <w:i w:val="0"/>
@@ -1661,7 +1661,7 @@
           <w:rFonts w:ascii="Charis SIL Regular" w:hAnsi="Charis SIL Regular" w:eastAsia="Charis SIL Regular"/>
           <w:b w:val="0"/>
           <w:i w:val="0"/>
-          <w:color w:val="0066CC"/>
+          <w:color w:val="0000FF"/>
           <w:sz w:val="24"/>
           <w:u w:val="single"/>
         </w:rPr>
@@ -1679,7 +1679,7 @@
           <w:rFonts w:ascii="Charis SIL Regular" w:hAnsi="Charis SIL Regular" w:eastAsia="Charis SIL Regular"/>
           <w:b w:val="0"/>
           <w:i w:val="0"/>
-          <w:color w:val="0066CC"/>
+          <w:color w:val="0000FF"/>
           <w:sz w:val="24"/>
           <w:u w:val="single"/>
         </w:rPr>
@@ -1780,7 +1780,7 @@
           <w:rFonts w:ascii="Charis SIL Regular" w:hAnsi="Charis SIL Regular" w:eastAsia="Charis SIL Regular"/>
           <w:b w:val="0"/>
           <w:i w:val="0"/>
-          <w:color w:val="0066CC"/>
+          <w:color w:val="0000FF"/>
           <w:sz w:val="24"/>
           <w:u w:val="single"/>
         </w:rPr>
@@ -1798,7 +1798,7 @@
           <w:rFonts w:ascii="Charis SIL Regular" w:hAnsi="Charis SIL Regular" w:eastAsia="Charis SIL Regular"/>
           <w:b w:val="0"/>
           <w:i w:val="0"/>
-          <w:color w:val="0066CC"/>
+          <w:color w:val="0000FF"/>
           <w:sz w:val="24"/>
           <w:u w:val="single"/>
         </w:rPr>
@@ -1809,7 +1809,7 @@
           <w:rFonts w:ascii="Charis SIL Regular" w:hAnsi="Charis SIL Regular" w:eastAsia="Charis SIL Regular"/>
           <w:b w:val="0"/>
           <w:i w:val="0"/>
-          <w:color w:val="0066CC"/>
+          <w:color w:val="0000FF"/>
           <w:sz w:val="24"/>
           <w:u w:val="single"/>
         </w:rPr>
@@ -1827,7 +1827,7 @@
           <w:rFonts w:ascii="Charis SIL Regular" w:hAnsi="Charis SIL Regular" w:eastAsia="Charis SIL Regular"/>
           <w:b w:val="0"/>
           <w:i w:val="0"/>
-          <w:color w:val="0066CC"/>
+          <w:color w:val="0000FF"/>
           <w:sz w:val="24"/>
           <w:u w:val="single"/>
         </w:rPr>
@@ -1838,7 +1838,7 @@
           <w:rFonts w:ascii="Charis SIL Regular" w:hAnsi="Charis SIL Regular" w:eastAsia="Charis SIL Regular"/>
           <w:b w:val="0"/>
           <w:i w:val="0"/>
-          <w:color w:val="0066CC"/>
+          <w:color w:val="0000FF"/>
           <w:sz w:val="24"/>
           <w:u w:val="single"/>
         </w:rPr>
@@ -1856,7 +1856,7 @@
           <w:rFonts w:ascii="Charis SIL Regular" w:hAnsi="Charis SIL Regular" w:eastAsia="Charis SIL Regular"/>
           <w:b w:val="0"/>
           <w:i w:val="0"/>
-          <w:color w:val="0066CC"/>
+          <w:color w:val="0000FF"/>
           <w:sz w:val="24"/>
           <w:u w:val="single"/>
         </w:rPr>
@@ -1867,7 +1867,7 @@
           <w:rFonts w:ascii="Charis SIL Regular" w:hAnsi="Charis SIL Regular" w:eastAsia="Charis SIL Regular"/>
           <w:b w:val="0"/>
           <w:i w:val="0"/>
-          <w:color w:val="0066CC"/>
+          <w:color w:val="0000FF"/>
           <w:sz w:val="24"/>
           <w:u w:val="single"/>
         </w:rPr>
@@ -1905,7 +1905,7 @@
           <w:rFonts w:ascii="Charis SIL Regular" w:hAnsi="Charis SIL Regular" w:eastAsia="Charis SIL Regular"/>
           <w:b w:val="0"/>
           <w:i w:val="0"/>
-          <w:color w:val="0066CC"/>
+          <w:color w:val="0000FF"/>
           <w:sz w:val="24"/>
           <w:u w:val="single"/>
         </w:rPr>
@@ -1933,7 +1933,7 @@
           <w:rFonts w:ascii="Charis SIL Regular" w:hAnsi="Charis SIL Regular" w:eastAsia="Charis SIL Regular"/>
           <w:b w:val="0"/>
           <w:i w:val="0"/>
-          <w:color w:val="0066CC"/>
+          <w:color w:val="0000FF"/>
           <w:sz w:val="24"/>
           <w:u w:val="single"/>
         </w:rPr>
@@ -1961,7 +1961,7 @@
           <w:rFonts w:ascii="Charis SIL Regular" w:hAnsi="Charis SIL Regular" w:eastAsia="Charis SIL Regular"/>
           <w:b w:val="0"/>
           <w:i w:val="0"/>
-          <w:color w:val="0066CC"/>
+          <w:color w:val="0000FF"/>
           <w:sz w:val="24"/>
           <w:u w:val="single"/>
         </w:rPr>
@@ -1986,7 +1986,7 @@
       </w:r>
       <w:r>
         <w:rPr>
-          <w:u w:val="single" w:color="0066cc"/>
+          <w:u w:val="single" w:color="0000ff"/>
           <w:rFonts w:ascii="Charis SIL Regular" w:hAnsi="Charis SIL Regular" w:eastAsia="Charis SIL Regular"/>
           <w:b w:val="0"/>
           <w:i w:val="0"/>
@@ -2004,7 +2004,7 @@
       </w:r>
       <w:r>
         <w:rPr>
-          <w:u w:val="single" w:color="0066cc"/>
+          <w:u w:val="single" w:color="0000ff"/>
           <w:rFonts w:ascii="Charis SIL Regular" w:hAnsi="Charis SIL Regular" w:eastAsia="Charis SIL Regular"/>
           <w:b w:val="0"/>
           <w:i w:val="0"/>
@@ -2022,7 +2022,7 @@
       </w:r>
       <w:r>
         <w:rPr>
-          <w:u w:val="single" w:color="0066cc"/>
+          <w:u w:val="single" w:color="0000ff"/>
           <w:rFonts w:ascii="Charis SIL Regular" w:hAnsi="Charis SIL Regular" w:eastAsia="Charis SIL Regular"/>
           <w:b w:val="0"/>
           <w:i w:val="0"/>
@@ -2040,7 +2040,7 @@
       </w:r>
       <w:r>
         <w:rPr>
-          <w:u w:val="single" w:color="0066cc"/>
+          <w:u w:val="single" w:color="0000ff"/>
           <w:rFonts w:ascii="Charis SIL Regular" w:hAnsi="Charis SIL Regular" w:eastAsia="Charis SIL Regular"/>
           <w:b w:val="0"/>
           <w:i w:val="0"/>
@@ -2058,7 +2058,7 @@
       </w:r>
       <w:r>
         <w:rPr>
-          <w:u w:val="single" w:color="0066cc"/>
+          <w:u w:val="single" w:color="0000ff"/>
           <w:rFonts w:ascii="Charis SIL Regular" w:hAnsi="Charis SIL Regular" w:eastAsia="Charis SIL Regular"/>
           <w:b w:val="0"/>
           <w:i w:val="0"/>
@@ -2069,7 +2069,7 @@
       </w:r>
       <w:r>
         <w:rPr>
-          <w:u w:val="single" w:color="0066cc"/>
+          <w:u w:val="single" w:color="0000ff"/>
           <w:rFonts w:ascii="Charis SIL Regular" w:hAnsi="Charis SIL Regular" w:eastAsia="Charis SIL Regular"/>
           <w:b w:val="0"/>
           <w:i w:val="0"/>
@@ -2097,7 +2097,7 @@
       </w:r>
       <w:r>
         <w:rPr>
-          <w:u w:val="single" w:color="0066cc"/>
+          <w:u w:val="single" w:color="0000ff"/>
           <w:rFonts w:ascii="Charis SIL Regular" w:hAnsi="Charis SIL Regular" w:eastAsia="Charis SIL Regular"/>
           <w:b w:val="0"/>
           <w:i w:val="0"/>
@@ -2125,7 +2125,7 @@
       </w:r>
       <w:r>
         <w:rPr>
-          <w:u w:val="single" w:color="0066cc"/>
+          <w:u w:val="single" w:color="0000ff"/>
           <w:rFonts w:ascii="Charis SIL Regular" w:hAnsi="Charis SIL Regular" w:eastAsia="Charis SIL Regular"/>
           <w:b w:val="0"/>
           <w:i w:val="0"/>
@@ -2143,7 +2143,7 @@
       </w:r>
       <w:r>
         <w:rPr>
-          <w:u w:val="single" w:color="0066cc"/>
+          <w:u w:val="single" w:color="0000ff"/>
           <w:rFonts w:ascii="Charis SIL Regular" w:hAnsi="Charis SIL Regular" w:eastAsia="Charis SIL Regular"/>
           <w:b w:val="0"/>
           <w:i w:val="0"/>
@@ -2160,22 +2160,11 @@
           <w:color w:val="000000"/>
           <w:sz w:val="24"/>
         </w:rPr>
-        <w:t>lec</w:t>
-      </w:r>
-      <w:r>
-        <w:rPr>
-          <w:u w:val="single" w:color="0066cc"/>
-          <w:rFonts w:ascii="Charis SIL Regular" w:hAnsi="Charis SIL Regular" w:eastAsia="Charis SIL Regular"/>
-          <w:b w:val="0"/>
-          <w:i w:val="0"/>
-          <w:color w:val="000000"/>
-          <w:sz w:val="24"/>
-        </w:rPr>
-        <w:t>t</w:t>
-      </w:r>
-      <w:r>
-        <w:rPr>
-          <w:u w:val="single" w:color="0066cc"/>
+        <w:t>lect</w:t>
+      </w:r>
+      <w:r>
+        <w:rPr>
+          <w:u w:val="single" w:color="0000ff"/>
           <w:rFonts w:ascii="Charis SIL Regular" w:hAnsi="Charis SIL Regular" w:eastAsia="Charis SIL Regular"/>
           <w:b w:val="0"/>
           <w:i w:val="0"/>
@@ -2216,7 +2205,7 @@
           <w:rFonts w:ascii="Charis SIL Regular" w:hAnsi="Charis SIL Regular" w:eastAsia="Charis SIL Regular"/>
           <w:b w:val="0"/>
           <w:i w:val="0"/>
-          <w:color w:val="0066CC"/>
+          <w:color w:val="0000FF"/>
           <w:sz w:val="24"/>
           <w:u w:val="single"/>
         </w:rPr>
@@ -2234,7 +2223,7 @@
           <w:rFonts w:ascii="Charis SIL Regular" w:hAnsi="Charis SIL Regular" w:eastAsia="Charis SIL Regular"/>
           <w:b w:val="0"/>
           <w:i w:val="0"/>
-          <w:color w:val="0066CC"/>
+          <w:color w:val="0000FF"/>
           <w:sz w:val="24"/>
           <w:u w:val="single"/>
         </w:rPr>
@@ -2245,7 +2234,7 @@
           <w:rFonts w:ascii="Charis SIL Regular" w:hAnsi="Charis SIL Regular" w:eastAsia="Charis SIL Regular"/>
           <w:b w:val="0"/>
           <w:i w:val="0"/>
-          <w:color w:val="0066CC"/>
+          <w:color w:val="0000FF"/>
           <w:sz w:val="24"/>
           <w:u w:val="single"/>
         </w:rPr>
@@ -2263,7 +2252,7 @@
           <w:rFonts w:ascii="Charis SIL Regular" w:hAnsi="Charis SIL Regular" w:eastAsia="Charis SIL Regular"/>
           <w:b w:val="0"/>
           <w:i w:val="0"/>
-          <w:color w:val="0066CC"/>
+          <w:color w:val="0000FF"/>
           <w:sz w:val="24"/>
           <w:u w:val="single"/>
         </w:rPr>
@@ -2274,7 +2263,7 @@
           <w:rFonts w:ascii="Charis SIL Regular" w:hAnsi="Charis SIL Regular" w:eastAsia="Charis SIL Regular"/>
           <w:b w:val="0"/>
           <w:i w:val="0"/>
-          <w:color w:val="0066CC"/>
+          <w:color w:val="0000FF"/>
           <w:sz w:val="24"/>
           <w:u w:val="single"/>
         </w:rPr>
@@ -2292,7 +2281,7 @@
           <w:rFonts w:ascii="Charis SIL Regular" w:hAnsi="Charis SIL Regular" w:eastAsia="Charis SIL Regular"/>
           <w:b w:val="0"/>
           <w:i w:val="0"/>
-          <w:color w:val="0066CC"/>
+          <w:color w:val="0000FF"/>
           <w:sz w:val="24"/>
           <w:u w:val="single"/>
         </w:rPr>
@@ -2303,7 +2292,7 @@
           <w:rFonts w:ascii="Charis SIL Regular" w:hAnsi="Charis SIL Regular" w:eastAsia="Charis SIL Regular"/>
           <w:b w:val="0"/>
           <w:i w:val="0"/>
-          <w:color w:val="0066CC"/>
+          <w:color w:val="0000FF"/>
           <w:sz w:val="24"/>
           <w:u w:val="single"/>
         </w:rPr>
@@ -2321,7 +2310,7 @@
           <w:rFonts w:ascii="Charis SIL Regular" w:hAnsi="Charis SIL Regular" w:eastAsia="Charis SIL Regular"/>
           <w:b w:val="0"/>
           <w:i w:val="0"/>
-          <w:color w:val="0066CC"/>
+          <w:color w:val="0000FF"/>
           <w:sz w:val="24"/>
           <w:u w:val="single"/>
         </w:rPr>
@@ -2332,7 +2321,7 @@
           <w:rFonts w:ascii="Charis SIL Regular" w:hAnsi="Charis SIL Regular" w:eastAsia="Charis SIL Regular"/>
           <w:b w:val="0"/>
           <w:i w:val="0"/>
-          <w:color w:val="0066CC"/>
+          <w:color w:val="0000FF"/>
           <w:sz w:val="24"/>
           <w:u w:val="single"/>
         </w:rPr>
@@ -2357,7 +2346,7 @@
       </w:r>
       <w:r>
         <w:rPr>
-          <w:u w:val="single" w:color="0066cc"/>
+          <w:u w:val="single" w:color="0000ff"/>
           <w:rFonts w:ascii="Charis SIL Regular" w:hAnsi="Charis SIL Regular" w:eastAsia="Charis SIL Regular"/>
           <w:b w:val="0"/>
           <w:i w:val="0"/>
@@ -2375,7 +2364,7 @@
       </w:r>
       <w:r>
         <w:rPr>
-          <w:u w:val="single" w:color="0066cc"/>
+          <w:u w:val="single" w:color="0000ff"/>
           <w:rFonts w:ascii="Charis SIL Regular" w:hAnsi="Charis SIL Regular" w:eastAsia="Charis SIL Regular"/>
           <w:b w:val="0"/>
           <w:i w:val="0"/>
@@ -2393,7 +2382,7 @@
       </w:r>
       <w:r>
         <w:rPr>
-          <w:u w:val="single" w:color="0066cc"/>
+          <w:u w:val="single" w:color="0000ff"/>
           <w:rFonts w:ascii="Charis SIL Regular" w:hAnsi="Charis SIL Regular" w:eastAsia="Charis SIL Regular"/>
           <w:b w:val="0"/>
           <w:i w:val="0"/>
@@ -2411,7 +2400,7 @@
       </w:r>
       <w:r>
         <w:rPr>
-          <w:u w:val="single" w:color="0066cc"/>
+          <w:u w:val="single" w:color="0000ff"/>
           <w:rFonts w:ascii="Charis SIL Regular" w:hAnsi="Charis SIL Regular" w:eastAsia="Charis SIL Regular"/>
           <w:b w:val="0"/>
           <w:i w:val="0"/>
@@ -2429,7 +2418,7 @@
       </w:r>
       <w:r>
         <w:rPr>
-          <w:u w:val="single" w:color="0066cc"/>
+          <w:u w:val="single" w:color="0000ff"/>
           <w:rFonts w:ascii="Charis SIL Regular" w:hAnsi="Charis SIL Regular" w:eastAsia="Charis SIL Regular"/>
           <w:b w:val="0"/>
           <w:i w:val="0"/>
@@ -2447,7 +2436,6 @@
       </w:r>
       <w:r>
         <w:rPr>
-          <w:u w:val="single" w:color="0066cc"/>
           <w:rFonts w:ascii="Charis SIL Regular" w:hAnsi="Charis SIL Regular" w:eastAsia="Charis SIL Regular"/>
           <w:b w:val="0"/>
           <w:i w:val="0"/>
@@ -2458,7 +2446,7 @@
       </w:r>
       <w:r>
         <w:rPr>
-          <w:u w:val="single" w:color="0066cc"/>
+          <w:u w:val="single" w:color="0000ff"/>
           <w:rFonts w:ascii="Charis SIL Regular" w:hAnsi="Charis SIL Regular" w:eastAsia="Charis SIL Regular"/>
           <w:b w:val="0"/>
           <w:i w:val="0"/>
@@ -2476,56 +2464,20 @@
       </w:r>
       <w:r>
         <w:rPr>
-          <w:u w:val="single" w:color="0066cc"/>
           <w:rFonts w:ascii="Charis SIL Regular" w:hAnsi="Charis SIL Regular" w:eastAsia="Charis SIL Regular"/>
           <w:b w:val="0"/>
           <w:i w:val="0"/>
           <w:color w:val="000000"/>
           <w:sz w:val="24"/>
         </w:rPr>
-        <w:hyperlink r:id="rId18" w:history="1">
-          <w:r>
-            <w:rPr>
-              <w:rStyle w:val="Hyperlink"/>
-            </w:rPr>
-            <w:t>e</w:t>
-          </w:r>
-        </w:hyperlink>
-      </w:r>
-      <w:r>
-        <w:rPr>
-          <w:u w:val="single" w:color="0066cc"/>
+        <w:t xml:space="preserve">er nog het </w:t>
+      </w:r>
+      <w:r>
+        <w:rPr>
           <w:rFonts w:ascii="Charis SIL Regular" w:hAnsi="Charis SIL Regular" w:eastAsia="Charis SIL Regular"/>
           <w:b w:val="0"/>
           <w:i w:val="0"/>
-          <w:color w:val="000000"/>
-          <w:sz w:val="24"/>
-        </w:rPr>
-        <w:hyperlink r:id="rId18" w:history="1">
-          <w:r>
-            <w:rPr>
-              <w:rStyle w:val="Hyperlink"/>
-            </w:rPr>
-            <w:t xml:space="preserve">r nog </w:t>
-          </w:r>
-        </w:hyperlink>
-      </w:r>
-      <w:r>
-        <w:rPr>
-          <w:rFonts w:ascii="Charis SIL Regular" w:hAnsi="Charis SIL Regular" w:eastAsia="Charis SIL Regular"/>
-          <w:b w:val="0"/>
-          <w:i w:val="0"/>
-          <w:color w:val="000000"/>
-          <w:sz w:val="24"/>
-        </w:rPr>
-        <w:t xml:space="preserve">het </w:t>
-      </w:r>
-      <w:r>
-        <w:rPr>
-          <w:rFonts w:ascii="Charis SIL Regular" w:hAnsi="Charis SIL Regular" w:eastAsia="Charis SIL Regular"/>
-          <w:b w:val="0"/>
-          <w:i w:val="0"/>
-          <w:color w:val="0066CC"/>
+          <w:color w:val="0000FF"/>
           <w:sz w:val="24"/>
           <w:u w:val="single"/>
         </w:rPr>
@@ -2543,7 +2495,7 @@
           <w:rFonts w:ascii="Charis SIL Regular" w:hAnsi="Charis SIL Regular" w:eastAsia="Charis SIL Regular"/>
           <w:b w:val="0"/>
           <w:i w:val="0"/>
-          <w:color w:val="0066CC"/>
+          <w:color w:val="0000FF"/>
           <w:sz w:val="24"/>
           <w:u w:val="single"/>
         </w:rPr>
@@ -2554,7 +2506,7 @@
           <w:rFonts w:ascii="Charis SIL Regular" w:hAnsi="Charis SIL Regular" w:eastAsia="Charis SIL Regular"/>
           <w:b w:val="0"/>
           <w:i w:val="0"/>
-          <w:color w:val="0066CC"/>
+          <w:color w:val="0000FF"/>
           <w:sz w:val="24"/>
           <w:u w:val="single"/>
         </w:rPr>
@@ -2572,7 +2524,7 @@
           <w:rFonts w:ascii="Charis SIL Regular" w:hAnsi="Charis SIL Regular" w:eastAsia="Charis SIL Regular"/>
           <w:b w:val="0"/>
           <w:i w:val="0"/>
-          <w:color w:val="0066CC"/>
+          <w:color w:val="0000FF"/>
           <w:sz w:val="24"/>
           <w:u w:val="single"/>
         </w:rPr>
@@ -2583,7 +2535,7 @@
           <w:rFonts w:ascii="Charis SIL Regular" w:hAnsi="Charis SIL Regular" w:eastAsia="Charis SIL Regular"/>
           <w:b w:val="0"/>
           <w:i w:val="0"/>
-          <w:color w:val="0066CC"/>
+          <w:color w:val="0000FF"/>
           <w:sz w:val="24"/>
           <w:u w:val="single"/>
         </w:rPr>
@@ -2601,7 +2553,7 @@
           <w:rFonts w:ascii="Charis SIL Regular" w:hAnsi="Charis SIL Regular" w:eastAsia="Charis SIL Regular"/>
           <w:b w:val="0"/>
           <w:i w:val="0"/>
-          <w:color w:val="0066CC"/>
+          <w:color w:val="0000FF"/>
           <w:sz w:val="24"/>
           <w:u w:val="single"/>
         </w:rPr>
@@ -2612,7 +2564,7 @@
           <w:rFonts w:ascii="Charis SIL Regular" w:hAnsi="Charis SIL Regular" w:eastAsia="Charis SIL Regular"/>
           <w:b w:val="0"/>
           <w:i w:val="0"/>
-          <w:color w:val="0066CC"/>
+          <w:color w:val="0000FF"/>
           <w:sz w:val="24"/>
           <w:u w:val="single"/>
         </w:rPr>
@@ -2630,7 +2582,7 @@
           <w:rFonts w:ascii="Charis SIL Regular" w:hAnsi="Charis SIL Regular" w:eastAsia="Charis SIL Regular"/>
           <w:b w:val="0"/>
           <w:i w:val="0"/>
-          <w:color w:val="0066CC"/>
+          <w:color w:val="0000FF"/>
           <w:sz w:val="24"/>
           <w:u w:val="single"/>
         </w:rPr>
@@ -2641,7 +2593,7 @@
           <w:rFonts w:ascii="Charis SIL Regular" w:hAnsi="Charis SIL Regular" w:eastAsia="Charis SIL Regular"/>
           <w:b w:val="0"/>
           <w:i w:val="0"/>
-          <w:color w:val="0066CC"/>
+          <w:color w:val="0000FF"/>
           <w:sz w:val="24"/>
           <w:u w:val="single"/>
         </w:rPr>
@@ -2662,7 +2614,7 @@
           <w:rFonts w:ascii="Charis SIL Regular" w:hAnsi="Charis SIL Regular" w:eastAsia="Charis SIL Regular"/>
           <w:b w:val="0"/>
           <w:i w:val="0"/>
-          <w:color w:val="0066CC"/>
+          <w:color w:val="0000FF"/>
           <w:sz w:val="24"/>
           <w:u w:val="single"/>
         </w:rPr>
@@ -2687,61 +2639,18 @@
       </w:r>
       <w:r>
         <w:rPr>
-          <w:u w:val="single" w:color="0066cc"/>
+          <w:u w:val="single" w:color="0000ff"/>
           <w:rFonts w:ascii="Charis SIL Regular" w:hAnsi="Charis SIL Regular" w:eastAsia="Charis SIL Regular"/>
           <w:b w:val="0"/>
           <w:i w:val="0"/>
           <w:color w:val="000000"/>
           <w:sz w:val="24"/>
         </w:rPr>
-        <w:hyperlink r:id="rId19" w:history="1">
-          <w:r>
-            <w:rPr>
-              <w:rStyle w:val="Hyperlink"/>
-            </w:rPr>
-            <w:t>t mater</w:t>
-          </w:r>
-        </w:hyperlink>
-      </w:r>
-      <w:r>
-        <w:rPr>
-          <w:u w:val="single" w:color="0066cc"/>
-          <w:rFonts w:ascii="Charis SIL Regular" w:hAnsi="Charis SIL Regular" w:eastAsia="Charis SIL Regular"/>
-          <w:b w:val="0"/>
-          <w:i w:val="0"/>
-          <w:color w:val="000000"/>
-          <w:sz w:val="24"/>
-        </w:rPr>
-        <w:hyperlink r:id="rId19" w:history="1">
-          <w:r>
-            <w:rPr>
-              <w:rStyle w:val="Hyperlink"/>
-            </w:rPr>
-            <w:t>i</w:t>
-          </w:r>
-        </w:hyperlink>
-      </w:r>
-      <w:r>
-        <w:rPr>
-          <w:u w:val="single" w:color="0066cc"/>
-          <w:rFonts w:ascii="Charis SIL Regular" w:hAnsi="Charis SIL Regular" w:eastAsia="Charis SIL Regular"/>
-          <w:b w:val="0"/>
-          <w:i w:val="0"/>
-          <w:color w:val="000000"/>
-          <w:sz w:val="24"/>
-        </w:rPr>
-        <w:hyperlink r:id="rId19" w:history="1">
-          <w:r>
-            <w:rPr>
-              <w:rStyle w:val="Hyperlink"/>
-            </w:rPr>
-            <w:t xml:space="preserve">aal </w:t>
-          </w:r>
-        </w:hyperlink>
-      </w:r>
-      <w:r>
-        <w:rPr>
-          <w:u w:val="single" w:color="0066cc"/>
+        <w:t xml:space="preserve">t materiaal </w:t>
+      </w:r>
+      <w:r>
+        <w:rPr>
+          <w:u w:val="single" w:color="0000ff"/>
           <w:rFonts w:ascii="Charis SIL Regular" w:hAnsi="Charis SIL Regular" w:eastAsia="Charis SIL Regular"/>
           <w:b w:val="0"/>
           <w:i w:val="0"/>
@@ -2759,7 +2668,7 @@
       </w:r>
       <w:r>
         <w:rPr>
-          <w:u w:val="single" w:color="0066cc"/>
+          <w:u w:val="single" w:color="0000ff"/>
           <w:rFonts w:ascii="Charis SIL Regular" w:hAnsi="Charis SIL Regular" w:eastAsia="Charis SIL Regular"/>
           <w:b w:val="0"/>
           <w:i w:val="0"/>
@@ -2777,7 +2686,7 @@
       </w:r>
       <w:r>
         <w:rPr>
-          <w:u w:val="single" w:color="0066cc"/>
+          <w:u w:val="single" w:color="0000ff"/>
           <w:rFonts w:ascii="Charis SIL Regular" w:hAnsi="Charis SIL Regular" w:eastAsia="Charis SIL Regular"/>
           <w:b w:val="0"/>
           <w:i w:val="0"/>
@@ -2795,35 +2704,17 @@
       </w:r>
       <w:r>
         <w:rPr>
-          <w:u w:val="single" w:color="0066cc"/>
           <w:rFonts w:ascii="Charis SIL Regular" w:hAnsi="Charis SIL Regular" w:eastAsia="Charis SIL Regular"/>
           <w:b w:val="0"/>
           <w:i w:val="0"/>
           <w:color w:val="000000"/>
           <w:sz w:val="24"/>
         </w:rPr>
-        <w:hyperlink r:id="rId19" w:history="1">
-          <w:r>
-            <w:rPr>
-              <w:rStyle w:val="Hyperlink"/>
-            </w:rPr>
-            <w:t>ch Landbo</w:t>
-          </w:r>
-        </w:hyperlink>
-      </w:r>
-      <w:r>
-        <w:rPr>
-          <w:rFonts w:ascii="Charis SIL Regular" w:hAnsi="Charis SIL Regular" w:eastAsia="Charis SIL Regular"/>
-          <w:b w:val="0"/>
-          <w:i w:val="0"/>
-          <w:color w:val="000000"/>
-          <w:sz w:val="24"/>
-        </w:rPr>
-        <w:t xml:space="preserve">uwmuseum </w:t>
-      </w:r>
-      <w:r>
-        <w:rPr>
-          <w:u w:val="single" w:color="0066cc"/>
+        <w:t xml:space="preserve">ch Landbouwmuseum </w:t>
+      </w:r>
+      <w:r>
+        <w:rPr>
+          <w:u w:val="single" w:color="0000ff"/>
           <w:rFonts w:ascii="Charis SIL Regular" w:hAnsi="Charis SIL Regular" w:eastAsia="Charis SIL Regular"/>
           <w:b w:val="0"/>
           <w:i w:val="0"/>
@@ -2884,7 +2775,7 @@
           <w:rFonts w:ascii="Charis SIL Regular" w:hAnsi="Charis SIL Regular" w:eastAsia="Charis SIL Regular"/>
           <w:b w:val="0"/>
           <w:i w:val="0"/>
-          <w:color w:val="0066CC"/>
+          <w:color w:val="0000FF"/>
           <w:sz w:val="24"/>
           <w:u w:val="single"/>
         </w:rPr>
@@ -2902,7 +2793,7 @@
           <w:rFonts w:ascii="Charis SIL Regular" w:hAnsi="Charis SIL Regular" w:eastAsia="Charis SIL Regular"/>
           <w:b w:val="0"/>
           <w:i w:val="0"/>
-          <w:color w:val="0066CC"/>
+          <w:color w:val="0000FF"/>
           <w:sz w:val="24"/>
           <w:u w:val="single"/>
         </w:rPr>
@@ -2913,7 +2804,7 @@
           <w:rFonts w:ascii="Charis SIL Regular" w:hAnsi="Charis SIL Regular" w:eastAsia="Charis SIL Regular"/>
           <w:b w:val="0"/>
           <w:i w:val="0"/>
-          <w:color w:val="0066CC"/>
+          <w:color w:val="0000FF"/>
           <w:sz w:val="24"/>
           <w:u w:val="single"/>
         </w:rPr>
@@ -2931,7 +2822,7 @@
           <w:rFonts w:ascii="Charis SIL Regular" w:hAnsi="Charis SIL Regular" w:eastAsia="Charis SIL Regular"/>
           <w:b w:val="0"/>
           <w:i w:val="0"/>
-          <w:color w:val="0066CC"/>
+          <w:color w:val="0000FF"/>
           <w:sz w:val="24"/>
           <w:u w:val="single"/>
         </w:rPr>
@@ -2942,7 +2833,7 @@
           <w:rFonts w:ascii="Charis SIL Regular" w:hAnsi="Charis SIL Regular" w:eastAsia="Charis SIL Regular"/>
           <w:b w:val="0"/>
           <w:i w:val="0"/>
-          <w:color w:val="0066CC"/>
+          <w:color w:val="0000FF"/>
           <w:sz w:val="24"/>
           <w:u w:val="single"/>
         </w:rPr>
@@ -2960,7 +2851,7 @@
           <w:rFonts w:ascii="Charis SIL Regular" w:hAnsi="Charis SIL Regular" w:eastAsia="Charis SIL Regular"/>
           <w:b w:val="0"/>
           <w:i w:val="0"/>
-          <w:color w:val="0066CC"/>
+          <w:color w:val="0000FF"/>
           <w:sz w:val="24"/>
           <w:u w:val="single"/>
         </w:rPr>
@@ -2971,7 +2862,7 @@
           <w:rFonts w:ascii="Charis SIL Regular" w:hAnsi="Charis SIL Regular" w:eastAsia="Charis SIL Regular"/>
           <w:b w:val="0"/>
           <w:i w:val="0"/>
-          <w:color w:val="0066CC"/>
+          <w:color w:val="0000FF"/>
           <w:sz w:val="24"/>
           <w:u w:val="single"/>
         </w:rPr>
@@ -2989,7 +2880,7 @@
           <w:rFonts w:ascii="Charis SIL Regular" w:hAnsi="Charis SIL Regular" w:eastAsia="Charis SIL Regular"/>
           <w:b w:val="0"/>
           <w:i w:val="0"/>
-          <w:color w:val="0066CC"/>
+          <w:color w:val="0000FF"/>
           <w:sz w:val="24"/>
           <w:u w:val="single"/>
         </w:rPr>
@@ -3000,7 +2891,7 @@
           <w:rFonts w:ascii="Charis SIL Regular" w:hAnsi="Charis SIL Regular" w:eastAsia="Charis SIL Regular"/>
           <w:b w:val="0"/>
           <w:i w:val="0"/>
-          <w:color w:val="0066CC"/>
+          <w:color w:val="0000FF"/>
           <w:sz w:val="24"/>
           <w:u w:val="single"/>
         </w:rPr>
@@ -3018,7 +2909,7 @@
           <w:rFonts w:ascii="Charis SIL Regular" w:hAnsi="Charis SIL Regular" w:eastAsia="Charis SIL Regular"/>
           <w:b w:val="0"/>
           <w:i w:val="0"/>
-          <w:color w:val="0066CC"/>
+          <w:color w:val="0000FF"/>
           <w:sz w:val="24"/>
           <w:u w:val="single"/>
         </w:rPr>
@@ -3029,7 +2920,7 @@
           <w:rFonts w:ascii="Charis SIL Regular" w:hAnsi="Charis SIL Regular" w:eastAsia="Charis SIL Regular"/>
           <w:b w:val="0"/>
           <w:i w:val="0"/>
-          <w:color w:val="0066CC"/>
+          <w:color w:val="0000FF"/>
           <w:sz w:val="24"/>
           <w:u w:val="single"/>
         </w:rPr>
@@ -3097,7 +2988,7 @@
           <w:rFonts w:ascii="Charis SIL Regular" w:hAnsi="Charis SIL Regular" w:eastAsia="Charis SIL Regular"/>
           <w:b w:val="0"/>
           <w:i w:val="0"/>
-          <w:color w:val="0066CC"/>
+          <w:color w:val="0000FF"/>
           <w:sz w:val="24"/>
           <w:u w:val="single"/>
         </w:rPr>
@@ -3121,7 +3012,7 @@
           <w:rFonts w:ascii="Charis SIL Regular" w:hAnsi="Charis SIL Regular" w:eastAsia="Charis SIL Regular"/>
           <w:b w:val="0"/>
           <w:i w:val="0"/>
-          <w:color w:val="0066CC"/>
+          <w:color w:val="0000FF"/>
           <w:sz w:val="24"/>
           <w:u w:val="single"/>
         </w:rPr>
@@ -3132,7 +3023,7 @@
           <w:rFonts w:ascii="Charis SIL Regular" w:hAnsi="Charis SIL Regular" w:eastAsia="Charis SIL Regular"/>
           <w:b w:val="0"/>
           <w:i w:val="0"/>
-          <w:color w:val="0066CC"/>
+          <w:color w:val="0000FF"/>
           <w:sz w:val="24"/>
           <w:u w:val="single"/>
         </w:rPr>
@@ -3153,7 +3044,7 @@
           <w:rFonts w:ascii="Charis SIL Regular" w:hAnsi="Charis SIL Regular" w:eastAsia="Charis SIL Regular"/>
           <w:b w:val="0"/>
           <w:i w:val="0"/>
-          <w:color w:val="0066CC"/>
+          <w:color w:val="0000FF"/>
           <w:sz w:val="24"/>
           <w:u w:val="single"/>
         </w:rPr>
@@ -3177,7 +3068,7 @@
           <w:rFonts w:ascii="Charis SIL Regular" w:hAnsi="Charis SIL Regular" w:eastAsia="Charis SIL Regular"/>
           <w:b w:val="0"/>
           <w:i w:val="0"/>
-          <w:color w:val="0066CC"/>
+          <w:color w:val="0000FF"/>
           <w:sz w:val="24"/>
           <w:u w:val="single"/>
         </w:rPr>
@@ -3288,7 +3179,7 @@
           <w:rFonts w:ascii="Charis SIL Regular" w:hAnsi="Charis SIL Regular" w:eastAsia="Charis SIL Regular"/>
           <w:b w:val="0"/>
           <w:i w:val="0"/>
-          <w:color w:val="0066CC"/>
+          <w:color w:val="0000FF"/>
           <w:sz w:val="24"/>
         </w:rPr>
         <w:hyperlink r:id="rId20" w:history="1">
@@ -3305,7 +3196,7 @@
           <w:rFonts w:ascii="Charis SIL Regular" w:hAnsi="Charis SIL Regular" w:eastAsia="Charis SIL Regular"/>
           <w:b w:val="0"/>
           <w:i w:val="0"/>
-          <w:color w:val="0066CC"/>
+          <w:color w:val="0000FF"/>
           <w:sz w:val="24"/>
         </w:rPr>
         <w:hyperlink r:id="rId20" w:history="1">
@@ -3402,7 +3293,7 @@
           <w:rFonts w:ascii="Charis SIL Regular" w:hAnsi="Charis SIL Regular" w:eastAsia="Charis SIL Regular"/>
           <w:b w:val="0"/>
           <w:i w:val="0"/>
-          <w:color w:val="0066CC"/>
+          <w:color w:val="0000FF"/>
           <w:sz w:val="24"/>
           <w:u w:val="single"/>
         </w:rPr>
@@ -3420,7 +3311,7 @@
           <w:rFonts w:ascii="Charis SIL Regular" w:hAnsi="Charis SIL Regular" w:eastAsia="Charis SIL Regular"/>
           <w:b w:val="0"/>
           <w:i w:val="0"/>
-          <w:color w:val="0066CC"/>
+          <w:color w:val="0000FF"/>
           <w:sz w:val="24"/>
           <w:u w:val="single"/>
         </w:rPr>
@@ -3438,7 +3329,7 @@
           <w:rFonts w:ascii="Charis SIL Regular" w:hAnsi="Charis SIL Regular" w:eastAsia="Charis SIL Regular"/>
           <w:b w:val="0"/>
           <w:i w:val="0"/>
-          <w:color w:val="0066CC"/>
+          <w:color w:val="0000FF"/>
           <w:sz w:val="24"/>
           <w:u w:val="single"/>
         </w:rPr>
@@ -3568,7 +3459,7 @@
           <w:rFonts w:ascii="Charis SIL Regular" w:hAnsi="Charis SIL Regular" w:eastAsia="Charis SIL Regular"/>
           <w:b w:val="0"/>
           <w:i w:val="0"/>
-          <w:color w:val="0066CC"/>
+          <w:color w:val="0000FF"/>
           <w:sz w:val="24"/>
           <w:u w:val="single"/>
         </w:rPr>
@@ -3586,7 +3477,7 @@
           <w:rFonts w:ascii="Charis SIL Regular" w:hAnsi="Charis SIL Regular" w:eastAsia="Charis SIL Regular"/>
           <w:b w:val="0"/>
           <w:i w:val="0"/>
-          <w:color w:val="0066CC"/>
+          <w:color w:val="0000FF"/>
           <w:sz w:val="24"/>
           <w:u w:val="single"/>
         </w:rPr>
@@ -3737,7 +3628,7 @@
           <w:rFonts w:ascii="Charis SIL Regular" w:hAnsi="Charis SIL Regular" w:eastAsia="Charis SIL Regular"/>
           <w:b w:val="0"/>
           <w:i w:val="0"/>
-          <w:color w:val="0066CC"/>
+          <w:color w:val="0000FF"/>
           <w:sz w:val="24"/>
           <w:u w:val="single"/>
         </w:rPr>
@@ -3755,7 +3646,7 @@
           <w:rFonts w:ascii="Charis SIL Regular" w:hAnsi="Charis SIL Regular" w:eastAsia="Charis SIL Regular"/>
           <w:b w:val="0"/>
           <w:i w:val="0"/>
-          <w:color w:val="0066CC"/>
+          <w:color w:val="0000FF"/>
           <w:sz w:val="24"/>
           <w:u w:val="single"/>
         </w:rPr>
@@ -3773,7 +3664,7 @@
           <w:rFonts w:ascii="Charis SIL Regular" w:hAnsi="Charis SIL Regular" w:eastAsia="Charis SIL Regular"/>
           <w:b w:val="0"/>
           <w:i w:val="0"/>
-          <w:color w:val="0066CC"/>
+          <w:color w:val="0000FF"/>
           <w:sz w:val="24"/>
           <w:u w:val="single"/>
         </w:rPr>
@@ -3791,7 +3682,7 @@
           <w:rFonts w:ascii="Charis SIL Regular" w:hAnsi="Charis SIL Regular" w:eastAsia="Charis SIL Regular"/>
           <w:b w:val="0"/>
           <w:i w:val="0"/>
-          <w:color w:val="0066CC"/>
+          <w:color w:val="0000FF"/>
           <w:sz w:val="24"/>
           <w:u w:val="single"/>
         </w:rPr>
@@ -3809,7 +3700,7 @@
           <w:rFonts w:ascii="Charis SIL Regular" w:hAnsi="Charis SIL Regular" w:eastAsia="Charis SIL Regular"/>
           <w:b w:val="0"/>
           <w:i w:val="0"/>
-          <w:color w:val="0066CC"/>
+          <w:color w:val="0000FF"/>
           <w:sz w:val="24"/>
           <w:u w:val="single"/>
         </w:rPr>
@@ -3827,7 +3718,7 @@
           <w:rFonts w:ascii="Charis SIL Regular" w:hAnsi="Charis SIL Regular" w:eastAsia="Charis SIL Regular"/>
           <w:b w:val="0"/>
           <w:i w:val="0"/>
-          <w:color w:val="0066CC"/>
+          <w:color w:val="0000FF"/>
           <w:sz w:val="24"/>
           <w:u w:val="single"/>
         </w:rPr>
@@ -3845,7 +3736,7 @@
           <w:rFonts w:ascii="Charis SIL Regular" w:hAnsi="Charis SIL Regular" w:eastAsia="Charis SIL Regular"/>
           <w:b w:val="0"/>
           <w:i w:val="0"/>
-          <w:color w:val="0066CC"/>
+          <w:color w:val="0000FF"/>
           <w:sz w:val="24"/>
           <w:u w:val="single"/>
         </w:rPr>
@@ -3866,7 +3757,7 @@
           <w:rFonts w:ascii="Charis SIL Regular" w:hAnsi="Charis SIL Regular" w:eastAsia="Charis SIL Regular"/>
           <w:b w:val="0"/>
           <w:i w:val="0"/>
-          <w:color w:val="0066CC"/>
+          <w:color w:val="0000FF"/>
           <w:sz w:val="24"/>
           <w:u w:val="single"/>
         </w:rPr>
@@ -3884,7 +3775,7 @@
           <w:rFonts w:ascii="Charis SIL Regular" w:hAnsi="Charis SIL Regular" w:eastAsia="Charis SIL Regular"/>
           <w:b w:val="0"/>
           <w:i w:val="0"/>
-          <w:color w:val="0066CC"/>
+          <w:color w:val="0000FF"/>
           <w:sz w:val="24"/>
           <w:u w:val="single"/>
         </w:rPr>
@@ -3902,7 +3793,7 @@
           <w:rFonts w:ascii="Charis SIL Regular" w:hAnsi="Charis SIL Regular" w:eastAsia="Charis SIL Regular"/>
           <w:b w:val="0"/>
           <w:i w:val="0"/>
-          <w:color w:val="0066CC"/>
+          <w:color w:val="0000FF"/>
           <w:sz w:val="24"/>
           <w:u w:val="single"/>
         </w:rPr>
@@ -3920,7 +3811,7 @@
           <w:rFonts w:ascii="Charis SIL Regular" w:hAnsi="Charis SIL Regular" w:eastAsia="Charis SIL Regular"/>
           <w:b w:val="0"/>
           <w:i w:val="0"/>
-          <w:color w:val="0066CC"/>
+          <w:color w:val="0000FF"/>
           <w:sz w:val="24"/>
           <w:u w:val="single"/>
         </w:rPr>
@@ -3938,7 +3829,7 @@
           <w:rFonts w:ascii="Charis SIL Regular" w:hAnsi="Charis SIL Regular" w:eastAsia="Charis SIL Regular"/>
           <w:b w:val="0"/>
           <w:i w:val="0"/>
-          <w:color w:val="0066CC"/>
+          <w:color w:val="0000FF"/>
           <w:sz w:val="24"/>
           <w:u w:val="single"/>
         </w:rPr>
@@ -3956,7 +3847,7 @@
           <w:rFonts w:ascii="Charis SIL Regular" w:hAnsi="Charis SIL Regular" w:eastAsia="Charis SIL Regular"/>
           <w:b w:val="0"/>
           <w:i w:val="0"/>
-          <w:color w:val="0066CC"/>
+          <w:color w:val="0000FF"/>
           <w:sz w:val="24"/>
           <w:u w:val="single"/>
         </w:rPr>
@@ -3984,7 +3875,7 @@
           <w:rFonts w:ascii="Charis SIL Regular" w:hAnsi="Charis SIL Regular" w:eastAsia="Charis SIL Regular"/>
           <w:b w:val="0"/>
           <w:i w:val="0"/>
-          <w:color w:val="0066CC"/>
+          <w:color w:val="0000FF"/>
           <w:sz w:val="24"/>
           <w:u w:val="single"/>
         </w:rPr>
@@ -4002,11 +3893,11 @@
           <w:rFonts w:ascii="Charis SIL Regular" w:hAnsi="Charis SIL Regular" w:eastAsia="Charis SIL Regular"/>
           <w:b w:val="0"/>
           <w:i w:val="0"/>
-          <w:color w:val="0066CC"/>
+          <w:color w:val="0000FF"/>
           <w:sz w:val="24"/>
           <w:u w:val="single"/>
         </w:rPr>
-        <w:hyperlink r:id="rId23" w:history="1">
+        <w:hyperlink r:id="rId22" w:history="1">
           <w:r>
             <w:rPr>
               <w:rStyle w:val="Hyperlink"/>
@@ -4020,7 +3911,7 @@
           <w:rFonts w:ascii="Charis SIL Regular" w:hAnsi="Charis SIL Regular" w:eastAsia="Charis SIL Regular"/>
           <w:b w:val="0"/>
           <w:i w:val="0"/>
-          <w:color w:val="0066CC"/>
+          <w:color w:val="0000FF"/>
           <w:sz w:val="24"/>
           <w:u w:val="single"/>
         </w:rPr>
@@ -4031,11 +3922,11 @@
           <w:rFonts w:ascii="Charis SIL Regular" w:hAnsi="Charis SIL Regular" w:eastAsia="Charis SIL Regular"/>
           <w:b w:val="0"/>
           <w:i w:val="0"/>
-          <w:color w:val="0066CC"/>
+          <w:color w:val="0000FF"/>
           <w:sz w:val="24"/>
           <w:u w:val="single"/>
         </w:rPr>
-        <w:hyperlink r:id="rId23" w:history="1">
+        <w:hyperlink r:id="rId22" w:history="1">
           <w:r>
             <w:rPr>
               <w:rStyle w:val="Hyperlink"/>
@@ -4049,7 +3940,7 @@
           <w:rFonts w:ascii="Charis SIL Regular" w:hAnsi="Charis SIL Regular" w:eastAsia="Charis SIL Regular"/>
           <w:b w:val="0"/>
           <w:i w:val="0"/>
-          <w:color w:val="0066CC"/>
+          <w:color w:val="0000FF"/>
           <w:sz w:val="24"/>
           <w:u w:val="single"/>
         </w:rPr>
@@ -4077,11 +3968,11 @@
           <w:rFonts w:ascii="Charis SIL Regular" w:hAnsi="Charis SIL Regular" w:eastAsia="Charis SIL Regular"/>
           <w:b w:val="0"/>
           <w:i w:val="0"/>
-          <w:color w:val="0066CC"/>
+          <w:color w:val="0000FF"/>
           <w:sz w:val="24"/>
           <w:u w:val="single"/>
         </w:rPr>
-        <w:hyperlink r:id="rId24" w:history="1">
+        <w:hyperlink r:id="rId22" w:history="1">
           <w:r>
             <w:rPr>
               <w:rStyle w:val="Hyperlink"/>
@@ -4095,7 +3986,7 @@
           <w:rFonts w:ascii="Charis SIL Regular" w:hAnsi="Charis SIL Regular" w:eastAsia="Charis SIL Regular"/>
           <w:b w:val="0"/>
           <w:i w:val="0"/>
-          <w:color w:val="0066CC"/>
+          <w:color w:val="0000FF"/>
           <w:sz w:val="24"/>
           <w:u w:val="single"/>
         </w:rPr>
@@ -4106,7 +3997,7 @@
           <w:rFonts w:ascii="Charis SIL Regular" w:hAnsi="Charis SIL Regular" w:eastAsia="Charis SIL Regular"/>
           <w:b w:val="0"/>
           <w:i w:val="0"/>
-          <w:color w:val="0066CC"/>
+          <w:color w:val="0000FF"/>
           <w:sz w:val="24"/>
           <w:u w:val="single"/>
         </w:rPr>
@@ -4124,7 +4015,7 @@
           <w:rFonts w:ascii="Charis SIL Regular" w:hAnsi="Charis SIL Regular" w:eastAsia="Charis SIL Regular"/>
           <w:b w:val="0"/>
           <w:i w:val="0"/>
-          <w:color w:val="0066CC"/>
+          <w:color w:val="0000FF"/>
           <w:sz w:val="24"/>
           <w:u w:val="single"/>
         </w:rPr>
@@ -4142,7 +4033,7 @@
           <w:rFonts w:ascii="Charis SIL Regular" w:hAnsi="Charis SIL Regular" w:eastAsia="Charis SIL Regular"/>
           <w:b w:val="0"/>
           <w:i w:val="0"/>
-          <w:color w:val="0066CC"/>
+          <w:color w:val="0000FF"/>
           <w:sz w:val="24"/>
           <w:u w:val="single"/>
         </w:rPr>
@@ -4240,7 +4131,7 @@
           <w:rFonts w:ascii="Charis SIL Regular" w:hAnsi="Charis SIL Regular" w:eastAsia="Charis SIL Regular"/>
           <w:b w:val="0"/>
           <w:i w:val="0"/>
-          <w:color w:val="0066CC"/>
+          <w:color w:val="0000FF"/>
           <w:sz w:val="24"/>
           <w:u w:val="single"/>
         </w:rPr>
@@ -4258,7 +4149,7 @@
           <w:rFonts w:ascii="Charis SIL Regular" w:hAnsi="Charis SIL Regular" w:eastAsia="Charis SIL Regular"/>
           <w:b w:val="0"/>
           <w:i w:val="0"/>
-          <w:color w:val="0066CC"/>
+          <w:color w:val="0000FF"/>
           <w:sz w:val="24"/>
           <w:u w:val="single"/>
         </w:rPr>
@@ -4276,7 +4167,7 @@
           <w:rFonts w:ascii="Charis SIL Regular" w:hAnsi="Charis SIL Regular" w:eastAsia="Charis SIL Regular"/>
           <w:b w:val="0"/>
           <w:i w:val="0"/>
-          <w:color w:val="0066CC"/>
+          <w:color w:val="0000FF"/>
           <w:sz w:val="24"/>
           <w:u w:val="single"/>
         </w:rPr>
@@ -4294,7 +4185,7 @@
           <w:rFonts w:ascii="Charis SIL Regular" w:hAnsi="Charis SIL Regular" w:eastAsia="Charis SIL Regular"/>
           <w:b w:val="0"/>
           <w:i w:val="0"/>
-          <w:color w:val="0066CC"/>
+          <w:color w:val="0000FF"/>
           <w:sz w:val="24"/>
           <w:u w:val="single"/>
         </w:rPr>
@@ -4392,7 +4283,7 @@
           <w:rFonts w:ascii="Charis SIL Regular" w:hAnsi="Charis SIL Regular" w:eastAsia="Charis SIL Regular"/>
           <w:b w:val="0"/>
           <w:i w:val="0"/>
-          <w:color w:val="0066CC"/>
+          <w:color w:val="0000FF"/>
           <w:sz w:val="24"/>
           <w:u w:val="single"/>
         </w:rPr>
@@ -4410,7 +4301,7 @@
           <w:rFonts w:ascii="Charis SIL Regular" w:hAnsi="Charis SIL Regular" w:eastAsia="Charis SIL Regular"/>
           <w:b w:val="0"/>
           <w:i w:val="0"/>
-          <w:color w:val="0066CC"/>
+          <w:color w:val="0000FF"/>
           <w:sz w:val="24"/>
           <w:u w:val="single"/>
         </w:rPr>
@@ -4428,7 +4319,7 @@
           <w:rFonts w:ascii="Charis SIL Regular" w:hAnsi="Charis SIL Regular" w:eastAsia="Charis SIL Regular"/>
           <w:b w:val="0"/>
           <w:i w:val="0"/>
-          <w:color w:val="0066CC"/>
+          <w:color w:val="0000FF"/>
           <w:sz w:val="24"/>
           <w:u w:val="single"/>
         </w:rPr>

--- a/EXPORTS/DOCX/published/niveau3/Dutch/TropischLandbouwMus.docx
+++ b/EXPORTS/DOCX/published/niveau3/Dutch/TropischLandbouwMus.docx
@@ -968,7 +968,7 @@
           <w:sz w:val="24"/>
           <w:u w:val="single"/>
         </w:rPr>
-        <w:hyperlink r:id="rId12" w:history="1">
+        <w:hyperlink r:id="rId11" w:history="1">
           <w:r>
             <w:rPr>
               <w:rStyle w:val="Hyperlink"/>
@@ -976,6 +976,16 @@
             <w:t>Volkenk</w:t>
           </w:r>
         </w:hyperlink>
+      </w:r>
+      <w:r>
+        <w:rPr>
+          <w:rFonts w:ascii="Charis SIL Regular" w:hAnsi="Charis SIL Regular" w:eastAsia="Charis SIL Regular"/>
+          <w:b w:val="0"/>
+          <w:i w:val="0"/>
+          <w:color w:val="0000FF"/>
+          <w:sz w:val="24"/>
+        </w:rPr>
+        <w:t>u</w:t>
       </w:r>
       <w:r>
         <w:rPr>
@@ -986,12 +996,12 @@
           <w:sz w:val="24"/>
           <w:u w:val="single"/>
         </w:rPr>
-        <w:hyperlink r:id="rId12" w:history="1">
+        <w:hyperlink r:id="rId11" w:history="1">
           <w:r>
             <w:rPr>
               <w:rStyle w:val="Hyperlink"/>
             </w:rPr>
-            <w:t>u</w:t>
+            <w:t>nd</w:t>
           </w:r>
         </w:hyperlink>
       </w:r>
@@ -1004,25 +1014,7 @@
           <w:sz w:val="24"/>
           <w:u w:val="single"/>
         </w:rPr>
-        <w:hyperlink r:id="rId12" w:history="1">
-          <w:r>
-            <w:rPr>
-              <w:rStyle w:val="Hyperlink"/>
-            </w:rPr>
-            <w:t>nd</w:t>
-          </w:r>
-        </w:hyperlink>
-      </w:r>
-      <w:r>
-        <w:rPr>
-          <w:rFonts w:ascii="Charis SIL Regular" w:hAnsi="Charis SIL Regular" w:eastAsia="Charis SIL Regular"/>
-          <w:b w:val="0"/>
-          <w:i w:val="0"/>
-          <w:color w:val="0000FF"/>
-          <w:sz w:val="24"/>
-          <w:u w:val="single"/>
-        </w:rPr>
-        <w:hyperlink r:id="rId12" w:history="1">
+        <w:hyperlink r:id="rId11" w:history="1">
           <w:r>
             <w:rPr>
               <w:rStyle w:val="Hyperlink"/>
@@ -1982,61 +1974,7 @@
           <w:color w:val="000000"/>
           <w:sz w:val="24"/>
         </w:rPr>
-        <w:t>. Ook het arc</w:t>
-      </w:r>
-      <w:r>
-        <w:rPr>
-          <w:u w:val="single" w:color="0000ff"/>
-          <w:rFonts w:ascii="Charis SIL Regular" w:hAnsi="Charis SIL Regular" w:eastAsia="Charis SIL Regular"/>
-          <w:b w:val="0"/>
-          <w:i w:val="0"/>
-          <w:color w:val="000000"/>
-          <w:sz w:val="24"/>
-        </w:rPr>
-        <w:hyperlink r:id="rId15" w:history="1">
-          <w:r>
-            <w:rPr>
-              <w:rStyle w:val="Hyperlink"/>
-            </w:rPr>
-            <w:t>hief van de ver</w:t>
-          </w:r>
-        </w:hyperlink>
-      </w:r>
-      <w:r>
-        <w:rPr>
-          <w:u w:val="single" w:color="0000ff"/>
-          <w:rFonts w:ascii="Charis SIL Regular" w:hAnsi="Charis SIL Regular" w:eastAsia="Charis SIL Regular"/>
-          <w:b w:val="0"/>
-          <w:i w:val="0"/>
-          <w:color w:val="000000"/>
-          <w:sz w:val="24"/>
-        </w:rPr>
-        <w:hyperlink r:id="rId15" w:history="1">
-          <w:r>
-            <w:rPr>
-              <w:rStyle w:val="Hyperlink"/>
-            </w:rPr>
-            <w:t>e</w:t>
-          </w:r>
-        </w:hyperlink>
-      </w:r>
-      <w:r>
-        <w:rPr>
-          <w:u w:val="single" w:color="0000ff"/>
-          <w:rFonts w:ascii="Charis SIL Regular" w:hAnsi="Charis SIL Regular" w:eastAsia="Charis SIL Regular"/>
-          <w:b w:val="0"/>
-          <w:i w:val="0"/>
-          <w:color w:val="000000"/>
-          <w:sz w:val="24"/>
-        </w:rPr>
-        <w:hyperlink r:id="rId15" w:history="1">
-          <w:r>
-            <w:rPr>
-              <w:rStyle w:val="Hyperlink"/>
-            </w:rPr>
-            <w:t>nigi</w:t>
-          </w:r>
-        </w:hyperlink>
+        <w:t>. Ook het archief van de verenigi</w:t>
       </w:r>
       <w:r>
         <w:rPr>
@@ -2346,131 +2284,13 @@
       </w:r>
       <w:r>
         <w:rPr>
-          <w:u w:val="single" w:color="0000ff"/>
           <w:rFonts w:ascii="Charis SIL Regular" w:hAnsi="Charis SIL Regular" w:eastAsia="Charis SIL Regular"/>
           <w:b w:val="0"/>
           <w:i w:val="0"/>
           <w:color w:val="000000"/>
           <w:sz w:val="24"/>
         </w:rPr>
-        <w:hyperlink r:id="rId18" w:history="1">
-          <w:r>
-            <w:rPr>
-              <w:rStyle w:val="Hyperlink"/>
-            </w:rPr>
-            <w:t>museumcol</w:t>
-          </w:r>
-        </w:hyperlink>
-      </w:r>
-      <w:r>
-        <w:rPr>
-          <w:u w:val="single" w:color="0000ff"/>
-          <w:rFonts w:ascii="Charis SIL Regular" w:hAnsi="Charis SIL Regular" w:eastAsia="Charis SIL Regular"/>
-          <w:b w:val="0"/>
-          <w:i w:val="0"/>
-          <w:color w:val="000000"/>
-          <w:sz w:val="24"/>
-        </w:rPr>
-        <w:hyperlink r:id="rId18" w:history="1">
-          <w:r>
-            <w:rPr>
-              <w:rStyle w:val="Hyperlink"/>
-            </w:rPr>
-            <w:t>l</w:t>
-          </w:r>
-        </w:hyperlink>
-      </w:r>
-      <w:r>
-        <w:rPr>
-          <w:u w:val="single" w:color="0000ff"/>
-          <w:rFonts w:ascii="Charis SIL Regular" w:hAnsi="Charis SIL Regular" w:eastAsia="Charis SIL Regular"/>
-          <w:b w:val="0"/>
-          <w:i w:val="0"/>
-          <w:color w:val="000000"/>
-          <w:sz w:val="24"/>
-        </w:rPr>
-        <w:hyperlink r:id="rId18" w:history="1">
-          <w:r>
-            <w:rPr>
-              <w:rStyle w:val="Hyperlink"/>
-            </w:rPr>
-            <w:t>ecti</w:t>
-          </w:r>
-        </w:hyperlink>
-      </w:r>
-      <w:r>
-        <w:rPr>
-          <w:u w:val="single" w:color="0000ff"/>
-          <w:rFonts w:ascii="Charis SIL Regular" w:hAnsi="Charis SIL Regular" w:eastAsia="Charis SIL Regular"/>
-          <w:b w:val="0"/>
-          <w:i w:val="0"/>
-          <w:color w:val="000000"/>
-          <w:sz w:val="24"/>
-        </w:rPr>
-        <w:hyperlink r:id="rId18" w:history="1">
-          <w:r>
-            <w:rPr>
-              <w:rStyle w:val="Hyperlink"/>
-            </w:rPr>
-            <w:t>e</w:t>
-          </w:r>
-        </w:hyperlink>
-      </w:r>
-      <w:r>
-        <w:rPr>
-          <w:u w:val="single" w:color="0000ff"/>
-          <w:rFonts w:ascii="Charis SIL Regular" w:hAnsi="Charis SIL Regular" w:eastAsia="Charis SIL Regular"/>
-          <w:b w:val="0"/>
-          <w:i w:val="0"/>
-          <w:color w:val="000000"/>
-          <w:sz w:val="24"/>
-        </w:rPr>
-        <w:hyperlink r:id="rId18" w:history="1">
-          <w:r>
-            <w:rPr>
-              <w:rStyle w:val="Hyperlink"/>
-            </w:rPr>
-            <w:t xml:space="preserve">. </w:t>
-          </w:r>
-        </w:hyperlink>
-      </w:r>
-      <w:r>
-        <w:rPr>
-          <w:rFonts w:ascii="Charis SIL Regular" w:hAnsi="Charis SIL Regular" w:eastAsia="Charis SIL Regular"/>
-          <w:b w:val="0"/>
-          <w:i w:val="0"/>
-          <w:color w:val="000000"/>
-          <w:sz w:val="24"/>
-        </w:rPr>
-        <w:t>T</w:t>
-      </w:r>
-      <w:r>
-        <w:rPr>
-          <w:u w:val="single" w:color="0000ff"/>
-          <w:rFonts w:ascii="Charis SIL Regular" w:hAnsi="Charis SIL Regular" w:eastAsia="Charis SIL Regular"/>
-          <w:b w:val="0"/>
-          <w:i w:val="0"/>
-          <w:color w:val="000000"/>
-          <w:sz w:val="24"/>
-        </w:rPr>
-        <w:hyperlink r:id="rId18" w:history="1">
-          <w:r>
-            <w:rPr>
-              <w:rStyle w:val="Hyperlink"/>
-            </w:rPr>
-            <w:t xml:space="preserve">en slotte is </w:t>
-          </w:r>
-        </w:hyperlink>
-      </w:r>
-      <w:r>
-        <w:rPr>
-          <w:rFonts w:ascii="Charis SIL Regular" w:hAnsi="Charis SIL Regular" w:eastAsia="Charis SIL Regular"/>
-          <w:b w:val="0"/>
-          <w:i w:val="0"/>
-          <w:color w:val="000000"/>
-          <w:sz w:val="24"/>
-        </w:rPr>
-        <w:t xml:space="preserve">er nog het </w:t>
+        <w:t xml:space="preserve">museumcollectie. Ten slotte is er nog het </w:t>
       </w:r>
       <w:r>
         <w:rPr>
@@ -2646,7 +2466,14 @@
           <w:color w:val="000000"/>
           <w:sz w:val="24"/>
         </w:rPr>
-        <w:t xml:space="preserve">t materiaal </w:t>
+        <w:hyperlink r:id="rId19" w:history="1">
+          <w:r>
+            <w:rPr>
+              <w:rStyle w:val="Hyperlink"/>
+            </w:rPr>
+            <w:t>t mater</w:t>
+          </w:r>
+        </w:hyperlink>
       </w:r>
       <w:r>
         <w:rPr>
@@ -2662,43 +2489,7 @@
             <w:rPr>
               <w:rStyle w:val="Hyperlink"/>
             </w:rPr>
-            <w:t>ov</w:t>
-          </w:r>
-        </w:hyperlink>
-      </w:r>
-      <w:r>
-        <w:rPr>
-          <w:u w:val="single" w:color="0000ff"/>
-          <w:rFonts w:ascii="Charis SIL Regular" w:hAnsi="Charis SIL Regular" w:eastAsia="Charis SIL Regular"/>
-          <w:b w:val="0"/>
-          <w:i w:val="0"/>
-          <w:color w:val="000000"/>
-          <w:sz w:val="24"/>
-        </w:rPr>
-        <w:hyperlink r:id="rId19" w:history="1">
-          <w:r>
-            <w:rPr>
-              <w:rStyle w:val="Hyperlink"/>
-            </w:rPr>
-            <w:t>e</w:t>
-          </w:r>
-        </w:hyperlink>
-      </w:r>
-      <w:r>
-        <w:rPr>
-          <w:u w:val="single" w:color="0000ff"/>
-          <w:rFonts w:ascii="Charis SIL Regular" w:hAnsi="Charis SIL Regular" w:eastAsia="Charis SIL Regular"/>
-          <w:b w:val="0"/>
-          <w:i w:val="0"/>
-          <w:color w:val="000000"/>
-          <w:sz w:val="24"/>
-        </w:rPr>
-        <w:hyperlink r:id="rId19" w:history="1">
-          <w:r>
-            <w:rPr>
-              <w:rStyle w:val="Hyperlink"/>
-            </w:rPr>
-            <w:t>r het Tropis</w:t>
+            <w:t>i</w:t>
           </w:r>
         </w:hyperlink>
       </w:r>
@@ -2710,7 +2501,7 @@
           <w:color w:val="000000"/>
           <w:sz w:val="24"/>
         </w:rPr>
-        <w:t xml:space="preserve">ch Landbouwmuseum </w:t>
+        <w:t xml:space="preserve">aal over het Tropisch Landbouwmuseum </w:t>
       </w:r>
       <w:r>
         <w:rPr>
@@ -3879,7 +3670,7 @@
           <w:sz w:val="24"/>
           <w:u w:val="single"/>
         </w:rPr>
-        <w:hyperlink r:id="rId23" w:history="1">
+        <w:hyperlink r:id="rId22" w:history="1">
           <w:r>
             <w:rPr>
               <w:rStyle w:val="Hyperlink"/>
@@ -3926,7 +3717,7 @@
           <w:sz w:val="24"/>
           <w:u w:val="single"/>
         </w:rPr>
-        <w:hyperlink r:id="rId22" w:history="1">
+        <w:hyperlink r:id="rId23" w:history="1">
           <w:r>
             <w:rPr>
               <w:rStyle w:val="Hyperlink"/>
@@ -3944,7 +3735,7 @@
           <w:sz w:val="24"/>
           <w:u w:val="single"/>
         </w:rPr>
-        <w:hyperlink r:id="rId23" w:history="1">
+        <w:hyperlink r:id="rId22" w:history="1">
           <w:r>
             <w:rPr>
               <w:rStyle w:val="Hyperlink"/>
@@ -3955,13 +3746,21 @@
       </w:r>
       <w:r>
         <w:rPr>
+          <w:u w:val="single" w:color="0000ff"/>
           <w:rFonts w:ascii="Charis SIL Regular" w:hAnsi="Charis SIL Regular" w:eastAsia="Charis SIL Regular"/>
           <w:b w:val="0"/>
           <w:i w:val="0"/>
           <w:color w:val="000000"/>
           <w:sz w:val="24"/>
         </w:rPr>
-        <w:t xml:space="preserve">, </w:t>
+        <w:hyperlink r:id="rId22" w:history="1">
+          <w:r>
+            <w:rPr>
+              <w:rStyle w:val="Hyperlink"/>
+            </w:rPr>
+            <w:t xml:space="preserve">, </w:t>
+          </w:r>
+        </w:hyperlink>
       </w:r>
       <w:r>
         <w:rPr>
@@ -4001,7 +3800,7 @@
           <w:sz w:val="24"/>
           <w:u w:val="single"/>
         </w:rPr>
-        <w:hyperlink r:id="rId24" w:history="1">
+        <w:hyperlink r:id="rId22" w:history="1">
           <w:r>
             <w:rPr>
               <w:rStyle w:val="Hyperlink"/>

--- a/EXPORTS/DOCX/published/niveau3/Dutch/TropischLandbouwMus.docx
+++ b/EXPORTS/DOCX/published/niveau3/Dutch/TropischLandbouwMus.docx
@@ -517,14 +517,7 @@
           <w:color w:val="000000"/>
           <w:sz w:val="24"/>
         </w:rPr>
-        <w:hyperlink r:id="rId10" w:history="1">
-          <w:r>
-            <w:rPr>
-              <w:rStyle w:val="Hyperlink"/>
-            </w:rPr>
-            <w:t>t Koloniaal Land</w:t>
-          </w:r>
-        </w:hyperlink>
+        <w:t>t Koloniaal Land</w:t>
       </w:r>
       <w:r>
         <w:rPr>
@@ -863,7 +856,14 @@
           <w:color w:val="000000"/>
           <w:sz w:val="24"/>
         </w:rPr>
-        <w:t xml:space="preserve">lige </w:t>
+        <w:hyperlink r:id="rId11" w:history="1">
+          <w:r>
+            <w:rPr>
+              <w:rStyle w:val="Hyperlink"/>
+            </w:rPr>
+            <w:t xml:space="preserve">lige </w:t>
+          </w:r>
+        </w:hyperlink>
       </w:r>
       <w:r>
         <w:rPr>
@@ -872,14 +872,61 @@
           <w:i w:val="0"/>
           <w:color w:val="0000FF"/>
           <w:sz w:val="24"/>
-          <w:u w:val="single"/>
+        </w:rPr>
+        <w:t>Rijksmuseum voor Volkenkunde</w:t>
+      </w:r>
+      <w:r>
+        <w:rPr>
+          <w:u w:val="single" w:color="0000ff"/>
+          <w:rFonts w:ascii="Charis SIL Regular" w:hAnsi="Charis SIL Regular" w:eastAsia="Charis SIL Regular"/>
+          <w:b w:val="0"/>
+          <w:i w:val="0"/>
+          <w:color w:val="000000"/>
+          <w:sz w:val="24"/>
+        </w:rPr>
+        <w:hyperlink r:id="rId11" w:history="1">
+          <w:r>
+            <w:rPr>
+              <w:rStyle w:val="Hyperlink"/>
+            </w:rPr>
+            <w:t xml:space="preserve"> in Leid</w:t>
+          </w:r>
+        </w:hyperlink>
+      </w:r>
+      <w:r>
+        <w:rPr>
+          <w:rFonts w:ascii="Charis SIL Regular" w:hAnsi="Charis SIL Regular" w:eastAsia="Charis SIL Regular"/>
+          <w:b w:val="0"/>
+          <w:i w:val="0"/>
+          <w:color w:val="000000"/>
+          <w:sz w:val="24"/>
+        </w:rPr>
+        <w:t xml:space="preserve">en. Van een overname is het echter </w:t>
+      </w:r>
+      <w:r>
+        <w:rPr>
+          <w:rFonts w:ascii="Charis SIL Regular" w:hAnsi="Charis SIL Regular" w:eastAsia="Charis SIL Regular"/>
+          <w:b w:val="0"/>
+          <w:i w:val="0"/>
+          <w:color w:val="000000"/>
+          <w:sz w:val="24"/>
+        </w:rPr>
+        <w:t>nooit gekomen.</w:t>
+      </w:r>
+      <w:r>
+        <w:rPr>
+          <w:rFonts w:ascii="Charis SIL Regular" w:hAnsi="Charis SIL Regular" w:eastAsia="Charis SIL Regular"/>
+          <w:b w:val="0"/>
+          <w:i w:val="0"/>
+          <w:color w:val="000000"/>
+          <w:sz w:val="24"/>
         </w:rPr>
         <w:hyperlink r:id="rId12" w:history="1">
           <w:r>
             <w:rPr>
               <w:rStyle w:val="Hyperlink"/>
             </w:rPr>
-            <w:t>Rijksmus</w:t>
+            <w:t xml:space="preserve"> Toen de mus</w:t>
           </w:r>
         </w:hyperlink>
       </w:r>
@@ -888,9 +935,8 @@
           <w:rFonts w:ascii="Charis SIL Regular" w:hAnsi="Charis SIL Regular" w:eastAsia="Charis SIL Regular"/>
           <w:b w:val="0"/>
           <w:i w:val="0"/>
-          <w:color w:val="0000FF"/>
+          <w:color w:val="000000"/>
           <w:sz w:val="24"/>
-          <w:u w:val="single"/>
         </w:rPr>
         <w:hyperlink r:id="rId12" w:history="1">
           <w:r>
@@ -906,218 +952,13 @@
           <w:rFonts w:ascii="Charis SIL Regular" w:hAnsi="Charis SIL Regular" w:eastAsia="Charis SIL Regular"/>
           <w:b w:val="0"/>
           <w:i w:val="0"/>
-          <w:color w:val="0000FF"/>
-          <w:sz w:val="24"/>
-          <w:u w:val="single"/>
-        </w:rPr>
-        <w:hyperlink r:id="rId12" w:history="1">
-          <w:r>
-            <w:rPr>
-              <w:rStyle w:val="Hyperlink"/>
-            </w:rPr>
-            <w:t>um</w:t>
-          </w:r>
-        </w:hyperlink>
-      </w:r>
-      <w:r>
-        <w:rPr>
-          <w:rFonts w:ascii="Charis SIL Regular" w:hAnsi="Charis SIL Regular" w:eastAsia="Charis SIL Regular"/>
-          <w:b w:val="0"/>
-          <w:i w:val="0"/>
-          <w:color w:val="0000FF"/>
-          <w:sz w:val="24"/>
-          <w:u w:val="single"/>
-        </w:rPr>
-        <w:t xml:space="preserve"> </w:t>
-      </w:r>
-      <w:r>
-        <w:rPr>
-          <w:rFonts w:ascii="Charis SIL Regular" w:hAnsi="Charis SIL Regular" w:eastAsia="Charis SIL Regular"/>
-          <w:b w:val="0"/>
-          <w:i w:val="0"/>
-          <w:color w:val="0000FF"/>
-          <w:sz w:val="24"/>
-          <w:u w:val="single"/>
-        </w:rPr>
-        <w:hyperlink r:id="rId12" w:history="1">
-          <w:r>
-            <w:rPr>
-              <w:rStyle w:val="Hyperlink"/>
-            </w:rPr>
-            <w:t>voor</w:t>
-          </w:r>
-        </w:hyperlink>
-      </w:r>
-      <w:r>
-        <w:rPr>
-          <w:rFonts w:ascii="Charis SIL Regular" w:hAnsi="Charis SIL Regular" w:eastAsia="Charis SIL Regular"/>
-          <w:b w:val="0"/>
-          <w:i w:val="0"/>
-          <w:color w:val="0000FF"/>
-          <w:sz w:val="24"/>
-          <w:u w:val="single"/>
-        </w:rPr>
-        <w:t xml:space="preserve"> </w:t>
-      </w:r>
-      <w:r>
-        <w:rPr>
-          <w:rFonts w:ascii="Charis SIL Regular" w:hAnsi="Charis SIL Regular" w:eastAsia="Charis SIL Regular"/>
-          <w:b w:val="0"/>
-          <w:i w:val="0"/>
-          <w:color w:val="0000FF"/>
-          <w:sz w:val="24"/>
-          <w:u w:val="single"/>
-        </w:rPr>
-        <w:hyperlink r:id="rId11" w:history="1">
-          <w:r>
-            <w:rPr>
-              <w:rStyle w:val="Hyperlink"/>
-            </w:rPr>
-            <w:t>Volkenk</w:t>
-          </w:r>
-        </w:hyperlink>
-      </w:r>
-      <w:r>
-        <w:rPr>
-          <w:rFonts w:ascii="Charis SIL Regular" w:hAnsi="Charis SIL Regular" w:eastAsia="Charis SIL Regular"/>
-          <w:b w:val="0"/>
-          <w:i w:val="0"/>
-          <w:color w:val="0000FF"/>
-          <w:sz w:val="24"/>
-        </w:rPr>
-        <w:t>u</w:t>
-      </w:r>
-      <w:r>
-        <w:rPr>
-          <w:rFonts w:ascii="Charis SIL Regular" w:hAnsi="Charis SIL Regular" w:eastAsia="Charis SIL Regular"/>
-          <w:b w:val="0"/>
-          <w:i w:val="0"/>
-          <w:color w:val="0000FF"/>
-          <w:sz w:val="24"/>
-          <w:u w:val="single"/>
-        </w:rPr>
-        <w:hyperlink r:id="rId11" w:history="1">
-          <w:r>
-            <w:rPr>
-              <w:rStyle w:val="Hyperlink"/>
-            </w:rPr>
-            <w:t>nd</w:t>
-          </w:r>
-        </w:hyperlink>
-      </w:r>
-      <w:r>
-        <w:rPr>
-          <w:rFonts w:ascii="Charis SIL Regular" w:hAnsi="Charis SIL Regular" w:eastAsia="Charis SIL Regular"/>
-          <w:b w:val="0"/>
-          <w:i w:val="0"/>
-          <w:color w:val="0000FF"/>
-          <w:sz w:val="24"/>
-          <w:u w:val="single"/>
-        </w:rPr>
-        <w:hyperlink r:id="rId11" w:history="1">
-          <w:r>
-            <w:rPr>
-              <w:rStyle w:val="Hyperlink"/>
-            </w:rPr>
-            <w:t>e</w:t>
-          </w:r>
-        </w:hyperlink>
-      </w:r>
-      <w:r>
-        <w:rPr>
-          <w:u w:val="single" w:color="0000ff"/>
-          <w:rFonts w:ascii="Charis SIL Regular" w:hAnsi="Charis SIL Regular" w:eastAsia="Charis SIL Regular"/>
-          <w:b w:val="0"/>
-          <w:i w:val="0"/>
           <w:color w:val="000000"/>
           <w:sz w:val="24"/>
         </w:rPr>
-        <w:hyperlink r:id="rId11" w:history="1">
-          <w:r>
-            <w:rPr>
-              <w:rStyle w:val="Hyperlink"/>
-            </w:rPr>
-            <w:t xml:space="preserve"> in Leid</w:t>
-          </w:r>
-        </w:hyperlink>
-      </w:r>
-      <w:r>
-        <w:rPr>
-          <w:rFonts w:ascii="Charis SIL Regular" w:hAnsi="Charis SIL Regular" w:eastAsia="Charis SIL Regular"/>
-          <w:b w:val="0"/>
-          <w:i w:val="0"/>
-          <w:color w:val="000000"/>
-          <w:sz w:val="24"/>
-        </w:rPr>
-        <w:t xml:space="preserve">en. Van een overname is het echter </w:t>
-      </w:r>
-      <w:r>
-        <w:rPr>
-          <w:rFonts w:ascii="Charis SIL Regular" w:hAnsi="Charis SIL Regular" w:eastAsia="Charis SIL Regular"/>
-          <w:b w:val="0"/>
-          <w:i w:val="0"/>
-          <w:color w:val="000000"/>
-          <w:sz w:val="24"/>
-        </w:rPr>
-        <w:t>nooit gekomen.</w:t>
-      </w:r>
-      <w:r>
-        <w:rPr>
-          <w:u w:val="single" w:color="0000ff"/>
-          <w:rFonts w:ascii="Charis SIL Regular" w:hAnsi="Charis SIL Regular" w:eastAsia="Charis SIL Regular"/>
-          <w:b w:val="0"/>
-          <w:i w:val="0"/>
-          <w:color w:val="000000"/>
-          <w:sz w:val="24"/>
-        </w:rPr>
-        <w:hyperlink r:id="rId12" w:history="1">
-          <w:r>
-            <w:rPr>
-              <w:rStyle w:val="Hyperlink"/>
-            </w:rPr>
-            <w:t xml:space="preserve"> Toen de mus</w:t>
-          </w:r>
-        </w:hyperlink>
-      </w:r>
-      <w:r>
-        <w:rPr>
-          <w:u w:val="single" w:color="0000ff"/>
-          <w:rFonts w:ascii="Charis SIL Regular" w:hAnsi="Charis SIL Regular" w:eastAsia="Charis SIL Regular"/>
-          <w:b w:val="0"/>
-          <w:i w:val="0"/>
-          <w:color w:val="000000"/>
-          <w:sz w:val="24"/>
-        </w:rPr>
-        <w:hyperlink r:id="rId12" w:history="1">
-          <w:r>
-            <w:rPr>
-              <w:rStyle w:val="Hyperlink"/>
-            </w:rPr>
-            <w:t>e</w:t>
-          </w:r>
-        </w:hyperlink>
-      </w:r>
-      <w:r>
-        <w:rPr>
-          <w:u w:val="single" w:color="0000ff"/>
-          <w:rFonts w:ascii="Charis SIL Regular" w:hAnsi="Charis SIL Regular" w:eastAsia="Charis SIL Regular"/>
-          <w:b w:val="0"/>
-          <w:i w:val="0"/>
-          <w:color w:val="000000"/>
-          <w:sz w:val="24"/>
-        </w:rPr>
-        <w:hyperlink r:id="rId12" w:history="1">
-          <w:r>
-            <w:rPr>
-              <w:rStyle w:val="Hyperlink"/>
-            </w:rPr>
-            <w:t>umd</w:t>
-          </w:r>
-        </w:hyperlink>
-      </w:r>
-      <w:r>
-        <w:rPr>
-          <w:u w:val="single" w:color="0000ff"/>
+        <w:t>umd</w:t>
+      </w:r>
+      <w:r>
+        <w:rPr>
           <w:rFonts w:ascii="Charis SIL Regular" w:hAnsi="Charis SIL Regular" w:eastAsia="Charis SIL Regular"/>
           <w:b w:val="0"/>
           <w:i w:val="0"/>
@@ -1974,7 +1815,61 @@
           <w:color w:val="000000"/>
           <w:sz w:val="24"/>
         </w:rPr>
-        <w:t>. Ook het archief van de verenigi</w:t>
+        <w:t>. Ook het arc</w:t>
+      </w:r>
+      <w:r>
+        <w:rPr>
+          <w:u w:val="single" w:color="0000ff"/>
+          <w:rFonts w:ascii="Charis SIL Regular" w:hAnsi="Charis SIL Regular" w:eastAsia="Charis SIL Regular"/>
+          <w:b w:val="0"/>
+          <w:i w:val="0"/>
+          <w:color w:val="000000"/>
+          <w:sz w:val="24"/>
+        </w:rPr>
+        <w:hyperlink r:id="rId15" w:history="1">
+          <w:r>
+            <w:rPr>
+              <w:rStyle w:val="Hyperlink"/>
+            </w:rPr>
+            <w:t>hief van de ver</w:t>
+          </w:r>
+        </w:hyperlink>
+      </w:r>
+      <w:r>
+        <w:rPr>
+          <w:u w:val="single" w:color="0000ff"/>
+          <w:rFonts w:ascii="Charis SIL Regular" w:hAnsi="Charis SIL Regular" w:eastAsia="Charis SIL Regular"/>
+          <w:b w:val="0"/>
+          <w:i w:val="0"/>
+          <w:color w:val="000000"/>
+          <w:sz w:val="24"/>
+        </w:rPr>
+        <w:hyperlink r:id="rId15" w:history="1">
+          <w:r>
+            <w:rPr>
+              <w:rStyle w:val="Hyperlink"/>
+            </w:rPr>
+            <w:t>e</w:t>
+          </w:r>
+        </w:hyperlink>
+      </w:r>
+      <w:r>
+        <w:rPr>
+          <w:u w:val="single" w:color="0000ff"/>
+          <w:rFonts w:ascii="Charis SIL Regular" w:hAnsi="Charis SIL Regular" w:eastAsia="Charis SIL Regular"/>
+          <w:b w:val="0"/>
+          <w:i w:val="0"/>
+          <w:color w:val="000000"/>
+          <w:sz w:val="24"/>
+        </w:rPr>
+        <w:hyperlink r:id="rId15" w:history="1">
+          <w:r>
+            <w:rPr>
+              <w:rStyle w:val="Hyperlink"/>
+            </w:rPr>
+            <w:t>nigi</w:t>
+          </w:r>
+        </w:hyperlink>
       </w:r>
       <w:r>
         <w:rPr>
@@ -2284,13 +2179,168 @@
       </w:r>
       <w:r>
         <w:rPr>
+          <w:u w:val="single" w:color="0000ff"/>
           <w:rFonts w:ascii="Charis SIL Regular" w:hAnsi="Charis SIL Regular" w:eastAsia="Charis SIL Regular"/>
           <w:b w:val="0"/>
           <w:i w:val="0"/>
           <w:color w:val="000000"/>
           <w:sz w:val="24"/>
         </w:rPr>
-        <w:t xml:space="preserve">museumcollectie. Ten slotte is er nog het </w:t>
+        <w:hyperlink r:id="rId18" w:history="1">
+          <w:r>
+            <w:rPr>
+              <w:rStyle w:val="Hyperlink"/>
+            </w:rPr>
+            <w:t>museumcol</w:t>
+          </w:r>
+        </w:hyperlink>
+      </w:r>
+      <w:r>
+        <w:rPr>
+          <w:u w:val="single" w:color="0000ff"/>
+          <w:rFonts w:ascii="Charis SIL Regular" w:hAnsi="Charis SIL Regular" w:eastAsia="Charis SIL Regular"/>
+          <w:b w:val="0"/>
+          <w:i w:val="0"/>
+          <w:color w:val="000000"/>
+          <w:sz w:val="24"/>
+        </w:rPr>
+        <w:hyperlink r:id="rId18" w:history="1">
+          <w:r>
+            <w:rPr>
+              <w:rStyle w:val="Hyperlink"/>
+            </w:rPr>
+            <w:t>l</w:t>
+          </w:r>
+        </w:hyperlink>
+      </w:r>
+      <w:r>
+        <w:rPr>
+          <w:u w:val="single" w:color="0000ff"/>
+          <w:rFonts w:ascii="Charis SIL Regular" w:hAnsi="Charis SIL Regular" w:eastAsia="Charis SIL Regular"/>
+          <w:b w:val="0"/>
+          <w:i w:val="0"/>
+          <w:color w:val="000000"/>
+          <w:sz w:val="24"/>
+        </w:rPr>
+        <w:hyperlink r:id="rId18" w:history="1">
+          <w:r>
+            <w:rPr>
+              <w:rStyle w:val="Hyperlink"/>
+            </w:rPr>
+            <w:t>ecti</w:t>
+          </w:r>
+        </w:hyperlink>
+      </w:r>
+      <w:r>
+        <w:rPr>
+          <w:u w:val="single" w:color="0000ff"/>
+          <w:rFonts w:ascii="Charis SIL Regular" w:hAnsi="Charis SIL Regular" w:eastAsia="Charis SIL Regular"/>
+          <w:b w:val="0"/>
+          <w:i w:val="0"/>
+          <w:color w:val="000000"/>
+          <w:sz w:val="24"/>
+        </w:rPr>
+        <w:hyperlink r:id="rId18" w:history="1">
+          <w:r>
+            <w:rPr>
+              <w:rStyle w:val="Hyperlink"/>
+            </w:rPr>
+            <w:t>e</w:t>
+          </w:r>
+        </w:hyperlink>
+      </w:r>
+      <w:r>
+        <w:rPr>
+          <w:u w:val="single" w:color="0000ff"/>
+          <w:rFonts w:ascii="Charis SIL Regular" w:hAnsi="Charis SIL Regular" w:eastAsia="Charis SIL Regular"/>
+          <w:b w:val="0"/>
+          <w:i w:val="0"/>
+          <w:color w:val="000000"/>
+          <w:sz w:val="24"/>
+        </w:rPr>
+        <w:hyperlink r:id="rId18" w:history="1">
+          <w:r>
+            <w:rPr>
+              <w:rStyle w:val="Hyperlink"/>
+            </w:rPr>
+            <w:t xml:space="preserve">. </w:t>
+          </w:r>
+        </w:hyperlink>
+      </w:r>
+      <w:r>
+        <w:rPr>
+          <w:u w:val="single" w:color="0000ff"/>
+          <w:rFonts w:ascii="Charis SIL Regular" w:hAnsi="Charis SIL Regular" w:eastAsia="Charis SIL Regular"/>
+          <w:b w:val="0"/>
+          <w:i w:val="0"/>
+          <w:color w:val="000000"/>
+          <w:sz w:val="24"/>
+        </w:rPr>
+        <w:t>T</w:t>
+      </w:r>
+      <w:r>
+        <w:rPr>
+          <w:u w:val="single" w:color="0000ff"/>
+          <w:rFonts w:ascii="Charis SIL Regular" w:hAnsi="Charis SIL Regular" w:eastAsia="Charis SIL Regular"/>
+          <w:b w:val="0"/>
+          <w:i w:val="0"/>
+          <w:color w:val="000000"/>
+          <w:sz w:val="24"/>
+        </w:rPr>
+        <w:hyperlink r:id="rId18" w:history="1">
+          <w:r>
+            <w:rPr>
+              <w:rStyle w:val="Hyperlink"/>
+            </w:rPr>
+            <w:t xml:space="preserve">en slotte is </w:t>
+          </w:r>
+        </w:hyperlink>
+      </w:r>
+      <w:r>
+        <w:rPr>
+          <w:u w:val="single" w:color="0000ff"/>
+          <w:rFonts w:ascii="Charis SIL Regular" w:hAnsi="Charis SIL Regular" w:eastAsia="Charis SIL Regular"/>
+          <w:b w:val="0"/>
+          <w:i w:val="0"/>
+          <w:color w:val="000000"/>
+          <w:sz w:val="24"/>
+        </w:rPr>
+        <w:hyperlink r:id="rId18" w:history="1">
+          <w:r>
+            <w:rPr>
+              <w:rStyle w:val="Hyperlink"/>
+            </w:rPr>
+            <w:t>e</w:t>
+          </w:r>
+        </w:hyperlink>
+      </w:r>
+      <w:r>
+        <w:rPr>
+          <w:u w:val="single" w:color="0000ff"/>
+          <w:rFonts w:ascii="Charis SIL Regular" w:hAnsi="Charis SIL Regular" w:eastAsia="Charis SIL Regular"/>
+          <w:b w:val="0"/>
+          <w:i w:val="0"/>
+          <w:color w:val="000000"/>
+          <w:sz w:val="24"/>
+        </w:rPr>
+        <w:hyperlink r:id="rId18" w:history="1">
+          <w:r>
+            <w:rPr>
+              <w:rStyle w:val="Hyperlink"/>
+            </w:rPr>
+            <w:t xml:space="preserve">r nog </w:t>
+          </w:r>
+        </w:hyperlink>
+      </w:r>
+      <w:r>
+        <w:rPr>
+          <w:rFonts w:ascii="Charis SIL Regular" w:hAnsi="Charis SIL Regular" w:eastAsia="Charis SIL Regular"/>
+          <w:b w:val="0"/>
+          <w:i w:val="0"/>
+          <w:color w:val="000000"/>
+          <w:sz w:val="24"/>
+        </w:rPr>
+        <w:t xml:space="preserve">het </w:t>
       </w:r>
       <w:r>
         <w:rPr>
@@ -2495,13 +2545,103 @@
       </w:r>
       <w:r>
         <w:rPr>
+          <w:u w:val="single" w:color="0000ff"/>
           <w:rFonts w:ascii="Charis SIL Regular" w:hAnsi="Charis SIL Regular" w:eastAsia="Charis SIL Regular"/>
           <w:b w:val="0"/>
           <w:i w:val="0"/>
           <w:color w:val="000000"/>
           <w:sz w:val="24"/>
         </w:rPr>
-        <w:t xml:space="preserve">aal over het Tropisch Landbouwmuseum </w:t>
+        <w:hyperlink r:id="rId19" w:history="1">
+          <w:r>
+            <w:rPr>
+              <w:rStyle w:val="Hyperlink"/>
+            </w:rPr>
+            <w:t xml:space="preserve">aal </w:t>
+          </w:r>
+        </w:hyperlink>
+      </w:r>
+      <w:r>
+        <w:rPr>
+          <w:u w:val="single" w:color="0000ff"/>
+          <w:rFonts w:ascii="Charis SIL Regular" w:hAnsi="Charis SIL Regular" w:eastAsia="Charis SIL Regular"/>
+          <w:b w:val="0"/>
+          <w:i w:val="0"/>
+          <w:color w:val="000000"/>
+          <w:sz w:val="24"/>
+        </w:rPr>
+        <w:hyperlink r:id="rId19" w:history="1">
+          <w:r>
+            <w:rPr>
+              <w:rStyle w:val="Hyperlink"/>
+            </w:rPr>
+            <w:t>ov</w:t>
+          </w:r>
+        </w:hyperlink>
+      </w:r>
+      <w:r>
+        <w:rPr>
+          <w:u w:val="single" w:color="0000ff"/>
+          <w:rFonts w:ascii="Charis SIL Regular" w:hAnsi="Charis SIL Regular" w:eastAsia="Charis SIL Regular"/>
+          <w:b w:val="0"/>
+          <w:i w:val="0"/>
+          <w:color w:val="000000"/>
+          <w:sz w:val="24"/>
+        </w:rPr>
+        <w:hyperlink r:id="rId19" w:history="1">
+          <w:r>
+            <w:rPr>
+              <w:rStyle w:val="Hyperlink"/>
+            </w:rPr>
+            <w:t>e</w:t>
+          </w:r>
+        </w:hyperlink>
+      </w:r>
+      <w:r>
+        <w:rPr>
+          <w:u w:val="single" w:color="0000ff"/>
+          <w:rFonts w:ascii="Charis SIL Regular" w:hAnsi="Charis SIL Regular" w:eastAsia="Charis SIL Regular"/>
+          <w:b w:val="0"/>
+          <w:i w:val="0"/>
+          <w:color w:val="000000"/>
+          <w:sz w:val="24"/>
+        </w:rPr>
+        <w:hyperlink r:id="rId19" w:history="1">
+          <w:r>
+            <w:rPr>
+              <w:rStyle w:val="Hyperlink"/>
+            </w:rPr>
+            <w:t>r het Tropis</w:t>
+          </w:r>
+        </w:hyperlink>
+      </w:r>
+      <w:r>
+        <w:rPr>
+          <w:u w:val="single" w:color="0000ff"/>
+          <w:rFonts w:ascii="Charis SIL Regular" w:hAnsi="Charis SIL Regular" w:eastAsia="Charis SIL Regular"/>
+          <w:b w:val="0"/>
+          <w:i w:val="0"/>
+          <w:color w:val="000000"/>
+          <w:sz w:val="24"/>
+        </w:rPr>
+        <w:hyperlink r:id="rId19" w:history="1">
+          <w:r>
+            <w:rPr>
+              <w:rStyle w:val="Hyperlink"/>
+            </w:rPr>
+            <w:t>ch Landbo</w:t>
+          </w:r>
+        </w:hyperlink>
+      </w:r>
+      <w:r>
+        <w:rPr>
+          <w:rFonts w:ascii="Charis SIL Regular" w:hAnsi="Charis SIL Regular" w:eastAsia="Charis SIL Regular"/>
+          <w:b w:val="0"/>
+          <w:i w:val="0"/>
+          <w:color w:val="000000"/>
+          <w:sz w:val="24"/>
+        </w:rPr>
+        <w:t xml:space="preserve">uwmuseum </w:t>
       </w:r>
       <w:r>
         <w:rPr>
@@ -3653,6 +3793,7 @@
       </w:r>
       <w:r>
         <w:rPr>
+          <w:u w:val="single" w:color="0000ff"/>
           <w:rFonts w:ascii="Charis SIL Regular" w:hAnsi="Charis SIL Regular" w:eastAsia="Charis SIL Regular"/>
           <w:b w:val="0"/>
           <w:i w:val="0"/>
@@ -3670,7 +3811,7 @@
           <w:sz w:val="24"/>
           <w:u w:val="single"/>
         </w:rPr>
-        <w:hyperlink r:id="rId22" w:history="1">
+        <w:hyperlink r:id="rId23" w:history="1">
           <w:r>
             <w:rPr>
               <w:rStyle w:val="Hyperlink"/>
@@ -3688,7 +3829,7 @@
           <w:sz w:val="24"/>
           <w:u w:val="single"/>
         </w:rPr>
-        <w:hyperlink r:id="rId22" w:history="1">
+        <w:hyperlink r:id="rId23" w:history="1">
           <w:r>
             <w:rPr>
               <w:rStyle w:val="Hyperlink"/>
@@ -3800,7 +3941,7 @@
           <w:sz w:val="24"/>
           <w:u w:val="single"/>
         </w:rPr>
-        <w:hyperlink r:id="rId22" w:history="1">
+        <w:hyperlink r:id="rId24" w:history="1">
           <w:r>
             <w:rPr>
               <w:rStyle w:val="Hyperlink"/>

--- a/EXPORTS/DOCX/published/niveau3/Dutch/TropischLandbouwMus.docx
+++ b/EXPORTS/DOCX/published/niveau3/Dutch/TropischLandbouwMus.docx
@@ -517,7 +517,14 @@
           <w:color w:val="000000"/>
           <w:sz w:val="24"/>
         </w:rPr>
-        <w:t>t Koloniaal Land</w:t>
+        <w:hyperlink r:id="rId10" w:history="1">
+          <w:r>
+            <w:rPr>
+              <w:rStyle w:val="Hyperlink"/>
+            </w:rPr>
+            <w:t>t Koloniaal Land</w:t>
+          </w:r>
+        </w:hyperlink>
       </w:r>
       <w:r>
         <w:rPr>
@@ -872,8 +879,156 @@
           <w:i w:val="0"/>
           <w:color w:val="0000FF"/>
           <w:sz w:val="24"/>
-        </w:rPr>
-        <w:t>Rijksmuseum voor Volkenkunde</w:t>
+          <w:u w:val="single"/>
+        </w:rPr>
+        <w:hyperlink r:id="rId11" w:history="1">
+          <w:r>
+            <w:rPr>
+              <w:rStyle w:val="Hyperlink"/>
+            </w:rPr>
+            <w:t>Rijksmus</w:t>
+          </w:r>
+        </w:hyperlink>
+      </w:r>
+      <w:r>
+        <w:rPr>
+          <w:rFonts w:ascii="Charis SIL Regular" w:hAnsi="Charis SIL Regular" w:eastAsia="Charis SIL Regular"/>
+          <w:b w:val="0"/>
+          <w:i w:val="0"/>
+          <w:color w:val="0000FF"/>
+          <w:sz w:val="24"/>
+          <w:u w:val="single"/>
+        </w:rPr>
+        <w:hyperlink r:id="rId11" w:history="1">
+          <w:r>
+            <w:rPr>
+              <w:rStyle w:val="Hyperlink"/>
+            </w:rPr>
+            <w:t>e</w:t>
+          </w:r>
+        </w:hyperlink>
+      </w:r>
+      <w:r>
+        <w:rPr>
+          <w:rFonts w:ascii="Charis SIL Regular" w:hAnsi="Charis SIL Regular" w:eastAsia="Charis SIL Regular"/>
+          <w:b w:val="0"/>
+          <w:i w:val="0"/>
+          <w:color w:val="0000FF"/>
+          <w:sz w:val="24"/>
+          <w:u w:val="single"/>
+        </w:rPr>
+        <w:hyperlink r:id="rId11" w:history="1">
+          <w:r>
+            <w:rPr>
+              <w:rStyle w:val="Hyperlink"/>
+            </w:rPr>
+            <w:t>um</w:t>
+          </w:r>
+        </w:hyperlink>
+      </w:r>
+      <w:r>
+        <w:rPr>
+          <w:rFonts w:ascii="Charis SIL Regular" w:hAnsi="Charis SIL Regular" w:eastAsia="Charis SIL Regular"/>
+          <w:b w:val="0"/>
+          <w:i w:val="0"/>
+          <w:color w:val="0000FF"/>
+          <w:sz w:val="24"/>
+          <w:u w:val="single"/>
+        </w:rPr>
+        <w:t xml:space="preserve"> </w:t>
+      </w:r>
+      <w:r>
+        <w:rPr>
+          <w:rFonts w:ascii="Charis SIL Regular" w:hAnsi="Charis SIL Regular" w:eastAsia="Charis SIL Regular"/>
+          <w:b w:val="0"/>
+          <w:i w:val="0"/>
+          <w:color w:val="0000FF"/>
+          <w:sz w:val="24"/>
+          <w:u w:val="single"/>
+        </w:rPr>
+        <w:hyperlink r:id="rId11" w:history="1">
+          <w:r>
+            <w:rPr>
+              <w:rStyle w:val="Hyperlink"/>
+            </w:rPr>
+            <w:t>voor</w:t>
+          </w:r>
+        </w:hyperlink>
+      </w:r>
+      <w:r>
+        <w:rPr>
+          <w:rFonts w:ascii="Charis SIL Regular" w:hAnsi="Charis SIL Regular" w:eastAsia="Charis SIL Regular"/>
+          <w:b w:val="0"/>
+          <w:i w:val="0"/>
+          <w:color w:val="0000FF"/>
+          <w:sz w:val="24"/>
+          <w:u w:val="single"/>
+        </w:rPr>
+        <w:t xml:space="preserve"> </w:t>
+      </w:r>
+      <w:r>
+        <w:rPr>
+          <w:rFonts w:ascii="Charis SIL Regular" w:hAnsi="Charis SIL Regular" w:eastAsia="Charis SIL Regular"/>
+          <w:b w:val="0"/>
+          <w:i w:val="0"/>
+          <w:color w:val="0000FF"/>
+          <w:sz w:val="24"/>
+          <w:u w:val="single"/>
+        </w:rPr>
+        <w:hyperlink r:id="rId11" w:history="1">
+          <w:r>
+            <w:rPr>
+              <w:rStyle w:val="Hyperlink"/>
+            </w:rPr>
+            <w:t>Volkenk</w:t>
+          </w:r>
+        </w:hyperlink>
+      </w:r>
+      <w:r>
+        <w:rPr>
+          <w:rFonts w:ascii="Charis SIL Regular" w:hAnsi="Charis SIL Regular" w:eastAsia="Charis SIL Regular"/>
+          <w:b w:val="0"/>
+          <w:i w:val="0"/>
+          <w:color w:val="0000FF"/>
+          <w:sz w:val="24"/>
+        </w:rPr>
+        <w:t>u</w:t>
+      </w:r>
+      <w:r>
+        <w:rPr>
+          <w:rFonts w:ascii="Charis SIL Regular" w:hAnsi="Charis SIL Regular" w:eastAsia="Charis SIL Regular"/>
+          <w:b w:val="0"/>
+          <w:i w:val="0"/>
+          <w:color w:val="0000FF"/>
+          <w:sz w:val="24"/>
+          <w:u w:val="single"/>
+        </w:rPr>
+        <w:hyperlink r:id="rId11" w:history="1">
+          <w:r>
+            <w:rPr>
+              <w:rStyle w:val="Hyperlink"/>
+            </w:rPr>
+            <w:t>nd</w:t>
+          </w:r>
+        </w:hyperlink>
+      </w:r>
+      <w:r>
+        <w:rPr>
+          <w:rFonts w:ascii="Charis SIL Regular" w:hAnsi="Charis SIL Regular" w:eastAsia="Charis SIL Regular"/>
+          <w:b w:val="0"/>
+          <w:i w:val="0"/>
+          <w:color w:val="0000FF"/>
+          <w:sz w:val="24"/>
+          <w:u w:val="single"/>
+        </w:rPr>
+        <w:hyperlink r:id="rId11" w:history="1">
+          <w:r>
+            <w:rPr>
+              <w:rStyle w:val="Hyperlink"/>
+            </w:rPr>
+            <w:t>e</w:t>
+          </w:r>
+        </w:hyperlink>
       </w:r>
       <w:r>
         <w:rPr>
@@ -915,6 +1070,7 @@
       </w:r>
       <w:r>
         <w:rPr>
+          <w:u w:val="single" w:color="0000ff"/>
           <w:rFonts w:ascii="Charis SIL Regular" w:hAnsi="Charis SIL Regular" w:eastAsia="Charis SIL Regular"/>
           <w:b w:val="0"/>
           <w:i w:val="0"/>
@@ -932,6 +1088,7 @@
       </w:r>
       <w:r>
         <w:rPr>
+          <w:u w:val="single" w:color="0000ff"/>
           <w:rFonts w:ascii="Charis SIL Regular" w:hAnsi="Charis SIL Regular" w:eastAsia="Charis SIL Regular"/>
           <w:b w:val="0"/>
           <w:i w:val="0"/>
@@ -949,16 +1106,25 @@
       </w:r>
       <w:r>
         <w:rPr>
+          <w:u w:val="single" w:color="0000ff"/>
           <w:rFonts w:ascii="Charis SIL Regular" w:hAnsi="Charis SIL Regular" w:eastAsia="Charis SIL Regular"/>
           <w:b w:val="0"/>
           <w:i w:val="0"/>
           <w:color w:val="000000"/>
           <w:sz w:val="24"/>
         </w:rPr>
-        <w:t>umd</w:t>
-      </w:r>
-      <w:r>
-        <w:rPr>
+        <w:hyperlink r:id="rId12" w:history="1">
+          <w:r>
+            <w:rPr>
+              <w:rStyle w:val="Hyperlink"/>
+            </w:rPr>
+            <w:t>umd</w:t>
+          </w:r>
+        </w:hyperlink>
+      </w:r>
+      <w:r>
+        <w:rPr>
+          <w:u w:val="single" w:color="0000ff"/>
           <w:rFonts w:ascii="Charis SIL Regular" w:hAnsi="Charis SIL Regular" w:eastAsia="Charis SIL Regular"/>
           <w:b w:val="0"/>
           <w:i w:val="0"/>
@@ -3800,7 +3966,14 @@
           <w:color w:val="000000"/>
           <w:sz w:val="24"/>
         </w:rPr>
-        <w:t xml:space="preserve">, </w:t>
+        <w:hyperlink r:id="rId22" w:history="1">
+          <w:r>
+            <w:rPr>
+              <w:rStyle w:val="Hyperlink"/>
+            </w:rPr>
+            <w:t xml:space="preserve">, </w:t>
+          </w:r>
+        </w:hyperlink>
       </w:r>
       <w:r>
         <w:rPr>
@@ -3876,7 +4049,7 @@
           <w:sz w:val="24"/>
           <w:u w:val="single"/>
         </w:rPr>
-        <w:hyperlink r:id="rId22" w:history="1">
+        <w:hyperlink r:id="rId23" w:history="1">
           <w:r>
             <w:rPr>
               <w:rStyle w:val="Hyperlink"/>
@@ -3887,21 +4060,13 @@
       </w:r>
       <w:r>
         <w:rPr>
-          <w:u w:val="single" w:color="0000ff"/>
           <w:rFonts w:ascii="Charis SIL Regular" w:hAnsi="Charis SIL Regular" w:eastAsia="Charis SIL Regular"/>
           <w:b w:val="0"/>
           <w:i w:val="0"/>
           <w:color w:val="000000"/>
           <w:sz w:val="24"/>
         </w:rPr>
-        <w:hyperlink r:id="rId22" w:history="1">
-          <w:r>
-            <w:rPr>
-              <w:rStyle w:val="Hyperlink"/>
-            </w:rPr>
-            <w:t xml:space="preserve">, </w:t>
-          </w:r>
-        </w:hyperlink>
+        <w:t xml:space="preserve">, </w:t>
       </w:r>
       <w:r>
         <w:rPr>
@@ -3912,7 +4077,7 @@
           <w:sz w:val="24"/>
           <w:u w:val="single"/>
         </w:rPr>
-        <w:hyperlink r:id="rId22" w:history="1">
+        <w:hyperlink r:id="rId24" w:history="1">
           <w:r>
             <w:rPr>
               <w:rStyle w:val="Hyperlink"/>

--- a/EXPORTS/DOCX/published/niveau3/Dutch/TropischLandbouwMus.docx
+++ b/EXPORTS/DOCX/published/niveau3/Dutch/TropischLandbouwMus.docx
@@ -863,14 +863,7 @@
           <w:color w:val="000000"/>
           <w:sz w:val="24"/>
         </w:rPr>
-        <w:hyperlink r:id="rId11" w:history="1">
-          <w:r>
-            <w:rPr>
-              <w:rStyle w:val="Hyperlink"/>
-            </w:rPr>
-            <w:t xml:space="preserve">lige </w:t>
-          </w:r>
-        </w:hyperlink>
+        <w:t xml:space="preserve">lige </w:t>
       </w:r>
       <w:r>
         <w:rPr>
@@ -946,7 +939,7 @@
           <w:sz w:val="24"/>
           <w:u w:val="single"/>
         </w:rPr>
-        <w:hyperlink r:id="rId11" w:history="1">
+        <w:hyperlink r:id="rId12" w:history="1">
           <w:r>
             <w:rPr>
               <w:rStyle w:val="Hyperlink"/>
@@ -975,7 +968,7 @@
           <w:sz w:val="24"/>
           <w:u w:val="single"/>
         </w:rPr>
-        <w:hyperlink r:id="rId11" w:history="1">
+        <w:hyperlink r:id="rId12" w:history="1">
           <w:r>
             <w:rPr>
               <w:rStyle w:val="Hyperlink"/>
@@ -991,8 +984,16 @@
           <w:i w:val="0"/>
           <w:color w:val="0000FF"/>
           <w:sz w:val="24"/>
-        </w:rPr>
-        <w:t>u</w:t>
+          <w:u w:val="single"/>
+        </w:rPr>
+        <w:hyperlink r:id="rId12" w:history="1">
+          <w:r>
+            <w:rPr>
+              <w:rStyle w:val="Hyperlink"/>
+            </w:rPr>
+            <w:t>u</w:t>
+          </w:r>
+        </w:hyperlink>
       </w:r>
       <w:r>
         <w:rPr>
@@ -1003,7 +1004,7 @@
           <w:sz w:val="24"/>
           <w:u w:val="single"/>
         </w:rPr>
-        <w:hyperlink r:id="rId11" w:history="1">
+        <w:hyperlink r:id="rId12" w:history="1">
           <w:r>
             <w:rPr>
               <w:rStyle w:val="Hyperlink"/>
@@ -1021,7 +1022,7 @@
           <w:sz w:val="24"/>
           <w:u w:val="single"/>
         </w:rPr>
-        <w:hyperlink r:id="rId11" w:history="1">
+        <w:hyperlink r:id="rId12" w:history="1">
           <w:r>
             <w:rPr>
               <w:rStyle w:val="Hyperlink"/>
@@ -2363,150 +2364,13 @@
       </w:r>
       <w:r>
         <w:rPr>
-          <w:u w:val="single" w:color="0000ff"/>
           <w:rFonts w:ascii="Charis SIL Regular" w:hAnsi="Charis SIL Regular" w:eastAsia="Charis SIL Regular"/>
           <w:b w:val="0"/>
           <w:i w:val="0"/>
           <w:color w:val="000000"/>
           <w:sz w:val="24"/>
         </w:rPr>
-        <w:hyperlink r:id="rId18" w:history="1">
-          <w:r>
-            <w:rPr>
-              <w:rStyle w:val="Hyperlink"/>
-            </w:rPr>
-            <w:t>l</w:t>
-          </w:r>
-        </w:hyperlink>
-      </w:r>
-      <w:r>
-        <w:rPr>
-          <w:u w:val="single" w:color="0000ff"/>
-          <w:rFonts w:ascii="Charis SIL Regular" w:hAnsi="Charis SIL Regular" w:eastAsia="Charis SIL Regular"/>
-          <w:b w:val="0"/>
-          <w:i w:val="0"/>
-          <w:color w:val="000000"/>
-          <w:sz w:val="24"/>
-        </w:rPr>
-        <w:hyperlink r:id="rId18" w:history="1">
-          <w:r>
-            <w:rPr>
-              <w:rStyle w:val="Hyperlink"/>
-            </w:rPr>
-            <w:t>ecti</w:t>
-          </w:r>
-        </w:hyperlink>
-      </w:r>
-      <w:r>
-        <w:rPr>
-          <w:u w:val="single" w:color="0000ff"/>
-          <w:rFonts w:ascii="Charis SIL Regular" w:hAnsi="Charis SIL Regular" w:eastAsia="Charis SIL Regular"/>
-          <w:b w:val="0"/>
-          <w:i w:val="0"/>
-          <w:color w:val="000000"/>
-          <w:sz w:val="24"/>
-        </w:rPr>
-        <w:hyperlink r:id="rId18" w:history="1">
-          <w:r>
-            <w:rPr>
-              <w:rStyle w:val="Hyperlink"/>
-            </w:rPr>
-            <w:t>e</w:t>
-          </w:r>
-        </w:hyperlink>
-      </w:r>
-      <w:r>
-        <w:rPr>
-          <w:u w:val="single" w:color="0000ff"/>
-          <w:rFonts w:ascii="Charis SIL Regular" w:hAnsi="Charis SIL Regular" w:eastAsia="Charis SIL Regular"/>
-          <w:b w:val="0"/>
-          <w:i w:val="0"/>
-          <w:color w:val="000000"/>
-          <w:sz w:val="24"/>
-        </w:rPr>
-        <w:hyperlink r:id="rId18" w:history="1">
-          <w:r>
-            <w:rPr>
-              <w:rStyle w:val="Hyperlink"/>
-            </w:rPr>
-            <w:t xml:space="preserve">. </w:t>
-          </w:r>
-        </w:hyperlink>
-      </w:r>
-      <w:r>
-        <w:rPr>
-          <w:u w:val="single" w:color="0000ff"/>
-          <w:rFonts w:ascii="Charis SIL Regular" w:hAnsi="Charis SIL Regular" w:eastAsia="Charis SIL Regular"/>
-          <w:b w:val="0"/>
-          <w:i w:val="0"/>
-          <w:color w:val="000000"/>
-          <w:sz w:val="24"/>
-        </w:rPr>
-        <w:t>T</w:t>
-      </w:r>
-      <w:r>
-        <w:rPr>
-          <w:u w:val="single" w:color="0000ff"/>
-          <w:rFonts w:ascii="Charis SIL Regular" w:hAnsi="Charis SIL Regular" w:eastAsia="Charis SIL Regular"/>
-          <w:b w:val="0"/>
-          <w:i w:val="0"/>
-          <w:color w:val="000000"/>
-          <w:sz w:val="24"/>
-        </w:rPr>
-        <w:hyperlink r:id="rId18" w:history="1">
-          <w:r>
-            <w:rPr>
-              <w:rStyle w:val="Hyperlink"/>
-            </w:rPr>
-            <w:t xml:space="preserve">en slotte is </w:t>
-          </w:r>
-        </w:hyperlink>
-      </w:r>
-      <w:r>
-        <w:rPr>
-          <w:u w:val="single" w:color="0000ff"/>
-          <w:rFonts w:ascii="Charis SIL Regular" w:hAnsi="Charis SIL Regular" w:eastAsia="Charis SIL Regular"/>
-          <w:b w:val="0"/>
-          <w:i w:val="0"/>
-          <w:color w:val="000000"/>
-          <w:sz w:val="24"/>
-        </w:rPr>
-        <w:hyperlink r:id="rId18" w:history="1">
-          <w:r>
-            <w:rPr>
-              <w:rStyle w:val="Hyperlink"/>
-            </w:rPr>
-            <w:t>e</w:t>
-          </w:r>
-        </w:hyperlink>
-      </w:r>
-      <w:r>
-        <w:rPr>
-          <w:u w:val="single" w:color="0000ff"/>
-          <w:rFonts w:ascii="Charis SIL Regular" w:hAnsi="Charis SIL Regular" w:eastAsia="Charis SIL Regular"/>
-          <w:b w:val="0"/>
-          <w:i w:val="0"/>
-          <w:color w:val="000000"/>
-          <w:sz w:val="24"/>
-        </w:rPr>
-        <w:hyperlink r:id="rId18" w:history="1">
-          <w:r>
-            <w:rPr>
-              <w:rStyle w:val="Hyperlink"/>
-            </w:rPr>
-            <w:t xml:space="preserve">r nog </w:t>
-          </w:r>
-        </w:hyperlink>
-      </w:r>
-      <w:r>
-        <w:rPr>
-          <w:rFonts w:ascii="Charis SIL Regular" w:hAnsi="Charis SIL Regular" w:eastAsia="Charis SIL Regular"/>
-          <w:b w:val="0"/>
-          <w:i w:val="0"/>
-          <w:color w:val="000000"/>
-          <w:sz w:val="24"/>
-        </w:rPr>
-        <w:t xml:space="preserve">het </w:t>
+        <w:t xml:space="preserve">lectie. Ten slotte is er nog het </w:t>
       </w:r>
       <w:r>
         <w:rPr>
@@ -2747,67 +2611,13 @@
       </w:r>
       <w:r>
         <w:rPr>
-          <w:u w:val="single" w:color="0000ff"/>
           <w:rFonts w:ascii="Charis SIL Regular" w:hAnsi="Charis SIL Regular" w:eastAsia="Charis SIL Regular"/>
           <w:b w:val="0"/>
           <w:i w:val="0"/>
           <w:color w:val="000000"/>
           <w:sz w:val="24"/>
         </w:rPr>
-        <w:hyperlink r:id="rId19" w:history="1">
-          <w:r>
-            <w:rPr>
-              <w:rStyle w:val="Hyperlink"/>
-            </w:rPr>
-            <w:t>e</w:t>
-          </w:r>
-        </w:hyperlink>
-      </w:r>
-      <w:r>
-        <w:rPr>
-          <w:u w:val="single" w:color="0000ff"/>
-          <w:rFonts w:ascii="Charis SIL Regular" w:hAnsi="Charis SIL Regular" w:eastAsia="Charis SIL Regular"/>
-          <w:b w:val="0"/>
-          <w:i w:val="0"/>
-          <w:color w:val="000000"/>
-          <w:sz w:val="24"/>
-        </w:rPr>
-        <w:hyperlink r:id="rId19" w:history="1">
-          <w:r>
-            <w:rPr>
-              <w:rStyle w:val="Hyperlink"/>
-            </w:rPr>
-            <w:t>r het Tropis</w:t>
-          </w:r>
-        </w:hyperlink>
-      </w:r>
-      <w:r>
-        <w:rPr>
-          <w:u w:val="single" w:color="0000ff"/>
-          <w:rFonts w:ascii="Charis SIL Regular" w:hAnsi="Charis SIL Regular" w:eastAsia="Charis SIL Regular"/>
-          <w:b w:val="0"/>
-          <w:i w:val="0"/>
-          <w:color w:val="000000"/>
-          <w:sz w:val="24"/>
-        </w:rPr>
-        <w:hyperlink r:id="rId19" w:history="1">
-          <w:r>
-            <w:rPr>
-              <w:rStyle w:val="Hyperlink"/>
-            </w:rPr>
-            <w:t>ch Landbo</w:t>
-          </w:r>
-        </w:hyperlink>
-      </w:r>
-      <w:r>
-        <w:rPr>
-          <w:rFonts w:ascii="Charis SIL Regular" w:hAnsi="Charis SIL Regular" w:eastAsia="Charis SIL Regular"/>
-          <w:b w:val="0"/>
-          <w:i w:val="0"/>
-          <w:color w:val="000000"/>
-          <w:sz w:val="24"/>
-        </w:rPr>
-        <w:t xml:space="preserve">uwmuseum </w:t>
+        <w:t xml:space="preserve">er het Tropisch Landbouwmuseum </w:t>
       </w:r>
       <w:r>
         <w:rPr>
@@ -3984,7 +3794,7 @@
           <w:sz w:val="24"/>
           <w:u w:val="single"/>
         </w:rPr>
-        <w:hyperlink r:id="rId23" w:history="1">
+        <w:hyperlink r:id="rId22" w:history="1">
           <w:r>
             <w:rPr>
               <w:rStyle w:val="Hyperlink"/>
@@ -4002,7 +3812,7 @@
           <w:sz w:val="24"/>
           <w:u w:val="single"/>
         </w:rPr>
-        <w:hyperlink r:id="rId23" w:history="1">
+        <w:hyperlink r:id="rId22" w:history="1">
           <w:r>
             <w:rPr>
               <w:rStyle w:val="Hyperlink"/>
@@ -4060,13 +3870,21 @@
       </w:r>
       <w:r>
         <w:rPr>
+          <w:u w:val="single" w:color="0000ff"/>
           <w:rFonts w:ascii="Charis SIL Regular" w:hAnsi="Charis SIL Regular" w:eastAsia="Charis SIL Regular"/>
           <w:b w:val="0"/>
           <w:i w:val="0"/>
           <w:color w:val="000000"/>
           <w:sz w:val="24"/>
         </w:rPr>
-        <w:t xml:space="preserve">, </w:t>
+        <w:hyperlink r:id="rId22" w:history="1">
+          <w:r>
+            <w:rPr>
+              <w:rStyle w:val="Hyperlink"/>
+            </w:rPr>
+            <w:t xml:space="preserve">, </w:t>
+          </w:r>
+        </w:hyperlink>
       </w:r>
       <w:r>
         <w:rPr>

--- a/EXPORTS/DOCX/published/niveau3/Dutch/TropischLandbouwMus.docx
+++ b/EXPORTS/DOCX/published/niveau3/Dutch/TropischLandbouwMus.docx
@@ -506,25 +506,7 @@
           <w:color w:val="000000"/>
           <w:sz w:val="24"/>
         </w:rPr>
-        <w:t>museumzaal van he</w:t>
-      </w:r>
-      <w:r>
-        <w:rPr>
-          <w:u w:val="single" w:color="0000ff"/>
-          <w:rFonts w:ascii="Charis SIL Regular" w:hAnsi="Charis SIL Regular" w:eastAsia="Charis SIL Regular"/>
-          <w:b w:val="0"/>
-          <w:i w:val="0"/>
-          <w:color w:val="000000"/>
-          <w:sz w:val="24"/>
-        </w:rPr>
-        <w:hyperlink r:id="rId10" w:history="1">
-          <w:r>
-            <w:rPr>
-              <w:rStyle w:val="Hyperlink"/>
-            </w:rPr>
-            <w:t>t Koloniaal Land</w:t>
-          </w:r>
-        </w:hyperlink>
+        <w:t>museumzaal van het Koloniaal Land</w:t>
       </w:r>
       <w:r>
         <w:rPr>
@@ -874,7 +856,7 @@
           <w:sz w:val="24"/>
           <w:u w:val="single"/>
         </w:rPr>
-        <w:hyperlink r:id="rId11" w:history="1">
+        <w:hyperlink r:id="rId12" w:history="1">
           <w:r>
             <w:rPr>
               <w:rStyle w:val="Hyperlink"/>
@@ -939,7 +921,7 @@
           <w:sz w:val="24"/>
           <w:u w:val="single"/>
         </w:rPr>
-        <w:hyperlink r:id="rId12" w:history="1">
+        <w:hyperlink r:id="rId11" w:history="1">
           <w:r>
             <w:rPr>
               <w:rStyle w:val="Hyperlink"/>
@@ -968,7 +950,7 @@
           <w:sz w:val="24"/>
           <w:u w:val="single"/>
         </w:rPr>
-        <w:hyperlink r:id="rId12" w:history="1">
+        <w:hyperlink r:id="rId11" w:history="1">
           <w:r>
             <w:rPr>
               <w:rStyle w:val="Hyperlink"/>
@@ -984,43 +966,73 @@
           <w:i w:val="0"/>
           <w:color w:val="0000FF"/>
           <w:sz w:val="24"/>
-          <w:u w:val="single"/>
+        </w:rPr>
+        <w:t>unde</w:t>
+      </w:r>
+      <w:r>
+        <w:rPr>
+          <w:u w:val="single" w:color="0000ff"/>
+          <w:rFonts w:ascii="Charis SIL Regular" w:hAnsi="Charis SIL Regular" w:eastAsia="Charis SIL Regular"/>
+          <w:b w:val="0"/>
+          <w:i w:val="0"/>
+          <w:color w:val="000000"/>
+          <w:sz w:val="24"/>
+        </w:rPr>
+        <w:hyperlink r:id="rId11" w:history="1">
+          <w:r>
+            <w:rPr>
+              <w:rStyle w:val="Hyperlink"/>
+            </w:rPr>
+            <w:t xml:space="preserve"> in Leid</w:t>
+          </w:r>
+        </w:hyperlink>
+      </w:r>
+      <w:r>
+        <w:rPr>
+          <w:rFonts w:ascii="Charis SIL Regular" w:hAnsi="Charis SIL Regular" w:eastAsia="Charis SIL Regular"/>
+          <w:b w:val="0"/>
+          <w:i w:val="0"/>
+          <w:color w:val="000000"/>
+          <w:sz w:val="24"/>
+        </w:rPr>
+        <w:t xml:space="preserve">en. Van een overname is het echter </w:t>
+      </w:r>
+      <w:r>
+        <w:rPr>
+          <w:rFonts w:ascii="Charis SIL Regular" w:hAnsi="Charis SIL Regular" w:eastAsia="Charis SIL Regular"/>
+          <w:b w:val="0"/>
+          <w:i w:val="0"/>
+          <w:color w:val="000000"/>
+          <w:sz w:val="24"/>
+        </w:rPr>
+        <w:t>nooit gekomen.</w:t>
+      </w:r>
+      <w:r>
+        <w:rPr>
+          <w:u w:val="single" w:color="0000ff"/>
+          <w:rFonts w:ascii="Charis SIL Regular" w:hAnsi="Charis SIL Regular" w:eastAsia="Charis SIL Regular"/>
+          <w:b w:val="0"/>
+          <w:i w:val="0"/>
+          <w:color w:val="000000"/>
+          <w:sz w:val="24"/>
         </w:rPr>
         <w:hyperlink r:id="rId12" w:history="1">
           <w:r>
             <w:rPr>
               <w:rStyle w:val="Hyperlink"/>
             </w:rPr>
-            <w:t>u</w:t>
+            <w:t xml:space="preserve"> Toen de mus</w:t>
           </w:r>
         </w:hyperlink>
       </w:r>
       <w:r>
         <w:rPr>
+          <w:u w:val="single" w:color="0000ff"/>
           <w:rFonts w:ascii="Charis SIL Regular" w:hAnsi="Charis SIL Regular" w:eastAsia="Charis SIL Regular"/>
           <w:b w:val="0"/>
           <w:i w:val="0"/>
-          <w:color w:val="0000FF"/>
+          <w:color w:val="000000"/>
           <w:sz w:val="24"/>
-          <w:u w:val="single"/>
-        </w:rPr>
-        <w:hyperlink r:id="rId12" w:history="1">
-          <w:r>
-            <w:rPr>
-              <w:rStyle w:val="Hyperlink"/>
-            </w:rPr>
-            <w:t>nd</w:t>
-          </w:r>
-        </w:hyperlink>
-      </w:r>
-      <w:r>
-        <w:rPr>
-          <w:rFonts w:ascii="Charis SIL Regular" w:hAnsi="Charis SIL Regular" w:eastAsia="Charis SIL Regular"/>
-          <w:b w:val="0"/>
-          <w:i w:val="0"/>
-          <w:color w:val="0000FF"/>
-          <w:sz w:val="24"/>
-          <w:u w:val="single"/>
         </w:rPr>
         <w:hyperlink r:id="rId12" w:history="1">
           <w:r>
@@ -1033,95 +1045,13 @@
       </w:r>
       <w:r>
         <w:rPr>
-          <w:u w:val="single" w:color="0000ff"/>
           <w:rFonts w:ascii="Charis SIL Regular" w:hAnsi="Charis SIL Regular" w:eastAsia="Charis SIL Regular"/>
           <w:b w:val="0"/>
           <w:i w:val="0"/>
           <w:color w:val="000000"/>
           <w:sz w:val="24"/>
         </w:rPr>
-        <w:hyperlink r:id="rId11" w:history="1">
-          <w:r>
-            <w:rPr>
-              <w:rStyle w:val="Hyperlink"/>
-            </w:rPr>
-            <w:t xml:space="preserve"> in Leid</w:t>
-          </w:r>
-        </w:hyperlink>
-      </w:r>
-      <w:r>
-        <w:rPr>
-          <w:rFonts w:ascii="Charis SIL Regular" w:hAnsi="Charis SIL Regular" w:eastAsia="Charis SIL Regular"/>
-          <w:b w:val="0"/>
-          <w:i w:val="0"/>
-          <w:color w:val="000000"/>
-          <w:sz w:val="24"/>
-        </w:rPr>
-        <w:t xml:space="preserve">en. Van een overname is het echter </w:t>
-      </w:r>
-      <w:r>
-        <w:rPr>
-          <w:rFonts w:ascii="Charis SIL Regular" w:hAnsi="Charis SIL Regular" w:eastAsia="Charis SIL Regular"/>
-          <w:b w:val="0"/>
-          <w:i w:val="0"/>
-          <w:color w:val="000000"/>
-          <w:sz w:val="24"/>
-        </w:rPr>
-        <w:t>nooit gekomen.</w:t>
-      </w:r>
-      <w:r>
-        <w:rPr>
-          <w:u w:val="single" w:color="0000ff"/>
-          <w:rFonts w:ascii="Charis SIL Regular" w:hAnsi="Charis SIL Regular" w:eastAsia="Charis SIL Regular"/>
-          <w:b w:val="0"/>
-          <w:i w:val="0"/>
-          <w:color w:val="000000"/>
-          <w:sz w:val="24"/>
-        </w:rPr>
-        <w:hyperlink r:id="rId12" w:history="1">
-          <w:r>
-            <w:rPr>
-              <w:rStyle w:val="Hyperlink"/>
-            </w:rPr>
-            <w:t xml:space="preserve"> Toen de mus</w:t>
-          </w:r>
-        </w:hyperlink>
-      </w:r>
-      <w:r>
-        <w:rPr>
-          <w:u w:val="single" w:color="0000ff"/>
-          <w:rFonts w:ascii="Charis SIL Regular" w:hAnsi="Charis SIL Regular" w:eastAsia="Charis SIL Regular"/>
-          <w:b w:val="0"/>
-          <w:i w:val="0"/>
-          <w:color w:val="000000"/>
-          <w:sz w:val="24"/>
-        </w:rPr>
-        <w:hyperlink r:id="rId12" w:history="1">
-          <w:r>
-            <w:rPr>
-              <w:rStyle w:val="Hyperlink"/>
-            </w:rPr>
-            <w:t>e</w:t>
-          </w:r>
-        </w:hyperlink>
-      </w:r>
-      <w:r>
-        <w:rPr>
-          <w:u w:val="single" w:color="0000ff"/>
-          <w:rFonts w:ascii="Charis SIL Regular" w:hAnsi="Charis SIL Regular" w:eastAsia="Charis SIL Regular"/>
-          <w:b w:val="0"/>
-          <w:i w:val="0"/>
-          <w:color w:val="000000"/>
-          <w:sz w:val="24"/>
-        </w:rPr>
-        <w:hyperlink r:id="rId12" w:history="1">
-          <w:r>
-            <w:rPr>
-              <w:rStyle w:val="Hyperlink"/>
-            </w:rPr>
-            <w:t>umd</w:t>
-          </w:r>
-        </w:hyperlink>
+        <w:t>umd</w:t>
       </w:r>
       <w:r>
         <w:rPr>
@@ -2364,13 +2294,150 @@
       </w:r>
       <w:r>
         <w:rPr>
+          <w:u w:val="single" w:color="0000ff"/>
           <w:rFonts w:ascii="Charis SIL Regular" w:hAnsi="Charis SIL Regular" w:eastAsia="Charis SIL Regular"/>
           <w:b w:val="0"/>
           <w:i w:val="0"/>
           <w:color w:val="000000"/>
           <w:sz w:val="24"/>
         </w:rPr>
-        <w:t xml:space="preserve">lectie. Ten slotte is er nog het </w:t>
+        <w:hyperlink r:id="rId18" w:history="1">
+          <w:r>
+            <w:rPr>
+              <w:rStyle w:val="Hyperlink"/>
+            </w:rPr>
+            <w:t>l</w:t>
+          </w:r>
+        </w:hyperlink>
+      </w:r>
+      <w:r>
+        <w:rPr>
+          <w:u w:val="single" w:color="0000ff"/>
+          <w:rFonts w:ascii="Charis SIL Regular" w:hAnsi="Charis SIL Regular" w:eastAsia="Charis SIL Regular"/>
+          <w:b w:val="0"/>
+          <w:i w:val="0"/>
+          <w:color w:val="000000"/>
+          <w:sz w:val="24"/>
+        </w:rPr>
+        <w:hyperlink r:id="rId18" w:history="1">
+          <w:r>
+            <w:rPr>
+              <w:rStyle w:val="Hyperlink"/>
+            </w:rPr>
+            <w:t>ecti</w:t>
+          </w:r>
+        </w:hyperlink>
+      </w:r>
+      <w:r>
+        <w:rPr>
+          <w:u w:val="single" w:color="0000ff"/>
+          <w:rFonts w:ascii="Charis SIL Regular" w:hAnsi="Charis SIL Regular" w:eastAsia="Charis SIL Regular"/>
+          <w:b w:val="0"/>
+          <w:i w:val="0"/>
+          <w:color w:val="000000"/>
+          <w:sz w:val="24"/>
+        </w:rPr>
+        <w:hyperlink r:id="rId18" w:history="1">
+          <w:r>
+            <w:rPr>
+              <w:rStyle w:val="Hyperlink"/>
+            </w:rPr>
+            <w:t>e</w:t>
+          </w:r>
+        </w:hyperlink>
+      </w:r>
+      <w:r>
+        <w:rPr>
+          <w:u w:val="single" w:color="0000ff"/>
+          <w:rFonts w:ascii="Charis SIL Regular" w:hAnsi="Charis SIL Regular" w:eastAsia="Charis SIL Regular"/>
+          <w:b w:val="0"/>
+          <w:i w:val="0"/>
+          <w:color w:val="000000"/>
+          <w:sz w:val="24"/>
+        </w:rPr>
+        <w:hyperlink r:id="rId18" w:history="1">
+          <w:r>
+            <w:rPr>
+              <w:rStyle w:val="Hyperlink"/>
+            </w:rPr>
+            <w:t xml:space="preserve">. </w:t>
+          </w:r>
+        </w:hyperlink>
+      </w:r>
+      <w:r>
+        <w:rPr>
+          <w:u w:val="single" w:color="0000ff"/>
+          <w:rFonts w:ascii="Charis SIL Regular" w:hAnsi="Charis SIL Regular" w:eastAsia="Charis SIL Regular"/>
+          <w:b w:val="0"/>
+          <w:i w:val="0"/>
+          <w:color w:val="000000"/>
+          <w:sz w:val="24"/>
+        </w:rPr>
+        <w:t>T</w:t>
+      </w:r>
+      <w:r>
+        <w:rPr>
+          <w:u w:val="single" w:color="0000ff"/>
+          <w:rFonts w:ascii="Charis SIL Regular" w:hAnsi="Charis SIL Regular" w:eastAsia="Charis SIL Regular"/>
+          <w:b w:val="0"/>
+          <w:i w:val="0"/>
+          <w:color w:val="000000"/>
+          <w:sz w:val="24"/>
+        </w:rPr>
+        <w:hyperlink r:id="rId18" w:history="1">
+          <w:r>
+            <w:rPr>
+              <w:rStyle w:val="Hyperlink"/>
+            </w:rPr>
+            <w:t xml:space="preserve">en slotte is </w:t>
+          </w:r>
+        </w:hyperlink>
+      </w:r>
+      <w:r>
+        <w:rPr>
+          <w:u w:val="single" w:color="0000ff"/>
+          <w:rFonts w:ascii="Charis SIL Regular" w:hAnsi="Charis SIL Regular" w:eastAsia="Charis SIL Regular"/>
+          <w:b w:val="0"/>
+          <w:i w:val="0"/>
+          <w:color w:val="000000"/>
+          <w:sz w:val="24"/>
+        </w:rPr>
+        <w:hyperlink r:id="rId18" w:history="1">
+          <w:r>
+            <w:rPr>
+              <w:rStyle w:val="Hyperlink"/>
+            </w:rPr>
+            <w:t>e</w:t>
+          </w:r>
+        </w:hyperlink>
+      </w:r>
+      <w:r>
+        <w:rPr>
+          <w:u w:val="single" w:color="0000ff"/>
+          <w:rFonts w:ascii="Charis SIL Regular" w:hAnsi="Charis SIL Regular" w:eastAsia="Charis SIL Regular"/>
+          <w:b w:val="0"/>
+          <w:i w:val="0"/>
+          <w:color w:val="000000"/>
+          <w:sz w:val="24"/>
+        </w:rPr>
+        <w:hyperlink r:id="rId18" w:history="1">
+          <w:r>
+            <w:rPr>
+              <w:rStyle w:val="Hyperlink"/>
+            </w:rPr>
+            <w:t xml:space="preserve">r nog </w:t>
+          </w:r>
+        </w:hyperlink>
+      </w:r>
+      <w:r>
+        <w:rPr>
+          <w:rFonts w:ascii="Charis SIL Regular" w:hAnsi="Charis SIL Regular" w:eastAsia="Charis SIL Regular"/>
+          <w:b w:val="0"/>
+          <w:i w:val="0"/>
+          <w:color w:val="000000"/>
+          <w:sz w:val="24"/>
+        </w:rPr>
+        <w:t xml:space="preserve">het </w:t>
       </w:r>
       <w:r>
         <w:rPr>
@@ -2611,13 +2678,67 @@
       </w:r>
       <w:r>
         <w:rPr>
+          <w:u w:val="single" w:color="0000ff"/>
           <w:rFonts w:ascii="Charis SIL Regular" w:hAnsi="Charis SIL Regular" w:eastAsia="Charis SIL Regular"/>
           <w:b w:val="0"/>
           <w:i w:val="0"/>
           <w:color w:val="000000"/>
           <w:sz w:val="24"/>
         </w:rPr>
-        <w:t xml:space="preserve">er het Tropisch Landbouwmuseum </w:t>
+        <w:hyperlink r:id="rId19" w:history="1">
+          <w:r>
+            <w:rPr>
+              <w:rStyle w:val="Hyperlink"/>
+            </w:rPr>
+            <w:t>e</w:t>
+          </w:r>
+        </w:hyperlink>
+      </w:r>
+      <w:r>
+        <w:rPr>
+          <w:u w:val="single" w:color="0000ff"/>
+          <w:rFonts w:ascii="Charis SIL Regular" w:hAnsi="Charis SIL Regular" w:eastAsia="Charis SIL Regular"/>
+          <w:b w:val="0"/>
+          <w:i w:val="0"/>
+          <w:color w:val="000000"/>
+          <w:sz w:val="24"/>
+        </w:rPr>
+        <w:hyperlink r:id="rId19" w:history="1">
+          <w:r>
+            <w:rPr>
+              <w:rStyle w:val="Hyperlink"/>
+            </w:rPr>
+            <w:t>r het Tropis</w:t>
+          </w:r>
+        </w:hyperlink>
+      </w:r>
+      <w:r>
+        <w:rPr>
+          <w:u w:val="single" w:color="0000ff"/>
+          <w:rFonts w:ascii="Charis SIL Regular" w:hAnsi="Charis SIL Regular" w:eastAsia="Charis SIL Regular"/>
+          <w:b w:val="0"/>
+          <w:i w:val="0"/>
+          <w:color w:val="000000"/>
+          <w:sz w:val="24"/>
+        </w:rPr>
+        <w:hyperlink r:id="rId19" w:history="1">
+          <w:r>
+            <w:rPr>
+              <w:rStyle w:val="Hyperlink"/>
+            </w:rPr>
+            <w:t>ch Landbo</w:t>
+          </w:r>
+        </w:hyperlink>
+      </w:r>
+      <w:r>
+        <w:rPr>
+          <w:rFonts w:ascii="Charis SIL Regular" w:hAnsi="Charis SIL Regular" w:eastAsia="Charis SIL Regular"/>
+          <w:b w:val="0"/>
+          <w:i w:val="0"/>
+          <w:color w:val="000000"/>
+          <w:sz w:val="24"/>
+        </w:rPr>
+        <w:t xml:space="preserve">uwmuseum </w:t>
       </w:r>
       <w:r>
         <w:rPr>
@@ -3769,21 +3890,13 @@
       </w:r>
       <w:r>
         <w:rPr>
-          <w:u w:val="single" w:color="0000ff"/>
           <w:rFonts w:ascii="Charis SIL Regular" w:hAnsi="Charis SIL Regular" w:eastAsia="Charis SIL Regular"/>
           <w:b w:val="0"/>
           <w:i w:val="0"/>
           <w:color w:val="000000"/>
           <w:sz w:val="24"/>
         </w:rPr>
-        <w:hyperlink r:id="rId22" w:history="1">
-          <w:r>
-            <w:rPr>
-              <w:rStyle w:val="Hyperlink"/>
-            </w:rPr>
-            <w:t xml:space="preserve">, </w:t>
-          </w:r>
-        </w:hyperlink>
+        <w:t xml:space="preserve">, </w:t>
       </w:r>
       <w:r>
         <w:rPr>
@@ -3794,7 +3907,7 @@
           <w:sz w:val="24"/>
           <w:u w:val="single"/>
         </w:rPr>
-        <w:hyperlink r:id="rId22" w:history="1">
+        <w:hyperlink r:id="rId23" w:history="1">
           <w:r>
             <w:rPr>
               <w:rStyle w:val="Hyperlink"/>
@@ -3812,7 +3925,7 @@
           <w:sz w:val="24"/>
           <w:u w:val="single"/>
         </w:rPr>
-        <w:hyperlink r:id="rId22" w:history="1">
+        <w:hyperlink r:id="rId23" w:history="1">
           <w:r>
             <w:rPr>
               <w:rStyle w:val="Hyperlink"/>
@@ -3870,21 +3983,13 @@
       </w:r>
       <w:r>
         <w:rPr>
-          <w:u w:val="single" w:color="0000ff"/>
           <w:rFonts w:ascii="Charis SIL Regular" w:hAnsi="Charis SIL Regular" w:eastAsia="Charis SIL Regular"/>
           <w:b w:val="0"/>
           <w:i w:val="0"/>
           <w:color w:val="000000"/>
           <w:sz w:val="24"/>
         </w:rPr>
-        <w:hyperlink r:id="rId22" w:history="1">
-          <w:r>
-            <w:rPr>
-              <w:rStyle w:val="Hyperlink"/>
-            </w:rPr>
-            <w:t xml:space="preserve">, </w:t>
-          </w:r>
-        </w:hyperlink>
+        <w:t xml:space="preserve">, </w:t>
       </w:r>
       <w:r>
         <w:rPr>
@@ -3895,7 +4000,7 @@
           <w:sz w:val="24"/>
           <w:u w:val="single"/>
         </w:rPr>
-        <w:hyperlink r:id="rId24" w:history="1">
+        <w:hyperlink r:id="rId22" w:history="1">
           <w:r>
             <w:rPr>
               <w:rStyle w:val="Hyperlink"/>

--- a/EXPORTS/DOCX/published/niveau3/Dutch/TropischLandbouwMus.docx
+++ b/EXPORTS/DOCX/published/niveau3/Dutch/TropischLandbouwMus.docx
@@ -506,7 +506,25 @@
           <w:color w:val="000000"/>
           <w:sz w:val="24"/>
         </w:rPr>
-        <w:t>museumzaal van het Koloniaal Land</w:t>
+        <w:t>museumzaal van he</w:t>
+      </w:r>
+      <w:r>
+        <w:rPr>
+          <w:u w:val="single" w:color="0000ff"/>
+          <w:rFonts w:ascii="Charis SIL Regular" w:hAnsi="Charis SIL Regular" w:eastAsia="Charis SIL Regular"/>
+          <w:b w:val="0"/>
+          <w:i w:val="0"/>
+          <w:color w:val="000000"/>
+          <w:sz w:val="24"/>
+        </w:rPr>
+        <w:hyperlink r:id="rId10" w:history="1">
+          <w:r>
+            <w:rPr>
+              <w:rStyle w:val="Hyperlink"/>
+            </w:rPr>
+            <w:t>t Koloniaal Land</w:t>
+          </w:r>
+        </w:hyperlink>
       </w:r>
       <w:r>
         <w:rPr>
@@ -874,6 +892,128 @@
           <w:sz w:val="24"/>
           <w:u w:val="single"/>
         </w:rPr>
+        <w:hyperlink r:id="rId12" w:history="1">
+          <w:r>
+            <w:rPr>
+              <w:rStyle w:val="Hyperlink"/>
+            </w:rPr>
+            <w:t>e</w:t>
+          </w:r>
+        </w:hyperlink>
+      </w:r>
+      <w:r>
+        <w:rPr>
+          <w:rFonts w:ascii="Charis SIL Regular" w:hAnsi="Charis SIL Regular" w:eastAsia="Charis SIL Regular"/>
+          <w:b w:val="0"/>
+          <w:i w:val="0"/>
+          <w:color w:val="0000FF"/>
+          <w:sz w:val="24"/>
+          <w:u w:val="single"/>
+        </w:rPr>
+        <w:hyperlink r:id="rId12" w:history="1">
+          <w:r>
+            <w:rPr>
+              <w:rStyle w:val="Hyperlink"/>
+            </w:rPr>
+            <w:t>um</w:t>
+          </w:r>
+        </w:hyperlink>
+      </w:r>
+      <w:r>
+        <w:rPr>
+          <w:rFonts w:ascii="Charis SIL Regular" w:hAnsi="Charis SIL Regular" w:eastAsia="Charis SIL Regular"/>
+          <w:b w:val="0"/>
+          <w:i w:val="0"/>
+          <w:color w:val="0000FF"/>
+          <w:sz w:val="24"/>
+          <w:u w:val="single"/>
+        </w:rPr>
+        <w:t xml:space="preserve"> </w:t>
+      </w:r>
+      <w:r>
+        <w:rPr>
+          <w:rFonts w:ascii="Charis SIL Regular" w:hAnsi="Charis SIL Regular" w:eastAsia="Charis SIL Regular"/>
+          <w:b w:val="0"/>
+          <w:i w:val="0"/>
+          <w:color w:val="0000FF"/>
+          <w:sz w:val="24"/>
+          <w:u w:val="single"/>
+        </w:rPr>
+        <w:hyperlink r:id="rId12" w:history="1">
+          <w:r>
+            <w:rPr>
+              <w:rStyle w:val="Hyperlink"/>
+            </w:rPr>
+            <w:t>voor</w:t>
+          </w:r>
+        </w:hyperlink>
+      </w:r>
+      <w:r>
+        <w:rPr>
+          <w:rFonts w:ascii="Charis SIL Regular" w:hAnsi="Charis SIL Regular" w:eastAsia="Charis SIL Regular"/>
+          <w:b w:val="0"/>
+          <w:i w:val="0"/>
+          <w:color w:val="0000FF"/>
+          <w:sz w:val="24"/>
+          <w:u w:val="single"/>
+        </w:rPr>
+        <w:t xml:space="preserve"> </w:t>
+      </w:r>
+      <w:r>
+        <w:rPr>
+          <w:rFonts w:ascii="Charis SIL Regular" w:hAnsi="Charis SIL Regular" w:eastAsia="Charis SIL Regular"/>
+          <w:b w:val="0"/>
+          <w:i w:val="0"/>
+          <w:color w:val="0000FF"/>
+          <w:sz w:val="24"/>
+          <w:u w:val="single"/>
+        </w:rPr>
+        <w:hyperlink r:id="rId11" w:history="1">
+          <w:r>
+            <w:rPr>
+              <w:rStyle w:val="Hyperlink"/>
+            </w:rPr>
+            <w:t>Volkenk</w:t>
+          </w:r>
+        </w:hyperlink>
+      </w:r>
+      <w:r>
+        <w:rPr>
+          <w:rFonts w:ascii="Charis SIL Regular" w:hAnsi="Charis SIL Regular" w:eastAsia="Charis SIL Regular"/>
+          <w:b w:val="0"/>
+          <w:i w:val="0"/>
+          <w:color w:val="0000FF"/>
+          <w:sz w:val="24"/>
+        </w:rPr>
+        <w:t>u</w:t>
+      </w:r>
+      <w:r>
+        <w:rPr>
+          <w:rFonts w:ascii="Charis SIL Regular" w:hAnsi="Charis SIL Regular" w:eastAsia="Charis SIL Regular"/>
+          <w:b w:val="0"/>
+          <w:i w:val="0"/>
+          <w:color w:val="0000FF"/>
+          <w:sz w:val="24"/>
+          <w:u w:val="single"/>
+        </w:rPr>
+        <w:hyperlink r:id="rId11" w:history="1">
+          <w:r>
+            <w:rPr>
+              <w:rStyle w:val="Hyperlink"/>
+            </w:rPr>
+            <w:t>nd</w:t>
+          </w:r>
+        </w:hyperlink>
+      </w:r>
+      <w:r>
+        <w:rPr>
+          <w:rFonts w:ascii="Charis SIL Regular" w:hAnsi="Charis SIL Regular" w:eastAsia="Charis SIL Regular"/>
+          <w:b w:val="0"/>
+          <w:i w:val="0"/>
+          <w:color w:val="0000FF"/>
+          <w:sz w:val="24"/>
+          <w:u w:val="single"/>
+        </w:rPr>
         <w:hyperlink r:id="rId11" w:history="1">
           <w:r>
             <w:rPr>
@@ -885,92 +1025,6 @@
       </w:r>
       <w:r>
         <w:rPr>
-          <w:rFonts w:ascii="Charis SIL Regular" w:hAnsi="Charis SIL Regular" w:eastAsia="Charis SIL Regular"/>
-          <w:b w:val="0"/>
-          <w:i w:val="0"/>
-          <w:color w:val="0000FF"/>
-          <w:sz w:val="24"/>
-          <w:u w:val="single"/>
-        </w:rPr>
-        <w:hyperlink r:id="rId11" w:history="1">
-          <w:r>
-            <w:rPr>
-              <w:rStyle w:val="Hyperlink"/>
-            </w:rPr>
-            <w:t>um</w:t>
-          </w:r>
-        </w:hyperlink>
-      </w:r>
-      <w:r>
-        <w:rPr>
-          <w:rFonts w:ascii="Charis SIL Regular" w:hAnsi="Charis SIL Regular" w:eastAsia="Charis SIL Regular"/>
-          <w:b w:val="0"/>
-          <w:i w:val="0"/>
-          <w:color w:val="0000FF"/>
-          <w:sz w:val="24"/>
-          <w:u w:val="single"/>
-        </w:rPr>
-        <w:t xml:space="preserve"> </w:t>
-      </w:r>
-      <w:r>
-        <w:rPr>
-          <w:rFonts w:ascii="Charis SIL Regular" w:hAnsi="Charis SIL Regular" w:eastAsia="Charis SIL Regular"/>
-          <w:b w:val="0"/>
-          <w:i w:val="0"/>
-          <w:color w:val="0000FF"/>
-          <w:sz w:val="24"/>
-          <w:u w:val="single"/>
-        </w:rPr>
-        <w:hyperlink r:id="rId11" w:history="1">
-          <w:r>
-            <w:rPr>
-              <w:rStyle w:val="Hyperlink"/>
-            </w:rPr>
-            <w:t>voor</w:t>
-          </w:r>
-        </w:hyperlink>
-      </w:r>
-      <w:r>
-        <w:rPr>
-          <w:rFonts w:ascii="Charis SIL Regular" w:hAnsi="Charis SIL Regular" w:eastAsia="Charis SIL Regular"/>
-          <w:b w:val="0"/>
-          <w:i w:val="0"/>
-          <w:color w:val="0000FF"/>
-          <w:sz w:val="24"/>
-          <w:u w:val="single"/>
-        </w:rPr>
-        <w:t xml:space="preserve"> </w:t>
-      </w:r>
-      <w:r>
-        <w:rPr>
-          <w:rFonts w:ascii="Charis SIL Regular" w:hAnsi="Charis SIL Regular" w:eastAsia="Charis SIL Regular"/>
-          <w:b w:val="0"/>
-          <w:i w:val="0"/>
-          <w:color w:val="0000FF"/>
-          <w:sz w:val="24"/>
-          <w:u w:val="single"/>
-        </w:rPr>
-        <w:hyperlink r:id="rId11" w:history="1">
-          <w:r>
-            <w:rPr>
-              <w:rStyle w:val="Hyperlink"/>
-            </w:rPr>
-            <w:t>Volkenk</w:t>
-          </w:r>
-        </w:hyperlink>
-      </w:r>
-      <w:r>
-        <w:rPr>
-          <w:rFonts w:ascii="Charis SIL Regular" w:hAnsi="Charis SIL Regular" w:eastAsia="Charis SIL Regular"/>
-          <w:b w:val="0"/>
-          <w:i w:val="0"/>
-          <w:color w:val="0000FF"/>
-          <w:sz w:val="24"/>
-        </w:rPr>
-        <w:t>unde</w:t>
-      </w:r>
-      <w:r>
-        <w:rPr>
           <w:u w:val="single" w:color="0000ff"/>
           <w:rFonts w:ascii="Charis SIL Regular" w:hAnsi="Charis SIL Regular" w:eastAsia="Charis SIL Regular"/>
           <w:b w:val="0"/>
@@ -1045,13 +1099,21 @@
       </w:r>
       <w:r>
         <w:rPr>
+          <w:u w:val="single" w:color="0000ff"/>
           <w:rFonts w:ascii="Charis SIL Regular" w:hAnsi="Charis SIL Regular" w:eastAsia="Charis SIL Regular"/>
           <w:b w:val="0"/>
           <w:i w:val="0"/>
           <w:color w:val="000000"/>
           <w:sz w:val="24"/>
         </w:rPr>
-        <w:t>umd</w:t>
+        <w:hyperlink r:id="rId12" w:history="1">
+          <w:r>
+            <w:rPr>
+              <w:rStyle w:val="Hyperlink"/>
+            </w:rPr>
+            <w:t>umd</w:t>
+          </w:r>
+        </w:hyperlink>
       </w:r>
       <w:r>
         <w:rPr>
@@ -3890,13 +3952,21 @@
       </w:r>
       <w:r>
         <w:rPr>
+          <w:u w:val="single" w:color="0000ff"/>
           <w:rFonts w:ascii="Charis SIL Regular" w:hAnsi="Charis SIL Regular" w:eastAsia="Charis SIL Regular"/>
           <w:b w:val="0"/>
           <w:i w:val="0"/>
           <w:color w:val="000000"/>
           <w:sz w:val="24"/>
         </w:rPr>
-        <w:t xml:space="preserve">, </w:t>
+        <w:hyperlink r:id="rId22" w:history="1">
+          <w:r>
+            <w:rPr>
+              <w:rStyle w:val="Hyperlink"/>
+            </w:rPr>
+            <w:t xml:space="preserve">, </w:t>
+          </w:r>
+        </w:hyperlink>
       </w:r>
       <w:r>
         <w:rPr>
@@ -4000,7 +4070,7 @@
           <w:sz w:val="24"/>
           <w:u w:val="single"/>
         </w:rPr>
-        <w:hyperlink r:id="rId22" w:history="1">
+        <w:hyperlink r:id="rId24" w:history="1">
           <w:r>
             <w:rPr>
               <w:rStyle w:val="Hyperlink"/>

--- a/EXPORTS/DOCX/published/niveau3/Dutch/TropischLandbouwMus.docx
+++ b/EXPORTS/DOCX/published/niveau3/Dutch/TropischLandbouwMus.docx
@@ -968,7 +968,7 @@
           <w:sz w:val="24"/>
           <w:u w:val="single"/>
         </w:rPr>
-        <w:hyperlink r:id="rId11" w:history="1">
+        <w:hyperlink r:id="rId12" w:history="1">
           <w:r>
             <w:rPr>
               <w:rStyle w:val="Hyperlink"/>
@@ -984,8 +984,16 @@
           <w:i w:val="0"/>
           <w:color w:val="0000FF"/>
           <w:sz w:val="24"/>
-        </w:rPr>
-        <w:t>u</w:t>
+          <w:u w:val="single"/>
+        </w:rPr>
+        <w:hyperlink r:id="rId12" w:history="1">
+          <w:r>
+            <w:rPr>
+              <w:rStyle w:val="Hyperlink"/>
+            </w:rPr>
+            <w:t>u</w:t>
+          </w:r>
+        </w:hyperlink>
       </w:r>
       <w:r>
         <w:rPr>
@@ -2428,7 +2436,6 @@
       </w:r>
       <w:r>
         <w:rPr>
-          <w:u w:val="single" w:color="0000ff"/>
           <w:rFonts w:ascii="Charis SIL Regular" w:hAnsi="Charis SIL Regular" w:eastAsia="Charis SIL Regular"/>
           <w:b w:val="0"/>
           <w:i w:val="0"/>
@@ -3952,21 +3959,13 @@
       </w:r>
       <w:r>
         <w:rPr>
-          <w:u w:val="single" w:color="0000ff"/>
           <w:rFonts w:ascii="Charis SIL Regular" w:hAnsi="Charis SIL Regular" w:eastAsia="Charis SIL Regular"/>
           <w:b w:val="0"/>
           <w:i w:val="0"/>
           <w:color w:val="000000"/>
           <w:sz w:val="24"/>
         </w:rPr>
-        <w:hyperlink r:id="rId22" w:history="1">
-          <w:r>
-            <w:rPr>
-              <w:rStyle w:val="Hyperlink"/>
-            </w:rPr>
-            <w:t xml:space="preserve">, </w:t>
-          </w:r>
-        </w:hyperlink>
+        <w:t xml:space="preserve">, </w:t>
       </w:r>
       <w:r>
         <w:rPr>
@@ -4070,7 +4069,7 @@
           <w:sz w:val="24"/>
           <w:u w:val="single"/>
         </w:rPr>
-        <w:hyperlink r:id="rId24" w:history="1">
+        <w:hyperlink r:id="rId22" w:history="1">
           <w:r>
             <w:rPr>
               <w:rStyle w:val="Hyperlink"/>
@@ -4099,7 +4098,7 @@
           <w:sz w:val="24"/>
           <w:u w:val="single"/>
         </w:rPr>
-        <w:hyperlink r:id="rId24" w:history="1">
+        <w:hyperlink r:id="rId22" w:history="1">
           <w:r>
             <w:rPr>
               <w:rStyle w:val="Hyperlink"/>

--- a/EXPORTS/DOCX/published/niveau3/Dutch/TropischLandbouwMus.docx
+++ b/EXPORTS/DOCX/published/niveau3/Dutch/TropischLandbouwMus.docx
@@ -2436,6 +2436,7 @@
       </w:r>
       <w:r>
         <w:rPr>
+          <w:u w:val="single" w:color="0000ff"/>
           <w:rFonts w:ascii="Charis SIL Regular" w:hAnsi="Charis SIL Regular" w:eastAsia="Charis SIL Regular"/>
           <w:b w:val="0"/>
           <w:i w:val="0"/>

--- a/EXPORTS/DOCX/published/niveau3/Dutch/TropischLandbouwMus.docx
+++ b/EXPORTS/DOCX/published/niveau3/Dutch/TropischLandbouwMus.docx
@@ -1004,7 +1004,7 @@
           <w:sz w:val="24"/>
           <w:u w:val="single"/>
         </w:rPr>
-        <w:hyperlink r:id="rId11" w:history="1">
+        <w:hyperlink r:id="rId12" w:history="1">
           <w:r>
             <w:rPr>
               <w:rStyle w:val="Hyperlink"/>
@@ -1982,61 +1982,7 @@
           <w:color w:val="000000"/>
           <w:sz w:val="24"/>
         </w:rPr>
-        <w:t>. Ook het arc</w:t>
-      </w:r>
-      <w:r>
-        <w:rPr>
-          <w:u w:val="single" w:color="0000ff"/>
-          <w:rFonts w:ascii="Charis SIL Regular" w:hAnsi="Charis SIL Regular" w:eastAsia="Charis SIL Regular"/>
-          <w:b w:val="0"/>
-          <w:i w:val="0"/>
-          <w:color w:val="000000"/>
-          <w:sz w:val="24"/>
-        </w:rPr>
-        <w:hyperlink r:id="rId15" w:history="1">
-          <w:r>
-            <w:rPr>
-              <w:rStyle w:val="Hyperlink"/>
-            </w:rPr>
-            <w:t>hief van de ver</w:t>
-          </w:r>
-        </w:hyperlink>
-      </w:r>
-      <w:r>
-        <w:rPr>
-          <w:u w:val="single" w:color="0000ff"/>
-          <w:rFonts w:ascii="Charis SIL Regular" w:hAnsi="Charis SIL Regular" w:eastAsia="Charis SIL Regular"/>
-          <w:b w:val="0"/>
-          <w:i w:val="0"/>
-          <w:color w:val="000000"/>
-          <w:sz w:val="24"/>
-        </w:rPr>
-        <w:hyperlink r:id="rId15" w:history="1">
-          <w:r>
-            <w:rPr>
-              <w:rStyle w:val="Hyperlink"/>
-            </w:rPr>
-            <w:t>e</w:t>
-          </w:r>
-        </w:hyperlink>
-      </w:r>
-      <w:r>
-        <w:rPr>
-          <w:u w:val="single" w:color="0000ff"/>
-          <w:rFonts w:ascii="Charis SIL Regular" w:hAnsi="Charis SIL Regular" w:eastAsia="Charis SIL Regular"/>
-          <w:b w:val="0"/>
-          <w:i w:val="0"/>
-          <w:color w:val="000000"/>
-          <w:sz w:val="24"/>
-        </w:rPr>
-        <w:hyperlink r:id="rId15" w:history="1">
-          <w:r>
-            <w:rPr>
-              <w:rStyle w:val="Hyperlink"/>
-            </w:rPr>
-            <w:t>nigi</w:t>
-          </w:r>
-        </w:hyperlink>
+        <w:t>. Ook het archief van de verenigi</w:t>
       </w:r>
       <w:r>
         <w:rPr>

--- a/EXPORTS/DOCX/published/niveau3/Dutch/TropischLandbouwMus.docx
+++ b/EXPORTS/DOCX/published/niveau3/Dutch/TropischLandbouwMus.docx
@@ -874,7 +874,7 @@
           <w:sz w:val="24"/>
           <w:u w:val="single"/>
         </w:rPr>
-        <w:hyperlink r:id="rId12" w:history="1">
+        <w:hyperlink r:id="rId11" w:history="1">
           <w:r>
             <w:rPr>
               <w:rStyle w:val="Hyperlink"/>
@@ -892,7 +892,7 @@
           <w:sz w:val="24"/>
           <w:u w:val="single"/>
         </w:rPr>
-        <w:hyperlink r:id="rId12" w:history="1">
+        <w:hyperlink r:id="rId11" w:history="1">
           <w:r>
             <w:rPr>
               <w:rStyle w:val="Hyperlink"/>
@@ -910,7 +910,7 @@
           <w:sz w:val="24"/>
           <w:u w:val="single"/>
         </w:rPr>
-        <w:hyperlink r:id="rId12" w:history="1">
+        <w:hyperlink r:id="rId11" w:history="1">
           <w:r>
             <w:rPr>
               <w:rStyle w:val="Hyperlink"/>
@@ -1022,7 +1022,7 @@
           <w:sz w:val="24"/>
           <w:u w:val="single"/>
         </w:rPr>
-        <w:hyperlink r:id="rId11" w:history="1">
+        <w:hyperlink r:id="rId12" w:history="1">
           <w:r>
             <w:rPr>
               <w:rStyle w:val="Hyperlink"/>
@@ -1982,7 +1982,61 @@
           <w:color w:val="000000"/>
           <w:sz w:val="24"/>
         </w:rPr>
-        <w:t>. Ook het archief van de verenigi</w:t>
+        <w:t>. Ook het arc</w:t>
+      </w:r>
+      <w:r>
+        <w:rPr>
+          <w:u w:val="single" w:color="0000ff"/>
+          <w:rFonts w:ascii="Charis SIL Regular" w:hAnsi="Charis SIL Regular" w:eastAsia="Charis SIL Regular"/>
+          <w:b w:val="0"/>
+          <w:i w:val="0"/>
+          <w:color w:val="000000"/>
+          <w:sz w:val="24"/>
+        </w:rPr>
+        <w:hyperlink r:id="rId15" w:history="1">
+          <w:r>
+            <w:rPr>
+              <w:rStyle w:val="Hyperlink"/>
+            </w:rPr>
+            <w:t>hief van de ver</w:t>
+          </w:r>
+        </w:hyperlink>
+      </w:r>
+      <w:r>
+        <w:rPr>
+          <w:u w:val="single" w:color="0000ff"/>
+          <w:rFonts w:ascii="Charis SIL Regular" w:hAnsi="Charis SIL Regular" w:eastAsia="Charis SIL Regular"/>
+          <w:b w:val="0"/>
+          <w:i w:val="0"/>
+          <w:color w:val="000000"/>
+          <w:sz w:val="24"/>
+        </w:rPr>
+        <w:hyperlink r:id="rId15" w:history="1">
+          <w:r>
+            <w:rPr>
+              <w:rStyle w:val="Hyperlink"/>
+            </w:rPr>
+            <w:t>e</w:t>
+          </w:r>
+        </w:hyperlink>
+      </w:r>
+      <w:r>
+        <w:rPr>
+          <w:u w:val="single" w:color="0000ff"/>
+          <w:rFonts w:ascii="Charis SIL Regular" w:hAnsi="Charis SIL Regular" w:eastAsia="Charis SIL Regular"/>
+          <w:b w:val="0"/>
+          <w:i w:val="0"/>
+          <w:color w:val="000000"/>
+          <w:sz w:val="24"/>
+        </w:rPr>
+        <w:hyperlink r:id="rId15" w:history="1">
+          <w:r>
+            <w:rPr>
+              <w:rStyle w:val="Hyperlink"/>
+            </w:rPr>
+            <w:t>nigi</w:t>
+          </w:r>
+        </w:hyperlink>
       </w:r>
       <w:r>
         <w:rPr>
@@ -3906,13 +3960,21 @@
       </w:r>
       <w:r>
         <w:rPr>
+          <w:u w:val="single" w:color="0000ff"/>
           <w:rFonts w:ascii="Charis SIL Regular" w:hAnsi="Charis SIL Regular" w:eastAsia="Charis SIL Regular"/>
           <w:b w:val="0"/>
           <w:i w:val="0"/>
           <w:color w:val="000000"/>
           <w:sz w:val="24"/>
         </w:rPr>
-        <w:t xml:space="preserve">, </w:t>
+        <w:hyperlink r:id="rId22" w:history="1">
+          <w:r>
+            <w:rPr>
+              <w:rStyle w:val="Hyperlink"/>
+            </w:rPr>
+            <w:t xml:space="preserve">, </w:t>
+          </w:r>
+        </w:hyperlink>
       </w:r>
       <w:r>
         <w:rPr>
@@ -4016,7 +4078,7 @@
           <w:sz w:val="24"/>
           <w:u w:val="single"/>
         </w:rPr>
-        <w:hyperlink r:id="rId22" w:history="1">
+        <w:hyperlink r:id="rId24" w:history="1">
           <w:r>
             <w:rPr>
               <w:rStyle w:val="Hyperlink"/>
@@ -4045,7 +4107,7 @@
           <w:sz w:val="24"/>
           <w:u w:val="single"/>
         </w:rPr>
-        <w:hyperlink r:id="rId22" w:history="1">
+        <w:hyperlink r:id="rId24" w:history="1">
           <w:r>
             <w:rPr>
               <w:rStyle w:val="Hyperlink"/>

--- a/EXPORTS/DOCX/published/niveau3/Dutch/TropischLandbouwMus.docx
+++ b/EXPORTS/DOCX/published/niveau3/Dutch/TropischLandbouwMus.docx
@@ -863,7 +863,14 @@
           <w:color w:val="000000"/>
           <w:sz w:val="24"/>
         </w:rPr>
-        <w:t xml:space="preserve">lige </w:t>
+        <w:hyperlink r:id="rId11" w:history="1">
+          <w:r>
+            <w:rPr>
+              <w:rStyle w:val="Hyperlink"/>
+            </w:rPr>
+            <w:t xml:space="preserve">lige </w:t>
+          </w:r>
+        </w:hyperlink>
       </w:r>
       <w:r>
         <w:rPr>
@@ -939,7 +946,7 @@
           <w:sz w:val="24"/>
           <w:u w:val="single"/>
         </w:rPr>
-        <w:hyperlink r:id="rId12" w:history="1">
+        <w:hyperlink r:id="rId11" w:history="1">
           <w:r>
             <w:rPr>
               <w:rStyle w:val="Hyperlink"/>
@@ -968,7 +975,7 @@
           <w:sz w:val="24"/>
           <w:u w:val="single"/>
         </w:rPr>
-        <w:hyperlink r:id="rId12" w:history="1">
+        <w:hyperlink r:id="rId11" w:history="1">
           <w:r>
             <w:rPr>
               <w:rStyle w:val="Hyperlink"/>
@@ -984,16 +991,8 @@
           <w:i w:val="0"/>
           <w:color w:val="0000FF"/>
           <w:sz w:val="24"/>
-          <w:u w:val="single"/>
-        </w:rPr>
-        <w:hyperlink r:id="rId12" w:history="1">
-          <w:r>
-            <w:rPr>
-              <w:rStyle w:val="Hyperlink"/>
-            </w:rPr>
-            <w:t>u</w:t>
-          </w:r>
-        </w:hyperlink>
+        </w:rPr>
+        <w:t>u</w:t>
       </w:r>
       <w:r>
         <w:rPr>
@@ -1004,7 +1003,7 @@
           <w:sz w:val="24"/>
           <w:u w:val="single"/>
         </w:rPr>
-        <w:hyperlink r:id="rId12" w:history="1">
+        <w:hyperlink r:id="rId11" w:history="1">
           <w:r>
             <w:rPr>
               <w:rStyle w:val="Hyperlink"/>
@@ -1022,7 +1021,7 @@
           <w:sz w:val="24"/>
           <w:u w:val="single"/>
         </w:rPr>
-        <w:hyperlink r:id="rId12" w:history="1">
+        <w:hyperlink r:id="rId11" w:history="1">
           <w:r>
             <w:rPr>
               <w:rStyle w:val="Hyperlink"/>
@@ -2672,61 +2671,7 @@
           <w:color w:val="000000"/>
           <w:sz w:val="24"/>
         </w:rPr>
-        <w:t xml:space="preserve"> waarin zich ook relevan</w:t>
-      </w:r>
-      <w:r>
-        <w:rPr>
-          <w:u w:val="single" w:color="0000ff"/>
-          <w:rFonts w:ascii="Charis SIL Regular" w:hAnsi="Charis SIL Regular" w:eastAsia="Charis SIL Regular"/>
-          <w:b w:val="0"/>
-          <w:i w:val="0"/>
-          <w:color w:val="000000"/>
-          <w:sz w:val="24"/>
-        </w:rPr>
-        <w:hyperlink r:id="rId19" w:history="1">
-          <w:r>
-            <w:rPr>
-              <w:rStyle w:val="Hyperlink"/>
-            </w:rPr>
-            <w:t>t mater</w:t>
-          </w:r>
-        </w:hyperlink>
-      </w:r>
-      <w:r>
-        <w:rPr>
-          <w:u w:val="single" w:color="0000ff"/>
-          <w:rFonts w:ascii="Charis SIL Regular" w:hAnsi="Charis SIL Regular" w:eastAsia="Charis SIL Regular"/>
-          <w:b w:val="0"/>
-          <w:i w:val="0"/>
-          <w:color w:val="000000"/>
-          <w:sz w:val="24"/>
-        </w:rPr>
-        <w:hyperlink r:id="rId19" w:history="1">
-          <w:r>
-            <w:rPr>
-              <w:rStyle w:val="Hyperlink"/>
-            </w:rPr>
-            <w:t>i</w:t>
-          </w:r>
-        </w:hyperlink>
-      </w:r>
-      <w:r>
-        <w:rPr>
-          <w:u w:val="single" w:color="0000ff"/>
-          <w:rFonts w:ascii="Charis SIL Regular" w:hAnsi="Charis SIL Regular" w:eastAsia="Charis SIL Regular"/>
-          <w:b w:val="0"/>
-          <w:i w:val="0"/>
-          <w:color w:val="000000"/>
-          <w:sz w:val="24"/>
-        </w:rPr>
-        <w:hyperlink r:id="rId19" w:history="1">
-          <w:r>
-            <w:rPr>
-              <w:rStyle w:val="Hyperlink"/>
-            </w:rPr>
-            <w:t xml:space="preserve">aal </w:t>
-          </w:r>
-        </w:hyperlink>
+        <w:t xml:space="preserve"> waarin zich ook relevant materiaal </w:t>
       </w:r>
       <w:r>
         <w:rPr>

--- a/EXPORTS/DOCX/published/niveau3/Dutch/TropischLandbouwMus.docx
+++ b/EXPORTS/DOCX/published/niveau3/Dutch/TropischLandbouwMus.docx
@@ -852,25 +852,7 @@
           <w:color w:val="000000"/>
           <w:sz w:val="24"/>
         </w:rPr>
-        <w:t>het toenma</w:t>
-      </w:r>
-      <w:r>
-        <w:rPr>
-          <w:u w:val="single" w:color="0000ff"/>
-          <w:rFonts w:ascii="Charis SIL Regular" w:hAnsi="Charis SIL Regular" w:eastAsia="Charis SIL Regular"/>
-          <w:b w:val="0"/>
-          <w:i w:val="0"/>
-          <w:color w:val="000000"/>
-          <w:sz w:val="24"/>
-        </w:rPr>
-        <w:hyperlink r:id="rId11" w:history="1">
-          <w:r>
-            <w:rPr>
-              <w:rStyle w:val="Hyperlink"/>
-            </w:rPr>
-            <w:t xml:space="preserve">lige </w:t>
-          </w:r>
-        </w:hyperlink>
+        <w:t xml:space="preserve">het toenmalige </w:t>
       </w:r>
       <w:r>
         <w:rPr>
@@ -946,7 +928,7 @@
           <w:sz w:val="24"/>
           <w:u w:val="single"/>
         </w:rPr>
-        <w:hyperlink r:id="rId11" w:history="1">
+        <w:hyperlink r:id="rId12" w:history="1">
           <w:r>
             <w:rPr>
               <w:rStyle w:val="Hyperlink"/>
@@ -975,7 +957,7 @@
           <w:sz w:val="24"/>
           <w:u w:val="single"/>
         </w:rPr>
-        <w:hyperlink r:id="rId11" w:history="1">
+        <w:hyperlink r:id="rId12" w:history="1">
           <w:r>
             <w:rPr>
               <w:rStyle w:val="Hyperlink"/>
@@ -983,16 +965,6 @@
             <w:t>Volkenk</w:t>
           </w:r>
         </w:hyperlink>
-      </w:r>
-      <w:r>
-        <w:rPr>
-          <w:rFonts w:ascii="Charis SIL Regular" w:hAnsi="Charis SIL Regular" w:eastAsia="Charis SIL Regular"/>
-          <w:b w:val="0"/>
-          <w:i w:val="0"/>
-          <w:color w:val="0000FF"/>
-          <w:sz w:val="24"/>
-        </w:rPr>
-        <w:t>u</w:t>
       </w:r>
       <w:r>
         <w:rPr>
@@ -1003,12 +975,12 @@
           <w:sz w:val="24"/>
           <w:u w:val="single"/>
         </w:rPr>
-        <w:hyperlink r:id="rId11" w:history="1">
+        <w:hyperlink r:id="rId12" w:history="1">
           <w:r>
             <w:rPr>
               <w:rStyle w:val="Hyperlink"/>
             </w:rPr>
-            <w:t>nd</w:t>
+            <w:t>u</w:t>
           </w:r>
         </w:hyperlink>
       </w:r>
@@ -1021,7 +993,25 @@
           <w:sz w:val="24"/>
           <w:u w:val="single"/>
         </w:rPr>
-        <w:hyperlink r:id="rId11" w:history="1">
+        <w:hyperlink r:id="rId12" w:history="1">
+          <w:r>
+            <w:rPr>
+              <w:rStyle w:val="Hyperlink"/>
+            </w:rPr>
+            <w:t>nd</w:t>
+          </w:r>
+        </w:hyperlink>
+      </w:r>
+      <w:r>
+        <w:rPr>
+          <w:rFonts w:ascii="Charis SIL Regular" w:hAnsi="Charis SIL Regular" w:eastAsia="Charis SIL Regular"/>
+          <w:b w:val="0"/>
+          <w:i w:val="0"/>
+          <w:color w:val="0000FF"/>
+          <w:sz w:val="24"/>
+          <w:u w:val="single"/>
+        </w:rPr>
+        <w:hyperlink r:id="rId12" w:history="1">
           <w:r>
             <w:rPr>
               <w:rStyle w:val="Hyperlink"/>
@@ -1568,14 +1558,7 @@
           <w:color w:val="000000"/>
           <w:sz w:val="24"/>
         </w:rPr>
-        <w:hyperlink r:id="rId13" w:history="1">
-          <w:r>
-            <w:rPr>
-              <w:rStyle w:val="Hyperlink"/>
-            </w:rPr>
-            <w:t>jksu</w:t>
-          </w:r>
-        </w:hyperlink>
+        <w:t>jksu</w:t>
       </w:r>
       <w:r>
         <w:rPr>
@@ -1981,61 +1964,7 @@
           <w:color w:val="000000"/>
           <w:sz w:val="24"/>
         </w:rPr>
-        <w:t>. Ook het arc</w:t>
-      </w:r>
-      <w:r>
-        <w:rPr>
-          <w:u w:val="single" w:color="0000ff"/>
-          <w:rFonts w:ascii="Charis SIL Regular" w:hAnsi="Charis SIL Regular" w:eastAsia="Charis SIL Regular"/>
-          <w:b w:val="0"/>
-          <w:i w:val="0"/>
-          <w:color w:val="000000"/>
-          <w:sz w:val="24"/>
-        </w:rPr>
-        <w:hyperlink r:id="rId15" w:history="1">
-          <w:r>
-            <w:rPr>
-              <w:rStyle w:val="Hyperlink"/>
-            </w:rPr>
-            <w:t>hief van de ver</w:t>
-          </w:r>
-        </w:hyperlink>
-      </w:r>
-      <w:r>
-        <w:rPr>
-          <w:u w:val="single" w:color="0000ff"/>
-          <w:rFonts w:ascii="Charis SIL Regular" w:hAnsi="Charis SIL Regular" w:eastAsia="Charis SIL Regular"/>
-          <w:b w:val="0"/>
-          <w:i w:val="0"/>
-          <w:color w:val="000000"/>
-          <w:sz w:val="24"/>
-        </w:rPr>
-        <w:hyperlink r:id="rId15" w:history="1">
-          <w:r>
-            <w:rPr>
-              <w:rStyle w:val="Hyperlink"/>
-            </w:rPr>
-            <w:t>e</w:t>
-          </w:r>
-        </w:hyperlink>
-      </w:r>
-      <w:r>
-        <w:rPr>
-          <w:u w:val="single" w:color="0000ff"/>
-          <w:rFonts w:ascii="Charis SIL Regular" w:hAnsi="Charis SIL Regular" w:eastAsia="Charis SIL Regular"/>
-          <w:b w:val="0"/>
-          <w:i w:val="0"/>
-          <w:color w:val="000000"/>
-          <w:sz w:val="24"/>
-        </w:rPr>
-        <w:hyperlink r:id="rId15" w:history="1">
-          <w:r>
-            <w:rPr>
-              <w:rStyle w:val="Hyperlink"/>
-            </w:rPr>
-            <w:t>nigi</w:t>
-          </w:r>
-        </w:hyperlink>
+        <w:t>. Ook het archief van de verenigi</w:t>
       </w:r>
       <w:r>
         <w:rPr>
@@ -2435,78 +2364,13 @@
       </w:r>
       <w:r>
         <w:rPr>
-          <w:u w:val="single" w:color="0000ff"/>
           <w:rFonts w:ascii="Charis SIL Regular" w:hAnsi="Charis SIL Regular" w:eastAsia="Charis SIL Regular"/>
           <w:b w:val="0"/>
           <w:i w:val="0"/>
           <w:color w:val="000000"/>
           <w:sz w:val="24"/>
         </w:rPr>
-        <w:t>T</w:t>
-      </w:r>
-      <w:r>
-        <w:rPr>
-          <w:u w:val="single" w:color="0000ff"/>
-          <w:rFonts w:ascii="Charis SIL Regular" w:hAnsi="Charis SIL Regular" w:eastAsia="Charis SIL Regular"/>
-          <w:b w:val="0"/>
-          <w:i w:val="0"/>
-          <w:color w:val="000000"/>
-          <w:sz w:val="24"/>
-        </w:rPr>
-        <w:hyperlink r:id="rId18" w:history="1">
-          <w:r>
-            <w:rPr>
-              <w:rStyle w:val="Hyperlink"/>
-            </w:rPr>
-            <w:t xml:space="preserve">en slotte is </w:t>
-          </w:r>
-        </w:hyperlink>
-      </w:r>
-      <w:r>
-        <w:rPr>
-          <w:u w:val="single" w:color="0000ff"/>
-          <w:rFonts w:ascii="Charis SIL Regular" w:hAnsi="Charis SIL Regular" w:eastAsia="Charis SIL Regular"/>
-          <w:b w:val="0"/>
-          <w:i w:val="0"/>
-          <w:color w:val="000000"/>
-          <w:sz w:val="24"/>
-        </w:rPr>
-        <w:hyperlink r:id="rId18" w:history="1">
-          <w:r>
-            <w:rPr>
-              <w:rStyle w:val="Hyperlink"/>
-            </w:rPr>
-            <w:t>e</w:t>
-          </w:r>
-        </w:hyperlink>
-      </w:r>
-      <w:r>
-        <w:rPr>
-          <w:u w:val="single" w:color="0000ff"/>
-          <w:rFonts w:ascii="Charis SIL Regular" w:hAnsi="Charis SIL Regular" w:eastAsia="Charis SIL Regular"/>
-          <w:b w:val="0"/>
-          <w:i w:val="0"/>
-          <w:color w:val="000000"/>
-          <w:sz w:val="24"/>
-        </w:rPr>
-        <w:hyperlink r:id="rId18" w:history="1">
-          <w:r>
-            <w:rPr>
-              <w:rStyle w:val="Hyperlink"/>
-            </w:rPr>
-            <w:t xml:space="preserve">r nog </w:t>
-          </w:r>
-        </w:hyperlink>
-      </w:r>
-      <w:r>
-        <w:rPr>
-          <w:rFonts w:ascii="Charis SIL Regular" w:hAnsi="Charis SIL Regular" w:eastAsia="Charis SIL Regular"/>
-          <w:b w:val="0"/>
-          <w:i w:val="0"/>
-          <w:color w:val="000000"/>
-          <w:sz w:val="24"/>
-        </w:rPr>
-        <w:t xml:space="preserve">het </w:t>
+        <w:t xml:space="preserve">Ten slotte is er nog het </w:t>
       </w:r>
       <w:r>
         <w:rPr>
@@ -2671,61 +2535,7 @@
           <w:color w:val="000000"/>
           <w:sz w:val="24"/>
         </w:rPr>
-        <w:t xml:space="preserve"> waarin zich ook relevant materiaal </w:t>
-      </w:r>
-      <w:r>
-        <w:rPr>
-          <w:u w:val="single" w:color="0000ff"/>
-          <w:rFonts w:ascii="Charis SIL Regular" w:hAnsi="Charis SIL Regular" w:eastAsia="Charis SIL Regular"/>
-          <w:b w:val="0"/>
-          <w:i w:val="0"/>
-          <w:color w:val="000000"/>
-          <w:sz w:val="24"/>
-        </w:rPr>
-        <w:hyperlink r:id="rId19" w:history="1">
-          <w:r>
-            <w:rPr>
-              <w:rStyle w:val="Hyperlink"/>
-            </w:rPr>
-            <w:t>ov</w:t>
-          </w:r>
-        </w:hyperlink>
-      </w:r>
-      <w:r>
-        <w:rPr>
-          <w:u w:val="single" w:color="0000ff"/>
-          <w:rFonts w:ascii="Charis SIL Regular" w:hAnsi="Charis SIL Regular" w:eastAsia="Charis SIL Regular"/>
-          <w:b w:val="0"/>
-          <w:i w:val="0"/>
-          <w:color w:val="000000"/>
-          <w:sz w:val="24"/>
-        </w:rPr>
-        <w:hyperlink r:id="rId19" w:history="1">
-          <w:r>
-            <w:rPr>
-              <w:rStyle w:val="Hyperlink"/>
-            </w:rPr>
-            <w:t>e</w:t>
-          </w:r>
-        </w:hyperlink>
-      </w:r>
-      <w:r>
-        <w:rPr>
-          <w:u w:val="single" w:color="0000ff"/>
-          <w:rFonts w:ascii="Charis SIL Regular" w:hAnsi="Charis SIL Regular" w:eastAsia="Charis SIL Regular"/>
-          <w:b w:val="0"/>
-          <w:i w:val="0"/>
-          <w:color w:val="000000"/>
-          <w:sz w:val="24"/>
-        </w:rPr>
-        <w:hyperlink r:id="rId19" w:history="1">
-          <w:r>
-            <w:rPr>
-              <w:rStyle w:val="Hyperlink"/>
-            </w:rPr>
-            <w:t>r het Tropis</w:t>
-          </w:r>
-        </w:hyperlink>
+        <w:t xml:space="preserve"> waarin zich ook relevant materiaal over het Tropis</w:t>
       </w:r>
       <w:r>
         <w:rPr>
@@ -3912,14 +3722,7 @@
           <w:color w:val="000000"/>
           <w:sz w:val="24"/>
         </w:rPr>
-        <w:hyperlink r:id="rId22" w:history="1">
-          <w:r>
-            <w:rPr>
-              <w:rStyle w:val="Hyperlink"/>
-            </w:rPr>
-            <w:t xml:space="preserve">, </w:t>
-          </w:r>
-        </w:hyperlink>
+        <w:t xml:space="preserve">, </w:t>
       </w:r>
       <w:r>
         <w:rPr>
@@ -3995,7 +3798,7 @@
           <w:sz w:val="24"/>
           <w:u w:val="single"/>
         </w:rPr>
-        <w:hyperlink r:id="rId23" w:history="1">
+        <w:hyperlink r:id="rId22" w:history="1">
           <w:r>
             <w:rPr>
               <w:rStyle w:val="Hyperlink"/>
@@ -4006,13 +3809,21 @@
       </w:r>
       <w:r>
         <w:rPr>
+          <w:u w:val="single" w:color="0000ff"/>
           <w:rFonts w:ascii="Charis SIL Regular" w:hAnsi="Charis SIL Regular" w:eastAsia="Charis SIL Regular"/>
           <w:b w:val="0"/>
           <w:i w:val="0"/>
           <w:color w:val="000000"/>
           <w:sz w:val="24"/>
         </w:rPr>
-        <w:t xml:space="preserve">, </w:t>
+        <w:hyperlink r:id="rId22" w:history="1">
+          <w:r>
+            <w:rPr>
+              <w:rStyle w:val="Hyperlink"/>
+            </w:rPr>
+            <w:t xml:space="preserve">, </w:t>
+          </w:r>
+        </w:hyperlink>
       </w:r>
       <w:r>
         <w:rPr>
@@ -4023,7 +3834,7 @@
           <w:sz w:val="24"/>
           <w:u w:val="single"/>
         </w:rPr>
-        <w:hyperlink r:id="rId24" w:history="1">
+        <w:hyperlink r:id="rId22" w:history="1">
           <w:r>
             <w:rPr>
               <w:rStyle w:val="Hyperlink"/>

--- a/EXPORTS/DOCX/published/niveau3/Dutch/TropischLandbouwMus.docx
+++ b/EXPORTS/DOCX/published/niveau3/Dutch/TropischLandbouwMus.docx
@@ -517,14 +517,7 @@
           <w:color w:val="000000"/>
           <w:sz w:val="24"/>
         </w:rPr>
-        <w:hyperlink r:id="rId10" w:history="1">
-          <w:r>
-            <w:rPr>
-              <w:rStyle w:val="Hyperlink"/>
-            </w:rPr>
-            <w:t>t Koloniaal Land</w:t>
-          </w:r>
-        </w:hyperlink>
+        <w:t>t Koloniaal Land</w:t>
       </w:r>
       <w:r>
         <w:rPr>
@@ -863,12 +856,88 @@
           <w:sz w:val="24"/>
           <w:u w:val="single"/>
         </w:rPr>
+        <w:hyperlink r:id="rId12" w:history="1">
+          <w:r>
+            <w:rPr>
+              <w:rStyle w:val="Hyperlink"/>
+            </w:rPr>
+            <w:t>Rijksmus</w:t>
+          </w:r>
+        </w:hyperlink>
+      </w:r>
+      <w:r>
+        <w:rPr>
+          <w:rFonts w:ascii="Charis SIL Regular" w:hAnsi="Charis SIL Regular" w:eastAsia="Charis SIL Regular"/>
+          <w:b w:val="0"/>
+          <w:i w:val="0"/>
+          <w:color w:val="0000FF"/>
+          <w:sz w:val="24"/>
+          <w:u w:val="single"/>
+        </w:rPr>
+        <w:hyperlink r:id="rId12" w:history="1">
+          <w:r>
+            <w:rPr>
+              <w:rStyle w:val="Hyperlink"/>
+            </w:rPr>
+            <w:t>e</w:t>
+          </w:r>
+        </w:hyperlink>
+      </w:r>
+      <w:r>
+        <w:rPr>
+          <w:rFonts w:ascii="Charis SIL Regular" w:hAnsi="Charis SIL Regular" w:eastAsia="Charis SIL Regular"/>
+          <w:b w:val="0"/>
+          <w:i w:val="0"/>
+          <w:color w:val="0000FF"/>
+          <w:sz w:val="24"/>
+          <w:u w:val="single"/>
+        </w:rPr>
+        <w:hyperlink r:id="rId12" w:history="1">
+          <w:r>
+            <w:rPr>
+              <w:rStyle w:val="Hyperlink"/>
+            </w:rPr>
+            <w:t>um</w:t>
+          </w:r>
+        </w:hyperlink>
+      </w:r>
+      <w:r>
+        <w:rPr>
+          <w:rFonts w:ascii="Charis SIL Regular" w:hAnsi="Charis SIL Regular" w:eastAsia="Charis SIL Regular"/>
+          <w:b w:val="0"/>
+          <w:i w:val="0"/>
+          <w:color w:val="0000FF"/>
+          <w:sz w:val="24"/>
+          <w:u w:val="single"/>
+        </w:rPr>
+        <w:t xml:space="preserve"> </w:t>
+      </w:r>
+      <w:r>
+        <w:rPr>
+          <w:rFonts w:ascii="Charis SIL Regular" w:hAnsi="Charis SIL Regular" w:eastAsia="Charis SIL Regular"/>
+          <w:b w:val="0"/>
+          <w:i w:val="0"/>
+          <w:color w:val="0000FF"/>
+          <w:sz w:val="24"/>
+          <w:u w:val="single"/>
+        </w:rPr>
+        <w:t>voor Volkenku</w:t>
+      </w:r>
+      <w:r>
+        <w:rPr>
+          <w:rFonts w:ascii="Charis SIL Regular" w:hAnsi="Charis SIL Regular" w:eastAsia="Charis SIL Regular"/>
+          <w:b w:val="0"/>
+          <w:i w:val="0"/>
+          <w:color w:val="0000FF"/>
+          <w:sz w:val="24"/>
+          <w:u w:val="single"/>
+        </w:rPr>
         <w:hyperlink r:id="rId11" w:history="1">
           <w:r>
             <w:rPr>
               <w:rStyle w:val="Hyperlink"/>
             </w:rPr>
-            <w:t>Rijksmus</w:t>
+            <w:t>nd</w:t>
           </w:r>
         </w:hyperlink>
       </w:r>
@@ -892,19 +961,19 @@
       </w:r>
       <w:r>
         <w:rPr>
+          <w:u w:val="single" w:color="0000ff"/>
           <w:rFonts w:ascii="Charis SIL Regular" w:hAnsi="Charis SIL Regular" w:eastAsia="Charis SIL Regular"/>
           <w:b w:val="0"/>
           <w:i w:val="0"/>
-          <w:color w:val="0000FF"/>
+          <w:color w:val="000000"/>
           <w:sz w:val="24"/>
-          <w:u w:val="single"/>
         </w:rPr>
         <w:hyperlink r:id="rId11" w:history="1">
           <w:r>
             <w:rPr>
               <w:rStyle w:val="Hyperlink"/>
             </w:rPr>
-            <w:t>um</w:t>
+            <w:t xml:space="preserve"> in Leid</w:t>
           </w:r>
         </w:hyperlink>
       </w:r>
@@ -913,103 +982,47 @@
           <w:rFonts w:ascii="Charis SIL Regular" w:hAnsi="Charis SIL Regular" w:eastAsia="Charis SIL Regular"/>
           <w:b w:val="0"/>
           <w:i w:val="0"/>
-          <w:color w:val="0000FF"/>
+          <w:color w:val="000000"/>
           <w:sz w:val="24"/>
-          <w:u w:val="single"/>
-        </w:rPr>
-        <w:t xml:space="preserve"> </w:t>
+        </w:rPr>
+        <w:t xml:space="preserve">en. Van een overname is het echter </w:t>
       </w:r>
       <w:r>
         <w:rPr>
           <w:rFonts w:ascii="Charis SIL Regular" w:hAnsi="Charis SIL Regular" w:eastAsia="Charis SIL Regular"/>
           <w:b w:val="0"/>
           <w:i w:val="0"/>
-          <w:color w:val="0000FF"/>
+          <w:color w:val="000000"/>
           <w:sz w:val="24"/>
-          <w:u w:val="single"/>
+        </w:rPr>
+        <w:t>nooit gekomen.</w:t>
+      </w:r>
+      <w:r>
+        <w:rPr>
+          <w:u w:val="single" w:color="0000ff"/>
+          <w:rFonts w:ascii="Charis SIL Regular" w:hAnsi="Charis SIL Regular" w:eastAsia="Charis SIL Regular"/>
+          <w:b w:val="0"/>
+          <w:i w:val="0"/>
+          <w:color w:val="000000"/>
+          <w:sz w:val="24"/>
         </w:rPr>
         <w:hyperlink r:id="rId12" w:history="1">
           <w:r>
             <w:rPr>
               <w:rStyle w:val="Hyperlink"/>
             </w:rPr>
-            <w:t>voor</w:t>
+            <w:t xml:space="preserve"> Toen de mus</w:t>
           </w:r>
         </w:hyperlink>
       </w:r>
       <w:r>
         <w:rPr>
+          <w:u w:val="single" w:color="0000ff"/>
           <w:rFonts w:ascii="Charis SIL Regular" w:hAnsi="Charis SIL Regular" w:eastAsia="Charis SIL Regular"/>
           <w:b w:val="0"/>
           <w:i w:val="0"/>
-          <w:color w:val="0000FF"/>
+          <w:color w:val="000000"/>
           <w:sz w:val="24"/>
-          <w:u w:val="single"/>
-        </w:rPr>
-        <w:t xml:space="preserve"> </w:t>
-      </w:r>
-      <w:r>
-        <w:rPr>
-          <w:rFonts w:ascii="Charis SIL Regular" w:hAnsi="Charis SIL Regular" w:eastAsia="Charis SIL Regular"/>
-          <w:b w:val="0"/>
-          <w:i w:val="0"/>
-          <w:color w:val="0000FF"/>
-          <w:sz w:val="24"/>
-          <w:u w:val="single"/>
-        </w:rPr>
-        <w:hyperlink r:id="rId12" w:history="1">
-          <w:r>
-            <w:rPr>
-              <w:rStyle w:val="Hyperlink"/>
-            </w:rPr>
-            <w:t>Volkenk</w:t>
-          </w:r>
-        </w:hyperlink>
-      </w:r>
-      <w:r>
-        <w:rPr>
-          <w:rFonts w:ascii="Charis SIL Regular" w:hAnsi="Charis SIL Regular" w:eastAsia="Charis SIL Regular"/>
-          <w:b w:val="0"/>
-          <w:i w:val="0"/>
-          <w:color w:val="0000FF"/>
-          <w:sz w:val="24"/>
-          <w:u w:val="single"/>
-        </w:rPr>
-        <w:hyperlink r:id="rId12" w:history="1">
-          <w:r>
-            <w:rPr>
-              <w:rStyle w:val="Hyperlink"/>
-            </w:rPr>
-            <w:t>u</w:t>
-          </w:r>
-        </w:hyperlink>
-      </w:r>
-      <w:r>
-        <w:rPr>
-          <w:rFonts w:ascii="Charis SIL Regular" w:hAnsi="Charis SIL Regular" w:eastAsia="Charis SIL Regular"/>
-          <w:b w:val="0"/>
-          <w:i w:val="0"/>
-          <w:color w:val="0000FF"/>
-          <w:sz w:val="24"/>
-          <w:u w:val="single"/>
-        </w:rPr>
-        <w:hyperlink r:id="rId12" w:history="1">
-          <w:r>
-            <w:rPr>
-              <w:rStyle w:val="Hyperlink"/>
-            </w:rPr>
-            <w:t>nd</w:t>
-          </w:r>
-        </w:hyperlink>
-      </w:r>
-      <w:r>
-        <w:rPr>
-          <w:rFonts w:ascii="Charis SIL Regular" w:hAnsi="Charis SIL Regular" w:eastAsia="Charis SIL Regular"/>
-          <w:b w:val="0"/>
-          <w:i w:val="0"/>
-          <w:color w:val="0000FF"/>
-          <w:sz w:val="24"/>
-          <w:u w:val="single"/>
         </w:rPr>
         <w:hyperlink r:id="rId12" w:history="1">
           <w:r>
@@ -1029,88 +1042,7 @@
           <w:color w:val="000000"/>
           <w:sz w:val="24"/>
         </w:rPr>
-        <w:hyperlink r:id="rId11" w:history="1">
-          <w:r>
-            <w:rPr>
-              <w:rStyle w:val="Hyperlink"/>
-            </w:rPr>
-            <w:t xml:space="preserve"> in Leid</w:t>
-          </w:r>
-        </w:hyperlink>
-      </w:r>
-      <w:r>
-        <w:rPr>
-          <w:rFonts w:ascii="Charis SIL Regular" w:hAnsi="Charis SIL Regular" w:eastAsia="Charis SIL Regular"/>
-          <w:b w:val="0"/>
-          <w:i w:val="0"/>
-          <w:color w:val="000000"/>
-          <w:sz w:val="24"/>
-        </w:rPr>
-        <w:t xml:space="preserve">en. Van een overname is het echter </w:t>
-      </w:r>
-      <w:r>
-        <w:rPr>
-          <w:rFonts w:ascii="Charis SIL Regular" w:hAnsi="Charis SIL Regular" w:eastAsia="Charis SIL Regular"/>
-          <w:b w:val="0"/>
-          <w:i w:val="0"/>
-          <w:color w:val="000000"/>
-          <w:sz w:val="24"/>
-        </w:rPr>
-        <w:t>nooit gekomen.</w:t>
-      </w:r>
-      <w:r>
-        <w:rPr>
-          <w:u w:val="single" w:color="0000ff"/>
-          <w:rFonts w:ascii="Charis SIL Regular" w:hAnsi="Charis SIL Regular" w:eastAsia="Charis SIL Regular"/>
-          <w:b w:val="0"/>
-          <w:i w:val="0"/>
-          <w:color w:val="000000"/>
-          <w:sz w:val="24"/>
-        </w:rPr>
-        <w:hyperlink r:id="rId12" w:history="1">
-          <w:r>
-            <w:rPr>
-              <w:rStyle w:val="Hyperlink"/>
-            </w:rPr>
-            <w:t xml:space="preserve"> Toen de mus</w:t>
-          </w:r>
-        </w:hyperlink>
-      </w:r>
-      <w:r>
-        <w:rPr>
-          <w:u w:val="single" w:color="0000ff"/>
-          <w:rFonts w:ascii="Charis SIL Regular" w:hAnsi="Charis SIL Regular" w:eastAsia="Charis SIL Regular"/>
-          <w:b w:val="0"/>
-          <w:i w:val="0"/>
-          <w:color w:val="000000"/>
-          <w:sz w:val="24"/>
-        </w:rPr>
-        <w:hyperlink r:id="rId12" w:history="1">
-          <w:r>
-            <w:rPr>
-              <w:rStyle w:val="Hyperlink"/>
-            </w:rPr>
-            <w:t>e</w:t>
-          </w:r>
-        </w:hyperlink>
-      </w:r>
-      <w:r>
-        <w:rPr>
-          <w:u w:val="single" w:color="0000ff"/>
-          <w:rFonts w:ascii="Charis SIL Regular" w:hAnsi="Charis SIL Regular" w:eastAsia="Charis SIL Regular"/>
-          <w:b w:val="0"/>
-          <w:i w:val="0"/>
-          <w:color w:val="000000"/>
-          <w:sz w:val="24"/>
-        </w:rPr>
-        <w:hyperlink r:id="rId12" w:history="1">
-          <w:r>
-            <w:rPr>
-              <w:rStyle w:val="Hyperlink"/>
-            </w:rPr>
-            <w:t>umd</w:t>
-          </w:r>
-        </w:hyperlink>
+        <w:t>umd</w:t>
       </w:r>
       <w:r>
         <w:rPr>
@@ -1558,7 +1490,14 @@
           <w:color w:val="000000"/>
           <w:sz w:val="24"/>
         </w:rPr>
-        <w:t>jksu</w:t>
+        <w:hyperlink r:id="rId13" w:history="1">
+          <w:r>
+            <w:rPr>
+              <w:rStyle w:val="Hyperlink"/>
+            </w:rPr>
+            <w:t>jksu</w:t>
+          </w:r>
+        </w:hyperlink>
       </w:r>
       <w:r>
         <w:rPr>
@@ -1964,7 +1903,61 @@
           <w:color w:val="000000"/>
           <w:sz w:val="24"/>
         </w:rPr>
-        <w:t>. Ook het archief van de verenigi</w:t>
+        <w:t>. Ook het arc</w:t>
+      </w:r>
+      <w:r>
+        <w:rPr>
+          <w:u w:val="single" w:color="0000ff"/>
+          <w:rFonts w:ascii="Charis SIL Regular" w:hAnsi="Charis SIL Regular" w:eastAsia="Charis SIL Regular"/>
+          <w:b w:val="0"/>
+          <w:i w:val="0"/>
+          <w:color w:val="000000"/>
+          <w:sz w:val="24"/>
+        </w:rPr>
+        <w:hyperlink r:id="rId15" w:history="1">
+          <w:r>
+            <w:rPr>
+              <w:rStyle w:val="Hyperlink"/>
+            </w:rPr>
+            <w:t>hief van de ver</w:t>
+          </w:r>
+        </w:hyperlink>
+      </w:r>
+      <w:r>
+        <w:rPr>
+          <w:u w:val="single" w:color="0000ff"/>
+          <w:rFonts w:ascii="Charis SIL Regular" w:hAnsi="Charis SIL Regular" w:eastAsia="Charis SIL Regular"/>
+          <w:b w:val="0"/>
+          <w:i w:val="0"/>
+          <w:color w:val="000000"/>
+          <w:sz w:val="24"/>
+        </w:rPr>
+        <w:hyperlink r:id="rId15" w:history="1">
+          <w:r>
+            <w:rPr>
+              <w:rStyle w:val="Hyperlink"/>
+            </w:rPr>
+            <w:t>e</w:t>
+          </w:r>
+        </w:hyperlink>
+      </w:r>
+      <w:r>
+        <w:rPr>
+          <w:u w:val="single" w:color="0000ff"/>
+          <w:rFonts w:ascii="Charis SIL Regular" w:hAnsi="Charis SIL Regular" w:eastAsia="Charis SIL Regular"/>
+          <w:b w:val="0"/>
+          <w:i w:val="0"/>
+          <w:color w:val="000000"/>
+          <w:sz w:val="24"/>
+        </w:rPr>
+        <w:hyperlink r:id="rId15" w:history="1">
+          <w:r>
+            <w:rPr>
+              <w:rStyle w:val="Hyperlink"/>
+            </w:rPr>
+            <w:t>nigi</w:t>
+          </w:r>
+        </w:hyperlink>
       </w:r>
       <w:r>
         <w:rPr>
@@ -2364,13 +2357,78 @@
       </w:r>
       <w:r>
         <w:rPr>
+          <w:u w:val="single" w:color="0000ff"/>
           <w:rFonts w:ascii="Charis SIL Regular" w:hAnsi="Charis SIL Regular" w:eastAsia="Charis SIL Regular"/>
           <w:b w:val="0"/>
           <w:i w:val="0"/>
           <w:color w:val="000000"/>
           <w:sz w:val="24"/>
         </w:rPr>
-        <w:t xml:space="preserve">Ten slotte is er nog het </w:t>
+        <w:t>T</w:t>
+      </w:r>
+      <w:r>
+        <w:rPr>
+          <w:u w:val="single" w:color="0000ff"/>
+          <w:rFonts w:ascii="Charis SIL Regular" w:hAnsi="Charis SIL Regular" w:eastAsia="Charis SIL Regular"/>
+          <w:b w:val="0"/>
+          <w:i w:val="0"/>
+          <w:color w:val="000000"/>
+          <w:sz w:val="24"/>
+        </w:rPr>
+        <w:hyperlink r:id="rId18" w:history="1">
+          <w:r>
+            <w:rPr>
+              <w:rStyle w:val="Hyperlink"/>
+            </w:rPr>
+            <w:t xml:space="preserve">en slotte is </w:t>
+          </w:r>
+        </w:hyperlink>
+      </w:r>
+      <w:r>
+        <w:rPr>
+          <w:u w:val="single" w:color="0000ff"/>
+          <w:rFonts w:ascii="Charis SIL Regular" w:hAnsi="Charis SIL Regular" w:eastAsia="Charis SIL Regular"/>
+          <w:b w:val="0"/>
+          <w:i w:val="0"/>
+          <w:color w:val="000000"/>
+          <w:sz w:val="24"/>
+        </w:rPr>
+        <w:hyperlink r:id="rId18" w:history="1">
+          <w:r>
+            <w:rPr>
+              <w:rStyle w:val="Hyperlink"/>
+            </w:rPr>
+            <w:t>e</w:t>
+          </w:r>
+        </w:hyperlink>
+      </w:r>
+      <w:r>
+        <w:rPr>
+          <w:u w:val="single" w:color="0000ff"/>
+          <w:rFonts w:ascii="Charis SIL Regular" w:hAnsi="Charis SIL Regular" w:eastAsia="Charis SIL Regular"/>
+          <w:b w:val="0"/>
+          <w:i w:val="0"/>
+          <w:color w:val="000000"/>
+          <w:sz w:val="24"/>
+        </w:rPr>
+        <w:hyperlink r:id="rId18" w:history="1">
+          <w:r>
+            <w:rPr>
+              <w:rStyle w:val="Hyperlink"/>
+            </w:rPr>
+            <w:t xml:space="preserve">r nog </w:t>
+          </w:r>
+        </w:hyperlink>
+      </w:r>
+      <w:r>
+        <w:rPr>
+          <w:rFonts w:ascii="Charis SIL Regular" w:hAnsi="Charis SIL Regular" w:eastAsia="Charis SIL Regular"/>
+          <w:b w:val="0"/>
+          <w:i w:val="0"/>
+          <w:color w:val="000000"/>
+          <w:sz w:val="24"/>
+        </w:rPr>
+        <w:t xml:space="preserve">het </w:t>
       </w:r>
       <w:r>
         <w:rPr>
@@ -2535,7 +2593,115 @@
           <w:color w:val="000000"/>
           <w:sz w:val="24"/>
         </w:rPr>
-        <w:t xml:space="preserve"> waarin zich ook relevant materiaal over het Tropis</w:t>
+        <w:t xml:space="preserve"> waarin zich ook relevan</w:t>
+      </w:r>
+      <w:r>
+        <w:rPr>
+          <w:u w:val="single" w:color="0000ff"/>
+          <w:rFonts w:ascii="Charis SIL Regular" w:hAnsi="Charis SIL Regular" w:eastAsia="Charis SIL Regular"/>
+          <w:b w:val="0"/>
+          <w:i w:val="0"/>
+          <w:color w:val="000000"/>
+          <w:sz w:val="24"/>
+        </w:rPr>
+        <w:hyperlink r:id="rId19" w:history="1">
+          <w:r>
+            <w:rPr>
+              <w:rStyle w:val="Hyperlink"/>
+            </w:rPr>
+            <w:t>t mater</w:t>
+          </w:r>
+        </w:hyperlink>
+      </w:r>
+      <w:r>
+        <w:rPr>
+          <w:u w:val="single" w:color="0000ff"/>
+          <w:rFonts w:ascii="Charis SIL Regular" w:hAnsi="Charis SIL Regular" w:eastAsia="Charis SIL Regular"/>
+          <w:b w:val="0"/>
+          <w:i w:val="0"/>
+          <w:color w:val="000000"/>
+          <w:sz w:val="24"/>
+        </w:rPr>
+        <w:hyperlink r:id="rId19" w:history="1">
+          <w:r>
+            <w:rPr>
+              <w:rStyle w:val="Hyperlink"/>
+            </w:rPr>
+            <w:t>i</w:t>
+          </w:r>
+        </w:hyperlink>
+      </w:r>
+      <w:r>
+        <w:rPr>
+          <w:u w:val="single" w:color="0000ff"/>
+          <w:rFonts w:ascii="Charis SIL Regular" w:hAnsi="Charis SIL Regular" w:eastAsia="Charis SIL Regular"/>
+          <w:b w:val="0"/>
+          <w:i w:val="0"/>
+          <w:color w:val="000000"/>
+          <w:sz w:val="24"/>
+        </w:rPr>
+        <w:hyperlink r:id="rId19" w:history="1">
+          <w:r>
+            <w:rPr>
+              <w:rStyle w:val="Hyperlink"/>
+            </w:rPr>
+            <w:t xml:space="preserve">aal </w:t>
+          </w:r>
+        </w:hyperlink>
+      </w:r>
+      <w:r>
+        <w:rPr>
+          <w:u w:val="single" w:color="0000ff"/>
+          <w:rFonts w:ascii="Charis SIL Regular" w:hAnsi="Charis SIL Regular" w:eastAsia="Charis SIL Regular"/>
+          <w:b w:val="0"/>
+          <w:i w:val="0"/>
+          <w:color w:val="000000"/>
+          <w:sz w:val="24"/>
+        </w:rPr>
+        <w:hyperlink r:id="rId19" w:history="1">
+          <w:r>
+            <w:rPr>
+              <w:rStyle w:val="Hyperlink"/>
+            </w:rPr>
+            <w:t>ov</w:t>
+          </w:r>
+        </w:hyperlink>
+      </w:r>
+      <w:r>
+        <w:rPr>
+          <w:u w:val="single" w:color="0000ff"/>
+          <w:rFonts w:ascii="Charis SIL Regular" w:hAnsi="Charis SIL Regular" w:eastAsia="Charis SIL Regular"/>
+          <w:b w:val="0"/>
+          <w:i w:val="0"/>
+          <w:color w:val="000000"/>
+          <w:sz w:val="24"/>
+        </w:rPr>
+        <w:hyperlink r:id="rId19" w:history="1">
+          <w:r>
+            <w:rPr>
+              <w:rStyle w:val="Hyperlink"/>
+            </w:rPr>
+            <w:t>e</w:t>
+          </w:r>
+        </w:hyperlink>
+      </w:r>
+      <w:r>
+        <w:rPr>
+          <w:u w:val="single" w:color="0000ff"/>
+          <w:rFonts w:ascii="Charis SIL Regular" w:hAnsi="Charis SIL Regular" w:eastAsia="Charis SIL Regular"/>
+          <w:b w:val="0"/>
+          <w:i w:val="0"/>
+          <w:color w:val="000000"/>
+          <w:sz w:val="24"/>
+        </w:rPr>
+        <w:hyperlink r:id="rId19" w:history="1">
+          <w:r>
+            <w:rPr>
+              <w:rStyle w:val="Hyperlink"/>
+            </w:rPr>
+            <w:t>r het Tropis</w:t>
+          </w:r>
+        </w:hyperlink>
       </w:r>
       <w:r>
         <w:rPr>
@@ -3715,7 +3881,6 @@
       </w:r>
       <w:r>
         <w:rPr>
-          <w:u w:val="single" w:color="0000ff"/>
           <w:rFonts w:ascii="Charis SIL Regular" w:hAnsi="Charis SIL Regular" w:eastAsia="Charis SIL Regular"/>
           <w:b w:val="0"/>
           <w:i w:val="0"/>
@@ -3798,7 +3963,7 @@
           <w:sz w:val="24"/>
           <w:u w:val="single"/>
         </w:rPr>
-        <w:hyperlink r:id="rId22" w:history="1">
+        <w:hyperlink r:id="rId23" w:history="1">
           <w:r>
             <w:rPr>
               <w:rStyle w:val="Hyperlink"/>
@@ -3809,21 +3974,13 @@
       </w:r>
       <w:r>
         <w:rPr>
-          <w:u w:val="single" w:color="0000ff"/>
           <w:rFonts w:ascii="Charis SIL Regular" w:hAnsi="Charis SIL Regular" w:eastAsia="Charis SIL Regular"/>
           <w:b w:val="0"/>
           <w:i w:val="0"/>
           <w:color w:val="000000"/>
           <w:sz w:val="24"/>
         </w:rPr>
-        <w:hyperlink r:id="rId22" w:history="1">
-          <w:r>
-            <w:rPr>
-              <w:rStyle w:val="Hyperlink"/>
-            </w:rPr>
-            <w:t xml:space="preserve">, </w:t>
-          </w:r>
-        </w:hyperlink>
+        <w:t xml:space="preserve">, </w:t>
       </w:r>
       <w:r>
         <w:rPr>
@@ -3863,7 +4020,7 @@
           <w:sz w:val="24"/>
           <w:u w:val="single"/>
         </w:rPr>
-        <w:hyperlink r:id="rId24" w:history="1">
+        <w:hyperlink r:id="rId22" w:history="1">
           <w:r>
             <w:rPr>
               <w:rStyle w:val="Hyperlink"/>

--- a/EXPORTS/DOCX/published/niveau3/Dutch/TropischLandbouwMus.docx
+++ b/EXPORTS/DOCX/published/niveau3/Dutch/TropischLandbouwMus.docx
@@ -517,7 +517,14 @@
           <w:color w:val="000000"/>
           <w:sz w:val="24"/>
         </w:rPr>
-        <w:t>t Koloniaal Land</w:t>
+        <w:hyperlink r:id="rId10" w:history="1">
+          <w:r>
+            <w:rPr>
+              <w:rStyle w:val="Hyperlink"/>
+            </w:rPr>
+            <w:t>t Koloniaal Land</w:t>
+          </w:r>
+        </w:hyperlink>
       </w:r>
       <w:r>
         <w:rPr>
@@ -845,7 +852,18 @@
           <w:color w:val="000000"/>
           <w:sz w:val="24"/>
         </w:rPr>
-        <w:t xml:space="preserve">het toenmalige </w:t>
+        <w:t>het toenma</w:t>
+      </w:r>
+      <w:r>
+        <w:rPr>
+          <w:u w:val="single" w:color="0000ff"/>
+          <w:rFonts w:ascii="Charis SIL Regular" w:hAnsi="Charis SIL Regular" w:eastAsia="Charis SIL Regular"/>
+          <w:b w:val="0"/>
+          <w:i w:val="0"/>
+          <w:color w:val="000000"/>
+          <w:sz w:val="24"/>
+        </w:rPr>
+        <w:t xml:space="preserve">lige </w:t>
       </w:r>
       <w:r>
         <w:rPr>
@@ -921,7 +939,53 @@
           <w:sz w:val="24"/>
           <w:u w:val="single"/>
         </w:rPr>
-        <w:t>voor Volkenku</w:t>
+        <w:hyperlink r:id="rId12" w:history="1">
+          <w:r>
+            <w:rPr>
+              <w:rStyle w:val="Hyperlink"/>
+            </w:rPr>
+            <w:t>voor</w:t>
+          </w:r>
+        </w:hyperlink>
+      </w:r>
+      <w:r>
+        <w:rPr>
+          <w:rFonts w:ascii="Charis SIL Regular" w:hAnsi="Charis SIL Regular" w:eastAsia="Charis SIL Regular"/>
+          <w:b w:val="0"/>
+          <w:i w:val="0"/>
+          <w:color w:val="0000FF"/>
+          <w:sz w:val="24"/>
+          <w:u w:val="single"/>
+        </w:rPr>
+        <w:t xml:space="preserve"> </w:t>
+      </w:r>
+      <w:r>
+        <w:rPr>
+          <w:rFonts w:ascii="Charis SIL Regular" w:hAnsi="Charis SIL Regular" w:eastAsia="Charis SIL Regular"/>
+          <w:b w:val="0"/>
+          <w:i w:val="0"/>
+          <w:color w:val="0000FF"/>
+          <w:sz w:val="24"/>
+          <w:u w:val="single"/>
+        </w:rPr>
+        <w:hyperlink r:id="rId11" w:history="1">
+          <w:r>
+            <w:rPr>
+              <w:rStyle w:val="Hyperlink"/>
+            </w:rPr>
+            <w:t>Volkenk</w:t>
+          </w:r>
+        </w:hyperlink>
+      </w:r>
+      <w:r>
+        <w:rPr>
+          <w:rFonts w:ascii="Charis SIL Regular" w:hAnsi="Charis SIL Regular" w:eastAsia="Charis SIL Regular"/>
+          <w:b w:val="0"/>
+          <w:i w:val="0"/>
+          <w:color w:val="0000FF"/>
+          <w:sz w:val="24"/>
+        </w:rPr>
+        <w:t>u</w:t>
       </w:r>
       <w:r>
         <w:rPr>
@@ -1042,7 +1106,14 @@
           <w:color w:val="000000"/>
           <w:sz w:val="24"/>
         </w:rPr>
-        <w:t>umd</w:t>
+        <w:hyperlink r:id="rId12" w:history="1">
+          <w:r>
+            <w:rPr>
+              <w:rStyle w:val="Hyperlink"/>
+            </w:rPr>
+            <w:t>umd</w:t>
+          </w:r>
+        </w:hyperlink>
       </w:r>
       <w:r>
         <w:rPr>
@@ -1357,147 +1428,13 @@
       </w:r>
       <w:r>
         <w:rPr>
-          <w:u w:val="single" w:color="0000ff"/>
           <w:rFonts w:ascii="Charis SIL Regular" w:hAnsi="Charis SIL Regular" w:eastAsia="Charis SIL Regular"/>
           <w:b w:val="0"/>
           <w:i w:val="0"/>
           <w:color w:val="000000"/>
           <w:sz w:val="24"/>
         </w:rPr>
-        <w:hyperlink r:id="rId13" w:history="1">
-          <w:r>
-            <w:rPr>
-              <w:rStyle w:val="Hyperlink"/>
-            </w:rPr>
-            <w:t>s</w:t>
-          </w:r>
-        </w:hyperlink>
-      </w:r>
-      <w:r>
-        <w:rPr>
-          <w:u w:val="single" w:color="0000ff"/>
-          <w:rFonts w:ascii="Charis SIL Regular" w:hAnsi="Charis SIL Regular" w:eastAsia="Charis SIL Regular"/>
-          <w:b w:val="0"/>
-          <w:i w:val="0"/>
-          <w:color w:val="000000"/>
-          <w:sz w:val="24"/>
-        </w:rPr>
-        <w:hyperlink r:id="rId13" w:history="1">
-          <w:r>
-            <w:rPr>
-              <w:rStyle w:val="Hyperlink"/>
-            </w:rPr>
-            <w:t>iteitsmu</w:t>
-          </w:r>
-        </w:hyperlink>
-      </w:r>
-      <w:r>
-        <w:rPr>
-          <w:u w:val="single" w:color="0000ff"/>
-          <w:rFonts w:ascii="Charis SIL Regular" w:hAnsi="Charis SIL Regular" w:eastAsia="Charis SIL Regular"/>
-          <w:b w:val="0"/>
-          <w:i w:val="0"/>
-          <w:color w:val="000000"/>
-          <w:sz w:val="24"/>
-        </w:rPr>
-        <w:hyperlink r:id="rId13" w:history="1">
-          <w:r>
-            <w:rPr>
-              <w:rStyle w:val="Hyperlink"/>
-            </w:rPr>
-            <w:t>s</w:t>
-          </w:r>
-        </w:hyperlink>
-      </w:r>
-      <w:r>
-        <w:rPr>
-          <w:u w:val="single" w:color="0000ff"/>
-          <w:rFonts w:ascii="Charis SIL Regular" w:hAnsi="Charis SIL Regular" w:eastAsia="Charis SIL Regular"/>
-          <w:b w:val="0"/>
-          <w:i w:val="0"/>
-          <w:color w:val="000000"/>
-          <w:sz w:val="24"/>
-        </w:rPr>
-        <w:hyperlink r:id="rId13" w:history="1">
-          <w:r>
-            <w:rPr>
-              <w:rStyle w:val="Hyperlink"/>
-            </w:rPr>
-            <w:t xml:space="preserve">eum van </w:t>
-          </w:r>
-        </w:hyperlink>
-      </w:r>
-      <w:r>
-        <w:rPr>
-          <w:u w:val="single" w:color="0000ff"/>
-          <w:rFonts w:ascii="Charis SIL Regular" w:hAnsi="Charis SIL Regular" w:eastAsia="Charis SIL Regular"/>
-          <w:b w:val="0"/>
-          <w:i w:val="0"/>
-          <w:color w:val="000000"/>
-          <w:sz w:val="24"/>
-        </w:rPr>
-        <w:hyperlink r:id="rId13" w:history="1">
-          <w:r>
-            <w:rPr>
-              <w:rStyle w:val="Hyperlink"/>
-            </w:rPr>
-            <w:t>d</w:t>
-          </w:r>
-        </w:hyperlink>
-      </w:r>
-      <w:r>
-        <w:rPr>
-          <w:u w:val="single" w:color="0000ff"/>
-          <w:rFonts w:ascii="Charis SIL Regular" w:hAnsi="Charis SIL Regular" w:eastAsia="Charis SIL Regular"/>
-          <w:b w:val="0"/>
-          <w:i w:val="0"/>
-          <w:color w:val="000000"/>
-          <w:sz w:val="24"/>
-        </w:rPr>
-        <w:hyperlink r:id="rId13" w:history="1">
-          <w:r>
-            <w:rPr>
-              <w:rStyle w:val="Hyperlink"/>
-            </w:rPr>
-            <w:t>e R</w:t>
-          </w:r>
-        </w:hyperlink>
-      </w:r>
-      <w:r>
-        <w:rPr>
-          <w:u w:val="single" w:color="0000ff"/>
-          <w:rFonts w:ascii="Charis SIL Regular" w:hAnsi="Charis SIL Regular" w:eastAsia="Charis SIL Regular"/>
-          <w:b w:val="0"/>
-          <w:i w:val="0"/>
-          <w:color w:val="000000"/>
-          <w:sz w:val="24"/>
-        </w:rPr>
-        <w:hyperlink r:id="rId13" w:history="1">
-          <w:r>
-            <w:rPr>
-              <w:rStyle w:val="Hyperlink"/>
-            </w:rPr>
-            <w:t>i</w:t>
-          </w:r>
-        </w:hyperlink>
-      </w:r>
-      <w:r>
-        <w:rPr>
-          <w:u w:val="single" w:color="0000ff"/>
-          <w:rFonts w:ascii="Charis SIL Regular" w:hAnsi="Charis SIL Regular" w:eastAsia="Charis SIL Regular"/>
-          <w:b w:val="0"/>
-          <w:i w:val="0"/>
-          <w:color w:val="000000"/>
-          <w:sz w:val="24"/>
-        </w:rPr>
-        <w:hyperlink r:id="rId13" w:history="1">
-          <w:r>
-            <w:rPr>
-              <w:rStyle w:val="Hyperlink"/>
-            </w:rPr>
-            <w:t>jksu</w:t>
-          </w:r>
-        </w:hyperlink>
+        <w:t>siteitsmuseum van de Rijksu</w:t>
       </w:r>
       <w:r>
         <w:rPr>
@@ -2357,7 +2294,6 @@
       </w:r>
       <w:r>
         <w:rPr>
-          <w:u w:val="single" w:color="0000ff"/>
           <w:rFonts w:ascii="Charis SIL Regular" w:hAnsi="Charis SIL Regular" w:eastAsia="Charis SIL Regular"/>
           <w:b w:val="0"/>
           <w:i w:val="0"/>
@@ -2386,49 +2322,13 @@
       </w:r>
       <w:r>
         <w:rPr>
-          <w:u w:val="single" w:color="0000ff"/>
           <w:rFonts w:ascii="Charis SIL Regular" w:hAnsi="Charis SIL Regular" w:eastAsia="Charis SIL Regular"/>
           <w:b w:val="0"/>
           <w:i w:val="0"/>
           <w:color w:val="000000"/>
           <w:sz w:val="24"/>
         </w:rPr>
-        <w:hyperlink r:id="rId18" w:history="1">
-          <w:r>
-            <w:rPr>
-              <w:rStyle w:val="Hyperlink"/>
-            </w:rPr>
-            <w:t>e</w:t>
-          </w:r>
-        </w:hyperlink>
-      </w:r>
-      <w:r>
-        <w:rPr>
-          <w:u w:val="single" w:color="0000ff"/>
-          <w:rFonts w:ascii="Charis SIL Regular" w:hAnsi="Charis SIL Regular" w:eastAsia="Charis SIL Regular"/>
-          <w:b w:val="0"/>
-          <w:i w:val="0"/>
-          <w:color w:val="000000"/>
-          <w:sz w:val="24"/>
-        </w:rPr>
-        <w:hyperlink r:id="rId18" w:history="1">
-          <w:r>
-            <w:rPr>
-              <w:rStyle w:val="Hyperlink"/>
-            </w:rPr>
-            <w:t xml:space="preserve">r nog </w:t>
-          </w:r>
-        </w:hyperlink>
-      </w:r>
-      <w:r>
-        <w:rPr>
-          <w:rFonts w:ascii="Charis SIL Regular" w:hAnsi="Charis SIL Regular" w:eastAsia="Charis SIL Regular"/>
-          <w:b w:val="0"/>
-          <w:i w:val="0"/>
-          <w:color w:val="000000"/>
-          <w:sz w:val="24"/>
-        </w:rPr>
-        <w:t xml:space="preserve">het </w:t>
+        <w:t xml:space="preserve">er nog het </w:t>
       </w:r>
       <w:r>
         <w:rPr>

--- a/EXPORTS/DOCX/published/niveau3/Dutch/TropischLandbouwMus.docx
+++ b/EXPORTS/DOCX/published/niveau3/Dutch/TropischLandbouwMus.docx
@@ -517,14 +517,7 @@
           <w:color w:val="000000"/>
           <w:sz w:val="24"/>
         </w:rPr>
-        <w:hyperlink r:id="rId10" w:history="1">
-          <w:r>
-            <w:rPr>
-              <w:rStyle w:val="Hyperlink"/>
-            </w:rPr>
-            <w:t>t Koloniaal Land</w:t>
-          </w:r>
-        </w:hyperlink>
+        <w:t>t Koloniaal Land</w:t>
       </w:r>
       <w:r>
         <w:rPr>
@@ -852,18 +845,7 @@
           <w:color w:val="000000"/>
           <w:sz w:val="24"/>
         </w:rPr>
-        <w:t>het toenma</w:t>
-      </w:r>
-      <w:r>
-        <w:rPr>
-          <w:u w:val="single" w:color="0000ff"/>
-          <w:rFonts w:ascii="Charis SIL Regular" w:hAnsi="Charis SIL Regular" w:eastAsia="Charis SIL Regular"/>
-          <w:b w:val="0"/>
-          <w:i w:val="0"/>
-          <w:color w:val="000000"/>
-          <w:sz w:val="24"/>
-        </w:rPr>
-        <w:t xml:space="preserve">lige </w:t>
+        <w:t xml:space="preserve">het toenmalige </w:t>
       </w:r>
       <w:r>
         <w:rPr>
@@ -910,7 +892,7 @@
           <w:sz w:val="24"/>
           <w:u w:val="single"/>
         </w:rPr>
-        <w:hyperlink r:id="rId12" w:history="1">
+        <w:hyperlink r:id="rId11" w:history="1">
           <w:r>
             <w:rPr>
               <w:rStyle w:val="Hyperlink"/>
@@ -968,12 +950,12 @@
           <w:sz w:val="24"/>
           <w:u w:val="single"/>
         </w:rPr>
-        <w:hyperlink r:id="rId11" w:history="1">
+        <w:hyperlink r:id="rId12" w:history="1">
           <w:r>
             <w:rPr>
               <w:rStyle w:val="Hyperlink"/>
             </w:rPr>
-            <w:t>Volkenk</w:t>
+            <w:t>Volkenku</w:t>
           </w:r>
         </w:hyperlink>
       </w:r>
@@ -984,19 +966,9 @@
           <w:i w:val="0"/>
           <w:color w:val="0000FF"/>
           <w:sz w:val="24"/>
-        </w:rPr>
-        <w:t>u</w:t>
-      </w:r>
-      <w:r>
-        <w:rPr>
-          <w:rFonts w:ascii="Charis SIL Regular" w:hAnsi="Charis SIL Regular" w:eastAsia="Charis SIL Regular"/>
-          <w:b w:val="0"/>
-          <w:i w:val="0"/>
-          <w:color w:val="0000FF"/>
-          <w:sz w:val="24"/>
           <w:u w:val="single"/>
         </w:rPr>
-        <w:hyperlink r:id="rId11" w:history="1">
+        <w:hyperlink r:id="rId12" w:history="1">
           <w:r>
             <w:rPr>
               <w:rStyle w:val="Hyperlink"/>
@@ -1428,13 +1400,147 @@
       </w:r>
       <w:r>
         <w:rPr>
+          <w:u w:val="single" w:color="0000ff"/>
           <w:rFonts w:ascii="Charis SIL Regular" w:hAnsi="Charis SIL Regular" w:eastAsia="Charis SIL Regular"/>
           <w:b w:val="0"/>
           <w:i w:val="0"/>
           <w:color w:val="000000"/>
           <w:sz w:val="24"/>
         </w:rPr>
-        <w:t>siteitsmuseum van de Rijksu</w:t>
+        <w:hyperlink r:id="rId13" w:history="1">
+          <w:r>
+            <w:rPr>
+              <w:rStyle w:val="Hyperlink"/>
+            </w:rPr>
+            <w:t>s</w:t>
+          </w:r>
+        </w:hyperlink>
+      </w:r>
+      <w:r>
+        <w:rPr>
+          <w:u w:val="single" w:color="0000ff"/>
+          <w:rFonts w:ascii="Charis SIL Regular" w:hAnsi="Charis SIL Regular" w:eastAsia="Charis SIL Regular"/>
+          <w:b w:val="0"/>
+          <w:i w:val="0"/>
+          <w:color w:val="000000"/>
+          <w:sz w:val="24"/>
+        </w:rPr>
+        <w:hyperlink r:id="rId13" w:history="1">
+          <w:r>
+            <w:rPr>
+              <w:rStyle w:val="Hyperlink"/>
+            </w:rPr>
+            <w:t>iteitsmu</w:t>
+          </w:r>
+        </w:hyperlink>
+      </w:r>
+      <w:r>
+        <w:rPr>
+          <w:u w:val="single" w:color="0000ff"/>
+          <w:rFonts w:ascii="Charis SIL Regular" w:hAnsi="Charis SIL Regular" w:eastAsia="Charis SIL Regular"/>
+          <w:b w:val="0"/>
+          <w:i w:val="0"/>
+          <w:color w:val="000000"/>
+          <w:sz w:val="24"/>
+        </w:rPr>
+        <w:hyperlink r:id="rId13" w:history="1">
+          <w:r>
+            <w:rPr>
+              <w:rStyle w:val="Hyperlink"/>
+            </w:rPr>
+            <w:t>s</w:t>
+          </w:r>
+        </w:hyperlink>
+      </w:r>
+      <w:r>
+        <w:rPr>
+          <w:u w:val="single" w:color="0000ff"/>
+          <w:rFonts w:ascii="Charis SIL Regular" w:hAnsi="Charis SIL Regular" w:eastAsia="Charis SIL Regular"/>
+          <w:b w:val="0"/>
+          <w:i w:val="0"/>
+          <w:color w:val="000000"/>
+          <w:sz w:val="24"/>
+        </w:rPr>
+        <w:hyperlink r:id="rId13" w:history="1">
+          <w:r>
+            <w:rPr>
+              <w:rStyle w:val="Hyperlink"/>
+            </w:rPr>
+            <w:t xml:space="preserve">eum van </w:t>
+          </w:r>
+        </w:hyperlink>
+      </w:r>
+      <w:r>
+        <w:rPr>
+          <w:u w:val="single" w:color="0000ff"/>
+          <w:rFonts w:ascii="Charis SIL Regular" w:hAnsi="Charis SIL Regular" w:eastAsia="Charis SIL Regular"/>
+          <w:b w:val="0"/>
+          <w:i w:val="0"/>
+          <w:color w:val="000000"/>
+          <w:sz w:val="24"/>
+        </w:rPr>
+        <w:hyperlink r:id="rId13" w:history="1">
+          <w:r>
+            <w:rPr>
+              <w:rStyle w:val="Hyperlink"/>
+            </w:rPr>
+            <w:t>d</w:t>
+          </w:r>
+        </w:hyperlink>
+      </w:r>
+      <w:r>
+        <w:rPr>
+          <w:u w:val="single" w:color="0000ff"/>
+          <w:rFonts w:ascii="Charis SIL Regular" w:hAnsi="Charis SIL Regular" w:eastAsia="Charis SIL Regular"/>
+          <w:b w:val="0"/>
+          <w:i w:val="0"/>
+          <w:color w:val="000000"/>
+          <w:sz w:val="24"/>
+        </w:rPr>
+        <w:hyperlink r:id="rId13" w:history="1">
+          <w:r>
+            <w:rPr>
+              <w:rStyle w:val="Hyperlink"/>
+            </w:rPr>
+            <w:t>e R</w:t>
+          </w:r>
+        </w:hyperlink>
+      </w:r>
+      <w:r>
+        <w:rPr>
+          <w:u w:val="single" w:color="0000ff"/>
+          <w:rFonts w:ascii="Charis SIL Regular" w:hAnsi="Charis SIL Regular" w:eastAsia="Charis SIL Regular"/>
+          <w:b w:val="0"/>
+          <w:i w:val="0"/>
+          <w:color w:val="000000"/>
+          <w:sz w:val="24"/>
+        </w:rPr>
+        <w:hyperlink r:id="rId13" w:history="1">
+          <w:r>
+            <w:rPr>
+              <w:rStyle w:val="Hyperlink"/>
+            </w:rPr>
+            <w:t>i</w:t>
+          </w:r>
+        </w:hyperlink>
+      </w:r>
+      <w:r>
+        <w:rPr>
+          <w:u w:val="single" w:color="0000ff"/>
+          <w:rFonts w:ascii="Charis SIL Regular" w:hAnsi="Charis SIL Regular" w:eastAsia="Charis SIL Regular"/>
+          <w:b w:val="0"/>
+          <w:i w:val="0"/>
+          <w:color w:val="000000"/>
+          <w:sz w:val="24"/>
+        </w:rPr>
+        <w:hyperlink r:id="rId13" w:history="1">
+          <w:r>
+            <w:rPr>
+              <w:rStyle w:val="Hyperlink"/>
+            </w:rPr>
+            <w:t>jksu</w:t>
+          </w:r>
+        </w:hyperlink>
       </w:r>
       <w:r>
         <w:rPr>
@@ -2294,6 +2400,7 @@
       </w:r>
       <w:r>
         <w:rPr>
+          <w:u w:val="single" w:color="0000ff"/>
           <w:rFonts w:ascii="Charis SIL Regular" w:hAnsi="Charis SIL Regular" w:eastAsia="Charis SIL Regular"/>
           <w:b w:val="0"/>
           <w:i w:val="0"/>
@@ -2322,13 +2429,49 @@
       </w:r>
       <w:r>
         <w:rPr>
+          <w:u w:val="single" w:color="0000ff"/>
           <w:rFonts w:ascii="Charis SIL Regular" w:hAnsi="Charis SIL Regular" w:eastAsia="Charis SIL Regular"/>
           <w:b w:val="0"/>
           <w:i w:val="0"/>
           <w:color w:val="000000"/>
           <w:sz w:val="24"/>
         </w:rPr>
-        <w:t xml:space="preserve">er nog het </w:t>
+        <w:hyperlink r:id="rId18" w:history="1">
+          <w:r>
+            <w:rPr>
+              <w:rStyle w:val="Hyperlink"/>
+            </w:rPr>
+            <w:t>e</w:t>
+          </w:r>
+        </w:hyperlink>
+      </w:r>
+      <w:r>
+        <w:rPr>
+          <w:u w:val="single" w:color="0000ff"/>
+          <w:rFonts w:ascii="Charis SIL Regular" w:hAnsi="Charis SIL Regular" w:eastAsia="Charis SIL Regular"/>
+          <w:b w:val="0"/>
+          <w:i w:val="0"/>
+          <w:color w:val="000000"/>
+          <w:sz w:val="24"/>
+        </w:rPr>
+        <w:hyperlink r:id="rId18" w:history="1">
+          <w:r>
+            <w:rPr>
+              <w:rStyle w:val="Hyperlink"/>
+            </w:rPr>
+            <w:t xml:space="preserve">r nog </w:t>
+          </w:r>
+        </w:hyperlink>
+      </w:r>
+      <w:r>
+        <w:rPr>
+          <w:rFonts w:ascii="Charis SIL Regular" w:hAnsi="Charis SIL Regular" w:eastAsia="Charis SIL Regular"/>
+          <w:b w:val="0"/>
+          <w:i w:val="0"/>
+          <w:color w:val="000000"/>
+          <w:sz w:val="24"/>
+        </w:rPr>
+        <w:t xml:space="preserve">het </w:t>
       </w:r>
       <w:r>
         <w:rPr>
@@ -3920,7 +4063,7 @@
           <w:sz w:val="24"/>
           <w:u w:val="single"/>
         </w:rPr>
-        <w:hyperlink r:id="rId22" w:history="1">
+        <w:hyperlink r:id="rId24" w:history="1">
           <w:r>
             <w:rPr>
               <w:rStyle w:val="Hyperlink"/>

--- a/EXPORTS/DOCX/published/niveau3/Dutch/TropischLandbouwMus.docx
+++ b/EXPORTS/DOCX/published/niveau3/Dutch/TropischLandbouwMus.docx
@@ -517,7 +517,14 @@
           <w:color w:val="000000"/>
           <w:sz w:val="24"/>
         </w:rPr>
-        <w:t>t Koloniaal Land</w:t>
+        <w:hyperlink r:id="rId10" w:history="1">
+          <w:r>
+            <w:rPr>
+              <w:rStyle w:val="Hyperlink"/>
+            </w:rPr>
+            <w:t>t Koloniaal Land</w:t>
+          </w:r>
+        </w:hyperlink>
       </w:r>
       <w:r>
         <w:rPr>
@@ -845,7 +852,24 @@
           <w:color w:val="000000"/>
           <w:sz w:val="24"/>
         </w:rPr>
-        <w:t xml:space="preserve">het toenmalige </w:t>
+        <w:t>het toenma</w:t>
+      </w:r>
+      <w:r>
+        <w:rPr>
+          <w:rFonts w:ascii="Charis SIL Regular" w:hAnsi="Charis SIL Regular" w:eastAsia="Charis SIL Regular"/>
+          <w:b w:val="0"/>
+          <w:i w:val="0"/>
+          <w:color w:val="000000"/>
+          <w:sz w:val="24"/>
+        </w:rPr>
+        <w:hyperlink r:id="rId11" w:history="1">
+          <w:r>
+            <w:rPr>
+              <w:rStyle w:val="Hyperlink"/>
+            </w:rPr>
+            <w:t xml:space="preserve">lige </w:t>
+          </w:r>
+        </w:hyperlink>
       </w:r>
       <w:r>
         <w:rPr>
@@ -856,7 +880,7 @@
           <w:sz w:val="24"/>
           <w:u w:val="single"/>
         </w:rPr>
-        <w:hyperlink r:id="rId12" w:history="1">
+        <w:hyperlink r:id="rId11" w:history="1">
           <w:r>
             <w:rPr>
               <w:rStyle w:val="Hyperlink"/>
@@ -892,7 +916,7 @@
           <w:sz w:val="24"/>
           <w:u w:val="single"/>
         </w:rPr>
-        <w:hyperlink r:id="rId11" w:history="1">
+        <w:hyperlink r:id="rId12" w:history="1">
           <w:r>
             <w:rPr>
               <w:rStyle w:val="Hyperlink"/>
@@ -919,16 +943,8 @@
           <w:i w:val="0"/>
           <w:color w:val="0000FF"/>
           <w:sz w:val="24"/>
-          <w:u w:val="single"/>
-        </w:rPr>
-        <w:hyperlink r:id="rId12" w:history="1">
-          <w:r>
-            <w:rPr>
-              <w:rStyle w:val="Hyperlink"/>
-            </w:rPr>
-            <w:t>voor</w:t>
-          </w:r>
-        </w:hyperlink>
+        </w:rPr>
+        <w:t>voor Volkenku</w:t>
       </w:r>
       <w:r>
         <w:rPr>
@@ -939,36 +955,7 @@
           <w:sz w:val="24"/>
           <w:u w:val="single"/>
         </w:rPr>
-        <w:t xml:space="preserve"> </w:t>
-      </w:r>
-      <w:r>
-        <w:rPr>
-          <w:rFonts w:ascii="Charis SIL Regular" w:hAnsi="Charis SIL Regular" w:eastAsia="Charis SIL Regular"/>
-          <w:b w:val="0"/>
-          <w:i w:val="0"/>
-          <w:color w:val="0000FF"/>
-          <w:sz w:val="24"/>
-          <w:u w:val="single"/>
-        </w:rPr>
-        <w:hyperlink r:id="rId12" w:history="1">
-          <w:r>
-            <w:rPr>
-              <w:rStyle w:val="Hyperlink"/>
-            </w:rPr>
-            <w:t>Volkenku</w:t>
-          </w:r>
-        </w:hyperlink>
-      </w:r>
-      <w:r>
-        <w:rPr>
-          <w:rFonts w:ascii="Charis SIL Regular" w:hAnsi="Charis SIL Regular" w:eastAsia="Charis SIL Regular"/>
-          <w:b w:val="0"/>
-          <w:i w:val="0"/>
-          <w:color w:val="0000FF"/>
-          <w:sz w:val="24"/>
-          <w:u w:val="single"/>
-        </w:rPr>
-        <w:hyperlink r:id="rId12" w:history="1">
+        <w:hyperlink r:id="rId11" w:history="1">
           <w:r>
             <w:rPr>
               <w:rStyle w:val="Hyperlink"/>
@@ -986,7 +973,7 @@
           <w:sz w:val="24"/>
           <w:u w:val="single"/>
         </w:rPr>
-        <w:hyperlink r:id="rId11" w:history="1">
+        <w:hyperlink r:id="rId12" w:history="1">
           <w:r>
             <w:rPr>
               <w:rStyle w:val="Hyperlink"/>
@@ -1078,14 +1065,7 @@
           <w:color w:val="000000"/>
           <w:sz w:val="24"/>
         </w:rPr>
-        <w:hyperlink r:id="rId12" w:history="1">
-          <w:r>
-            <w:rPr>
-              <w:rStyle w:val="Hyperlink"/>
-            </w:rPr>
-            <w:t>umd</w:t>
-          </w:r>
-        </w:hyperlink>
+        <w:t>umd</w:t>
       </w:r>
       <w:r>
         <w:rPr>
@@ -1946,61 +1926,7 @@
           <w:color w:val="000000"/>
           <w:sz w:val="24"/>
         </w:rPr>
-        <w:t>. Ook het arc</w:t>
-      </w:r>
-      <w:r>
-        <w:rPr>
-          <w:u w:val="single" w:color="0000ff"/>
-          <w:rFonts w:ascii="Charis SIL Regular" w:hAnsi="Charis SIL Regular" w:eastAsia="Charis SIL Regular"/>
-          <w:b w:val="0"/>
-          <w:i w:val="0"/>
-          <w:color w:val="000000"/>
-          <w:sz w:val="24"/>
-        </w:rPr>
-        <w:hyperlink r:id="rId15" w:history="1">
-          <w:r>
-            <w:rPr>
-              <w:rStyle w:val="Hyperlink"/>
-            </w:rPr>
-            <w:t>hief van de ver</w:t>
-          </w:r>
-        </w:hyperlink>
-      </w:r>
-      <w:r>
-        <w:rPr>
-          <w:u w:val="single" w:color="0000ff"/>
-          <w:rFonts w:ascii="Charis SIL Regular" w:hAnsi="Charis SIL Regular" w:eastAsia="Charis SIL Regular"/>
-          <w:b w:val="0"/>
-          <w:i w:val="0"/>
-          <w:color w:val="000000"/>
-          <w:sz w:val="24"/>
-        </w:rPr>
-        <w:hyperlink r:id="rId15" w:history="1">
-          <w:r>
-            <w:rPr>
-              <w:rStyle w:val="Hyperlink"/>
-            </w:rPr>
-            <w:t>e</w:t>
-          </w:r>
-        </w:hyperlink>
-      </w:r>
-      <w:r>
-        <w:rPr>
-          <w:u w:val="single" w:color="0000ff"/>
-          <w:rFonts w:ascii="Charis SIL Regular" w:hAnsi="Charis SIL Regular" w:eastAsia="Charis SIL Regular"/>
-          <w:b w:val="0"/>
-          <w:i w:val="0"/>
-          <w:color w:val="000000"/>
-          <w:sz w:val="24"/>
-        </w:rPr>
-        <w:hyperlink r:id="rId15" w:history="1">
-          <w:r>
-            <w:rPr>
-              <w:rStyle w:val="Hyperlink"/>
-            </w:rPr>
-            <w:t>nigi</w:t>
-          </w:r>
-        </w:hyperlink>
+        <w:t>. Ook het archief van de verenigi</w:t>
       </w:r>
       <w:r>
         <w:rPr>
@@ -4063,7 +3989,7 @@
           <w:sz w:val="24"/>
           <w:u w:val="single"/>
         </w:rPr>
-        <w:hyperlink r:id="rId24" w:history="1">
+        <w:hyperlink r:id="rId22" w:history="1">
           <w:r>
             <w:rPr>
               <w:rStyle w:val="Hyperlink"/>

--- a/EXPORTS/DOCX/published/niveau3/Dutch/TropischLandbouwMus.docx
+++ b/EXPORTS/DOCX/published/niveau3/Dutch/TropischLandbouwMus.docx
@@ -856,6 +856,7 @@
       </w:r>
       <w:r>
         <w:rPr>
+          <w:u w:val="single" w:color="0000ff"/>
           <w:rFonts w:ascii="Charis SIL Regular" w:hAnsi="Charis SIL Regular" w:eastAsia="Charis SIL Regular"/>
           <w:b w:val="0"/>
           <w:i w:val="0"/>
@@ -898,7 +899,7 @@
           <w:sz w:val="24"/>
           <w:u w:val="single"/>
         </w:rPr>
-        <w:hyperlink r:id="rId12" w:history="1">
+        <w:hyperlink r:id="rId11" w:history="1">
           <w:r>
             <w:rPr>
               <w:rStyle w:val="Hyperlink"/>
@@ -916,7 +917,7 @@
           <w:sz w:val="24"/>
           <w:u w:val="single"/>
         </w:rPr>
-        <w:hyperlink r:id="rId12" w:history="1">
+        <w:hyperlink r:id="rId11" w:history="1">
           <w:r>
             <w:rPr>
               <w:rStyle w:val="Hyperlink"/>
@@ -943,8 +944,55 @@
           <w:i w:val="0"/>
           <w:color w:val="0000FF"/>
           <w:sz w:val="24"/>
+          <w:u w:val="single"/>
         </w:rPr>
-        <w:t>voor Volkenku</w:t>
+        <w:hyperlink r:id="rId11" w:history="1">
+          <w:r>
+            <w:rPr>
+              <w:rStyle w:val="Hyperlink"/>
+            </w:rPr>
+            <w:t>voor</w:t>
+          </w:r>
+        </w:hyperlink>
+      </w:r>
+      <w:r>
+        <w:rPr>
+          <w:rFonts w:ascii="Charis SIL Regular" w:hAnsi="Charis SIL Regular" w:eastAsia="Charis SIL Regular"/>
+          <w:b w:val="0"/>
+          <w:i w:val="0"/>
+          <w:color w:val="0000FF"/>
+          <w:sz w:val="24"/>
+          <w:u w:val="single"/>
+        </w:rPr>
+        <w:t xml:space="preserve"> </w:t>
+      </w:r>
+      <w:r>
+        <w:rPr>
+          <w:rFonts w:ascii="Charis SIL Regular" w:hAnsi="Charis SIL Regular" w:eastAsia="Charis SIL Regular"/>
+          <w:b w:val="0"/>
+          <w:i w:val="0"/>
+          <w:color w:val="0000FF"/>
+          <w:sz w:val="24"/>
+          <w:u w:val="single"/>
+        </w:rPr>
+        <w:hyperlink r:id="rId11" w:history="1">
+          <w:r>
+            <w:rPr>
+              <w:rStyle w:val="Hyperlink"/>
+            </w:rPr>
+            <w:t>Volkenk</w:t>
+          </w:r>
+        </w:hyperlink>
+      </w:r>
+      <w:r>
+        <w:rPr>
+          <w:rFonts w:ascii="Charis SIL Regular" w:hAnsi="Charis SIL Regular" w:eastAsia="Charis SIL Regular"/>
+          <w:b w:val="0"/>
+          <w:i w:val="0"/>
+          <w:color w:val="0000FF"/>
+          <w:sz w:val="24"/>
+        </w:rPr>
+        <w:t>u</w:t>
       </w:r>
       <w:r>
         <w:rPr>
@@ -973,7 +1021,7 @@
           <w:sz w:val="24"/>
           <w:u w:val="single"/>
         </w:rPr>
-        <w:hyperlink r:id="rId12" w:history="1">
+        <w:hyperlink r:id="rId11" w:history="1">
           <w:r>
             <w:rPr>
               <w:rStyle w:val="Hyperlink"/>
@@ -1065,7 +1113,14 @@
           <w:color w:val="000000"/>
           <w:sz w:val="24"/>
         </w:rPr>
-        <w:t>umd</w:t>
+        <w:hyperlink r:id="rId12" w:history="1">
+          <w:r>
+            <w:rPr>
+              <w:rStyle w:val="Hyperlink"/>
+            </w:rPr>
+            <w:t>umd</w:t>
+          </w:r>
+        </w:hyperlink>
       </w:r>
       <w:r>
         <w:rPr>
@@ -1926,7 +1981,61 @@
           <w:color w:val="000000"/>
           <w:sz w:val="24"/>
         </w:rPr>
-        <w:t>. Ook het archief van de verenigi</w:t>
+        <w:t>. Ook het arc</w:t>
+      </w:r>
+      <w:r>
+        <w:rPr>
+          <w:u w:val="single" w:color="0000ff"/>
+          <w:rFonts w:ascii="Charis SIL Regular" w:hAnsi="Charis SIL Regular" w:eastAsia="Charis SIL Regular"/>
+          <w:b w:val="0"/>
+          <w:i w:val="0"/>
+          <w:color w:val="000000"/>
+          <w:sz w:val="24"/>
+        </w:rPr>
+        <w:hyperlink r:id="rId15" w:history="1">
+          <w:r>
+            <w:rPr>
+              <w:rStyle w:val="Hyperlink"/>
+            </w:rPr>
+            <w:t>hief van de ver</w:t>
+          </w:r>
+        </w:hyperlink>
+      </w:r>
+      <w:r>
+        <w:rPr>
+          <w:u w:val="single" w:color="0000ff"/>
+          <w:rFonts w:ascii="Charis SIL Regular" w:hAnsi="Charis SIL Regular" w:eastAsia="Charis SIL Regular"/>
+          <w:b w:val="0"/>
+          <w:i w:val="0"/>
+          <w:color w:val="000000"/>
+          <w:sz w:val="24"/>
+        </w:rPr>
+        <w:hyperlink r:id="rId15" w:history="1">
+          <w:r>
+            <w:rPr>
+              <w:rStyle w:val="Hyperlink"/>
+            </w:rPr>
+            <w:t>e</w:t>
+          </w:r>
+        </w:hyperlink>
+      </w:r>
+      <w:r>
+        <w:rPr>
+          <w:u w:val="single" w:color="0000ff"/>
+          <w:rFonts w:ascii="Charis SIL Regular" w:hAnsi="Charis SIL Regular" w:eastAsia="Charis SIL Regular"/>
+          <w:b w:val="0"/>
+          <w:i w:val="0"/>
+          <w:color w:val="000000"/>
+          <w:sz w:val="24"/>
+        </w:rPr>
+        <w:hyperlink r:id="rId15" w:history="1">
+          <w:r>
+            <w:rPr>
+              <w:rStyle w:val="Hyperlink"/>
+            </w:rPr>
+            <w:t>nigi</w:t>
+          </w:r>
+        </w:hyperlink>
       </w:r>
       <w:r>
         <w:rPr>
@@ -2236,168 +2345,13 @@
       </w:r>
       <w:r>
         <w:rPr>
-          <w:u w:val="single" w:color="0000ff"/>
           <w:rFonts w:ascii="Charis SIL Regular" w:hAnsi="Charis SIL Regular" w:eastAsia="Charis SIL Regular"/>
           <w:b w:val="0"/>
           <w:i w:val="0"/>
           <w:color w:val="000000"/>
           <w:sz w:val="24"/>
         </w:rPr>
-        <w:hyperlink r:id="rId18" w:history="1">
-          <w:r>
-            <w:rPr>
-              <w:rStyle w:val="Hyperlink"/>
-            </w:rPr>
-            <w:t>museumcol</w:t>
-          </w:r>
-        </w:hyperlink>
-      </w:r>
-      <w:r>
-        <w:rPr>
-          <w:u w:val="single" w:color="0000ff"/>
-          <w:rFonts w:ascii="Charis SIL Regular" w:hAnsi="Charis SIL Regular" w:eastAsia="Charis SIL Regular"/>
-          <w:b w:val="0"/>
-          <w:i w:val="0"/>
-          <w:color w:val="000000"/>
-          <w:sz w:val="24"/>
-        </w:rPr>
-        <w:hyperlink r:id="rId18" w:history="1">
-          <w:r>
-            <w:rPr>
-              <w:rStyle w:val="Hyperlink"/>
-            </w:rPr>
-            <w:t>l</w:t>
-          </w:r>
-        </w:hyperlink>
-      </w:r>
-      <w:r>
-        <w:rPr>
-          <w:u w:val="single" w:color="0000ff"/>
-          <w:rFonts w:ascii="Charis SIL Regular" w:hAnsi="Charis SIL Regular" w:eastAsia="Charis SIL Regular"/>
-          <w:b w:val="0"/>
-          <w:i w:val="0"/>
-          <w:color w:val="000000"/>
-          <w:sz w:val="24"/>
-        </w:rPr>
-        <w:hyperlink r:id="rId18" w:history="1">
-          <w:r>
-            <w:rPr>
-              <w:rStyle w:val="Hyperlink"/>
-            </w:rPr>
-            <w:t>ecti</w:t>
-          </w:r>
-        </w:hyperlink>
-      </w:r>
-      <w:r>
-        <w:rPr>
-          <w:u w:val="single" w:color="0000ff"/>
-          <w:rFonts w:ascii="Charis SIL Regular" w:hAnsi="Charis SIL Regular" w:eastAsia="Charis SIL Regular"/>
-          <w:b w:val="0"/>
-          <w:i w:val="0"/>
-          <w:color w:val="000000"/>
-          <w:sz w:val="24"/>
-        </w:rPr>
-        <w:hyperlink r:id="rId18" w:history="1">
-          <w:r>
-            <w:rPr>
-              <w:rStyle w:val="Hyperlink"/>
-            </w:rPr>
-            <w:t>e</w:t>
-          </w:r>
-        </w:hyperlink>
-      </w:r>
-      <w:r>
-        <w:rPr>
-          <w:u w:val="single" w:color="0000ff"/>
-          <w:rFonts w:ascii="Charis SIL Regular" w:hAnsi="Charis SIL Regular" w:eastAsia="Charis SIL Regular"/>
-          <w:b w:val="0"/>
-          <w:i w:val="0"/>
-          <w:color w:val="000000"/>
-          <w:sz w:val="24"/>
-        </w:rPr>
-        <w:hyperlink r:id="rId18" w:history="1">
-          <w:r>
-            <w:rPr>
-              <w:rStyle w:val="Hyperlink"/>
-            </w:rPr>
-            <w:t xml:space="preserve">. </w:t>
-          </w:r>
-        </w:hyperlink>
-      </w:r>
-      <w:r>
-        <w:rPr>
-          <w:u w:val="single" w:color="0000ff"/>
-          <w:rFonts w:ascii="Charis SIL Regular" w:hAnsi="Charis SIL Regular" w:eastAsia="Charis SIL Regular"/>
-          <w:b w:val="0"/>
-          <w:i w:val="0"/>
-          <w:color w:val="000000"/>
-          <w:sz w:val="24"/>
-        </w:rPr>
-        <w:t>T</w:t>
-      </w:r>
-      <w:r>
-        <w:rPr>
-          <w:u w:val="single" w:color="0000ff"/>
-          <w:rFonts w:ascii="Charis SIL Regular" w:hAnsi="Charis SIL Regular" w:eastAsia="Charis SIL Regular"/>
-          <w:b w:val="0"/>
-          <w:i w:val="0"/>
-          <w:color w:val="000000"/>
-          <w:sz w:val="24"/>
-        </w:rPr>
-        <w:hyperlink r:id="rId18" w:history="1">
-          <w:r>
-            <w:rPr>
-              <w:rStyle w:val="Hyperlink"/>
-            </w:rPr>
-            <w:t xml:space="preserve">en slotte is </w:t>
-          </w:r>
-        </w:hyperlink>
-      </w:r>
-      <w:r>
-        <w:rPr>
-          <w:u w:val="single" w:color="0000ff"/>
-          <w:rFonts w:ascii="Charis SIL Regular" w:hAnsi="Charis SIL Regular" w:eastAsia="Charis SIL Regular"/>
-          <w:b w:val="0"/>
-          <w:i w:val="0"/>
-          <w:color w:val="000000"/>
-          <w:sz w:val="24"/>
-        </w:rPr>
-        <w:hyperlink r:id="rId18" w:history="1">
-          <w:r>
-            <w:rPr>
-              <w:rStyle w:val="Hyperlink"/>
-            </w:rPr>
-            <w:t>e</w:t>
-          </w:r>
-        </w:hyperlink>
-      </w:r>
-      <w:r>
-        <w:rPr>
-          <w:u w:val="single" w:color="0000ff"/>
-          <w:rFonts w:ascii="Charis SIL Regular" w:hAnsi="Charis SIL Regular" w:eastAsia="Charis SIL Regular"/>
-          <w:b w:val="0"/>
-          <w:i w:val="0"/>
-          <w:color w:val="000000"/>
-          <w:sz w:val="24"/>
-        </w:rPr>
-        <w:hyperlink r:id="rId18" w:history="1">
-          <w:r>
-            <w:rPr>
-              <w:rStyle w:val="Hyperlink"/>
-            </w:rPr>
-            <w:t xml:space="preserve">r nog </w:t>
-          </w:r>
-        </w:hyperlink>
-      </w:r>
-      <w:r>
-        <w:rPr>
-          <w:rFonts w:ascii="Charis SIL Regular" w:hAnsi="Charis SIL Regular" w:eastAsia="Charis SIL Regular"/>
-          <w:b w:val="0"/>
-          <w:i w:val="0"/>
-          <w:color w:val="000000"/>
-          <w:sz w:val="24"/>
-        </w:rPr>
-        <w:t xml:space="preserve">het </w:t>
+        <w:t xml:space="preserve">museumcollectie. Ten slotte is er nog het </w:t>
       </w:r>
       <w:r>
         <w:rPr>
@@ -2573,122 +2527,7 @@
           <w:color w:val="000000"/>
           <w:sz w:val="24"/>
         </w:rPr>
-        <w:hyperlink r:id="rId19" w:history="1">
-          <w:r>
-            <w:rPr>
-              <w:rStyle w:val="Hyperlink"/>
-            </w:rPr>
-            <w:t>t mater</w:t>
-          </w:r>
-        </w:hyperlink>
-      </w:r>
-      <w:r>
-        <w:rPr>
-          <w:u w:val="single" w:color="0000ff"/>
-          <w:rFonts w:ascii="Charis SIL Regular" w:hAnsi="Charis SIL Regular" w:eastAsia="Charis SIL Regular"/>
-          <w:b w:val="0"/>
-          <w:i w:val="0"/>
-          <w:color w:val="000000"/>
-          <w:sz w:val="24"/>
-        </w:rPr>
-        <w:hyperlink r:id="rId19" w:history="1">
-          <w:r>
-            <w:rPr>
-              <w:rStyle w:val="Hyperlink"/>
-            </w:rPr>
-            <w:t>i</w:t>
-          </w:r>
-        </w:hyperlink>
-      </w:r>
-      <w:r>
-        <w:rPr>
-          <w:u w:val="single" w:color="0000ff"/>
-          <w:rFonts w:ascii="Charis SIL Regular" w:hAnsi="Charis SIL Regular" w:eastAsia="Charis SIL Regular"/>
-          <w:b w:val="0"/>
-          <w:i w:val="0"/>
-          <w:color w:val="000000"/>
-          <w:sz w:val="24"/>
-        </w:rPr>
-        <w:hyperlink r:id="rId19" w:history="1">
-          <w:r>
-            <w:rPr>
-              <w:rStyle w:val="Hyperlink"/>
-            </w:rPr>
-            <w:t xml:space="preserve">aal </w:t>
-          </w:r>
-        </w:hyperlink>
-      </w:r>
-      <w:r>
-        <w:rPr>
-          <w:u w:val="single" w:color="0000ff"/>
-          <w:rFonts w:ascii="Charis SIL Regular" w:hAnsi="Charis SIL Regular" w:eastAsia="Charis SIL Regular"/>
-          <w:b w:val="0"/>
-          <w:i w:val="0"/>
-          <w:color w:val="000000"/>
-          <w:sz w:val="24"/>
-        </w:rPr>
-        <w:hyperlink r:id="rId19" w:history="1">
-          <w:r>
-            <w:rPr>
-              <w:rStyle w:val="Hyperlink"/>
-            </w:rPr>
-            <w:t>ov</w:t>
-          </w:r>
-        </w:hyperlink>
-      </w:r>
-      <w:r>
-        <w:rPr>
-          <w:u w:val="single" w:color="0000ff"/>
-          <w:rFonts w:ascii="Charis SIL Regular" w:hAnsi="Charis SIL Regular" w:eastAsia="Charis SIL Regular"/>
-          <w:b w:val="0"/>
-          <w:i w:val="0"/>
-          <w:color w:val="000000"/>
-          <w:sz w:val="24"/>
-        </w:rPr>
-        <w:hyperlink r:id="rId19" w:history="1">
-          <w:r>
-            <w:rPr>
-              <w:rStyle w:val="Hyperlink"/>
-            </w:rPr>
-            <w:t>e</w:t>
-          </w:r>
-        </w:hyperlink>
-      </w:r>
-      <w:r>
-        <w:rPr>
-          <w:u w:val="single" w:color="0000ff"/>
-          <w:rFonts w:ascii="Charis SIL Regular" w:hAnsi="Charis SIL Regular" w:eastAsia="Charis SIL Regular"/>
-          <w:b w:val="0"/>
-          <w:i w:val="0"/>
-          <w:color w:val="000000"/>
-          <w:sz w:val="24"/>
-        </w:rPr>
-        <w:hyperlink r:id="rId19" w:history="1">
-          <w:r>
-            <w:rPr>
-              <w:rStyle w:val="Hyperlink"/>
-            </w:rPr>
-            <w:t>r het Tropis</w:t>
-          </w:r>
-        </w:hyperlink>
-      </w:r>
-      <w:r>
-        <w:rPr>
-          <w:u w:val="single" w:color="0000ff"/>
-          <w:rFonts w:ascii="Charis SIL Regular" w:hAnsi="Charis SIL Regular" w:eastAsia="Charis SIL Regular"/>
-          <w:b w:val="0"/>
-          <w:i w:val="0"/>
-          <w:color w:val="000000"/>
-          <w:sz w:val="24"/>
-        </w:rPr>
-        <w:hyperlink r:id="rId19" w:history="1">
-          <w:r>
-            <w:rPr>
-              <w:rStyle w:val="Hyperlink"/>
-            </w:rPr>
-            <w:t>ch Landbo</w:t>
-          </w:r>
-        </w:hyperlink>
+        <w:t>t materiaal over het Tropisch Landbo</w:t>
       </w:r>
       <w:r>
         <w:rPr>
@@ -3850,6 +3689,7 @@
       </w:r>
       <w:r>
         <w:rPr>
+          <w:u w:val="single" w:color="0000ff"/>
           <w:rFonts w:ascii="Charis SIL Regular" w:hAnsi="Charis SIL Regular" w:eastAsia="Charis SIL Regular"/>
           <w:b w:val="0"/>
           <w:i w:val="0"/>
@@ -3932,7 +3772,7 @@
           <w:sz w:val="24"/>
           <w:u w:val="single"/>
         </w:rPr>
-        <w:hyperlink r:id="rId23" w:history="1">
+        <w:hyperlink r:id="rId22" w:history="1">
           <w:r>
             <w:rPr>
               <w:rStyle w:val="Hyperlink"/>
@@ -3943,13 +3783,21 @@
       </w:r>
       <w:r>
         <w:rPr>
+          <w:u w:val="single" w:color="0000ff"/>
           <w:rFonts w:ascii="Charis SIL Regular" w:hAnsi="Charis SIL Regular" w:eastAsia="Charis SIL Regular"/>
           <w:b w:val="0"/>
           <w:i w:val="0"/>
           <w:color w:val="000000"/>
           <w:sz w:val="24"/>
         </w:rPr>
-        <w:t xml:space="preserve">, </w:t>
+        <w:hyperlink r:id="rId22" w:history="1">
+          <w:r>
+            <w:rPr>
+              <w:rStyle w:val="Hyperlink"/>
+            </w:rPr>
+            <w:t xml:space="preserve">, </w:t>
+          </w:r>
+        </w:hyperlink>
       </w:r>
       <w:r>
         <w:rPr>
@@ -3989,7 +3837,7 @@
           <w:sz w:val="24"/>
           <w:u w:val="single"/>
         </w:rPr>
-        <w:hyperlink r:id="rId22" w:history="1">
+        <w:hyperlink r:id="rId24" w:history="1">
           <w:r>
             <w:rPr>
               <w:rStyle w:val="Hyperlink"/>

--- a/EXPORTS/DOCX/published/niveau3/Dutch/TropischLandbouwMus.docx
+++ b/EXPORTS/DOCX/published/niveau3/Dutch/TropischLandbouwMus.docx
@@ -2345,13 +2345,168 @@
       </w:r>
       <w:r>
         <w:rPr>
+          <w:u w:val="single" w:color="0000ff"/>
           <w:rFonts w:ascii="Charis SIL Regular" w:hAnsi="Charis SIL Regular" w:eastAsia="Charis SIL Regular"/>
           <w:b w:val="0"/>
           <w:i w:val="0"/>
           <w:color w:val="000000"/>
           <w:sz w:val="24"/>
         </w:rPr>
-        <w:t xml:space="preserve">museumcollectie. Ten slotte is er nog het </w:t>
+        <w:hyperlink r:id="rId18" w:history="1">
+          <w:r>
+            <w:rPr>
+              <w:rStyle w:val="Hyperlink"/>
+            </w:rPr>
+            <w:t>museumcol</w:t>
+          </w:r>
+        </w:hyperlink>
+      </w:r>
+      <w:r>
+        <w:rPr>
+          <w:u w:val="single" w:color="0000ff"/>
+          <w:rFonts w:ascii="Charis SIL Regular" w:hAnsi="Charis SIL Regular" w:eastAsia="Charis SIL Regular"/>
+          <w:b w:val="0"/>
+          <w:i w:val="0"/>
+          <w:color w:val="000000"/>
+          <w:sz w:val="24"/>
+        </w:rPr>
+        <w:hyperlink r:id="rId18" w:history="1">
+          <w:r>
+            <w:rPr>
+              <w:rStyle w:val="Hyperlink"/>
+            </w:rPr>
+            <w:t>l</w:t>
+          </w:r>
+        </w:hyperlink>
+      </w:r>
+      <w:r>
+        <w:rPr>
+          <w:u w:val="single" w:color="0000ff"/>
+          <w:rFonts w:ascii="Charis SIL Regular" w:hAnsi="Charis SIL Regular" w:eastAsia="Charis SIL Regular"/>
+          <w:b w:val="0"/>
+          <w:i w:val="0"/>
+          <w:color w:val="000000"/>
+          <w:sz w:val="24"/>
+        </w:rPr>
+        <w:hyperlink r:id="rId18" w:history="1">
+          <w:r>
+            <w:rPr>
+              <w:rStyle w:val="Hyperlink"/>
+            </w:rPr>
+            <w:t>ecti</w:t>
+          </w:r>
+        </w:hyperlink>
+      </w:r>
+      <w:r>
+        <w:rPr>
+          <w:u w:val="single" w:color="0000ff"/>
+          <w:rFonts w:ascii="Charis SIL Regular" w:hAnsi="Charis SIL Regular" w:eastAsia="Charis SIL Regular"/>
+          <w:b w:val="0"/>
+          <w:i w:val="0"/>
+          <w:color w:val="000000"/>
+          <w:sz w:val="24"/>
+        </w:rPr>
+        <w:hyperlink r:id="rId18" w:history="1">
+          <w:r>
+            <w:rPr>
+              <w:rStyle w:val="Hyperlink"/>
+            </w:rPr>
+            <w:t>e</w:t>
+          </w:r>
+        </w:hyperlink>
+      </w:r>
+      <w:r>
+        <w:rPr>
+          <w:u w:val="single" w:color="0000ff"/>
+          <w:rFonts w:ascii="Charis SIL Regular" w:hAnsi="Charis SIL Regular" w:eastAsia="Charis SIL Regular"/>
+          <w:b w:val="0"/>
+          <w:i w:val="0"/>
+          <w:color w:val="000000"/>
+          <w:sz w:val="24"/>
+        </w:rPr>
+        <w:hyperlink r:id="rId18" w:history="1">
+          <w:r>
+            <w:rPr>
+              <w:rStyle w:val="Hyperlink"/>
+            </w:rPr>
+            <w:t xml:space="preserve">. </w:t>
+          </w:r>
+        </w:hyperlink>
+      </w:r>
+      <w:r>
+        <w:rPr>
+          <w:u w:val="single" w:color="0000ff"/>
+          <w:rFonts w:ascii="Charis SIL Regular" w:hAnsi="Charis SIL Regular" w:eastAsia="Charis SIL Regular"/>
+          <w:b w:val="0"/>
+          <w:i w:val="0"/>
+          <w:color w:val="000000"/>
+          <w:sz w:val="24"/>
+        </w:rPr>
+        <w:t>T</w:t>
+      </w:r>
+      <w:r>
+        <w:rPr>
+          <w:u w:val="single" w:color="0000ff"/>
+          <w:rFonts w:ascii="Charis SIL Regular" w:hAnsi="Charis SIL Regular" w:eastAsia="Charis SIL Regular"/>
+          <w:b w:val="0"/>
+          <w:i w:val="0"/>
+          <w:color w:val="000000"/>
+          <w:sz w:val="24"/>
+        </w:rPr>
+        <w:hyperlink r:id="rId18" w:history="1">
+          <w:r>
+            <w:rPr>
+              <w:rStyle w:val="Hyperlink"/>
+            </w:rPr>
+            <w:t xml:space="preserve">en slotte is </w:t>
+          </w:r>
+        </w:hyperlink>
+      </w:r>
+      <w:r>
+        <w:rPr>
+          <w:u w:val="single" w:color="0000ff"/>
+          <w:rFonts w:ascii="Charis SIL Regular" w:hAnsi="Charis SIL Regular" w:eastAsia="Charis SIL Regular"/>
+          <w:b w:val="0"/>
+          <w:i w:val="0"/>
+          <w:color w:val="000000"/>
+          <w:sz w:val="24"/>
+        </w:rPr>
+        <w:hyperlink r:id="rId18" w:history="1">
+          <w:r>
+            <w:rPr>
+              <w:rStyle w:val="Hyperlink"/>
+            </w:rPr>
+            <w:t>e</w:t>
+          </w:r>
+        </w:hyperlink>
+      </w:r>
+      <w:r>
+        <w:rPr>
+          <w:u w:val="single" w:color="0000ff"/>
+          <w:rFonts w:ascii="Charis SIL Regular" w:hAnsi="Charis SIL Regular" w:eastAsia="Charis SIL Regular"/>
+          <w:b w:val="0"/>
+          <w:i w:val="0"/>
+          <w:color w:val="000000"/>
+          <w:sz w:val="24"/>
+        </w:rPr>
+        <w:hyperlink r:id="rId18" w:history="1">
+          <w:r>
+            <w:rPr>
+              <w:rStyle w:val="Hyperlink"/>
+            </w:rPr>
+            <w:t xml:space="preserve">r nog </w:t>
+          </w:r>
+        </w:hyperlink>
+      </w:r>
+      <w:r>
+        <w:rPr>
+          <w:rFonts w:ascii="Charis SIL Regular" w:hAnsi="Charis SIL Regular" w:eastAsia="Charis SIL Regular"/>
+          <w:b w:val="0"/>
+          <w:i w:val="0"/>
+          <w:color w:val="000000"/>
+          <w:sz w:val="24"/>
+        </w:rPr>
+        <w:t xml:space="preserve">het </w:t>
       </w:r>
       <w:r>
         <w:rPr>
@@ -2527,7 +2682,122 @@
           <w:color w:val="000000"/>
           <w:sz w:val="24"/>
         </w:rPr>
-        <w:t>t materiaal over het Tropisch Landbo</w:t>
+        <w:hyperlink r:id="rId19" w:history="1">
+          <w:r>
+            <w:rPr>
+              <w:rStyle w:val="Hyperlink"/>
+            </w:rPr>
+            <w:t>t mater</w:t>
+          </w:r>
+        </w:hyperlink>
+      </w:r>
+      <w:r>
+        <w:rPr>
+          <w:u w:val="single" w:color="0000ff"/>
+          <w:rFonts w:ascii="Charis SIL Regular" w:hAnsi="Charis SIL Regular" w:eastAsia="Charis SIL Regular"/>
+          <w:b w:val="0"/>
+          <w:i w:val="0"/>
+          <w:color w:val="000000"/>
+          <w:sz w:val="24"/>
+        </w:rPr>
+        <w:hyperlink r:id="rId19" w:history="1">
+          <w:r>
+            <w:rPr>
+              <w:rStyle w:val="Hyperlink"/>
+            </w:rPr>
+            <w:t>i</w:t>
+          </w:r>
+        </w:hyperlink>
+      </w:r>
+      <w:r>
+        <w:rPr>
+          <w:u w:val="single" w:color="0000ff"/>
+          <w:rFonts w:ascii="Charis SIL Regular" w:hAnsi="Charis SIL Regular" w:eastAsia="Charis SIL Regular"/>
+          <w:b w:val="0"/>
+          <w:i w:val="0"/>
+          <w:color w:val="000000"/>
+          <w:sz w:val="24"/>
+        </w:rPr>
+        <w:hyperlink r:id="rId19" w:history="1">
+          <w:r>
+            <w:rPr>
+              <w:rStyle w:val="Hyperlink"/>
+            </w:rPr>
+            <w:t xml:space="preserve">aal </w:t>
+          </w:r>
+        </w:hyperlink>
+      </w:r>
+      <w:r>
+        <w:rPr>
+          <w:u w:val="single" w:color="0000ff"/>
+          <w:rFonts w:ascii="Charis SIL Regular" w:hAnsi="Charis SIL Regular" w:eastAsia="Charis SIL Regular"/>
+          <w:b w:val="0"/>
+          <w:i w:val="0"/>
+          <w:color w:val="000000"/>
+          <w:sz w:val="24"/>
+        </w:rPr>
+        <w:hyperlink r:id="rId19" w:history="1">
+          <w:r>
+            <w:rPr>
+              <w:rStyle w:val="Hyperlink"/>
+            </w:rPr>
+            <w:t>ov</w:t>
+          </w:r>
+        </w:hyperlink>
+      </w:r>
+      <w:r>
+        <w:rPr>
+          <w:u w:val="single" w:color="0000ff"/>
+          <w:rFonts w:ascii="Charis SIL Regular" w:hAnsi="Charis SIL Regular" w:eastAsia="Charis SIL Regular"/>
+          <w:b w:val="0"/>
+          <w:i w:val="0"/>
+          <w:color w:val="000000"/>
+          <w:sz w:val="24"/>
+        </w:rPr>
+        <w:hyperlink r:id="rId19" w:history="1">
+          <w:r>
+            <w:rPr>
+              <w:rStyle w:val="Hyperlink"/>
+            </w:rPr>
+            <w:t>e</w:t>
+          </w:r>
+        </w:hyperlink>
+      </w:r>
+      <w:r>
+        <w:rPr>
+          <w:u w:val="single" w:color="0000ff"/>
+          <w:rFonts w:ascii="Charis SIL Regular" w:hAnsi="Charis SIL Regular" w:eastAsia="Charis SIL Regular"/>
+          <w:b w:val="0"/>
+          <w:i w:val="0"/>
+          <w:color w:val="000000"/>
+          <w:sz w:val="24"/>
+        </w:rPr>
+        <w:hyperlink r:id="rId19" w:history="1">
+          <w:r>
+            <w:rPr>
+              <w:rStyle w:val="Hyperlink"/>
+            </w:rPr>
+            <w:t>r het Tropis</w:t>
+          </w:r>
+        </w:hyperlink>
+      </w:r>
+      <w:r>
+        <w:rPr>
+          <w:u w:val="single" w:color="0000ff"/>
+          <w:rFonts w:ascii="Charis SIL Regular" w:hAnsi="Charis SIL Regular" w:eastAsia="Charis SIL Regular"/>
+          <w:b w:val="0"/>
+          <w:i w:val="0"/>
+          <w:color w:val="000000"/>
+          <w:sz w:val="24"/>
+        </w:rPr>
+        <w:hyperlink r:id="rId19" w:history="1">
+          <w:r>
+            <w:rPr>
+              <w:rStyle w:val="Hyperlink"/>
+            </w:rPr>
+            <w:t>ch Landbo</w:t>
+          </w:r>
+        </w:hyperlink>
       </w:r>
       <w:r>
         <w:rPr>
@@ -3689,7 +3959,6 @@
       </w:r>
       <w:r>
         <w:rPr>
-          <w:u w:val="single" w:color="0000ff"/>
           <w:rFonts w:ascii="Charis SIL Regular" w:hAnsi="Charis SIL Regular" w:eastAsia="Charis SIL Regular"/>
           <w:b w:val="0"/>
           <w:i w:val="0"/>
@@ -3772,7 +4041,7 @@
           <w:sz w:val="24"/>
           <w:u w:val="single"/>
         </w:rPr>
-        <w:hyperlink r:id="rId22" w:history="1">
+        <w:hyperlink r:id="rId23" w:history="1">
           <w:r>
             <w:rPr>
               <w:rStyle w:val="Hyperlink"/>
@@ -3783,21 +4052,13 @@
       </w:r>
       <w:r>
         <w:rPr>
-          <w:u w:val="single" w:color="0000ff"/>
           <w:rFonts w:ascii="Charis SIL Regular" w:hAnsi="Charis SIL Regular" w:eastAsia="Charis SIL Regular"/>
           <w:b w:val="0"/>
           <w:i w:val="0"/>
           <w:color w:val="000000"/>
           <w:sz w:val="24"/>
         </w:rPr>
-        <w:hyperlink r:id="rId22" w:history="1">
-          <w:r>
-            <w:rPr>
-              <w:rStyle w:val="Hyperlink"/>
-            </w:rPr>
-            <w:t xml:space="preserve">, </w:t>
-          </w:r>
-        </w:hyperlink>
+        <w:t xml:space="preserve">, </w:t>
       </w:r>
       <w:r>
         <w:rPr>
@@ -3837,7 +4098,7 @@
           <w:sz w:val="24"/>
           <w:u w:val="single"/>
         </w:rPr>
-        <w:hyperlink r:id="rId24" w:history="1">
+        <w:hyperlink r:id="rId22" w:history="1">
           <w:r>
             <w:rPr>
               <w:rStyle w:val="Hyperlink"/>

--- a/EXPORTS/DOCX/published/niveau3/Dutch/TropischLandbouwMus.docx
+++ b/EXPORTS/DOCX/published/niveau3/Dutch/TropischLandbouwMus.docx
@@ -863,14 +863,7 @@
           <w:color w:val="000000"/>
           <w:sz w:val="24"/>
         </w:rPr>
-        <w:hyperlink r:id="rId11" w:history="1">
-          <w:r>
-            <w:rPr>
-              <w:rStyle w:val="Hyperlink"/>
-            </w:rPr>
-            <w:t xml:space="preserve">lige </w:t>
-          </w:r>
-        </w:hyperlink>
+        <w:t xml:space="preserve">lige </w:t>
       </w:r>
       <w:r>
         <w:rPr>
@@ -881,7 +874,7 @@
           <w:sz w:val="24"/>
           <w:u w:val="single"/>
         </w:rPr>
-        <w:hyperlink r:id="rId11" w:history="1">
+        <w:hyperlink r:id="rId12" w:history="1">
           <w:r>
             <w:rPr>
               <w:rStyle w:val="Hyperlink"/>
@@ -899,7 +892,7 @@
           <w:sz w:val="24"/>
           <w:u w:val="single"/>
         </w:rPr>
-        <w:hyperlink r:id="rId11" w:history="1">
+        <w:hyperlink r:id="rId12" w:history="1">
           <w:r>
             <w:rPr>
               <w:rStyle w:val="Hyperlink"/>
@@ -917,7 +910,7 @@
           <w:sz w:val="24"/>
           <w:u w:val="single"/>
         </w:rPr>
-        <w:hyperlink r:id="rId11" w:history="1">
+        <w:hyperlink r:id="rId12" w:history="1">
           <w:r>
             <w:rPr>
               <w:rStyle w:val="Hyperlink"/>
@@ -946,7 +939,7 @@
           <w:sz w:val="24"/>
           <w:u w:val="single"/>
         </w:rPr>
-        <w:hyperlink r:id="rId11" w:history="1">
+        <w:hyperlink r:id="rId12" w:history="1">
           <w:r>
             <w:rPr>
               <w:rStyle w:val="Hyperlink"/>
@@ -2352,14 +2345,7 @@
           <w:color w:val="000000"/>
           <w:sz w:val="24"/>
         </w:rPr>
-        <w:hyperlink r:id="rId18" w:history="1">
-          <w:r>
-            <w:rPr>
-              <w:rStyle w:val="Hyperlink"/>
-            </w:rPr>
-            <w:t>museumcol</w:t>
-          </w:r>
-        </w:hyperlink>
+        <w:t>museumcollectie. T</w:t>
       </w:r>
       <w:r>
         <w:rPr>
@@ -2375,25 +2361,7 @@
             <w:rPr>
               <w:rStyle w:val="Hyperlink"/>
             </w:rPr>
-            <w:t>l</w:t>
-          </w:r>
-        </w:hyperlink>
-      </w:r>
-      <w:r>
-        <w:rPr>
-          <w:u w:val="single" w:color="0000ff"/>
-          <w:rFonts w:ascii="Charis SIL Regular" w:hAnsi="Charis SIL Regular" w:eastAsia="Charis SIL Regular"/>
-          <w:b w:val="0"/>
-          <w:i w:val="0"/>
-          <w:color w:val="000000"/>
-          <w:sz w:val="24"/>
-        </w:rPr>
-        <w:hyperlink r:id="rId18" w:history="1">
-          <w:r>
-            <w:rPr>
-              <w:rStyle w:val="Hyperlink"/>
-            </w:rPr>
-            <w:t>ecti</w:t>
+            <w:t xml:space="preserve">en slotte is </w:t>
           </w:r>
         </w:hyperlink>
       </w:r>
@@ -2429,71 +2397,6 @@
             <w:rPr>
               <w:rStyle w:val="Hyperlink"/>
             </w:rPr>
-            <w:t xml:space="preserve">. </w:t>
-          </w:r>
-        </w:hyperlink>
-      </w:r>
-      <w:r>
-        <w:rPr>
-          <w:u w:val="single" w:color="0000ff"/>
-          <w:rFonts w:ascii="Charis SIL Regular" w:hAnsi="Charis SIL Regular" w:eastAsia="Charis SIL Regular"/>
-          <w:b w:val="0"/>
-          <w:i w:val="0"/>
-          <w:color w:val="000000"/>
-          <w:sz w:val="24"/>
-        </w:rPr>
-        <w:t>T</w:t>
-      </w:r>
-      <w:r>
-        <w:rPr>
-          <w:u w:val="single" w:color="0000ff"/>
-          <w:rFonts w:ascii="Charis SIL Regular" w:hAnsi="Charis SIL Regular" w:eastAsia="Charis SIL Regular"/>
-          <w:b w:val="0"/>
-          <w:i w:val="0"/>
-          <w:color w:val="000000"/>
-          <w:sz w:val="24"/>
-        </w:rPr>
-        <w:hyperlink r:id="rId18" w:history="1">
-          <w:r>
-            <w:rPr>
-              <w:rStyle w:val="Hyperlink"/>
-            </w:rPr>
-            <w:t xml:space="preserve">en slotte is </w:t>
-          </w:r>
-        </w:hyperlink>
-      </w:r>
-      <w:r>
-        <w:rPr>
-          <w:u w:val="single" w:color="0000ff"/>
-          <w:rFonts w:ascii="Charis SIL Regular" w:hAnsi="Charis SIL Regular" w:eastAsia="Charis SIL Regular"/>
-          <w:b w:val="0"/>
-          <w:i w:val="0"/>
-          <w:color w:val="000000"/>
-          <w:sz w:val="24"/>
-        </w:rPr>
-        <w:hyperlink r:id="rId18" w:history="1">
-          <w:r>
-            <w:rPr>
-              <w:rStyle w:val="Hyperlink"/>
-            </w:rPr>
-            <w:t>e</w:t>
-          </w:r>
-        </w:hyperlink>
-      </w:r>
-      <w:r>
-        <w:rPr>
-          <w:u w:val="single" w:color="0000ff"/>
-          <w:rFonts w:ascii="Charis SIL Regular" w:hAnsi="Charis SIL Regular" w:eastAsia="Charis SIL Regular"/>
-          <w:b w:val="0"/>
-          <w:i w:val="0"/>
-          <w:color w:val="000000"/>
-          <w:sz w:val="24"/>
-        </w:rPr>
-        <w:hyperlink r:id="rId18" w:history="1">
-          <w:r>
-            <w:rPr>
-              <w:rStyle w:val="Hyperlink"/>
-            </w:rPr>
             <w:t xml:space="preserve">r nog </w:t>
           </w:r>
         </w:hyperlink>
@@ -2736,68 +2639,7 @@
           <w:color w:val="000000"/>
           <w:sz w:val="24"/>
         </w:rPr>
-        <w:hyperlink r:id="rId19" w:history="1">
-          <w:r>
-            <w:rPr>
-              <w:rStyle w:val="Hyperlink"/>
-            </w:rPr>
-            <w:t>ov</w:t>
-          </w:r>
-        </w:hyperlink>
-      </w:r>
-      <w:r>
-        <w:rPr>
-          <w:u w:val="single" w:color="0000ff"/>
-          <w:rFonts w:ascii="Charis SIL Regular" w:hAnsi="Charis SIL Regular" w:eastAsia="Charis SIL Regular"/>
-          <w:b w:val="0"/>
-          <w:i w:val="0"/>
-          <w:color w:val="000000"/>
-          <w:sz w:val="24"/>
-        </w:rPr>
-        <w:hyperlink r:id="rId19" w:history="1">
-          <w:r>
-            <w:rPr>
-              <w:rStyle w:val="Hyperlink"/>
-            </w:rPr>
-            <w:t>e</w:t>
-          </w:r>
-        </w:hyperlink>
-      </w:r>
-      <w:r>
-        <w:rPr>
-          <w:u w:val="single" w:color="0000ff"/>
-          <w:rFonts w:ascii="Charis SIL Regular" w:hAnsi="Charis SIL Regular" w:eastAsia="Charis SIL Regular"/>
-          <w:b w:val="0"/>
-          <w:i w:val="0"/>
-          <w:color w:val="000000"/>
-          <w:sz w:val="24"/>
-        </w:rPr>
-        <w:hyperlink r:id="rId19" w:history="1">
-          <w:r>
-            <w:rPr>
-              <w:rStyle w:val="Hyperlink"/>
-            </w:rPr>
-            <w:t>r het Tropis</w:t>
-          </w:r>
-        </w:hyperlink>
-      </w:r>
-      <w:r>
-        <w:rPr>
-          <w:u w:val="single" w:color="0000ff"/>
-          <w:rFonts w:ascii="Charis SIL Regular" w:hAnsi="Charis SIL Regular" w:eastAsia="Charis SIL Regular"/>
-          <w:b w:val="0"/>
-          <w:i w:val="0"/>
-          <w:color w:val="000000"/>
-          <w:sz w:val="24"/>
-        </w:rPr>
-        <w:hyperlink r:id="rId19" w:history="1">
-          <w:r>
-            <w:rPr>
-              <w:rStyle w:val="Hyperlink"/>
-            </w:rPr>
-            <w:t>ch Landbo</w:t>
-          </w:r>
-        </w:hyperlink>
+        <w:t>over het Tropisch Landbo</w:t>
       </w:r>
       <w:r>
         <w:rPr>
@@ -3959,13 +3801,21 @@
       </w:r>
       <w:r>
         <w:rPr>
+          <w:u w:val="single" w:color="0000ff"/>
           <w:rFonts w:ascii="Charis SIL Regular" w:hAnsi="Charis SIL Regular" w:eastAsia="Charis SIL Regular"/>
           <w:b w:val="0"/>
           <w:i w:val="0"/>
           <w:color w:val="000000"/>
           <w:sz w:val="24"/>
         </w:rPr>
-        <w:t xml:space="preserve">, </w:t>
+        <w:hyperlink r:id="rId22" w:history="1">
+          <w:r>
+            <w:rPr>
+              <w:rStyle w:val="Hyperlink"/>
+            </w:rPr>
+            <w:t xml:space="preserve">, </w:t>
+          </w:r>
+        </w:hyperlink>
       </w:r>
       <w:r>
         <w:rPr>
@@ -4069,7 +3919,7 @@
           <w:sz w:val="24"/>
           <w:u w:val="single"/>
         </w:rPr>
-        <w:hyperlink r:id="rId22" w:history="1">
+        <w:hyperlink r:id="rId24" w:history="1">
           <w:r>
             <w:rPr>
               <w:rStyle w:val="Hyperlink"/>
@@ -4098,7 +3948,7 @@
           <w:sz w:val="24"/>
           <w:u w:val="single"/>
         </w:rPr>
-        <w:hyperlink r:id="rId22" w:history="1">
+        <w:hyperlink r:id="rId24" w:history="1">
           <w:r>
             <w:rPr>
               <w:rStyle w:val="Hyperlink"/>

--- a/EXPORTS/DOCX/published/niveau3/Dutch/TropischLandbouwMus.docx
+++ b/EXPORTS/DOCX/published/niveau3/Dutch/TropischLandbouwMus.docx
@@ -863,101 +863,14 @@
           <w:color w:val="000000"/>
           <w:sz w:val="24"/>
         </w:rPr>
-        <w:t xml:space="preserve">lige </w:t>
-      </w:r>
-      <w:r>
-        <w:rPr>
-          <w:rFonts w:ascii="Charis SIL Regular" w:hAnsi="Charis SIL Regular" w:eastAsia="Charis SIL Regular"/>
-          <w:b w:val="0"/>
-          <w:i w:val="0"/>
-          <w:color w:val="0000FF"/>
-          <w:sz w:val="24"/>
-          <w:u w:val="single"/>
-        </w:rPr>
-        <w:hyperlink r:id="rId12" w:history="1">
+        <w:hyperlink r:id="rId11" w:history="1">
           <w:r>
             <w:rPr>
               <w:rStyle w:val="Hyperlink"/>
             </w:rPr>
-            <w:t>Rijksmus</w:t>
+            <w:t xml:space="preserve">lige </w:t>
           </w:r>
         </w:hyperlink>
-      </w:r>
-      <w:r>
-        <w:rPr>
-          <w:rFonts w:ascii="Charis SIL Regular" w:hAnsi="Charis SIL Regular" w:eastAsia="Charis SIL Regular"/>
-          <w:b w:val="0"/>
-          <w:i w:val="0"/>
-          <w:color w:val="0000FF"/>
-          <w:sz w:val="24"/>
-          <w:u w:val="single"/>
-        </w:rPr>
-        <w:hyperlink r:id="rId12" w:history="1">
-          <w:r>
-            <w:rPr>
-              <w:rStyle w:val="Hyperlink"/>
-            </w:rPr>
-            <w:t>e</w:t>
-          </w:r>
-        </w:hyperlink>
-      </w:r>
-      <w:r>
-        <w:rPr>
-          <w:rFonts w:ascii="Charis SIL Regular" w:hAnsi="Charis SIL Regular" w:eastAsia="Charis SIL Regular"/>
-          <w:b w:val="0"/>
-          <w:i w:val="0"/>
-          <w:color w:val="0000FF"/>
-          <w:sz w:val="24"/>
-          <w:u w:val="single"/>
-        </w:rPr>
-        <w:hyperlink r:id="rId12" w:history="1">
-          <w:r>
-            <w:rPr>
-              <w:rStyle w:val="Hyperlink"/>
-            </w:rPr>
-            <w:t>um</w:t>
-          </w:r>
-        </w:hyperlink>
-      </w:r>
-      <w:r>
-        <w:rPr>
-          <w:rFonts w:ascii="Charis SIL Regular" w:hAnsi="Charis SIL Regular" w:eastAsia="Charis SIL Regular"/>
-          <w:b w:val="0"/>
-          <w:i w:val="0"/>
-          <w:color w:val="0000FF"/>
-          <w:sz w:val="24"/>
-          <w:u w:val="single"/>
-        </w:rPr>
-        <w:t xml:space="preserve"> </w:t>
-      </w:r>
-      <w:r>
-        <w:rPr>
-          <w:rFonts w:ascii="Charis SIL Regular" w:hAnsi="Charis SIL Regular" w:eastAsia="Charis SIL Regular"/>
-          <w:b w:val="0"/>
-          <w:i w:val="0"/>
-          <w:color w:val="0000FF"/>
-          <w:sz w:val="24"/>
-          <w:u w:val="single"/>
-        </w:rPr>
-        <w:hyperlink r:id="rId12" w:history="1">
-          <w:r>
-            <w:rPr>
-              <w:rStyle w:val="Hyperlink"/>
-            </w:rPr>
-            <w:t>voor</w:t>
-          </w:r>
-        </w:hyperlink>
-      </w:r>
-      <w:r>
-        <w:rPr>
-          <w:rFonts w:ascii="Charis SIL Regular" w:hAnsi="Charis SIL Regular" w:eastAsia="Charis SIL Regular"/>
-          <w:b w:val="0"/>
-          <w:i w:val="0"/>
-          <w:color w:val="0000FF"/>
-          <w:sz w:val="24"/>
-          <w:u w:val="single"/>
-        </w:rPr>
-        <w:t xml:space="preserve"> </w:t>
       </w:r>
       <w:r>
         <w:rPr>
@@ -973,19 +886,9 @@
             <w:rPr>
               <w:rStyle w:val="Hyperlink"/>
             </w:rPr>
-            <w:t>Volkenk</w:t>
+            <w:t>Rijksmus</w:t>
           </w:r>
         </w:hyperlink>
-      </w:r>
-      <w:r>
-        <w:rPr>
-          <w:rFonts w:ascii="Charis SIL Regular" w:hAnsi="Charis SIL Regular" w:eastAsia="Charis SIL Regular"/>
-          <w:b w:val="0"/>
-          <w:i w:val="0"/>
-          <w:color w:val="0000FF"/>
-          <w:sz w:val="24"/>
-        </w:rPr>
-        <w:t>u</w:t>
       </w:r>
       <w:r>
         <w:rPr>
@@ -996,32 +899,7 @@
           <w:sz w:val="24"/>
           <w:u w:val="single"/>
         </w:rPr>
-        <w:hyperlink r:id="rId11" w:history="1">
-          <w:r>
-            <w:rPr>
-              <w:rStyle w:val="Hyperlink"/>
-            </w:rPr>
-            <w:t>nd</w:t>
-          </w:r>
-        </w:hyperlink>
-      </w:r>
-      <w:r>
-        <w:rPr>
-          <w:rFonts w:ascii="Charis SIL Regular" w:hAnsi="Charis SIL Regular" w:eastAsia="Charis SIL Regular"/>
-          <w:b w:val="0"/>
-          <w:i w:val="0"/>
-          <w:color w:val="0000FF"/>
-          <w:sz w:val="24"/>
-          <w:u w:val="single"/>
-        </w:rPr>
-        <w:hyperlink r:id="rId11" w:history="1">
-          <w:r>
-            <w:rPr>
-              <w:rStyle w:val="Hyperlink"/>
-            </w:rPr>
-            <w:t>e</w:t>
-          </w:r>
-        </w:hyperlink>
+        <w:t>eum voor Volkenkunde</w:t>
       </w:r>
       <w:r>
         <w:rPr>
@@ -1081,39 +959,13 @@
       </w:r>
       <w:r>
         <w:rPr>
-          <w:u w:val="single" w:color="0000ff"/>
           <w:rFonts w:ascii="Charis SIL Regular" w:hAnsi="Charis SIL Regular" w:eastAsia="Charis SIL Regular"/>
           <w:b w:val="0"/>
           <w:i w:val="0"/>
           <w:color w:val="000000"/>
           <w:sz w:val="24"/>
         </w:rPr>
-        <w:hyperlink r:id="rId12" w:history="1">
-          <w:r>
-            <w:rPr>
-              <w:rStyle w:val="Hyperlink"/>
-            </w:rPr>
-            <w:t>e</w:t>
-          </w:r>
-        </w:hyperlink>
-      </w:r>
-      <w:r>
-        <w:rPr>
-          <w:u w:val="single" w:color="0000ff"/>
-          <w:rFonts w:ascii="Charis SIL Regular" w:hAnsi="Charis SIL Regular" w:eastAsia="Charis SIL Regular"/>
-          <w:b w:val="0"/>
-          <w:i w:val="0"/>
-          <w:color w:val="000000"/>
-          <w:sz w:val="24"/>
-        </w:rPr>
-        <w:hyperlink r:id="rId12" w:history="1">
-          <w:r>
-            <w:rPr>
-              <w:rStyle w:val="Hyperlink"/>
-            </w:rPr>
-            <w:t>umd</w:t>
-          </w:r>
-        </w:hyperlink>
+        <w:t>eumd</w:t>
       </w:r>
       <w:r>
         <w:rPr>
@@ -2338,7 +2190,6 @@
       </w:r>
       <w:r>
         <w:rPr>
-          <w:u w:val="single" w:color="0000ff"/>
           <w:rFonts w:ascii="Charis SIL Regular" w:hAnsi="Charis SIL Regular" w:eastAsia="Charis SIL Regular"/>
           <w:b w:val="0"/>
           <w:i w:val="0"/>
@@ -2639,7 +2490,68 @@
           <w:color w:val="000000"/>
           <w:sz w:val="24"/>
         </w:rPr>
-        <w:t>over het Tropisch Landbo</w:t>
+        <w:hyperlink r:id="rId19" w:history="1">
+          <w:r>
+            <w:rPr>
+              <w:rStyle w:val="Hyperlink"/>
+            </w:rPr>
+            <w:t>ov</w:t>
+          </w:r>
+        </w:hyperlink>
+      </w:r>
+      <w:r>
+        <w:rPr>
+          <w:u w:val="single" w:color="0000ff"/>
+          <w:rFonts w:ascii="Charis SIL Regular" w:hAnsi="Charis SIL Regular" w:eastAsia="Charis SIL Regular"/>
+          <w:b w:val="0"/>
+          <w:i w:val="0"/>
+          <w:color w:val="000000"/>
+          <w:sz w:val="24"/>
+        </w:rPr>
+        <w:hyperlink r:id="rId19" w:history="1">
+          <w:r>
+            <w:rPr>
+              <w:rStyle w:val="Hyperlink"/>
+            </w:rPr>
+            <w:t>e</w:t>
+          </w:r>
+        </w:hyperlink>
+      </w:r>
+      <w:r>
+        <w:rPr>
+          <w:u w:val="single" w:color="0000ff"/>
+          <w:rFonts w:ascii="Charis SIL Regular" w:hAnsi="Charis SIL Regular" w:eastAsia="Charis SIL Regular"/>
+          <w:b w:val="0"/>
+          <w:i w:val="0"/>
+          <w:color w:val="000000"/>
+          <w:sz w:val="24"/>
+        </w:rPr>
+        <w:hyperlink r:id="rId19" w:history="1">
+          <w:r>
+            <w:rPr>
+              <w:rStyle w:val="Hyperlink"/>
+            </w:rPr>
+            <w:t>r het Tropis</w:t>
+          </w:r>
+        </w:hyperlink>
+      </w:r>
+      <w:r>
+        <w:rPr>
+          <w:u w:val="single" w:color="0000ff"/>
+          <w:rFonts w:ascii="Charis SIL Regular" w:hAnsi="Charis SIL Regular" w:eastAsia="Charis SIL Regular"/>
+          <w:b w:val="0"/>
+          <w:i w:val="0"/>
+          <w:color w:val="000000"/>
+          <w:sz w:val="24"/>
+        </w:rPr>
+        <w:hyperlink r:id="rId19" w:history="1">
+          <w:r>
+            <w:rPr>
+              <w:rStyle w:val="Hyperlink"/>
+            </w:rPr>
+            <w:t>ch Landbo</w:t>
+          </w:r>
+        </w:hyperlink>
       </w:r>
       <w:r>
         <w:rPr>
@@ -3801,21 +3713,13 @@
       </w:r>
       <w:r>
         <w:rPr>
-          <w:u w:val="single" w:color="0000ff"/>
           <w:rFonts w:ascii="Charis SIL Regular" w:hAnsi="Charis SIL Regular" w:eastAsia="Charis SIL Regular"/>
           <w:b w:val="0"/>
           <w:i w:val="0"/>
           <w:color w:val="000000"/>
           <w:sz w:val="24"/>
         </w:rPr>
-        <w:hyperlink r:id="rId22" w:history="1">
-          <w:r>
-            <w:rPr>
-              <w:rStyle w:val="Hyperlink"/>
-            </w:rPr>
-            <w:t xml:space="preserve">, </w:t>
-          </w:r>
-        </w:hyperlink>
+        <w:t xml:space="preserve">, </w:t>
       </w:r>
       <w:r>
         <w:rPr>
@@ -3919,7 +3823,7 @@
           <w:sz w:val="24"/>
           <w:u w:val="single"/>
         </w:rPr>
-        <w:hyperlink r:id="rId24" w:history="1">
+        <w:hyperlink r:id="rId22" w:history="1">
           <w:r>
             <w:rPr>
               <w:rStyle w:val="Hyperlink"/>
@@ -3948,7 +3852,7 @@
           <w:sz w:val="24"/>
           <w:u w:val="single"/>
         </w:rPr>
-        <w:hyperlink r:id="rId24" w:history="1">
+        <w:hyperlink r:id="rId22" w:history="1">
           <w:r>
             <w:rPr>
               <w:rStyle w:val="Hyperlink"/>

--- a/EXPORTS/DOCX/published/niveau3/Dutch/TropischLandbouwMus.docx
+++ b/EXPORTS/DOCX/published/niveau3/Dutch/TropischLandbouwMus.docx
@@ -852,25 +852,7 @@
           <w:color w:val="000000"/>
           <w:sz w:val="24"/>
         </w:rPr>
-        <w:t>het toenma</w:t>
-      </w:r>
-      <w:r>
-        <w:rPr>
-          <w:u w:val="single" w:color="0000ff"/>
-          <w:rFonts w:ascii="Charis SIL Regular" w:hAnsi="Charis SIL Regular" w:eastAsia="Charis SIL Regular"/>
-          <w:b w:val="0"/>
-          <w:i w:val="0"/>
-          <w:color w:val="000000"/>
-          <w:sz w:val="24"/>
-        </w:rPr>
-        <w:hyperlink r:id="rId11" w:history="1">
-          <w:r>
-            <w:rPr>
-              <w:rStyle w:val="Hyperlink"/>
-            </w:rPr>
-            <w:t xml:space="preserve">lige </w:t>
-          </w:r>
-        </w:hyperlink>
+        <w:t xml:space="preserve">het toenmalige </w:t>
       </w:r>
       <w:r>
         <w:rPr>
@@ -881,7 +863,7 @@
           <w:sz w:val="24"/>
           <w:u w:val="single"/>
         </w:rPr>
-        <w:hyperlink r:id="rId11" w:history="1">
+        <w:hyperlink r:id="rId12" w:history="1">
           <w:r>
             <w:rPr>
               <w:rStyle w:val="Hyperlink"/>
@@ -899,7 +881,101 @@
           <w:sz w:val="24"/>
           <w:u w:val="single"/>
         </w:rPr>
-        <w:t>eum voor Volkenkunde</w:t>
+        <w:hyperlink r:id="rId12" w:history="1">
+          <w:r>
+            <w:rPr>
+              <w:rStyle w:val="Hyperlink"/>
+            </w:rPr>
+            <w:t>e</w:t>
+          </w:r>
+        </w:hyperlink>
+      </w:r>
+      <w:r>
+        <w:rPr>
+          <w:rFonts w:ascii="Charis SIL Regular" w:hAnsi="Charis SIL Regular" w:eastAsia="Charis SIL Regular"/>
+          <w:b w:val="0"/>
+          <w:i w:val="0"/>
+          <w:color w:val="0000FF"/>
+          <w:sz w:val="24"/>
+          <w:u w:val="single"/>
+        </w:rPr>
+        <w:hyperlink r:id="rId12" w:history="1">
+          <w:r>
+            <w:rPr>
+              <w:rStyle w:val="Hyperlink"/>
+            </w:rPr>
+            <w:t>um</w:t>
+          </w:r>
+        </w:hyperlink>
+      </w:r>
+      <w:r>
+        <w:rPr>
+          <w:rFonts w:ascii="Charis SIL Regular" w:hAnsi="Charis SIL Regular" w:eastAsia="Charis SIL Regular"/>
+          <w:b w:val="0"/>
+          <w:i w:val="0"/>
+          <w:color w:val="0000FF"/>
+          <w:sz w:val="24"/>
+          <w:u w:val="single"/>
+        </w:rPr>
+        <w:t xml:space="preserve"> </w:t>
+      </w:r>
+      <w:r>
+        <w:rPr>
+          <w:rFonts w:ascii="Charis SIL Regular" w:hAnsi="Charis SIL Regular" w:eastAsia="Charis SIL Regular"/>
+          <w:b w:val="0"/>
+          <w:i w:val="0"/>
+          <w:color w:val="0000FF"/>
+          <w:sz w:val="24"/>
+          <w:u w:val="single"/>
+        </w:rPr>
+        <w:hyperlink r:id="rId12" w:history="1">
+          <w:r>
+            <w:rPr>
+              <w:rStyle w:val="Hyperlink"/>
+            </w:rPr>
+            <w:t>voor</w:t>
+          </w:r>
+        </w:hyperlink>
+      </w:r>
+      <w:r>
+        <w:rPr>
+          <w:rFonts w:ascii="Charis SIL Regular" w:hAnsi="Charis SIL Regular" w:eastAsia="Charis SIL Regular"/>
+          <w:b w:val="0"/>
+          <w:i w:val="0"/>
+          <w:color w:val="0000FF"/>
+          <w:sz w:val="24"/>
+          <w:u w:val="single"/>
+        </w:rPr>
+        <w:t xml:space="preserve"> </w:t>
+      </w:r>
+      <w:r>
+        <w:rPr>
+          <w:rFonts w:ascii="Charis SIL Regular" w:hAnsi="Charis SIL Regular" w:eastAsia="Charis SIL Regular"/>
+          <w:b w:val="0"/>
+          <w:i w:val="0"/>
+          <w:color w:val="0000FF"/>
+          <w:sz w:val="24"/>
+          <w:u w:val="single"/>
+        </w:rPr>
+        <w:hyperlink r:id="rId11" w:history="1">
+          <w:r>
+            <w:rPr>
+              <w:rStyle w:val="Hyperlink"/>
+            </w:rPr>
+            <w:t>Volkenk</w:t>
+          </w:r>
+        </w:hyperlink>
+      </w:r>
+      <w:r>
+        <w:rPr>
+          <w:rFonts w:ascii="Charis SIL Regular" w:hAnsi="Charis SIL Regular" w:eastAsia="Charis SIL Regular"/>
+          <w:b w:val="0"/>
+          <w:i w:val="0"/>
+          <w:color w:val="0000FF"/>
+          <w:sz w:val="24"/>
+          <w:u w:val="single"/>
+        </w:rPr>
+        <w:t>unde</w:t>
       </w:r>
       <w:r>
         <w:rPr>
@@ -959,13 +1035,39 @@
       </w:r>
       <w:r>
         <w:rPr>
+          <w:u w:val="single" w:color="0000ff"/>
           <w:rFonts w:ascii="Charis SIL Regular" w:hAnsi="Charis SIL Regular" w:eastAsia="Charis SIL Regular"/>
           <w:b w:val="0"/>
           <w:i w:val="0"/>
           <w:color w:val="000000"/>
           <w:sz w:val="24"/>
         </w:rPr>
-        <w:t>eumd</w:t>
+        <w:hyperlink r:id="rId12" w:history="1">
+          <w:r>
+            <w:rPr>
+              <w:rStyle w:val="Hyperlink"/>
+            </w:rPr>
+            <w:t>e</w:t>
+          </w:r>
+        </w:hyperlink>
+      </w:r>
+      <w:r>
+        <w:rPr>
+          <w:u w:val="single" w:color="0000ff"/>
+          <w:rFonts w:ascii="Charis SIL Regular" w:hAnsi="Charis SIL Regular" w:eastAsia="Charis SIL Regular"/>
+          <w:b w:val="0"/>
+          <w:i w:val="0"/>
+          <w:color w:val="000000"/>
+          <w:sz w:val="24"/>
+        </w:rPr>
+        <w:hyperlink r:id="rId12" w:history="1">
+          <w:r>
+            <w:rPr>
+              <w:rStyle w:val="Hyperlink"/>
+            </w:rPr>
+            <w:t>umd</w:t>
+          </w:r>
+        </w:hyperlink>
       </w:r>
       <w:r>
         <w:rPr>
@@ -2190,13 +2292,104 @@
       </w:r>
       <w:r>
         <w:rPr>
+          <w:u w:val="single" w:color="0000ff"/>
           <w:rFonts w:ascii="Charis SIL Regular" w:hAnsi="Charis SIL Regular" w:eastAsia="Charis SIL Regular"/>
           <w:b w:val="0"/>
           <w:i w:val="0"/>
           <w:color w:val="000000"/>
           <w:sz w:val="24"/>
         </w:rPr>
-        <w:t>museumcollectie. T</w:t>
+        <w:hyperlink r:id="rId18" w:history="1">
+          <w:r>
+            <w:rPr>
+              <w:rStyle w:val="Hyperlink"/>
+            </w:rPr>
+            <w:t>museumcol</w:t>
+          </w:r>
+        </w:hyperlink>
+      </w:r>
+      <w:r>
+        <w:rPr>
+          <w:u w:val="single" w:color="0000ff"/>
+          <w:rFonts w:ascii="Charis SIL Regular" w:hAnsi="Charis SIL Regular" w:eastAsia="Charis SIL Regular"/>
+          <w:b w:val="0"/>
+          <w:i w:val="0"/>
+          <w:color w:val="000000"/>
+          <w:sz w:val="24"/>
+        </w:rPr>
+        <w:hyperlink r:id="rId18" w:history="1">
+          <w:r>
+            <w:rPr>
+              <w:rStyle w:val="Hyperlink"/>
+            </w:rPr>
+            <w:t>l</w:t>
+          </w:r>
+        </w:hyperlink>
+      </w:r>
+      <w:r>
+        <w:rPr>
+          <w:u w:val="single" w:color="0000ff"/>
+          <w:rFonts w:ascii="Charis SIL Regular" w:hAnsi="Charis SIL Regular" w:eastAsia="Charis SIL Regular"/>
+          <w:b w:val="0"/>
+          <w:i w:val="0"/>
+          <w:color w:val="000000"/>
+          <w:sz w:val="24"/>
+        </w:rPr>
+        <w:hyperlink r:id="rId18" w:history="1">
+          <w:r>
+            <w:rPr>
+              <w:rStyle w:val="Hyperlink"/>
+            </w:rPr>
+            <w:t>ecti</w:t>
+          </w:r>
+        </w:hyperlink>
+      </w:r>
+      <w:r>
+        <w:rPr>
+          <w:u w:val="single" w:color="0000ff"/>
+          <w:rFonts w:ascii="Charis SIL Regular" w:hAnsi="Charis SIL Regular" w:eastAsia="Charis SIL Regular"/>
+          <w:b w:val="0"/>
+          <w:i w:val="0"/>
+          <w:color w:val="000000"/>
+          <w:sz w:val="24"/>
+        </w:rPr>
+        <w:hyperlink r:id="rId18" w:history="1">
+          <w:r>
+            <w:rPr>
+              <w:rStyle w:val="Hyperlink"/>
+            </w:rPr>
+            <w:t>e</w:t>
+          </w:r>
+        </w:hyperlink>
+      </w:r>
+      <w:r>
+        <w:rPr>
+          <w:u w:val="single" w:color="0000ff"/>
+          <w:rFonts w:ascii="Charis SIL Regular" w:hAnsi="Charis SIL Regular" w:eastAsia="Charis SIL Regular"/>
+          <w:b w:val="0"/>
+          <w:i w:val="0"/>
+          <w:color w:val="000000"/>
+          <w:sz w:val="24"/>
+        </w:rPr>
+        <w:hyperlink r:id="rId18" w:history="1">
+          <w:r>
+            <w:rPr>
+              <w:rStyle w:val="Hyperlink"/>
+            </w:rPr>
+            <w:t xml:space="preserve">. </w:t>
+          </w:r>
+        </w:hyperlink>
+      </w:r>
+      <w:r>
+        <w:rPr>
+          <w:u w:val="single" w:color="0000ff"/>
+          <w:rFonts w:ascii="Charis SIL Regular" w:hAnsi="Charis SIL Regular" w:eastAsia="Charis SIL Regular"/>
+          <w:b w:val="0"/>
+          <w:i w:val="0"/>
+          <w:color w:val="000000"/>
+          <w:sz w:val="24"/>
+        </w:rPr>
+        <w:t>T</w:t>
       </w:r>
       <w:r>
         <w:rPr>
@@ -3713,13 +3906,21 @@
       </w:r>
       <w:r>
         <w:rPr>
+          <w:u w:val="single" w:color="0000ff"/>
           <w:rFonts w:ascii="Charis SIL Regular" w:hAnsi="Charis SIL Regular" w:eastAsia="Charis SIL Regular"/>
           <w:b w:val="0"/>
           <w:i w:val="0"/>
           <w:color w:val="000000"/>
           <w:sz w:val="24"/>
         </w:rPr>
-        <w:t xml:space="preserve">, </w:t>
+        <w:hyperlink r:id="rId22" w:history="1">
+          <w:r>
+            <w:rPr>
+              <w:rStyle w:val="Hyperlink"/>
+            </w:rPr>
+            <w:t xml:space="preserve">, </w:t>
+          </w:r>
+        </w:hyperlink>
       </w:r>
       <w:r>
         <w:rPr>
@@ -3730,7 +3931,7 @@
           <w:sz w:val="24"/>
           <w:u w:val="single"/>
         </w:rPr>
-        <w:hyperlink r:id="rId23" w:history="1">
+        <w:hyperlink r:id="rId22" w:history="1">
           <w:r>
             <w:rPr>
               <w:rStyle w:val="Hyperlink"/>
@@ -3823,7 +4024,7 @@
           <w:sz w:val="24"/>
           <w:u w:val="single"/>
         </w:rPr>
-        <w:hyperlink r:id="rId22" w:history="1">
+        <w:hyperlink r:id="rId24" w:history="1">
           <w:r>
             <w:rPr>
               <w:rStyle w:val="Hyperlink"/>
@@ -3852,7 +4053,7 @@
           <w:sz w:val="24"/>
           <w:u w:val="single"/>
         </w:rPr>
-        <w:hyperlink r:id="rId22" w:history="1">
+        <w:hyperlink r:id="rId24" w:history="1">
           <w:r>
             <w:rPr>
               <w:rStyle w:val="Hyperlink"/>

--- a/EXPORTS/DOCX/published/niveau3/Dutch/TropischLandbouwMus.docx
+++ b/EXPORTS/DOCX/published/niveau3/Dutch/TropischLandbouwMus.docx
@@ -852,7 +852,18 @@
           <w:color w:val="000000"/>
           <w:sz w:val="24"/>
         </w:rPr>
-        <w:t xml:space="preserve">het toenmalige </w:t>
+        <w:t>het toenma</w:t>
+      </w:r>
+      <w:r>
+        <w:rPr>
+          <w:u w:val="single" w:color="0000ff"/>
+          <w:rFonts w:ascii="Charis SIL Regular" w:hAnsi="Charis SIL Regular" w:eastAsia="Charis SIL Regular"/>
+          <w:b w:val="0"/>
+          <w:i w:val="0"/>
+          <w:color w:val="000000"/>
+          <w:sz w:val="24"/>
+        </w:rPr>
+        <w:t xml:space="preserve">lige </w:t>
       </w:r>
       <w:r>
         <w:rPr>
@@ -881,7 +892,7 @@
           <w:sz w:val="24"/>
           <w:u w:val="single"/>
         </w:rPr>
-        <w:hyperlink r:id="rId12" w:history="1">
+        <w:hyperlink r:id="rId11" w:history="1">
           <w:r>
             <w:rPr>
               <w:rStyle w:val="Hyperlink"/>
@@ -899,7 +910,7 @@
           <w:sz w:val="24"/>
           <w:u w:val="single"/>
         </w:rPr>
-        <w:hyperlink r:id="rId12" w:history="1">
+        <w:hyperlink r:id="rId11" w:history="1">
           <w:r>
             <w:rPr>
               <w:rStyle w:val="Hyperlink"/>
@@ -928,7 +939,7 @@
           <w:sz w:val="24"/>
           <w:u w:val="single"/>
         </w:rPr>
-        <w:hyperlink r:id="rId12" w:history="1">
+        <w:hyperlink r:id="rId11" w:history="1">
           <w:r>
             <w:rPr>
               <w:rStyle w:val="Hyperlink"/>
@@ -973,9 +984,44 @@
           <w:i w:val="0"/>
           <w:color w:val="0000FF"/>
           <w:sz w:val="24"/>
+        </w:rPr>
+        <w:t>u</w:t>
+      </w:r>
+      <w:r>
+        <w:rPr>
+          <w:rFonts w:ascii="Charis SIL Regular" w:hAnsi="Charis SIL Regular" w:eastAsia="Charis SIL Regular"/>
+          <w:b w:val="0"/>
+          <w:i w:val="0"/>
+          <w:color w:val="0000FF"/>
+          <w:sz w:val="24"/>
           <w:u w:val="single"/>
         </w:rPr>
-        <w:t>unde</w:t>
+        <w:hyperlink r:id="rId11" w:history="1">
+          <w:r>
+            <w:rPr>
+              <w:rStyle w:val="Hyperlink"/>
+            </w:rPr>
+            <w:t>nd</w:t>
+          </w:r>
+        </w:hyperlink>
+      </w:r>
+      <w:r>
+        <w:rPr>
+          <w:rFonts w:ascii="Charis SIL Regular" w:hAnsi="Charis SIL Regular" w:eastAsia="Charis SIL Regular"/>
+          <w:b w:val="0"/>
+          <w:i w:val="0"/>
+          <w:color w:val="0000FF"/>
+          <w:sz w:val="24"/>
+          <w:u w:val="single"/>
+        </w:rPr>
+        <w:hyperlink r:id="rId11" w:history="1">
+          <w:r>
+            <w:rPr>
+              <w:rStyle w:val="Hyperlink"/>
+            </w:rPr>
+            <w:t>e</w:t>
+          </w:r>
+        </w:hyperlink>
       </w:r>
       <w:r>
         <w:rPr>
@@ -3913,14 +3959,7 @@
           <w:color w:val="000000"/>
           <w:sz w:val="24"/>
         </w:rPr>
-        <w:hyperlink r:id="rId22" w:history="1">
-          <w:r>
-            <w:rPr>
-              <w:rStyle w:val="Hyperlink"/>
-            </w:rPr>
-            <w:t xml:space="preserve">, </w:t>
-          </w:r>
-        </w:hyperlink>
+        <w:t xml:space="preserve">, </w:t>
       </w:r>
       <w:r>
         <w:rPr>
@@ -3931,7 +3970,7 @@
           <w:sz w:val="24"/>
           <w:u w:val="single"/>
         </w:rPr>
-        <w:hyperlink r:id="rId22" w:history="1">
+        <w:hyperlink r:id="rId23" w:history="1">
           <w:r>
             <w:rPr>
               <w:rStyle w:val="Hyperlink"/>
@@ -4007,6 +4046,7 @@
       </w:r>
       <w:r>
         <w:rPr>
+          <w:u w:val="single" w:color="0000ff"/>
           <w:rFonts w:ascii="Charis SIL Regular" w:hAnsi="Charis SIL Regular" w:eastAsia="Charis SIL Regular"/>
           <w:b w:val="0"/>
           <w:i w:val="0"/>

--- a/EXPORTS/DOCX/published/niveau3/Dutch/TropischLandbouwMus.docx
+++ b/EXPORTS/DOCX/published/niveau3/Dutch/TropischLandbouwMus.docx
@@ -2664,143 +2664,7 @@
           <w:color w:val="000000"/>
           <w:sz w:val="24"/>
         </w:rPr>
-        <w:t xml:space="preserve"> waarin zich ook relevan</w:t>
-      </w:r>
-      <w:r>
-        <w:rPr>
-          <w:u w:val="single" w:color="0000ff"/>
-          <w:rFonts w:ascii="Charis SIL Regular" w:hAnsi="Charis SIL Regular" w:eastAsia="Charis SIL Regular"/>
-          <w:b w:val="0"/>
-          <w:i w:val="0"/>
-          <w:color w:val="000000"/>
-          <w:sz w:val="24"/>
-        </w:rPr>
-        <w:hyperlink r:id="rId19" w:history="1">
-          <w:r>
-            <w:rPr>
-              <w:rStyle w:val="Hyperlink"/>
-            </w:rPr>
-            <w:t>t mater</w:t>
-          </w:r>
-        </w:hyperlink>
-      </w:r>
-      <w:r>
-        <w:rPr>
-          <w:u w:val="single" w:color="0000ff"/>
-          <w:rFonts w:ascii="Charis SIL Regular" w:hAnsi="Charis SIL Regular" w:eastAsia="Charis SIL Regular"/>
-          <w:b w:val="0"/>
-          <w:i w:val="0"/>
-          <w:color w:val="000000"/>
-          <w:sz w:val="24"/>
-        </w:rPr>
-        <w:hyperlink r:id="rId19" w:history="1">
-          <w:r>
-            <w:rPr>
-              <w:rStyle w:val="Hyperlink"/>
-            </w:rPr>
-            <w:t>i</w:t>
-          </w:r>
-        </w:hyperlink>
-      </w:r>
-      <w:r>
-        <w:rPr>
-          <w:u w:val="single" w:color="0000ff"/>
-          <w:rFonts w:ascii="Charis SIL Regular" w:hAnsi="Charis SIL Regular" w:eastAsia="Charis SIL Regular"/>
-          <w:b w:val="0"/>
-          <w:i w:val="0"/>
-          <w:color w:val="000000"/>
-          <w:sz w:val="24"/>
-        </w:rPr>
-        <w:hyperlink r:id="rId19" w:history="1">
-          <w:r>
-            <w:rPr>
-              <w:rStyle w:val="Hyperlink"/>
-            </w:rPr>
-            <w:t xml:space="preserve">aal </w:t>
-          </w:r>
-        </w:hyperlink>
-      </w:r>
-      <w:r>
-        <w:rPr>
-          <w:u w:val="single" w:color="0000ff"/>
-          <w:rFonts w:ascii="Charis SIL Regular" w:hAnsi="Charis SIL Regular" w:eastAsia="Charis SIL Regular"/>
-          <w:b w:val="0"/>
-          <w:i w:val="0"/>
-          <w:color w:val="000000"/>
-          <w:sz w:val="24"/>
-        </w:rPr>
-        <w:hyperlink r:id="rId19" w:history="1">
-          <w:r>
-            <w:rPr>
-              <w:rStyle w:val="Hyperlink"/>
-            </w:rPr>
-            <w:t>ov</w:t>
-          </w:r>
-        </w:hyperlink>
-      </w:r>
-      <w:r>
-        <w:rPr>
-          <w:u w:val="single" w:color="0000ff"/>
-          <w:rFonts w:ascii="Charis SIL Regular" w:hAnsi="Charis SIL Regular" w:eastAsia="Charis SIL Regular"/>
-          <w:b w:val="0"/>
-          <w:i w:val="0"/>
-          <w:color w:val="000000"/>
-          <w:sz w:val="24"/>
-        </w:rPr>
-        <w:hyperlink r:id="rId19" w:history="1">
-          <w:r>
-            <w:rPr>
-              <w:rStyle w:val="Hyperlink"/>
-            </w:rPr>
-            <w:t>e</w:t>
-          </w:r>
-        </w:hyperlink>
-      </w:r>
-      <w:r>
-        <w:rPr>
-          <w:u w:val="single" w:color="0000ff"/>
-          <w:rFonts w:ascii="Charis SIL Regular" w:hAnsi="Charis SIL Regular" w:eastAsia="Charis SIL Regular"/>
-          <w:b w:val="0"/>
-          <w:i w:val="0"/>
-          <w:color w:val="000000"/>
-          <w:sz w:val="24"/>
-        </w:rPr>
-        <w:hyperlink r:id="rId19" w:history="1">
-          <w:r>
-            <w:rPr>
-              <w:rStyle w:val="Hyperlink"/>
-            </w:rPr>
-            <w:t>r het Tropis</w:t>
-          </w:r>
-        </w:hyperlink>
-      </w:r>
-      <w:r>
-        <w:rPr>
-          <w:u w:val="single" w:color="0000ff"/>
-          <w:rFonts w:ascii="Charis SIL Regular" w:hAnsi="Charis SIL Regular" w:eastAsia="Charis SIL Regular"/>
-          <w:b w:val="0"/>
-          <w:i w:val="0"/>
-          <w:color w:val="000000"/>
-          <w:sz w:val="24"/>
-        </w:rPr>
-        <w:hyperlink r:id="rId19" w:history="1">
-          <w:r>
-            <w:rPr>
-              <w:rStyle w:val="Hyperlink"/>
-            </w:rPr>
-            <w:t>ch Landbo</w:t>
-          </w:r>
-        </w:hyperlink>
-      </w:r>
-      <w:r>
-        <w:rPr>
-          <w:rFonts w:ascii="Charis SIL Regular" w:hAnsi="Charis SIL Regular" w:eastAsia="Charis SIL Regular"/>
-          <w:b w:val="0"/>
-          <w:i w:val="0"/>
-          <w:color w:val="000000"/>
-          <w:sz w:val="24"/>
-        </w:rPr>
-        <w:t xml:space="preserve">uwmuseum </w:t>
+        <w:t xml:space="preserve"> waarin zich ook relevant materiaal over het Tropisch Landbouwmuseum </w:t>
       </w:r>
       <w:r>
         <w:rPr>
@@ -3952,14 +3816,20 @@
       </w:r>
       <w:r>
         <w:rPr>
-          <w:u w:val="single" w:color="0000ff"/>
           <w:rFonts w:ascii="Charis SIL Regular" w:hAnsi="Charis SIL Regular" w:eastAsia="Charis SIL Regular"/>
           <w:b w:val="0"/>
           <w:i w:val="0"/>
           <w:color w:val="000000"/>
           <w:sz w:val="24"/>
         </w:rPr>
-        <w:t xml:space="preserve">, </w:t>
+        <w:hyperlink r:id="rId22" w:history="1">
+          <w:r>
+            <w:rPr>
+              <w:rStyle w:val="Hyperlink"/>
+            </w:rPr>
+            <w:t xml:space="preserve">, </w:t>
+          </w:r>
+        </w:hyperlink>
       </w:r>
       <w:r>
         <w:rPr>
@@ -4035,7 +3905,7 @@
           <w:sz w:val="24"/>
           <w:u w:val="single"/>
         </w:rPr>
-        <w:hyperlink r:id="rId23" w:history="1">
+        <w:hyperlink r:id="rId22" w:history="1">
           <w:r>
             <w:rPr>
               <w:rStyle w:val="Hyperlink"/>
@@ -4046,7 +3916,6 @@
       </w:r>
       <w:r>
         <w:rPr>
-          <w:u w:val="single" w:color="0000ff"/>
           <w:rFonts w:ascii="Charis SIL Regular" w:hAnsi="Charis SIL Regular" w:eastAsia="Charis SIL Regular"/>
           <w:b w:val="0"/>
           <w:i w:val="0"/>

--- a/EXPORTS/DOCX/published/niveau3/Dutch/TropischLandbouwMus.docx
+++ b/EXPORTS/DOCX/published/niveau3/Dutch/TropischLandbouwMus.docx
@@ -517,14 +517,7 @@
           <w:color w:val="000000"/>
           <w:sz w:val="24"/>
         </w:rPr>
-        <w:hyperlink r:id="rId10" w:history="1">
-          <w:r>
-            <w:rPr>
-              <w:rStyle w:val="Hyperlink"/>
-            </w:rPr>
-            <w:t>t Koloniaal Land</w:t>
-          </w:r>
-        </w:hyperlink>
+        <w:t>t Koloniaal Land</w:t>
       </w:r>
       <w:r>
         <w:rPr>
@@ -863,7 +856,14 @@
           <w:color w:val="000000"/>
           <w:sz w:val="24"/>
         </w:rPr>
-        <w:t xml:space="preserve">lige </w:t>
+        <w:hyperlink r:id="rId11" w:history="1">
+          <w:r>
+            <w:rPr>
+              <w:rStyle w:val="Hyperlink"/>
+            </w:rPr>
+            <w:t xml:space="preserve">lige </w:t>
+          </w:r>
+        </w:hyperlink>
       </w:r>
       <w:r>
         <w:rPr>
@@ -874,7 +874,7 @@
           <w:sz w:val="24"/>
           <w:u w:val="single"/>
         </w:rPr>
-        <w:hyperlink r:id="rId12" w:history="1">
+        <w:hyperlink r:id="rId11" w:history="1">
           <w:r>
             <w:rPr>
               <w:rStyle w:val="Hyperlink"/>
@@ -984,6 +984,7 @@
           <w:i w:val="0"/>
           <w:color w:val="0000FF"/>
           <w:sz w:val="24"/>
+          <w:u w:val="single"/>
         </w:rPr>
         <w:t>u</w:t>
       </w:r>
@@ -1106,14 +1107,7 @@
           <w:color w:val="000000"/>
           <w:sz w:val="24"/>
         </w:rPr>
-        <w:hyperlink r:id="rId12" w:history="1">
-          <w:r>
-            <w:rPr>
-              <w:rStyle w:val="Hyperlink"/>
-            </w:rPr>
-            <w:t>umd</w:t>
-          </w:r>
-        </w:hyperlink>
+        <w:t>umd</w:t>
       </w:r>
       <w:r>
         <w:rPr>
@@ -2664,7 +2658,143 @@
           <w:color w:val="000000"/>
           <w:sz w:val="24"/>
         </w:rPr>
-        <w:t xml:space="preserve"> waarin zich ook relevant materiaal over het Tropisch Landbouwmuseum </w:t>
+        <w:t xml:space="preserve"> waarin zich ook relevan</w:t>
+      </w:r>
+      <w:r>
+        <w:rPr>
+          <w:u w:val="single" w:color="0000ff"/>
+          <w:rFonts w:ascii="Charis SIL Regular" w:hAnsi="Charis SIL Regular" w:eastAsia="Charis SIL Regular"/>
+          <w:b w:val="0"/>
+          <w:i w:val="0"/>
+          <w:color w:val="000000"/>
+          <w:sz w:val="24"/>
+        </w:rPr>
+        <w:hyperlink r:id="rId19" w:history="1">
+          <w:r>
+            <w:rPr>
+              <w:rStyle w:val="Hyperlink"/>
+            </w:rPr>
+            <w:t>t mater</w:t>
+          </w:r>
+        </w:hyperlink>
+      </w:r>
+      <w:r>
+        <w:rPr>
+          <w:u w:val="single" w:color="0000ff"/>
+          <w:rFonts w:ascii="Charis SIL Regular" w:hAnsi="Charis SIL Regular" w:eastAsia="Charis SIL Regular"/>
+          <w:b w:val="0"/>
+          <w:i w:val="0"/>
+          <w:color w:val="000000"/>
+          <w:sz w:val="24"/>
+        </w:rPr>
+        <w:hyperlink r:id="rId19" w:history="1">
+          <w:r>
+            <w:rPr>
+              <w:rStyle w:val="Hyperlink"/>
+            </w:rPr>
+            <w:t>i</w:t>
+          </w:r>
+        </w:hyperlink>
+      </w:r>
+      <w:r>
+        <w:rPr>
+          <w:u w:val="single" w:color="0000ff"/>
+          <w:rFonts w:ascii="Charis SIL Regular" w:hAnsi="Charis SIL Regular" w:eastAsia="Charis SIL Regular"/>
+          <w:b w:val="0"/>
+          <w:i w:val="0"/>
+          <w:color w:val="000000"/>
+          <w:sz w:val="24"/>
+        </w:rPr>
+        <w:hyperlink r:id="rId19" w:history="1">
+          <w:r>
+            <w:rPr>
+              <w:rStyle w:val="Hyperlink"/>
+            </w:rPr>
+            <w:t xml:space="preserve">aal </w:t>
+          </w:r>
+        </w:hyperlink>
+      </w:r>
+      <w:r>
+        <w:rPr>
+          <w:u w:val="single" w:color="0000ff"/>
+          <w:rFonts w:ascii="Charis SIL Regular" w:hAnsi="Charis SIL Regular" w:eastAsia="Charis SIL Regular"/>
+          <w:b w:val="0"/>
+          <w:i w:val="0"/>
+          <w:color w:val="000000"/>
+          <w:sz w:val="24"/>
+        </w:rPr>
+        <w:hyperlink r:id="rId19" w:history="1">
+          <w:r>
+            <w:rPr>
+              <w:rStyle w:val="Hyperlink"/>
+            </w:rPr>
+            <w:t>ov</w:t>
+          </w:r>
+        </w:hyperlink>
+      </w:r>
+      <w:r>
+        <w:rPr>
+          <w:u w:val="single" w:color="0000ff"/>
+          <w:rFonts w:ascii="Charis SIL Regular" w:hAnsi="Charis SIL Regular" w:eastAsia="Charis SIL Regular"/>
+          <w:b w:val="0"/>
+          <w:i w:val="0"/>
+          <w:color w:val="000000"/>
+          <w:sz w:val="24"/>
+        </w:rPr>
+        <w:hyperlink r:id="rId19" w:history="1">
+          <w:r>
+            <w:rPr>
+              <w:rStyle w:val="Hyperlink"/>
+            </w:rPr>
+            <w:t>e</w:t>
+          </w:r>
+        </w:hyperlink>
+      </w:r>
+      <w:r>
+        <w:rPr>
+          <w:u w:val="single" w:color="0000ff"/>
+          <w:rFonts w:ascii="Charis SIL Regular" w:hAnsi="Charis SIL Regular" w:eastAsia="Charis SIL Regular"/>
+          <w:b w:val="0"/>
+          <w:i w:val="0"/>
+          <w:color w:val="000000"/>
+          <w:sz w:val="24"/>
+        </w:rPr>
+        <w:hyperlink r:id="rId19" w:history="1">
+          <w:r>
+            <w:rPr>
+              <w:rStyle w:val="Hyperlink"/>
+            </w:rPr>
+            <w:t>r het Tropis</w:t>
+          </w:r>
+        </w:hyperlink>
+      </w:r>
+      <w:r>
+        <w:rPr>
+          <w:u w:val="single" w:color="0000ff"/>
+          <w:rFonts w:ascii="Charis SIL Regular" w:hAnsi="Charis SIL Regular" w:eastAsia="Charis SIL Regular"/>
+          <w:b w:val="0"/>
+          <w:i w:val="0"/>
+          <w:color w:val="000000"/>
+          <w:sz w:val="24"/>
+        </w:rPr>
+        <w:hyperlink r:id="rId19" w:history="1">
+          <w:r>
+            <w:rPr>
+              <w:rStyle w:val="Hyperlink"/>
+            </w:rPr>
+            <w:t>ch Landbo</w:t>
+          </w:r>
+        </w:hyperlink>
+      </w:r>
+      <w:r>
+        <w:rPr>
+          <w:rFonts w:ascii="Charis SIL Regular" w:hAnsi="Charis SIL Regular" w:eastAsia="Charis SIL Regular"/>
+          <w:b w:val="0"/>
+          <w:i w:val="0"/>
+          <w:color w:val="000000"/>
+          <w:sz w:val="24"/>
+        </w:rPr>
+        <w:t xml:space="preserve">uwmuseum </w:t>
       </w:r>
       <w:r>
         <w:rPr>
@@ -3816,6 +3946,101 @@
       </w:r>
       <w:r>
         <w:rPr>
+          <w:u w:val="single" w:color="0000ff"/>
+          <w:rFonts w:ascii="Charis SIL Regular" w:hAnsi="Charis SIL Regular" w:eastAsia="Charis SIL Regular"/>
+          <w:b w:val="0"/>
+          <w:i w:val="0"/>
+          <w:color w:val="000000"/>
+          <w:sz w:val="24"/>
+        </w:rPr>
+        <w:t xml:space="preserve">, </w:t>
+      </w:r>
+      <w:r>
+        <w:rPr>
+          <w:rFonts w:ascii="Charis SIL Regular" w:hAnsi="Charis SIL Regular" w:eastAsia="Charis SIL Regular"/>
+          <w:b w:val="0"/>
+          <w:i w:val="0"/>
+          <w:color w:val="0000FF"/>
+          <w:sz w:val="24"/>
+          <w:u w:val="single"/>
+        </w:rPr>
+        <w:hyperlink r:id="rId22" w:history="1">
+          <w:r>
+            <w:rPr>
+              <w:rStyle w:val="Hyperlink"/>
+            </w:rPr>
+            <w:t>ISB</w:t>
+          </w:r>
+        </w:hyperlink>
+      </w:r>
+      <w:r>
+        <w:rPr>
+          <w:rFonts w:ascii="Charis SIL Regular" w:hAnsi="Charis SIL Regular" w:eastAsia="Charis SIL Regular"/>
+          <w:b w:val="0"/>
+          <w:i w:val="0"/>
+          <w:color w:val="0000FF"/>
+          <w:sz w:val="24"/>
+          <w:u w:val="single"/>
+        </w:rPr>
+        <w:hyperlink r:id="rId22" w:history="1">
+          <w:r>
+            <w:rPr>
+              <w:rStyle w:val="Hyperlink"/>
+            </w:rPr>
+            <w:t>N</w:t>
+          </w:r>
+        </w:hyperlink>
+      </w:r>
+      <w:r>
+        <w:rPr>
+          <w:rFonts w:ascii="Charis SIL Regular" w:hAnsi="Charis SIL Regular" w:eastAsia="Charis SIL Regular"/>
+          <w:b w:val="0"/>
+          <w:i w:val="0"/>
+          <w:color w:val="0000FF"/>
+          <w:sz w:val="24"/>
+          <w:u w:val="single"/>
+        </w:rPr>
+        <w:t xml:space="preserve"> </w:t>
+      </w:r>
+      <w:r>
+        <w:rPr>
+          <w:rFonts w:ascii="Charis SIL Regular" w:hAnsi="Charis SIL Regular" w:eastAsia="Charis SIL Regular"/>
+          <w:b w:val="0"/>
+          <w:i w:val="0"/>
+          <w:color w:val="0000FF"/>
+          <w:sz w:val="24"/>
+          <w:u w:val="single"/>
+        </w:rPr>
+        <w:hyperlink r:id="rId22" w:history="1">
+          <w:r>
+            <w:rPr>
+              <w:rStyle w:val="Hyperlink"/>
+            </w:rPr>
+            <w:t>9789080</w:t>
+          </w:r>
+        </w:hyperlink>
+      </w:r>
+      <w:r>
+        <w:rPr>
+          <w:rFonts w:ascii="Charis SIL Regular" w:hAnsi="Charis SIL Regular" w:eastAsia="Charis SIL Regular"/>
+          <w:b w:val="0"/>
+          <w:i w:val="0"/>
+          <w:color w:val="0000FF"/>
+          <w:sz w:val="24"/>
+          <w:u w:val="single"/>
+        </w:rPr>
+        <w:hyperlink r:id="rId23" w:history="1">
+          <w:r>
+            <w:rPr>
+              <w:rStyle w:val="Hyperlink"/>
+            </w:rPr>
+            <w:t>083295</w:t>
+          </w:r>
+        </w:hyperlink>
+      </w:r>
+      <w:r>
+        <w:rPr>
+          <w:u w:val="single" w:color="0000ff"/>
           <w:rFonts w:ascii="Charis SIL Regular" w:hAnsi="Charis SIL Regular" w:eastAsia="Charis SIL Regular"/>
           <w:b w:val="0"/>
           <w:i w:val="0"/>
@@ -3830,99 +4055,6 @@
             <w:t xml:space="preserve">, </w:t>
           </w:r>
         </w:hyperlink>
-      </w:r>
-      <w:r>
-        <w:rPr>
-          <w:rFonts w:ascii="Charis SIL Regular" w:hAnsi="Charis SIL Regular" w:eastAsia="Charis SIL Regular"/>
-          <w:b w:val="0"/>
-          <w:i w:val="0"/>
-          <w:color w:val="0000FF"/>
-          <w:sz w:val="24"/>
-          <w:u w:val="single"/>
-        </w:rPr>
-        <w:hyperlink r:id="rId23" w:history="1">
-          <w:r>
-            <w:rPr>
-              <w:rStyle w:val="Hyperlink"/>
-            </w:rPr>
-            <w:t>ISB</w:t>
-          </w:r>
-        </w:hyperlink>
-      </w:r>
-      <w:r>
-        <w:rPr>
-          <w:rFonts w:ascii="Charis SIL Regular" w:hAnsi="Charis SIL Regular" w:eastAsia="Charis SIL Regular"/>
-          <w:b w:val="0"/>
-          <w:i w:val="0"/>
-          <w:color w:val="0000FF"/>
-          <w:sz w:val="24"/>
-          <w:u w:val="single"/>
-        </w:rPr>
-        <w:hyperlink r:id="rId23" w:history="1">
-          <w:r>
-            <w:rPr>
-              <w:rStyle w:val="Hyperlink"/>
-            </w:rPr>
-            <w:t>N</w:t>
-          </w:r>
-        </w:hyperlink>
-      </w:r>
-      <w:r>
-        <w:rPr>
-          <w:rFonts w:ascii="Charis SIL Regular" w:hAnsi="Charis SIL Regular" w:eastAsia="Charis SIL Regular"/>
-          <w:b w:val="0"/>
-          <w:i w:val="0"/>
-          <w:color w:val="0000FF"/>
-          <w:sz w:val="24"/>
-          <w:u w:val="single"/>
-        </w:rPr>
-        <w:t xml:space="preserve"> </w:t>
-      </w:r>
-      <w:r>
-        <w:rPr>
-          <w:rFonts w:ascii="Charis SIL Regular" w:hAnsi="Charis SIL Regular" w:eastAsia="Charis SIL Regular"/>
-          <w:b w:val="0"/>
-          <w:i w:val="0"/>
-          <w:color w:val="0000FF"/>
-          <w:sz w:val="24"/>
-          <w:u w:val="single"/>
-        </w:rPr>
-        <w:hyperlink r:id="rId23" w:history="1">
-          <w:r>
-            <w:rPr>
-              <w:rStyle w:val="Hyperlink"/>
-            </w:rPr>
-            <w:t>9789080</w:t>
-          </w:r>
-        </w:hyperlink>
-      </w:r>
-      <w:r>
-        <w:rPr>
-          <w:rFonts w:ascii="Charis SIL Regular" w:hAnsi="Charis SIL Regular" w:eastAsia="Charis SIL Regular"/>
-          <w:b w:val="0"/>
-          <w:i w:val="0"/>
-          <w:color w:val="0000FF"/>
-          <w:sz w:val="24"/>
-          <w:u w:val="single"/>
-        </w:rPr>
-        <w:hyperlink r:id="rId22" w:history="1">
-          <w:r>
-            <w:rPr>
-              <w:rStyle w:val="Hyperlink"/>
-            </w:rPr>
-            <w:t>083295</w:t>
-          </w:r>
-        </w:hyperlink>
-      </w:r>
-      <w:r>
-        <w:rPr>
-          <w:rFonts w:ascii="Charis SIL Regular" w:hAnsi="Charis SIL Regular" w:eastAsia="Charis SIL Regular"/>
-          <w:b w:val="0"/>
-          <w:i w:val="0"/>
-          <w:color w:val="000000"/>
-          <w:sz w:val="24"/>
-        </w:rPr>
-        <w:t xml:space="preserve">, </w:t>
       </w:r>
       <w:r>
         <w:rPr>

--- a/EXPORTS/DOCX/published/niveau3/Dutch/TropischLandbouwMus.docx
+++ b/EXPORTS/DOCX/published/niveau3/Dutch/TropischLandbouwMus.docx
@@ -517,7 +517,14 @@
           <w:color w:val="000000"/>
           <w:sz w:val="24"/>
         </w:rPr>
-        <w:t>t Koloniaal Land</w:t>
+        <w:hyperlink r:id="rId10" w:history="1">
+          <w:r>
+            <w:rPr>
+              <w:rStyle w:val="Hyperlink"/>
+            </w:rPr>
+            <w:t>t Koloniaal Land</w:t>
+          </w:r>
+        </w:hyperlink>
       </w:r>
       <w:r>
         <w:rPr>
@@ -845,25 +852,7 @@
           <w:color w:val="000000"/>
           <w:sz w:val="24"/>
         </w:rPr>
-        <w:t>het toenma</w:t>
-      </w:r>
-      <w:r>
-        <w:rPr>
-          <w:u w:val="single" w:color="0000ff"/>
-          <w:rFonts w:ascii="Charis SIL Regular" w:hAnsi="Charis SIL Regular" w:eastAsia="Charis SIL Regular"/>
-          <w:b w:val="0"/>
-          <w:i w:val="0"/>
-          <w:color w:val="000000"/>
-          <w:sz w:val="24"/>
-        </w:rPr>
-        <w:hyperlink r:id="rId11" w:history="1">
-          <w:r>
-            <w:rPr>
-              <w:rStyle w:val="Hyperlink"/>
-            </w:rPr>
-            <w:t xml:space="preserve">lige </w:t>
-          </w:r>
-        </w:hyperlink>
+        <w:t xml:space="preserve">het toenmalige </w:t>
       </w:r>
       <w:r>
         <w:rPr>
@@ -939,7 +928,7 @@
           <w:sz w:val="24"/>
           <w:u w:val="single"/>
         </w:rPr>
-        <w:hyperlink r:id="rId11" w:history="1">
+        <w:hyperlink r:id="rId12" w:history="1">
           <w:r>
             <w:rPr>
               <w:rStyle w:val="Hyperlink"/>
@@ -968,7 +957,7 @@
           <w:sz w:val="24"/>
           <w:u w:val="single"/>
         </w:rPr>
-        <w:hyperlink r:id="rId11" w:history="1">
+        <w:hyperlink r:id="rId12" w:history="1">
           <w:r>
             <w:rPr>
               <w:rStyle w:val="Hyperlink"/>
@@ -986,7 +975,14 @@
           <w:sz w:val="24"/>
           <w:u w:val="single"/>
         </w:rPr>
-        <w:t>u</w:t>
+        <w:hyperlink r:id="rId12" w:history="1">
+          <w:r>
+            <w:rPr>
+              <w:rStyle w:val="Hyperlink"/>
+            </w:rPr>
+            <w:t>u</w:t>
+          </w:r>
+        </w:hyperlink>
       </w:r>
       <w:r>
         <w:rPr>
@@ -997,7 +993,7 @@
           <w:sz w:val="24"/>
           <w:u w:val="single"/>
         </w:rPr>
-        <w:hyperlink r:id="rId11" w:history="1">
+        <w:hyperlink r:id="rId12" w:history="1">
           <w:r>
             <w:rPr>
               <w:rStyle w:val="Hyperlink"/>
@@ -1015,7 +1011,7 @@
           <w:sz w:val="24"/>
           <w:u w:val="single"/>
         </w:rPr>
-        <w:hyperlink r:id="rId11" w:history="1">
+        <w:hyperlink r:id="rId12" w:history="1">
           <w:r>
             <w:rPr>
               <w:rStyle w:val="Hyperlink"/>
@@ -1107,7 +1103,14 @@
           <w:color w:val="000000"/>
           <w:sz w:val="24"/>
         </w:rPr>
-        <w:t>umd</w:t>
+        <w:hyperlink r:id="rId12" w:history="1">
+          <w:r>
+            <w:rPr>
+              <w:rStyle w:val="Hyperlink"/>
+            </w:rPr>
+            <w:t>umd</w:t>
+          </w:r>
+        </w:hyperlink>
       </w:r>
       <w:r>
         <w:rPr>
@@ -3946,7 +3949,6 @@
       </w:r>
       <w:r>
         <w:rPr>
-          <w:u w:val="single" w:color="0000ff"/>
           <w:rFonts w:ascii="Charis SIL Regular" w:hAnsi="Charis SIL Regular" w:eastAsia="Charis SIL Regular"/>
           <w:b w:val="0"/>
           <w:i w:val="0"/>
@@ -3964,7 +3966,7 @@
           <w:sz w:val="24"/>
           <w:u w:val="single"/>
         </w:rPr>
-        <w:hyperlink r:id="rId22" w:history="1">
+        <w:hyperlink r:id="rId23" w:history="1">
           <w:r>
             <w:rPr>
               <w:rStyle w:val="Hyperlink"/>
@@ -3982,7 +3984,7 @@
           <w:sz w:val="24"/>
           <w:u w:val="single"/>
         </w:rPr>
-        <w:hyperlink r:id="rId22" w:history="1">
+        <w:hyperlink r:id="rId23" w:history="1">
           <w:r>
             <w:rPr>
               <w:rStyle w:val="Hyperlink"/>
@@ -4011,7 +4013,7 @@
           <w:sz w:val="24"/>
           <w:u w:val="single"/>
         </w:rPr>
-        <w:hyperlink r:id="rId22" w:history="1">
+        <w:hyperlink r:id="rId23" w:history="1">
           <w:r>
             <w:rPr>
               <w:rStyle w:val="Hyperlink"/>
@@ -4040,21 +4042,13 @@
       </w:r>
       <w:r>
         <w:rPr>
-          <w:u w:val="single" w:color="0000ff"/>
           <w:rFonts w:ascii="Charis SIL Regular" w:hAnsi="Charis SIL Regular" w:eastAsia="Charis SIL Regular"/>
           <w:b w:val="0"/>
           <w:i w:val="0"/>
           <w:color w:val="000000"/>
           <w:sz w:val="24"/>
         </w:rPr>
-        <w:hyperlink r:id="rId22" w:history="1">
-          <w:r>
-            <w:rPr>
-              <w:rStyle w:val="Hyperlink"/>
-            </w:rPr>
-            <w:t xml:space="preserve">, </w:t>
-          </w:r>
-        </w:hyperlink>
+        <w:t xml:space="preserve">, </w:t>
       </w:r>
       <w:r>
         <w:rPr>
@@ -4065,7 +4059,7 @@
           <w:sz w:val="24"/>
           <w:u w:val="single"/>
         </w:rPr>
-        <w:hyperlink r:id="rId24" w:history="1">
+        <w:hyperlink r:id="rId22" w:history="1">
           <w:r>
             <w:rPr>
               <w:rStyle w:val="Hyperlink"/>
@@ -4094,7 +4088,7 @@
           <w:sz w:val="24"/>
           <w:u w:val="single"/>
         </w:rPr>
-        <w:hyperlink r:id="rId24" w:history="1">
+        <w:hyperlink r:id="rId22" w:history="1">
           <w:r>
             <w:rPr>
               <w:rStyle w:val="Hyperlink"/>

--- a/EXPORTS/DOCX/published/niveau3/Dutch/TropischLandbouwMus.docx
+++ b/EXPORTS/DOCX/published/niveau3/Dutch/TropischLandbouwMus.docx
@@ -863,7 +863,14 @@
           <w:color w:val="000000"/>
           <w:sz w:val="24"/>
         </w:rPr>
-        <w:t xml:space="preserve">lige </w:t>
+        <w:hyperlink r:id="rId11" w:history="1">
+          <w:r>
+            <w:rPr>
+              <w:rStyle w:val="Hyperlink"/>
+            </w:rPr>
+            <w:t xml:space="preserve">lige </w:t>
+          </w:r>
+        </w:hyperlink>
       </w:r>
       <w:r>
         <w:rPr>
@@ -874,12 +881,141 @@
           <w:sz w:val="24"/>
           <w:u w:val="single"/>
         </w:rPr>
+        <w:hyperlink r:id="rId11" w:history="1">
+          <w:r>
+            <w:rPr>
+              <w:rStyle w:val="Hyperlink"/>
+            </w:rPr>
+            <w:t>Rijksmus</w:t>
+          </w:r>
+        </w:hyperlink>
+      </w:r>
+      <w:r>
+        <w:rPr>
+          <w:rFonts w:ascii="Charis SIL Regular" w:hAnsi="Charis SIL Regular" w:eastAsia="Charis SIL Regular"/>
+          <w:b w:val="0"/>
+          <w:i w:val="0"/>
+          <w:color w:val="0000FF"/>
+          <w:sz w:val="24"/>
+          <w:u w:val="single"/>
+        </w:rPr>
+        <w:hyperlink r:id="rId11" w:history="1">
+          <w:r>
+            <w:rPr>
+              <w:rStyle w:val="Hyperlink"/>
+            </w:rPr>
+            <w:t>e</w:t>
+          </w:r>
+        </w:hyperlink>
+      </w:r>
+      <w:r>
+        <w:rPr>
+          <w:rFonts w:ascii="Charis SIL Regular" w:hAnsi="Charis SIL Regular" w:eastAsia="Charis SIL Regular"/>
+          <w:b w:val="0"/>
+          <w:i w:val="0"/>
+          <w:color w:val="0000FF"/>
+          <w:sz w:val="24"/>
+          <w:u w:val="single"/>
+        </w:rPr>
+        <w:hyperlink r:id="rId11" w:history="1">
+          <w:r>
+            <w:rPr>
+              <w:rStyle w:val="Hyperlink"/>
+            </w:rPr>
+            <w:t>um</w:t>
+          </w:r>
+        </w:hyperlink>
+      </w:r>
+      <w:r>
+        <w:rPr>
+          <w:rFonts w:ascii="Charis SIL Regular" w:hAnsi="Charis SIL Regular" w:eastAsia="Charis SIL Regular"/>
+          <w:b w:val="0"/>
+          <w:i w:val="0"/>
+          <w:color w:val="0000FF"/>
+          <w:sz w:val="24"/>
+          <w:u w:val="single"/>
+        </w:rPr>
+        <w:t xml:space="preserve"> </w:t>
+      </w:r>
+      <w:r>
+        <w:rPr>
+          <w:rFonts w:ascii="Charis SIL Regular" w:hAnsi="Charis SIL Regular" w:eastAsia="Charis SIL Regular"/>
+          <w:b w:val="0"/>
+          <w:i w:val="0"/>
+          <w:color w:val="0000FF"/>
+          <w:sz w:val="24"/>
+          <w:u w:val="single"/>
+        </w:rPr>
+        <w:hyperlink r:id="rId11" w:history="1">
+          <w:r>
+            <w:rPr>
+              <w:rStyle w:val="Hyperlink"/>
+            </w:rPr>
+            <w:t>voor</w:t>
+          </w:r>
+        </w:hyperlink>
+      </w:r>
+      <w:r>
+        <w:rPr>
+          <w:rFonts w:ascii="Charis SIL Regular" w:hAnsi="Charis SIL Regular" w:eastAsia="Charis SIL Regular"/>
+          <w:b w:val="0"/>
+          <w:i w:val="0"/>
+          <w:color w:val="0000FF"/>
+          <w:sz w:val="24"/>
+          <w:u w:val="single"/>
+        </w:rPr>
+        <w:t xml:space="preserve"> </w:t>
+      </w:r>
+      <w:r>
+        <w:rPr>
+          <w:rFonts w:ascii="Charis SIL Regular" w:hAnsi="Charis SIL Regular" w:eastAsia="Charis SIL Regular"/>
+          <w:b w:val="0"/>
+          <w:i w:val="0"/>
+          <w:color w:val="0000FF"/>
+          <w:sz w:val="24"/>
+          <w:u w:val="single"/>
+        </w:rPr>
         <w:hyperlink r:id="rId12" w:history="1">
           <w:r>
             <w:rPr>
               <w:rStyle w:val="Hyperlink"/>
             </w:rPr>
-            <w:t>Rijksmus</w:t>
+            <w:t>Volkenk</w:t>
+          </w:r>
+        </w:hyperlink>
+      </w:r>
+      <w:r>
+        <w:rPr>
+          <w:rFonts w:ascii="Charis SIL Regular" w:hAnsi="Charis SIL Regular" w:eastAsia="Charis SIL Regular"/>
+          <w:b w:val="0"/>
+          <w:i w:val="0"/>
+          <w:color w:val="0000FF"/>
+          <w:sz w:val="24"/>
+        </w:rPr>
+        <w:hyperlink r:id="rId12" w:history="1">
+          <w:r>
+            <w:rPr>
+              <w:rStyle w:val="Hyperlink"/>
+            </w:rPr>
+            <w:t>u</w:t>
+          </w:r>
+        </w:hyperlink>
+      </w:r>
+      <w:r>
+        <w:rPr>
+          <w:rFonts w:ascii="Charis SIL Regular" w:hAnsi="Charis SIL Regular" w:eastAsia="Charis SIL Regular"/>
+          <w:b w:val="0"/>
+          <w:i w:val="0"/>
+          <w:color w:val="0000FF"/>
+          <w:sz w:val="24"/>
+          <w:u w:val="single"/>
+        </w:rPr>
+        <w:hyperlink r:id="rId12" w:history="1">
+          <w:r>
+            <w:rPr>
+              <w:rStyle w:val="Hyperlink"/>
+            </w:rPr>
+            <w:t>nd</w:t>
           </w:r>
         </w:hyperlink>
       </w:r>
@@ -903,136 +1039,6 @@
       </w:r>
       <w:r>
         <w:rPr>
-          <w:rFonts w:ascii="Charis SIL Regular" w:hAnsi="Charis SIL Regular" w:eastAsia="Charis SIL Regular"/>
-          <w:b w:val="0"/>
-          <w:i w:val="0"/>
-          <w:color w:val="0000FF"/>
-          <w:sz w:val="24"/>
-          <w:u w:val="single"/>
-        </w:rPr>
-        <w:hyperlink r:id="rId12" w:history="1">
-          <w:r>
-            <w:rPr>
-              <w:rStyle w:val="Hyperlink"/>
-            </w:rPr>
-            <w:t>um</w:t>
-          </w:r>
-        </w:hyperlink>
-      </w:r>
-      <w:r>
-        <w:rPr>
-          <w:rFonts w:ascii="Charis SIL Regular" w:hAnsi="Charis SIL Regular" w:eastAsia="Charis SIL Regular"/>
-          <w:b w:val="0"/>
-          <w:i w:val="0"/>
-          <w:color w:val="0000FF"/>
-          <w:sz w:val="24"/>
-          <w:u w:val="single"/>
-        </w:rPr>
-        <w:t xml:space="preserve"> </w:t>
-      </w:r>
-      <w:r>
-        <w:rPr>
-          <w:rFonts w:ascii="Charis SIL Regular" w:hAnsi="Charis SIL Regular" w:eastAsia="Charis SIL Regular"/>
-          <w:b w:val="0"/>
-          <w:i w:val="0"/>
-          <w:color w:val="0000FF"/>
-          <w:sz w:val="24"/>
-          <w:u w:val="single"/>
-        </w:rPr>
-        <w:hyperlink r:id="rId12" w:history="1">
-          <w:r>
-            <w:rPr>
-              <w:rStyle w:val="Hyperlink"/>
-            </w:rPr>
-            <w:t>voor</w:t>
-          </w:r>
-        </w:hyperlink>
-      </w:r>
-      <w:r>
-        <w:rPr>
-          <w:rFonts w:ascii="Charis SIL Regular" w:hAnsi="Charis SIL Regular" w:eastAsia="Charis SIL Regular"/>
-          <w:b w:val="0"/>
-          <w:i w:val="0"/>
-          <w:color w:val="0000FF"/>
-          <w:sz w:val="24"/>
-          <w:u w:val="single"/>
-        </w:rPr>
-        <w:t xml:space="preserve"> </w:t>
-      </w:r>
-      <w:r>
-        <w:rPr>
-          <w:rFonts w:ascii="Charis SIL Regular" w:hAnsi="Charis SIL Regular" w:eastAsia="Charis SIL Regular"/>
-          <w:b w:val="0"/>
-          <w:i w:val="0"/>
-          <w:color w:val="0000FF"/>
-          <w:sz w:val="24"/>
-          <w:u w:val="single"/>
-        </w:rPr>
-        <w:hyperlink r:id="rId12" w:history="1">
-          <w:r>
-            <w:rPr>
-              <w:rStyle w:val="Hyperlink"/>
-            </w:rPr>
-            <w:t>Volkenk</w:t>
-          </w:r>
-        </w:hyperlink>
-      </w:r>
-      <w:r>
-        <w:rPr>
-          <w:rFonts w:ascii="Charis SIL Regular" w:hAnsi="Charis SIL Regular" w:eastAsia="Charis SIL Regular"/>
-          <w:b w:val="0"/>
-          <w:i w:val="0"/>
-          <w:color w:val="0000FF"/>
-          <w:sz w:val="24"/>
-          <w:u w:val="single"/>
-        </w:rPr>
-        <w:hyperlink r:id="rId12" w:history="1">
-          <w:r>
-            <w:rPr>
-              <w:rStyle w:val="Hyperlink"/>
-            </w:rPr>
-            <w:t>u</w:t>
-          </w:r>
-        </w:hyperlink>
-      </w:r>
-      <w:r>
-        <w:rPr>
-          <w:rFonts w:ascii="Charis SIL Regular" w:hAnsi="Charis SIL Regular" w:eastAsia="Charis SIL Regular"/>
-          <w:b w:val="0"/>
-          <w:i w:val="0"/>
-          <w:color w:val="0000FF"/>
-          <w:sz w:val="24"/>
-          <w:u w:val="single"/>
-        </w:rPr>
-        <w:hyperlink r:id="rId12" w:history="1">
-          <w:r>
-            <w:rPr>
-              <w:rStyle w:val="Hyperlink"/>
-            </w:rPr>
-            <w:t>nd</w:t>
-          </w:r>
-        </w:hyperlink>
-      </w:r>
-      <w:r>
-        <w:rPr>
-          <w:rFonts w:ascii="Charis SIL Regular" w:hAnsi="Charis SIL Regular" w:eastAsia="Charis SIL Regular"/>
-          <w:b w:val="0"/>
-          <w:i w:val="0"/>
-          <w:color w:val="0000FF"/>
-          <w:sz w:val="24"/>
-          <w:u w:val="single"/>
-        </w:rPr>
-        <w:hyperlink r:id="rId11" w:history="1">
-          <w:r>
-            <w:rPr>
-              <w:rStyle w:val="Hyperlink"/>
-            </w:rPr>
-            <w:t>e</w:t>
-          </w:r>
-        </w:hyperlink>
-      </w:r>
-      <w:r>
-        <w:rPr>
           <w:u w:val="single" w:color="0000ff"/>
           <w:rFonts w:ascii="Charis SIL Regular" w:hAnsi="Charis SIL Regular" w:eastAsia="Charis SIL Regular"/>
           <w:b w:val="0"/>
@@ -1067,61 +1073,7 @@
           <w:color w:val="000000"/>
           <w:sz w:val="24"/>
         </w:rPr>
-        <w:t>nooit gekomen.</w:t>
-      </w:r>
-      <w:r>
-        <w:rPr>
-          <w:u w:val="single" w:color="0000ff"/>
-          <w:rFonts w:ascii="Charis SIL Regular" w:hAnsi="Charis SIL Regular" w:eastAsia="Charis SIL Regular"/>
-          <w:b w:val="0"/>
-          <w:i w:val="0"/>
-          <w:color w:val="000000"/>
-          <w:sz w:val="24"/>
-        </w:rPr>
-        <w:hyperlink r:id="rId12" w:history="1">
-          <w:r>
-            <w:rPr>
-              <w:rStyle w:val="Hyperlink"/>
-            </w:rPr>
-            <w:t xml:space="preserve"> Toen de mus</w:t>
-          </w:r>
-        </w:hyperlink>
-      </w:r>
-      <w:r>
-        <w:rPr>
-          <w:u w:val="single" w:color="0000ff"/>
-          <w:rFonts w:ascii="Charis SIL Regular" w:hAnsi="Charis SIL Regular" w:eastAsia="Charis SIL Regular"/>
-          <w:b w:val="0"/>
-          <w:i w:val="0"/>
-          <w:color w:val="000000"/>
-          <w:sz w:val="24"/>
-        </w:rPr>
-        <w:hyperlink r:id="rId12" w:history="1">
-          <w:r>
-            <w:rPr>
-              <w:rStyle w:val="Hyperlink"/>
-            </w:rPr>
-            <w:t>e</w:t>
-          </w:r>
-        </w:hyperlink>
-      </w:r>
-      <w:r>
-        <w:rPr>
-          <w:u w:val="single" w:color="0000ff"/>
-          <w:rFonts w:ascii="Charis SIL Regular" w:hAnsi="Charis SIL Regular" w:eastAsia="Charis SIL Regular"/>
-          <w:b w:val="0"/>
-          <w:i w:val="0"/>
-          <w:color w:val="000000"/>
-          <w:sz w:val="24"/>
-        </w:rPr>
-        <w:hyperlink r:id="rId12" w:history="1">
-          <w:r>
-            <w:rPr>
-              <w:rStyle w:val="Hyperlink"/>
-            </w:rPr>
-            <w:t>umd</w:t>
-          </w:r>
-        </w:hyperlink>
+        <w:t>nooit gekomen. Toen de museumd</w:t>
       </w:r>
       <w:r>
         <w:rPr>
@@ -2436,7 +2388,6 @@
       </w:r>
       <w:r>
         <w:rPr>
-          <w:u w:val="single" w:color="0000ff"/>
           <w:rFonts w:ascii="Charis SIL Regular" w:hAnsi="Charis SIL Regular" w:eastAsia="Charis SIL Regular"/>
           <w:b w:val="0"/>
           <w:i w:val="0"/>
@@ -2672,143 +2623,7 @@
           <w:color w:val="000000"/>
           <w:sz w:val="24"/>
         </w:rPr>
-        <w:t xml:space="preserve"> waarin zich ook relevan</w:t>
-      </w:r>
-      <w:r>
-        <w:rPr>
-          <w:u w:val="single" w:color="0000ff"/>
-          <w:rFonts w:ascii="Charis SIL Regular" w:hAnsi="Charis SIL Regular" w:eastAsia="Charis SIL Regular"/>
-          <w:b w:val="0"/>
-          <w:i w:val="0"/>
-          <w:color w:val="000000"/>
-          <w:sz w:val="24"/>
-        </w:rPr>
-        <w:hyperlink r:id="rId19" w:history="1">
-          <w:r>
-            <w:rPr>
-              <w:rStyle w:val="Hyperlink"/>
-            </w:rPr>
-            <w:t>t mater</w:t>
-          </w:r>
-        </w:hyperlink>
-      </w:r>
-      <w:r>
-        <w:rPr>
-          <w:u w:val="single" w:color="0000ff"/>
-          <w:rFonts w:ascii="Charis SIL Regular" w:hAnsi="Charis SIL Regular" w:eastAsia="Charis SIL Regular"/>
-          <w:b w:val="0"/>
-          <w:i w:val="0"/>
-          <w:color w:val="000000"/>
-          <w:sz w:val="24"/>
-        </w:rPr>
-        <w:hyperlink r:id="rId19" w:history="1">
-          <w:r>
-            <w:rPr>
-              <w:rStyle w:val="Hyperlink"/>
-            </w:rPr>
-            <w:t>i</w:t>
-          </w:r>
-        </w:hyperlink>
-      </w:r>
-      <w:r>
-        <w:rPr>
-          <w:u w:val="single" w:color="0000ff"/>
-          <w:rFonts w:ascii="Charis SIL Regular" w:hAnsi="Charis SIL Regular" w:eastAsia="Charis SIL Regular"/>
-          <w:b w:val="0"/>
-          <w:i w:val="0"/>
-          <w:color w:val="000000"/>
-          <w:sz w:val="24"/>
-        </w:rPr>
-        <w:hyperlink r:id="rId19" w:history="1">
-          <w:r>
-            <w:rPr>
-              <w:rStyle w:val="Hyperlink"/>
-            </w:rPr>
-            <w:t xml:space="preserve">aal </w:t>
-          </w:r>
-        </w:hyperlink>
-      </w:r>
-      <w:r>
-        <w:rPr>
-          <w:u w:val="single" w:color="0000ff"/>
-          <w:rFonts w:ascii="Charis SIL Regular" w:hAnsi="Charis SIL Regular" w:eastAsia="Charis SIL Regular"/>
-          <w:b w:val="0"/>
-          <w:i w:val="0"/>
-          <w:color w:val="000000"/>
-          <w:sz w:val="24"/>
-        </w:rPr>
-        <w:hyperlink r:id="rId19" w:history="1">
-          <w:r>
-            <w:rPr>
-              <w:rStyle w:val="Hyperlink"/>
-            </w:rPr>
-            <w:t>ov</w:t>
-          </w:r>
-        </w:hyperlink>
-      </w:r>
-      <w:r>
-        <w:rPr>
-          <w:u w:val="single" w:color="0000ff"/>
-          <w:rFonts w:ascii="Charis SIL Regular" w:hAnsi="Charis SIL Regular" w:eastAsia="Charis SIL Regular"/>
-          <w:b w:val="0"/>
-          <w:i w:val="0"/>
-          <w:color w:val="000000"/>
-          <w:sz w:val="24"/>
-        </w:rPr>
-        <w:hyperlink r:id="rId19" w:history="1">
-          <w:r>
-            <w:rPr>
-              <w:rStyle w:val="Hyperlink"/>
-            </w:rPr>
-            <w:t>e</w:t>
-          </w:r>
-        </w:hyperlink>
-      </w:r>
-      <w:r>
-        <w:rPr>
-          <w:u w:val="single" w:color="0000ff"/>
-          <w:rFonts w:ascii="Charis SIL Regular" w:hAnsi="Charis SIL Regular" w:eastAsia="Charis SIL Regular"/>
-          <w:b w:val="0"/>
-          <w:i w:val="0"/>
-          <w:color w:val="000000"/>
-          <w:sz w:val="24"/>
-        </w:rPr>
-        <w:hyperlink r:id="rId19" w:history="1">
-          <w:r>
-            <w:rPr>
-              <w:rStyle w:val="Hyperlink"/>
-            </w:rPr>
-            <w:t>r het Tropis</w:t>
-          </w:r>
-        </w:hyperlink>
-      </w:r>
-      <w:r>
-        <w:rPr>
-          <w:u w:val="single" w:color="0000ff"/>
-          <w:rFonts w:ascii="Charis SIL Regular" w:hAnsi="Charis SIL Regular" w:eastAsia="Charis SIL Regular"/>
-          <w:b w:val="0"/>
-          <w:i w:val="0"/>
-          <w:color w:val="000000"/>
-          <w:sz w:val="24"/>
-        </w:rPr>
-        <w:hyperlink r:id="rId19" w:history="1">
-          <w:r>
-            <w:rPr>
-              <w:rStyle w:val="Hyperlink"/>
-            </w:rPr>
-            <w:t>ch Landbo</w:t>
-          </w:r>
-        </w:hyperlink>
-      </w:r>
-      <w:r>
-        <w:rPr>
-          <w:rFonts w:ascii="Charis SIL Regular" w:hAnsi="Charis SIL Regular" w:eastAsia="Charis SIL Regular"/>
-          <w:b w:val="0"/>
-          <w:i w:val="0"/>
-          <w:color w:val="000000"/>
-          <w:sz w:val="24"/>
-        </w:rPr>
-        <w:t xml:space="preserve">uwmuseum </w:t>
+        <w:t xml:space="preserve"> waarin zich ook relevant materiaal over het Tropisch Landbouwmuseum </w:t>
       </w:r>
       <w:r>
         <w:rPr>

--- a/EXPORTS/DOCX/published/niveau3/Dutch/TropischLandbouwMus.docx
+++ b/EXPORTS/DOCX/published/niveau3/Dutch/TropischLandbouwMus.docx
@@ -863,14 +863,7 @@
           <w:color w:val="000000"/>
           <w:sz w:val="24"/>
         </w:rPr>
-        <w:hyperlink r:id="rId11" w:history="1">
-          <w:r>
-            <w:rPr>
-              <w:rStyle w:val="Hyperlink"/>
-            </w:rPr>
-            <w:t xml:space="preserve">lige </w:t>
-          </w:r>
-        </w:hyperlink>
+        <w:t xml:space="preserve">lige </w:t>
       </w:r>
       <w:r>
         <w:rPr>
@@ -881,12 +874,142 @@
           <w:sz w:val="24"/>
           <w:u w:val="single"/>
         </w:rPr>
-        <w:hyperlink r:id="rId11" w:history="1">
+        <w:hyperlink r:id="rId12" w:history="1">
           <w:r>
             <w:rPr>
               <w:rStyle w:val="Hyperlink"/>
             </w:rPr>
             <w:t>Rijksmus</w:t>
+          </w:r>
+        </w:hyperlink>
+      </w:r>
+      <w:r>
+        <w:rPr>
+          <w:rFonts w:ascii="Charis SIL Regular" w:hAnsi="Charis SIL Regular" w:eastAsia="Charis SIL Regular"/>
+          <w:b w:val="0"/>
+          <w:i w:val="0"/>
+          <w:color w:val="0000FF"/>
+          <w:sz w:val="24"/>
+          <w:u w:val="single"/>
+        </w:rPr>
+        <w:hyperlink r:id="rId12" w:history="1">
+          <w:r>
+            <w:rPr>
+              <w:rStyle w:val="Hyperlink"/>
+            </w:rPr>
+            <w:t>e</w:t>
+          </w:r>
+        </w:hyperlink>
+      </w:r>
+      <w:r>
+        <w:rPr>
+          <w:rFonts w:ascii="Charis SIL Regular" w:hAnsi="Charis SIL Regular" w:eastAsia="Charis SIL Regular"/>
+          <w:b w:val="0"/>
+          <w:i w:val="0"/>
+          <w:color w:val="0000FF"/>
+          <w:sz w:val="24"/>
+          <w:u w:val="single"/>
+        </w:rPr>
+        <w:hyperlink r:id="rId12" w:history="1">
+          <w:r>
+            <w:rPr>
+              <w:rStyle w:val="Hyperlink"/>
+            </w:rPr>
+            <w:t>um</w:t>
+          </w:r>
+        </w:hyperlink>
+      </w:r>
+      <w:r>
+        <w:rPr>
+          <w:rFonts w:ascii="Charis SIL Regular" w:hAnsi="Charis SIL Regular" w:eastAsia="Charis SIL Regular"/>
+          <w:b w:val="0"/>
+          <w:i w:val="0"/>
+          <w:color w:val="0000FF"/>
+          <w:sz w:val="24"/>
+          <w:u w:val="single"/>
+        </w:rPr>
+        <w:t xml:space="preserve"> </w:t>
+      </w:r>
+      <w:r>
+        <w:rPr>
+          <w:rFonts w:ascii="Charis SIL Regular" w:hAnsi="Charis SIL Regular" w:eastAsia="Charis SIL Regular"/>
+          <w:b w:val="0"/>
+          <w:i w:val="0"/>
+          <w:color w:val="0000FF"/>
+          <w:sz w:val="24"/>
+          <w:u w:val="single"/>
+        </w:rPr>
+        <w:hyperlink r:id="rId12" w:history="1">
+          <w:r>
+            <w:rPr>
+              <w:rStyle w:val="Hyperlink"/>
+            </w:rPr>
+            <w:t>voor</w:t>
+          </w:r>
+        </w:hyperlink>
+      </w:r>
+      <w:r>
+        <w:rPr>
+          <w:rFonts w:ascii="Charis SIL Regular" w:hAnsi="Charis SIL Regular" w:eastAsia="Charis SIL Regular"/>
+          <w:b w:val="0"/>
+          <w:i w:val="0"/>
+          <w:color w:val="0000FF"/>
+          <w:sz w:val="24"/>
+          <w:u w:val="single"/>
+        </w:rPr>
+        <w:t xml:space="preserve"> </w:t>
+      </w:r>
+      <w:r>
+        <w:rPr>
+          <w:rFonts w:ascii="Charis SIL Regular" w:hAnsi="Charis SIL Regular" w:eastAsia="Charis SIL Regular"/>
+          <w:b w:val="0"/>
+          <w:i w:val="0"/>
+          <w:color w:val="0000FF"/>
+          <w:sz w:val="24"/>
+          <w:u w:val="single"/>
+        </w:rPr>
+        <w:hyperlink r:id="rId12" w:history="1">
+          <w:r>
+            <w:rPr>
+              <w:rStyle w:val="Hyperlink"/>
+            </w:rPr>
+            <w:t>Volkenk</w:t>
+          </w:r>
+        </w:hyperlink>
+      </w:r>
+      <w:r>
+        <w:rPr>
+          <w:rFonts w:ascii="Charis SIL Regular" w:hAnsi="Charis SIL Regular" w:eastAsia="Charis SIL Regular"/>
+          <w:b w:val="0"/>
+          <w:i w:val="0"/>
+          <w:color w:val="0000FF"/>
+          <w:sz w:val="24"/>
+          <w:u w:val="single"/>
+        </w:rPr>
+        <w:hyperlink r:id="rId12" w:history="1">
+          <w:r>
+            <w:rPr>
+              <w:rStyle w:val="Hyperlink"/>
+            </w:rPr>
+            <w:t>u</w:t>
+          </w:r>
+        </w:hyperlink>
+      </w:r>
+      <w:r>
+        <w:rPr>
+          <w:rFonts w:ascii="Charis SIL Regular" w:hAnsi="Charis SIL Regular" w:eastAsia="Charis SIL Regular"/>
+          <w:b w:val="0"/>
+          <w:i w:val="0"/>
+          <w:color w:val="0000FF"/>
+          <w:sz w:val="24"/>
+          <w:u w:val="single"/>
+        </w:rPr>
+        <w:hyperlink r:id="rId12" w:history="1">
+          <w:r>
+            <w:rPr>
+              <w:rStyle w:val="Hyperlink"/>
+            </w:rPr>
+            <w:t>nd</w:t>
           </w:r>
         </w:hyperlink>
       </w:r>
@@ -910,19 +1033,19 @@
       </w:r>
       <w:r>
         <w:rPr>
+          <w:u w:val="single" w:color="0000ff"/>
           <w:rFonts w:ascii="Charis SIL Regular" w:hAnsi="Charis SIL Regular" w:eastAsia="Charis SIL Regular"/>
           <w:b w:val="0"/>
           <w:i w:val="0"/>
-          <w:color w:val="0000FF"/>
+          <w:color w:val="000000"/>
           <w:sz w:val="24"/>
-          <w:u w:val="single"/>
         </w:rPr>
         <w:hyperlink r:id="rId11" w:history="1">
           <w:r>
             <w:rPr>
               <w:rStyle w:val="Hyperlink"/>
             </w:rPr>
-            <w:t>um</w:t>
+            <w:t xml:space="preserve"> in Leid</w:t>
           </w:r>
         </w:hyperlink>
       </w:r>
@@ -931,102 +1054,47 @@
           <w:rFonts w:ascii="Charis SIL Regular" w:hAnsi="Charis SIL Regular" w:eastAsia="Charis SIL Regular"/>
           <w:b w:val="0"/>
           <w:i w:val="0"/>
-          <w:color w:val="0000FF"/>
+          <w:color w:val="000000"/>
           <w:sz w:val="24"/>
-          <w:u w:val="single"/>
-        </w:rPr>
-        <w:t xml:space="preserve"> </w:t>
+        </w:rPr>
+        <w:t xml:space="preserve">en. Van een overname is het echter </w:t>
       </w:r>
       <w:r>
         <w:rPr>
           <w:rFonts w:ascii="Charis SIL Regular" w:hAnsi="Charis SIL Regular" w:eastAsia="Charis SIL Regular"/>
           <w:b w:val="0"/>
           <w:i w:val="0"/>
-          <w:color w:val="0000FF"/>
+          <w:color w:val="000000"/>
           <w:sz w:val="24"/>
-          <w:u w:val="single"/>
-        </w:rPr>
-        <w:hyperlink r:id="rId11" w:history="1">
-          <w:r>
-            <w:rPr>
-              <w:rStyle w:val="Hyperlink"/>
-            </w:rPr>
-            <w:t>voor</w:t>
-          </w:r>
-        </w:hyperlink>
-      </w:r>
-      <w:r>
-        <w:rPr>
+        </w:rPr>
+        <w:t>nooit gekomen.</w:t>
+      </w:r>
+      <w:r>
+        <w:rPr>
+          <w:u w:val="single" w:color="0000ff"/>
           <w:rFonts w:ascii="Charis SIL Regular" w:hAnsi="Charis SIL Regular" w:eastAsia="Charis SIL Regular"/>
           <w:b w:val="0"/>
           <w:i w:val="0"/>
-          <w:color w:val="0000FF"/>
+          <w:color w:val="000000"/>
           <w:sz w:val="24"/>
-          <w:u w:val="single"/>
-        </w:rPr>
-        <w:t xml:space="preserve"> </w:t>
-      </w:r>
-      <w:r>
-        <w:rPr>
-          <w:rFonts w:ascii="Charis SIL Regular" w:hAnsi="Charis SIL Regular" w:eastAsia="Charis SIL Regular"/>
-          <w:b w:val="0"/>
-          <w:i w:val="0"/>
-          <w:color w:val="0000FF"/>
-          <w:sz w:val="24"/>
-          <w:u w:val="single"/>
         </w:rPr>
         <w:hyperlink r:id="rId12" w:history="1">
           <w:r>
             <w:rPr>
               <w:rStyle w:val="Hyperlink"/>
             </w:rPr>
-            <w:t>Volkenk</w:t>
+            <w:t xml:space="preserve"> Toen de mus</w:t>
           </w:r>
         </w:hyperlink>
       </w:r>
       <w:r>
         <w:rPr>
+          <w:u w:val="single" w:color="0000ff"/>
           <w:rFonts w:ascii="Charis SIL Regular" w:hAnsi="Charis SIL Regular" w:eastAsia="Charis SIL Regular"/>
           <w:b w:val="0"/>
           <w:i w:val="0"/>
-          <w:color w:val="0000FF"/>
+          <w:color w:val="000000"/>
           <w:sz w:val="24"/>
-        </w:rPr>
-        <w:hyperlink r:id="rId12" w:history="1">
-          <w:r>
-            <w:rPr>
-              <w:rStyle w:val="Hyperlink"/>
-            </w:rPr>
-            <w:t>u</w:t>
-          </w:r>
-        </w:hyperlink>
-      </w:r>
-      <w:r>
-        <w:rPr>
-          <w:rFonts w:ascii="Charis SIL Regular" w:hAnsi="Charis SIL Regular" w:eastAsia="Charis SIL Regular"/>
-          <w:b w:val="0"/>
-          <w:i w:val="0"/>
-          <w:color w:val="0000FF"/>
-          <w:sz w:val="24"/>
-          <w:u w:val="single"/>
-        </w:rPr>
-        <w:hyperlink r:id="rId12" w:history="1">
-          <w:r>
-            <w:rPr>
-              <w:rStyle w:val="Hyperlink"/>
-            </w:rPr>
-            <w:t>nd</w:t>
-          </w:r>
-        </w:hyperlink>
-      </w:r>
-      <w:r>
-        <w:rPr>
-          <w:rFonts w:ascii="Charis SIL Regular" w:hAnsi="Charis SIL Regular" w:eastAsia="Charis SIL Regular"/>
-          <w:b w:val="0"/>
-          <w:i w:val="0"/>
-          <w:color w:val="0000FF"/>
-          <w:sz w:val="24"/>
-          <w:u w:val="single"/>
         </w:rPr>
         <w:hyperlink r:id="rId12" w:history="1">
           <w:r>
@@ -1046,34 +1114,14 @@
           <w:color w:val="000000"/>
           <w:sz w:val="24"/>
         </w:rPr>
-        <w:hyperlink r:id="rId11" w:history="1">
+        <w:hyperlink r:id="rId12" w:history="1">
           <w:r>
             <w:rPr>
               <w:rStyle w:val="Hyperlink"/>
             </w:rPr>
-            <w:t xml:space="preserve"> in Leid</w:t>
+            <w:t>umd</w:t>
           </w:r>
         </w:hyperlink>
-      </w:r>
-      <w:r>
-        <w:rPr>
-          <w:rFonts w:ascii="Charis SIL Regular" w:hAnsi="Charis SIL Regular" w:eastAsia="Charis SIL Regular"/>
-          <w:b w:val="0"/>
-          <w:i w:val="0"/>
-          <w:color w:val="000000"/>
-          <w:sz w:val="24"/>
-        </w:rPr>
-        <w:t xml:space="preserve">en. Van een overname is het echter </w:t>
-      </w:r>
-      <w:r>
-        <w:rPr>
-          <w:rFonts w:ascii="Charis SIL Regular" w:hAnsi="Charis SIL Regular" w:eastAsia="Charis SIL Regular"/>
-          <w:b w:val="0"/>
-          <w:i w:val="0"/>
-          <w:color w:val="000000"/>
-          <w:sz w:val="24"/>
-        </w:rPr>
-        <w:t>nooit gekomen. Toen de museumd</w:t>
       </w:r>
       <w:r>
         <w:rPr>
@@ -2370,95 +2418,13 @@
       </w:r>
       <w:r>
         <w:rPr>
-          <w:u w:val="single" w:color="0000ff"/>
           <w:rFonts w:ascii="Charis SIL Regular" w:hAnsi="Charis SIL Regular" w:eastAsia="Charis SIL Regular"/>
           <w:b w:val="0"/>
           <w:i w:val="0"/>
           <w:color w:val="000000"/>
           <w:sz w:val="24"/>
         </w:rPr>
-        <w:hyperlink r:id="rId18" w:history="1">
-          <w:r>
-            <w:rPr>
-              <w:rStyle w:val="Hyperlink"/>
-            </w:rPr>
-            <w:t xml:space="preserve">. </w:t>
-          </w:r>
-        </w:hyperlink>
-      </w:r>
-      <w:r>
-        <w:rPr>
-          <w:rFonts w:ascii="Charis SIL Regular" w:hAnsi="Charis SIL Regular" w:eastAsia="Charis SIL Regular"/>
-          <w:b w:val="0"/>
-          <w:i w:val="0"/>
-          <w:color w:val="000000"/>
-          <w:sz w:val="24"/>
-        </w:rPr>
-        <w:t>T</w:t>
-      </w:r>
-      <w:r>
-        <w:rPr>
-          <w:u w:val="single" w:color="0000ff"/>
-          <w:rFonts w:ascii="Charis SIL Regular" w:hAnsi="Charis SIL Regular" w:eastAsia="Charis SIL Regular"/>
-          <w:b w:val="0"/>
-          <w:i w:val="0"/>
-          <w:color w:val="000000"/>
-          <w:sz w:val="24"/>
-        </w:rPr>
-        <w:hyperlink r:id="rId18" w:history="1">
-          <w:r>
-            <w:rPr>
-              <w:rStyle w:val="Hyperlink"/>
-            </w:rPr>
-            <w:t xml:space="preserve">en slotte is </w:t>
-          </w:r>
-        </w:hyperlink>
-      </w:r>
-      <w:r>
-        <w:rPr>
-          <w:u w:val="single" w:color="0000ff"/>
-          <w:rFonts w:ascii="Charis SIL Regular" w:hAnsi="Charis SIL Regular" w:eastAsia="Charis SIL Regular"/>
-          <w:b w:val="0"/>
-          <w:i w:val="0"/>
-          <w:color w:val="000000"/>
-          <w:sz w:val="24"/>
-        </w:rPr>
-        <w:hyperlink r:id="rId18" w:history="1">
-          <w:r>
-            <w:rPr>
-              <w:rStyle w:val="Hyperlink"/>
-            </w:rPr>
-            <w:t>e</w:t>
-          </w:r>
-        </w:hyperlink>
-      </w:r>
-      <w:r>
-        <w:rPr>
-          <w:u w:val="single" w:color="0000ff"/>
-          <w:rFonts w:ascii="Charis SIL Regular" w:hAnsi="Charis SIL Regular" w:eastAsia="Charis SIL Regular"/>
-          <w:b w:val="0"/>
-          <w:i w:val="0"/>
-          <w:color w:val="000000"/>
-          <w:sz w:val="24"/>
-        </w:rPr>
-        <w:hyperlink r:id="rId18" w:history="1">
-          <w:r>
-            <w:rPr>
-              <w:rStyle w:val="Hyperlink"/>
-            </w:rPr>
-            <w:t xml:space="preserve">r nog </w:t>
-          </w:r>
-        </w:hyperlink>
-      </w:r>
-      <w:r>
-        <w:rPr>
-          <w:rFonts w:ascii="Charis SIL Regular" w:hAnsi="Charis SIL Regular" w:eastAsia="Charis SIL Regular"/>
-          <w:b w:val="0"/>
-          <w:i w:val="0"/>
-          <w:color w:val="000000"/>
-          <w:sz w:val="24"/>
-        </w:rPr>
-        <w:t xml:space="preserve">het </w:t>
+        <w:t xml:space="preserve">. Ten slotte is er nog het </w:t>
       </w:r>
       <w:r>
         <w:rPr>
@@ -2623,7 +2589,143 @@
           <w:color w:val="000000"/>
           <w:sz w:val="24"/>
         </w:rPr>
-        <w:t xml:space="preserve"> waarin zich ook relevant materiaal over het Tropisch Landbouwmuseum </w:t>
+        <w:t xml:space="preserve"> waarin zich ook relevan</w:t>
+      </w:r>
+      <w:r>
+        <w:rPr>
+          <w:u w:val="single" w:color="0000ff"/>
+          <w:rFonts w:ascii="Charis SIL Regular" w:hAnsi="Charis SIL Regular" w:eastAsia="Charis SIL Regular"/>
+          <w:b w:val="0"/>
+          <w:i w:val="0"/>
+          <w:color w:val="000000"/>
+          <w:sz w:val="24"/>
+        </w:rPr>
+        <w:hyperlink r:id="rId19" w:history="1">
+          <w:r>
+            <w:rPr>
+              <w:rStyle w:val="Hyperlink"/>
+            </w:rPr>
+            <w:t>t mater</w:t>
+          </w:r>
+        </w:hyperlink>
+      </w:r>
+      <w:r>
+        <w:rPr>
+          <w:u w:val="single" w:color="0000ff"/>
+          <w:rFonts w:ascii="Charis SIL Regular" w:hAnsi="Charis SIL Regular" w:eastAsia="Charis SIL Regular"/>
+          <w:b w:val="0"/>
+          <w:i w:val="0"/>
+          <w:color w:val="000000"/>
+          <w:sz w:val="24"/>
+        </w:rPr>
+        <w:hyperlink r:id="rId19" w:history="1">
+          <w:r>
+            <w:rPr>
+              <w:rStyle w:val="Hyperlink"/>
+            </w:rPr>
+            <w:t>i</w:t>
+          </w:r>
+        </w:hyperlink>
+      </w:r>
+      <w:r>
+        <w:rPr>
+          <w:u w:val="single" w:color="0000ff"/>
+          <w:rFonts w:ascii="Charis SIL Regular" w:hAnsi="Charis SIL Regular" w:eastAsia="Charis SIL Regular"/>
+          <w:b w:val="0"/>
+          <w:i w:val="0"/>
+          <w:color w:val="000000"/>
+          <w:sz w:val="24"/>
+        </w:rPr>
+        <w:hyperlink r:id="rId19" w:history="1">
+          <w:r>
+            <w:rPr>
+              <w:rStyle w:val="Hyperlink"/>
+            </w:rPr>
+            <w:t xml:space="preserve">aal </w:t>
+          </w:r>
+        </w:hyperlink>
+      </w:r>
+      <w:r>
+        <w:rPr>
+          <w:u w:val="single" w:color="0000ff"/>
+          <w:rFonts w:ascii="Charis SIL Regular" w:hAnsi="Charis SIL Regular" w:eastAsia="Charis SIL Regular"/>
+          <w:b w:val="0"/>
+          <w:i w:val="0"/>
+          <w:color w:val="000000"/>
+          <w:sz w:val="24"/>
+        </w:rPr>
+        <w:hyperlink r:id="rId19" w:history="1">
+          <w:r>
+            <w:rPr>
+              <w:rStyle w:val="Hyperlink"/>
+            </w:rPr>
+            <w:t>ov</w:t>
+          </w:r>
+        </w:hyperlink>
+      </w:r>
+      <w:r>
+        <w:rPr>
+          <w:u w:val="single" w:color="0000ff"/>
+          <w:rFonts w:ascii="Charis SIL Regular" w:hAnsi="Charis SIL Regular" w:eastAsia="Charis SIL Regular"/>
+          <w:b w:val="0"/>
+          <w:i w:val="0"/>
+          <w:color w:val="000000"/>
+          <w:sz w:val="24"/>
+        </w:rPr>
+        <w:hyperlink r:id="rId19" w:history="1">
+          <w:r>
+            <w:rPr>
+              <w:rStyle w:val="Hyperlink"/>
+            </w:rPr>
+            <w:t>e</w:t>
+          </w:r>
+        </w:hyperlink>
+      </w:r>
+      <w:r>
+        <w:rPr>
+          <w:u w:val="single" w:color="0000ff"/>
+          <w:rFonts w:ascii="Charis SIL Regular" w:hAnsi="Charis SIL Regular" w:eastAsia="Charis SIL Regular"/>
+          <w:b w:val="0"/>
+          <w:i w:val="0"/>
+          <w:color w:val="000000"/>
+          <w:sz w:val="24"/>
+        </w:rPr>
+        <w:hyperlink r:id="rId19" w:history="1">
+          <w:r>
+            <w:rPr>
+              <w:rStyle w:val="Hyperlink"/>
+            </w:rPr>
+            <w:t>r het Tropis</w:t>
+          </w:r>
+        </w:hyperlink>
+      </w:r>
+      <w:r>
+        <w:rPr>
+          <w:u w:val="single" w:color="0000ff"/>
+          <w:rFonts w:ascii="Charis SIL Regular" w:hAnsi="Charis SIL Regular" w:eastAsia="Charis SIL Regular"/>
+          <w:b w:val="0"/>
+          <w:i w:val="0"/>
+          <w:color w:val="000000"/>
+          <w:sz w:val="24"/>
+        </w:rPr>
+        <w:hyperlink r:id="rId19" w:history="1">
+          <w:r>
+            <w:rPr>
+              <w:rStyle w:val="Hyperlink"/>
+            </w:rPr>
+            <w:t>ch Landbo</w:t>
+          </w:r>
+        </w:hyperlink>
+      </w:r>
+      <w:r>
+        <w:rPr>
+          <w:rFonts w:ascii="Charis SIL Regular" w:hAnsi="Charis SIL Regular" w:eastAsia="Charis SIL Regular"/>
+          <w:b w:val="0"/>
+          <w:i w:val="0"/>
+          <w:color w:val="000000"/>
+          <w:sz w:val="24"/>
+        </w:rPr>
+        <w:t xml:space="preserve">uwmuseum </w:t>
       </w:r>
       <w:r>
         <w:rPr>
@@ -3775,21 +3877,13 @@
       </w:r>
       <w:r>
         <w:rPr>
-          <w:u w:val="single" w:color="0000ff"/>
           <w:rFonts w:ascii="Charis SIL Regular" w:hAnsi="Charis SIL Regular" w:eastAsia="Charis SIL Regular"/>
           <w:b w:val="0"/>
           <w:i w:val="0"/>
           <w:color w:val="000000"/>
           <w:sz w:val="24"/>
         </w:rPr>
-        <w:hyperlink r:id="rId22" w:history="1">
-          <w:r>
-            <w:rPr>
-              <w:rStyle w:val="Hyperlink"/>
-            </w:rPr>
-            <w:t xml:space="preserve">, </w:t>
-          </w:r>
-        </w:hyperlink>
+        <w:t xml:space="preserve">, </w:t>
       </w:r>
       <w:r>
         <w:rPr>

--- a/EXPORTS/DOCX/published/niveau3/Dutch/TropischLandbouwMus.docx
+++ b/EXPORTS/DOCX/published/niveau3/Dutch/TropischLandbouwMus.docx
@@ -863,7 +863,14 @@
           <w:color w:val="000000"/>
           <w:sz w:val="24"/>
         </w:rPr>
-        <w:t xml:space="preserve">lige </w:t>
+        <w:hyperlink r:id="rId11" w:history="1">
+          <w:r>
+            <w:rPr>
+              <w:rStyle w:val="Hyperlink"/>
+            </w:rPr>
+            <w:t xml:space="preserve">lige </w:t>
+          </w:r>
+        </w:hyperlink>
       </w:r>
       <w:r>
         <w:rPr>
@@ -874,7 +881,7 @@
           <w:sz w:val="24"/>
           <w:u w:val="single"/>
         </w:rPr>
-        <w:hyperlink r:id="rId12" w:history="1">
+        <w:hyperlink r:id="rId11" w:history="1">
           <w:r>
             <w:rPr>
               <w:rStyle w:val="Hyperlink"/>
@@ -892,7 +899,7 @@
           <w:sz w:val="24"/>
           <w:u w:val="single"/>
         </w:rPr>
-        <w:hyperlink r:id="rId12" w:history="1">
+        <w:hyperlink r:id="rId11" w:history="1">
           <w:r>
             <w:rPr>
               <w:rStyle w:val="Hyperlink"/>
@@ -910,7 +917,7 @@
           <w:sz w:val="24"/>
           <w:u w:val="single"/>
         </w:rPr>
-        <w:hyperlink r:id="rId12" w:history="1">
+        <w:hyperlink r:id="rId11" w:history="1">
           <w:r>
             <w:rPr>
               <w:rStyle w:val="Hyperlink"/>
@@ -939,7 +946,7 @@
           <w:sz w:val="24"/>
           <w:u w:val="single"/>
         </w:rPr>
-        <w:hyperlink r:id="rId12" w:history="1">
+        <w:hyperlink r:id="rId11" w:history="1">
           <w:r>
             <w:rPr>
               <w:rStyle w:val="Hyperlink"/>
@@ -968,7 +975,7 @@
           <w:sz w:val="24"/>
           <w:u w:val="single"/>
         </w:rPr>
-        <w:hyperlink r:id="rId12" w:history="1">
+        <w:hyperlink r:id="rId11" w:history="1">
           <w:r>
             <w:rPr>
               <w:rStyle w:val="Hyperlink"/>
@@ -984,16 +991,8 @@
           <w:i w:val="0"/>
           <w:color w:val="0000FF"/>
           <w:sz w:val="24"/>
-          <w:u w:val="single"/>
-        </w:rPr>
-        <w:hyperlink r:id="rId12" w:history="1">
-          <w:r>
-            <w:rPr>
-              <w:rStyle w:val="Hyperlink"/>
-            </w:rPr>
-            <w:t>u</w:t>
-          </w:r>
-        </w:hyperlink>
+        </w:rPr>
+        <w:t>u</w:t>
       </w:r>
       <w:r>
         <w:rPr>
@@ -1004,7 +1003,7 @@
           <w:sz w:val="24"/>
           <w:u w:val="single"/>
         </w:rPr>
-        <w:hyperlink r:id="rId12" w:history="1">
+        <w:hyperlink r:id="rId11" w:history="1">
           <w:r>
             <w:rPr>
               <w:rStyle w:val="Hyperlink"/>
@@ -1425,158 +1424,7 @@
           <w:color w:val="000000"/>
           <w:sz w:val="24"/>
         </w:rPr>
-        <w:hyperlink r:id="rId13" w:history="1">
-          <w:r>
-            <w:rPr>
-              <w:rStyle w:val="Hyperlink"/>
-            </w:rPr>
-            <w:t>ar het Univer</w:t>
-          </w:r>
-        </w:hyperlink>
-      </w:r>
-      <w:r>
-        <w:rPr>
-          <w:u w:val="single" w:color="0000ff"/>
-          <w:rFonts w:ascii="Charis SIL Regular" w:hAnsi="Charis SIL Regular" w:eastAsia="Charis SIL Regular"/>
-          <w:b w:val="0"/>
-          <w:i w:val="0"/>
-          <w:color w:val="000000"/>
-          <w:sz w:val="24"/>
-        </w:rPr>
-        <w:hyperlink r:id="rId13" w:history="1">
-          <w:r>
-            <w:rPr>
-              <w:rStyle w:val="Hyperlink"/>
-            </w:rPr>
-            <w:t>s</w:t>
-          </w:r>
-        </w:hyperlink>
-      </w:r>
-      <w:r>
-        <w:rPr>
-          <w:u w:val="single" w:color="0000ff"/>
-          <w:rFonts w:ascii="Charis SIL Regular" w:hAnsi="Charis SIL Regular" w:eastAsia="Charis SIL Regular"/>
-          <w:b w:val="0"/>
-          <w:i w:val="0"/>
-          <w:color w:val="000000"/>
-          <w:sz w:val="24"/>
-        </w:rPr>
-        <w:hyperlink r:id="rId13" w:history="1">
-          <w:r>
-            <w:rPr>
-              <w:rStyle w:val="Hyperlink"/>
-            </w:rPr>
-            <w:t>iteitsmu</w:t>
-          </w:r>
-        </w:hyperlink>
-      </w:r>
-      <w:r>
-        <w:rPr>
-          <w:u w:val="single" w:color="0000ff"/>
-          <w:rFonts w:ascii="Charis SIL Regular" w:hAnsi="Charis SIL Regular" w:eastAsia="Charis SIL Regular"/>
-          <w:b w:val="0"/>
-          <w:i w:val="0"/>
-          <w:color w:val="000000"/>
-          <w:sz w:val="24"/>
-        </w:rPr>
-        <w:hyperlink r:id="rId13" w:history="1">
-          <w:r>
-            <w:rPr>
-              <w:rStyle w:val="Hyperlink"/>
-            </w:rPr>
-            <w:t>s</w:t>
-          </w:r>
-        </w:hyperlink>
-      </w:r>
-      <w:r>
-        <w:rPr>
-          <w:u w:val="single" w:color="0000ff"/>
-          <w:rFonts w:ascii="Charis SIL Regular" w:hAnsi="Charis SIL Regular" w:eastAsia="Charis SIL Regular"/>
-          <w:b w:val="0"/>
-          <w:i w:val="0"/>
-          <w:color w:val="000000"/>
-          <w:sz w:val="24"/>
-        </w:rPr>
-        <w:hyperlink r:id="rId13" w:history="1">
-          <w:r>
-            <w:rPr>
-              <w:rStyle w:val="Hyperlink"/>
-            </w:rPr>
-            <w:t xml:space="preserve">eum van </w:t>
-          </w:r>
-        </w:hyperlink>
-      </w:r>
-      <w:r>
-        <w:rPr>
-          <w:u w:val="single" w:color="0000ff"/>
-          <w:rFonts w:ascii="Charis SIL Regular" w:hAnsi="Charis SIL Regular" w:eastAsia="Charis SIL Regular"/>
-          <w:b w:val="0"/>
-          <w:i w:val="0"/>
-          <w:color w:val="000000"/>
-          <w:sz w:val="24"/>
-        </w:rPr>
-        <w:hyperlink r:id="rId13" w:history="1">
-          <w:r>
-            <w:rPr>
-              <w:rStyle w:val="Hyperlink"/>
-            </w:rPr>
-            <w:t>d</w:t>
-          </w:r>
-        </w:hyperlink>
-      </w:r>
-      <w:r>
-        <w:rPr>
-          <w:u w:val="single" w:color="0000ff"/>
-          <w:rFonts w:ascii="Charis SIL Regular" w:hAnsi="Charis SIL Regular" w:eastAsia="Charis SIL Regular"/>
-          <w:b w:val="0"/>
-          <w:i w:val="0"/>
-          <w:color w:val="000000"/>
-          <w:sz w:val="24"/>
-        </w:rPr>
-        <w:hyperlink r:id="rId13" w:history="1">
-          <w:r>
-            <w:rPr>
-              <w:rStyle w:val="Hyperlink"/>
-            </w:rPr>
-            <w:t>e R</w:t>
-          </w:r>
-        </w:hyperlink>
-      </w:r>
-      <w:r>
-        <w:rPr>
-          <w:u w:val="single" w:color="0000ff"/>
-          <w:rFonts w:ascii="Charis SIL Regular" w:hAnsi="Charis SIL Regular" w:eastAsia="Charis SIL Regular"/>
-          <w:b w:val="0"/>
-          <w:i w:val="0"/>
-          <w:color w:val="000000"/>
-          <w:sz w:val="24"/>
-        </w:rPr>
-        <w:hyperlink r:id="rId13" w:history="1">
-          <w:r>
-            <w:rPr>
-              <w:rStyle w:val="Hyperlink"/>
-            </w:rPr>
-            <w:t>i</w:t>
-          </w:r>
-        </w:hyperlink>
-      </w:r>
-      <w:r>
-        <w:rPr>
-          <w:u w:val="single" w:color="0000ff"/>
-          <w:rFonts w:ascii="Charis SIL Regular" w:hAnsi="Charis SIL Regular" w:eastAsia="Charis SIL Regular"/>
-          <w:b w:val="0"/>
-          <w:i w:val="0"/>
-          <w:color w:val="000000"/>
-          <w:sz w:val="24"/>
-        </w:rPr>
-        <w:hyperlink r:id="rId13" w:history="1">
-          <w:r>
-            <w:rPr>
-              <w:rStyle w:val="Hyperlink"/>
-            </w:rPr>
-            <w:t>jksu</w:t>
-          </w:r>
-        </w:hyperlink>
+        <w:t>ar het Universiteitsmuseum van de Rijksu</w:t>
       </w:r>
       <w:r>
         <w:rPr>
@@ -2418,13 +2266,95 @@
       </w:r>
       <w:r>
         <w:rPr>
+          <w:u w:val="single" w:color="0000ff"/>
           <w:rFonts w:ascii="Charis SIL Regular" w:hAnsi="Charis SIL Regular" w:eastAsia="Charis SIL Regular"/>
           <w:b w:val="0"/>
           <w:i w:val="0"/>
           <w:color w:val="000000"/>
           <w:sz w:val="24"/>
         </w:rPr>
-        <w:t xml:space="preserve">. Ten slotte is er nog het </w:t>
+        <w:hyperlink r:id="rId18" w:history="1">
+          <w:r>
+            <w:rPr>
+              <w:rStyle w:val="Hyperlink"/>
+            </w:rPr>
+            <w:t xml:space="preserve">. </w:t>
+          </w:r>
+        </w:hyperlink>
+      </w:r>
+      <w:r>
+        <w:rPr>
+          <w:rFonts w:ascii="Charis SIL Regular" w:hAnsi="Charis SIL Regular" w:eastAsia="Charis SIL Regular"/>
+          <w:b w:val="0"/>
+          <w:i w:val="0"/>
+          <w:color w:val="000000"/>
+          <w:sz w:val="24"/>
+        </w:rPr>
+        <w:t>T</w:t>
+      </w:r>
+      <w:r>
+        <w:rPr>
+          <w:u w:val="single" w:color="0000ff"/>
+          <w:rFonts w:ascii="Charis SIL Regular" w:hAnsi="Charis SIL Regular" w:eastAsia="Charis SIL Regular"/>
+          <w:b w:val="0"/>
+          <w:i w:val="0"/>
+          <w:color w:val="000000"/>
+          <w:sz w:val="24"/>
+        </w:rPr>
+        <w:hyperlink r:id="rId18" w:history="1">
+          <w:r>
+            <w:rPr>
+              <w:rStyle w:val="Hyperlink"/>
+            </w:rPr>
+            <w:t xml:space="preserve">en slotte is </w:t>
+          </w:r>
+        </w:hyperlink>
+      </w:r>
+      <w:r>
+        <w:rPr>
+          <w:u w:val="single" w:color="0000ff"/>
+          <w:rFonts w:ascii="Charis SIL Regular" w:hAnsi="Charis SIL Regular" w:eastAsia="Charis SIL Regular"/>
+          <w:b w:val="0"/>
+          <w:i w:val="0"/>
+          <w:color w:val="000000"/>
+          <w:sz w:val="24"/>
+        </w:rPr>
+        <w:hyperlink r:id="rId18" w:history="1">
+          <w:r>
+            <w:rPr>
+              <w:rStyle w:val="Hyperlink"/>
+            </w:rPr>
+            <w:t>e</w:t>
+          </w:r>
+        </w:hyperlink>
+      </w:r>
+      <w:r>
+        <w:rPr>
+          <w:u w:val="single" w:color="0000ff"/>
+          <w:rFonts w:ascii="Charis SIL Regular" w:hAnsi="Charis SIL Regular" w:eastAsia="Charis SIL Regular"/>
+          <w:b w:val="0"/>
+          <w:i w:val="0"/>
+          <w:color w:val="000000"/>
+          <w:sz w:val="24"/>
+        </w:rPr>
+        <w:hyperlink r:id="rId18" w:history="1">
+          <w:r>
+            <w:rPr>
+              <w:rStyle w:val="Hyperlink"/>
+            </w:rPr>
+            <w:t xml:space="preserve">r nog </w:t>
+          </w:r>
+        </w:hyperlink>
+      </w:r>
+      <w:r>
+        <w:rPr>
+          <w:rFonts w:ascii="Charis SIL Regular" w:hAnsi="Charis SIL Regular" w:eastAsia="Charis SIL Regular"/>
+          <w:b w:val="0"/>
+          <w:i w:val="0"/>
+          <w:color w:val="000000"/>
+          <w:sz w:val="24"/>
+        </w:rPr>
+        <w:t xml:space="preserve">het </w:t>
       </w:r>
       <w:r>
         <w:rPr>
@@ -3987,7 +3917,7 @@
           <w:sz w:val="24"/>
           <w:u w:val="single"/>
         </w:rPr>
-        <w:hyperlink r:id="rId24" w:history="1">
+        <w:hyperlink r:id="rId22" w:history="1">
           <w:r>
             <w:rPr>
               <w:rStyle w:val="Hyperlink"/>
@@ -4016,7 +3946,7 @@
           <w:sz w:val="24"/>
           <w:u w:val="single"/>
         </w:rPr>
-        <w:hyperlink r:id="rId24" w:history="1">
+        <w:hyperlink r:id="rId22" w:history="1">
           <w:r>
             <w:rPr>
               <w:rStyle w:val="Hyperlink"/>

--- a/EXPORTS/DOCX/published/niveau3/Dutch/TropischLandbouwMus.docx
+++ b/EXPORTS/DOCX/published/niveau3/Dutch/TropischLandbouwMus.docx
@@ -517,14 +517,7 @@
           <w:color w:val="000000"/>
           <w:sz w:val="24"/>
         </w:rPr>
-        <w:hyperlink r:id="rId10" w:history="1">
-          <w:r>
-            <w:rPr>
-              <w:rStyle w:val="Hyperlink"/>
-            </w:rPr>
-            <w:t>t Koloniaal Land</w:t>
-          </w:r>
-        </w:hyperlink>
+        <w:t>t Koloniaal Land</w:t>
       </w:r>
       <w:r>
         <w:rPr>
@@ -899,6 +892,136 @@
           <w:sz w:val="24"/>
           <w:u w:val="single"/>
         </w:rPr>
+        <w:hyperlink r:id="rId12" w:history="1">
+          <w:r>
+            <w:rPr>
+              <w:rStyle w:val="Hyperlink"/>
+            </w:rPr>
+            <w:t>e</w:t>
+          </w:r>
+        </w:hyperlink>
+      </w:r>
+      <w:r>
+        <w:rPr>
+          <w:rFonts w:ascii="Charis SIL Regular" w:hAnsi="Charis SIL Regular" w:eastAsia="Charis SIL Regular"/>
+          <w:b w:val="0"/>
+          <w:i w:val="0"/>
+          <w:color w:val="0000FF"/>
+          <w:sz w:val="24"/>
+          <w:u w:val="single"/>
+        </w:rPr>
+        <w:hyperlink r:id="rId12" w:history="1">
+          <w:r>
+            <w:rPr>
+              <w:rStyle w:val="Hyperlink"/>
+            </w:rPr>
+            <w:t>um</w:t>
+          </w:r>
+        </w:hyperlink>
+      </w:r>
+      <w:r>
+        <w:rPr>
+          <w:rFonts w:ascii="Charis SIL Regular" w:hAnsi="Charis SIL Regular" w:eastAsia="Charis SIL Regular"/>
+          <w:b w:val="0"/>
+          <w:i w:val="0"/>
+          <w:color w:val="0000FF"/>
+          <w:sz w:val="24"/>
+          <w:u w:val="single"/>
+        </w:rPr>
+        <w:t xml:space="preserve"> </w:t>
+      </w:r>
+      <w:r>
+        <w:rPr>
+          <w:rFonts w:ascii="Charis SIL Regular" w:hAnsi="Charis SIL Regular" w:eastAsia="Charis SIL Regular"/>
+          <w:b w:val="0"/>
+          <w:i w:val="0"/>
+          <w:color w:val="0000FF"/>
+          <w:sz w:val="24"/>
+          <w:u w:val="single"/>
+        </w:rPr>
+        <w:hyperlink r:id="rId11" w:history="1">
+          <w:r>
+            <w:rPr>
+              <w:rStyle w:val="Hyperlink"/>
+            </w:rPr>
+            <w:t>voor</w:t>
+          </w:r>
+        </w:hyperlink>
+      </w:r>
+      <w:r>
+        <w:rPr>
+          <w:rFonts w:ascii="Charis SIL Regular" w:hAnsi="Charis SIL Regular" w:eastAsia="Charis SIL Regular"/>
+          <w:b w:val="0"/>
+          <w:i w:val="0"/>
+          <w:color w:val="0000FF"/>
+          <w:sz w:val="24"/>
+          <w:u w:val="single"/>
+        </w:rPr>
+        <w:t xml:space="preserve"> </w:t>
+      </w:r>
+      <w:r>
+        <w:rPr>
+          <w:rFonts w:ascii="Charis SIL Regular" w:hAnsi="Charis SIL Regular" w:eastAsia="Charis SIL Regular"/>
+          <w:b w:val="0"/>
+          <w:i w:val="0"/>
+          <w:color w:val="0000FF"/>
+          <w:sz w:val="24"/>
+          <w:u w:val="single"/>
+        </w:rPr>
+        <w:hyperlink r:id="rId11" w:history="1">
+          <w:r>
+            <w:rPr>
+              <w:rStyle w:val="Hyperlink"/>
+            </w:rPr>
+            <w:t>Volkenk</w:t>
+          </w:r>
+        </w:hyperlink>
+      </w:r>
+      <w:r>
+        <w:rPr>
+          <w:rFonts w:ascii="Charis SIL Regular" w:hAnsi="Charis SIL Regular" w:eastAsia="Charis SIL Regular"/>
+          <w:b w:val="0"/>
+          <w:i w:val="0"/>
+          <w:color w:val="0000FF"/>
+          <w:sz w:val="24"/>
+          <w:u w:val="single"/>
+        </w:rPr>
+        <w:hyperlink r:id="rId12" w:history="1">
+          <w:r>
+            <w:rPr>
+              <w:rStyle w:val="Hyperlink"/>
+            </w:rPr>
+            <w:t>u</w:t>
+          </w:r>
+        </w:hyperlink>
+      </w:r>
+      <w:r>
+        <w:rPr>
+          <w:rFonts w:ascii="Charis SIL Regular" w:hAnsi="Charis SIL Regular" w:eastAsia="Charis SIL Regular"/>
+          <w:b w:val="0"/>
+          <w:i w:val="0"/>
+          <w:color w:val="0000FF"/>
+          <w:sz w:val="24"/>
+          <w:u w:val="single"/>
+        </w:rPr>
+        <w:hyperlink r:id="rId12" w:history="1">
+          <w:r>
+            <w:rPr>
+              <w:rStyle w:val="Hyperlink"/>
+            </w:rPr>
+            <w:t>nd</w:t>
+          </w:r>
+        </w:hyperlink>
+      </w:r>
+      <w:r>
+        <w:rPr>
+          <w:rFonts w:ascii="Charis SIL Regular" w:hAnsi="Charis SIL Regular" w:eastAsia="Charis SIL Regular"/>
+          <w:b w:val="0"/>
+          <w:i w:val="0"/>
+          <w:color w:val="0000FF"/>
+          <w:sz w:val="24"/>
+          <w:u w:val="single"/>
+        </w:rPr>
         <w:hyperlink r:id="rId11" w:history="1">
           <w:r>
             <w:rPr>
@@ -910,128 +1033,6 @@
       </w:r>
       <w:r>
         <w:rPr>
-          <w:rFonts w:ascii="Charis SIL Regular" w:hAnsi="Charis SIL Regular" w:eastAsia="Charis SIL Regular"/>
-          <w:b w:val="0"/>
-          <w:i w:val="0"/>
-          <w:color w:val="0000FF"/>
-          <w:sz w:val="24"/>
-          <w:u w:val="single"/>
-        </w:rPr>
-        <w:hyperlink r:id="rId11" w:history="1">
-          <w:r>
-            <w:rPr>
-              <w:rStyle w:val="Hyperlink"/>
-            </w:rPr>
-            <w:t>um</w:t>
-          </w:r>
-        </w:hyperlink>
-      </w:r>
-      <w:r>
-        <w:rPr>
-          <w:rFonts w:ascii="Charis SIL Regular" w:hAnsi="Charis SIL Regular" w:eastAsia="Charis SIL Regular"/>
-          <w:b w:val="0"/>
-          <w:i w:val="0"/>
-          <w:color w:val="0000FF"/>
-          <w:sz w:val="24"/>
-          <w:u w:val="single"/>
-        </w:rPr>
-        <w:t xml:space="preserve"> </w:t>
-      </w:r>
-      <w:r>
-        <w:rPr>
-          <w:rFonts w:ascii="Charis SIL Regular" w:hAnsi="Charis SIL Regular" w:eastAsia="Charis SIL Regular"/>
-          <w:b w:val="0"/>
-          <w:i w:val="0"/>
-          <w:color w:val="0000FF"/>
-          <w:sz w:val="24"/>
-          <w:u w:val="single"/>
-        </w:rPr>
-        <w:hyperlink r:id="rId11" w:history="1">
-          <w:r>
-            <w:rPr>
-              <w:rStyle w:val="Hyperlink"/>
-            </w:rPr>
-            <w:t>voor</w:t>
-          </w:r>
-        </w:hyperlink>
-      </w:r>
-      <w:r>
-        <w:rPr>
-          <w:rFonts w:ascii="Charis SIL Regular" w:hAnsi="Charis SIL Regular" w:eastAsia="Charis SIL Regular"/>
-          <w:b w:val="0"/>
-          <w:i w:val="0"/>
-          <w:color w:val="0000FF"/>
-          <w:sz w:val="24"/>
-          <w:u w:val="single"/>
-        </w:rPr>
-        <w:t xml:space="preserve"> </w:t>
-      </w:r>
-      <w:r>
-        <w:rPr>
-          <w:rFonts w:ascii="Charis SIL Regular" w:hAnsi="Charis SIL Regular" w:eastAsia="Charis SIL Regular"/>
-          <w:b w:val="0"/>
-          <w:i w:val="0"/>
-          <w:color w:val="0000FF"/>
-          <w:sz w:val="24"/>
-          <w:u w:val="single"/>
-        </w:rPr>
-        <w:hyperlink r:id="rId11" w:history="1">
-          <w:r>
-            <w:rPr>
-              <w:rStyle w:val="Hyperlink"/>
-            </w:rPr>
-            <w:t>Volkenk</w:t>
-          </w:r>
-        </w:hyperlink>
-      </w:r>
-      <w:r>
-        <w:rPr>
-          <w:rFonts w:ascii="Charis SIL Regular" w:hAnsi="Charis SIL Regular" w:eastAsia="Charis SIL Regular"/>
-          <w:b w:val="0"/>
-          <w:i w:val="0"/>
-          <w:color w:val="0000FF"/>
-          <w:sz w:val="24"/>
-        </w:rPr>
-        <w:t>u</w:t>
-      </w:r>
-      <w:r>
-        <w:rPr>
-          <w:rFonts w:ascii="Charis SIL Regular" w:hAnsi="Charis SIL Regular" w:eastAsia="Charis SIL Regular"/>
-          <w:b w:val="0"/>
-          <w:i w:val="0"/>
-          <w:color w:val="0000FF"/>
-          <w:sz w:val="24"/>
-          <w:u w:val="single"/>
-        </w:rPr>
-        <w:hyperlink r:id="rId11" w:history="1">
-          <w:r>
-            <w:rPr>
-              <w:rStyle w:val="Hyperlink"/>
-            </w:rPr>
-            <w:t>nd</w:t>
-          </w:r>
-        </w:hyperlink>
-      </w:r>
-      <w:r>
-        <w:rPr>
-          <w:rFonts w:ascii="Charis SIL Regular" w:hAnsi="Charis SIL Regular" w:eastAsia="Charis SIL Regular"/>
-          <w:b w:val="0"/>
-          <w:i w:val="0"/>
-          <w:color w:val="0000FF"/>
-          <w:sz w:val="24"/>
-          <w:u w:val="single"/>
-        </w:rPr>
-        <w:hyperlink r:id="rId11" w:history="1">
-          <w:r>
-            <w:rPr>
-              <w:rStyle w:val="Hyperlink"/>
-            </w:rPr>
-            <w:t>e</w:t>
-          </w:r>
-        </w:hyperlink>
-      </w:r>
-      <w:r>
-        <w:rPr>
           <w:u w:val="single" w:color="0000ff"/>
           <w:rFonts w:ascii="Charis SIL Regular" w:hAnsi="Charis SIL Regular" w:eastAsia="Charis SIL Regular"/>
           <w:b w:val="0"/>
@@ -1113,14 +1114,7 @@
           <w:color w:val="000000"/>
           <w:sz w:val="24"/>
         </w:rPr>
-        <w:hyperlink r:id="rId12" w:history="1">
-          <w:r>
-            <w:rPr>
-              <w:rStyle w:val="Hyperlink"/>
-            </w:rPr>
-            <w:t>umd</w:t>
-          </w:r>
-        </w:hyperlink>
+        <w:t>umd</w:t>
       </w:r>
       <w:r>
         <w:rPr>
@@ -1424,7 +1418,158 @@
           <w:color w:val="000000"/>
           <w:sz w:val="24"/>
         </w:rPr>
-        <w:t>ar het Universiteitsmuseum van de Rijksu</w:t>
+        <w:hyperlink r:id="rId13" w:history="1">
+          <w:r>
+            <w:rPr>
+              <w:rStyle w:val="Hyperlink"/>
+            </w:rPr>
+            <w:t>ar het Univer</w:t>
+          </w:r>
+        </w:hyperlink>
+      </w:r>
+      <w:r>
+        <w:rPr>
+          <w:u w:val="single" w:color="0000ff"/>
+          <w:rFonts w:ascii="Charis SIL Regular" w:hAnsi="Charis SIL Regular" w:eastAsia="Charis SIL Regular"/>
+          <w:b w:val="0"/>
+          <w:i w:val="0"/>
+          <w:color w:val="000000"/>
+          <w:sz w:val="24"/>
+        </w:rPr>
+        <w:hyperlink r:id="rId13" w:history="1">
+          <w:r>
+            <w:rPr>
+              <w:rStyle w:val="Hyperlink"/>
+            </w:rPr>
+            <w:t>s</w:t>
+          </w:r>
+        </w:hyperlink>
+      </w:r>
+      <w:r>
+        <w:rPr>
+          <w:u w:val="single" w:color="0000ff"/>
+          <w:rFonts w:ascii="Charis SIL Regular" w:hAnsi="Charis SIL Regular" w:eastAsia="Charis SIL Regular"/>
+          <w:b w:val="0"/>
+          <w:i w:val="0"/>
+          <w:color w:val="000000"/>
+          <w:sz w:val="24"/>
+        </w:rPr>
+        <w:hyperlink r:id="rId13" w:history="1">
+          <w:r>
+            <w:rPr>
+              <w:rStyle w:val="Hyperlink"/>
+            </w:rPr>
+            <w:t>iteitsmu</w:t>
+          </w:r>
+        </w:hyperlink>
+      </w:r>
+      <w:r>
+        <w:rPr>
+          <w:u w:val="single" w:color="0000ff"/>
+          <w:rFonts w:ascii="Charis SIL Regular" w:hAnsi="Charis SIL Regular" w:eastAsia="Charis SIL Regular"/>
+          <w:b w:val="0"/>
+          <w:i w:val="0"/>
+          <w:color w:val="000000"/>
+          <w:sz w:val="24"/>
+        </w:rPr>
+        <w:hyperlink r:id="rId13" w:history="1">
+          <w:r>
+            <w:rPr>
+              <w:rStyle w:val="Hyperlink"/>
+            </w:rPr>
+            <w:t>s</w:t>
+          </w:r>
+        </w:hyperlink>
+      </w:r>
+      <w:r>
+        <w:rPr>
+          <w:u w:val="single" w:color="0000ff"/>
+          <w:rFonts w:ascii="Charis SIL Regular" w:hAnsi="Charis SIL Regular" w:eastAsia="Charis SIL Regular"/>
+          <w:b w:val="0"/>
+          <w:i w:val="0"/>
+          <w:color w:val="000000"/>
+          <w:sz w:val="24"/>
+        </w:rPr>
+        <w:hyperlink r:id="rId13" w:history="1">
+          <w:r>
+            <w:rPr>
+              <w:rStyle w:val="Hyperlink"/>
+            </w:rPr>
+            <w:t xml:space="preserve">eum van </w:t>
+          </w:r>
+        </w:hyperlink>
+      </w:r>
+      <w:r>
+        <w:rPr>
+          <w:u w:val="single" w:color="0000ff"/>
+          <w:rFonts w:ascii="Charis SIL Regular" w:hAnsi="Charis SIL Regular" w:eastAsia="Charis SIL Regular"/>
+          <w:b w:val="0"/>
+          <w:i w:val="0"/>
+          <w:color w:val="000000"/>
+          <w:sz w:val="24"/>
+        </w:rPr>
+        <w:hyperlink r:id="rId13" w:history="1">
+          <w:r>
+            <w:rPr>
+              <w:rStyle w:val="Hyperlink"/>
+            </w:rPr>
+            <w:t>d</w:t>
+          </w:r>
+        </w:hyperlink>
+      </w:r>
+      <w:r>
+        <w:rPr>
+          <w:u w:val="single" w:color="0000ff"/>
+          <w:rFonts w:ascii="Charis SIL Regular" w:hAnsi="Charis SIL Regular" w:eastAsia="Charis SIL Regular"/>
+          <w:b w:val="0"/>
+          <w:i w:val="0"/>
+          <w:color w:val="000000"/>
+          <w:sz w:val="24"/>
+        </w:rPr>
+        <w:hyperlink r:id="rId13" w:history="1">
+          <w:r>
+            <w:rPr>
+              <w:rStyle w:val="Hyperlink"/>
+            </w:rPr>
+            <w:t>e R</w:t>
+          </w:r>
+        </w:hyperlink>
+      </w:r>
+      <w:r>
+        <w:rPr>
+          <w:u w:val="single" w:color="0000ff"/>
+          <w:rFonts w:ascii="Charis SIL Regular" w:hAnsi="Charis SIL Regular" w:eastAsia="Charis SIL Regular"/>
+          <w:b w:val="0"/>
+          <w:i w:val="0"/>
+          <w:color w:val="000000"/>
+          <w:sz w:val="24"/>
+        </w:rPr>
+        <w:hyperlink r:id="rId13" w:history="1">
+          <w:r>
+            <w:rPr>
+              <w:rStyle w:val="Hyperlink"/>
+            </w:rPr>
+            <w:t>i</w:t>
+          </w:r>
+        </w:hyperlink>
+      </w:r>
+      <w:r>
+        <w:rPr>
+          <w:u w:val="single" w:color="0000ff"/>
+          <w:rFonts w:ascii="Charis SIL Regular" w:hAnsi="Charis SIL Regular" w:eastAsia="Charis SIL Regular"/>
+          <w:b w:val="0"/>
+          <w:i w:val="0"/>
+          <w:color w:val="000000"/>
+          <w:sz w:val="24"/>
+        </w:rPr>
+        <w:hyperlink r:id="rId13" w:history="1">
+          <w:r>
+            <w:rPr>
+              <w:rStyle w:val="Hyperlink"/>
+            </w:rPr>
+            <w:t>jksu</w:t>
+          </w:r>
+        </w:hyperlink>
       </w:r>
       <w:r>
         <w:rPr>
@@ -2284,6 +2429,7 @@
       </w:r>
       <w:r>
         <w:rPr>
+          <w:u w:val="single" w:color="0000ff"/>
           <w:rFonts w:ascii="Charis SIL Regular" w:hAnsi="Charis SIL Regular" w:eastAsia="Charis SIL Regular"/>
           <w:b w:val="0"/>
           <w:i w:val="0"/>
@@ -2519,115 +2665,7 @@
           <w:color w:val="000000"/>
           <w:sz w:val="24"/>
         </w:rPr>
-        <w:t xml:space="preserve"> waarin zich ook relevan</w:t>
-      </w:r>
-      <w:r>
-        <w:rPr>
-          <w:u w:val="single" w:color="0000ff"/>
-          <w:rFonts w:ascii="Charis SIL Regular" w:hAnsi="Charis SIL Regular" w:eastAsia="Charis SIL Regular"/>
-          <w:b w:val="0"/>
-          <w:i w:val="0"/>
-          <w:color w:val="000000"/>
-          <w:sz w:val="24"/>
-        </w:rPr>
-        <w:hyperlink r:id="rId19" w:history="1">
-          <w:r>
-            <w:rPr>
-              <w:rStyle w:val="Hyperlink"/>
-            </w:rPr>
-            <w:t>t mater</w:t>
-          </w:r>
-        </w:hyperlink>
-      </w:r>
-      <w:r>
-        <w:rPr>
-          <w:u w:val="single" w:color="0000ff"/>
-          <w:rFonts w:ascii="Charis SIL Regular" w:hAnsi="Charis SIL Regular" w:eastAsia="Charis SIL Regular"/>
-          <w:b w:val="0"/>
-          <w:i w:val="0"/>
-          <w:color w:val="000000"/>
-          <w:sz w:val="24"/>
-        </w:rPr>
-        <w:hyperlink r:id="rId19" w:history="1">
-          <w:r>
-            <w:rPr>
-              <w:rStyle w:val="Hyperlink"/>
-            </w:rPr>
-            <w:t>i</w:t>
-          </w:r>
-        </w:hyperlink>
-      </w:r>
-      <w:r>
-        <w:rPr>
-          <w:u w:val="single" w:color="0000ff"/>
-          <w:rFonts w:ascii="Charis SIL Regular" w:hAnsi="Charis SIL Regular" w:eastAsia="Charis SIL Regular"/>
-          <w:b w:val="0"/>
-          <w:i w:val="0"/>
-          <w:color w:val="000000"/>
-          <w:sz w:val="24"/>
-        </w:rPr>
-        <w:hyperlink r:id="rId19" w:history="1">
-          <w:r>
-            <w:rPr>
-              <w:rStyle w:val="Hyperlink"/>
-            </w:rPr>
-            <w:t xml:space="preserve">aal </w:t>
-          </w:r>
-        </w:hyperlink>
-      </w:r>
-      <w:r>
-        <w:rPr>
-          <w:u w:val="single" w:color="0000ff"/>
-          <w:rFonts w:ascii="Charis SIL Regular" w:hAnsi="Charis SIL Regular" w:eastAsia="Charis SIL Regular"/>
-          <w:b w:val="0"/>
-          <w:i w:val="0"/>
-          <w:color w:val="000000"/>
-          <w:sz w:val="24"/>
-        </w:rPr>
-        <w:hyperlink r:id="rId19" w:history="1">
-          <w:r>
-            <w:rPr>
-              <w:rStyle w:val="Hyperlink"/>
-            </w:rPr>
-            <w:t>ov</w:t>
-          </w:r>
-        </w:hyperlink>
-      </w:r>
-      <w:r>
-        <w:rPr>
-          <w:u w:val="single" w:color="0000ff"/>
-          <w:rFonts w:ascii="Charis SIL Regular" w:hAnsi="Charis SIL Regular" w:eastAsia="Charis SIL Regular"/>
-          <w:b w:val="0"/>
-          <w:i w:val="0"/>
-          <w:color w:val="000000"/>
-          <w:sz w:val="24"/>
-        </w:rPr>
-        <w:hyperlink r:id="rId19" w:history="1">
-          <w:r>
-            <w:rPr>
-              <w:rStyle w:val="Hyperlink"/>
-            </w:rPr>
-            <w:t>e</w:t>
-          </w:r>
-        </w:hyperlink>
-      </w:r>
-      <w:r>
-        <w:rPr>
-          <w:u w:val="single" w:color="0000ff"/>
-          <w:rFonts w:ascii="Charis SIL Regular" w:hAnsi="Charis SIL Regular" w:eastAsia="Charis SIL Regular"/>
-          <w:b w:val="0"/>
-          <w:i w:val="0"/>
-          <w:color w:val="000000"/>
-          <w:sz w:val="24"/>
-        </w:rPr>
-        <w:hyperlink r:id="rId19" w:history="1">
-          <w:r>
-            <w:rPr>
-              <w:rStyle w:val="Hyperlink"/>
-            </w:rPr>
-            <w:t>r het Tropis</w:t>
-          </w:r>
-        </w:hyperlink>
+        <w:t xml:space="preserve"> waarin zich ook relevant materiaal over het Tropis</w:t>
       </w:r>
       <w:r>
         <w:rPr>
@@ -3807,6 +3845,7 @@
       </w:r>
       <w:r>
         <w:rPr>
+          <w:u w:val="single" w:color="0000ff"/>
           <w:rFonts w:ascii="Charis SIL Regular" w:hAnsi="Charis SIL Regular" w:eastAsia="Charis SIL Regular"/>
           <w:b w:val="0"/>
           <w:i w:val="0"/>
@@ -3842,7 +3881,7 @@
           <w:sz w:val="24"/>
           <w:u w:val="single"/>
         </w:rPr>
-        <w:hyperlink r:id="rId23" w:history="1">
+        <w:hyperlink r:id="rId22" w:history="1">
           <w:r>
             <w:rPr>
               <w:rStyle w:val="Hyperlink"/>
@@ -3900,13 +3939,21 @@
       </w:r>
       <w:r>
         <w:rPr>
+          <w:u w:val="single" w:color="0000ff"/>
           <w:rFonts w:ascii="Charis SIL Regular" w:hAnsi="Charis SIL Regular" w:eastAsia="Charis SIL Regular"/>
           <w:b w:val="0"/>
           <w:i w:val="0"/>
           <w:color w:val="000000"/>
           <w:sz w:val="24"/>
         </w:rPr>
-        <w:t xml:space="preserve">, </w:t>
+        <w:hyperlink r:id="rId22" w:history="1">
+          <w:r>
+            <w:rPr>
+              <w:rStyle w:val="Hyperlink"/>
+            </w:rPr>
+            <w:t xml:space="preserve">, </w:t>
+          </w:r>
+        </w:hyperlink>
       </w:r>
       <w:r>
         <w:rPr>
@@ -3917,7 +3964,7 @@
           <w:sz w:val="24"/>
           <w:u w:val="single"/>
         </w:rPr>
-        <w:hyperlink r:id="rId22" w:history="1">
+        <w:hyperlink r:id="rId24" w:history="1">
           <w:r>
             <w:rPr>
               <w:rStyle w:val="Hyperlink"/>
@@ -3946,7 +3993,7 @@
           <w:sz w:val="24"/>
           <w:u w:val="single"/>
         </w:rPr>
-        <w:hyperlink r:id="rId22" w:history="1">
+        <w:hyperlink r:id="rId24" w:history="1">
           <w:r>
             <w:rPr>
               <w:rStyle w:val="Hyperlink"/>

--- a/EXPORTS/DOCX/published/niveau3/Dutch/TropischLandbouwMus.docx
+++ b/EXPORTS/DOCX/published/niveau3/Dutch/TropischLandbouwMus.docx
@@ -517,7 +517,14 @@
           <w:color w:val="000000"/>
           <w:sz w:val="24"/>
         </w:rPr>
-        <w:t>t Koloniaal Land</w:t>
+        <w:hyperlink r:id="rId10" w:history="1">
+          <w:r>
+            <w:rPr>
+              <w:rStyle w:val="Hyperlink"/>
+            </w:rPr>
+            <w:t>t Koloniaal Land</w:t>
+          </w:r>
+        </w:hyperlink>
       </w:r>
       <w:r>
         <w:rPr>
@@ -856,14 +863,7 @@
           <w:color w:val="000000"/>
           <w:sz w:val="24"/>
         </w:rPr>
-        <w:hyperlink r:id="rId11" w:history="1">
-          <w:r>
-            <w:rPr>
-              <w:rStyle w:val="Hyperlink"/>
-            </w:rPr>
-            <w:t xml:space="preserve">lige </w:t>
-          </w:r>
-        </w:hyperlink>
+        <w:t xml:space="preserve">lige </w:t>
       </w:r>
       <w:r>
         <w:rPr>
@@ -874,7 +874,7 @@
           <w:sz w:val="24"/>
           <w:u w:val="single"/>
         </w:rPr>
-        <w:hyperlink r:id="rId11" w:history="1">
+        <w:hyperlink r:id="rId12" w:history="1">
           <w:r>
             <w:rPr>
               <w:rStyle w:val="Hyperlink"/>
@@ -939,7 +939,7 @@
           <w:sz w:val="24"/>
           <w:u w:val="single"/>
         </w:rPr>
-        <w:hyperlink r:id="rId11" w:history="1">
+        <w:hyperlink r:id="rId12" w:history="1">
           <w:r>
             <w:rPr>
               <w:rStyle w:val="Hyperlink"/>
@@ -984,16 +984,8 @@
           <w:i w:val="0"/>
           <w:color w:val="0000FF"/>
           <w:sz w:val="24"/>
-          <w:u w:val="single"/>
-        </w:rPr>
-        <w:hyperlink r:id="rId12" w:history="1">
-          <w:r>
-            <w:rPr>
-              <w:rStyle w:val="Hyperlink"/>
-            </w:rPr>
-            <w:t>u</w:t>
-          </w:r>
-        </w:hyperlink>
+        </w:rPr>
+        <w:t>u</w:t>
       </w:r>
       <w:r>
         <w:rPr>
@@ -1004,7 +996,7 @@
           <w:sz w:val="24"/>
           <w:u w:val="single"/>
         </w:rPr>
-        <w:hyperlink r:id="rId12" w:history="1">
+        <w:hyperlink r:id="rId11" w:history="1">
           <w:r>
             <w:rPr>
               <w:rStyle w:val="Hyperlink"/>
@@ -1114,7 +1106,14 @@
           <w:color w:val="000000"/>
           <w:sz w:val="24"/>
         </w:rPr>
-        <w:t>umd</w:t>
+        <w:hyperlink r:id="rId12" w:history="1">
+          <w:r>
+            <w:rPr>
+              <w:rStyle w:val="Hyperlink"/>
+            </w:rPr>
+            <w:t>umd</w:t>
+          </w:r>
+        </w:hyperlink>
       </w:r>
       <w:r>
         <w:rPr>
@@ -2665,7 +2664,115 @@
           <w:color w:val="000000"/>
           <w:sz w:val="24"/>
         </w:rPr>
-        <w:t xml:space="preserve"> waarin zich ook relevant materiaal over het Tropis</w:t>
+        <w:t xml:space="preserve"> waarin zich ook relevan</w:t>
+      </w:r>
+      <w:r>
+        <w:rPr>
+          <w:u w:val="single" w:color="0000ff"/>
+          <w:rFonts w:ascii="Charis SIL Regular" w:hAnsi="Charis SIL Regular" w:eastAsia="Charis SIL Regular"/>
+          <w:b w:val="0"/>
+          <w:i w:val="0"/>
+          <w:color w:val="000000"/>
+          <w:sz w:val="24"/>
+        </w:rPr>
+        <w:hyperlink r:id="rId19" w:history="1">
+          <w:r>
+            <w:rPr>
+              <w:rStyle w:val="Hyperlink"/>
+            </w:rPr>
+            <w:t>t mater</w:t>
+          </w:r>
+        </w:hyperlink>
+      </w:r>
+      <w:r>
+        <w:rPr>
+          <w:u w:val="single" w:color="0000ff"/>
+          <w:rFonts w:ascii="Charis SIL Regular" w:hAnsi="Charis SIL Regular" w:eastAsia="Charis SIL Regular"/>
+          <w:b w:val="0"/>
+          <w:i w:val="0"/>
+          <w:color w:val="000000"/>
+          <w:sz w:val="24"/>
+        </w:rPr>
+        <w:hyperlink r:id="rId19" w:history="1">
+          <w:r>
+            <w:rPr>
+              <w:rStyle w:val="Hyperlink"/>
+            </w:rPr>
+            <w:t>i</w:t>
+          </w:r>
+        </w:hyperlink>
+      </w:r>
+      <w:r>
+        <w:rPr>
+          <w:u w:val="single" w:color="0000ff"/>
+          <w:rFonts w:ascii="Charis SIL Regular" w:hAnsi="Charis SIL Regular" w:eastAsia="Charis SIL Regular"/>
+          <w:b w:val="0"/>
+          <w:i w:val="0"/>
+          <w:color w:val="000000"/>
+          <w:sz w:val="24"/>
+        </w:rPr>
+        <w:hyperlink r:id="rId19" w:history="1">
+          <w:r>
+            <w:rPr>
+              <w:rStyle w:val="Hyperlink"/>
+            </w:rPr>
+            <w:t xml:space="preserve">aal </w:t>
+          </w:r>
+        </w:hyperlink>
+      </w:r>
+      <w:r>
+        <w:rPr>
+          <w:u w:val="single" w:color="0000ff"/>
+          <w:rFonts w:ascii="Charis SIL Regular" w:hAnsi="Charis SIL Regular" w:eastAsia="Charis SIL Regular"/>
+          <w:b w:val="0"/>
+          <w:i w:val="0"/>
+          <w:color w:val="000000"/>
+          <w:sz w:val="24"/>
+        </w:rPr>
+        <w:hyperlink r:id="rId19" w:history="1">
+          <w:r>
+            <w:rPr>
+              <w:rStyle w:val="Hyperlink"/>
+            </w:rPr>
+            <w:t>ov</w:t>
+          </w:r>
+        </w:hyperlink>
+      </w:r>
+      <w:r>
+        <w:rPr>
+          <w:u w:val="single" w:color="0000ff"/>
+          <w:rFonts w:ascii="Charis SIL Regular" w:hAnsi="Charis SIL Regular" w:eastAsia="Charis SIL Regular"/>
+          <w:b w:val="0"/>
+          <w:i w:val="0"/>
+          <w:color w:val="000000"/>
+          <w:sz w:val="24"/>
+        </w:rPr>
+        <w:hyperlink r:id="rId19" w:history="1">
+          <w:r>
+            <w:rPr>
+              <w:rStyle w:val="Hyperlink"/>
+            </w:rPr>
+            <w:t>e</w:t>
+          </w:r>
+        </w:hyperlink>
+      </w:r>
+      <w:r>
+        <w:rPr>
+          <w:u w:val="single" w:color="0000ff"/>
+          <w:rFonts w:ascii="Charis SIL Regular" w:hAnsi="Charis SIL Regular" w:eastAsia="Charis SIL Regular"/>
+          <w:b w:val="0"/>
+          <w:i w:val="0"/>
+          <w:color w:val="000000"/>
+          <w:sz w:val="24"/>
+        </w:rPr>
+        <w:hyperlink r:id="rId19" w:history="1">
+          <w:r>
+            <w:rPr>
+              <w:rStyle w:val="Hyperlink"/>
+            </w:rPr>
+            <w:t>r het Tropis</w:t>
+          </w:r>
+        </w:hyperlink>
       </w:r>
       <w:r>
         <w:rPr>
@@ -3852,7 +3959,14 @@
           <w:color w:val="000000"/>
           <w:sz w:val="24"/>
         </w:rPr>
-        <w:t xml:space="preserve">, </w:t>
+        <w:hyperlink r:id="rId22" w:history="1">
+          <w:r>
+            <w:rPr>
+              <w:rStyle w:val="Hyperlink"/>
+            </w:rPr>
+            <w:t xml:space="preserve">, </w:t>
+          </w:r>
+        </w:hyperlink>
       </w:r>
       <w:r>
         <w:rPr>
@@ -3881,7 +3995,7 @@
           <w:sz w:val="24"/>
           <w:u w:val="single"/>
         </w:rPr>
-        <w:hyperlink r:id="rId22" w:history="1">
+        <w:hyperlink r:id="rId23" w:history="1">
           <w:r>
             <w:rPr>
               <w:rStyle w:val="Hyperlink"/>
@@ -3939,21 +4053,13 @@
       </w:r>
       <w:r>
         <w:rPr>
-          <w:u w:val="single" w:color="0000ff"/>
           <w:rFonts w:ascii="Charis SIL Regular" w:hAnsi="Charis SIL Regular" w:eastAsia="Charis SIL Regular"/>
           <w:b w:val="0"/>
           <w:i w:val="0"/>
           <w:color w:val="000000"/>
           <w:sz w:val="24"/>
         </w:rPr>
-        <w:hyperlink r:id="rId22" w:history="1">
-          <w:r>
-            <w:rPr>
-              <w:rStyle w:val="Hyperlink"/>
-            </w:rPr>
-            <w:t xml:space="preserve">, </w:t>
-          </w:r>
-        </w:hyperlink>
+        <w:t xml:space="preserve">, </w:t>
       </w:r>
       <w:r>
         <w:rPr>

--- a/EXPORTS/DOCX/published/niveau3/Dutch/TropischLandbouwMus.docx
+++ b/EXPORTS/DOCX/published/niveau3/Dutch/TropischLandbouwMus.docx
@@ -852,18 +852,7 @@
           <w:color w:val="000000"/>
           <w:sz w:val="24"/>
         </w:rPr>
-        <w:t>het toenma</w:t>
-      </w:r>
-      <w:r>
-        <w:rPr>
-          <w:u w:val="single" w:color="0000ff"/>
-          <w:rFonts w:ascii="Charis SIL Regular" w:hAnsi="Charis SIL Regular" w:eastAsia="Charis SIL Regular"/>
-          <w:b w:val="0"/>
-          <w:i w:val="0"/>
-          <w:color w:val="000000"/>
-          <w:sz w:val="24"/>
-        </w:rPr>
-        <w:t xml:space="preserve">lige </w:t>
+        <w:t xml:space="preserve">het toenmalige </w:t>
       </w:r>
       <w:r>
         <w:rPr>
@@ -874,7 +863,7 @@
           <w:sz w:val="24"/>
           <w:u w:val="single"/>
         </w:rPr>
-        <w:hyperlink r:id="rId12" w:history="1">
+        <w:hyperlink r:id="rId11" w:history="1">
           <w:r>
             <w:rPr>
               <w:rStyle w:val="Hyperlink"/>
@@ -910,7 +899,7 @@
           <w:sz w:val="24"/>
           <w:u w:val="single"/>
         </w:rPr>
-        <w:hyperlink r:id="rId12" w:history="1">
+        <w:hyperlink r:id="rId11" w:history="1">
           <w:r>
             <w:rPr>
               <w:rStyle w:val="Hyperlink"/>
@@ -939,7 +928,7 @@
           <w:sz w:val="24"/>
           <w:u w:val="single"/>
         </w:rPr>
-        <w:hyperlink r:id="rId12" w:history="1">
+        <w:hyperlink r:id="rId11" w:history="1">
           <w:r>
             <w:rPr>
               <w:rStyle w:val="Hyperlink"/>
@@ -984,6 +973,7 @@
           <w:i w:val="0"/>
           <w:color w:val="0000FF"/>
           <w:sz w:val="24"/>
+          <w:u w:val="single"/>
         </w:rPr>
         <w:t>u</w:t>
       </w:r>
@@ -3959,6 +3949,100 @@
           <w:color w:val="000000"/>
           <w:sz w:val="24"/>
         </w:rPr>
+        <w:t xml:space="preserve">, </w:t>
+      </w:r>
+      <w:r>
+        <w:rPr>
+          <w:rFonts w:ascii="Charis SIL Regular" w:hAnsi="Charis SIL Regular" w:eastAsia="Charis SIL Regular"/>
+          <w:b w:val="0"/>
+          <w:i w:val="0"/>
+          <w:color w:val="0000FF"/>
+          <w:sz w:val="24"/>
+          <w:u w:val="single"/>
+        </w:rPr>
+        <w:hyperlink r:id="rId23" w:history="1">
+          <w:r>
+            <w:rPr>
+              <w:rStyle w:val="Hyperlink"/>
+            </w:rPr>
+            <w:t>ISB</w:t>
+          </w:r>
+        </w:hyperlink>
+      </w:r>
+      <w:r>
+        <w:rPr>
+          <w:rFonts w:ascii="Charis SIL Regular" w:hAnsi="Charis SIL Regular" w:eastAsia="Charis SIL Regular"/>
+          <w:b w:val="0"/>
+          <w:i w:val="0"/>
+          <w:color w:val="0000FF"/>
+          <w:sz w:val="24"/>
+          <w:u w:val="single"/>
+        </w:rPr>
+        <w:hyperlink r:id="rId23" w:history="1">
+          <w:r>
+            <w:rPr>
+              <w:rStyle w:val="Hyperlink"/>
+            </w:rPr>
+            <w:t>N</w:t>
+          </w:r>
+        </w:hyperlink>
+      </w:r>
+      <w:r>
+        <w:rPr>
+          <w:rFonts w:ascii="Charis SIL Regular" w:hAnsi="Charis SIL Regular" w:eastAsia="Charis SIL Regular"/>
+          <w:b w:val="0"/>
+          <w:i w:val="0"/>
+          <w:color w:val="0000FF"/>
+          <w:sz w:val="24"/>
+          <w:u w:val="single"/>
+        </w:rPr>
+        <w:t xml:space="preserve"> </w:t>
+      </w:r>
+      <w:r>
+        <w:rPr>
+          <w:rFonts w:ascii="Charis SIL Regular" w:hAnsi="Charis SIL Regular" w:eastAsia="Charis SIL Regular"/>
+          <w:b w:val="0"/>
+          <w:i w:val="0"/>
+          <w:color w:val="0000FF"/>
+          <w:sz w:val="24"/>
+          <w:u w:val="single"/>
+        </w:rPr>
+        <w:hyperlink r:id="rId23" w:history="1">
+          <w:r>
+            <w:rPr>
+              <w:rStyle w:val="Hyperlink"/>
+            </w:rPr>
+            <w:t>9789080</w:t>
+          </w:r>
+        </w:hyperlink>
+      </w:r>
+      <w:r>
+        <w:rPr>
+          <w:rFonts w:ascii="Charis SIL Regular" w:hAnsi="Charis SIL Regular" w:eastAsia="Charis SIL Regular"/>
+          <w:b w:val="0"/>
+          <w:i w:val="0"/>
+          <w:color w:val="0000FF"/>
+          <w:sz w:val="24"/>
+          <w:u w:val="single"/>
+        </w:rPr>
+        <w:hyperlink r:id="rId22" w:history="1">
+          <w:r>
+            <w:rPr>
+              <w:rStyle w:val="Hyperlink"/>
+            </w:rPr>
+            <w:t>083295</w:t>
+          </w:r>
+        </w:hyperlink>
+      </w:r>
+      <w:r>
+        <w:rPr>
+          <w:u w:val="single" w:color="0000ff"/>
+          <w:rFonts w:ascii="Charis SIL Regular" w:hAnsi="Charis SIL Regular" w:eastAsia="Charis SIL Regular"/>
+          <w:b w:val="0"/>
+          <w:i w:val="0"/>
+          <w:color w:val="000000"/>
+          <w:sz w:val="24"/>
+        </w:rPr>
         <w:hyperlink r:id="rId22" w:history="1">
           <w:r>
             <w:rPr>
@@ -3977,100 +4061,7 @@
           <w:sz w:val="24"/>
           <w:u w:val="single"/>
         </w:rPr>
-        <w:hyperlink r:id="rId23" w:history="1">
-          <w:r>
-            <w:rPr>
-              <w:rStyle w:val="Hyperlink"/>
-            </w:rPr>
-            <w:t>ISB</w:t>
-          </w:r>
-        </w:hyperlink>
-      </w:r>
-      <w:r>
-        <w:rPr>
-          <w:rFonts w:ascii="Charis SIL Regular" w:hAnsi="Charis SIL Regular" w:eastAsia="Charis SIL Regular"/>
-          <w:b w:val="0"/>
-          <w:i w:val="0"/>
-          <w:color w:val="0000FF"/>
-          <w:sz w:val="24"/>
-          <w:u w:val="single"/>
-        </w:rPr>
-        <w:hyperlink r:id="rId23" w:history="1">
-          <w:r>
-            <w:rPr>
-              <w:rStyle w:val="Hyperlink"/>
-            </w:rPr>
-            <w:t>N</w:t>
-          </w:r>
-        </w:hyperlink>
-      </w:r>
-      <w:r>
-        <w:rPr>
-          <w:rFonts w:ascii="Charis SIL Regular" w:hAnsi="Charis SIL Regular" w:eastAsia="Charis SIL Regular"/>
-          <w:b w:val="0"/>
-          <w:i w:val="0"/>
-          <w:color w:val="0000FF"/>
-          <w:sz w:val="24"/>
-          <w:u w:val="single"/>
-        </w:rPr>
-        <w:t xml:space="preserve"> </w:t>
-      </w:r>
-      <w:r>
-        <w:rPr>
-          <w:rFonts w:ascii="Charis SIL Regular" w:hAnsi="Charis SIL Regular" w:eastAsia="Charis SIL Regular"/>
-          <w:b w:val="0"/>
-          <w:i w:val="0"/>
-          <w:color w:val="0000FF"/>
-          <w:sz w:val="24"/>
-          <w:u w:val="single"/>
-        </w:rPr>
-        <w:hyperlink r:id="rId23" w:history="1">
-          <w:r>
-            <w:rPr>
-              <w:rStyle w:val="Hyperlink"/>
-            </w:rPr>
-            <w:t>9789080</w:t>
-          </w:r>
-        </w:hyperlink>
-      </w:r>
-      <w:r>
-        <w:rPr>
-          <w:rFonts w:ascii="Charis SIL Regular" w:hAnsi="Charis SIL Regular" w:eastAsia="Charis SIL Regular"/>
-          <w:b w:val="0"/>
-          <w:i w:val="0"/>
-          <w:color w:val="0000FF"/>
-          <w:sz w:val="24"/>
-          <w:u w:val="single"/>
-        </w:rPr>
-        <w:hyperlink r:id="rId23" w:history="1">
-          <w:r>
-            <w:rPr>
-              <w:rStyle w:val="Hyperlink"/>
-            </w:rPr>
-            <w:t>083295</w:t>
-          </w:r>
-        </w:hyperlink>
-      </w:r>
-      <w:r>
-        <w:rPr>
-          <w:rFonts w:ascii="Charis SIL Regular" w:hAnsi="Charis SIL Regular" w:eastAsia="Charis SIL Regular"/>
-          <w:b w:val="0"/>
-          <w:i w:val="0"/>
-          <w:color w:val="000000"/>
-          <w:sz w:val="24"/>
-        </w:rPr>
-        <w:t xml:space="preserve">, </w:t>
-      </w:r>
-      <w:r>
-        <w:rPr>
-          <w:rFonts w:ascii="Charis SIL Regular" w:hAnsi="Charis SIL Regular" w:eastAsia="Charis SIL Regular"/>
-          <w:b w:val="0"/>
-          <w:i w:val="0"/>
-          <w:color w:val="0000FF"/>
-          <w:sz w:val="24"/>
-          <w:u w:val="single"/>
-        </w:rPr>
-        <w:hyperlink r:id="rId24" w:history="1">
+        <w:hyperlink r:id="rId22" w:history="1">
           <w:r>
             <w:rPr>
               <w:rStyle w:val="Hyperlink"/>

--- a/EXPORTS/DOCX/published/niveau3/Dutch/TropischLandbouwMus.docx
+++ b/EXPORTS/DOCX/published/niveau3/Dutch/TropischLandbouwMus.docx
@@ -506,25 +506,7 @@
           <w:color w:val="000000"/>
           <w:sz w:val="24"/>
         </w:rPr>
-        <w:t>museumzaal van he</w:t>
-      </w:r>
-      <w:r>
-        <w:rPr>
-          <w:u w:val="single" w:color="0000ff"/>
-          <w:rFonts w:ascii="Charis SIL Regular" w:hAnsi="Charis SIL Regular" w:eastAsia="Charis SIL Regular"/>
-          <w:b w:val="0"/>
-          <w:i w:val="0"/>
-          <w:color w:val="000000"/>
-          <w:sz w:val="24"/>
-        </w:rPr>
-        <w:hyperlink r:id="rId10" w:history="1">
-          <w:r>
-            <w:rPr>
-              <w:rStyle w:val="Hyperlink"/>
-            </w:rPr>
-            <w:t>t Koloniaal Land</w:t>
-          </w:r>
-        </w:hyperlink>
+        <w:t>museumzaal van het Koloniaal Land</w:t>
       </w:r>
       <w:r>
         <w:rPr>
@@ -852,7 +834,25 @@
           <w:color w:val="000000"/>
           <w:sz w:val="24"/>
         </w:rPr>
-        <w:t xml:space="preserve">het toenmalige </w:t>
+        <w:t>het toenma</w:t>
+      </w:r>
+      <w:r>
+        <w:rPr>
+          <w:u w:val="single" w:color="0000ff"/>
+          <w:rFonts w:ascii="Charis SIL Regular" w:hAnsi="Charis SIL Regular" w:eastAsia="Charis SIL Regular"/>
+          <w:b w:val="0"/>
+          <w:i w:val="0"/>
+          <w:color w:val="000000"/>
+          <w:sz w:val="24"/>
+        </w:rPr>
+        <w:hyperlink r:id="rId11" w:history="1">
+          <w:r>
+            <w:rPr>
+              <w:rStyle w:val="Hyperlink"/>
+            </w:rPr>
+            <w:t xml:space="preserve">lige </w:t>
+          </w:r>
+        </w:hyperlink>
       </w:r>
       <w:r>
         <w:rPr>
@@ -881,7 +881,7 @@
           <w:sz w:val="24"/>
           <w:u w:val="single"/>
         </w:rPr>
-        <w:hyperlink r:id="rId12" w:history="1">
+        <w:hyperlink r:id="rId11" w:history="1">
           <w:r>
             <w:rPr>
               <w:rStyle w:val="Hyperlink"/>
@@ -928,7 +928,7 @@
           <w:sz w:val="24"/>
           <w:u w:val="single"/>
         </w:rPr>
-        <w:hyperlink r:id="rId11" w:history="1">
+        <w:hyperlink r:id="rId12" w:history="1">
           <w:r>
             <w:rPr>
               <w:rStyle w:val="Hyperlink"/>
@@ -957,7 +957,7 @@
           <w:sz w:val="24"/>
           <w:u w:val="single"/>
         </w:rPr>
-        <w:hyperlink r:id="rId11" w:history="1">
+        <w:hyperlink r:id="rId12" w:history="1">
           <w:r>
             <w:rPr>
               <w:rStyle w:val="Hyperlink"/>
@@ -975,7 +975,14 @@
           <w:sz w:val="24"/>
           <w:u w:val="single"/>
         </w:rPr>
-        <w:t>u</w:t>
+        <w:hyperlink r:id="rId12" w:history="1">
+          <w:r>
+            <w:rPr>
+              <w:rStyle w:val="Hyperlink"/>
+            </w:rPr>
+            <w:t>u</w:t>
+          </w:r>
+        </w:hyperlink>
       </w:r>
       <w:r>
         <w:rPr>
@@ -986,7 +993,7 @@
           <w:sz w:val="24"/>
           <w:u w:val="single"/>
         </w:rPr>
-        <w:hyperlink r:id="rId11" w:history="1">
+        <w:hyperlink r:id="rId12" w:history="1">
           <w:r>
             <w:rPr>
               <w:rStyle w:val="Hyperlink"/>
@@ -1004,7 +1011,7 @@
           <w:sz w:val="24"/>
           <w:u w:val="single"/>
         </w:rPr>
-        <w:hyperlink r:id="rId11" w:history="1">
+        <w:hyperlink r:id="rId12" w:history="1">
           <w:r>
             <w:rPr>
               <w:rStyle w:val="Hyperlink"/>
@@ -3949,7 +3956,14 @@
           <w:color w:val="000000"/>
           <w:sz w:val="24"/>
         </w:rPr>
-        <w:t xml:space="preserve">, </w:t>
+        <w:hyperlink r:id="rId22" w:history="1">
+          <w:r>
+            <w:rPr>
+              <w:rStyle w:val="Hyperlink"/>
+            </w:rPr>
+            <w:t xml:space="preserve">, </w:t>
+          </w:r>
+        </w:hyperlink>
       </w:r>
       <w:r>
         <w:rPr>
@@ -3960,7 +3974,7 @@
           <w:sz w:val="24"/>
           <w:u w:val="single"/>
         </w:rPr>
-        <w:hyperlink r:id="rId23" w:history="1">
+        <w:hyperlink r:id="rId22" w:history="1">
           <w:r>
             <w:rPr>
               <w:rStyle w:val="Hyperlink"/>
@@ -3978,7 +3992,7 @@
           <w:sz w:val="24"/>
           <w:u w:val="single"/>
         </w:rPr>
-        <w:hyperlink r:id="rId23" w:history="1">
+        <w:hyperlink r:id="rId22" w:history="1">
           <w:r>
             <w:rPr>
               <w:rStyle w:val="Hyperlink"/>
@@ -4007,7 +4021,7 @@
           <w:sz w:val="24"/>
           <w:u w:val="single"/>
         </w:rPr>
-        <w:hyperlink r:id="rId23" w:history="1">
+        <w:hyperlink r:id="rId22" w:history="1">
           <w:r>
             <w:rPr>
               <w:rStyle w:val="Hyperlink"/>
@@ -4036,21 +4050,13 @@
       </w:r>
       <w:r>
         <w:rPr>
-          <w:u w:val="single" w:color="0000ff"/>
           <w:rFonts w:ascii="Charis SIL Regular" w:hAnsi="Charis SIL Regular" w:eastAsia="Charis SIL Regular"/>
           <w:b w:val="0"/>
           <w:i w:val="0"/>
           <w:color w:val="000000"/>
           <w:sz w:val="24"/>
         </w:rPr>
-        <w:hyperlink r:id="rId22" w:history="1">
-          <w:r>
-            <w:rPr>
-              <w:rStyle w:val="Hyperlink"/>
-            </w:rPr>
-            <w:t xml:space="preserve">, </w:t>
-          </w:r>
-        </w:hyperlink>
+        <w:t xml:space="preserve">, </w:t>
       </w:r>
       <w:r>
         <w:rPr>
@@ -4090,7 +4096,7 @@
           <w:sz w:val="24"/>
           <w:u w:val="single"/>
         </w:rPr>
-        <w:hyperlink r:id="rId24" w:history="1">
+        <w:hyperlink r:id="rId22" w:history="1">
           <w:r>
             <w:rPr>
               <w:rStyle w:val="Hyperlink"/>
@@ -4108,7 +4114,7 @@
           <w:sz w:val="24"/>
           <w:u w:val="single"/>
         </w:rPr>
-        <w:hyperlink r:id="rId24" w:history="1">
+        <w:hyperlink r:id="rId23" w:history="1">
           <w:r>
             <w:rPr>
               <w:rStyle w:val="Hyperlink"/>
@@ -4126,7 +4132,7 @@
           <w:sz w:val="24"/>
           <w:u w:val="single"/>
         </w:rPr>
-        <w:hyperlink r:id="rId24" w:history="1">
+        <w:hyperlink r:id="rId23" w:history="1">
           <w:r>
             <w:rPr>
               <w:rStyle w:val="Hyperlink"/>
@@ -4224,7 +4230,7 @@
           <w:sz w:val="24"/>
           <w:u w:val="single"/>
         </w:rPr>
-        <w:hyperlink r:id="rId25" w:history="1">
+        <w:hyperlink r:id="rId24" w:history="1">
           <w:r>
             <w:rPr>
               <w:rStyle w:val="Hyperlink"/>
@@ -4242,7 +4248,7 @@
           <w:sz w:val="24"/>
           <w:u w:val="single"/>
         </w:rPr>
-        <w:hyperlink r:id="rId25" w:history="1">
+        <w:hyperlink r:id="rId24" w:history="1">
           <w:r>
             <w:rPr>
               <w:rStyle w:val="Hyperlink"/>
@@ -4260,7 +4266,7 @@
           <w:sz w:val="24"/>
           <w:u w:val="single"/>
         </w:rPr>
-        <w:hyperlink r:id="rId25" w:history="1">
+        <w:hyperlink r:id="rId24" w:history="1">
           <w:r>
             <w:rPr>
               <w:rStyle w:val="Hyperlink"/>
@@ -4278,7 +4284,7 @@
           <w:sz w:val="24"/>
           <w:u w:val="single"/>
         </w:rPr>
-        <w:hyperlink r:id="rId25" w:history="1">
+        <w:hyperlink r:id="rId24" w:history="1">
           <w:r>
             <w:rPr>
               <w:rStyle w:val="Hyperlink"/>

--- a/EXPORTS/DOCX/published/niveau3/Dutch/TropischLandbouwMus.docx
+++ b/EXPORTS/DOCX/published/niveau3/Dutch/TropischLandbouwMus.docx
@@ -506,7 +506,25 @@
           <w:color w:val="000000"/>
           <w:sz w:val="24"/>
         </w:rPr>
-        <w:t>museumzaal van het Koloniaal Land</w:t>
+        <w:t>museumzaal van he</w:t>
+      </w:r>
+      <w:r>
+        <w:rPr>
+          <w:u w:val="single" w:color="0000ff"/>
+          <w:rFonts w:ascii="Charis SIL Regular" w:hAnsi="Charis SIL Regular" w:eastAsia="Charis SIL Regular"/>
+          <w:b w:val="0"/>
+          <w:i w:val="0"/>
+          <w:color w:val="000000"/>
+          <w:sz w:val="24"/>
+        </w:rPr>
+        <w:hyperlink r:id="rId10" w:history="1">
+          <w:r>
+            <w:rPr>
+              <w:rStyle w:val="Hyperlink"/>
+            </w:rPr>
+            <w:t>t Koloniaal Land</w:t>
+          </w:r>
+        </w:hyperlink>
       </w:r>
       <w:r>
         <w:rPr>
@@ -861,14 +879,24 @@
           <w:i w:val="0"/>
           <w:color w:val="0000FF"/>
           <w:sz w:val="24"/>
-          <w:u w:val="single"/>
+        </w:rPr>
+        <w:t>Rijksmuseum voor Volkenkunde</w:t>
+      </w:r>
+      <w:r>
+        <w:rPr>
+          <w:u w:val="single" w:color="0000ff"/>
+          <w:rFonts w:ascii="Charis SIL Regular" w:hAnsi="Charis SIL Regular" w:eastAsia="Charis SIL Regular"/>
+          <w:b w:val="0"/>
+          <w:i w:val="0"/>
+          <w:color w:val="000000"/>
+          <w:sz w:val="24"/>
         </w:rPr>
         <w:hyperlink r:id="rId11" w:history="1">
           <w:r>
             <w:rPr>
               <w:rStyle w:val="Hyperlink"/>
             </w:rPr>
-            <w:t>Rijksmus</w:t>
+            <w:t xml:space="preserve"> in Leid</w:t>
           </w:r>
         </w:hyperlink>
       </w:r>
@@ -877,63 +905,35 @@
           <w:rFonts w:ascii="Charis SIL Regular" w:hAnsi="Charis SIL Regular" w:eastAsia="Charis SIL Regular"/>
           <w:b w:val="0"/>
           <w:i w:val="0"/>
-          <w:color w:val="0000FF"/>
+          <w:color w:val="000000"/>
           <w:sz w:val="24"/>
-          <w:u w:val="single"/>
-        </w:rPr>
-        <w:hyperlink r:id="rId11" w:history="1">
-          <w:r>
-            <w:rPr>
-              <w:rStyle w:val="Hyperlink"/>
-            </w:rPr>
-            <w:t>e</w:t>
-          </w:r>
-        </w:hyperlink>
+        </w:rPr>
+        <w:t xml:space="preserve">en. Van een overname is het echter </w:t>
       </w:r>
       <w:r>
         <w:rPr>
           <w:rFonts w:ascii="Charis SIL Regular" w:hAnsi="Charis SIL Regular" w:eastAsia="Charis SIL Regular"/>
           <w:b w:val="0"/>
           <w:i w:val="0"/>
-          <w:color w:val="0000FF"/>
+          <w:color w:val="000000"/>
           <w:sz w:val="24"/>
-          <w:u w:val="single"/>
-        </w:rPr>
-        <w:hyperlink r:id="rId11" w:history="1">
-          <w:r>
-            <w:rPr>
-              <w:rStyle w:val="Hyperlink"/>
-            </w:rPr>
-            <w:t>um</w:t>
-          </w:r>
-        </w:hyperlink>
+        </w:rPr>
+        <w:t>nooit gekomen.</w:t>
       </w:r>
       <w:r>
         <w:rPr>
           <w:rFonts w:ascii="Charis SIL Regular" w:hAnsi="Charis SIL Regular" w:eastAsia="Charis SIL Regular"/>
           <w:b w:val="0"/>
           <w:i w:val="0"/>
-          <w:color w:val="0000FF"/>
+          <w:color w:val="000000"/>
           <w:sz w:val="24"/>
-          <w:u w:val="single"/>
-        </w:rPr>
-        <w:t xml:space="preserve"> </w:t>
-      </w:r>
-      <w:r>
-        <w:rPr>
-          <w:rFonts w:ascii="Charis SIL Regular" w:hAnsi="Charis SIL Regular" w:eastAsia="Charis SIL Regular"/>
-          <w:b w:val="0"/>
-          <w:i w:val="0"/>
-          <w:color w:val="0000FF"/>
-          <w:sz w:val="24"/>
-          <w:u w:val="single"/>
         </w:rPr>
         <w:hyperlink r:id="rId12" w:history="1">
           <w:r>
             <w:rPr>
               <w:rStyle w:val="Hyperlink"/>
             </w:rPr>
-            <w:t>voor</w:t>
+            <w:t xml:space="preserve"> Toen de mus</w:t>
           </w:r>
         </w:hyperlink>
       </w:r>
@@ -942,74 +942,8 @@
           <w:rFonts w:ascii="Charis SIL Regular" w:hAnsi="Charis SIL Regular" w:eastAsia="Charis SIL Regular"/>
           <w:b w:val="0"/>
           <w:i w:val="0"/>
-          <w:color w:val="0000FF"/>
+          <w:color w:val="000000"/>
           <w:sz w:val="24"/>
-          <w:u w:val="single"/>
-        </w:rPr>
-        <w:t xml:space="preserve"> </w:t>
-      </w:r>
-      <w:r>
-        <w:rPr>
-          <w:rFonts w:ascii="Charis SIL Regular" w:hAnsi="Charis SIL Regular" w:eastAsia="Charis SIL Regular"/>
-          <w:b w:val="0"/>
-          <w:i w:val="0"/>
-          <w:color w:val="0000FF"/>
-          <w:sz w:val="24"/>
-          <w:u w:val="single"/>
-        </w:rPr>
-        <w:hyperlink r:id="rId12" w:history="1">
-          <w:r>
-            <w:rPr>
-              <w:rStyle w:val="Hyperlink"/>
-            </w:rPr>
-            <w:t>Volkenk</w:t>
-          </w:r>
-        </w:hyperlink>
-      </w:r>
-      <w:r>
-        <w:rPr>
-          <w:rFonts w:ascii="Charis SIL Regular" w:hAnsi="Charis SIL Regular" w:eastAsia="Charis SIL Regular"/>
-          <w:b w:val="0"/>
-          <w:i w:val="0"/>
-          <w:color w:val="0000FF"/>
-          <w:sz w:val="24"/>
-          <w:u w:val="single"/>
-        </w:rPr>
-        <w:hyperlink r:id="rId12" w:history="1">
-          <w:r>
-            <w:rPr>
-              <w:rStyle w:val="Hyperlink"/>
-            </w:rPr>
-            <w:t>u</w:t>
-          </w:r>
-        </w:hyperlink>
-      </w:r>
-      <w:r>
-        <w:rPr>
-          <w:rFonts w:ascii="Charis SIL Regular" w:hAnsi="Charis SIL Regular" w:eastAsia="Charis SIL Regular"/>
-          <w:b w:val="0"/>
-          <w:i w:val="0"/>
-          <w:color w:val="0000FF"/>
-          <w:sz w:val="24"/>
-          <w:u w:val="single"/>
-        </w:rPr>
-        <w:hyperlink r:id="rId12" w:history="1">
-          <w:r>
-            <w:rPr>
-              <w:rStyle w:val="Hyperlink"/>
-            </w:rPr>
-            <w:t>nd</w:t>
-          </w:r>
-        </w:hyperlink>
-      </w:r>
-      <w:r>
-        <w:rPr>
-          <w:rFonts w:ascii="Charis SIL Regular" w:hAnsi="Charis SIL Regular" w:eastAsia="Charis SIL Regular"/>
-          <w:b w:val="0"/>
-          <w:i w:val="0"/>
-          <w:color w:val="0000FF"/>
-          <w:sz w:val="24"/>
-          <w:u w:val="single"/>
         </w:rPr>
         <w:hyperlink r:id="rId12" w:history="1">
           <w:r>
@@ -1022,99 +956,16 @@
       </w:r>
       <w:r>
         <w:rPr>
-          <w:u w:val="single" w:color="0000ff"/>
           <w:rFonts w:ascii="Charis SIL Regular" w:hAnsi="Charis SIL Regular" w:eastAsia="Charis SIL Regular"/>
           <w:b w:val="0"/>
           <w:i w:val="0"/>
           <w:color w:val="000000"/>
           <w:sz w:val="24"/>
         </w:rPr>
-        <w:hyperlink r:id="rId11" w:history="1">
-          <w:r>
-            <w:rPr>
-              <w:rStyle w:val="Hyperlink"/>
-            </w:rPr>
-            <w:t xml:space="preserve"> in Leid</w:t>
-          </w:r>
-        </w:hyperlink>
-      </w:r>
-      <w:r>
-        <w:rPr>
-          <w:rFonts w:ascii="Charis SIL Regular" w:hAnsi="Charis SIL Regular" w:eastAsia="Charis SIL Regular"/>
-          <w:b w:val="0"/>
-          <w:i w:val="0"/>
-          <w:color w:val="000000"/>
-          <w:sz w:val="24"/>
-        </w:rPr>
-        <w:t xml:space="preserve">en. Van een overname is het echter </w:t>
-      </w:r>
-      <w:r>
-        <w:rPr>
-          <w:rFonts w:ascii="Charis SIL Regular" w:hAnsi="Charis SIL Regular" w:eastAsia="Charis SIL Regular"/>
-          <w:b w:val="0"/>
-          <w:i w:val="0"/>
-          <w:color w:val="000000"/>
-          <w:sz w:val="24"/>
-        </w:rPr>
-        <w:t>nooit gekomen.</w:t>
-      </w:r>
-      <w:r>
-        <w:rPr>
-          <w:u w:val="single" w:color="0000ff"/>
-          <w:rFonts w:ascii="Charis SIL Regular" w:hAnsi="Charis SIL Regular" w:eastAsia="Charis SIL Regular"/>
-          <w:b w:val="0"/>
-          <w:i w:val="0"/>
-          <w:color w:val="000000"/>
-          <w:sz w:val="24"/>
-        </w:rPr>
-        <w:hyperlink r:id="rId12" w:history="1">
-          <w:r>
-            <w:rPr>
-              <w:rStyle w:val="Hyperlink"/>
-            </w:rPr>
-            <w:t xml:space="preserve"> Toen de mus</w:t>
-          </w:r>
-        </w:hyperlink>
-      </w:r>
-      <w:r>
-        <w:rPr>
-          <w:u w:val="single" w:color="0000ff"/>
-          <w:rFonts w:ascii="Charis SIL Regular" w:hAnsi="Charis SIL Regular" w:eastAsia="Charis SIL Regular"/>
-          <w:b w:val="0"/>
-          <w:i w:val="0"/>
-          <w:color w:val="000000"/>
-          <w:sz w:val="24"/>
-        </w:rPr>
-        <w:hyperlink r:id="rId12" w:history="1">
-          <w:r>
-            <w:rPr>
-              <w:rStyle w:val="Hyperlink"/>
-            </w:rPr>
-            <w:t>e</w:t>
-          </w:r>
-        </w:hyperlink>
-      </w:r>
-      <w:r>
-        <w:rPr>
-          <w:u w:val="single" w:color="0000ff"/>
-          <w:rFonts w:ascii="Charis SIL Regular" w:hAnsi="Charis SIL Regular" w:eastAsia="Charis SIL Regular"/>
-          <w:b w:val="0"/>
-          <w:i w:val="0"/>
-          <w:color w:val="000000"/>
-          <w:sz w:val="24"/>
-        </w:rPr>
-        <w:hyperlink r:id="rId12" w:history="1">
-          <w:r>
-            <w:rPr>
-              <w:rStyle w:val="Hyperlink"/>
-            </w:rPr>
-            <w:t>umd</w:t>
-          </w:r>
-        </w:hyperlink>
-      </w:r>
-      <w:r>
-        <w:rPr>
-          <w:u w:val="single" w:color="0000ff"/>
+        <w:t>umd</w:t>
+      </w:r>
+      <w:r>
+        <w:rPr>
           <w:rFonts w:ascii="Charis SIL Regular" w:hAnsi="Charis SIL Regular" w:eastAsia="Charis SIL Regular"/>
           <w:b w:val="0"/>
           <w:i w:val="0"/>
@@ -3956,6 +3807,100 @@
           <w:color w:val="000000"/>
           <w:sz w:val="24"/>
         </w:rPr>
+        <w:t xml:space="preserve">, </w:t>
+      </w:r>
+      <w:r>
+        <w:rPr>
+          <w:rFonts w:ascii="Charis SIL Regular" w:hAnsi="Charis SIL Regular" w:eastAsia="Charis SIL Regular"/>
+          <w:b w:val="0"/>
+          <w:i w:val="0"/>
+          <w:color w:val="0000FF"/>
+          <w:sz w:val="24"/>
+          <w:u w:val="single"/>
+        </w:rPr>
+        <w:hyperlink r:id="rId23" w:history="1">
+          <w:r>
+            <w:rPr>
+              <w:rStyle w:val="Hyperlink"/>
+            </w:rPr>
+            <w:t>ISB</w:t>
+          </w:r>
+        </w:hyperlink>
+      </w:r>
+      <w:r>
+        <w:rPr>
+          <w:rFonts w:ascii="Charis SIL Regular" w:hAnsi="Charis SIL Regular" w:eastAsia="Charis SIL Regular"/>
+          <w:b w:val="0"/>
+          <w:i w:val="0"/>
+          <w:color w:val="0000FF"/>
+          <w:sz w:val="24"/>
+          <w:u w:val="single"/>
+        </w:rPr>
+        <w:hyperlink r:id="rId22" w:history="1">
+          <w:r>
+            <w:rPr>
+              <w:rStyle w:val="Hyperlink"/>
+            </w:rPr>
+            <w:t>N</w:t>
+          </w:r>
+        </w:hyperlink>
+      </w:r>
+      <w:r>
+        <w:rPr>
+          <w:rFonts w:ascii="Charis SIL Regular" w:hAnsi="Charis SIL Regular" w:eastAsia="Charis SIL Regular"/>
+          <w:b w:val="0"/>
+          <w:i w:val="0"/>
+          <w:color w:val="0000FF"/>
+          <w:sz w:val="24"/>
+          <w:u w:val="single"/>
+        </w:rPr>
+        <w:t xml:space="preserve"> </w:t>
+      </w:r>
+      <w:r>
+        <w:rPr>
+          <w:rFonts w:ascii="Charis SIL Regular" w:hAnsi="Charis SIL Regular" w:eastAsia="Charis SIL Regular"/>
+          <w:b w:val="0"/>
+          <w:i w:val="0"/>
+          <w:color w:val="0000FF"/>
+          <w:sz w:val="24"/>
+          <w:u w:val="single"/>
+        </w:rPr>
+        <w:hyperlink r:id="rId23" w:history="1">
+          <w:r>
+            <w:rPr>
+              <w:rStyle w:val="Hyperlink"/>
+            </w:rPr>
+            <w:t>9789080</w:t>
+          </w:r>
+        </w:hyperlink>
+      </w:r>
+      <w:r>
+        <w:rPr>
+          <w:rFonts w:ascii="Charis SIL Regular" w:hAnsi="Charis SIL Regular" w:eastAsia="Charis SIL Regular"/>
+          <w:b w:val="0"/>
+          <w:i w:val="0"/>
+          <w:color w:val="0000FF"/>
+          <w:sz w:val="24"/>
+          <w:u w:val="single"/>
+        </w:rPr>
+        <w:hyperlink r:id="rId23" w:history="1">
+          <w:r>
+            <w:rPr>
+              <w:rStyle w:val="Hyperlink"/>
+            </w:rPr>
+            <w:t>083295</w:t>
+          </w:r>
+        </w:hyperlink>
+      </w:r>
+      <w:r>
+        <w:rPr>
+          <w:u w:val="single" w:color="0000ff"/>
+          <w:rFonts w:ascii="Charis SIL Regular" w:hAnsi="Charis SIL Regular" w:eastAsia="Charis SIL Regular"/>
+          <w:b w:val="0"/>
+          <w:i w:val="0"/>
+          <w:color w:val="000000"/>
+          <w:sz w:val="24"/>
+        </w:rPr>
         <w:hyperlink r:id="rId22" w:history="1">
           <w:r>
             <w:rPr>
@@ -3974,100 +3919,7 @@
           <w:sz w:val="24"/>
           <w:u w:val="single"/>
         </w:rPr>
-        <w:hyperlink r:id="rId22" w:history="1">
-          <w:r>
-            <w:rPr>
-              <w:rStyle w:val="Hyperlink"/>
-            </w:rPr>
-            <w:t>ISB</w:t>
-          </w:r>
-        </w:hyperlink>
-      </w:r>
-      <w:r>
-        <w:rPr>
-          <w:rFonts w:ascii="Charis SIL Regular" w:hAnsi="Charis SIL Regular" w:eastAsia="Charis SIL Regular"/>
-          <w:b w:val="0"/>
-          <w:i w:val="0"/>
-          <w:color w:val="0000FF"/>
-          <w:sz w:val="24"/>
-          <w:u w:val="single"/>
-        </w:rPr>
-        <w:hyperlink r:id="rId22" w:history="1">
-          <w:r>
-            <w:rPr>
-              <w:rStyle w:val="Hyperlink"/>
-            </w:rPr>
-            <w:t>N</w:t>
-          </w:r>
-        </w:hyperlink>
-      </w:r>
-      <w:r>
-        <w:rPr>
-          <w:rFonts w:ascii="Charis SIL Regular" w:hAnsi="Charis SIL Regular" w:eastAsia="Charis SIL Regular"/>
-          <w:b w:val="0"/>
-          <w:i w:val="0"/>
-          <w:color w:val="0000FF"/>
-          <w:sz w:val="24"/>
-          <w:u w:val="single"/>
-        </w:rPr>
-        <w:t xml:space="preserve"> </w:t>
-      </w:r>
-      <w:r>
-        <w:rPr>
-          <w:rFonts w:ascii="Charis SIL Regular" w:hAnsi="Charis SIL Regular" w:eastAsia="Charis SIL Regular"/>
-          <w:b w:val="0"/>
-          <w:i w:val="0"/>
-          <w:color w:val="0000FF"/>
-          <w:sz w:val="24"/>
-          <w:u w:val="single"/>
-        </w:rPr>
-        <w:hyperlink r:id="rId22" w:history="1">
-          <w:r>
-            <w:rPr>
-              <w:rStyle w:val="Hyperlink"/>
-            </w:rPr>
-            <w:t>9789080</w:t>
-          </w:r>
-        </w:hyperlink>
-      </w:r>
-      <w:r>
-        <w:rPr>
-          <w:rFonts w:ascii="Charis SIL Regular" w:hAnsi="Charis SIL Regular" w:eastAsia="Charis SIL Regular"/>
-          <w:b w:val="0"/>
-          <w:i w:val="0"/>
-          <w:color w:val="0000FF"/>
-          <w:sz w:val="24"/>
-          <w:u w:val="single"/>
-        </w:rPr>
-        <w:hyperlink r:id="rId22" w:history="1">
-          <w:r>
-            <w:rPr>
-              <w:rStyle w:val="Hyperlink"/>
-            </w:rPr>
-            <w:t>083295</w:t>
-          </w:r>
-        </w:hyperlink>
-      </w:r>
-      <w:r>
-        <w:rPr>
-          <w:rFonts w:ascii="Charis SIL Regular" w:hAnsi="Charis SIL Regular" w:eastAsia="Charis SIL Regular"/>
-          <w:b w:val="0"/>
-          <w:i w:val="0"/>
-          <w:color w:val="000000"/>
-          <w:sz w:val="24"/>
-        </w:rPr>
-        <w:t xml:space="preserve">, </w:t>
-      </w:r>
-      <w:r>
-        <w:rPr>
-          <w:rFonts w:ascii="Charis SIL Regular" w:hAnsi="Charis SIL Regular" w:eastAsia="Charis SIL Regular"/>
-          <w:b w:val="0"/>
-          <w:i w:val="0"/>
-          <w:color w:val="0000FF"/>
-          <w:sz w:val="24"/>
-          <w:u w:val="single"/>
-        </w:rPr>
-        <w:hyperlink r:id="rId22" w:history="1">
+        <w:hyperlink r:id="rId24" w:history="1">
           <w:r>
             <w:rPr>
               <w:rStyle w:val="Hyperlink"/>
@@ -4096,7 +3948,7 @@
           <w:sz w:val="24"/>
           <w:u w:val="single"/>
         </w:rPr>
-        <w:hyperlink r:id="rId22" w:history="1">
+        <w:hyperlink r:id="rId24" w:history="1">
           <w:r>
             <w:rPr>
               <w:rStyle w:val="Hyperlink"/>
@@ -4114,7 +3966,7 @@
           <w:sz w:val="24"/>
           <w:u w:val="single"/>
         </w:rPr>
-        <w:hyperlink r:id="rId23" w:history="1">
+        <w:hyperlink r:id="rId24" w:history="1">
           <w:r>
             <w:rPr>
               <w:rStyle w:val="Hyperlink"/>
@@ -4132,7 +3984,7 @@
           <w:sz w:val="24"/>
           <w:u w:val="single"/>
         </w:rPr>
-        <w:hyperlink r:id="rId23" w:history="1">
+        <w:hyperlink r:id="rId24" w:history="1">
           <w:r>
             <w:rPr>
               <w:rStyle w:val="Hyperlink"/>
@@ -4230,7 +4082,7 @@
           <w:sz w:val="24"/>
           <w:u w:val="single"/>
         </w:rPr>
-        <w:hyperlink r:id="rId24" w:history="1">
+        <w:hyperlink r:id="rId25" w:history="1">
           <w:r>
             <w:rPr>
               <w:rStyle w:val="Hyperlink"/>
@@ -4248,7 +4100,7 @@
           <w:sz w:val="24"/>
           <w:u w:val="single"/>
         </w:rPr>
-        <w:hyperlink r:id="rId24" w:history="1">
+        <w:hyperlink r:id="rId25" w:history="1">
           <w:r>
             <w:rPr>
               <w:rStyle w:val="Hyperlink"/>
@@ -4266,7 +4118,7 @@
           <w:sz w:val="24"/>
           <w:u w:val="single"/>
         </w:rPr>
-        <w:hyperlink r:id="rId24" w:history="1">
+        <w:hyperlink r:id="rId25" w:history="1">
           <w:r>
             <w:rPr>
               <w:rStyle w:val="Hyperlink"/>
@@ -4284,7 +4136,7 @@
           <w:sz w:val="24"/>
           <w:u w:val="single"/>
         </w:rPr>
-        <w:hyperlink r:id="rId24" w:history="1">
+        <w:hyperlink r:id="rId25" w:history="1">
           <w:r>
             <w:rPr>
               <w:rStyle w:val="Hyperlink"/>

--- a/EXPORTS/DOCX/published/niveau3/Dutch/TropischLandbouwMus.docx
+++ b/EXPORTS/DOCX/published/niveau3/Dutch/TropischLandbouwMus.docx
@@ -517,14 +517,7 @@
           <w:color w:val="000000"/>
           <w:sz w:val="24"/>
         </w:rPr>
-        <w:hyperlink r:id="rId10" w:history="1">
-          <w:r>
-            <w:rPr>
-              <w:rStyle w:val="Hyperlink"/>
-            </w:rPr>
-            <w:t>t Koloniaal Land</w:t>
-          </w:r>
-        </w:hyperlink>
+        <w:t>t Koloniaal Land</w:t>
       </w:r>
       <w:r>
         <w:rPr>
@@ -852,23 +845,23 @@
           <w:color w:val="000000"/>
           <w:sz w:val="24"/>
         </w:rPr>
-        <w:t>het toenma</w:t>
-      </w:r>
-      <w:r>
-        <w:rPr>
-          <w:u w:val="single" w:color="0000ff"/>
+        <w:t xml:space="preserve">het toenmalige </w:t>
+      </w:r>
+      <w:r>
+        <w:rPr>
           <w:rFonts w:ascii="Charis SIL Regular" w:hAnsi="Charis SIL Regular" w:eastAsia="Charis SIL Regular"/>
           <w:b w:val="0"/>
           <w:i w:val="0"/>
-          <w:color w:val="000000"/>
+          <w:color w:val="0000FF"/>
           <w:sz w:val="24"/>
+          <w:u w:val="single"/>
         </w:rPr>
         <w:hyperlink r:id="rId11" w:history="1">
           <w:r>
             <w:rPr>
               <w:rStyle w:val="Hyperlink"/>
             </w:rPr>
-            <w:t xml:space="preserve">lige </w:t>
+            <w:t>Rijksmus</w:t>
           </w:r>
         </w:hyperlink>
       </w:r>
@@ -879,8 +872,128 @@
           <w:i w:val="0"/>
           <w:color w:val="0000FF"/>
           <w:sz w:val="24"/>
-        </w:rPr>
-        <w:t>Rijksmuseum voor Volkenkunde</w:t>
+          <w:u w:val="single"/>
+        </w:rPr>
+        <w:hyperlink r:id="rId11" w:history="1">
+          <w:r>
+            <w:rPr>
+              <w:rStyle w:val="Hyperlink"/>
+            </w:rPr>
+            <w:t>e</w:t>
+          </w:r>
+        </w:hyperlink>
+      </w:r>
+      <w:r>
+        <w:rPr>
+          <w:rFonts w:ascii="Charis SIL Regular" w:hAnsi="Charis SIL Regular" w:eastAsia="Charis SIL Regular"/>
+          <w:b w:val="0"/>
+          <w:i w:val="0"/>
+          <w:color w:val="0000FF"/>
+          <w:sz w:val="24"/>
+          <w:u w:val="single"/>
+        </w:rPr>
+        <w:hyperlink r:id="rId11" w:history="1">
+          <w:r>
+            <w:rPr>
+              <w:rStyle w:val="Hyperlink"/>
+            </w:rPr>
+            <w:t>um</w:t>
+          </w:r>
+        </w:hyperlink>
+      </w:r>
+      <w:r>
+        <w:rPr>
+          <w:rFonts w:ascii="Charis SIL Regular" w:hAnsi="Charis SIL Regular" w:eastAsia="Charis SIL Regular"/>
+          <w:b w:val="0"/>
+          <w:i w:val="0"/>
+          <w:color w:val="0000FF"/>
+          <w:sz w:val="24"/>
+          <w:u w:val="single"/>
+        </w:rPr>
+        <w:t xml:space="preserve"> </w:t>
+      </w:r>
+      <w:r>
+        <w:rPr>
+          <w:rFonts w:ascii="Charis SIL Regular" w:hAnsi="Charis SIL Regular" w:eastAsia="Charis SIL Regular"/>
+          <w:b w:val="0"/>
+          <w:i w:val="0"/>
+          <w:color w:val="0000FF"/>
+          <w:sz w:val="24"/>
+          <w:u w:val="single"/>
+        </w:rPr>
+        <w:hyperlink r:id="rId12" w:history="1">
+          <w:r>
+            <w:rPr>
+              <w:rStyle w:val="Hyperlink"/>
+            </w:rPr>
+            <w:t>voor</w:t>
+          </w:r>
+        </w:hyperlink>
+      </w:r>
+      <w:r>
+        <w:rPr>
+          <w:rFonts w:ascii="Charis SIL Regular" w:hAnsi="Charis SIL Regular" w:eastAsia="Charis SIL Regular"/>
+          <w:b w:val="0"/>
+          <w:i w:val="0"/>
+          <w:color w:val="0000FF"/>
+          <w:sz w:val="24"/>
+          <w:u w:val="single"/>
+        </w:rPr>
+        <w:t xml:space="preserve"> </w:t>
+      </w:r>
+      <w:r>
+        <w:rPr>
+          <w:rFonts w:ascii="Charis SIL Regular" w:hAnsi="Charis SIL Regular" w:eastAsia="Charis SIL Regular"/>
+          <w:b w:val="0"/>
+          <w:i w:val="0"/>
+          <w:color w:val="0000FF"/>
+          <w:sz w:val="24"/>
+          <w:u w:val="single"/>
+        </w:rPr>
+        <w:hyperlink r:id="rId12" w:history="1">
+          <w:r>
+            <w:rPr>
+              <w:rStyle w:val="Hyperlink"/>
+            </w:rPr>
+            <w:t>Volkenku</w:t>
+          </w:r>
+        </w:hyperlink>
+      </w:r>
+      <w:r>
+        <w:rPr>
+          <w:rFonts w:ascii="Charis SIL Regular" w:hAnsi="Charis SIL Regular" w:eastAsia="Charis SIL Regular"/>
+          <w:b w:val="0"/>
+          <w:i w:val="0"/>
+          <w:color w:val="0000FF"/>
+          <w:sz w:val="24"/>
+          <w:u w:val="single"/>
+        </w:rPr>
+        <w:hyperlink r:id="rId12" w:history="1">
+          <w:r>
+            <w:rPr>
+              <w:rStyle w:val="Hyperlink"/>
+            </w:rPr>
+            <w:t>nd</w:t>
+          </w:r>
+        </w:hyperlink>
+      </w:r>
+      <w:r>
+        <w:rPr>
+          <w:rFonts w:ascii="Charis SIL Regular" w:hAnsi="Charis SIL Regular" w:eastAsia="Charis SIL Regular"/>
+          <w:b w:val="0"/>
+          <w:i w:val="0"/>
+          <w:color w:val="0000FF"/>
+          <w:sz w:val="24"/>
+          <w:u w:val="single"/>
+        </w:rPr>
+        <w:hyperlink r:id="rId11" w:history="1">
+          <w:r>
+            <w:rPr>
+              <w:rStyle w:val="Hyperlink"/>
+            </w:rPr>
+            <w:t>e</w:t>
+          </w:r>
+        </w:hyperlink>
       </w:r>
       <w:r>
         <w:rPr>
@@ -922,6 +1035,7 @@
       </w:r>
       <w:r>
         <w:rPr>
+          <w:u w:val="single" w:color="0000ff"/>
           <w:rFonts w:ascii="Charis SIL Regular" w:hAnsi="Charis SIL Regular" w:eastAsia="Charis SIL Regular"/>
           <w:b w:val="0"/>
           <w:i w:val="0"/>
@@ -939,6 +1053,7 @@
       </w:r>
       <w:r>
         <w:rPr>
+          <w:u w:val="single" w:color="0000ff"/>
           <w:rFonts w:ascii="Charis SIL Regular" w:hAnsi="Charis SIL Regular" w:eastAsia="Charis SIL Regular"/>
           <w:b w:val="0"/>
           <w:i w:val="0"/>
@@ -956,16 +1071,25 @@
       </w:r>
       <w:r>
         <w:rPr>
+          <w:u w:val="single" w:color="0000ff"/>
           <w:rFonts w:ascii="Charis SIL Regular" w:hAnsi="Charis SIL Regular" w:eastAsia="Charis SIL Regular"/>
           <w:b w:val="0"/>
           <w:i w:val="0"/>
           <w:color w:val="000000"/>
           <w:sz w:val="24"/>
         </w:rPr>
-        <w:t>umd</w:t>
-      </w:r>
-      <w:r>
-        <w:rPr>
+        <w:hyperlink r:id="rId12" w:history="1">
+          <w:r>
+            <w:rPr>
+              <w:rStyle w:val="Hyperlink"/>
+            </w:rPr>
+            <w:t>umd</w:t>
+          </w:r>
+        </w:hyperlink>
+      </w:r>
+      <w:r>
+        <w:rPr>
+          <w:u w:val="single" w:color="0000ff"/>
           <w:rFonts w:ascii="Charis SIL Regular" w:hAnsi="Charis SIL Regular" w:eastAsia="Charis SIL Regular"/>
           <w:b w:val="0"/>
           <w:i w:val="0"/>
@@ -2193,97 +2317,7 @@
           <w:color w:val="000000"/>
           <w:sz w:val="24"/>
         </w:rPr>
-        <w:hyperlink r:id="rId18" w:history="1">
-          <w:r>
-            <w:rPr>
-              <w:rStyle w:val="Hyperlink"/>
-            </w:rPr>
-            <w:t>museumcol</w:t>
-          </w:r>
-        </w:hyperlink>
-      </w:r>
-      <w:r>
-        <w:rPr>
-          <w:u w:val="single" w:color="0000ff"/>
-          <w:rFonts w:ascii="Charis SIL Regular" w:hAnsi="Charis SIL Regular" w:eastAsia="Charis SIL Regular"/>
-          <w:b w:val="0"/>
-          <w:i w:val="0"/>
-          <w:color w:val="000000"/>
-          <w:sz w:val="24"/>
-        </w:rPr>
-        <w:hyperlink r:id="rId18" w:history="1">
-          <w:r>
-            <w:rPr>
-              <w:rStyle w:val="Hyperlink"/>
-            </w:rPr>
-            <w:t>l</w:t>
-          </w:r>
-        </w:hyperlink>
-      </w:r>
-      <w:r>
-        <w:rPr>
-          <w:u w:val="single" w:color="0000ff"/>
-          <w:rFonts w:ascii="Charis SIL Regular" w:hAnsi="Charis SIL Regular" w:eastAsia="Charis SIL Regular"/>
-          <w:b w:val="0"/>
-          <w:i w:val="0"/>
-          <w:color w:val="000000"/>
-          <w:sz w:val="24"/>
-        </w:rPr>
-        <w:hyperlink r:id="rId18" w:history="1">
-          <w:r>
-            <w:rPr>
-              <w:rStyle w:val="Hyperlink"/>
-            </w:rPr>
-            <w:t>ecti</w:t>
-          </w:r>
-        </w:hyperlink>
-      </w:r>
-      <w:r>
-        <w:rPr>
-          <w:u w:val="single" w:color="0000ff"/>
-          <w:rFonts w:ascii="Charis SIL Regular" w:hAnsi="Charis SIL Regular" w:eastAsia="Charis SIL Regular"/>
-          <w:b w:val="0"/>
-          <w:i w:val="0"/>
-          <w:color w:val="000000"/>
-          <w:sz w:val="24"/>
-        </w:rPr>
-        <w:hyperlink r:id="rId18" w:history="1">
-          <w:r>
-            <w:rPr>
-              <w:rStyle w:val="Hyperlink"/>
-            </w:rPr>
-            <w:t>e</w:t>
-          </w:r>
-        </w:hyperlink>
-      </w:r>
-      <w:r>
-        <w:rPr>
-          <w:u w:val="single" w:color="0000ff"/>
-          <w:rFonts w:ascii="Charis SIL Regular" w:hAnsi="Charis SIL Regular" w:eastAsia="Charis SIL Regular"/>
-          <w:b w:val="0"/>
-          <w:i w:val="0"/>
-          <w:color w:val="000000"/>
-          <w:sz w:val="24"/>
-        </w:rPr>
-        <w:hyperlink r:id="rId18" w:history="1">
-          <w:r>
-            <w:rPr>
-              <w:rStyle w:val="Hyperlink"/>
-            </w:rPr>
-            <w:t xml:space="preserve">. </w:t>
-          </w:r>
-        </w:hyperlink>
-      </w:r>
-      <w:r>
-        <w:rPr>
-          <w:u w:val="single" w:color="0000ff"/>
-          <w:rFonts w:ascii="Charis SIL Regular" w:hAnsi="Charis SIL Regular" w:eastAsia="Charis SIL Regular"/>
-          <w:b w:val="0"/>
-          <w:i w:val="0"/>
-          <w:color w:val="000000"/>
-          <w:sz w:val="24"/>
-        </w:rPr>
-        <w:t>T</w:t>
+        <w:t>museumcollectie. T</w:t>
       </w:r>
       <w:r>
         <w:rPr>
@@ -3836,7 +3870,7 @@
           <w:sz w:val="24"/>
           <w:u w:val="single"/>
         </w:rPr>
-        <w:hyperlink r:id="rId22" w:history="1">
+        <w:hyperlink r:id="rId23" w:history="1">
           <w:r>
             <w:rPr>
               <w:rStyle w:val="Hyperlink"/>

--- a/EXPORTS/DOCX/published/niveau3/Dutch/TropischLandbouwMus.docx
+++ b/EXPORTS/DOCX/published/niveau3/Dutch/TropischLandbouwMus.docx
@@ -517,7 +517,14 @@
           <w:color w:val="000000"/>
           <w:sz w:val="24"/>
         </w:rPr>
-        <w:t>t Koloniaal Land</w:t>
+        <w:hyperlink r:id="rId10" w:history="1">
+          <w:r>
+            <w:rPr>
+              <w:rStyle w:val="Hyperlink"/>
+            </w:rPr>
+            <w:t>t Koloniaal Land</w:t>
+          </w:r>
+        </w:hyperlink>
       </w:r>
       <w:r>
         <w:rPr>
@@ -845,7 +852,18 @@
           <w:color w:val="000000"/>
           <w:sz w:val="24"/>
         </w:rPr>
-        <w:t xml:space="preserve">het toenmalige </w:t>
+        <w:t>het toenma</w:t>
+      </w:r>
+      <w:r>
+        <w:rPr>
+          <w:u w:val="single" w:color="0000ff"/>
+          <w:rFonts w:ascii="Charis SIL Regular" w:hAnsi="Charis SIL Regular" w:eastAsia="Charis SIL Regular"/>
+          <w:b w:val="0"/>
+          <w:i w:val="0"/>
+          <w:color w:val="000000"/>
+          <w:sz w:val="24"/>
+        </w:rPr>
+        <w:t xml:space="preserve">lige </w:t>
       </w:r>
       <w:r>
         <w:rPr>
@@ -856,7 +874,7 @@
           <w:sz w:val="24"/>
           <w:u w:val="single"/>
         </w:rPr>
-        <w:hyperlink r:id="rId11" w:history="1">
+        <w:hyperlink r:id="rId12" w:history="1">
           <w:r>
             <w:rPr>
               <w:rStyle w:val="Hyperlink"/>
@@ -921,7 +939,7 @@
           <w:sz w:val="24"/>
           <w:u w:val="single"/>
         </w:rPr>
-        <w:hyperlink r:id="rId12" w:history="1">
+        <w:hyperlink r:id="rId11" w:history="1">
           <w:r>
             <w:rPr>
               <w:rStyle w:val="Hyperlink"/>
@@ -950,14 +968,24 @@
           <w:sz w:val="24"/>
           <w:u w:val="single"/>
         </w:rPr>
-        <w:hyperlink r:id="rId12" w:history="1">
+        <w:hyperlink r:id="rId11" w:history="1">
           <w:r>
             <w:rPr>
               <w:rStyle w:val="Hyperlink"/>
             </w:rPr>
-            <w:t>Volkenku</w:t>
+            <w:t>Volkenk</w:t>
           </w:r>
         </w:hyperlink>
+      </w:r>
+      <w:r>
+        <w:rPr>
+          <w:rFonts w:ascii="Charis SIL Regular" w:hAnsi="Charis SIL Regular" w:eastAsia="Charis SIL Regular"/>
+          <w:b w:val="0"/>
+          <w:i w:val="0"/>
+          <w:color w:val="0000FF"/>
+          <w:sz w:val="24"/>
+        </w:rPr>
+        <w:t>u</w:t>
       </w:r>
       <w:r>
         <w:rPr>
@@ -968,7 +996,7 @@
           <w:sz w:val="24"/>
           <w:u w:val="single"/>
         </w:rPr>
-        <w:hyperlink r:id="rId12" w:history="1">
+        <w:hyperlink r:id="rId11" w:history="1">
           <w:r>
             <w:rPr>
               <w:rStyle w:val="Hyperlink"/>
@@ -1533,14 +1561,7 @@
           <w:color w:val="000000"/>
           <w:sz w:val="24"/>
         </w:rPr>
-        <w:hyperlink r:id="rId13" w:history="1">
-          <w:r>
-            <w:rPr>
-              <w:rStyle w:val="Hyperlink"/>
-            </w:rPr>
-            <w:t>jksu</w:t>
-          </w:r>
-        </w:hyperlink>
+        <w:t>jksu</w:t>
       </w:r>
       <w:r>
         <w:rPr>
@@ -2310,7 +2331,6 @@
       </w:r>
       <w:r>
         <w:rPr>
-          <w:u w:val="single" w:color="0000ff"/>
           <w:rFonts w:ascii="Charis SIL Regular" w:hAnsi="Charis SIL Regular" w:eastAsia="Charis SIL Regular"/>
           <w:b w:val="0"/>
           <w:i w:val="0"/>
@@ -2339,49 +2359,13 @@
       </w:r>
       <w:r>
         <w:rPr>
-          <w:u w:val="single" w:color="0000ff"/>
           <w:rFonts w:ascii="Charis SIL Regular" w:hAnsi="Charis SIL Regular" w:eastAsia="Charis SIL Regular"/>
           <w:b w:val="0"/>
           <w:i w:val="0"/>
           <w:color w:val="000000"/>
           <w:sz w:val="24"/>
         </w:rPr>
-        <w:hyperlink r:id="rId18" w:history="1">
-          <w:r>
-            <w:rPr>
-              <w:rStyle w:val="Hyperlink"/>
-            </w:rPr>
-            <w:t>e</w:t>
-          </w:r>
-        </w:hyperlink>
-      </w:r>
-      <w:r>
-        <w:rPr>
-          <w:u w:val="single" w:color="0000ff"/>
-          <w:rFonts w:ascii="Charis SIL Regular" w:hAnsi="Charis SIL Regular" w:eastAsia="Charis SIL Regular"/>
-          <w:b w:val="0"/>
-          <w:i w:val="0"/>
-          <w:color w:val="000000"/>
-          <w:sz w:val="24"/>
-        </w:rPr>
-        <w:hyperlink r:id="rId18" w:history="1">
-          <w:r>
-            <w:rPr>
-              <w:rStyle w:val="Hyperlink"/>
-            </w:rPr>
-            <w:t xml:space="preserve">r nog </w:t>
-          </w:r>
-        </w:hyperlink>
-      </w:r>
-      <w:r>
-        <w:rPr>
-          <w:rFonts w:ascii="Charis SIL Regular" w:hAnsi="Charis SIL Regular" w:eastAsia="Charis SIL Regular"/>
-          <w:b w:val="0"/>
-          <w:i w:val="0"/>
-          <w:color w:val="000000"/>
-          <w:sz w:val="24"/>
-        </w:rPr>
-        <w:t xml:space="preserve">het </w:t>
+        <w:t xml:space="preserve">er nog het </w:t>
       </w:r>
       <w:r>
         <w:rPr>
@@ -2629,50 +2613,7 @@
           <w:color w:val="000000"/>
           <w:sz w:val="24"/>
         </w:rPr>
-        <w:hyperlink r:id="rId19" w:history="1">
-          <w:r>
-            <w:rPr>
-              <w:rStyle w:val="Hyperlink"/>
-            </w:rPr>
-            <w:t>e</w:t>
-          </w:r>
-        </w:hyperlink>
-      </w:r>
-      <w:r>
-        <w:rPr>
-          <w:u w:val="single" w:color="0000ff"/>
-          <w:rFonts w:ascii="Charis SIL Regular" w:hAnsi="Charis SIL Regular" w:eastAsia="Charis SIL Regular"/>
-          <w:b w:val="0"/>
-          <w:i w:val="0"/>
-          <w:color w:val="000000"/>
-          <w:sz w:val="24"/>
-        </w:rPr>
-        <w:hyperlink r:id="rId19" w:history="1">
-          <w:r>
-            <w:rPr>
-              <w:rStyle w:val="Hyperlink"/>
-            </w:rPr>
-            <w:t>r het Tropis</w:t>
-          </w:r>
-        </w:hyperlink>
-      </w:r>
-      <w:r>
-        <w:rPr>
-          <w:u w:val="single" w:color="0000ff"/>
-          <w:rFonts w:ascii="Charis SIL Regular" w:hAnsi="Charis SIL Regular" w:eastAsia="Charis SIL Regular"/>
-          <w:b w:val="0"/>
-          <w:i w:val="0"/>
-          <w:color w:val="000000"/>
-          <w:sz w:val="24"/>
-        </w:rPr>
-        <w:hyperlink r:id="rId19" w:history="1">
-          <w:r>
-            <w:rPr>
-              <w:rStyle w:val="Hyperlink"/>
-            </w:rPr>
-            <w:t>ch Landbo</w:t>
-          </w:r>
-        </w:hyperlink>
+        <w:t>er het Tropisch Landbo</w:t>
       </w:r>
       <w:r>
         <w:rPr>
@@ -3870,7 +3811,7 @@
           <w:sz w:val="24"/>
           <w:u w:val="single"/>
         </w:rPr>
-        <w:hyperlink r:id="rId23" w:history="1">
+        <w:hyperlink r:id="rId22" w:history="1">
           <w:r>
             <w:rPr>
               <w:rStyle w:val="Hyperlink"/>
@@ -3899,7 +3840,7 @@
           <w:sz w:val="24"/>
           <w:u w:val="single"/>
         </w:rPr>
-        <w:hyperlink r:id="rId23" w:history="1">
+        <w:hyperlink r:id="rId22" w:history="1">
           <w:r>
             <w:rPr>
               <w:rStyle w:val="Hyperlink"/>
@@ -3935,14 +3876,7 @@
           <w:color w:val="000000"/>
           <w:sz w:val="24"/>
         </w:rPr>
-        <w:hyperlink r:id="rId22" w:history="1">
-          <w:r>
-            <w:rPr>
-              <w:rStyle w:val="Hyperlink"/>
-            </w:rPr>
-            <w:t xml:space="preserve">, </w:t>
-          </w:r>
-        </w:hyperlink>
+        <w:t xml:space="preserve">, </w:t>
       </w:r>
       <w:r>
         <w:rPr>

--- a/EXPORTS/DOCX/published/niveau3/Dutch/TropischLandbouwMus.docx
+++ b/EXPORTS/DOCX/published/niveau3/Dutch/TropischLandbouwMus.docx
@@ -863,7 +863,14 @@
           <w:color w:val="000000"/>
           <w:sz w:val="24"/>
         </w:rPr>
-        <w:t xml:space="preserve">lige </w:t>
+        <w:hyperlink r:id="rId11" w:history="1">
+          <w:r>
+            <w:rPr>
+              <w:rStyle w:val="Hyperlink"/>
+            </w:rPr>
+            <w:t xml:space="preserve">lige </w:t>
+          </w:r>
+        </w:hyperlink>
       </w:r>
       <w:r>
         <w:rPr>
@@ -874,7 +881,7 @@
           <w:sz w:val="24"/>
           <w:u w:val="single"/>
         </w:rPr>
-        <w:hyperlink r:id="rId12" w:history="1">
+        <w:hyperlink r:id="rId11" w:history="1">
           <w:r>
             <w:rPr>
               <w:rStyle w:val="Hyperlink"/>
@@ -968,7 +975,7 @@
           <w:sz w:val="24"/>
           <w:u w:val="single"/>
         </w:rPr>
-        <w:hyperlink r:id="rId11" w:history="1">
+        <w:hyperlink r:id="rId12" w:history="1">
           <w:r>
             <w:rPr>
               <w:rStyle w:val="Hyperlink"/>
@@ -985,7 +992,14 @@
           <w:color w:val="0000FF"/>
           <w:sz w:val="24"/>
         </w:rPr>
-        <w:t>u</w:t>
+        <w:hyperlink r:id="rId12" w:history="1">
+          <w:r>
+            <w:rPr>
+              <w:rStyle w:val="Hyperlink"/>
+            </w:rPr>
+            <w:t>u</w:t>
+          </w:r>
+        </w:hyperlink>
       </w:r>
       <w:r>
         <w:rPr>
@@ -996,7 +1010,7 @@
           <w:sz w:val="24"/>
           <w:u w:val="single"/>
         </w:rPr>
-        <w:hyperlink r:id="rId11" w:history="1">
+        <w:hyperlink r:id="rId12" w:history="1">
           <w:r>
             <w:rPr>
               <w:rStyle w:val="Hyperlink"/>
@@ -1014,7 +1028,7 @@
           <w:sz w:val="24"/>
           <w:u w:val="single"/>
         </w:rPr>
-        <w:hyperlink r:id="rId11" w:history="1">
+        <w:hyperlink r:id="rId12" w:history="1">
           <w:r>
             <w:rPr>
               <w:rStyle w:val="Hyperlink"/>
@@ -1099,21 +1113,13 @@
       </w:r>
       <w:r>
         <w:rPr>
-          <w:u w:val="single" w:color="0000ff"/>
           <w:rFonts w:ascii="Charis SIL Regular" w:hAnsi="Charis SIL Regular" w:eastAsia="Charis SIL Regular"/>
           <w:b w:val="0"/>
           <w:i w:val="0"/>
           <w:color w:val="000000"/>
           <w:sz w:val="24"/>
         </w:rPr>
-        <w:hyperlink r:id="rId12" w:history="1">
-          <w:r>
-            <w:rPr>
-              <w:rStyle w:val="Hyperlink"/>
-            </w:rPr>
-            <w:t>umd</w:t>
-          </w:r>
-        </w:hyperlink>
+        <w:t>umd</w:t>
       </w:r>
       <w:r>
         <w:rPr>
@@ -1561,7 +1567,14 @@
           <w:color w:val="000000"/>
           <w:sz w:val="24"/>
         </w:rPr>
-        <w:t>jksu</w:t>
+        <w:hyperlink r:id="rId13" w:history="1">
+          <w:r>
+            <w:rPr>
+              <w:rStyle w:val="Hyperlink"/>
+            </w:rPr>
+            <w:t>jksu</w:t>
+          </w:r>
+        </w:hyperlink>
       </w:r>
       <w:r>
         <w:rPr>
@@ -1967,61 +1980,7 @@
           <w:color w:val="000000"/>
           <w:sz w:val="24"/>
         </w:rPr>
-        <w:t>. Ook het arc</w:t>
-      </w:r>
-      <w:r>
-        <w:rPr>
-          <w:u w:val="single" w:color="0000ff"/>
-          <w:rFonts w:ascii="Charis SIL Regular" w:hAnsi="Charis SIL Regular" w:eastAsia="Charis SIL Regular"/>
-          <w:b w:val="0"/>
-          <w:i w:val="0"/>
-          <w:color w:val="000000"/>
-          <w:sz w:val="24"/>
-        </w:rPr>
-        <w:hyperlink r:id="rId15" w:history="1">
-          <w:r>
-            <w:rPr>
-              <w:rStyle w:val="Hyperlink"/>
-            </w:rPr>
-            <w:t>hief van de ver</w:t>
-          </w:r>
-        </w:hyperlink>
-      </w:r>
-      <w:r>
-        <w:rPr>
-          <w:u w:val="single" w:color="0000ff"/>
-          <w:rFonts w:ascii="Charis SIL Regular" w:hAnsi="Charis SIL Regular" w:eastAsia="Charis SIL Regular"/>
-          <w:b w:val="0"/>
-          <w:i w:val="0"/>
-          <w:color w:val="000000"/>
-          <w:sz w:val="24"/>
-        </w:rPr>
-        <w:hyperlink r:id="rId15" w:history="1">
-          <w:r>
-            <w:rPr>
-              <w:rStyle w:val="Hyperlink"/>
-            </w:rPr>
-            <w:t>e</w:t>
-          </w:r>
-        </w:hyperlink>
-      </w:r>
-      <w:r>
-        <w:rPr>
-          <w:u w:val="single" w:color="0000ff"/>
-          <w:rFonts w:ascii="Charis SIL Regular" w:hAnsi="Charis SIL Regular" w:eastAsia="Charis SIL Regular"/>
-          <w:b w:val="0"/>
-          <w:i w:val="0"/>
-          <w:color w:val="000000"/>
-          <w:sz w:val="24"/>
-        </w:rPr>
-        <w:hyperlink r:id="rId15" w:history="1">
-          <w:r>
-            <w:rPr>
-              <w:rStyle w:val="Hyperlink"/>
-            </w:rPr>
-            <w:t>nigi</w:t>
-          </w:r>
-        </w:hyperlink>
+        <w:t>. Ook het archief van de verenigi</w:t>
       </w:r>
       <w:r>
         <w:rPr>
@@ -2331,13 +2290,104 @@
       </w:r>
       <w:r>
         <w:rPr>
+          <w:u w:val="single" w:color="0000ff"/>
           <w:rFonts w:ascii="Charis SIL Regular" w:hAnsi="Charis SIL Regular" w:eastAsia="Charis SIL Regular"/>
           <w:b w:val="0"/>
           <w:i w:val="0"/>
           <w:color w:val="000000"/>
           <w:sz w:val="24"/>
         </w:rPr>
-        <w:t>museumcollectie. T</w:t>
+        <w:hyperlink r:id="rId18" w:history="1">
+          <w:r>
+            <w:rPr>
+              <w:rStyle w:val="Hyperlink"/>
+            </w:rPr>
+            <w:t>museumcol</w:t>
+          </w:r>
+        </w:hyperlink>
+      </w:r>
+      <w:r>
+        <w:rPr>
+          <w:u w:val="single" w:color="0000ff"/>
+          <w:rFonts w:ascii="Charis SIL Regular" w:hAnsi="Charis SIL Regular" w:eastAsia="Charis SIL Regular"/>
+          <w:b w:val="0"/>
+          <w:i w:val="0"/>
+          <w:color w:val="000000"/>
+          <w:sz w:val="24"/>
+        </w:rPr>
+        <w:hyperlink r:id="rId18" w:history="1">
+          <w:r>
+            <w:rPr>
+              <w:rStyle w:val="Hyperlink"/>
+            </w:rPr>
+            <w:t>l</w:t>
+          </w:r>
+        </w:hyperlink>
+      </w:r>
+      <w:r>
+        <w:rPr>
+          <w:u w:val="single" w:color="0000ff"/>
+          <w:rFonts w:ascii="Charis SIL Regular" w:hAnsi="Charis SIL Regular" w:eastAsia="Charis SIL Regular"/>
+          <w:b w:val="0"/>
+          <w:i w:val="0"/>
+          <w:color w:val="000000"/>
+          <w:sz w:val="24"/>
+        </w:rPr>
+        <w:hyperlink r:id="rId18" w:history="1">
+          <w:r>
+            <w:rPr>
+              <w:rStyle w:val="Hyperlink"/>
+            </w:rPr>
+            <w:t>ecti</w:t>
+          </w:r>
+        </w:hyperlink>
+      </w:r>
+      <w:r>
+        <w:rPr>
+          <w:u w:val="single" w:color="0000ff"/>
+          <w:rFonts w:ascii="Charis SIL Regular" w:hAnsi="Charis SIL Regular" w:eastAsia="Charis SIL Regular"/>
+          <w:b w:val="0"/>
+          <w:i w:val="0"/>
+          <w:color w:val="000000"/>
+          <w:sz w:val="24"/>
+        </w:rPr>
+        <w:hyperlink r:id="rId18" w:history="1">
+          <w:r>
+            <w:rPr>
+              <w:rStyle w:val="Hyperlink"/>
+            </w:rPr>
+            <w:t>e</w:t>
+          </w:r>
+        </w:hyperlink>
+      </w:r>
+      <w:r>
+        <w:rPr>
+          <w:u w:val="single" w:color="0000ff"/>
+          <w:rFonts w:ascii="Charis SIL Regular" w:hAnsi="Charis SIL Regular" w:eastAsia="Charis SIL Regular"/>
+          <w:b w:val="0"/>
+          <w:i w:val="0"/>
+          <w:color w:val="000000"/>
+          <w:sz w:val="24"/>
+        </w:rPr>
+        <w:hyperlink r:id="rId18" w:history="1">
+          <w:r>
+            <w:rPr>
+              <w:rStyle w:val="Hyperlink"/>
+            </w:rPr>
+            <w:t xml:space="preserve">. </w:t>
+          </w:r>
+        </w:hyperlink>
+      </w:r>
+      <w:r>
+        <w:rPr>
+          <w:u w:val="single" w:color="0000ff"/>
+          <w:rFonts w:ascii="Charis SIL Regular" w:hAnsi="Charis SIL Regular" w:eastAsia="Charis SIL Regular"/>
+          <w:b w:val="0"/>
+          <w:i w:val="0"/>
+          <w:color w:val="000000"/>
+          <w:sz w:val="24"/>
+        </w:rPr>
+        <w:t>T</w:t>
       </w:r>
       <w:r>
         <w:rPr>
@@ -2359,13 +2409,49 @@
       </w:r>
       <w:r>
         <w:rPr>
+          <w:u w:val="single" w:color="0000ff"/>
           <w:rFonts w:ascii="Charis SIL Regular" w:hAnsi="Charis SIL Regular" w:eastAsia="Charis SIL Regular"/>
           <w:b w:val="0"/>
           <w:i w:val="0"/>
           <w:color w:val="000000"/>
           <w:sz w:val="24"/>
         </w:rPr>
-        <w:t xml:space="preserve">er nog het </w:t>
+        <w:hyperlink r:id="rId18" w:history="1">
+          <w:r>
+            <w:rPr>
+              <w:rStyle w:val="Hyperlink"/>
+            </w:rPr>
+            <w:t>e</w:t>
+          </w:r>
+        </w:hyperlink>
+      </w:r>
+      <w:r>
+        <w:rPr>
+          <w:u w:val="single" w:color="0000ff"/>
+          <w:rFonts w:ascii="Charis SIL Regular" w:hAnsi="Charis SIL Regular" w:eastAsia="Charis SIL Regular"/>
+          <w:b w:val="0"/>
+          <w:i w:val="0"/>
+          <w:color w:val="000000"/>
+          <w:sz w:val="24"/>
+        </w:rPr>
+        <w:hyperlink r:id="rId18" w:history="1">
+          <w:r>
+            <w:rPr>
+              <w:rStyle w:val="Hyperlink"/>
+            </w:rPr>
+            <w:t xml:space="preserve">r nog </w:t>
+          </w:r>
+        </w:hyperlink>
+      </w:r>
+      <w:r>
+        <w:rPr>
+          <w:rFonts w:ascii="Charis SIL Regular" w:hAnsi="Charis SIL Regular" w:eastAsia="Charis SIL Regular"/>
+          <w:b w:val="0"/>
+          <w:i w:val="0"/>
+          <w:color w:val="000000"/>
+          <w:sz w:val="24"/>
+        </w:rPr>
+        <w:t xml:space="preserve">het </w:t>
       </w:r>
       <w:r>
         <w:rPr>
@@ -2613,7 +2699,50 @@
           <w:color w:val="000000"/>
           <w:sz w:val="24"/>
         </w:rPr>
-        <w:t>er het Tropisch Landbo</w:t>
+        <w:hyperlink r:id="rId19" w:history="1">
+          <w:r>
+            <w:rPr>
+              <w:rStyle w:val="Hyperlink"/>
+            </w:rPr>
+            <w:t>e</w:t>
+          </w:r>
+        </w:hyperlink>
+      </w:r>
+      <w:r>
+        <w:rPr>
+          <w:u w:val="single" w:color="0000ff"/>
+          <w:rFonts w:ascii="Charis SIL Regular" w:hAnsi="Charis SIL Regular" w:eastAsia="Charis SIL Regular"/>
+          <w:b w:val="0"/>
+          <w:i w:val="0"/>
+          <w:color w:val="000000"/>
+          <w:sz w:val="24"/>
+        </w:rPr>
+        <w:hyperlink r:id="rId19" w:history="1">
+          <w:r>
+            <w:rPr>
+              <w:rStyle w:val="Hyperlink"/>
+            </w:rPr>
+            <w:t>r het Tropis</w:t>
+          </w:r>
+        </w:hyperlink>
+      </w:r>
+      <w:r>
+        <w:rPr>
+          <w:u w:val="single" w:color="0000ff"/>
+          <w:rFonts w:ascii="Charis SIL Regular" w:hAnsi="Charis SIL Regular" w:eastAsia="Charis SIL Regular"/>
+          <w:b w:val="0"/>
+          <w:i w:val="0"/>
+          <w:color w:val="000000"/>
+          <w:sz w:val="24"/>
+        </w:rPr>
+        <w:hyperlink r:id="rId19" w:history="1">
+          <w:r>
+            <w:rPr>
+              <w:rStyle w:val="Hyperlink"/>
+            </w:rPr>
+            <w:t>ch Landbo</w:t>
+          </w:r>
+        </w:hyperlink>
       </w:r>
       <w:r>
         <w:rPr>
@@ -3782,7 +3911,14 @@
           <w:color w:val="000000"/>
           <w:sz w:val="24"/>
         </w:rPr>
-        <w:t xml:space="preserve">, </w:t>
+        <w:hyperlink r:id="rId22" w:history="1">
+          <w:r>
+            <w:rPr>
+              <w:rStyle w:val="Hyperlink"/>
+            </w:rPr>
+            <w:t xml:space="preserve">, </w:t>
+          </w:r>
+        </w:hyperlink>
       </w:r>
       <w:r>
         <w:rPr>
@@ -3793,7 +3929,7 @@
           <w:sz w:val="24"/>
           <w:u w:val="single"/>
         </w:rPr>
-        <w:hyperlink r:id="rId23" w:history="1">
+        <w:hyperlink r:id="rId22" w:history="1">
           <w:r>
             <w:rPr>
               <w:rStyle w:val="Hyperlink"/>
@@ -3858,7 +3994,7 @@
           <w:sz w:val="24"/>
           <w:u w:val="single"/>
         </w:rPr>
-        <w:hyperlink r:id="rId23" w:history="1">
+        <w:hyperlink r:id="rId22" w:history="1">
           <w:r>
             <w:rPr>
               <w:rStyle w:val="Hyperlink"/>
@@ -3876,7 +4012,14 @@
           <w:color w:val="000000"/>
           <w:sz w:val="24"/>
         </w:rPr>
-        <w:t xml:space="preserve">, </w:t>
+        <w:hyperlink r:id="rId22" w:history="1">
+          <w:r>
+            <w:rPr>
+              <w:rStyle w:val="Hyperlink"/>
+            </w:rPr>
+            <w:t xml:space="preserve">, </w:t>
+          </w:r>
+        </w:hyperlink>
       </w:r>
       <w:r>
         <w:rPr>
@@ -3887,7 +4030,7 @@
           <w:sz w:val="24"/>
           <w:u w:val="single"/>
         </w:rPr>
-        <w:hyperlink r:id="rId24" w:history="1">
+        <w:hyperlink r:id="rId23" w:history="1">
           <w:r>
             <w:rPr>
               <w:rStyle w:val="Hyperlink"/>
@@ -3916,7 +4059,7 @@
           <w:sz w:val="24"/>
           <w:u w:val="single"/>
         </w:rPr>
-        <w:hyperlink r:id="rId24" w:history="1">
+        <w:hyperlink r:id="rId23" w:history="1">
           <w:r>
             <w:rPr>
               <w:rStyle w:val="Hyperlink"/>
@@ -3934,7 +4077,7 @@
           <w:sz w:val="24"/>
           <w:u w:val="single"/>
         </w:rPr>
-        <w:hyperlink r:id="rId24" w:history="1">
+        <w:hyperlink r:id="rId23" w:history="1">
           <w:r>
             <w:rPr>
               <w:rStyle w:val="Hyperlink"/>
@@ -3952,7 +4095,7 @@
           <w:sz w:val="24"/>
           <w:u w:val="single"/>
         </w:rPr>
-        <w:hyperlink r:id="rId24" w:history="1">
+        <w:hyperlink r:id="rId23" w:history="1">
           <w:r>
             <w:rPr>
               <w:rStyle w:val="Hyperlink"/>
@@ -4050,7 +4193,7 @@
           <w:sz w:val="24"/>
           <w:u w:val="single"/>
         </w:rPr>
-        <w:hyperlink r:id="rId25" w:history="1">
+        <w:hyperlink r:id="rId24" w:history="1">
           <w:r>
             <w:rPr>
               <w:rStyle w:val="Hyperlink"/>
@@ -4068,7 +4211,7 @@
           <w:sz w:val="24"/>
           <w:u w:val="single"/>
         </w:rPr>
-        <w:hyperlink r:id="rId25" w:history="1">
+        <w:hyperlink r:id="rId24" w:history="1">
           <w:r>
             <w:rPr>
               <w:rStyle w:val="Hyperlink"/>
@@ -4086,7 +4229,7 @@
           <w:sz w:val="24"/>
           <w:u w:val="single"/>
         </w:rPr>
-        <w:hyperlink r:id="rId25" w:history="1">
+        <w:hyperlink r:id="rId24" w:history="1">
           <w:r>
             <w:rPr>
               <w:rStyle w:val="Hyperlink"/>
@@ -4104,7 +4247,7 @@
           <w:sz w:val="24"/>
           <w:u w:val="single"/>
         </w:rPr>
-        <w:hyperlink r:id="rId25" w:history="1">
+        <w:hyperlink r:id="rId24" w:history="1">
           <w:r>
             <w:rPr>
               <w:rStyle w:val="Hyperlink"/>

--- a/EXPORTS/DOCX/published/niveau3/Dutch/TropischLandbouwMus.docx
+++ b/EXPORTS/DOCX/published/niveau3/Dutch/TropischLandbouwMus.docx
@@ -863,126 +863,7 @@
           <w:color w:val="000000"/>
           <w:sz w:val="24"/>
         </w:rPr>
-        <w:hyperlink r:id="rId11" w:history="1">
-          <w:r>
-            <w:rPr>
-              <w:rStyle w:val="Hyperlink"/>
-            </w:rPr>
-            <w:t xml:space="preserve">lige </w:t>
-          </w:r>
-        </w:hyperlink>
-      </w:r>
-      <w:r>
-        <w:rPr>
-          <w:rFonts w:ascii="Charis SIL Regular" w:hAnsi="Charis SIL Regular" w:eastAsia="Charis SIL Regular"/>
-          <w:b w:val="0"/>
-          <w:i w:val="0"/>
-          <w:color w:val="0000FF"/>
-          <w:sz w:val="24"/>
-          <w:u w:val="single"/>
-        </w:rPr>
-        <w:hyperlink r:id="rId11" w:history="1">
-          <w:r>
-            <w:rPr>
-              <w:rStyle w:val="Hyperlink"/>
-            </w:rPr>
-            <w:t>Rijksmus</w:t>
-          </w:r>
-        </w:hyperlink>
-      </w:r>
-      <w:r>
-        <w:rPr>
-          <w:rFonts w:ascii="Charis SIL Regular" w:hAnsi="Charis SIL Regular" w:eastAsia="Charis SIL Regular"/>
-          <w:b w:val="0"/>
-          <w:i w:val="0"/>
-          <w:color w:val="0000FF"/>
-          <w:sz w:val="24"/>
-          <w:u w:val="single"/>
-        </w:rPr>
-        <w:hyperlink r:id="rId11" w:history="1">
-          <w:r>
-            <w:rPr>
-              <w:rStyle w:val="Hyperlink"/>
-            </w:rPr>
-            <w:t>e</w:t>
-          </w:r>
-        </w:hyperlink>
-      </w:r>
-      <w:r>
-        <w:rPr>
-          <w:rFonts w:ascii="Charis SIL Regular" w:hAnsi="Charis SIL Regular" w:eastAsia="Charis SIL Regular"/>
-          <w:b w:val="0"/>
-          <w:i w:val="0"/>
-          <w:color w:val="0000FF"/>
-          <w:sz w:val="24"/>
-          <w:u w:val="single"/>
-        </w:rPr>
-        <w:hyperlink r:id="rId11" w:history="1">
-          <w:r>
-            <w:rPr>
-              <w:rStyle w:val="Hyperlink"/>
-            </w:rPr>
-            <w:t>um</w:t>
-          </w:r>
-        </w:hyperlink>
-      </w:r>
-      <w:r>
-        <w:rPr>
-          <w:rFonts w:ascii="Charis SIL Regular" w:hAnsi="Charis SIL Regular" w:eastAsia="Charis SIL Regular"/>
-          <w:b w:val="0"/>
-          <w:i w:val="0"/>
-          <w:color w:val="0000FF"/>
-          <w:sz w:val="24"/>
-          <w:u w:val="single"/>
-        </w:rPr>
-        <w:t xml:space="preserve"> </w:t>
-      </w:r>
-      <w:r>
-        <w:rPr>
-          <w:rFonts w:ascii="Charis SIL Regular" w:hAnsi="Charis SIL Regular" w:eastAsia="Charis SIL Regular"/>
-          <w:b w:val="0"/>
-          <w:i w:val="0"/>
-          <w:color w:val="0000FF"/>
-          <w:sz w:val="24"/>
-          <w:u w:val="single"/>
-        </w:rPr>
-        <w:hyperlink r:id="rId11" w:history="1">
-          <w:r>
-            <w:rPr>
-              <w:rStyle w:val="Hyperlink"/>
-            </w:rPr>
-            <w:t>voor</w:t>
-          </w:r>
-        </w:hyperlink>
-      </w:r>
-      <w:r>
-        <w:rPr>
-          <w:rFonts w:ascii="Charis SIL Regular" w:hAnsi="Charis SIL Regular" w:eastAsia="Charis SIL Regular"/>
-          <w:b w:val="0"/>
-          <w:i w:val="0"/>
-          <w:color w:val="0000FF"/>
-          <w:sz w:val="24"/>
-          <w:u w:val="single"/>
-        </w:rPr>
-        <w:t xml:space="preserve"> </w:t>
-      </w:r>
-      <w:r>
-        <w:rPr>
-          <w:rFonts w:ascii="Charis SIL Regular" w:hAnsi="Charis SIL Regular" w:eastAsia="Charis SIL Regular"/>
-          <w:b w:val="0"/>
-          <w:i w:val="0"/>
-          <w:color w:val="0000FF"/>
-          <w:sz w:val="24"/>
-          <w:u w:val="single"/>
-        </w:rPr>
-        <w:hyperlink r:id="rId12" w:history="1">
-          <w:r>
-            <w:rPr>
-              <w:rStyle w:val="Hyperlink"/>
-            </w:rPr>
-            <w:t>Volkenk</w:t>
-          </w:r>
-        </w:hyperlink>
+        <w:t xml:space="preserve">lige </w:t>
       </w:r>
       <w:r>
         <w:rPr>
@@ -992,50 +873,7 @@
           <w:color w:val="0000FF"/>
           <w:sz w:val="24"/>
         </w:rPr>
-        <w:hyperlink r:id="rId12" w:history="1">
-          <w:r>
-            <w:rPr>
-              <w:rStyle w:val="Hyperlink"/>
-            </w:rPr>
-            <w:t>u</w:t>
-          </w:r>
-        </w:hyperlink>
-      </w:r>
-      <w:r>
-        <w:rPr>
-          <w:rFonts w:ascii="Charis SIL Regular" w:hAnsi="Charis SIL Regular" w:eastAsia="Charis SIL Regular"/>
-          <w:b w:val="0"/>
-          <w:i w:val="0"/>
-          <w:color w:val="0000FF"/>
-          <w:sz w:val="24"/>
-          <w:u w:val="single"/>
-        </w:rPr>
-        <w:hyperlink r:id="rId12" w:history="1">
-          <w:r>
-            <w:rPr>
-              <w:rStyle w:val="Hyperlink"/>
-            </w:rPr>
-            <w:t>nd</w:t>
-          </w:r>
-        </w:hyperlink>
-      </w:r>
-      <w:r>
-        <w:rPr>
-          <w:rFonts w:ascii="Charis SIL Regular" w:hAnsi="Charis SIL Regular" w:eastAsia="Charis SIL Regular"/>
-          <w:b w:val="0"/>
-          <w:i w:val="0"/>
-          <w:color w:val="0000FF"/>
-          <w:sz w:val="24"/>
-          <w:u w:val="single"/>
-        </w:rPr>
-        <w:hyperlink r:id="rId12" w:history="1">
-          <w:r>
-            <w:rPr>
-              <w:rStyle w:val="Hyperlink"/>
-            </w:rPr>
-            <w:t>e</w:t>
-          </w:r>
-        </w:hyperlink>
+        <w:t>Rijksmuseum voor Volkenkunde</w:t>
       </w:r>
       <w:r>
         <w:rPr>
@@ -1077,7 +915,6 @@
       </w:r>
       <w:r>
         <w:rPr>
-          <w:u w:val="single" w:color="0000ff"/>
           <w:rFonts w:ascii="Charis SIL Regular" w:hAnsi="Charis SIL Regular" w:eastAsia="Charis SIL Regular"/>
           <w:b w:val="0"/>
           <w:i w:val="0"/>
@@ -1095,7 +932,6 @@
       </w:r>
       <w:r>
         <w:rPr>
-          <w:u w:val="single" w:color="0000ff"/>
           <w:rFonts w:ascii="Charis SIL Regular" w:hAnsi="Charis SIL Regular" w:eastAsia="Charis SIL Regular"/>
           <w:b w:val="0"/>
           <w:i w:val="0"/>
@@ -1119,11 +955,17 @@
           <w:color w:val="000000"/>
           <w:sz w:val="24"/>
         </w:rPr>
-        <w:t>umd</w:t>
+        <w:hyperlink r:id="rId12" w:history="1">
+          <w:r>
+            <w:rPr>
+              <w:rStyle w:val="Hyperlink"/>
+            </w:rPr>
+            <w:t>umd</w:t>
+          </w:r>
+        </w:hyperlink>
       </w:r>
       <w:r>
         <w:rPr>
-          <w:u w:val="single" w:color="0000ff"/>
           <w:rFonts w:ascii="Charis SIL Regular" w:hAnsi="Charis SIL Regular" w:eastAsia="Charis SIL Regular"/>
           <w:b w:val="0"/>
           <w:i w:val="0"/>
@@ -1412,169 +1254,7 @@
           <w:color w:val="000000"/>
           <w:sz w:val="24"/>
         </w:rPr>
-        <w:t>museum sloot in 2003 haar deuren, ma</w:t>
-      </w:r>
-      <w:r>
-        <w:rPr>
-          <w:u w:val="single" w:color="0000ff"/>
-          <w:rFonts w:ascii="Charis SIL Regular" w:hAnsi="Charis SIL Regular" w:eastAsia="Charis SIL Regular"/>
-          <w:b w:val="0"/>
-          <w:i w:val="0"/>
-          <w:color w:val="000000"/>
-          <w:sz w:val="24"/>
-        </w:rPr>
-        <w:hyperlink r:id="rId13" w:history="1">
-          <w:r>
-            <w:rPr>
-              <w:rStyle w:val="Hyperlink"/>
-            </w:rPr>
-            <w:t>ar het Univer</w:t>
-          </w:r>
-        </w:hyperlink>
-      </w:r>
-      <w:r>
-        <w:rPr>
-          <w:u w:val="single" w:color="0000ff"/>
-          <w:rFonts w:ascii="Charis SIL Regular" w:hAnsi="Charis SIL Regular" w:eastAsia="Charis SIL Regular"/>
-          <w:b w:val="0"/>
-          <w:i w:val="0"/>
-          <w:color w:val="000000"/>
-          <w:sz w:val="24"/>
-        </w:rPr>
-        <w:hyperlink r:id="rId13" w:history="1">
-          <w:r>
-            <w:rPr>
-              <w:rStyle w:val="Hyperlink"/>
-            </w:rPr>
-            <w:t>s</w:t>
-          </w:r>
-        </w:hyperlink>
-      </w:r>
-      <w:r>
-        <w:rPr>
-          <w:u w:val="single" w:color="0000ff"/>
-          <w:rFonts w:ascii="Charis SIL Regular" w:hAnsi="Charis SIL Regular" w:eastAsia="Charis SIL Regular"/>
-          <w:b w:val="0"/>
-          <w:i w:val="0"/>
-          <w:color w:val="000000"/>
-          <w:sz w:val="24"/>
-        </w:rPr>
-        <w:hyperlink r:id="rId13" w:history="1">
-          <w:r>
-            <w:rPr>
-              <w:rStyle w:val="Hyperlink"/>
-            </w:rPr>
-            <w:t>iteitsmu</w:t>
-          </w:r>
-        </w:hyperlink>
-      </w:r>
-      <w:r>
-        <w:rPr>
-          <w:u w:val="single" w:color="0000ff"/>
-          <w:rFonts w:ascii="Charis SIL Regular" w:hAnsi="Charis SIL Regular" w:eastAsia="Charis SIL Regular"/>
-          <w:b w:val="0"/>
-          <w:i w:val="0"/>
-          <w:color w:val="000000"/>
-          <w:sz w:val="24"/>
-        </w:rPr>
-        <w:hyperlink r:id="rId13" w:history="1">
-          <w:r>
-            <w:rPr>
-              <w:rStyle w:val="Hyperlink"/>
-            </w:rPr>
-            <w:t>s</w:t>
-          </w:r>
-        </w:hyperlink>
-      </w:r>
-      <w:r>
-        <w:rPr>
-          <w:u w:val="single" w:color="0000ff"/>
-          <w:rFonts w:ascii="Charis SIL Regular" w:hAnsi="Charis SIL Regular" w:eastAsia="Charis SIL Regular"/>
-          <w:b w:val="0"/>
-          <w:i w:val="0"/>
-          <w:color w:val="000000"/>
-          <w:sz w:val="24"/>
-        </w:rPr>
-        <w:hyperlink r:id="rId13" w:history="1">
-          <w:r>
-            <w:rPr>
-              <w:rStyle w:val="Hyperlink"/>
-            </w:rPr>
-            <w:t xml:space="preserve">eum van </w:t>
-          </w:r>
-        </w:hyperlink>
-      </w:r>
-      <w:r>
-        <w:rPr>
-          <w:u w:val="single" w:color="0000ff"/>
-          <w:rFonts w:ascii="Charis SIL Regular" w:hAnsi="Charis SIL Regular" w:eastAsia="Charis SIL Regular"/>
-          <w:b w:val="0"/>
-          <w:i w:val="0"/>
-          <w:color w:val="000000"/>
-          <w:sz w:val="24"/>
-        </w:rPr>
-        <w:hyperlink r:id="rId13" w:history="1">
-          <w:r>
-            <w:rPr>
-              <w:rStyle w:val="Hyperlink"/>
-            </w:rPr>
-            <w:t>d</w:t>
-          </w:r>
-        </w:hyperlink>
-      </w:r>
-      <w:r>
-        <w:rPr>
-          <w:u w:val="single" w:color="0000ff"/>
-          <w:rFonts w:ascii="Charis SIL Regular" w:hAnsi="Charis SIL Regular" w:eastAsia="Charis SIL Regular"/>
-          <w:b w:val="0"/>
-          <w:i w:val="0"/>
-          <w:color w:val="000000"/>
-          <w:sz w:val="24"/>
-        </w:rPr>
-        <w:hyperlink r:id="rId13" w:history="1">
-          <w:r>
-            <w:rPr>
-              <w:rStyle w:val="Hyperlink"/>
-            </w:rPr>
-            <w:t>e R</w:t>
-          </w:r>
-        </w:hyperlink>
-      </w:r>
-      <w:r>
-        <w:rPr>
-          <w:u w:val="single" w:color="0000ff"/>
-          <w:rFonts w:ascii="Charis SIL Regular" w:hAnsi="Charis SIL Regular" w:eastAsia="Charis SIL Regular"/>
-          <w:b w:val="0"/>
-          <w:i w:val="0"/>
-          <w:color w:val="000000"/>
-          <w:sz w:val="24"/>
-        </w:rPr>
-        <w:hyperlink r:id="rId13" w:history="1">
-          <w:r>
-            <w:rPr>
-              <w:rStyle w:val="Hyperlink"/>
-            </w:rPr>
-            <w:t>i</w:t>
-          </w:r>
-        </w:hyperlink>
-      </w:r>
-      <w:r>
-        <w:rPr>
-          <w:u w:val="single" w:color="0000ff"/>
-          <w:rFonts w:ascii="Charis SIL Regular" w:hAnsi="Charis SIL Regular" w:eastAsia="Charis SIL Regular"/>
-          <w:b w:val="0"/>
-          <w:i w:val="0"/>
-          <w:color w:val="000000"/>
-          <w:sz w:val="24"/>
-        </w:rPr>
-        <w:hyperlink r:id="rId13" w:history="1">
-          <w:r>
-            <w:rPr>
-              <w:rStyle w:val="Hyperlink"/>
-            </w:rPr>
-            <w:t>jksu</w:t>
-          </w:r>
-        </w:hyperlink>
+        <w:t>museum sloot in 2003 haar deuren, maar het Universiteitsmuseum van de Rijksu</w:t>
       </w:r>
       <w:r>
         <w:rPr>
@@ -1980,7 +1660,61 @@
           <w:color w:val="000000"/>
           <w:sz w:val="24"/>
         </w:rPr>
-        <w:t>. Ook het archief van de verenigi</w:t>
+        <w:t>. Ook het arc</w:t>
+      </w:r>
+      <w:r>
+        <w:rPr>
+          <w:u w:val="single" w:color="0000ff"/>
+          <w:rFonts w:ascii="Charis SIL Regular" w:hAnsi="Charis SIL Regular" w:eastAsia="Charis SIL Regular"/>
+          <w:b w:val="0"/>
+          <w:i w:val="0"/>
+          <w:color w:val="000000"/>
+          <w:sz w:val="24"/>
+        </w:rPr>
+        <w:hyperlink r:id="rId15" w:history="1">
+          <w:r>
+            <w:rPr>
+              <w:rStyle w:val="Hyperlink"/>
+            </w:rPr>
+            <w:t>hief van de ver</w:t>
+          </w:r>
+        </w:hyperlink>
+      </w:r>
+      <w:r>
+        <w:rPr>
+          <w:u w:val="single" w:color="0000ff"/>
+          <w:rFonts w:ascii="Charis SIL Regular" w:hAnsi="Charis SIL Regular" w:eastAsia="Charis SIL Regular"/>
+          <w:b w:val="0"/>
+          <w:i w:val="0"/>
+          <w:color w:val="000000"/>
+          <w:sz w:val="24"/>
+        </w:rPr>
+        <w:hyperlink r:id="rId15" w:history="1">
+          <w:r>
+            <w:rPr>
+              <w:rStyle w:val="Hyperlink"/>
+            </w:rPr>
+            <w:t>e</w:t>
+          </w:r>
+        </w:hyperlink>
+      </w:r>
+      <w:r>
+        <w:rPr>
+          <w:u w:val="single" w:color="0000ff"/>
+          <w:rFonts w:ascii="Charis SIL Regular" w:hAnsi="Charis SIL Regular" w:eastAsia="Charis SIL Regular"/>
+          <w:b w:val="0"/>
+          <w:i w:val="0"/>
+          <w:color w:val="000000"/>
+          <w:sz w:val="24"/>
+        </w:rPr>
+        <w:hyperlink r:id="rId15" w:history="1">
+          <w:r>
+            <w:rPr>
+              <w:rStyle w:val="Hyperlink"/>
+            </w:rPr>
+            <w:t>nigi</w:t>
+          </w:r>
+        </w:hyperlink>
       </w:r>
       <w:r>
         <w:rPr>
@@ -2380,7 +2114,6 @@
       </w:r>
       <w:r>
         <w:rPr>
-          <w:u w:val="single" w:color="0000ff"/>
           <w:rFonts w:ascii="Charis SIL Regular" w:hAnsi="Charis SIL Regular" w:eastAsia="Charis SIL Regular"/>
           <w:b w:val="0"/>
           <w:i w:val="0"/>
@@ -3929,95 +3662,12 @@
           <w:sz w:val="24"/>
           <w:u w:val="single"/>
         </w:rPr>
-        <w:hyperlink r:id="rId22" w:history="1">
+        <w:hyperlink r:id="rId23" w:history="1">
           <w:r>
             <w:rPr>
               <w:rStyle w:val="Hyperlink"/>
             </w:rPr>
             <w:t>ISB</w:t>
-          </w:r>
-        </w:hyperlink>
-      </w:r>
-      <w:r>
-        <w:rPr>
-          <w:rFonts w:ascii="Charis SIL Regular" w:hAnsi="Charis SIL Regular" w:eastAsia="Charis SIL Regular"/>
-          <w:b w:val="0"/>
-          <w:i w:val="0"/>
-          <w:color w:val="0000FF"/>
-          <w:sz w:val="24"/>
-          <w:u w:val="single"/>
-        </w:rPr>
-        <w:hyperlink r:id="rId22" w:history="1">
-          <w:r>
-            <w:rPr>
-              <w:rStyle w:val="Hyperlink"/>
-            </w:rPr>
-            <w:t>N</w:t>
-          </w:r>
-        </w:hyperlink>
-      </w:r>
-      <w:r>
-        <w:rPr>
-          <w:rFonts w:ascii="Charis SIL Regular" w:hAnsi="Charis SIL Regular" w:eastAsia="Charis SIL Regular"/>
-          <w:b w:val="0"/>
-          <w:i w:val="0"/>
-          <w:color w:val="0000FF"/>
-          <w:sz w:val="24"/>
-          <w:u w:val="single"/>
-        </w:rPr>
-        <w:t xml:space="preserve"> </w:t>
-      </w:r>
-      <w:r>
-        <w:rPr>
-          <w:rFonts w:ascii="Charis SIL Regular" w:hAnsi="Charis SIL Regular" w:eastAsia="Charis SIL Regular"/>
-          <w:b w:val="0"/>
-          <w:i w:val="0"/>
-          <w:color w:val="0000FF"/>
-          <w:sz w:val="24"/>
-          <w:u w:val="single"/>
-        </w:rPr>
-        <w:hyperlink r:id="rId22" w:history="1">
-          <w:r>
-            <w:rPr>
-              <w:rStyle w:val="Hyperlink"/>
-            </w:rPr>
-            <w:t>9789080</w:t>
-          </w:r>
-        </w:hyperlink>
-      </w:r>
-      <w:r>
-        <w:rPr>
-          <w:rFonts w:ascii="Charis SIL Regular" w:hAnsi="Charis SIL Regular" w:eastAsia="Charis SIL Regular"/>
-          <w:b w:val="0"/>
-          <w:i w:val="0"/>
-          <w:color w:val="0000FF"/>
-          <w:sz w:val="24"/>
-          <w:u w:val="single"/>
-        </w:rPr>
-        <w:hyperlink r:id="rId22" w:history="1">
-          <w:r>
-            <w:rPr>
-              <w:rStyle w:val="Hyperlink"/>
-            </w:rPr>
-            <w:t>083295</w:t>
-          </w:r>
-        </w:hyperlink>
-      </w:r>
-      <w:r>
-        <w:rPr>
-          <w:u w:val="single" w:color="0000ff"/>
-          <w:rFonts w:ascii="Charis SIL Regular" w:hAnsi="Charis SIL Regular" w:eastAsia="Charis SIL Regular"/>
-          <w:b w:val="0"/>
-          <w:i w:val="0"/>
-          <w:color w:val="000000"/>
-          <w:sz w:val="24"/>
-        </w:rPr>
-        <w:hyperlink r:id="rId22" w:history="1">
-          <w:r>
-            <w:rPr>
-              <w:rStyle w:val="Hyperlink"/>
-            </w:rPr>
-            <w:t xml:space="preserve">, </w:t>
           </w:r>
         </w:hyperlink>
       </w:r>
@@ -4035,7 +3685,7 @@
             <w:rPr>
               <w:rStyle w:val="Hyperlink"/>
             </w:rPr>
-            <w:t>WorldCat</w:t>
+            <w:t>N</w:t>
           </w:r>
         </w:hyperlink>
       </w:r>
@@ -4064,7 +3714,7 @@
             <w:rPr>
               <w:rStyle w:val="Hyperlink"/>
             </w:rPr>
-            <w:t>6</w:t>
+            <w:t>9789080</w:t>
           </w:r>
         </w:hyperlink>
       </w:r>
@@ -4082,38 +3732,10 @@
             <w:rPr>
               <w:rStyle w:val="Hyperlink"/>
             </w:rPr>
-            <w:t>6</w:t>
+            <w:t>083295</w:t>
           </w:r>
         </w:hyperlink>
       </w:r>
-      <w:r>
-        <w:rPr>
-          <w:rFonts w:ascii="Charis SIL Regular" w:hAnsi="Charis SIL Regular" w:eastAsia="Charis SIL Regular"/>
-          <w:b w:val="0"/>
-          <w:i w:val="0"/>
-          <w:color w:val="0000FF"/>
-          <w:sz w:val="24"/>
-          <w:u w:val="single"/>
-        </w:rPr>
-        <w:hyperlink r:id="rId23" w:history="1">
-          <w:r>
-            <w:rPr>
-              <w:rStyle w:val="Hyperlink"/>
-            </w:rPr>
-            <w:t>725336</w:t>
-          </w:r>
-        </w:hyperlink>
-      </w:r>
-    </w:p>
-    <w:p>
-      <w:pPr>
-        <w:autoSpaceDN w:val="0"/>
-        <w:autoSpaceDE w:val="0"/>
-        <w:widowControl/>
-        <w:spacing w:line="352" w:lineRule="exact" w:before="176" w:after="0"/>
-        <w:ind w:left="0" w:right="0" w:firstLine="0"/>
-        <w:jc w:val="left"/>
-      </w:pPr>
       <w:r>
         <w:rPr>
           <w:rFonts w:ascii="Charis SIL Regular" w:hAnsi="Charis SIL Regular" w:eastAsia="Charis SIL Regular"/>
@@ -4122,68 +3744,8 @@
           <w:color w:val="000000"/>
           <w:sz w:val="24"/>
         </w:rPr>
-        <w:t>Boek:</w:t>
-      </w:r>
-    </w:p>
-    <w:p>
-      <w:pPr>
-        <w:autoSpaceDN w:val="0"/>
-        <w:autoSpaceDE w:val="0"/>
-        <w:widowControl/>
-        <w:spacing w:line="288" w:lineRule="exact" w:before="240" w:after="0"/>
-        <w:ind w:left="800" w:right="864" w:firstLine="0"/>
-        <w:jc w:val="left"/>
-      </w:pPr>
-      <w:r>
-        <w:rPr>
-          <w:rFonts w:ascii="Charis SIL Italic" w:hAnsi="Charis SIL Italic" w:eastAsia="Charis SIL Italic"/>
-          <w:b w:val="0"/>
-          <w:i/>
-          <w:color w:val="000000"/>
-          <w:sz w:val="24"/>
-        </w:rPr>
-        <w:t xml:space="preserve">Zeijlstra, H. H. Het Koloniaal Landbouw-museum te Deventer. De Bussy, 1915. </w:t>
-      </w:r>
-      <w:r>
-        <w:rPr>
-          <w:rFonts w:ascii="Charis SIL Italic" w:hAnsi="Charis SIL Italic" w:eastAsia="Charis SIL Italic"/>
-          <w:b w:val="0"/>
-          <w:i/>
-          <w:color w:val="000000"/>
-          <w:sz w:val="24"/>
-        </w:rPr>
-        <w:t xml:space="preserve">Boek dat een overgetypte versie is van een artikel in het tijdschrift Eigen Haard. Het </w:t>
-      </w:r>
-      <w:r>
-        <w:rPr>
-          <w:rFonts w:ascii="Charis SIL Italic" w:hAnsi="Charis SIL Italic" w:eastAsia="Charis SIL Italic"/>
-          <w:b w:val="0"/>
-          <w:i/>
-          <w:color w:val="000000"/>
-          <w:sz w:val="24"/>
-        </w:rPr>
-        <w:t xml:space="preserve">artikel beschrijft het ontstaan van het Tropisch Landbouwmuseum en geeft een </w:t>
-      </w:r>
-      <w:r>
-        <w:rPr>
-          <w:rFonts w:ascii="Charis SIL Italic" w:hAnsi="Charis SIL Italic" w:eastAsia="Charis SIL Italic"/>
-          <w:b w:val="0"/>
-          <w:i/>
-          <w:color w:val="000000"/>
-          <w:sz w:val="24"/>
-        </w:rPr>
-        <w:t>overzicht van de collectie en wat er in het museum te zien is.</w:t>
-      </w:r>
-    </w:p>
-    <w:p>
-      <w:pPr>
-        <w:autoSpaceDN w:val="0"/>
-        <w:autoSpaceDE w:val="0"/>
-        <w:widowControl/>
-        <w:spacing w:line="352" w:lineRule="exact" w:before="176" w:after="0"/>
-        <w:ind w:left="800" w:right="0" w:firstLine="0"/>
-        <w:jc w:val="left"/>
-      </w:pPr>
+        <w:t xml:space="preserve">, </w:t>
+      </w:r>
       <w:r>
         <w:rPr>
           <w:rFonts w:ascii="Charis SIL Regular" w:hAnsi="Charis SIL Regular" w:eastAsia="Charis SIL Regular"/>
@@ -4198,9 +3760,20 @@
             <w:rPr>
               <w:rStyle w:val="Hyperlink"/>
             </w:rPr>
-            <w:t>https://</w:t>
+            <w:t>WorldCat</w:t>
           </w:r>
         </w:hyperlink>
+      </w:r>
+      <w:r>
+        <w:rPr>
+          <w:rFonts w:ascii="Charis SIL Regular" w:hAnsi="Charis SIL Regular" w:eastAsia="Charis SIL Regular"/>
+          <w:b w:val="0"/>
+          <w:i w:val="0"/>
+          <w:color w:val="0000FF"/>
+          <w:sz w:val="24"/>
+          <w:u w:val="single"/>
+        </w:rPr>
+        <w:t xml:space="preserve"> </w:t>
       </w:r>
       <w:r>
         <w:rPr>
@@ -4216,7 +3789,7 @@
             <w:rPr>
               <w:rStyle w:val="Hyperlink"/>
             </w:rPr>
-            <w:t>resolver.kb.nl/</w:t>
+            <w:t>6</w:t>
           </w:r>
         </w:hyperlink>
       </w:r>
@@ -4234,7 +3807,7 @@
             <w:rPr>
               <w:rStyle w:val="Hyperlink"/>
             </w:rPr>
-            <w:t>resolve?</w:t>
+            <w:t>6</w:t>
           </w:r>
         </w:hyperlink>
       </w:r>
@@ -4248,6 +3821,158 @@
           <w:u w:val="single"/>
         </w:rPr>
         <w:hyperlink r:id="rId24" w:history="1">
+          <w:r>
+            <w:rPr>
+              <w:rStyle w:val="Hyperlink"/>
+            </w:rPr>
+            <w:t>725336</w:t>
+          </w:r>
+        </w:hyperlink>
+      </w:r>
+    </w:p>
+    <w:p>
+      <w:pPr>
+        <w:autoSpaceDN w:val="0"/>
+        <w:autoSpaceDE w:val="0"/>
+        <w:widowControl/>
+        <w:spacing w:line="352" w:lineRule="exact" w:before="176" w:after="0"/>
+        <w:ind w:left="0" w:right="0" w:firstLine="0"/>
+        <w:jc w:val="left"/>
+      </w:pPr>
+      <w:r>
+        <w:rPr>
+          <w:rFonts w:ascii="Charis SIL Regular" w:hAnsi="Charis SIL Regular" w:eastAsia="Charis SIL Regular"/>
+          <w:b w:val="0"/>
+          <w:i w:val="0"/>
+          <w:color w:val="000000"/>
+          <w:sz w:val="24"/>
+        </w:rPr>
+        <w:t>Boek:</w:t>
+      </w:r>
+    </w:p>
+    <w:p>
+      <w:pPr>
+        <w:autoSpaceDN w:val="0"/>
+        <w:autoSpaceDE w:val="0"/>
+        <w:widowControl/>
+        <w:spacing w:line="288" w:lineRule="exact" w:before="240" w:after="0"/>
+        <w:ind w:left="800" w:right="864" w:firstLine="0"/>
+        <w:jc w:val="left"/>
+      </w:pPr>
+      <w:r>
+        <w:rPr>
+          <w:rFonts w:ascii="Charis SIL Italic" w:hAnsi="Charis SIL Italic" w:eastAsia="Charis SIL Italic"/>
+          <w:b w:val="0"/>
+          <w:i/>
+          <w:color w:val="000000"/>
+          <w:sz w:val="24"/>
+        </w:rPr>
+        <w:t xml:space="preserve">Zeijlstra, H. H. Het Koloniaal Landbouw-museum te Deventer. De Bussy, 1915. </w:t>
+      </w:r>
+      <w:r>
+        <w:rPr>
+          <w:rFonts w:ascii="Charis SIL Italic" w:hAnsi="Charis SIL Italic" w:eastAsia="Charis SIL Italic"/>
+          <w:b w:val="0"/>
+          <w:i/>
+          <w:color w:val="000000"/>
+          <w:sz w:val="24"/>
+        </w:rPr>
+        <w:t xml:space="preserve">Boek dat een overgetypte versie is van een artikel in het tijdschrift Eigen Haard. Het </w:t>
+      </w:r>
+      <w:r>
+        <w:rPr>
+          <w:rFonts w:ascii="Charis SIL Italic" w:hAnsi="Charis SIL Italic" w:eastAsia="Charis SIL Italic"/>
+          <w:b w:val="0"/>
+          <w:i/>
+          <w:color w:val="000000"/>
+          <w:sz w:val="24"/>
+        </w:rPr>
+        <w:t xml:space="preserve">artikel beschrijft het ontstaan van het Tropisch Landbouwmuseum en geeft een </w:t>
+      </w:r>
+      <w:r>
+        <w:rPr>
+          <w:rFonts w:ascii="Charis SIL Italic" w:hAnsi="Charis SIL Italic" w:eastAsia="Charis SIL Italic"/>
+          <w:b w:val="0"/>
+          <w:i/>
+          <w:color w:val="000000"/>
+          <w:sz w:val="24"/>
+        </w:rPr>
+        <w:t>overzicht van de collectie en wat er in het museum te zien is.</w:t>
+      </w:r>
+    </w:p>
+    <w:p>
+      <w:pPr>
+        <w:autoSpaceDN w:val="0"/>
+        <w:autoSpaceDE w:val="0"/>
+        <w:widowControl/>
+        <w:spacing w:line="352" w:lineRule="exact" w:before="176" w:after="0"/>
+        <w:ind w:left="800" w:right="0" w:firstLine="0"/>
+        <w:jc w:val="left"/>
+      </w:pPr>
+      <w:r>
+        <w:rPr>
+          <w:rFonts w:ascii="Charis SIL Regular" w:hAnsi="Charis SIL Regular" w:eastAsia="Charis SIL Regular"/>
+          <w:b w:val="0"/>
+          <w:i w:val="0"/>
+          <w:color w:val="0000FF"/>
+          <w:sz w:val="24"/>
+          <w:u w:val="single"/>
+        </w:rPr>
+        <w:hyperlink r:id="rId25" w:history="1">
+          <w:r>
+            <w:rPr>
+              <w:rStyle w:val="Hyperlink"/>
+            </w:rPr>
+            <w:t>https://</w:t>
+          </w:r>
+        </w:hyperlink>
+      </w:r>
+      <w:r>
+        <w:rPr>
+          <w:rFonts w:ascii="Charis SIL Regular" w:hAnsi="Charis SIL Regular" w:eastAsia="Charis SIL Regular"/>
+          <w:b w:val="0"/>
+          <w:i w:val="0"/>
+          <w:color w:val="0000FF"/>
+          <w:sz w:val="24"/>
+          <w:u w:val="single"/>
+        </w:rPr>
+        <w:hyperlink r:id="rId25" w:history="1">
+          <w:r>
+            <w:rPr>
+              <w:rStyle w:val="Hyperlink"/>
+            </w:rPr>
+            <w:t>resolver.kb.nl/</w:t>
+          </w:r>
+        </w:hyperlink>
+      </w:r>
+      <w:r>
+        <w:rPr>
+          <w:rFonts w:ascii="Charis SIL Regular" w:hAnsi="Charis SIL Regular" w:eastAsia="Charis SIL Regular"/>
+          <w:b w:val="0"/>
+          <w:i w:val="0"/>
+          <w:color w:val="0000FF"/>
+          <w:sz w:val="24"/>
+          <w:u w:val="single"/>
+        </w:rPr>
+        <w:hyperlink r:id="rId25" w:history="1">
+          <w:r>
+            <w:rPr>
+              <w:rStyle w:val="Hyperlink"/>
+            </w:rPr>
+            <w:t>resolve?</w:t>
+          </w:r>
+        </w:hyperlink>
+      </w:r>
+      <w:r>
+        <w:rPr>
+          <w:rFonts w:ascii="Charis SIL Regular" w:hAnsi="Charis SIL Regular" w:eastAsia="Charis SIL Regular"/>
+          <w:b w:val="0"/>
+          <w:i w:val="0"/>
+          <w:color w:val="0000FF"/>
+          <w:sz w:val="24"/>
+          <w:u w:val="single"/>
+        </w:rPr>
+        <w:hyperlink r:id="rId25" w:history="1">
           <w:r>
             <w:rPr>
               <w:rStyle w:val="Hyperlink"/>

--- a/EXPORTS/DOCX/published/niveau3/Dutch/TropischLandbouwMus.docx
+++ b/EXPORTS/DOCX/published/niveau3/Dutch/TropischLandbouwMus.docx
@@ -852,18 +852,7 @@
           <w:color w:val="000000"/>
           <w:sz w:val="24"/>
         </w:rPr>
-        <w:t>het toenma</w:t>
-      </w:r>
-      <w:r>
-        <w:rPr>
-          <w:u w:val="single" w:color="0000ff"/>
-          <w:rFonts w:ascii="Charis SIL Regular" w:hAnsi="Charis SIL Regular" w:eastAsia="Charis SIL Regular"/>
-          <w:b w:val="0"/>
-          <w:i w:val="0"/>
-          <w:color w:val="000000"/>
-          <w:sz w:val="24"/>
-        </w:rPr>
-        <w:t xml:space="preserve">lige </w:t>
+        <w:t xml:space="preserve">het toenmalige </w:t>
       </w:r>
       <w:r>
         <w:rPr>
@@ -872,8 +861,164 @@
           <w:i w:val="0"/>
           <w:color w:val="0000FF"/>
           <w:sz w:val="24"/>
+          <w:u w:val="single"/>
         </w:rPr>
-        <w:t>Rijksmuseum voor Volkenkunde</w:t>
+        <w:hyperlink r:id="rId11" w:history="1">
+          <w:r>
+            <w:rPr>
+              <w:rStyle w:val="Hyperlink"/>
+            </w:rPr>
+            <w:t>Rijksmus</w:t>
+          </w:r>
+        </w:hyperlink>
+      </w:r>
+      <w:r>
+        <w:rPr>
+          <w:rFonts w:ascii="Charis SIL Regular" w:hAnsi="Charis SIL Regular" w:eastAsia="Charis SIL Regular"/>
+          <w:b w:val="0"/>
+          <w:i w:val="0"/>
+          <w:color w:val="0000FF"/>
+          <w:sz w:val="24"/>
+          <w:u w:val="single"/>
+        </w:rPr>
+        <w:hyperlink r:id="rId11" w:history="1">
+          <w:r>
+            <w:rPr>
+              <w:rStyle w:val="Hyperlink"/>
+            </w:rPr>
+            <w:t>e</w:t>
+          </w:r>
+        </w:hyperlink>
+      </w:r>
+      <w:r>
+        <w:rPr>
+          <w:rFonts w:ascii="Charis SIL Regular" w:hAnsi="Charis SIL Regular" w:eastAsia="Charis SIL Regular"/>
+          <w:b w:val="0"/>
+          <w:i w:val="0"/>
+          <w:color w:val="0000FF"/>
+          <w:sz w:val="24"/>
+          <w:u w:val="single"/>
+        </w:rPr>
+        <w:hyperlink r:id="rId11" w:history="1">
+          <w:r>
+            <w:rPr>
+              <w:rStyle w:val="Hyperlink"/>
+            </w:rPr>
+            <w:t>um</w:t>
+          </w:r>
+        </w:hyperlink>
+      </w:r>
+      <w:r>
+        <w:rPr>
+          <w:rFonts w:ascii="Charis SIL Regular" w:hAnsi="Charis SIL Regular" w:eastAsia="Charis SIL Regular"/>
+          <w:b w:val="0"/>
+          <w:i w:val="0"/>
+          <w:color w:val="0000FF"/>
+          <w:sz w:val="24"/>
+          <w:u w:val="single"/>
+        </w:rPr>
+        <w:t xml:space="preserve"> </w:t>
+      </w:r>
+      <w:r>
+        <w:rPr>
+          <w:rFonts w:ascii="Charis SIL Regular" w:hAnsi="Charis SIL Regular" w:eastAsia="Charis SIL Regular"/>
+          <w:b w:val="0"/>
+          <w:i w:val="0"/>
+          <w:color w:val="0000FF"/>
+          <w:sz w:val="24"/>
+          <w:u w:val="single"/>
+        </w:rPr>
+        <w:hyperlink r:id="rId12" w:history="1">
+          <w:r>
+            <w:rPr>
+              <w:rStyle w:val="Hyperlink"/>
+            </w:rPr>
+            <w:t>voor</w:t>
+          </w:r>
+        </w:hyperlink>
+      </w:r>
+      <w:r>
+        <w:rPr>
+          <w:rFonts w:ascii="Charis SIL Regular" w:hAnsi="Charis SIL Regular" w:eastAsia="Charis SIL Regular"/>
+          <w:b w:val="0"/>
+          <w:i w:val="0"/>
+          <w:color w:val="0000FF"/>
+          <w:sz w:val="24"/>
+          <w:u w:val="single"/>
+        </w:rPr>
+        <w:t xml:space="preserve"> </w:t>
+      </w:r>
+      <w:r>
+        <w:rPr>
+          <w:rFonts w:ascii="Charis SIL Regular" w:hAnsi="Charis SIL Regular" w:eastAsia="Charis SIL Regular"/>
+          <w:b w:val="0"/>
+          <w:i w:val="0"/>
+          <w:color w:val="0000FF"/>
+          <w:sz w:val="24"/>
+          <w:u w:val="single"/>
+        </w:rPr>
+        <w:hyperlink r:id="rId12" w:history="1">
+          <w:r>
+            <w:rPr>
+              <w:rStyle w:val="Hyperlink"/>
+            </w:rPr>
+            <w:t>Volkenk</w:t>
+          </w:r>
+        </w:hyperlink>
+      </w:r>
+      <w:r>
+        <w:rPr>
+          <w:rFonts w:ascii="Charis SIL Regular" w:hAnsi="Charis SIL Regular" w:eastAsia="Charis SIL Regular"/>
+          <w:b w:val="0"/>
+          <w:i w:val="0"/>
+          <w:color w:val="0000FF"/>
+          <w:sz w:val="24"/>
+          <w:u w:val="single"/>
+        </w:rPr>
+        <w:hyperlink r:id="rId12" w:history="1">
+          <w:r>
+            <w:rPr>
+              <w:rStyle w:val="Hyperlink"/>
+            </w:rPr>
+            <w:t>u</w:t>
+          </w:r>
+        </w:hyperlink>
+      </w:r>
+      <w:r>
+        <w:rPr>
+          <w:rFonts w:ascii="Charis SIL Regular" w:hAnsi="Charis SIL Regular" w:eastAsia="Charis SIL Regular"/>
+          <w:b w:val="0"/>
+          <w:i w:val="0"/>
+          <w:color w:val="0000FF"/>
+          <w:sz w:val="24"/>
+          <w:u w:val="single"/>
+        </w:rPr>
+        <w:hyperlink r:id="rId12" w:history="1">
+          <w:r>
+            <w:rPr>
+              <w:rStyle w:val="Hyperlink"/>
+            </w:rPr>
+            <w:t>nd</w:t>
+          </w:r>
+        </w:hyperlink>
+      </w:r>
+      <w:r>
+        <w:rPr>
+          <w:rFonts w:ascii="Charis SIL Regular" w:hAnsi="Charis SIL Regular" w:eastAsia="Charis SIL Regular"/>
+          <w:b w:val="0"/>
+          <w:i w:val="0"/>
+          <w:color w:val="0000FF"/>
+          <w:sz w:val="24"/>
+          <w:u w:val="single"/>
+        </w:rPr>
+        <w:hyperlink r:id="rId12" w:history="1">
+          <w:r>
+            <w:rPr>
+              <w:rStyle w:val="Hyperlink"/>
+            </w:rPr>
+            <w:t>e</w:t>
+          </w:r>
+        </w:hyperlink>
       </w:r>
       <w:r>
         <w:rPr>
@@ -915,6 +1060,7 @@
       </w:r>
       <w:r>
         <w:rPr>
+          <w:u w:val="single" w:color="0000ff"/>
           <w:rFonts w:ascii="Charis SIL Regular" w:hAnsi="Charis SIL Regular" w:eastAsia="Charis SIL Regular"/>
           <w:b w:val="0"/>
           <w:i w:val="0"/>
@@ -932,6 +1078,7 @@
       </w:r>
       <w:r>
         <w:rPr>
+          <w:u w:val="single" w:color="0000ff"/>
           <w:rFonts w:ascii="Charis SIL Regular" w:hAnsi="Charis SIL Regular" w:eastAsia="Charis SIL Regular"/>
           <w:b w:val="0"/>
           <w:i w:val="0"/>
@@ -949,6 +1096,7 @@
       </w:r>
       <w:r>
         <w:rPr>
+          <w:u w:val="single" w:color="0000ff"/>
           <w:rFonts w:ascii="Charis SIL Regular" w:hAnsi="Charis SIL Regular" w:eastAsia="Charis SIL Regular"/>
           <w:b w:val="0"/>
           <w:i w:val="0"/>
@@ -966,6 +1114,7 @@
       </w:r>
       <w:r>
         <w:rPr>
+          <w:u w:val="single" w:color="0000ff"/>
           <w:rFonts w:ascii="Charis SIL Regular" w:hAnsi="Charis SIL Regular" w:eastAsia="Charis SIL Regular"/>
           <w:b w:val="0"/>
           <w:i w:val="0"/>
@@ -1254,7 +1403,162 @@
           <w:color w:val="000000"/>
           <w:sz w:val="24"/>
         </w:rPr>
-        <w:t>museum sloot in 2003 haar deuren, maar het Universiteitsmuseum van de Rijksu</w:t>
+        <w:t>museum sloot in 2003 haar deuren, ma</w:t>
+      </w:r>
+      <w:r>
+        <w:rPr>
+          <w:u w:val="single" w:color="0000ff"/>
+          <w:rFonts w:ascii="Charis SIL Regular" w:hAnsi="Charis SIL Regular" w:eastAsia="Charis SIL Regular"/>
+          <w:b w:val="0"/>
+          <w:i w:val="0"/>
+          <w:color w:val="000000"/>
+          <w:sz w:val="24"/>
+        </w:rPr>
+        <w:hyperlink r:id="rId13" w:history="1">
+          <w:r>
+            <w:rPr>
+              <w:rStyle w:val="Hyperlink"/>
+            </w:rPr>
+            <w:t>ar het Univer</w:t>
+          </w:r>
+        </w:hyperlink>
+      </w:r>
+      <w:r>
+        <w:rPr>
+          <w:u w:val="single" w:color="0000ff"/>
+          <w:rFonts w:ascii="Charis SIL Regular" w:hAnsi="Charis SIL Regular" w:eastAsia="Charis SIL Regular"/>
+          <w:b w:val="0"/>
+          <w:i w:val="0"/>
+          <w:color w:val="000000"/>
+          <w:sz w:val="24"/>
+        </w:rPr>
+        <w:hyperlink r:id="rId13" w:history="1">
+          <w:r>
+            <w:rPr>
+              <w:rStyle w:val="Hyperlink"/>
+            </w:rPr>
+            <w:t>s</w:t>
+          </w:r>
+        </w:hyperlink>
+      </w:r>
+      <w:r>
+        <w:rPr>
+          <w:u w:val="single" w:color="0000ff"/>
+          <w:rFonts w:ascii="Charis SIL Regular" w:hAnsi="Charis SIL Regular" w:eastAsia="Charis SIL Regular"/>
+          <w:b w:val="0"/>
+          <w:i w:val="0"/>
+          <w:color w:val="000000"/>
+          <w:sz w:val="24"/>
+        </w:rPr>
+        <w:hyperlink r:id="rId13" w:history="1">
+          <w:r>
+            <w:rPr>
+              <w:rStyle w:val="Hyperlink"/>
+            </w:rPr>
+            <w:t>iteitsmu</w:t>
+          </w:r>
+        </w:hyperlink>
+      </w:r>
+      <w:r>
+        <w:rPr>
+          <w:u w:val="single" w:color="0000ff"/>
+          <w:rFonts w:ascii="Charis SIL Regular" w:hAnsi="Charis SIL Regular" w:eastAsia="Charis SIL Regular"/>
+          <w:b w:val="0"/>
+          <w:i w:val="0"/>
+          <w:color w:val="000000"/>
+          <w:sz w:val="24"/>
+        </w:rPr>
+        <w:hyperlink r:id="rId13" w:history="1">
+          <w:r>
+            <w:rPr>
+              <w:rStyle w:val="Hyperlink"/>
+            </w:rPr>
+            <w:t>s</w:t>
+          </w:r>
+        </w:hyperlink>
+      </w:r>
+      <w:r>
+        <w:rPr>
+          <w:u w:val="single" w:color="0000ff"/>
+          <w:rFonts w:ascii="Charis SIL Regular" w:hAnsi="Charis SIL Regular" w:eastAsia="Charis SIL Regular"/>
+          <w:b w:val="0"/>
+          <w:i w:val="0"/>
+          <w:color w:val="000000"/>
+          <w:sz w:val="24"/>
+        </w:rPr>
+        <w:hyperlink r:id="rId13" w:history="1">
+          <w:r>
+            <w:rPr>
+              <w:rStyle w:val="Hyperlink"/>
+            </w:rPr>
+            <w:t xml:space="preserve">eum van </w:t>
+          </w:r>
+        </w:hyperlink>
+      </w:r>
+      <w:r>
+        <w:rPr>
+          <w:u w:val="single" w:color="0000ff"/>
+          <w:rFonts w:ascii="Charis SIL Regular" w:hAnsi="Charis SIL Regular" w:eastAsia="Charis SIL Regular"/>
+          <w:b w:val="0"/>
+          <w:i w:val="0"/>
+          <w:color w:val="000000"/>
+          <w:sz w:val="24"/>
+        </w:rPr>
+        <w:hyperlink r:id="rId13" w:history="1">
+          <w:r>
+            <w:rPr>
+              <w:rStyle w:val="Hyperlink"/>
+            </w:rPr>
+            <w:t>d</w:t>
+          </w:r>
+        </w:hyperlink>
+      </w:r>
+      <w:r>
+        <w:rPr>
+          <w:u w:val="single" w:color="0000ff"/>
+          <w:rFonts w:ascii="Charis SIL Regular" w:hAnsi="Charis SIL Regular" w:eastAsia="Charis SIL Regular"/>
+          <w:b w:val="0"/>
+          <w:i w:val="0"/>
+          <w:color w:val="000000"/>
+          <w:sz w:val="24"/>
+        </w:rPr>
+        <w:hyperlink r:id="rId13" w:history="1">
+          <w:r>
+            <w:rPr>
+              <w:rStyle w:val="Hyperlink"/>
+            </w:rPr>
+            <w:t>e R</w:t>
+          </w:r>
+        </w:hyperlink>
+      </w:r>
+      <w:r>
+        <w:rPr>
+          <w:u w:val="single" w:color="0000ff"/>
+          <w:rFonts w:ascii="Charis SIL Regular" w:hAnsi="Charis SIL Regular" w:eastAsia="Charis SIL Regular"/>
+          <w:b w:val="0"/>
+          <w:i w:val="0"/>
+          <w:color w:val="000000"/>
+          <w:sz w:val="24"/>
+        </w:rPr>
+        <w:hyperlink r:id="rId13" w:history="1">
+          <w:r>
+            <w:rPr>
+              <w:rStyle w:val="Hyperlink"/>
+            </w:rPr>
+            <w:t>i</w:t>
+          </w:r>
+        </w:hyperlink>
+      </w:r>
+      <w:r>
+        <w:rPr>
+          <w:u w:val="single" w:color="0000ff"/>
+          <w:rFonts w:ascii="Charis SIL Regular" w:hAnsi="Charis SIL Regular" w:eastAsia="Charis SIL Regular"/>
+          <w:b w:val="0"/>
+          <w:i w:val="0"/>
+          <w:color w:val="000000"/>
+          <w:sz w:val="24"/>
+        </w:rPr>
+        <w:t>jksu</w:t>
       </w:r>
       <w:r>
         <w:rPr>
@@ -1821,24 +2125,13 @@
       </w:r>
       <w:r>
         <w:rPr>
-          <w:u w:val="single" w:color="0000ff"/>
           <w:rFonts w:ascii="Charis SIL Regular" w:hAnsi="Charis SIL Regular" w:eastAsia="Charis SIL Regular"/>
           <w:b w:val="0"/>
           <w:i w:val="0"/>
           <w:color w:val="000000"/>
           <w:sz w:val="24"/>
         </w:rPr>
-        <w:t>l</w:t>
-      </w:r>
-      <w:r>
-        <w:rPr>
-          <w:rFonts w:ascii="Charis SIL Regular" w:hAnsi="Charis SIL Regular" w:eastAsia="Charis SIL Regular"/>
-          <w:b w:val="0"/>
-          <w:i w:val="0"/>
-          <w:color w:val="000000"/>
-          <w:sz w:val="24"/>
-        </w:rPr>
-        <w:t>lect</w:t>
+        <w:t>llect</w:t>
       </w:r>
       <w:r>
         <w:rPr>
@@ -2024,167 +2317,13 @@
       </w:r>
       <w:r>
         <w:rPr>
-          <w:u w:val="single" w:color="0000ff"/>
           <w:rFonts w:ascii="Charis SIL Regular" w:hAnsi="Charis SIL Regular" w:eastAsia="Charis SIL Regular"/>
           <w:b w:val="0"/>
           <w:i w:val="0"/>
           <w:color w:val="000000"/>
           <w:sz w:val="24"/>
         </w:rPr>
-        <w:hyperlink r:id="rId18" w:history="1">
-          <w:r>
-            <w:rPr>
-              <w:rStyle w:val="Hyperlink"/>
-            </w:rPr>
-            <w:t>museumcol</w:t>
-          </w:r>
-        </w:hyperlink>
-      </w:r>
-      <w:r>
-        <w:rPr>
-          <w:u w:val="single" w:color="0000ff"/>
-          <w:rFonts w:ascii="Charis SIL Regular" w:hAnsi="Charis SIL Regular" w:eastAsia="Charis SIL Regular"/>
-          <w:b w:val="0"/>
-          <w:i w:val="0"/>
-          <w:color w:val="000000"/>
-          <w:sz w:val="24"/>
-        </w:rPr>
-        <w:hyperlink r:id="rId18" w:history="1">
-          <w:r>
-            <w:rPr>
-              <w:rStyle w:val="Hyperlink"/>
-            </w:rPr>
-            <w:t>l</w:t>
-          </w:r>
-        </w:hyperlink>
-      </w:r>
-      <w:r>
-        <w:rPr>
-          <w:u w:val="single" w:color="0000ff"/>
-          <w:rFonts w:ascii="Charis SIL Regular" w:hAnsi="Charis SIL Regular" w:eastAsia="Charis SIL Regular"/>
-          <w:b w:val="0"/>
-          <w:i w:val="0"/>
-          <w:color w:val="000000"/>
-          <w:sz w:val="24"/>
-        </w:rPr>
-        <w:hyperlink r:id="rId18" w:history="1">
-          <w:r>
-            <w:rPr>
-              <w:rStyle w:val="Hyperlink"/>
-            </w:rPr>
-            <w:t>ecti</w:t>
-          </w:r>
-        </w:hyperlink>
-      </w:r>
-      <w:r>
-        <w:rPr>
-          <w:u w:val="single" w:color="0000ff"/>
-          <w:rFonts w:ascii="Charis SIL Regular" w:hAnsi="Charis SIL Regular" w:eastAsia="Charis SIL Regular"/>
-          <w:b w:val="0"/>
-          <w:i w:val="0"/>
-          <w:color w:val="000000"/>
-          <w:sz w:val="24"/>
-        </w:rPr>
-        <w:hyperlink r:id="rId18" w:history="1">
-          <w:r>
-            <w:rPr>
-              <w:rStyle w:val="Hyperlink"/>
-            </w:rPr>
-            <w:t>e</w:t>
-          </w:r>
-        </w:hyperlink>
-      </w:r>
-      <w:r>
-        <w:rPr>
-          <w:u w:val="single" w:color="0000ff"/>
-          <w:rFonts w:ascii="Charis SIL Regular" w:hAnsi="Charis SIL Regular" w:eastAsia="Charis SIL Regular"/>
-          <w:b w:val="0"/>
-          <w:i w:val="0"/>
-          <w:color w:val="000000"/>
-          <w:sz w:val="24"/>
-        </w:rPr>
-        <w:hyperlink r:id="rId18" w:history="1">
-          <w:r>
-            <w:rPr>
-              <w:rStyle w:val="Hyperlink"/>
-            </w:rPr>
-            <w:t xml:space="preserve">. </w:t>
-          </w:r>
-        </w:hyperlink>
-      </w:r>
-      <w:r>
-        <w:rPr>
-          <w:rFonts w:ascii="Charis SIL Regular" w:hAnsi="Charis SIL Regular" w:eastAsia="Charis SIL Regular"/>
-          <w:b w:val="0"/>
-          <w:i w:val="0"/>
-          <w:color w:val="000000"/>
-          <w:sz w:val="24"/>
-        </w:rPr>
-        <w:t>T</w:t>
-      </w:r>
-      <w:r>
-        <w:rPr>
-          <w:u w:val="single" w:color="0000ff"/>
-          <w:rFonts w:ascii="Charis SIL Regular" w:hAnsi="Charis SIL Regular" w:eastAsia="Charis SIL Regular"/>
-          <w:b w:val="0"/>
-          <w:i w:val="0"/>
-          <w:color w:val="000000"/>
-          <w:sz w:val="24"/>
-        </w:rPr>
-        <w:hyperlink r:id="rId18" w:history="1">
-          <w:r>
-            <w:rPr>
-              <w:rStyle w:val="Hyperlink"/>
-            </w:rPr>
-            <w:t xml:space="preserve">en slotte is </w:t>
-          </w:r>
-        </w:hyperlink>
-      </w:r>
-      <w:r>
-        <w:rPr>
-          <w:u w:val="single" w:color="0000ff"/>
-          <w:rFonts w:ascii="Charis SIL Regular" w:hAnsi="Charis SIL Regular" w:eastAsia="Charis SIL Regular"/>
-          <w:b w:val="0"/>
-          <w:i w:val="0"/>
-          <w:color w:val="000000"/>
-          <w:sz w:val="24"/>
-        </w:rPr>
-        <w:hyperlink r:id="rId18" w:history="1">
-          <w:r>
-            <w:rPr>
-              <w:rStyle w:val="Hyperlink"/>
-            </w:rPr>
-            <w:t>e</w:t>
-          </w:r>
-        </w:hyperlink>
-      </w:r>
-      <w:r>
-        <w:rPr>
-          <w:u w:val="single" w:color="0000ff"/>
-          <w:rFonts w:ascii="Charis SIL Regular" w:hAnsi="Charis SIL Regular" w:eastAsia="Charis SIL Regular"/>
-          <w:b w:val="0"/>
-          <w:i w:val="0"/>
-          <w:color w:val="000000"/>
-          <w:sz w:val="24"/>
-        </w:rPr>
-        <w:hyperlink r:id="rId18" w:history="1">
-          <w:r>
-            <w:rPr>
-              <w:rStyle w:val="Hyperlink"/>
-            </w:rPr>
-            <w:t xml:space="preserve">r nog </w:t>
-          </w:r>
-        </w:hyperlink>
-      </w:r>
-      <w:r>
-        <w:rPr>
-          <w:rFonts w:ascii="Charis SIL Regular" w:hAnsi="Charis SIL Regular" w:eastAsia="Charis SIL Regular"/>
-          <w:b w:val="0"/>
-          <w:i w:val="0"/>
-          <w:color w:val="000000"/>
-          <w:sz w:val="24"/>
-        </w:rPr>
-        <w:t xml:space="preserve">het </w:t>
+        <w:t xml:space="preserve">museumcollectie. Ten slotte is er nog het </w:t>
       </w:r>
       <w:r>
         <w:rPr>
@@ -2378,104 +2517,7 @@
           <w:color w:val="000000"/>
           <w:sz w:val="24"/>
         </w:rPr>
-        <w:hyperlink r:id="rId19" w:history="1">
-          <w:r>
-            <w:rPr>
-              <w:rStyle w:val="Hyperlink"/>
-            </w:rPr>
-            <w:t>i</w:t>
-          </w:r>
-        </w:hyperlink>
-      </w:r>
-      <w:r>
-        <w:rPr>
-          <w:u w:val="single" w:color="0000ff"/>
-          <w:rFonts w:ascii="Charis SIL Regular" w:hAnsi="Charis SIL Regular" w:eastAsia="Charis SIL Regular"/>
-          <w:b w:val="0"/>
-          <w:i w:val="0"/>
-          <w:color w:val="000000"/>
-          <w:sz w:val="24"/>
-        </w:rPr>
-        <w:hyperlink r:id="rId19" w:history="1">
-          <w:r>
-            <w:rPr>
-              <w:rStyle w:val="Hyperlink"/>
-            </w:rPr>
-            <w:t xml:space="preserve">aal </w:t>
-          </w:r>
-        </w:hyperlink>
-      </w:r>
-      <w:r>
-        <w:rPr>
-          <w:u w:val="single" w:color="0000ff"/>
-          <w:rFonts w:ascii="Charis SIL Regular" w:hAnsi="Charis SIL Regular" w:eastAsia="Charis SIL Regular"/>
-          <w:b w:val="0"/>
-          <w:i w:val="0"/>
-          <w:color w:val="000000"/>
-          <w:sz w:val="24"/>
-        </w:rPr>
-        <w:hyperlink r:id="rId19" w:history="1">
-          <w:r>
-            <w:rPr>
-              <w:rStyle w:val="Hyperlink"/>
-            </w:rPr>
-            <w:t>ov</w:t>
-          </w:r>
-        </w:hyperlink>
-      </w:r>
-      <w:r>
-        <w:rPr>
-          <w:u w:val="single" w:color="0000ff"/>
-          <w:rFonts w:ascii="Charis SIL Regular" w:hAnsi="Charis SIL Regular" w:eastAsia="Charis SIL Regular"/>
-          <w:b w:val="0"/>
-          <w:i w:val="0"/>
-          <w:color w:val="000000"/>
-          <w:sz w:val="24"/>
-        </w:rPr>
-        <w:hyperlink r:id="rId19" w:history="1">
-          <w:r>
-            <w:rPr>
-              <w:rStyle w:val="Hyperlink"/>
-            </w:rPr>
-            <w:t>e</w:t>
-          </w:r>
-        </w:hyperlink>
-      </w:r>
-      <w:r>
-        <w:rPr>
-          <w:u w:val="single" w:color="0000ff"/>
-          <w:rFonts w:ascii="Charis SIL Regular" w:hAnsi="Charis SIL Regular" w:eastAsia="Charis SIL Regular"/>
-          <w:b w:val="0"/>
-          <w:i w:val="0"/>
-          <w:color w:val="000000"/>
-          <w:sz w:val="24"/>
-        </w:rPr>
-        <w:hyperlink r:id="rId19" w:history="1">
-          <w:r>
-            <w:rPr>
-              <w:rStyle w:val="Hyperlink"/>
-            </w:rPr>
-            <w:t>r het Tropis</w:t>
-          </w:r>
-        </w:hyperlink>
-      </w:r>
-      <w:r>
-        <w:rPr>
-          <w:u w:val="single" w:color="0000ff"/>
-          <w:rFonts w:ascii="Charis SIL Regular" w:hAnsi="Charis SIL Regular" w:eastAsia="Charis SIL Regular"/>
-          <w:b w:val="0"/>
-          <w:i w:val="0"/>
-          <w:color w:val="000000"/>
-          <w:sz w:val="24"/>
-        </w:rPr>
-        <w:hyperlink r:id="rId19" w:history="1">
-          <w:r>
-            <w:rPr>
-              <w:rStyle w:val="Hyperlink"/>
-            </w:rPr>
-            <w:t>ch Landbo</w:t>
-          </w:r>
-        </w:hyperlink>
+        <w:t>iaal over het Tropisch Landbo</w:t>
       </w:r>
       <w:r>
         <w:rPr>

--- a/EXPORTS/DOCX/published/niveau3/Dutch/TropischLandbouwMus.docx
+++ b/EXPORTS/DOCX/published/niveau3/Dutch/TropischLandbouwMus.docx
@@ -863,162 +863,7 @@
           <w:sz w:val="24"/>
           <w:u w:val="single"/>
         </w:rPr>
-        <w:hyperlink r:id="rId11" w:history="1">
-          <w:r>
-            <w:rPr>
-              <w:rStyle w:val="Hyperlink"/>
-            </w:rPr>
-            <w:t>Rijksmus</w:t>
-          </w:r>
-        </w:hyperlink>
-      </w:r>
-      <w:r>
-        <w:rPr>
-          <w:rFonts w:ascii="Charis SIL Regular" w:hAnsi="Charis SIL Regular" w:eastAsia="Charis SIL Regular"/>
-          <w:b w:val="0"/>
-          <w:i w:val="0"/>
-          <w:color w:val="0000FF"/>
-          <w:sz w:val="24"/>
-          <w:u w:val="single"/>
-        </w:rPr>
-        <w:hyperlink r:id="rId11" w:history="1">
-          <w:r>
-            <w:rPr>
-              <w:rStyle w:val="Hyperlink"/>
-            </w:rPr>
-            <w:t>e</w:t>
-          </w:r>
-        </w:hyperlink>
-      </w:r>
-      <w:r>
-        <w:rPr>
-          <w:rFonts w:ascii="Charis SIL Regular" w:hAnsi="Charis SIL Regular" w:eastAsia="Charis SIL Regular"/>
-          <w:b w:val="0"/>
-          <w:i w:val="0"/>
-          <w:color w:val="0000FF"/>
-          <w:sz w:val="24"/>
-          <w:u w:val="single"/>
-        </w:rPr>
-        <w:hyperlink r:id="rId11" w:history="1">
-          <w:r>
-            <w:rPr>
-              <w:rStyle w:val="Hyperlink"/>
-            </w:rPr>
-            <w:t>um</w:t>
-          </w:r>
-        </w:hyperlink>
-      </w:r>
-      <w:r>
-        <w:rPr>
-          <w:rFonts w:ascii="Charis SIL Regular" w:hAnsi="Charis SIL Regular" w:eastAsia="Charis SIL Regular"/>
-          <w:b w:val="0"/>
-          <w:i w:val="0"/>
-          <w:color w:val="0000FF"/>
-          <w:sz w:val="24"/>
-          <w:u w:val="single"/>
-        </w:rPr>
-        <w:t xml:space="preserve"> </w:t>
-      </w:r>
-      <w:r>
-        <w:rPr>
-          <w:rFonts w:ascii="Charis SIL Regular" w:hAnsi="Charis SIL Regular" w:eastAsia="Charis SIL Regular"/>
-          <w:b w:val="0"/>
-          <w:i w:val="0"/>
-          <w:color w:val="0000FF"/>
-          <w:sz w:val="24"/>
-          <w:u w:val="single"/>
-        </w:rPr>
-        <w:hyperlink r:id="rId12" w:history="1">
-          <w:r>
-            <w:rPr>
-              <w:rStyle w:val="Hyperlink"/>
-            </w:rPr>
-            <w:t>voor</w:t>
-          </w:r>
-        </w:hyperlink>
-      </w:r>
-      <w:r>
-        <w:rPr>
-          <w:rFonts w:ascii="Charis SIL Regular" w:hAnsi="Charis SIL Regular" w:eastAsia="Charis SIL Regular"/>
-          <w:b w:val="0"/>
-          <w:i w:val="0"/>
-          <w:color w:val="0000FF"/>
-          <w:sz w:val="24"/>
-          <w:u w:val="single"/>
-        </w:rPr>
-        <w:t xml:space="preserve"> </w:t>
-      </w:r>
-      <w:r>
-        <w:rPr>
-          <w:rFonts w:ascii="Charis SIL Regular" w:hAnsi="Charis SIL Regular" w:eastAsia="Charis SIL Regular"/>
-          <w:b w:val="0"/>
-          <w:i w:val="0"/>
-          <w:color w:val="0000FF"/>
-          <w:sz w:val="24"/>
-          <w:u w:val="single"/>
-        </w:rPr>
-        <w:hyperlink r:id="rId12" w:history="1">
-          <w:r>
-            <w:rPr>
-              <w:rStyle w:val="Hyperlink"/>
-            </w:rPr>
-            <w:t>Volkenk</w:t>
-          </w:r>
-        </w:hyperlink>
-      </w:r>
-      <w:r>
-        <w:rPr>
-          <w:rFonts w:ascii="Charis SIL Regular" w:hAnsi="Charis SIL Regular" w:eastAsia="Charis SIL Regular"/>
-          <w:b w:val="0"/>
-          <w:i w:val="0"/>
-          <w:color w:val="0000FF"/>
-          <w:sz w:val="24"/>
-          <w:u w:val="single"/>
-        </w:rPr>
-        <w:hyperlink r:id="rId12" w:history="1">
-          <w:r>
-            <w:rPr>
-              <w:rStyle w:val="Hyperlink"/>
-            </w:rPr>
-            <w:t>u</w:t>
-          </w:r>
-        </w:hyperlink>
-      </w:r>
-      <w:r>
-        <w:rPr>
-          <w:rFonts w:ascii="Charis SIL Regular" w:hAnsi="Charis SIL Regular" w:eastAsia="Charis SIL Regular"/>
-          <w:b w:val="0"/>
-          <w:i w:val="0"/>
-          <w:color w:val="0000FF"/>
-          <w:sz w:val="24"/>
-          <w:u w:val="single"/>
-        </w:rPr>
-        <w:hyperlink r:id="rId12" w:history="1">
-          <w:r>
-            <w:rPr>
-              <w:rStyle w:val="Hyperlink"/>
-            </w:rPr>
-            <w:t>nd</w:t>
-          </w:r>
-        </w:hyperlink>
-      </w:r>
-      <w:r>
-        <w:rPr>
-          <w:rFonts w:ascii="Charis SIL Regular" w:hAnsi="Charis SIL Regular" w:eastAsia="Charis SIL Regular"/>
-          <w:b w:val="0"/>
-          <w:i w:val="0"/>
-          <w:color w:val="0000FF"/>
-          <w:sz w:val="24"/>
-          <w:u w:val="single"/>
-        </w:rPr>
-        <w:hyperlink r:id="rId12" w:history="1">
-          <w:r>
-            <w:rPr>
-              <w:rStyle w:val="Hyperlink"/>
-            </w:rPr>
-            <w:t>e</w:t>
-          </w:r>
-        </w:hyperlink>
+        <w:t>Rijksmuseum voor Volkenkunde</w:t>
       </w:r>
       <w:r>
         <w:rPr>
@@ -1085,32 +930,7 @@
           <w:color w:val="000000"/>
           <w:sz w:val="24"/>
         </w:rPr>
-        <w:hyperlink r:id="rId12" w:history="1">
-          <w:r>
-            <w:rPr>
-              <w:rStyle w:val="Hyperlink"/>
-            </w:rPr>
-            <w:t>e</w:t>
-          </w:r>
-        </w:hyperlink>
-      </w:r>
-      <w:r>
-        <w:rPr>
-          <w:u w:val="single" w:color="0000ff"/>
-          <w:rFonts w:ascii="Charis SIL Regular" w:hAnsi="Charis SIL Regular" w:eastAsia="Charis SIL Regular"/>
-          <w:b w:val="0"/>
-          <w:i w:val="0"/>
-          <w:color w:val="000000"/>
-          <w:sz w:val="24"/>
-        </w:rPr>
-        <w:hyperlink r:id="rId12" w:history="1">
-          <w:r>
-            <w:rPr>
-              <w:rStyle w:val="Hyperlink"/>
-            </w:rPr>
-            <w:t>umd</w:t>
-          </w:r>
-        </w:hyperlink>
+        <w:t>eumd</w:t>
       </w:r>
       <w:r>
         <w:rPr>
@@ -1558,7 +1378,14 @@
           <w:color w:val="000000"/>
           <w:sz w:val="24"/>
         </w:rPr>
-        <w:t>jksu</w:t>
+        <w:hyperlink r:id="rId13" w:history="1">
+          <w:r>
+            <w:rPr>
+              <w:rStyle w:val="Hyperlink"/>
+            </w:rPr>
+            <w:t>jksu</w:t>
+          </w:r>
+        </w:hyperlink>
       </w:r>
       <w:r>
         <w:rPr>
@@ -2125,13 +1952,24 @@
       </w:r>
       <w:r>
         <w:rPr>
+          <w:u w:val="single" w:color="0000ff"/>
           <w:rFonts w:ascii="Charis SIL Regular" w:hAnsi="Charis SIL Regular" w:eastAsia="Charis SIL Regular"/>
           <w:b w:val="0"/>
           <w:i w:val="0"/>
           <w:color w:val="000000"/>
           <w:sz w:val="24"/>
         </w:rPr>
-        <w:t>llect</w:t>
+        <w:t>l</w:t>
+      </w:r>
+      <w:r>
+        <w:rPr>
+          <w:rFonts w:ascii="Charis SIL Regular" w:hAnsi="Charis SIL Regular" w:eastAsia="Charis SIL Regular"/>
+          <w:b w:val="0"/>
+          <w:i w:val="0"/>
+          <w:color w:val="000000"/>
+          <w:sz w:val="24"/>
+        </w:rPr>
+        <w:t>lect</w:t>
       </w:r>
       <w:r>
         <w:rPr>
@@ -2317,13 +2155,168 @@
       </w:r>
       <w:r>
         <w:rPr>
+          <w:u w:val="single" w:color="0000ff"/>
           <w:rFonts w:ascii="Charis SIL Regular" w:hAnsi="Charis SIL Regular" w:eastAsia="Charis SIL Regular"/>
           <w:b w:val="0"/>
           <w:i w:val="0"/>
           <w:color w:val="000000"/>
           <w:sz w:val="24"/>
         </w:rPr>
-        <w:t xml:space="preserve">museumcollectie. Ten slotte is er nog het </w:t>
+        <w:hyperlink r:id="rId18" w:history="1">
+          <w:r>
+            <w:rPr>
+              <w:rStyle w:val="Hyperlink"/>
+            </w:rPr>
+            <w:t>museumcol</w:t>
+          </w:r>
+        </w:hyperlink>
+      </w:r>
+      <w:r>
+        <w:rPr>
+          <w:u w:val="single" w:color="0000ff"/>
+          <w:rFonts w:ascii="Charis SIL Regular" w:hAnsi="Charis SIL Regular" w:eastAsia="Charis SIL Regular"/>
+          <w:b w:val="0"/>
+          <w:i w:val="0"/>
+          <w:color w:val="000000"/>
+          <w:sz w:val="24"/>
+        </w:rPr>
+        <w:hyperlink r:id="rId18" w:history="1">
+          <w:r>
+            <w:rPr>
+              <w:rStyle w:val="Hyperlink"/>
+            </w:rPr>
+            <w:t>l</w:t>
+          </w:r>
+        </w:hyperlink>
+      </w:r>
+      <w:r>
+        <w:rPr>
+          <w:u w:val="single" w:color="0000ff"/>
+          <w:rFonts w:ascii="Charis SIL Regular" w:hAnsi="Charis SIL Regular" w:eastAsia="Charis SIL Regular"/>
+          <w:b w:val="0"/>
+          <w:i w:val="0"/>
+          <w:color w:val="000000"/>
+          <w:sz w:val="24"/>
+        </w:rPr>
+        <w:hyperlink r:id="rId18" w:history="1">
+          <w:r>
+            <w:rPr>
+              <w:rStyle w:val="Hyperlink"/>
+            </w:rPr>
+            <w:t>ecti</w:t>
+          </w:r>
+        </w:hyperlink>
+      </w:r>
+      <w:r>
+        <w:rPr>
+          <w:u w:val="single" w:color="0000ff"/>
+          <w:rFonts w:ascii="Charis SIL Regular" w:hAnsi="Charis SIL Regular" w:eastAsia="Charis SIL Regular"/>
+          <w:b w:val="0"/>
+          <w:i w:val="0"/>
+          <w:color w:val="000000"/>
+          <w:sz w:val="24"/>
+        </w:rPr>
+        <w:hyperlink r:id="rId18" w:history="1">
+          <w:r>
+            <w:rPr>
+              <w:rStyle w:val="Hyperlink"/>
+            </w:rPr>
+            <w:t>e</w:t>
+          </w:r>
+        </w:hyperlink>
+      </w:r>
+      <w:r>
+        <w:rPr>
+          <w:u w:val="single" w:color="0000ff"/>
+          <w:rFonts w:ascii="Charis SIL Regular" w:hAnsi="Charis SIL Regular" w:eastAsia="Charis SIL Regular"/>
+          <w:b w:val="0"/>
+          <w:i w:val="0"/>
+          <w:color w:val="000000"/>
+          <w:sz w:val="24"/>
+        </w:rPr>
+        <w:hyperlink r:id="rId18" w:history="1">
+          <w:r>
+            <w:rPr>
+              <w:rStyle w:val="Hyperlink"/>
+            </w:rPr>
+            <w:t xml:space="preserve">. </w:t>
+          </w:r>
+        </w:hyperlink>
+      </w:r>
+      <w:r>
+        <w:rPr>
+          <w:u w:val="single" w:color="0000ff"/>
+          <w:rFonts w:ascii="Charis SIL Regular" w:hAnsi="Charis SIL Regular" w:eastAsia="Charis SIL Regular"/>
+          <w:b w:val="0"/>
+          <w:i w:val="0"/>
+          <w:color w:val="000000"/>
+          <w:sz w:val="24"/>
+        </w:rPr>
+        <w:t>T</w:t>
+      </w:r>
+      <w:r>
+        <w:rPr>
+          <w:u w:val="single" w:color="0000ff"/>
+          <w:rFonts w:ascii="Charis SIL Regular" w:hAnsi="Charis SIL Regular" w:eastAsia="Charis SIL Regular"/>
+          <w:b w:val="0"/>
+          <w:i w:val="0"/>
+          <w:color w:val="000000"/>
+          <w:sz w:val="24"/>
+        </w:rPr>
+        <w:hyperlink r:id="rId18" w:history="1">
+          <w:r>
+            <w:rPr>
+              <w:rStyle w:val="Hyperlink"/>
+            </w:rPr>
+            <w:t xml:space="preserve">en slotte is </w:t>
+          </w:r>
+        </w:hyperlink>
+      </w:r>
+      <w:r>
+        <w:rPr>
+          <w:u w:val="single" w:color="0000ff"/>
+          <w:rFonts w:ascii="Charis SIL Regular" w:hAnsi="Charis SIL Regular" w:eastAsia="Charis SIL Regular"/>
+          <w:b w:val="0"/>
+          <w:i w:val="0"/>
+          <w:color w:val="000000"/>
+          <w:sz w:val="24"/>
+        </w:rPr>
+        <w:hyperlink r:id="rId18" w:history="1">
+          <w:r>
+            <w:rPr>
+              <w:rStyle w:val="Hyperlink"/>
+            </w:rPr>
+            <w:t>e</w:t>
+          </w:r>
+        </w:hyperlink>
+      </w:r>
+      <w:r>
+        <w:rPr>
+          <w:u w:val="single" w:color="0000ff"/>
+          <w:rFonts w:ascii="Charis SIL Regular" w:hAnsi="Charis SIL Regular" w:eastAsia="Charis SIL Regular"/>
+          <w:b w:val="0"/>
+          <w:i w:val="0"/>
+          <w:color w:val="000000"/>
+          <w:sz w:val="24"/>
+        </w:rPr>
+        <w:hyperlink r:id="rId18" w:history="1">
+          <w:r>
+            <w:rPr>
+              <w:rStyle w:val="Hyperlink"/>
+            </w:rPr>
+            <w:t xml:space="preserve">r nog </w:t>
+          </w:r>
+        </w:hyperlink>
+      </w:r>
+      <w:r>
+        <w:rPr>
+          <w:rFonts w:ascii="Charis SIL Regular" w:hAnsi="Charis SIL Regular" w:eastAsia="Charis SIL Regular"/>
+          <w:b w:val="0"/>
+          <w:i w:val="0"/>
+          <w:color w:val="000000"/>
+          <w:sz w:val="24"/>
+        </w:rPr>
+        <w:t xml:space="preserve">het </w:t>
       </w:r>
       <w:r>
         <w:rPr>
@@ -2517,7 +2510,104 @@
           <w:color w:val="000000"/>
           <w:sz w:val="24"/>
         </w:rPr>
-        <w:t>iaal over het Tropisch Landbo</w:t>
+        <w:hyperlink r:id="rId19" w:history="1">
+          <w:r>
+            <w:rPr>
+              <w:rStyle w:val="Hyperlink"/>
+            </w:rPr>
+            <w:t>i</w:t>
+          </w:r>
+        </w:hyperlink>
+      </w:r>
+      <w:r>
+        <w:rPr>
+          <w:u w:val="single" w:color="0000ff"/>
+          <w:rFonts w:ascii="Charis SIL Regular" w:hAnsi="Charis SIL Regular" w:eastAsia="Charis SIL Regular"/>
+          <w:b w:val="0"/>
+          <w:i w:val="0"/>
+          <w:color w:val="000000"/>
+          <w:sz w:val="24"/>
+        </w:rPr>
+        <w:hyperlink r:id="rId19" w:history="1">
+          <w:r>
+            <w:rPr>
+              <w:rStyle w:val="Hyperlink"/>
+            </w:rPr>
+            <w:t xml:space="preserve">aal </w:t>
+          </w:r>
+        </w:hyperlink>
+      </w:r>
+      <w:r>
+        <w:rPr>
+          <w:u w:val="single" w:color="0000ff"/>
+          <w:rFonts w:ascii="Charis SIL Regular" w:hAnsi="Charis SIL Regular" w:eastAsia="Charis SIL Regular"/>
+          <w:b w:val="0"/>
+          <w:i w:val="0"/>
+          <w:color w:val="000000"/>
+          <w:sz w:val="24"/>
+        </w:rPr>
+        <w:hyperlink r:id="rId19" w:history="1">
+          <w:r>
+            <w:rPr>
+              <w:rStyle w:val="Hyperlink"/>
+            </w:rPr>
+            <w:t>ov</w:t>
+          </w:r>
+        </w:hyperlink>
+      </w:r>
+      <w:r>
+        <w:rPr>
+          <w:u w:val="single" w:color="0000ff"/>
+          <w:rFonts w:ascii="Charis SIL Regular" w:hAnsi="Charis SIL Regular" w:eastAsia="Charis SIL Regular"/>
+          <w:b w:val="0"/>
+          <w:i w:val="0"/>
+          <w:color w:val="000000"/>
+          <w:sz w:val="24"/>
+        </w:rPr>
+        <w:hyperlink r:id="rId19" w:history="1">
+          <w:r>
+            <w:rPr>
+              <w:rStyle w:val="Hyperlink"/>
+            </w:rPr>
+            <w:t>e</w:t>
+          </w:r>
+        </w:hyperlink>
+      </w:r>
+      <w:r>
+        <w:rPr>
+          <w:u w:val="single" w:color="0000ff"/>
+          <w:rFonts w:ascii="Charis SIL Regular" w:hAnsi="Charis SIL Regular" w:eastAsia="Charis SIL Regular"/>
+          <w:b w:val="0"/>
+          <w:i w:val="0"/>
+          <w:color w:val="000000"/>
+          <w:sz w:val="24"/>
+        </w:rPr>
+        <w:hyperlink r:id="rId19" w:history="1">
+          <w:r>
+            <w:rPr>
+              <w:rStyle w:val="Hyperlink"/>
+            </w:rPr>
+            <w:t>r het Tropis</w:t>
+          </w:r>
+        </w:hyperlink>
+      </w:r>
+      <w:r>
+        <w:rPr>
+          <w:u w:val="single" w:color="0000ff"/>
+          <w:rFonts w:ascii="Charis SIL Regular" w:hAnsi="Charis SIL Regular" w:eastAsia="Charis SIL Regular"/>
+          <w:b w:val="0"/>
+          <w:i w:val="0"/>
+          <w:color w:val="000000"/>
+          <w:sz w:val="24"/>
+        </w:rPr>
+        <w:hyperlink r:id="rId19" w:history="1">
+          <w:r>
+            <w:rPr>
+              <w:rStyle w:val="Hyperlink"/>
+            </w:rPr>
+            <w:t>ch Landbo</w:t>
+          </w:r>
+        </w:hyperlink>
       </w:r>
       <w:r>
         <w:rPr>
@@ -3686,6 +3776,100 @@
           <w:color w:val="000000"/>
           <w:sz w:val="24"/>
         </w:rPr>
+        <w:t xml:space="preserve">, </w:t>
+      </w:r>
+      <w:r>
+        <w:rPr>
+          <w:rFonts w:ascii="Charis SIL Regular" w:hAnsi="Charis SIL Regular" w:eastAsia="Charis SIL Regular"/>
+          <w:b w:val="0"/>
+          <w:i w:val="0"/>
+          <w:color w:val="0000FF"/>
+          <w:sz w:val="24"/>
+          <w:u w:val="single"/>
+        </w:rPr>
+        <w:hyperlink r:id="rId22" w:history="1">
+          <w:r>
+            <w:rPr>
+              <w:rStyle w:val="Hyperlink"/>
+            </w:rPr>
+            <w:t>ISB</w:t>
+          </w:r>
+        </w:hyperlink>
+      </w:r>
+      <w:r>
+        <w:rPr>
+          <w:rFonts w:ascii="Charis SIL Regular" w:hAnsi="Charis SIL Regular" w:eastAsia="Charis SIL Regular"/>
+          <w:b w:val="0"/>
+          <w:i w:val="0"/>
+          <w:color w:val="0000FF"/>
+          <w:sz w:val="24"/>
+          <w:u w:val="single"/>
+        </w:rPr>
+        <w:hyperlink r:id="rId23" w:history="1">
+          <w:r>
+            <w:rPr>
+              <w:rStyle w:val="Hyperlink"/>
+            </w:rPr>
+            <w:t>N</w:t>
+          </w:r>
+        </w:hyperlink>
+      </w:r>
+      <w:r>
+        <w:rPr>
+          <w:rFonts w:ascii="Charis SIL Regular" w:hAnsi="Charis SIL Regular" w:eastAsia="Charis SIL Regular"/>
+          <w:b w:val="0"/>
+          <w:i w:val="0"/>
+          <w:color w:val="0000FF"/>
+          <w:sz w:val="24"/>
+          <w:u w:val="single"/>
+        </w:rPr>
+        <w:t xml:space="preserve"> </w:t>
+      </w:r>
+      <w:r>
+        <w:rPr>
+          <w:rFonts w:ascii="Charis SIL Regular" w:hAnsi="Charis SIL Regular" w:eastAsia="Charis SIL Regular"/>
+          <w:b w:val="0"/>
+          <w:i w:val="0"/>
+          <w:color w:val="0000FF"/>
+          <w:sz w:val="24"/>
+          <w:u w:val="single"/>
+        </w:rPr>
+        <w:hyperlink r:id="rId22" w:history="1">
+          <w:r>
+            <w:rPr>
+              <w:rStyle w:val="Hyperlink"/>
+            </w:rPr>
+            <w:t>9789080</w:t>
+          </w:r>
+        </w:hyperlink>
+      </w:r>
+      <w:r>
+        <w:rPr>
+          <w:rFonts w:ascii="Charis SIL Regular" w:hAnsi="Charis SIL Regular" w:eastAsia="Charis SIL Regular"/>
+          <w:b w:val="0"/>
+          <w:i w:val="0"/>
+          <w:color w:val="0000FF"/>
+          <w:sz w:val="24"/>
+          <w:u w:val="single"/>
+        </w:rPr>
+        <w:hyperlink r:id="rId22" w:history="1">
+          <w:r>
+            <w:rPr>
+              <w:rStyle w:val="Hyperlink"/>
+            </w:rPr>
+            <w:t>083295</w:t>
+          </w:r>
+        </w:hyperlink>
+      </w:r>
+      <w:r>
+        <w:rPr>
+          <w:u w:val="single" w:color="0000ff"/>
+          <w:rFonts w:ascii="Charis SIL Regular" w:hAnsi="Charis SIL Regular" w:eastAsia="Charis SIL Regular"/>
+          <w:b w:val="0"/>
+          <w:i w:val="0"/>
+          <w:color w:val="000000"/>
+          <w:sz w:val="24"/>
+        </w:rPr>
         <w:hyperlink r:id="rId22" w:history="1">
           <w:r>
             <w:rPr>
@@ -3704,100 +3888,7 @@
           <w:sz w:val="24"/>
           <w:u w:val="single"/>
         </w:rPr>
-        <w:hyperlink r:id="rId23" w:history="1">
-          <w:r>
-            <w:rPr>
-              <w:rStyle w:val="Hyperlink"/>
-            </w:rPr>
-            <w:t>ISB</w:t>
-          </w:r>
-        </w:hyperlink>
-      </w:r>
-      <w:r>
-        <w:rPr>
-          <w:rFonts w:ascii="Charis SIL Regular" w:hAnsi="Charis SIL Regular" w:eastAsia="Charis SIL Regular"/>
-          <w:b w:val="0"/>
-          <w:i w:val="0"/>
-          <w:color w:val="0000FF"/>
-          <w:sz w:val="24"/>
-          <w:u w:val="single"/>
-        </w:rPr>
-        <w:hyperlink r:id="rId23" w:history="1">
-          <w:r>
-            <w:rPr>
-              <w:rStyle w:val="Hyperlink"/>
-            </w:rPr>
-            <w:t>N</w:t>
-          </w:r>
-        </w:hyperlink>
-      </w:r>
-      <w:r>
-        <w:rPr>
-          <w:rFonts w:ascii="Charis SIL Regular" w:hAnsi="Charis SIL Regular" w:eastAsia="Charis SIL Regular"/>
-          <w:b w:val="0"/>
-          <w:i w:val="0"/>
-          <w:color w:val="0000FF"/>
-          <w:sz w:val="24"/>
-          <w:u w:val="single"/>
-        </w:rPr>
-        <w:t xml:space="preserve"> </w:t>
-      </w:r>
-      <w:r>
-        <w:rPr>
-          <w:rFonts w:ascii="Charis SIL Regular" w:hAnsi="Charis SIL Regular" w:eastAsia="Charis SIL Regular"/>
-          <w:b w:val="0"/>
-          <w:i w:val="0"/>
-          <w:color w:val="0000FF"/>
-          <w:sz w:val="24"/>
-          <w:u w:val="single"/>
-        </w:rPr>
-        <w:hyperlink r:id="rId23" w:history="1">
-          <w:r>
-            <w:rPr>
-              <w:rStyle w:val="Hyperlink"/>
-            </w:rPr>
-            <w:t>9789080</w:t>
-          </w:r>
-        </w:hyperlink>
-      </w:r>
-      <w:r>
-        <w:rPr>
-          <w:rFonts w:ascii="Charis SIL Regular" w:hAnsi="Charis SIL Regular" w:eastAsia="Charis SIL Regular"/>
-          <w:b w:val="0"/>
-          <w:i w:val="0"/>
-          <w:color w:val="0000FF"/>
-          <w:sz w:val="24"/>
-          <w:u w:val="single"/>
-        </w:rPr>
-        <w:hyperlink r:id="rId23" w:history="1">
-          <w:r>
-            <w:rPr>
-              <w:rStyle w:val="Hyperlink"/>
-            </w:rPr>
-            <w:t>083295</w:t>
-          </w:r>
-        </w:hyperlink>
-      </w:r>
-      <w:r>
-        <w:rPr>
-          <w:rFonts w:ascii="Charis SIL Regular" w:hAnsi="Charis SIL Regular" w:eastAsia="Charis SIL Regular"/>
-          <w:b w:val="0"/>
-          <w:i w:val="0"/>
-          <w:color w:val="000000"/>
-          <w:sz w:val="24"/>
-        </w:rPr>
-        <w:t xml:space="preserve">, </w:t>
-      </w:r>
-      <w:r>
-        <w:rPr>
-          <w:rFonts w:ascii="Charis SIL Regular" w:hAnsi="Charis SIL Regular" w:eastAsia="Charis SIL Regular"/>
-          <w:b w:val="0"/>
-          <w:i w:val="0"/>
-          <w:color w:val="0000FF"/>
-          <w:sz w:val="24"/>
-          <w:u w:val="single"/>
-        </w:rPr>
-        <w:hyperlink r:id="rId24" w:history="1">
+        <w:hyperlink r:id="rId22" w:history="1">
           <w:r>
             <w:rPr>
               <w:rStyle w:val="Hyperlink"/>

--- a/EXPORTS/DOCX/published/niveau3/Dutch/TropischLandbouwMus.docx
+++ b/EXPORTS/DOCX/published/niveau3/Dutch/TropischLandbouwMus.docx
@@ -852,7 +852,18 @@
           <w:color w:val="000000"/>
           <w:sz w:val="24"/>
         </w:rPr>
-        <w:t xml:space="preserve">het toenmalige </w:t>
+        <w:t>het toenma</w:t>
+      </w:r>
+      <w:r>
+        <w:rPr>
+          <w:u w:val="single" w:color="0000ff"/>
+          <w:rFonts w:ascii="Charis SIL Regular" w:hAnsi="Charis SIL Regular" w:eastAsia="Charis SIL Regular"/>
+          <w:b w:val="0"/>
+          <w:i w:val="0"/>
+          <w:color w:val="000000"/>
+          <w:sz w:val="24"/>
+        </w:rPr>
+        <w:t xml:space="preserve">lige </w:t>
       </w:r>
       <w:r>
         <w:rPr>
@@ -863,7 +874,154 @@
           <w:sz w:val="24"/>
           <w:u w:val="single"/>
         </w:rPr>
-        <w:t>Rijksmuseum voor Volkenkunde</w:t>
+        <w:hyperlink r:id="rId12" w:history="1">
+          <w:r>
+            <w:rPr>
+              <w:rStyle w:val="Hyperlink"/>
+            </w:rPr>
+            <w:t>Rijksmus</w:t>
+          </w:r>
+        </w:hyperlink>
+      </w:r>
+      <w:r>
+        <w:rPr>
+          <w:rFonts w:ascii="Charis SIL Regular" w:hAnsi="Charis SIL Regular" w:eastAsia="Charis SIL Regular"/>
+          <w:b w:val="0"/>
+          <w:i w:val="0"/>
+          <w:color w:val="0000FF"/>
+          <w:sz w:val="24"/>
+          <w:u w:val="single"/>
+        </w:rPr>
+        <w:hyperlink r:id="rId12" w:history="1">
+          <w:r>
+            <w:rPr>
+              <w:rStyle w:val="Hyperlink"/>
+            </w:rPr>
+            <w:t>e</w:t>
+          </w:r>
+        </w:hyperlink>
+      </w:r>
+      <w:r>
+        <w:rPr>
+          <w:rFonts w:ascii="Charis SIL Regular" w:hAnsi="Charis SIL Regular" w:eastAsia="Charis SIL Regular"/>
+          <w:b w:val="0"/>
+          <w:i w:val="0"/>
+          <w:color w:val="0000FF"/>
+          <w:sz w:val="24"/>
+          <w:u w:val="single"/>
+        </w:rPr>
+        <w:hyperlink r:id="rId12" w:history="1">
+          <w:r>
+            <w:rPr>
+              <w:rStyle w:val="Hyperlink"/>
+            </w:rPr>
+            <w:t>um</w:t>
+          </w:r>
+        </w:hyperlink>
+      </w:r>
+      <w:r>
+        <w:rPr>
+          <w:rFonts w:ascii="Charis SIL Regular" w:hAnsi="Charis SIL Regular" w:eastAsia="Charis SIL Regular"/>
+          <w:b w:val="0"/>
+          <w:i w:val="0"/>
+          <w:color w:val="0000FF"/>
+          <w:sz w:val="24"/>
+          <w:u w:val="single"/>
+        </w:rPr>
+        <w:t xml:space="preserve"> </w:t>
+      </w:r>
+      <w:r>
+        <w:rPr>
+          <w:rFonts w:ascii="Charis SIL Regular" w:hAnsi="Charis SIL Regular" w:eastAsia="Charis SIL Regular"/>
+          <w:b w:val="0"/>
+          <w:i w:val="0"/>
+          <w:color w:val="0000FF"/>
+          <w:sz w:val="24"/>
+          <w:u w:val="single"/>
+        </w:rPr>
+        <w:hyperlink r:id="rId12" w:history="1">
+          <w:r>
+            <w:rPr>
+              <w:rStyle w:val="Hyperlink"/>
+            </w:rPr>
+            <w:t>voor</w:t>
+          </w:r>
+        </w:hyperlink>
+      </w:r>
+      <w:r>
+        <w:rPr>
+          <w:rFonts w:ascii="Charis SIL Regular" w:hAnsi="Charis SIL Regular" w:eastAsia="Charis SIL Regular"/>
+          <w:b w:val="0"/>
+          <w:i w:val="0"/>
+          <w:color w:val="0000FF"/>
+          <w:sz w:val="24"/>
+          <w:u w:val="single"/>
+        </w:rPr>
+        <w:t xml:space="preserve"> </w:t>
+      </w:r>
+      <w:r>
+        <w:rPr>
+          <w:rFonts w:ascii="Charis SIL Regular" w:hAnsi="Charis SIL Regular" w:eastAsia="Charis SIL Regular"/>
+          <w:b w:val="0"/>
+          <w:i w:val="0"/>
+          <w:color w:val="0000FF"/>
+          <w:sz w:val="24"/>
+          <w:u w:val="single"/>
+        </w:rPr>
+        <w:hyperlink r:id="rId11" w:history="1">
+          <w:r>
+            <w:rPr>
+              <w:rStyle w:val="Hyperlink"/>
+            </w:rPr>
+            <w:t>Volkenk</w:t>
+          </w:r>
+        </w:hyperlink>
+      </w:r>
+      <w:r>
+        <w:rPr>
+          <w:rFonts w:ascii="Charis SIL Regular" w:hAnsi="Charis SIL Regular" w:eastAsia="Charis SIL Regular"/>
+          <w:b w:val="0"/>
+          <w:i w:val="0"/>
+          <w:color w:val="0000FF"/>
+          <w:sz w:val="24"/>
+        </w:rPr>
+        <w:t>u</w:t>
+      </w:r>
+      <w:r>
+        <w:rPr>
+          <w:rFonts w:ascii="Charis SIL Regular" w:hAnsi="Charis SIL Regular" w:eastAsia="Charis SIL Regular"/>
+          <w:b w:val="0"/>
+          <w:i w:val="0"/>
+          <w:color w:val="0000FF"/>
+          <w:sz w:val="24"/>
+          <w:u w:val="single"/>
+        </w:rPr>
+        <w:hyperlink r:id="rId11" w:history="1">
+          <w:r>
+            <w:rPr>
+              <w:rStyle w:val="Hyperlink"/>
+            </w:rPr>
+            <w:t>nd</w:t>
+          </w:r>
+        </w:hyperlink>
+      </w:r>
+      <w:r>
+        <w:rPr>
+          <w:rFonts w:ascii="Charis SIL Regular" w:hAnsi="Charis SIL Regular" w:eastAsia="Charis SIL Regular"/>
+          <w:b w:val="0"/>
+          <w:i w:val="0"/>
+          <w:color w:val="0000FF"/>
+          <w:sz w:val="24"/>
+          <w:u w:val="single"/>
+        </w:rPr>
+        <w:hyperlink r:id="rId11" w:history="1">
+          <w:r>
+            <w:rPr>
+              <w:rStyle w:val="Hyperlink"/>
+            </w:rPr>
+            <w:t>e</w:t>
+          </w:r>
+        </w:hyperlink>
       </w:r>
       <w:r>
         <w:rPr>
@@ -930,7 +1088,32 @@
           <w:color w:val="000000"/>
           <w:sz w:val="24"/>
         </w:rPr>
-        <w:t>eumd</w:t>
+        <w:hyperlink r:id="rId12" w:history="1">
+          <w:r>
+            <w:rPr>
+              <w:rStyle w:val="Hyperlink"/>
+            </w:rPr>
+            <w:t>e</w:t>
+          </w:r>
+        </w:hyperlink>
+      </w:r>
+      <w:r>
+        <w:rPr>
+          <w:u w:val="single" w:color="0000ff"/>
+          <w:rFonts w:ascii="Charis SIL Regular" w:hAnsi="Charis SIL Regular" w:eastAsia="Charis SIL Regular"/>
+          <w:b w:val="0"/>
+          <w:i w:val="0"/>
+          <w:color w:val="000000"/>
+          <w:sz w:val="24"/>
+        </w:rPr>
+        <w:hyperlink r:id="rId12" w:history="1">
+          <w:r>
+            <w:rPr>
+              <w:rStyle w:val="Hyperlink"/>
+            </w:rPr>
+            <w:t>umd</w:t>
+          </w:r>
+        </w:hyperlink>
       </w:r>
       <w:r>
         <w:rPr>
@@ -2245,7 +2428,6 @@
       </w:r>
       <w:r>
         <w:rPr>
-          <w:u w:val="single" w:color="0000ff"/>
           <w:rFonts w:ascii="Charis SIL Regular" w:hAnsi="Charis SIL Regular" w:eastAsia="Charis SIL Regular"/>
           <w:b w:val="0"/>
           <w:i w:val="0"/>
@@ -2481,61 +2663,7 @@
           <w:color w:val="000000"/>
           <w:sz w:val="24"/>
         </w:rPr>
-        <w:t xml:space="preserve"> waarin zich ook relevan</w:t>
-      </w:r>
-      <w:r>
-        <w:rPr>
-          <w:u w:val="single" w:color="0000ff"/>
-          <w:rFonts w:ascii="Charis SIL Regular" w:hAnsi="Charis SIL Regular" w:eastAsia="Charis SIL Regular"/>
-          <w:b w:val="0"/>
-          <w:i w:val="0"/>
-          <w:color w:val="000000"/>
-          <w:sz w:val="24"/>
-        </w:rPr>
-        <w:hyperlink r:id="rId19" w:history="1">
-          <w:r>
-            <w:rPr>
-              <w:rStyle w:val="Hyperlink"/>
-            </w:rPr>
-            <w:t>t mater</w:t>
-          </w:r>
-        </w:hyperlink>
-      </w:r>
-      <w:r>
-        <w:rPr>
-          <w:u w:val="single" w:color="0000ff"/>
-          <w:rFonts w:ascii="Charis SIL Regular" w:hAnsi="Charis SIL Regular" w:eastAsia="Charis SIL Regular"/>
-          <w:b w:val="0"/>
-          <w:i w:val="0"/>
-          <w:color w:val="000000"/>
-          <w:sz w:val="24"/>
-        </w:rPr>
-        <w:hyperlink r:id="rId19" w:history="1">
-          <w:r>
-            <w:rPr>
-              <w:rStyle w:val="Hyperlink"/>
-            </w:rPr>
-            <w:t>i</w:t>
-          </w:r>
-        </w:hyperlink>
-      </w:r>
-      <w:r>
-        <w:rPr>
-          <w:u w:val="single" w:color="0000ff"/>
-          <w:rFonts w:ascii="Charis SIL Regular" w:hAnsi="Charis SIL Regular" w:eastAsia="Charis SIL Regular"/>
-          <w:b w:val="0"/>
-          <w:i w:val="0"/>
-          <w:color w:val="000000"/>
-          <w:sz w:val="24"/>
-        </w:rPr>
-        <w:hyperlink r:id="rId19" w:history="1">
-          <w:r>
-            <w:rPr>
-              <w:rStyle w:val="Hyperlink"/>
-            </w:rPr>
-            <w:t xml:space="preserve">aal </w:t>
-          </w:r>
-        </w:hyperlink>
+        <w:t xml:space="preserve"> waarin zich ook relevant materiaal </w:t>
       </w:r>
       <w:r>
         <w:rPr>
@@ -3769,7 +3897,6 @@
       </w:r>
       <w:r>
         <w:rPr>
-          <w:u w:val="single" w:color="0000ff"/>
           <w:rFonts w:ascii="Charis SIL Regular" w:hAnsi="Charis SIL Regular" w:eastAsia="Charis SIL Regular"/>
           <w:b w:val="0"/>
           <w:i w:val="0"/>
@@ -3787,7 +3914,7 @@
           <w:sz w:val="24"/>
           <w:u w:val="single"/>
         </w:rPr>
-        <w:hyperlink r:id="rId22" w:history="1">
+        <w:hyperlink r:id="rId23" w:history="1">
           <w:r>
             <w:rPr>
               <w:rStyle w:val="Hyperlink"/>
@@ -3834,7 +3961,7 @@
           <w:sz w:val="24"/>
           <w:u w:val="single"/>
         </w:rPr>
-        <w:hyperlink r:id="rId22" w:history="1">
+        <w:hyperlink r:id="rId23" w:history="1">
           <w:r>
             <w:rPr>
               <w:rStyle w:val="Hyperlink"/>
@@ -3852,7 +3979,7 @@
           <w:sz w:val="24"/>
           <w:u w:val="single"/>
         </w:rPr>
-        <w:hyperlink r:id="rId22" w:history="1">
+        <w:hyperlink r:id="rId23" w:history="1">
           <w:r>
             <w:rPr>
               <w:rStyle w:val="Hyperlink"/>
@@ -3863,21 +3990,13 @@
       </w:r>
       <w:r>
         <w:rPr>
-          <w:u w:val="single" w:color="0000ff"/>
           <w:rFonts w:ascii="Charis SIL Regular" w:hAnsi="Charis SIL Regular" w:eastAsia="Charis SIL Regular"/>
           <w:b w:val="0"/>
           <w:i w:val="0"/>
           <w:color w:val="000000"/>
           <w:sz w:val="24"/>
         </w:rPr>
-        <w:hyperlink r:id="rId22" w:history="1">
-          <w:r>
-            <w:rPr>
-              <w:rStyle w:val="Hyperlink"/>
-            </w:rPr>
-            <w:t xml:space="preserve">, </w:t>
-          </w:r>
-        </w:hyperlink>
+        <w:t xml:space="preserve">, </w:t>
       </w:r>
       <w:r>
         <w:rPr>
@@ -3917,7 +4036,7 @@
           <w:sz w:val="24"/>
           <w:u w:val="single"/>
         </w:rPr>
-        <w:hyperlink r:id="rId24" w:history="1">
+        <w:hyperlink r:id="rId22" w:history="1">
           <w:r>
             <w:rPr>
               <w:rStyle w:val="Hyperlink"/>

--- a/EXPORTS/DOCX/published/niveau3/Dutch/TropischLandbouwMus.docx
+++ b/EXPORTS/DOCX/published/niveau3/Dutch/TropischLandbouwMus.docx
@@ -852,130 +852,7 @@
           <w:color w:val="000000"/>
           <w:sz w:val="24"/>
         </w:rPr>
-        <w:t>het toenma</w:t>
-      </w:r>
-      <w:r>
-        <w:rPr>
-          <w:u w:val="single" w:color="0000ff"/>
-          <w:rFonts w:ascii="Charis SIL Regular" w:hAnsi="Charis SIL Regular" w:eastAsia="Charis SIL Regular"/>
-          <w:b w:val="0"/>
-          <w:i w:val="0"/>
-          <w:color w:val="000000"/>
-          <w:sz w:val="24"/>
-        </w:rPr>
-        <w:t xml:space="preserve">lige </w:t>
-      </w:r>
-      <w:r>
-        <w:rPr>
-          <w:rFonts w:ascii="Charis SIL Regular" w:hAnsi="Charis SIL Regular" w:eastAsia="Charis SIL Regular"/>
-          <w:b w:val="0"/>
-          <w:i w:val="0"/>
-          <w:color w:val="0000FF"/>
-          <w:sz w:val="24"/>
-          <w:u w:val="single"/>
-        </w:rPr>
-        <w:hyperlink r:id="rId12" w:history="1">
-          <w:r>
-            <w:rPr>
-              <w:rStyle w:val="Hyperlink"/>
-            </w:rPr>
-            <w:t>Rijksmus</w:t>
-          </w:r>
-        </w:hyperlink>
-      </w:r>
-      <w:r>
-        <w:rPr>
-          <w:rFonts w:ascii="Charis SIL Regular" w:hAnsi="Charis SIL Regular" w:eastAsia="Charis SIL Regular"/>
-          <w:b w:val="0"/>
-          <w:i w:val="0"/>
-          <w:color w:val="0000FF"/>
-          <w:sz w:val="24"/>
-          <w:u w:val="single"/>
-        </w:rPr>
-        <w:hyperlink r:id="rId12" w:history="1">
-          <w:r>
-            <w:rPr>
-              <w:rStyle w:val="Hyperlink"/>
-            </w:rPr>
-            <w:t>e</w:t>
-          </w:r>
-        </w:hyperlink>
-      </w:r>
-      <w:r>
-        <w:rPr>
-          <w:rFonts w:ascii="Charis SIL Regular" w:hAnsi="Charis SIL Regular" w:eastAsia="Charis SIL Regular"/>
-          <w:b w:val="0"/>
-          <w:i w:val="0"/>
-          <w:color w:val="0000FF"/>
-          <w:sz w:val="24"/>
-          <w:u w:val="single"/>
-        </w:rPr>
-        <w:hyperlink r:id="rId12" w:history="1">
-          <w:r>
-            <w:rPr>
-              <w:rStyle w:val="Hyperlink"/>
-            </w:rPr>
-            <w:t>um</w:t>
-          </w:r>
-        </w:hyperlink>
-      </w:r>
-      <w:r>
-        <w:rPr>
-          <w:rFonts w:ascii="Charis SIL Regular" w:hAnsi="Charis SIL Regular" w:eastAsia="Charis SIL Regular"/>
-          <w:b w:val="0"/>
-          <w:i w:val="0"/>
-          <w:color w:val="0000FF"/>
-          <w:sz w:val="24"/>
-          <w:u w:val="single"/>
-        </w:rPr>
-        <w:t xml:space="preserve"> </w:t>
-      </w:r>
-      <w:r>
-        <w:rPr>
-          <w:rFonts w:ascii="Charis SIL Regular" w:hAnsi="Charis SIL Regular" w:eastAsia="Charis SIL Regular"/>
-          <w:b w:val="0"/>
-          <w:i w:val="0"/>
-          <w:color w:val="0000FF"/>
-          <w:sz w:val="24"/>
-          <w:u w:val="single"/>
-        </w:rPr>
-        <w:hyperlink r:id="rId12" w:history="1">
-          <w:r>
-            <w:rPr>
-              <w:rStyle w:val="Hyperlink"/>
-            </w:rPr>
-            <w:t>voor</w:t>
-          </w:r>
-        </w:hyperlink>
-      </w:r>
-      <w:r>
-        <w:rPr>
-          <w:rFonts w:ascii="Charis SIL Regular" w:hAnsi="Charis SIL Regular" w:eastAsia="Charis SIL Regular"/>
-          <w:b w:val="0"/>
-          <w:i w:val="0"/>
-          <w:color w:val="0000FF"/>
-          <w:sz w:val="24"/>
-          <w:u w:val="single"/>
-        </w:rPr>
-        <w:t xml:space="preserve"> </w:t>
-      </w:r>
-      <w:r>
-        <w:rPr>
-          <w:rFonts w:ascii="Charis SIL Regular" w:hAnsi="Charis SIL Regular" w:eastAsia="Charis SIL Regular"/>
-          <w:b w:val="0"/>
-          <w:i w:val="0"/>
-          <w:color w:val="0000FF"/>
-          <w:sz w:val="24"/>
-          <w:u w:val="single"/>
-        </w:rPr>
-        <w:hyperlink r:id="rId11" w:history="1">
-          <w:r>
-            <w:rPr>
-              <w:rStyle w:val="Hyperlink"/>
-            </w:rPr>
-            <w:t>Volkenk</w:t>
-          </w:r>
-        </w:hyperlink>
+        <w:t xml:space="preserve">het toenmalige </w:t>
       </w:r>
       <w:r>
         <w:rPr>
@@ -985,43 +862,7 @@
           <w:color w:val="0000FF"/>
           <w:sz w:val="24"/>
         </w:rPr>
-        <w:t>u</w:t>
-      </w:r>
-      <w:r>
-        <w:rPr>
-          <w:rFonts w:ascii="Charis SIL Regular" w:hAnsi="Charis SIL Regular" w:eastAsia="Charis SIL Regular"/>
-          <w:b w:val="0"/>
-          <w:i w:val="0"/>
-          <w:color w:val="0000FF"/>
-          <w:sz w:val="24"/>
-          <w:u w:val="single"/>
-        </w:rPr>
-        <w:hyperlink r:id="rId11" w:history="1">
-          <w:r>
-            <w:rPr>
-              <w:rStyle w:val="Hyperlink"/>
-            </w:rPr>
-            <w:t>nd</w:t>
-          </w:r>
-        </w:hyperlink>
-      </w:r>
-      <w:r>
-        <w:rPr>
-          <w:rFonts w:ascii="Charis SIL Regular" w:hAnsi="Charis SIL Regular" w:eastAsia="Charis SIL Regular"/>
-          <w:b w:val="0"/>
-          <w:i w:val="0"/>
-          <w:color w:val="0000FF"/>
-          <w:sz w:val="24"/>
-          <w:u w:val="single"/>
-        </w:rPr>
-        <w:hyperlink r:id="rId11" w:history="1">
-          <w:r>
-            <w:rPr>
-              <w:rStyle w:val="Hyperlink"/>
-            </w:rPr>
-            <w:t>e</w:t>
-          </w:r>
-        </w:hyperlink>
+        <w:t>Rijksmuseum voor Volkenkunde</w:t>
       </w:r>
       <w:r>
         <w:rPr>
@@ -1063,7 +904,6 @@
       </w:r>
       <w:r>
         <w:rPr>
-          <w:u w:val="single" w:color="0000ff"/>
           <w:rFonts w:ascii="Charis SIL Regular" w:hAnsi="Charis SIL Regular" w:eastAsia="Charis SIL Regular"/>
           <w:b w:val="0"/>
           <w:i w:val="0"/>
@@ -1081,7 +921,6 @@
       </w:r>
       <w:r>
         <w:rPr>
-          <w:u w:val="single" w:color="0000ff"/>
           <w:rFonts w:ascii="Charis SIL Regular" w:hAnsi="Charis SIL Regular" w:eastAsia="Charis SIL Regular"/>
           <w:b w:val="0"/>
           <w:i w:val="0"/>
@@ -1099,7 +938,6 @@
       </w:r>
       <w:r>
         <w:rPr>
-          <w:u w:val="single" w:color="0000ff"/>
           <w:rFonts w:ascii="Charis SIL Regular" w:hAnsi="Charis SIL Regular" w:eastAsia="Charis SIL Regular"/>
           <w:b w:val="0"/>
           <w:i w:val="0"/>
@@ -1117,7 +955,6 @@
       </w:r>
       <w:r>
         <w:rPr>
-          <w:u w:val="single" w:color="0000ff"/>
           <w:rFonts w:ascii="Charis SIL Regular" w:hAnsi="Charis SIL Regular" w:eastAsia="Charis SIL Regular"/>
           <w:b w:val="0"/>
           <w:i w:val="0"/>
@@ -2345,14 +2182,7 @@
           <w:color w:val="000000"/>
           <w:sz w:val="24"/>
         </w:rPr>
-        <w:hyperlink r:id="rId18" w:history="1">
-          <w:r>
-            <w:rPr>
-              <w:rStyle w:val="Hyperlink"/>
-            </w:rPr>
-            <w:t>museumcol</w:t>
-          </w:r>
-        </w:hyperlink>
+        <w:t>museumcollectie. T</w:t>
       </w:r>
       <w:r>
         <w:rPr>
@@ -2368,25 +2198,7 @@
             <w:rPr>
               <w:rStyle w:val="Hyperlink"/>
             </w:rPr>
-            <w:t>l</w:t>
-          </w:r>
-        </w:hyperlink>
-      </w:r>
-      <w:r>
-        <w:rPr>
-          <w:u w:val="single" w:color="0000ff"/>
-          <w:rFonts w:ascii="Charis SIL Regular" w:hAnsi="Charis SIL Regular" w:eastAsia="Charis SIL Regular"/>
-          <w:b w:val="0"/>
-          <w:i w:val="0"/>
-          <w:color w:val="000000"/>
-          <w:sz w:val="24"/>
-        </w:rPr>
-        <w:hyperlink r:id="rId18" w:history="1">
-          <w:r>
-            <w:rPr>
-              <w:rStyle w:val="Hyperlink"/>
-            </w:rPr>
-            <w:t>ecti</w:t>
+            <w:t xml:space="preserve">en slotte is </w:t>
           </w:r>
         </w:hyperlink>
       </w:r>
@@ -2422,70 +2234,6 @@
             <w:rPr>
               <w:rStyle w:val="Hyperlink"/>
             </w:rPr>
-            <w:t xml:space="preserve">. </w:t>
-          </w:r>
-        </w:hyperlink>
-      </w:r>
-      <w:r>
-        <w:rPr>
-          <w:rFonts w:ascii="Charis SIL Regular" w:hAnsi="Charis SIL Regular" w:eastAsia="Charis SIL Regular"/>
-          <w:b w:val="0"/>
-          <w:i w:val="0"/>
-          <w:color w:val="000000"/>
-          <w:sz w:val="24"/>
-        </w:rPr>
-        <w:t>T</w:t>
-      </w:r>
-      <w:r>
-        <w:rPr>
-          <w:u w:val="single" w:color="0000ff"/>
-          <w:rFonts w:ascii="Charis SIL Regular" w:hAnsi="Charis SIL Regular" w:eastAsia="Charis SIL Regular"/>
-          <w:b w:val="0"/>
-          <w:i w:val="0"/>
-          <w:color w:val="000000"/>
-          <w:sz w:val="24"/>
-        </w:rPr>
-        <w:hyperlink r:id="rId18" w:history="1">
-          <w:r>
-            <w:rPr>
-              <w:rStyle w:val="Hyperlink"/>
-            </w:rPr>
-            <w:t xml:space="preserve">en slotte is </w:t>
-          </w:r>
-        </w:hyperlink>
-      </w:r>
-      <w:r>
-        <w:rPr>
-          <w:u w:val="single" w:color="0000ff"/>
-          <w:rFonts w:ascii="Charis SIL Regular" w:hAnsi="Charis SIL Regular" w:eastAsia="Charis SIL Regular"/>
-          <w:b w:val="0"/>
-          <w:i w:val="0"/>
-          <w:color w:val="000000"/>
-          <w:sz w:val="24"/>
-        </w:rPr>
-        <w:hyperlink r:id="rId18" w:history="1">
-          <w:r>
-            <w:rPr>
-              <w:rStyle w:val="Hyperlink"/>
-            </w:rPr>
-            <w:t>e</w:t>
-          </w:r>
-        </w:hyperlink>
-      </w:r>
-      <w:r>
-        <w:rPr>
-          <w:u w:val="single" w:color="0000ff"/>
-          <w:rFonts w:ascii="Charis SIL Regular" w:hAnsi="Charis SIL Regular" w:eastAsia="Charis SIL Regular"/>
-          <w:b w:val="0"/>
-          <w:i w:val="0"/>
-          <w:color w:val="000000"/>
-          <w:sz w:val="24"/>
-        </w:rPr>
-        <w:hyperlink r:id="rId18" w:history="1">
-          <w:r>
-            <w:rPr>
-              <w:rStyle w:val="Hyperlink"/>
-            </w:rPr>
             <w:t xml:space="preserve">r nog </w:t>
           </w:r>
         </w:hyperlink>
@@ -2663,7 +2411,7 @@
           <w:color w:val="000000"/>
           <w:sz w:val="24"/>
         </w:rPr>
-        <w:t xml:space="preserve"> waarin zich ook relevant materiaal </w:t>
+        <w:t xml:space="preserve"> waarin zich ook relevan</w:t>
       </w:r>
       <w:r>
         <w:rPr>
@@ -2674,50 +2422,7 @@
           <w:color w:val="000000"/>
           <w:sz w:val="24"/>
         </w:rPr>
-        <w:hyperlink r:id="rId19" w:history="1">
-          <w:r>
-            <w:rPr>
-              <w:rStyle w:val="Hyperlink"/>
-            </w:rPr>
-            <w:t>ov</w:t>
-          </w:r>
-        </w:hyperlink>
-      </w:r>
-      <w:r>
-        <w:rPr>
-          <w:u w:val="single" w:color="0000ff"/>
-          <w:rFonts w:ascii="Charis SIL Regular" w:hAnsi="Charis SIL Regular" w:eastAsia="Charis SIL Regular"/>
-          <w:b w:val="0"/>
-          <w:i w:val="0"/>
-          <w:color w:val="000000"/>
-          <w:sz w:val="24"/>
-        </w:rPr>
-        <w:hyperlink r:id="rId19" w:history="1">
-          <w:r>
-            <w:rPr>
-              <w:rStyle w:val="Hyperlink"/>
-            </w:rPr>
-            <w:t>e</w:t>
-          </w:r>
-        </w:hyperlink>
-      </w:r>
-      <w:r>
-        <w:rPr>
-          <w:u w:val="single" w:color="0000ff"/>
-          <w:rFonts w:ascii="Charis SIL Regular" w:hAnsi="Charis SIL Regular" w:eastAsia="Charis SIL Regular"/>
-          <w:b w:val="0"/>
-          <w:i w:val="0"/>
-          <w:color w:val="000000"/>
-          <w:sz w:val="24"/>
-        </w:rPr>
-        <w:hyperlink r:id="rId19" w:history="1">
-          <w:r>
-            <w:rPr>
-              <w:rStyle w:val="Hyperlink"/>
-            </w:rPr>
-            <w:t>r het Tropis</w:t>
-          </w:r>
-        </w:hyperlink>
+        <w:t>t materiaal over het Tropis</w:t>
       </w:r>
       <w:r>
         <w:rPr>
@@ -3897,6 +3602,7 @@
       </w:r>
       <w:r>
         <w:rPr>
+          <w:u w:val="single" w:color="0000ff"/>
           <w:rFonts w:ascii="Charis SIL Regular" w:hAnsi="Charis SIL Regular" w:eastAsia="Charis SIL Regular"/>
           <w:b w:val="0"/>
           <w:i w:val="0"/>
@@ -3932,7 +3638,7 @@
           <w:sz w:val="24"/>
           <w:u w:val="single"/>
         </w:rPr>
-        <w:hyperlink r:id="rId23" w:history="1">
+        <w:hyperlink r:id="rId22" w:history="1">
           <w:r>
             <w:rPr>
               <w:rStyle w:val="Hyperlink"/>
@@ -3990,13 +3696,21 @@
       </w:r>
       <w:r>
         <w:rPr>
+          <w:u w:val="single" w:color="0000ff"/>
           <w:rFonts w:ascii="Charis SIL Regular" w:hAnsi="Charis SIL Regular" w:eastAsia="Charis SIL Regular"/>
           <w:b w:val="0"/>
           <w:i w:val="0"/>
           <w:color w:val="000000"/>
           <w:sz w:val="24"/>
         </w:rPr>
-        <w:t xml:space="preserve">, </w:t>
+        <w:hyperlink r:id="rId22" w:history="1">
+          <w:r>
+            <w:rPr>
+              <w:rStyle w:val="Hyperlink"/>
+            </w:rPr>
+            <w:t xml:space="preserve">, </w:t>
+          </w:r>
+        </w:hyperlink>
       </w:r>
       <w:r>
         <w:rPr>
@@ -4007,7 +3721,7 @@
           <w:sz w:val="24"/>
           <w:u w:val="single"/>
         </w:rPr>
-        <w:hyperlink r:id="rId22" w:history="1">
+        <w:hyperlink r:id="rId24" w:history="1">
           <w:r>
             <w:rPr>
               <w:rStyle w:val="Hyperlink"/>
@@ -4036,7 +3750,7 @@
           <w:sz w:val="24"/>
           <w:u w:val="single"/>
         </w:rPr>
-        <w:hyperlink r:id="rId22" w:history="1">
+        <w:hyperlink r:id="rId24" w:history="1">
           <w:r>
             <w:rPr>
               <w:rStyle w:val="Hyperlink"/>

--- a/EXPORTS/DOCX/published/niveau3/Dutch/TropischLandbouwMus.docx
+++ b/EXPORTS/DOCX/published/niveau3/Dutch/TropischLandbouwMus.docx
@@ -852,7 +852,18 @@
           <w:color w:val="000000"/>
           <w:sz w:val="24"/>
         </w:rPr>
-        <w:t xml:space="preserve">het toenmalige </w:t>
+        <w:t>het toenma</w:t>
+      </w:r>
+      <w:r>
+        <w:rPr>
+          <w:u w:val="single" w:color="0000ff"/>
+          <w:rFonts w:ascii="Charis SIL Regular" w:hAnsi="Charis SIL Regular" w:eastAsia="Charis SIL Regular"/>
+          <w:b w:val="0"/>
+          <w:i w:val="0"/>
+          <w:color w:val="000000"/>
+          <w:sz w:val="24"/>
+        </w:rPr>
+        <w:t xml:space="preserve">lige </w:t>
       </w:r>
       <w:r>
         <w:rPr>
@@ -861,8 +872,164 @@
           <w:i w:val="0"/>
           <w:color w:val="0000FF"/>
           <w:sz w:val="24"/>
-        </w:rPr>
-        <w:t>Rijksmuseum voor Volkenkunde</w:t>
+          <w:u w:val="single"/>
+        </w:rPr>
+        <w:hyperlink r:id="rId12" w:history="1">
+          <w:r>
+            <w:rPr>
+              <w:rStyle w:val="Hyperlink"/>
+            </w:rPr>
+            <w:t>Rijksmus</w:t>
+          </w:r>
+        </w:hyperlink>
+      </w:r>
+      <w:r>
+        <w:rPr>
+          <w:rFonts w:ascii="Charis SIL Regular" w:hAnsi="Charis SIL Regular" w:eastAsia="Charis SIL Regular"/>
+          <w:b w:val="0"/>
+          <w:i w:val="0"/>
+          <w:color w:val="0000FF"/>
+          <w:sz w:val="24"/>
+          <w:u w:val="single"/>
+        </w:rPr>
+        <w:hyperlink r:id="rId12" w:history="1">
+          <w:r>
+            <w:rPr>
+              <w:rStyle w:val="Hyperlink"/>
+            </w:rPr>
+            <w:t>e</w:t>
+          </w:r>
+        </w:hyperlink>
+      </w:r>
+      <w:r>
+        <w:rPr>
+          <w:rFonts w:ascii="Charis SIL Regular" w:hAnsi="Charis SIL Regular" w:eastAsia="Charis SIL Regular"/>
+          <w:b w:val="0"/>
+          <w:i w:val="0"/>
+          <w:color w:val="0000FF"/>
+          <w:sz w:val="24"/>
+          <w:u w:val="single"/>
+        </w:rPr>
+        <w:hyperlink r:id="rId12" w:history="1">
+          <w:r>
+            <w:rPr>
+              <w:rStyle w:val="Hyperlink"/>
+            </w:rPr>
+            <w:t>um</w:t>
+          </w:r>
+        </w:hyperlink>
+      </w:r>
+      <w:r>
+        <w:rPr>
+          <w:rFonts w:ascii="Charis SIL Regular" w:hAnsi="Charis SIL Regular" w:eastAsia="Charis SIL Regular"/>
+          <w:b w:val="0"/>
+          <w:i w:val="0"/>
+          <w:color w:val="0000FF"/>
+          <w:sz w:val="24"/>
+          <w:u w:val="single"/>
+        </w:rPr>
+        <w:t xml:space="preserve"> </w:t>
+      </w:r>
+      <w:r>
+        <w:rPr>
+          <w:rFonts w:ascii="Charis SIL Regular" w:hAnsi="Charis SIL Regular" w:eastAsia="Charis SIL Regular"/>
+          <w:b w:val="0"/>
+          <w:i w:val="0"/>
+          <w:color w:val="0000FF"/>
+          <w:sz w:val="24"/>
+          <w:u w:val="single"/>
+        </w:rPr>
+        <w:hyperlink r:id="rId12" w:history="1">
+          <w:r>
+            <w:rPr>
+              <w:rStyle w:val="Hyperlink"/>
+            </w:rPr>
+            <w:t>voor</w:t>
+          </w:r>
+        </w:hyperlink>
+      </w:r>
+      <w:r>
+        <w:rPr>
+          <w:rFonts w:ascii="Charis SIL Regular" w:hAnsi="Charis SIL Regular" w:eastAsia="Charis SIL Regular"/>
+          <w:b w:val="0"/>
+          <w:i w:val="0"/>
+          <w:color w:val="0000FF"/>
+          <w:sz w:val="24"/>
+          <w:u w:val="single"/>
+        </w:rPr>
+        <w:t xml:space="preserve"> </w:t>
+      </w:r>
+      <w:r>
+        <w:rPr>
+          <w:rFonts w:ascii="Charis SIL Regular" w:hAnsi="Charis SIL Regular" w:eastAsia="Charis SIL Regular"/>
+          <w:b w:val="0"/>
+          <w:i w:val="0"/>
+          <w:color w:val="0000FF"/>
+          <w:sz w:val="24"/>
+          <w:u w:val="single"/>
+        </w:rPr>
+        <w:hyperlink r:id="rId12" w:history="1">
+          <w:r>
+            <w:rPr>
+              <w:rStyle w:val="Hyperlink"/>
+            </w:rPr>
+            <w:t>Volkenk</w:t>
+          </w:r>
+        </w:hyperlink>
+      </w:r>
+      <w:r>
+        <w:rPr>
+          <w:rFonts w:ascii="Charis SIL Regular" w:hAnsi="Charis SIL Regular" w:eastAsia="Charis SIL Regular"/>
+          <w:b w:val="0"/>
+          <w:i w:val="0"/>
+          <w:color w:val="0000FF"/>
+          <w:sz w:val="24"/>
+          <w:u w:val="single"/>
+        </w:rPr>
+        <w:hyperlink r:id="rId12" w:history="1">
+          <w:r>
+            <w:rPr>
+              <w:rStyle w:val="Hyperlink"/>
+            </w:rPr>
+            <w:t>u</w:t>
+          </w:r>
+        </w:hyperlink>
+      </w:r>
+      <w:r>
+        <w:rPr>
+          <w:rFonts w:ascii="Charis SIL Regular" w:hAnsi="Charis SIL Regular" w:eastAsia="Charis SIL Regular"/>
+          <w:b w:val="0"/>
+          <w:i w:val="0"/>
+          <w:color w:val="0000FF"/>
+          <w:sz w:val="24"/>
+          <w:u w:val="single"/>
+        </w:rPr>
+        <w:hyperlink r:id="rId12" w:history="1">
+          <w:r>
+            <w:rPr>
+              <w:rStyle w:val="Hyperlink"/>
+            </w:rPr>
+            <w:t>nd</w:t>
+          </w:r>
+        </w:hyperlink>
+      </w:r>
+      <w:r>
+        <w:rPr>
+          <w:rFonts w:ascii="Charis SIL Regular" w:hAnsi="Charis SIL Regular" w:eastAsia="Charis SIL Regular"/>
+          <w:b w:val="0"/>
+          <w:i w:val="0"/>
+          <w:color w:val="0000FF"/>
+          <w:sz w:val="24"/>
+          <w:u w:val="single"/>
+        </w:rPr>
+        <w:hyperlink r:id="rId12" w:history="1">
+          <w:r>
+            <w:rPr>
+              <w:rStyle w:val="Hyperlink"/>
+            </w:rPr>
+            <w:t>e</w:t>
+          </w:r>
+        </w:hyperlink>
       </w:r>
       <w:r>
         <w:rPr>
@@ -904,6 +1071,7 @@
       </w:r>
       <w:r>
         <w:rPr>
+          <w:u w:val="single" w:color="0000ff"/>
           <w:rFonts w:ascii="Charis SIL Regular" w:hAnsi="Charis SIL Regular" w:eastAsia="Charis SIL Regular"/>
           <w:b w:val="0"/>
           <w:i w:val="0"/>
@@ -921,6 +1089,7 @@
       </w:r>
       <w:r>
         <w:rPr>
+          <w:u w:val="single" w:color="0000ff"/>
           <w:rFonts w:ascii="Charis SIL Regular" w:hAnsi="Charis SIL Regular" w:eastAsia="Charis SIL Regular"/>
           <w:b w:val="0"/>
           <w:i w:val="0"/>
@@ -938,6 +1107,7 @@
       </w:r>
       <w:r>
         <w:rPr>
+          <w:u w:val="single" w:color="0000ff"/>
           <w:rFonts w:ascii="Charis SIL Regular" w:hAnsi="Charis SIL Regular" w:eastAsia="Charis SIL Regular"/>
           <w:b w:val="0"/>
           <w:i w:val="0"/>
@@ -955,6 +1125,7 @@
       </w:r>
       <w:r>
         <w:rPr>
+          <w:u w:val="single" w:color="0000ff"/>
           <w:rFonts w:ascii="Charis SIL Regular" w:hAnsi="Charis SIL Regular" w:eastAsia="Charis SIL Regular"/>
           <w:b w:val="0"/>
           <w:i w:val="0"/>
@@ -2182,7 +2353,97 @@
           <w:color w:val="000000"/>
           <w:sz w:val="24"/>
         </w:rPr>
-        <w:t>museumcollectie. T</w:t>
+        <w:hyperlink r:id="rId18" w:history="1">
+          <w:r>
+            <w:rPr>
+              <w:rStyle w:val="Hyperlink"/>
+            </w:rPr>
+            <w:t>museumcol</w:t>
+          </w:r>
+        </w:hyperlink>
+      </w:r>
+      <w:r>
+        <w:rPr>
+          <w:u w:val="single" w:color="0000ff"/>
+          <w:rFonts w:ascii="Charis SIL Regular" w:hAnsi="Charis SIL Regular" w:eastAsia="Charis SIL Regular"/>
+          <w:b w:val="0"/>
+          <w:i w:val="0"/>
+          <w:color w:val="000000"/>
+          <w:sz w:val="24"/>
+        </w:rPr>
+        <w:hyperlink r:id="rId18" w:history="1">
+          <w:r>
+            <w:rPr>
+              <w:rStyle w:val="Hyperlink"/>
+            </w:rPr>
+            <w:t>l</w:t>
+          </w:r>
+        </w:hyperlink>
+      </w:r>
+      <w:r>
+        <w:rPr>
+          <w:u w:val="single" w:color="0000ff"/>
+          <w:rFonts w:ascii="Charis SIL Regular" w:hAnsi="Charis SIL Regular" w:eastAsia="Charis SIL Regular"/>
+          <w:b w:val="0"/>
+          <w:i w:val="0"/>
+          <w:color w:val="000000"/>
+          <w:sz w:val="24"/>
+        </w:rPr>
+        <w:hyperlink r:id="rId18" w:history="1">
+          <w:r>
+            <w:rPr>
+              <w:rStyle w:val="Hyperlink"/>
+            </w:rPr>
+            <w:t>ecti</w:t>
+          </w:r>
+        </w:hyperlink>
+      </w:r>
+      <w:r>
+        <w:rPr>
+          <w:u w:val="single" w:color="0000ff"/>
+          <w:rFonts w:ascii="Charis SIL Regular" w:hAnsi="Charis SIL Regular" w:eastAsia="Charis SIL Regular"/>
+          <w:b w:val="0"/>
+          <w:i w:val="0"/>
+          <w:color w:val="000000"/>
+          <w:sz w:val="24"/>
+        </w:rPr>
+        <w:hyperlink r:id="rId18" w:history="1">
+          <w:r>
+            <w:rPr>
+              <w:rStyle w:val="Hyperlink"/>
+            </w:rPr>
+            <w:t>e</w:t>
+          </w:r>
+        </w:hyperlink>
+      </w:r>
+      <w:r>
+        <w:rPr>
+          <w:u w:val="single" w:color="0000ff"/>
+          <w:rFonts w:ascii="Charis SIL Regular" w:hAnsi="Charis SIL Regular" w:eastAsia="Charis SIL Regular"/>
+          <w:b w:val="0"/>
+          <w:i w:val="0"/>
+          <w:color w:val="000000"/>
+          <w:sz w:val="24"/>
+        </w:rPr>
+        <w:hyperlink r:id="rId18" w:history="1">
+          <w:r>
+            <w:rPr>
+              <w:rStyle w:val="Hyperlink"/>
+            </w:rPr>
+            <w:t xml:space="preserve">. </w:t>
+          </w:r>
+        </w:hyperlink>
+      </w:r>
+      <w:r>
+        <w:rPr>
+          <w:u w:val="single" w:color="0000ff"/>
+          <w:rFonts w:ascii="Charis SIL Regular" w:hAnsi="Charis SIL Regular" w:eastAsia="Charis SIL Regular"/>
+          <w:b w:val="0"/>
+          <w:i w:val="0"/>
+          <w:color w:val="000000"/>
+          <w:sz w:val="24"/>
+        </w:rPr>
+        <w:t>T</w:t>
       </w:r>
       <w:r>
         <w:rPr>
@@ -2204,49 +2465,13 @@
       </w:r>
       <w:r>
         <w:rPr>
-          <w:u w:val="single" w:color="0000ff"/>
           <w:rFonts w:ascii="Charis SIL Regular" w:hAnsi="Charis SIL Regular" w:eastAsia="Charis SIL Regular"/>
           <w:b w:val="0"/>
           <w:i w:val="0"/>
           <w:color w:val="000000"/>
           <w:sz w:val="24"/>
         </w:rPr>
-        <w:hyperlink r:id="rId18" w:history="1">
-          <w:r>
-            <w:rPr>
-              <w:rStyle w:val="Hyperlink"/>
-            </w:rPr>
-            <w:t>e</w:t>
-          </w:r>
-        </w:hyperlink>
-      </w:r>
-      <w:r>
-        <w:rPr>
-          <w:u w:val="single" w:color="0000ff"/>
-          <w:rFonts w:ascii="Charis SIL Regular" w:hAnsi="Charis SIL Regular" w:eastAsia="Charis SIL Regular"/>
-          <w:b w:val="0"/>
-          <w:i w:val="0"/>
-          <w:color w:val="000000"/>
-          <w:sz w:val="24"/>
-        </w:rPr>
-        <w:hyperlink r:id="rId18" w:history="1">
-          <w:r>
-            <w:rPr>
-              <w:rStyle w:val="Hyperlink"/>
-            </w:rPr>
-            <w:t xml:space="preserve">r nog </w:t>
-          </w:r>
-        </w:hyperlink>
-      </w:r>
-      <w:r>
-        <w:rPr>
-          <w:rFonts w:ascii="Charis SIL Regular" w:hAnsi="Charis SIL Regular" w:eastAsia="Charis SIL Regular"/>
-          <w:b w:val="0"/>
-          <w:i w:val="0"/>
-          <w:color w:val="000000"/>
-          <w:sz w:val="24"/>
-        </w:rPr>
-        <w:t xml:space="preserve">het </w:t>
+        <w:t xml:space="preserve">er nog het </w:t>
       </w:r>
       <w:r>
         <w:rPr>
@@ -2422,7 +2647,61 @@
           <w:color w:val="000000"/>
           <w:sz w:val="24"/>
         </w:rPr>
-        <w:t>t materiaal over het Tropis</w:t>
+        <w:t xml:space="preserve">t materiaal </w:t>
+      </w:r>
+      <w:r>
+        <w:rPr>
+          <w:u w:val="single" w:color="0000ff"/>
+          <w:rFonts w:ascii="Charis SIL Regular" w:hAnsi="Charis SIL Regular" w:eastAsia="Charis SIL Regular"/>
+          <w:b w:val="0"/>
+          <w:i w:val="0"/>
+          <w:color w:val="000000"/>
+          <w:sz w:val="24"/>
+        </w:rPr>
+        <w:hyperlink r:id="rId19" w:history="1">
+          <w:r>
+            <w:rPr>
+              <w:rStyle w:val="Hyperlink"/>
+            </w:rPr>
+            <w:t>ov</w:t>
+          </w:r>
+        </w:hyperlink>
+      </w:r>
+      <w:r>
+        <w:rPr>
+          <w:u w:val="single" w:color="0000ff"/>
+          <w:rFonts w:ascii="Charis SIL Regular" w:hAnsi="Charis SIL Regular" w:eastAsia="Charis SIL Regular"/>
+          <w:b w:val="0"/>
+          <w:i w:val="0"/>
+          <w:color w:val="000000"/>
+          <w:sz w:val="24"/>
+        </w:rPr>
+        <w:hyperlink r:id="rId19" w:history="1">
+          <w:r>
+            <w:rPr>
+              <w:rStyle w:val="Hyperlink"/>
+            </w:rPr>
+            <w:t>e</w:t>
+          </w:r>
+        </w:hyperlink>
+      </w:r>
+      <w:r>
+        <w:rPr>
+          <w:u w:val="single" w:color="0000ff"/>
+          <w:rFonts w:ascii="Charis SIL Regular" w:hAnsi="Charis SIL Regular" w:eastAsia="Charis SIL Regular"/>
+          <w:b w:val="0"/>
+          <w:i w:val="0"/>
+          <w:color w:val="000000"/>
+          <w:sz w:val="24"/>
+        </w:rPr>
+        <w:hyperlink r:id="rId19" w:history="1">
+          <w:r>
+            <w:rPr>
+              <w:rStyle w:val="Hyperlink"/>
+            </w:rPr>
+            <w:t>r het Tropis</w:t>
+          </w:r>
+        </w:hyperlink>
       </w:r>
       <w:r>
         <w:rPr>
@@ -3638,7 +3917,7 @@
           <w:sz w:val="24"/>
           <w:u w:val="single"/>
         </w:rPr>
-        <w:hyperlink r:id="rId22" w:history="1">
+        <w:hyperlink r:id="rId23" w:history="1">
           <w:r>
             <w:rPr>
               <w:rStyle w:val="Hyperlink"/>
@@ -3685,7 +3964,7 @@
           <w:sz w:val="24"/>
           <w:u w:val="single"/>
         </w:rPr>
-        <w:hyperlink r:id="rId23" w:history="1">
+        <w:hyperlink r:id="rId22" w:history="1">
           <w:r>
             <w:rPr>
               <w:rStyle w:val="Hyperlink"/>
@@ -3721,7 +4000,7 @@
           <w:sz w:val="24"/>
           <w:u w:val="single"/>
         </w:rPr>
-        <w:hyperlink r:id="rId24" w:history="1">
+        <w:hyperlink r:id="rId22" w:history="1">
           <w:r>
             <w:rPr>
               <w:rStyle w:val="Hyperlink"/>

--- a/EXPORTS/DOCX/published/niveau3/Dutch/TropischLandbouwMus.docx
+++ b/EXPORTS/DOCX/published/niveau3/Dutch/TropischLandbouwMus.docx
@@ -517,14 +517,7 @@
           <w:color w:val="000000"/>
           <w:sz w:val="24"/>
         </w:rPr>
-        <w:hyperlink r:id="rId10" w:history="1">
-          <w:r>
-            <w:rPr>
-              <w:rStyle w:val="Hyperlink"/>
-            </w:rPr>
-            <w:t>t Koloniaal Land</w:t>
-          </w:r>
-        </w:hyperlink>
+        <w:t>t Koloniaal Land</w:t>
       </w:r>
       <w:r>
         <w:rPr>
@@ -863,7 +856,14 @@
           <w:color w:val="000000"/>
           <w:sz w:val="24"/>
         </w:rPr>
-        <w:t xml:space="preserve">lige </w:t>
+        <w:hyperlink r:id="rId11" w:history="1">
+          <w:r>
+            <w:rPr>
+              <w:rStyle w:val="Hyperlink"/>
+            </w:rPr>
+            <w:t xml:space="preserve">lige </w:t>
+          </w:r>
+        </w:hyperlink>
       </w:r>
       <w:r>
         <w:rPr>
@@ -874,7 +874,7 @@
           <w:sz w:val="24"/>
           <w:u w:val="single"/>
         </w:rPr>
-        <w:hyperlink r:id="rId12" w:history="1">
+        <w:hyperlink r:id="rId11" w:history="1">
           <w:r>
             <w:rPr>
               <w:rStyle w:val="Hyperlink"/>
@@ -892,7 +892,7 @@
           <w:sz w:val="24"/>
           <w:u w:val="single"/>
         </w:rPr>
-        <w:hyperlink r:id="rId12" w:history="1">
+        <w:hyperlink r:id="rId11" w:history="1">
           <w:r>
             <w:rPr>
               <w:rStyle w:val="Hyperlink"/>
@@ -910,7 +910,7 @@
           <w:sz w:val="24"/>
           <w:u w:val="single"/>
         </w:rPr>
-        <w:hyperlink r:id="rId12" w:history="1">
+        <w:hyperlink r:id="rId11" w:history="1">
           <w:r>
             <w:rPr>
               <w:rStyle w:val="Hyperlink"/>
@@ -939,7 +939,7 @@
           <w:sz w:val="24"/>
           <w:u w:val="single"/>
         </w:rPr>
-        <w:hyperlink r:id="rId12" w:history="1">
+        <w:hyperlink r:id="rId11" w:history="1">
           <w:r>
             <w:rPr>
               <w:rStyle w:val="Hyperlink"/>
@@ -968,7 +968,7 @@
           <w:sz w:val="24"/>
           <w:u w:val="single"/>
         </w:rPr>
-        <w:hyperlink r:id="rId12" w:history="1">
+        <w:hyperlink r:id="rId11" w:history="1">
           <w:r>
             <w:rPr>
               <w:rStyle w:val="Hyperlink"/>
@@ -984,16 +984,8 @@
           <w:i w:val="0"/>
           <w:color w:val="0000FF"/>
           <w:sz w:val="24"/>
-          <w:u w:val="single"/>
-        </w:rPr>
-        <w:hyperlink r:id="rId12" w:history="1">
-          <w:r>
-            <w:rPr>
-              <w:rStyle w:val="Hyperlink"/>
-            </w:rPr>
-            <w:t>u</w:t>
-          </w:r>
-        </w:hyperlink>
+        </w:rPr>
+        <w:t>u</w:t>
       </w:r>
       <w:r>
         <w:rPr>
@@ -1004,7 +996,7 @@
           <w:sz w:val="24"/>
           <w:u w:val="single"/>
         </w:rPr>
-        <w:hyperlink r:id="rId12" w:history="1">
+        <w:hyperlink r:id="rId11" w:history="1">
           <w:r>
             <w:rPr>
               <w:rStyle w:val="Hyperlink"/>
@@ -1020,16 +1012,8 @@
           <w:i w:val="0"/>
           <w:color w:val="0000FF"/>
           <w:sz w:val="24"/>
-          <w:u w:val="single"/>
-        </w:rPr>
-        <w:hyperlink r:id="rId12" w:history="1">
-          <w:r>
-            <w:rPr>
-              <w:rStyle w:val="Hyperlink"/>
-            </w:rPr>
-            <w:t>e</w:t>
-          </w:r>
-        </w:hyperlink>
+        </w:rPr>
+        <w:t>e</w:t>
       </w:r>
       <w:r>
         <w:rPr>
@@ -1067,61 +1051,7 @@
           <w:color w:val="000000"/>
           <w:sz w:val="24"/>
         </w:rPr>
-        <w:t>nooit gekomen.</w:t>
-      </w:r>
-      <w:r>
-        <w:rPr>
-          <w:u w:val="single" w:color="0000ff"/>
-          <w:rFonts w:ascii="Charis SIL Regular" w:hAnsi="Charis SIL Regular" w:eastAsia="Charis SIL Regular"/>
-          <w:b w:val="0"/>
-          <w:i w:val="0"/>
-          <w:color w:val="000000"/>
-          <w:sz w:val="24"/>
-        </w:rPr>
-        <w:hyperlink r:id="rId12" w:history="1">
-          <w:r>
-            <w:rPr>
-              <w:rStyle w:val="Hyperlink"/>
-            </w:rPr>
-            <w:t xml:space="preserve"> Toen de mus</w:t>
-          </w:r>
-        </w:hyperlink>
-      </w:r>
-      <w:r>
-        <w:rPr>
-          <w:u w:val="single" w:color="0000ff"/>
-          <w:rFonts w:ascii="Charis SIL Regular" w:hAnsi="Charis SIL Regular" w:eastAsia="Charis SIL Regular"/>
-          <w:b w:val="0"/>
-          <w:i w:val="0"/>
-          <w:color w:val="000000"/>
-          <w:sz w:val="24"/>
-        </w:rPr>
-        <w:hyperlink r:id="rId12" w:history="1">
-          <w:r>
-            <w:rPr>
-              <w:rStyle w:val="Hyperlink"/>
-            </w:rPr>
-            <w:t>e</w:t>
-          </w:r>
-        </w:hyperlink>
-      </w:r>
-      <w:r>
-        <w:rPr>
-          <w:u w:val="single" w:color="0000ff"/>
-          <w:rFonts w:ascii="Charis SIL Regular" w:hAnsi="Charis SIL Regular" w:eastAsia="Charis SIL Regular"/>
-          <w:b w:val="0"/>
-          <w:i w:val="0"/>
-          <w:color w:val="000000"/>
-          <w:sz w:val="24"/>
-        </w:rPr>
-        <w:hyperlink r:id="rId12" w:history="1">
-          <w:r>
-            <w:rPr>
-              <w:rStyle w:val="Hyperlink"/>
-            </w:rPr>
-            <w:t>umd</w:t>
-          </w:r>
-        </w:hyperlink>
+        <w:t>nooit gekomen. Toen de museumd</w:t>
       </w:r>
       <w:r>
         <w:rPr>
@@ -2465,13 +2395,49 @@
       </w:r>
       <w:r>
         <w:rPr>
+          <w:u w:val="single" w:color="0000ff"/>
           <w:rFonts w:ascii="Charis SIL Regular" w:hAnsi="Charis SIL Regular" w:eastAsia="Charis SIL Regular"/>
           <w:b w:val="0"/>
           <w:i w:val="0"/>
           <w:color w:val="000000"/>
           <w:sz w:val="24"/>
         </w:rPr>
-        <w:t xml:space="preserve">er nog het </w:t>
+        <w:hyperlink r:id="rId18" w:history="1">
+          <w:r>
+            <w:rPr>
+              <w:rStyle w:val="Hyperlink"/>
+            </w:rPr>
+            <w:t>e</w:t>
+          </w:r>
+        </w:hyperlink>
+      </w:r>
+      <w:r>
+        <w:rPr>
+          <w:u w:val="single" w:color="0000ff"/>
+          <w:rFonts w:ascii="Charis SIL Regular" w:hAnsi="Charis SIL Regular" w:eastAsia="Charis SIL Regular"/>
+          <w:b w:val="0"/>
+          <w:i w:val="0"/>
+          <w:color w:val="000000"/>
+          <w:sz w:val="24"/>
+        </w:rPr>
+        <w:hyperlink r:id="rId18" w:history="1">
+          <w:r>
+            <w:rPr>
+              <w:rStyle w:val="Hyperlink"/>
+            </w:rPr>
+            <w:t xml:space="preserve">r nog </w:t>
+          </w:r>
+        </w:hyperlink>
+      </w:r>
+      <w:r>
+        <w:rPr>
+          <w:rFonts w:ascii="Charis SIL Regular" w:hAnsi="Charis SIL Regular" w:eastAsia="Charis SIL Regular"/>
+          <w:b w:val="0"/>
+          <w:i w:val="0"/>
+          <w:color w:val="000000"/>
+          <w:sz w:val="24"/>
+        </w:rPr>
+        <w:t xml:space="preserve">het </w:t>
       </w:r>
       <w:r>
         <w:rPr>
@@ -2636,72 +2602,7 @@
           <w:color w:val="000000"/>
           <w:sz w:val="24"/>
         </w:rPr>
-        <w:t xml:space="preserve"> waarin zich ook relevan</w:t>
-      </w:r>
-      <w:r>
-        <w:rPr>
-          <w:u w:val="single" w:color="0000ff"/>
-          <w:rFonts w:ascii="Charis SIL Regular" w:hAnsi="Charis SIL Regular" w:eastAsia="Charis SIL Regular"/>
-          <w:b w:val="0"/>
-          <w:i w:val="0"/>
-          <w:color w:val="000000"/>
-          <w:sz w:val="24"/>
-        </w:rPr>
-        <w:t xml:space="preserve">t materiaal </w:t>
-      </w:r>
-      <w:r>
-        <w:rPr>
-          <w:u w:val="single" w:color="0000ff"/>
-          <w:rFonts w:ascii="Charis SIL Regular" w:hAnsi="Charis SIL Regular" w:eastAsia="Charis SIL Regular"/>
-          <w:b w:val="0"/>
-          <w:i w:val="0"/>
-          <w:color w:val="000000"/>
-          <w:sz w:val="24"/>
-        </w:rPr>
-        <w:hyperlink r:id="rId19" w:history="1">
-          <w:r>
-            <w:rPr>
-              <w:rStyle w:val="Hyperlink"/>
-            </w:rPr>
-            <w:t>ov</w:t>
-          </w:r>
-        </w:hyperlink>
-      </w:r>
-      <w:r>
-        <w:rPr>
-          <w:u w:val="single" w:color="0000ff"/>
-          <w:rFonts w:ascii="Charis SIL Regular" w:hAnsi="Charis SIL Regular" w:eastAsia="Charis SIL Regular"/>
-          <w:b w:val="0"/>
-          <w:i w:val="0"/>
-          <w:color w:val="000000"/>
-          <w:sz w:val="24"/>
-        </w:rPr>
-        <w:hyperlink r:id="rId19" w:history="1">
-          <w:r>
-            <w:rPr>
-              <w:rStyle w:val="Hyperlink"/>
-            </w:rPr>
-            <w:t>e</w:t>
-          </w:r>
-        </w:hyperlink>
-      </w:r>
-      <w:r>
-        <w:rPr>
-          <w:u w:val="single" w:color="0000ff"/>
-          <w:rFonts w:ascii="Charis SIL Regular" w:hAnsi="Charis SIL Regular" w:eastAsia="Charis SIL Regular"/>
-          <w:b w:val="0"/>
-          <w:i w:val="0"/>
-          <w:color w:val="000000"/>
-          <w:sz w:val="24"/>
-        </w:rPr>
-        <w:hyperlink r:id="rId19" w:history="1">
-          <w:r>
-            <w:rPr>
-              <w:rStyle w:val="Hyperlink"/>
-            </w:rPr>
-            <w:t>r het Tropis</w:t>
-          </w:r>
-        </w:hyperlink>
+        <w:t xml:space="preserve"> waarin zich ook relevant materiaal over het Tropis</w:t>
       </w:r>
       <w:r>
         <w:rPr>
@@ -3888,7 +3789,14 @@
           <w:color w:val="000000"/>
           <w:sz w:val="24"/>
         </w:rPr>
-        <w:t xml:space="preserve">, </w:t>
+        <w:hyperlink r:id="rId22" w:history="1">
+          <w:r>
+            <w:rPr>
+              <w:rStyle w:val="Hyperlink"/>
+            </w:rPr>
+            <w:t xml:space="preserve">, </w:t>
+          </w:r>
+        </w:hyperlink>
       </w:r>
       <w:r>
         <w:rPr>
@@ -3899,7 +3807,7 @@
           <w:sz w:val="24"/>
           <w:u w:val="single"/>
         </w:rPr>
-        <w:hyperlink r:id="rId23" w:history="1">
+        <w:hyperlink r:id="rId22" w:history="1">
           <w:r>
             <w:rPr>
               <w:rStyle w:val="Hyperlink"/>
@@ -3964,7 +3872,7 @@
           <w:sz w:val="24"/>
           <w:u w:val="single"/>
         </w:rPr>
-        <w:hyperlink r:id="rId22" w:history="1">
+        <w:hyperlink r:id="rId23" w:history="1">
           <w:r>
             <w:rPr>
               <w:rStyle w:val="Hyperlink"/>
@@ -3982,14 +3890,7 @@
           <w:color w:val="000000"/>
           <w:sz w:val="24"/>
         </w:rPr>
-        <w:hyperlink r:id="rId22" w:history="1">
-          <w:r>
-            <w:rPr>
-              <w:rStyle w:val="Hyperlink"/>
-            </w:rPr>
-            <w:t xml:space="preserve">, </w:t>
-          </w:r>
-        </w:hyperlink>
+        <w:t xml:space="preserve">, </w:t>
       </w:r>
       <w:r>
         <w:rPr>

--- a/EXPORTS/DOCX/published/niveau3/Dutch/TropischLandbouwMus.docx
+++ b/EXPORTS/DOCX/published/niveau3/Dutch/TropischLandbouwMus.docx
@@ -506,18 +506,7 @@
           <w:color w:val="000000"/>
           <w:sz w:val="24"/>
         </w:rPr>
-        <w:t>museumzaal van he</w:t>
-      </w:r>
-      <w:r>
-        <w:rPr>
-          <w:u w:val="single" w:color="0000ff"/>
-          <w:rFonts w:ascii="Charis SIL Regular" w:hAnsi="Charis SIL Regular" w:eastAsia="Charis SIL Regular"/>
-          <w:b w:val="0"/>
-          <w:i w:val="0"/>
-          <w:color w:val="000000"/>
-          <w:sz w:val="24"/>
-        </w:rPr>
-        <w:t>t Koloniaal Land</w:t>
+        <w:t>museumzaal van het Koloniaal Land</w:t>
       </w:r>
       <w:r>
         <w:rPr>
@@ -892,6 +881,136 @@
           <w:sz w:val="24"/>
           <w:u w:val="single"/>
         </w:rPr>
+        <w:hyperlink r:id="rId12" w:history="1">
+          <w:r>
+            <w:rPr>
+              <w:rStyle w:val="Hyperlink"/>
+            </w:rPr>
+            <w:t>e</w:t>
+          </w:r>
+        </w:hyperlink>
+      </w:r>
+      <w:r>
+        <w:rPr>
+          <w:rFonts w:ascii="Charis SIL Regular" w:hAnsi="Charis SIL Regular" w:eastAsia="Charis SIL Regular"/>
+          <w:b w:val="0"/>
+          <w:i w:val="0"/>
+          <w:color w:val="0000FF"/>
+          <w:sz w:val="24"/>
+          <w:u w:val="single"/>
+        </w:rPr>
+        <w:hyperlink r:id="rId12" w:history="1">
+          <w:r>
+            <w:rPr>
+              <w:rStyle w:val="Hyperlink"/>
+            </w:rPr>
+            <w:t>um</w:t>
+          </w:r>
+        </w:hyperlink>
+      </w:r>
+      <w:r>
+        <w:rPr>
+          <w:rFonts w:ascii="Charis SIL Regular" w:hAnsi="Charis SIL Regular" w:eastAsia="Charis SIL Regular"/>
+          <w:b w:val="0"/>
+          <w:i w:val="0"/>
+          <w:color w:val="0000FF"/>
+          <w:sz w:val="24"/>
+          <w:u w:val="single"/>
+        </w:rPr>
+        <w:t xml:space="preserve"> </w:t>
+      </w:r>
+      <w:r>
+        <w:rPr>
+          <w:rFonts w:ascii="Charis SIL Regular" w:hAnsi="Charis SIL Regular" w:eastAsia="Charis SIL Regular"/>
+          <w:b w:val="0"/>
+          <w:i w:val="0"/>
+          <w:color w:val="0000FF"/>
+          <w:sz w:val="24"/>
+          <w:u w:val="single"/>
+        </w:rPr>
+        <w:hyperlink r:id="rId12" w:history="1">
+          <w:r>
+            <w:rPr>
+              <w:rStyle w:val="Hyperlink"/>
+            </w:rPr>
+            <w:t>voor</w:t>
+          </w:r>
+        </w:hyperlink>
+      </w:r>
+      <w:r>
+        <w:rPr>
+          <w:rFonts w:ascii="Charis SIL Regular" w:hAnsi="Charis SIL Regular" w:eastAsia="Charis SIL Regular"/>
+          <w:b w:val="0"/>
+          <w:i w:val="0"/>
+          <w:color w:val="0000FF"/>
+          <w:sz w:val="24"/>
+          <w:u w:val="single"/>
+        </w:rPr>
+        <w:t xml:space="preserve"> </w:t>
+      </w:r>
+      <w:r>
+        <w:rPr>
+          <w:rFonts w:ascii="Charis SIL Regular" w:hAnsi="Charis SIL Regular" w:eastAsia="Charis SIL Regular"/>
+          <w:b w:val="0"/>
+          <w:i w:val="0"/>
+          <w:color w:val="0000FF"/>
+          <w:sz w:val="24"/>
+          <w:u w:val="single"/>
+        </w:rPr>
+        <w:hyperlink r:id="rId11" w:history="1">
+          <w:r>
+            <w:rPr>
+              <w:rStyle w:val="Hyperlink"/>
+            </w:rPr>
+            <w:t>Volkenk</w:t>
+          </w:r>
+        </w:hyperlink>
+      </w:r>
+      <w:r>
+        <w:rPr>
+          <w:rFonts w:ascii="Charis SIL Regular" w:hAnsi="Charis SIL Regular" w:eastAsia="Charis SIL Regular"/>
+          <w:b w:val="0"/>
+          <w:i w:val="0"/>
+          <w:color w:val="0000FF"/>
+          <w:sz w:val="24"/>
+          <w:u w:val="single"/>
+        </w:rPr>
+        <w:hyperlink r:id="rId12" w:history="1">
+          <w:r>
+            <w:rPr>
+              <w:rStyle w:val="Hyperlink"/>
+            </w:rPr>
+            <w:t>u</w:t>
+          </w:r>
+        </w:hyperlink>
+      </w:r>
+      <w:r>
+        <w:rPr>
+          <w:rFonts w:ascii="Charis SIL Regular" w:hAnsi="Charis SIL Regular" w:eastAsia="Charis SIL Regular"/>
+          <w:b w:val="0"/>
+          <w:i w:val="0"/>
+          <w:color w:val="0000FF"/>
+          <w:sz w:val="24"/>
+          <w:u w:val="single"/>
+        </w:rPr>
+        <w:hyperlink r:id="rId11" w:history="1">
+          <w:r>
+            <w:rPr>
+              <w:rStyle w:val="Hyperlink"/>
+            </w:rPr>
+            <w:t>nd</w:t>
+          </w:r>
+        </w:hyperlink>
+      </w:r>
+      <w:r>
+        <w:rPr>
+          <w:rFonts w:ascii="Charis SIL Regular" w:hAnsi="Charis SIL Regular" w:eastAsia="Charis SIL Regular"/>
+          <w:b w:val="0"/>
+          <w:i w:val="0"/>
+          <w:color w:val="0000FF"/>
+          <w:sz w:val="24"/>
+          <w:u w:val="single"/>
+        </w:rPr>
         <w:hyperlink r:id="rId11" w:history="1">
           <w:r>
             <w:rPr>
@@ -903,120 +1022,6 @@
       </w:r>
       <w:r>
         <w:rPr>
-          <w:rFonts w:ascii="Charis SIL Regular" w:hAnsi="Charis SIL Regular" w:eastAsia="Charis SIL Regular"/>
-          <w:b w:val="0"/>
-          <w:i w:val="0"/>
-          <w:color w:val="0000FF"/>
-          <w:sz w:val="24"/>
-          <w:u w:val="single"/>
-        </w:rPr>
-        <w:hyperlink r:id="rId11" w:history="1">
-          <w:r>
-            <w:rPr>
-              <w:rStyle w:val="Hyperlink"/>
-            </w:rPr>
-            <w:t>um</w:t>
-          </w:r>
-        </w:hyperlink>
-      </w:r>
-      <w:r>
-        <w:rPr>
-          <w:rFonts w:ascii="Charis SIL Regular" w:hAnsi="Charis SIL Regular" w:eastAsia="Charis SIL Regular"/>
-          <w:b w:val="0"/>
-          <w:i w:val="0"/>
-          <w:color w:val="0000FF"/>
-          <w:sz w:val="24"/>
-          <w:u w:val="single"/>
-        </w:rPr>
-        <w:t xml:space="preserve"> </w:t>
-      </w:r>
-      <w:r>
-        <w:rPr>
-          <w:rFonts w:ascii="Charis SIL Regular" w:hAnsi="Charis SIL Regular" w:eastAsia="Charis SIL Regular"/>
-          <w:b w:val="0"/>
-          <w:i w:val="0"/>
-          <w:color w:val="0000FF"/>
-          <w:sz w:val="24"/>
-          <w:u w:val="single"/>
-        </w:rPr>
-        <w:hyperlink r:id="rId11" w:history="1">
-          <w:r>
-            <w:rPr>
-              <w:rStyle w:val="Hyperlink"/>
-            </w:rPr>
-            <w:t>voor</w:t>
-          </w:r>
-        </w:hyperlink>
-      </w:r>
-      <w:r>
-        <w:rPr>
-          <w:rFonts w:ascii="Charis SIL Regular" w:hAnsi="Charis SIL Regular" w:eastAsia="Charis SIL Regular"/>
-          <w:b w:val="0"/>
-          <w:i w:val="0"/>
-          <w:color w:val="0000FF"/>
-          <w:sz w:val="24"/>
-          <w:u w:val="single"/>
-        </w:rPr>
-        <w:t xml:space="preserve"> </w:t>
-      </w:r>
-      <w:r>
-        <w:rPr>
-          <w:rFonts w:ascii="Charis SIL Regular" w:hAnsi="Charis SIL Regular" w:eastAsia="Charis SIL Regular"/>
-          <w:b w:val="0"/>
-          <w:i w:val="0"/>
-          <w:color w:val="0000FF"/>
-          <w:sz w:val="24"/>
-          <w:u w:val="single"/>
-        </w:rPr>
-        <w:hyperlink r:id="rId11" w:history="1">
-          <w:r>
-            <w:rPr>
-              <w:rStyle w:val="Hyperlink"/>
-            </w:rPr>
-            <w:t>Volkenk</w:t>
-          </w:r>
-        </w:hyperlink>
-      </w:r>
-      <w:r>
-        <w:rPr>
-          <w:rFonts w:ascii="Charis SIL Regular" w:hAnsi="Charis SIL Regular" w:eastAsia="Charis SIL Regular"/>
-          <w:b w:val="0"/>
-          <w:i w:val="0"/>
-          <w:color w:val="0000FF"/>
-          <w:sz w:val="24"/>
-        </w:rPr>
-        <w:t>u</w:t>
-      </w:r>
-      <w:r>
-        <w:rPr>
-          <w:rFonts w:ascii="Charis SIL Regular" w:hAnsi="Charis SIL Regular" w:eastAsia="Charis SIL Regular"/>
-          <w:b w:val="0"/>
-          <w:i w:val="0"/>
-          <w:color w:val="0000FF"/>
-          <w:sz w:val="24"/>
-          <w:u w:val="single"/>
-        </w:rPr>
-        <w:hyperlink r:id="rId11" w:history="1">
-          <w:r>
-            <w:rPr>
-              <w:rStyle w:val="Hyperlink"/>
-            </w:rPr>
-            <w:t>nd</w:t>
-          </w:r>
-        </w:hyperlink>
-      </w:r>
-      <w:r>
-        <w:rPr>
-          <w:rFonts w:ascii="Charis SIL Regular" w:hAnsi="Charis SIL Regular" w:eastAsia="Charis SIL Regular"/>
-          <w:b w:val="0"/>
-          <w:i w:val="0"/>
-          <w:color w:val="0000FF"/>
-          <w:sz w:val="24"/>
-        </w:rPr>
-        <w:t>e</w:t>
-      </w:r>
-      <w:r>
-        <w:rPr>
           <w:u w:val="single" w:color="0000ff"/>
           <w:rFonts w:ascii="Charis SIL Regular" w:hAnsi="Charis SIL Regular" w:eastAsia="Charis SIL Regular"/>
           <w:b w:val="0"/>
@@ -1051,7 +1056,61 @@
           <w:color w:val="000000"/>
           <w:sz w:val="24"/>
         </w:rPr>
-        <w:t>nooit gekomen. Toen de museumd</w:t>
+        <w:t>nooit gekomen.</w:t>
+      </w:r>
+      <w:r>
+        <w:rPr>
+          <w:u w:val="single" w:color="0000ff"/>
+          <w:rFonts w:ascii="Charis SIL Regular" w:hAnsi="Charis SIL Regular" w:eastAsia="Charis SIL Regular"/>
+          <w:b w:val="0"/>
+          <w:i w:val="0"/>
+          <w:color w:val="000000"/>
+          <w:sz w:val="24"/>
+        </w:rPr>
+        <w:hyperlink r:id="rId12" w:history="1">
+          <w:r>
+            <w:rPr>
+              <w:rStyle w:val="Hyperlink"/>
+            </w:rPr>
+            <w:t xml:space="preserve"> Toen de mus</w:t>
+          </w:r>
+        </w:hyperlink>
+      </w:r>
+      <w:r>
+        <w:rPr>
+          <w:u w:val="single" w:color="0000ff"/>
+          <w:rFonts w:ascii="Charis SIL Regular" w:hAnsi="Charis SIL Regular" w:eastAsia="Charis SIL Regular"/>
+          <w:b w:val="0"/>
+          <w:i w:val="0"/>
+          <w:color w:val="000000"/>
+          <w:sz w:val="24"/>
+        </w:rPr>
+        <w:hyperlink r:id="rId12" w:history="1">
+          <w:r>
+            <w:rPr>
+              <w:rStyle w:val="Hyperlink"/>
+            </w:rPr>
+            <w:t>e</w:t>
+          </w:r>
+        </w:hyperlink>
+      </w:r>
+      <w:r>
+        <w:rPr>
+          <w:u w:val="single" w:color="0000ff"/>
+          <w:rFonts w:ascii="Charis SIL Regular" w:hAnsi="Charis SIL Regular" w:eastAsia="Charis SIL Regular"/>
+          <w:b w:val="0"/>
+          <w:i w:val="0"/>
+          <w:color w:val="000000"/>
+          <w:sz w:val="24"/>
+        </w:rPr>
+        <w:hyperlink r:id="rId12" w:history="1">
+          <w:r>
+            <w:rPr>
+              <w:rStyle w:val="Hyperlink"/>
+            </w:rPr>
+            <w:t>umd</w:t>
+          </w:r>
+        </w:hyperlink>
       </w:r>
       <w:r>
         <w:rPr>
@@ -2602,7 +2661,115 @@
           <w:color w:val="000000"/>
           <w:sz w:val="24"/>
         </w:rPr>
-        <w:t xml:space="preserve"> waarin zich ook relevant materiaal over het Tropis</w:t>
+        <w:t xml:space="preserve"> waarin zich ook relevan</w:t>
+      </w:r>
+      <w:r>
+        <w:rPr>
+          <w:u w:val="single" w:color="0000ff"/>
+          <w:rFonts w:ascii="Charis SIL Regular" w:hAnsi="Charis SIL Regular" w:eastAsia="Charis SIL Regular"/>
+          <w:b w:val="0"/>
+          <w:i w:val="0"/>
+          <w:color w:val="000000"/>
+          <w:sz w:val="24"/>
+        </w:rPr>
+        <w:hyperlink r:id="rId19" w:history="1">
+          <w:r>
+            <w:rPr>
+              <w:rStyle w:val="Hyperlink"/>
+            </w:rPr>
+            <w:t>t mater</w:t>
+          </w:r>
+        </w:hyperlink>
+      </w:r>
+      <w:r>
+        <w:rPr>
+          <w:u w:val="single" w:color="0000ff"/>
+          <w:rFonts w:ascii="Charis SIL Regular" w:hAnsi="Charis SIL Regular" w:eastAsia="Charis SIL Regular"/>
+          <w:b w:val="0"/>
+          <w:i w:val="0"/>
+          <w:color w:val="000000"/>
+          <w:sz w:val="24"/>
+        </w:rPr>
+        <w:hyperlink r:id="rId19" w:history="1">
+          <w:r>
+            <w:rPr>
+              <w:rStyle w:val="Hyperlink"/>
+            </w:rPr>
+            <w:t>i</w:t>
+          </w:r>
+        </w:hyperlink>
+      </w:r>
+      <w:r>
+        <w:rPr>
+          <w:u w:val="single" w:color="0000ff"/>
+          <w:rFonts w:ascii="Charis SIL Regular" w:hAnsi="Charis SIL Regular" w:eastAsia="Charis SIL Regular"/>
+          <w:b w:val="0"/>
+          <w:i w:val="0"/>
+          <w:color w:val="000000"/>
+          <w:sz w:val="24"/>
+        </w:rPr>
+        <w:hyperlink r:id="rId19" w:history="1">
+          <w:r>
+            <w:rPr>
+              <w:rStyle w:val="Hyperlink"/>
+            </w:rPr>
+            <w:t xml:space="preserve">aal </w:t>
+          </w:r>
+        </w:hyperlink>
+      </w:r>
+      <w:r>
+        <w:rPr>
+          <w:u w:val="single" w:color="0000ff"/>
+          <w:rFonts w:ascii="Charis SIL Regular" w:hAnsi="Charis SIL Regular" w:eastAsia="Charis SIL Regular"/>
+          <w:b w:val="0"/>
+          <w:i w:val="0"/>
+          <w:color w:val="000000"/>
+          <w:sz w:val="24"/>
+        </w:rPr>
+        <w:hyperlink r:id="rId19" w:history="1">
+          <w:r>
+            <w:rPr>
+              <w:rStyle w:val="Hyperlink"/>
+            </w:rPr>
+            <w:t>ov</w:t>
+          </w:r>
+        </w:hyperlink>
+      </w:r>
+      <w:r>
+        <w:rPr>
+          <w:u w:val="single" w:color="0000ff"/>
+          <w:rFonts w:ascii="Charis SIL Regular" w:hAnsi="Charis SIL Regular" w:eastAsia="Charis SIL Regular"/>
+          <w:b w:val="0"/>
+          <w:i w:val="0"/>
+          <w:color w:val="000000"/>
+          <w:sz w:val="24"/>
+        </w:rPr>
+        <w:hyperlink r:id="rId19" w:history="1">
+          <w:r>
+            <w:rPr>
+              <w:rStyle w:val="Hyperlink"/>
+            </w:rPr>
+            <w:t>e</w:t>
+          </w:r>
+        </w:hyperlink>
+      </w:r>
+      <w:r>
+        <w:rPr>
+          <w:u w:val="single" w:color="0000ff"/>
+          <w:rFonts w:ascii="Charis SIL Regular" w:hAnsi="Charis SIL Regular" w:eastAsia="Charis SIL Regular"/>
+          <w:b w:val="0"/>
+          <w:i w:val="0"/>
+          <w:color w:val="000000"/>
+          <w:sz w:val="24"/>
+        </w:rPr>
+        <w:hyperlink r:id="rId19" w:history="1">
+          <w:r>
+            <w:rPr>
+              <w:rStyle w:val="Hyperlink"/>
+            </w:rPr>
+            <w:t>r het Tropis</w:t>
+          </w:r>
+        </w:hyperlink>
       </w:r>
       <w:r>
         <w:rPr>
@@ -3789,6 +3956,100 @@
           <w:color w:val="000000"/>
           <w:sz w:val="24"/>
         </w:rPr>
+        <w:t xml:space="preserve">, </w:t>
+      </w:r>
+      <w:r>
+        <w:rPr>
+          <w:rFonts w:ascii="Charis SIL Regular" w:hAnsi="Charis SIL Regular" w:eastAsia="Charis SIL Regular"/>
+          <w:b w:val="0"/>
+          <w:i w:val="0"/>
+          <w:color w:val="0000FF"/>
+          <w:sz w:val="24"/>
+          <w:u w:val="single"/>
+        </w:rPr>
+        <w:hyperlink r:id="rId23" w:history="1">
+          <w:r>
+            <w:rPr>
+              <w:rStyle w:val="Hyperlink"/>
+            </w:rPr>
+            <w:t>ISB</w:t>
+          </w:r>
+        </w:hyperlink>
+      </w:r>
+      <w:r>
+        <w:rPr>
+          <w:rFonts w:ascii="Charis SIL Regular" w:hAnsi="Charis SIL Regular" w:eastAsia="Charis SIL Regular"/>
+          <w:b w:val="0"/>
+          <w:i w:val="0"/>
+          <w:color w:val="0000FF"/>
+          <w:sz w:val="24"/>
+          <w:u w:val="single"/>
+        </w:rPr>
+        <w:hyperlink r:id="rId22" w:history="1">
+          <w:r>
+            <w:rPr>
+              <w:rStyle w:val="Hyperlink"/>
+            </w:rPr>
+            <w:t>N</w:t>
+          </w:r>
+        </w:hyperlink>
+      </w:r>
+      <w:r>
+        <w:rPr>
+          <w:rFonts w:ascii="Charis SIL Regular" w:hAnsi="Charis SIL Regular" w:eastAsia="Charis SIL Regular"/>
+          <w:b w:val="0"/>
+          <w:i w:val="0"/>
+          <w:color w:val="0000FF"/>
+          <w:sz w:val="24"/>
+          <w:u w:val="single"/>
+        </w:rPr>
+        <w:t xml:space="preserve"> </w:t>
+      </w:r>
+      <w:r>
+        <w:rPr>
+          <w:rFonts w:ascii="Charis SIL Regular" w:hAnsi="Charis SIL Regular" w:eastAsia="Charis SIL Regular"/>
+          <w:b w:val="0"/>
+          <w:i w:val="0"/>
+          <w:color w:val="0000FF"/>
+          <w:sz w:val="24"/>
+          <w:u w:val="single"/>
+        </w:rPr>
+        <w:hyperlink r:id="rId22" w:history="1">
+          <w:r>
+            <w:rPr>
+              <w:rStyle w:val="Hyperlink"/>
+            </w:rPr>
+            <w:t>9789080</w:t>
+          </w:r>
+        </w:hyperlink>
+      </w:r>
+      <w:r>
+        <w:rPr>
+          <w:rFonts w:ascii="Charis SIL Regular" w:hAnsi="Charis SIL Regular" w:eastAsia="Charis SIL Regular"/>
+          <w:b w:val="0"/>
+          <w:i w:val="0"/>
+          <w:color w:val="0000FF"/>
+          <w:sz w:val="24"/>
+          <w:u w:val="single"/>
+        </w:rPr>
+        <w:hyperlink r:id="rId22" w:history="1">
+          <w:r>
+            <w:rPr>
+              <w:rStyle w:val="Hyperlink"/>
+            </w:rPr>
+            <w:t>083295</w:t>
+          </w:r>
+        </w:hyperlink>
+      </w:r>
+      <w:r>
+        <w:rPr>
+          <w:u w:val="single" w:color="0000ff"/>
+          <w:rFonts w:ascii="Charis SIL Regular" w:hAnsi="Charis SIL Regular" w:eastAsia="Charis SIL Regular"/>
+          <w:b w:val="0"/>
+          <w:i w:val="0"/>
+          <w:color w:val="000000"/>
+          <w:sz w:val="24"/>
+        </w:rPr>
         <w:hyperlink r:id="rId22" w:history="1">
           <w:r>
             <w:rPr>
@@ -3807,101 +4068,7 @@
           <w:sz w:val="24"/>
           <w:u w:val="single"/>
         </w:rPr>
-        <w:hyperlink r:id="rId22" w:history="1">
-          <w:r>
-            <w:rPr>
-              <w:rStyle w:val="Hyperlink"/>
-            </w:rPr>
-            <w:t>ISB</w:t>
-          </w:r>
-        </w:hyperlink>
-      </w:r>
-      <w:r>
-        <w:rPr>
-          <w:rFonts w:ascii="Charis SIL Regular" w:hAnsi="Charis SIL Regular" w:eastAsia="Charis SIL Regular"/>
-          <w:b w:val="0"/>
-          <w:i w:val="0"/>
-          <w:color w:val="0000FF"/>
-          <w:sz w:val="24"/>
-          <w:u w:val="single"/>
-        </w:rPr>
-        <w:hyperlink r:id="rId23" w:history="1">
-          <w:r>
-            <w:rPr>
-              <w:rStyle w:val="Hyperlink"/>
-            </w:rPr>
-            <w:t>N</w:t>
-          </w:r>
-        </w:hyperlink>
-      </w:r>
-      <w:r>
-        <w:rPr>
-          <w:rFonts w:ascii="Charis SIL Regular" w:hAnsi="Charis SIL Regular" w:eastAsia="Charis SIL Regular"/>
-          <w:b w:val="0"/>
-          <w:i w:val="0"/>
-          <w:color w:val="0000FF"/>
-          <w:sz w:val="24"/>
-          <w:u w:val="single"/>
-        </w:rPr>
-        <w:t xml:space="preserve"> </w:t>
-      </w:r>
-      <w:r>
-        <w:rPr>
-          <w:rFonts w:ascii="Charis SIL Regular" w:hAnsi="Charis SIL Regular" w:eastAsia="Charis SIL Regular"/>
-          <w:b w:val="0"/>
-          <w:i w:val="0"/>
-          <w:color w:val="0000FF"/>
-          <w:sz w:val="24"/>
-          <w:u w:val="single"/>
-        </w:rPr>
-        <w:hyperlink r:id="rId23" w:history="1">
-          <w:r>
-            <w:rPr>
-              <w:rStyle w:val="Hyperlink"/>
-            </w:rPr>
-            <w:t>9789080</w:t>
-          </w:r>
-        </w:hyperlink>
-      </w:r>
-      <w:r>
-        <w:rPr>
-          <w:rFonts w:ascii="Charis SIL Regular" w:hAnsi="Charis SIL Regular" w:eastAsia="Charis SIL Regular"/>
-          <w:b w:val="0"/>
-          <w:i w:val="0"/>
-          <w:color w:val="0000FF"/>
-          <w:sz w:val="24"/>
-          <w:u w:val="single"/>
-        </w:rPr>
-        <w:hyperlink r:id="rId23" w:history="1">
-          <w:r>
-            <w:rPr>
-              <w:rStyle w:val="Hyperlink"/>
-            </w:rPr>
-            <w:t>083295</w:t>
-          </w:r>
-        </w:hyperlink>
-      </w:r>
-      <w:r>
-        <w:rPr>
-          <w:u w:val="single" w:color="0000ff"/>
-          <w:rFonts w:ascii="Charis SIL Regular" w:hAnsi="Charis SIL Regular" w:eastAsia="Charis SIL Regular"/>
-          <w:b w:val="0"/>
-          <w:i w:val="0"/>
-          <w:color w:val="000000"/>
-          <w:sz w:val="24"/>
-        </w:rPr>
-        <w:t xml:space="preserve">, </w:t>
-      </w:r>
-      <w:r>
-        <w:rPr>
-          <w:rFonts w:ascii="Charis SIL Regular" w:hAnsi="Charis SIL Regular" w:eastAsia="Charis SIL Regular"/>
-          <w:b w:val="0"/>
-          <w:i w:val="0"/>
-          <w:color w:val="0000FF"/>
-          <w:sz w:val="24"/>
-          <w:u w:val="single"/>
-        </w:rPr>
-        <w:hyperlink r:id="rId22" w:history="1">
+        <w:hyperlink r:id="rId24" w:history="1">
           <w:r>
             <w:rPr>
               <w:rStyle w:val="Hyperlink"/>

--- a/EXPORTS/DOCX/published/niveau3/Dutch/TropischLandbouwMus.docx
+++ b/EXPORTS/DOCX/published/niveau3/Dutch/TropischLandbouwMus.docx
@@ -881,6 +881,135 @@
           <w:sz w:val="24"/>
           <w:u w:val="single"/>
         </w:rPr>
+        <w:hyperlink r:id="rId11" w:history="1">
+          <w:r>
+            <w:rPr>
+              <w:rStyle w:val="Hyperlink"/>
+            </w:rPr>
+            <w:t>e</w:t>
+          </w:r>
+        </w:hyperlink>
+      </w:r>
+      <w:r>
+        <w:rPr>
+          <w:rFonts w:ascii="Charis SIL Regular" w:hAnsi="Charis SIL Regular" w:eastAsia="Charis SIL Regular"/>
+          <w:b w:val="0"/>
+          <w:i w:val="0"/>
+          <w:color w:val="0000FF"/>
+          <w:sz w:val="24"/>
+          <w:u w:val="single"/>
+        </w:rPr>
+        <w:hyperlink r:id="rId11" w:history="1">
+          <w:r>
+            <w:rPr>
+              <w:rStyle w:val="Hyperlink"/>
+            </w:rPr>
+            <w:t>um</w:t>
+          </w:r>
+        </w:hyperlink>
+      </w:r>
+      <w:r>
+        <w:rPr>
+          <w:rFonts w:ascii="Charis SIL Regular" w:hAnsi="Charis SIL Regular" w:eastAsia="Charis SIL Regular"/>
+          <w:b w:val="0"/>
+          <w:i w:val="0"/>
+          <w:color w:val="0000FF"/>
+          <w:sz w:val="24"/>
+          <w:u w:val="single"/>
+        </w:rPr>
+        <w:t xml:space="preserve"> </w:t>
+      </w:r>
+      <w:r>
+        <w:rPr>
+          <w:rFonts w:ascii="Charis SIL Regular" w:hAnsi="Charis SIL Regular" w:eastAsia="Charis SIL Regular"/>
+          <w:b w:val="0"/>
+          <w:i w:val="0"/>
+          <w:color w:val="0000FF"/>
+          <w:sz w:val="24"/>
+          <w:u w:val="single"/>
+        </w:rPr>
+        <w:hyperlink r:id="rId11" w:history="1">
+          <w:r>
+            <w:rPr>
+              <w:rStyle w:val="Hyperlink"/>
+            </w:rPr>
+            <w:t>voor</w:t>
+          </w:r>
+        </w:hyperlink>
+      </w:r>
+      <w:r>
+        <w:rPr>
+          <w:rFonts w:ascii="Charis SIL Regular" w:hAnsi="Charis SIL Regular" w:eastAsia="Charis SIL Regular"/>
+          <w:b w:val="0"/>
+          <w:i w:val="0"/>
+          <w:color w:val="0000FF"/>
+          <w:sz w:val="24"/>
+          <w:u w:val="single"/>
+        </w:rPr>
+        <w:t xml:space="preserve"> </w:t>
+      </w:r>
+      <w:r>
+        <w:rPr>
+          <w:rFonts w:ascii="Charis SIL Regular" w:hAnsi="Charis SIL Regular" w:eastAsia="Charis SIL Regular"/>
+          <w:b w:val="0"/>
+          <w:i w:val="0"/>
+          <w:color w:val="0000FF"/>
+          <w:sz w:val="24"/>
+          <w:u w:val="single"/>
+        </w:rPr>
+        <w:hyperlink r:id="rId12" w:history="1">
+          <w:r>
+            <w:rPr>
+              <w:rStyle w:val="Hyperlink"/>
+            </w:rPr>
+            <w:t>Volkenk</w:t>
+          </w:r>
+        </w:hyperlink>
+      </w:r>
+      <w:r>
+        <w:rPr>
+          <w:rFonts w:ascii="Charis SIL Regular" w:hAnsi="Charis SIL Regular" w:eastAsia="Charis SIL Regular"/>
+          <w:b w:val="0"/>
+          <w:i w:val="0"/>
+          <w:color w:val="0000FF"/>
+          <w:sz w:val="24"/>
+        </w:rPr>
+        <w:hyperlink r:id="rId12" w:history="1">
+          <w:r>
+            <w:rPr>
+              <w:rStyle w:val="Hyperlink"/>
+            </w:rPr>
+            <w:t>u</w:t>
+          </w:r>
+        </w:hyperlink>
+      </w:r>
+      <w:r>
+        <w:rPr>
+          <w:rFonts w:ascii="Charis SIL Regular" w:hAnsi="Charis SIL Regular" w:eastAsia="Charis SIL Regular"/>
+          <w:b w:val="0"/>
+          <w:i w:val="0"/>
+          <w:color w:val="0000FF"/>
+          <w:sz w:val="24"/>
+          <w:u w:val="single"/>
+        </w:rPr>
+        <w:hyperlink r:id="rId12" w:history="1">
+          <w:r>
+            <w:rPr>
+              <w:rStyle w:val="Hyperlink"/>
+            </w:rPr>
+            <w:t>nd</w:t>
+          </w:r>
+        </w:hyperlink>
+      </w:r>
+      <w:r>
+        <w:rPr>
+          <w:rFonts w:ascii="Charis SIL Regular" w:hAnsi="Charis SIL Regular" w:eastAsia="Charis SIL Regular"/>
+          <w:b w:val="0"/>
+          <w:i w:val="0"/>
+          <w:color w:val="0000FF"/>
+          <w:sz w:val="24"/>
+          <w:u w:val="single"/>
+        </w:rPr>
         <w:hyperlink r:id="rId12" w:history="1">
           <w:r>
             <w:rPr>
@@ -892,136 +1021,6 @@
       </w:r>
       <w:r>
         <w:rPr>
-          <w:rFonts w:ascii="Charis SIL Regular" w:hAnsi="Charis SIL Regular" w:eastAsia="Charis SIL Regular"/>
-          <w:b w:val="0"/>
-          <w:i w:val="0"/>
-          <w:color w:val="0000FF"/>
-          <w:sz w:val="24"/>
-          <w:u w:val="single"/>
-        </w:rPr>
-        <w:hyperlink r:id="rId12" w:history="1">
-          <w:r>
-            <w:rPr>
-              <w:rStyle w:val="Hyperlink"/>
-            </w:rPr>
-            <w:t>um</w:t>
-          </w:r>
-        </w:hyperlink>
-      </w:r>
-      <w:r>
-        <w:rPr>
-          <w:rFonts w:ascii="Charis SIL Regular" w:hAnsi="Charis SIL Regular" w:eastAsia="Charis SIL Regular"/>
-          <w:b w:val="0"/>
-          <w:i w:val="0"/>
-          <w:color w:val="0000FF"/>
-          <w:sz w:val="24"/>
-          <w:u w:val="single"/>
-        </w:rPr>
-        <w:t xml:space="preserve"> </w:t>
-      </w:r>
-      <w:r>
-        <w:rPr>
-          <w:rFonts w:ascii="Charis SIL Regular" w:hAnsi="Charis SIL Regular" w:eastAsia="Charis SIL Regular"/>
-          <w:b w:val="0"/>
-          <w:i w:val="0"/>
-          <w:color w:val="0000FF"/>
-          <w:sz w:val="24"/>
-          <w:u w:val="single"/>
-        </w:rPr>
-        <w:hyperlink r:id="rId12" w:history="1">
-          <w:r>
-            <w:rPr>
-              <w:rStyle w:val="Hyperlink"/>
-            </w:rPr>
-            <w:t>voor</w:t>
-          </w:r>
-        </w:hyperlink>
-      </w:r>
-      <w:r>
-        <w:rPr>
-          <w:rFonts w:ascii="Charis SIL Regular" w:hAnsi="Charis SIL Regular" w:eastAsia="Charis SIL Regular"/>
-          <w:b w:val="0"/>
-          <w:i w:val="0"/>
-          <w:color w:val="0000FF"/>
-          <w:sz w:val="24"/>
-          <w:u w:val="single"/>
-        </w:rPr>
-        <w:t xml:space="preserve"> </w:t>
-      </w:r>
-      <w:r>
-        <w:rPr>
-          <w:rFonts w:ascii="Charis SIL Regular" w:hAnsi="Charis SIL Regular" w:eastAsia="Charis SIL Regular"/>
-          <w:b w:val="0"/>
-          <w:i w:val="0"/>
-          <w:color w:val="0000FF"/>
-          <w:sz w:val="24"/>
-          <w:u w:val="single"/>
-        </w:rPr>
-        <w:hyperlink r:id="rId11" w:history="1">
-          <w:r>
-            <w:rPr>
-              <w:rStyle w:val="Hyperlink"/>
-            </w:rPr>
-            <w:t>Volkenk</w:t>
-          </w:r>
-        </w:hyperlink>
-      </w:r>
-      <w:r>
-        <w:rPr>
-          <w:rFonts w:ascii="Charis SIL Regular" w:hAnsi="Charis SIL Regular" w:eastAsia="Charis SIL Regular"/>
-          <w:b w:val="0"/>
-          <w:i w:val="0"/>
-          <w:color w:val="0000FF"/>
-          <w:sz w:val="24"/>
-          <w:u w:val="single"/>
-        </w:rPr>
-        <w:hyperlink r:id="rId12" w:history="1">
-          <w:r>
-            <w:rPr>
-              <w:rStyle w:val="Hyperlink"/>
-            </w:rPr>
-            <w:t>u</w:t>
-          </w:r>
-        </w:hyperlink>
-      </w:r>
-      <w:r>
-        <w:rPr>
-          <w:rFonts w:ascii="Charis SIL Regular" w:hAnsi="Charis SIL Regular" w:eastAsia="Charis SIL Regular"/>
-          <w:b w:val="0"/>
-          <w:i w:val="0"/>
-          <w:color w:val="0000FF"/>
-          <w:sz w:val="24"/>
-          <w:u w:val="single"/>
-        </w:rPr>
-        <w:hyperlink r:id="rId11" w:history="1">
-          <w:r>
-            <w:rPr>
-              <w:rStyle w:val="Hyperlink"/>
-            </w:rPr>
-            <w:t>nd</w:t>
-          </w:r>
-        </w:hyperlink>
-      </w:r>
-      <w:r>
-        <w:rPr>
-          <w:rFonts w:ascii="Charis SIL Regular" w:hAnsi="Charis SIL Regular" w:eastAsia="Charis SIL Regular"/>
-          <w:b w:val="0"/>
-          <w:i w:val="0"/>
-          <w:color w:val="0000FF"/>
-          <w:sz w:val="24"/>
-          <w:u w:val="single"/>
-        </w:rPr>
-        <w:hyperlink r:id="rId11" w:history="1">
-          <w:r>
-            <w:rPr>
-              <w:rStyle w:val="Hyperlink"/>
-            </w:rPr>
-            <w:t>e</w:t>
-          </w:r>
-        </w:hyperlink>
-      </w:r>
-      <w:r>
-        <w:rPr>
           <w:u w:val="single" w:color="0000ff"/>
           <w:rFonts w:ascii="Charis SIL Regular" w:hAnsi="Charis SIL Regular" w:eastAsia="Charis SIL Regular"/>
           <w:b w:val="0"/>
@@ -1056,61 +1055,7 @@
           <w:color w:val="000000"/>
           <w:sz w:val="24"/>
         </w:rPr>
-        <w:t>nooit gekomen.</w:t>
-      </w:r>
-      <w:r>
-        <w:rPr>
-          <w:u w:val="single" w:color="0000ff"/>
-          <w:rFonts w:ascii="Charis SIL Regular" w:hAnsi="Charis SIL Regular" w:eastAsia="Charis SIL Regular"/>
-          <w:b w:val="0"/>
-          <w:i w:val="0"/>
-          <w:color w:val="000000"/>
-          <w:sz w:val="24"/>
-        </w:rPr>
-        <w:hyperlink r:id="rId12" w:history="1">
-          <w:r>
-            <w:rPr>
-              <w:rStyle w:val="Hyperlink"/>
-            </w:rPr>
-            <w:t xml:space="preserve"> Toen de mus</w:t>
-          </w:r>
-        </w:hyperlink>
-      </w:r>
-      <w:r>
-        <w:rPr>
-          <w:u w:val="single" w:color="0000ff"/>
-          <w:rFonts w:ascii="Charis SIL Regular" w:hAnsi="Charis SIL Regular" w:eastAsia="Charis SIL Regular"/>
-          <w:b w:val="0"/>
-          <w:i w:val="0"/>
-          <w:color w:val="000000"/>
-          <w:sz w:val="24"/>
-        </w:rPr>
-        <w:hyperlink r:id="rId12" w:history="1">
-          <w:r>
-            <w:rPr>
-              <w:rStyle w:val="Hyperlink"/>
-            </w:rPr>
-            <w:t>e</w:t>
-          </w:r>
-        </w:hyperlink>
-      </w:r>
-      <w:r>
-        <w:rPr>
-          <w:u w:val="single" w:color="0000ff"/>
-          <w:rFonts w:ascii="Charis SIL Regular" w:hAnsi="Charis SIL Regular" w:eastAsia="Charis SIL Regular"/>
-          <w:b w:val="0"/>
-          <w:i w:val="0"/>
-          <w:color w:val="000000"/>
-          <w:sz w:val="24"/>
-        </w:rPr>
-        <w:hyperlink r:id="rId12" w:history="1">
-          <w:r>
-            <w:rPr>
-              <w:rStyle w:val="Hyperlink"/>
-            </w:rPr>
-            <w:t>umd</w:t>
-          </w:r>
-        </w:hyperlink>
+        <w:t>nooit gekomen. Toen de museumd</w:t>
       </w:r>
       <w:r>
         <w:rPr>
@@ -1515,57 +1460,13 @@
       </w:r>
       <w:r>
         <w:rPr>
-          <w:u w:val="single" w:color="0000ff"/>
           <w:rFonts w:ascii="Charis SIL Regular" w:hAnsi="Charis SIL Regular" w:eastAsia="Charis SIL Regular"/>
           <w:b w:val="0"/>
           <w:i w:val="0"/>
           <w:color w:val="000000"/>
           <w:sz w:val="24"/>
         </w:rPr>
-        <w:hyperlink r:id="rId13" w:history="1">
-          <w:r>
-            <w:rPr>
-              <w:rStyle w:val="Hyperlink"/>
-            </w:rPr>
-            <w:t>e R</w:t>
-          </w:r>
-        </w:hyperlink>
-      </w:r>
-      <w:r>
-        <w:rPr>
-          <w:u w:val="single" w:color="0000ff"/>
-          <w:rFonts w:ascii="Charis SIL Regular" w:hAnsi="Charis SIL Regular" w:eastAsia="Charis SIL Regular"/>
-          <w:b w:val="0"/>
-          <w:i w:val="0"/>
-          <w:color w:val="000000"/>
-          <w:sz w:val="24"/>
-        </w:rPr>
-        <w:hyperlink r:id="rId13" w:history="1">
-          <w:r>
-            <w:rPr>
-              <w:rStyle w:val="Hyperlink"/>
-            </w:rPr>
-            <w:t>i</w:t>
-          </w:r>
-        </w:hyperlink>
-      </w:r>
-      <w:r>
-        <w:rPr>
-          <w:u w:val="single" w:color="0000ff"/>
-          <w:rFonts w:ascii="Charis SIL Regular" w:hAnsi="Charis SIL Regular" w:eastAsia="Charis SIL Regular"/>
-          <w:b w:val="0"/>
-          <w:i w:val="0"/>
-          <w:color w:val="000000"/>
-          <w:sz w:val="24"/>
-        </w:rPr>
-        <w:hyperlink r:id="rId13" w:history="1">
-          <w:r>
-            <w:rPr>
-              <w:rStyle w:val="Hyperlink"/>
-            </w:rPr>
-            <w:t>jksu</w:t>
-          </w:r>
-        </w:hyperlink>
+        <w:t>e Rijksu</w:t>
       </w:r>
       <w:r>
         <w:rPr>
@@ -2342,97 +2243,7 @@
           <w:color w:val="000000"/>
           <w:sz w:val="24"/>
         </w:rPr>
-        <w:hyperlink r:id="rId18" w:history="1">
-          <w:r>
-            <w:rPr>
-              <w:rStyle w:val="Hyperlink"/>
-            </w:rPr>
-            <w:t>museumcol</w:t>
-          </w:r>
-        </w:hyperlink>
-      </w:r>
-      <w:r>
-        <w:rPr>
-          <w:u w:val="single" w:color="0000ff"/>
-          <w:rFonts w:ascii="Charis SIL Regular" w:hAnsi="Charis SIL Regular" w:eastAsia="Charis SIL Regular"/>
-          <w:b w:val="0"/>
-          <w:i w:val="0"/>
-          <w:color w:val="000000"/>
-          <w:sz w:val="24"/>
-        </w:rPr>
-        <w:hyperlink r:id="rId18" w:history="1">
-          <w:r>
-            <w:rPr>
-              <w:rStyle w:val="Hyperlink"/>
-            </w:rPr>
-            <w:t>l</w:t>
-          </w:r>
-        </w:hyperlink>
-      </w:r>
-      <w:r>
-        <w:rPr>
-          <w:u w:val="single" w:color="0000ff"/>
-          <w:rFonts w:ascii="Charis SIL Regular" w:hAnsi="Charis SIL Regular" w:eastAsia="Charis SIL Regular"/>
-          <w:b w:val="0"/>
-          <w:i w:val="0"/>
-          <w:color w:val="000000"/>
-          <w:sz w:val="24"/>
-        </w:rPr>
-        <w:hyperlink r:id="rId18" w:history="1">
-          <w:r>
-            <w:rPr>
-              <w:rStyle w:val="Hyperlink"/>
-            </w:rPr>
-            <w:t>ecti</w:t>
-          </w:r>
-        </w:hyperlink>
-      </w:r>
-      <w:r>
-        <w:rPr>
-          <w:u w:val="single" w:color="0000ff"/>
-          <w:rFonts w:ascii="Charis SIL Regular" w:hAnsi="Charis SIL Regular" w:eastAsia="Charis SIL Regular"/>
-          <w:b w:val="0"/>
-          <w:i w:val="0"/>
-          <w:color w:val="000000"/>
-          <w:sz w:val="24"/>
-        </w:rPr>
-        <w:hyperlink r:id="rId18" w:history="1">
-          <w:r>
-            <w:rPr>
-              <w:rStyle w:val="Hyperlink"/>
-            </w:rPr>
-            <w:t>e</w:t>
-          </w:r>
-        </w:hyperlink>
-      </w:r>
-      <w:r>
-        <w:rPr>
-          <w:u w:val="single" w:color="0000ff"/>
-          <w:rFonts w:ascii="Charis SIL Regular" w:hAnsi="Charis SIL Regular" w:eastAsia="Charis SIL Regular"/>
-          <w:b w:val="0"/>
-          <w:i w:val="0"/>
-          <w:color w:val="000000"/>
-          <w:sz w:val="24"/>
-        </w:rPr>
-        <w:hyperlink r:id="rId18" w:history="1">
-          <w:r>
-            <w:rPr>
-              <w:rStyle w:val="Hyperlink"/>
-            </w:rPr>
-            <w:t xml:space="preserve">. </w:t>
-          </w:r>
-        </w:hyperlink>
-      </w:r>
-      <w:r>
-        <w:rPr>
-          <w:u w:val="single" w:color="0000ff"/>
-          <w:rFonts w:ascii="Charis SIL Regular" w:hAnsi="Charis SIL Regular" w:eastAsia="Charis SIL Regular"/>
-          <w:b w:val="0"/>
-          <w:i w:val="0"/>
-          <w:color w:val="000000"/>
-          <w:sz w:val="24"/>
-        </w:rPr>
-        <w:t>T</w:t>
+        <w:t>museumcollectie. T</w:t>
       </w:r>
       <w:r>
         <w:rPr>
@@ -3985,7 +3796,7 @@
           <w:sz w:val="24"/>
           <w:u w:val="single"/>
         </w:rPr>
-        <w:hyperlink r:id="rId22" w:history="1">
+        <w:hyperlink r:id="rId23" w:history="1">
           <w:r>
             <w:rPr>
               <w:rStyle w:val="Hyperlink"/>
@@ -4014,7 +3825,7 @@
           <w:sz w:val="24"/>
           <w:u w:val="single"/>
         </w:rPr>
-        <w:hyperlink r:id="rId22" w:history="1">
+        <w:hyperlink r:id="rId23" w:history="1">
           <w:r>
             <w:rPr>
               <w:rStyle w:val="Hyperlink"/>
@@ -4068,7 +3879,7 @@
           <w:sz w:val="24"/>
           <w:u w:val="single"/>
         </w:rPr>
-        <w:hyperlink r:id="rId24" w:history="1">
+        <w:hyperlink r:id="rId22" w:history="1">
           <w:r>
             <w:rPr>
               <w:rStyle w:val="Hyperlink"/>

--- a/EXPORTS/DOCX/published/niveau3/Dutch/TropischLandbouwMus.docx
+++ b/EXPORTS/DOCX/published/niveau3/Dutch/TropischLandbouwMus.docx
@@ -1460,13 +1460,57 @@
       </w:r>
       <w:r>
         <w:rPr>
+          <w:u w:val="single" w:color="0000ff"/>
           <w:rFonts w:ascii="Charis SIL Regular" w:hAnsi="Charis SIL Regular" w:eastAsia="Charis SIL Regular"/>
           <w:b w:val="0"/>
           <w:i w:val="0"/>
           <w:color w:val="000000"/>
           <w:sz w:val="24"/>
         </w:rPr>
-        <w:t>e Rijksu</w:t>
+        <w:hyperlink r:id="rId13" w:history="1">
+          <w:r>
+            <w:rPr>
+              <w:rStyle w:val="Hyperlink"/>
+            </w:rPr>
+            <w:t>e R</w:t>
+          </w:r>
+        </w:hyperlink>
+      </w:r>
+      <w:r>
+        <w:rPr>
+          <w:u w:val="single" w:color="0000ff"/>
+          <w:rFonts w:ascii="Charis SIL Regular" w:hAnsi="Charis SIL Regular" w:eastAsia="Charis SIL Regular"/>
+          <w:b w:val="0"/>
+          <w:i w:val="0"/>
+          <w:color w:val="000000"/>
+          <w:sz w:val="24"/>
+        </w:rPr>
+        <w:hyperlink r:id="rId13" w:history="1">
+          <w:r>
+            <w:rPr>
+              <w:rStyle w:val="Hyperlink"/>
+            </w:rPr>
+            <w:t>i</w:t>
+          </w:r>
+        </w:hyperlink>
+      </w:r>
+      <w:r>
+        <w:rPr>
+          <w:u w:val="single" w:color="0000ff"/>
+          <w:rFonts w:ascii="Charis SIL Regular" w:hAnsi="Charis SIL Regular" w:eastAsia="Charis SIL Regular"/>
+          <w:b w:val="0"/>
+          <w:i w:val="0"/>
+          <w:color w:val="000000"/>
+          <w:sz w:val="24"/>
+        </w:rPr>
+        <w:hyperlink r:id="rId13" w:history="1">
+          <w:r>
+            <w:rPr>
+              <w:rStyle w:val="Hyperlink"/>
+            </w:rPr>
+            <w:t>jksu</w:t>
+          </w:r>
+        </w:hyperlink>
       </w:r>
       <w:r>
         <w:rPr>
@@ -1912,21 +1956,13 @@
       </w:r>
       <w:r>
         <w:rPr>
-          <w:u w:val="single" w:color="0000ff"/>
           <w:rFonts w:ascii="Charis SIL Regular" w:hAnsi="Charis SIL Regular" w:eastAsia="Charis SIL Regular"/>
           <w:b w:val="0"/>
           <w:i w:val="0"/>
           <w:color w:val="000000"/>
           <w:sz w:val="24"/>
         </w:rPr>
-        <w:hyperlink r:id="rId15" w:history="1">
-          <w:r>
-            <w:rPr>
-              <w:rStyle w:val="Hyperlink"/>
-            </w:rPr>
-            <w:t>nigi</w:t>
-          </w:r>
-        </w:hyperlink>
+        <w:t>nigi</w:t>
       </w:r>
       <w:r>
         <w:rPr>
@@ -2243,7 +2279,97 @@
           <w:color w:val="000000"/>
           <w:sz w:val="24"/>
         </w:rPr>
-        <w:t>museumcollectie. T</w:t>
+        <w:hyperlink r:id="rId18" w:history="1">
+          <w:r>
+            <w:rPr>
+              <w:rStyle w:val="Hyperlink"/>
+            </w:rPr>
+            <w:t>museumcol</w:t>
+          </w:r>
+        </w:hyperlink>
+      </w:r>
+      <w:r>
+        <w:rPr>
+          <w:u w:val="single" w:color="0000ff"/>
+          <w:rFonts w:ascii="Charis SIL Regular" w:hAnsi="Charis SIL Regular" w:eastAsia="Charis SIL Regular"/>
+          <w:b w:val="0"/>
+          <w:i w:val="0"/>
+          <w:color w:val="000000"/>
+          <w:sz w:val="24"/>
+        </w:rPr>
+        <w:hyperlink r:id="rId18" w:history="1">
+          <w:r>
+            <w:rPr>
+              <w:rStyle w:val="Hyperlink"/>
+            </w:rPr>
+            <w:t>l</w:t>
+          </w:r>
+        </w:hyperlink>
+      </w:r>
+      <w:r>
+        <w:rPr>
+          <w:u w:val="single" w:color="0000ff"/>
+          <w:rFonts w:ascii="Charis SIL Regular" w:hAnsi="Charis SIL Regular" w:eastAsia="Charis SIL Regular"/>
+          <w:b w:val="0"/>
+          <w:i w:val="0"/>
+          <w:color w:val="000000"/>
+          <w:sz w:val="24"/>
+        </w:rPr>
+        <w:hyperlink r:id="rId18" w:history="1">
+          <w:r>
+            <w:rPr>
+              <w:rStyle w:val="Hyperlink"/>
+            </w:rPr>
+            <w:t>ecti</w:t>
+          </w:r>
+        </w:hyperlink>
+      </w:r>
+      <w:r>
+        <w:rPr>
+          <w:u w:val="single" w:color="0000ff"/>
+          <w:rFonts w:ascii="Charis SIL Regular" w:hAnsi="Charis SIL Regular" w:eastAsia="Charis SIL Regular"/>
+          <w:b w:val="0"/>
+          <w:i w:val="0"/>
+          <w:color w:val="000000"/>
+          <w:sz w:val="24"/>
+        </w:rPr>
+        <w:hyperlink r:id="rId18" w:history="1">
+          <w:r>
+            <w:rPr>
+              <w:rStyle w:val="Hyperlink"/>
+            </w:rPr>
+            <w:t>e</w:t>
+          </w:r>
+        </w:hyperlink>
+      </w:r>
+      <w:r>
+        <w:rPr>
+          <w:u w:val="single" w:color="0000ff"/>
+          <w:rFonts w:ascii="Charis SIL Regular" w:hAnsi="Charis SIL Regular" w:eastAsia="Charis SIL Regular"/>
+          <w:b w:val="0"/>
+          <w:i w:val="0"/>
+          <w:color w:val="000000"/>
+          <w:sz w:val="24"/>
+        </w:rPr>
+        <w:hyperlink r:id="rId18" w:history="1">
+          <w:r>
+            <w:rPr>
+              <w:rStyle w:val="Hyperlink"/>
+            </w:rPr>
+            <w:t xml:space="preserve">. </w:t>
+          </w:r>
+        </w:hyperlink>
+      </w:r>
+      <w:r>
+        <w:rPr>
+          <w:u w:val="single" w:color="0000ff"/>
+          <w:rFonts w:ascii="Charis SIL Regular" w:hAnsi="Charis SIL Regular" w:eastAsia="Charis SIL Regular"/>
+          <w:b w:val="0"/>
+          <w:i w:val="0"/>
+          <w:color w:val="000000"/>
+          <w:sz w:val="24"/>
+        </w:rPr>
+        <w:t>T</w:t>
       </w:r>
       <w:r>
         <w:rPr>
@@ -2483,122 +2609,7 @@
           <w:color w:val="000000"/>
           <w:sz w:val="24"/>
         </w:rPr>
-        <w:hyperlink r:id="rId19" w:history="1">
-          <w:r>
-            <w:rPr>
-              <w:rStyle w:val="Hyperlink"/>
-            </w:rPr>
-            <w:t>t mater</w:t>
-          </w:r>
-        </w:hyperlink>
-      </w:r>
-      <w:r>
-        <w:rPr>
-          <w:u w:val="single" w:color="0000ff"/>
-          <w:rFonts w:ascii="Charis SIL Regular" w:hAnsi="Charis SIL Regular" w:eastAsia="Charis SIL Regular"/>
-          <w:b w:val="0"/>
-          <w:i w:val="0"/>
-          <w:color w:val="000000"/>
-          <w:sz w:val="24"/>
-        </w:rPr>
-        <w:hyperlink r:id="rId19" w:history="1">
-          <w:r>
-            <w:rPr>
-              <w:rStyle w:val="Hyperlink"/>
-            </w:rPr>
-            <w:t>i</w:t>
-          </w:r>
-        </w:hyperlink>
-      </w:r>
-      <w:r>
-        <w:rPr>
-          <w:u w:val="single" w:color="0000ff"/>
-          <w:rFonts w:ascii="Charis SIL Regular" w:hAnsi="Charis SIL Regular" w:eastAsia="Charis SIL Regular"/>
-          <w:b w:val="0"/>
-          <w:i w:val="0"/>
-          <w:color w:val="000000"/>
-          <w:sz w:val="24"/>
-        </w:rPr>
-        <w:hyperlink r:id="rId19" w:history="1">
-          <w:r>
-            <w:rPr>
-              <w:rStyle w:val="Hyperlink"/>
-            </w:rPr>
-            <w:t xml:space="preserve">aal </w:t>
-          </w:r>
-        </w:hyperlink>
-      </w:r>
-      <w:r>
-        <w:rPr>
-          <w:u w:val="single" w:color="0000ff"/>
-          <w:rFonts w:ascii="Charis SIL Regular" w:hAnsi="Charis SIL Regular" w:eastAsia="Charis SIL Regular"/>
-          <w:b w:val="0"/>
-          <w:i w:val="0"/>
-          <w:color w:val="000000"/>
-          <w:sz w:val="24"/>
-        </w:rPr>
-        <w:hyperlink r:id="rId19" w:history="1">
-          <w:r>
-            <w:rPr>
-              <w:rStyle w:val="Hyperlink"/>
-            </w:rPr>
-            <w:t>ov</w:t>
-          </w:r>
-        </w:hyperlink>
-      </w:r>
-      <w:r>
-        <w:rPr>
-          <w:u w:val="single" w:color="0000ff"/>
-          <w:rFonts w:ascii="Charis SIL Regular" w:hAnsi="Charis SIL Regular" w:eastAsia="Charis SIL Regular"/>
-          <w:b w:val="0"/>
-          <w:i w:val="0"/>
-          <w:color w:val="000000"/>
-          <w:sz w:val="24"/>
-        </w:rPr>
-        <w:hyperlink r:id="rId19" w:history="1">
-          <w:r>
-            <w:rPr>
-              <w:rStyle w:val="Hyperlink"/>
-            </w:rPr>
-            <w:t>e</w:t>
-          </w:r>
-        </w:hyperlink>
-      </w:r>
-      <w:r>
-        <w:rPr>
-          <w:u w:val="single" w:color="0000ff"/>
-          <w:rFonts w:ascii="Charis SIL Regular" w:hAnsi="Charis SIL Regular" w:eastAsia="Charis SIL Regular"/>
-          <w:b w:val="0"/>
-          <w:i w:val="0"/>
-          <w:color w:val="000000"/>
-          <w:sz w:val="24"/>
-        </w:rPr>
-        <w:hyperlink r:id="rId19" w:history="1">
-          <w:r>
-            <w:rPr>
-              <w:rStyle w:val="Hyperlink"/>
-            </w:rPr>
-            <w:t>r het Tropis</w:t>
-          </w:r>
-        </w:hyperlink>
-      </w:r>
-      <w:r>
-        <w:rPr>
-          <w:u w:val="single" w:color="0000ff"/>
-          <w:rFonts w:ascii="Charis SIL Regular" w:hAnsi="Charis SIL Regular" w:eastAsia="Charis SIL Regular"/>
-          <w:b w:val="0"/>
-          <w:i w:val="0"/>
-          <w:color w:val="000000"/>
-          <w:sz w:val="24"/>
-        </w:rPr>
-        <w:hyperlink r:id="rId19" w:history="1">
-          <w:r>
-            <w:rPr>
-              <w:rStyle w:val="Hyperlink"/>
-            </w:rPr>
-            <w:t>ch Landbo</w:t>
-          </w:r>
-        </w:hyperlink>
+        <w:t>t materiaal over het Tropisch Landbo</w:t>
       </w:r>
       <w:r>
         <w:rPr>
@@ -3767,7 +3778,14 @@
           <w:color w:val="000000"/>
           <w:sz w:val="24"/>
         </w:rPr>
-        <w:t xml:space="preserve">, </w:t>
+        <w:hyperlink r:id="rId22" w:history="1">
+          <w:r>
+            <w:rPr>
+              <w:rStyle w:val="Hyperlink"/>
+            </w:rPr>
+            <w:t xml:space="preserve">, </w:t>
+          </w:r>
+        </w:hyperlink>
       </w:r>
       <w:r>
         <w:rPr>
@@ -3843,7 +3861,7 @@
           <w:sz w:val="24"/>
           <w:u w:val="single"/>
         </w:rPr>
-        <w:hyperlink r:id="rId22" w:history="1">
+        <w:hyperlink r:id="rId23" w:history="1">
           <w:r>
             <w:rPr>
               <w:rStyle w:val="Hyperlink"/>
@@ -3854,21 +3872,13 @@
       </w:r>
       <w:r>
         <w:rPr>
-          <w:u w:val="single" w:color="0000ff"/>
           <w:rFonts w:ascii="Charis SIL Regular" w:hAnsi="Charis SIL Regular" w:eastAsia="Charis SIL Regular"/>
           <w:b w:val="0"/>
           <w:i w:val="0"/>
           <w:color w:val="000000"/>
           <w:sz w:val="24"/>
         </w:rPr>
-        <w:hyperlink r:id="rId22" w:history="1">
-          <w:r>
-            <w:rPr>
-              <w:rStyle w:val="Hyperlink"/>
-            </w:rPr>
-            <w:t xml:space="preserve">, </w:t>
-          </w:r>
-        </w:hyperlink>
+        <w:t xml:space="preserve">, </w:t>
       </w:r>
       <w:r>
         <w:rPr>
@@ -3879,7 +3889,7 @@
           <w:sz w:val="24"/>
           <w:u w:val="single"/>
         </w:rPr>
-        <w:hyperlink r:id="rId22" w:history="1">
+        <w:hyperlink r:id="rId24" w:history="1">
           <w:r>
             <w:rPr>
               <w:rStyle w:val="Hyperlink"/>

--- a/EXPORTS/DOCX/published/niveau3/Dutch/TropischLandbouwMus.docx
+++ b/EXPORTS/DOCX/published/niveau3/Dutch/TropischLandbouwMus.docx
@@ -506,7 +506,25 @@
           <w:color w:val="000000"/>
           <w:sz w:val="24"/>
         </w:rPr>
-        <w:t>museumzaal van het Koloniaal Land</w:t>
+        <w:t>museumzaal van he</w:t>
+      </w:r>
+      <w:r>
+        <w:rPr>
+          <w:u w:val="single" w:color="0000ff"/>
+          <w:rFonts w:ascii="Charis SIL Regular" w:hAnsi="Charis SIL Regular" w:eastAsia="Charis SIL Regular"/>
+          <w:b w:val="0"/>
+          <w:i w:val="0"/>
+          <w:color w:val="000000"/>
+          <w:sz w:val="24"/>
+        </w:rPr>
+        <w:hyperlink r:id="rId10" w:history="1">
+          <w:r>
+            <w:rPr>
+              <w:rStyle w:val="Hyperlink"/>
+            </w:rPr>
+            <w:t>t Koloniaal Land</w:t>
+          </w:r>
+        </w:hyperlink>
       </w:r>
       <w:r>
         <w:rPr>
@@ -845,14 +863,7 @@
           <w:color w:val="000000"/>
           <w:sz w:val="24"/>
         </w:rPr>
-        <w:hyperlink r:id="rId11" w:history="1">
-          <w:r>
-            <w:rPr>
-              <w:rStyle w:val="Hyperlink"/>
-            </w:rPr>
-            <w:t xml:space="preserve">lige </w:t>
-          </w:r>
-        </w:hyperlink>
+        <w:t xml:space="preserve">lige </w:t>
       </w:r>
       <w:r>
         <w:rPr>
@@ -928,7 +939,7 @@
           <w:sz w:val="24"/>
           <w:u w:val="single"/>
         </w:rPr>
-        <w:hyperlink r:id="rId11" w:history="1">
+        <w:hyperlink r:id="rId12" w:history="1">
           <w:r>
             <w:rPr>
               <w:rStyle w:val="Hyperlink"/>
@@ -973,6 +984,7 @@
           <w:i w:val="0"/>
           <w:color w:val="0000FF"/>
           <w:sz w:val="24"/>
+          <w:u w:val="single"/>
         </w:rPr>
         <w:hyperlink r:id="rId12" w:history="1">
           <w:r>
@@ -1055,7 +1067,61 @@
           <w:color w:val="000000"/>
           <w:sz w:val="24"/>
         </w:rPr>
-        <w:t>nooit gekomen. Toen de museumd</w:t>
+        <w:t>nooit gekomen.</w:t>
+      </w:r>
+      <w:r>
+        <w:rPr>
+          <w:u w:val="single" w:color="0000ff"/>
+          <w:rFonts w:ascii="Charis SIL Regular" w:hAnsi="Charis SIL Regular" w:eastAsia="Charis SIL Regular"/>
+          <w:b w:val="0"/>
+          <w:i w:val="0"/>
+          <w:color w:val="000000"/>
+          <w:sz w:val="24"/>
+        </w:rPr>
+        <w:hyperlink r:id="rId12" w:history="1">
+          <w:r>
+            <w:rPr>
+              <w:rStyle w:val="Hyperlink"/>
+            </w:rPr>
+            <w:t xml:space="preserve"> Toen de mus</w:t>
+          </w:r>
+        </w:hyperlink>
+      </w:r>
+      <w:r>
+        <w:rPr>
+          <w:u w:val="single" w:color="0000ff"/>
+          <w:rFonts w:ascii="Charis SIL Regular" w:hAnsi="Charis SIL Regular" w:eastAsia="Charis SIL Regular"/>
+          <w:b w:val="0"/>
+          <w:i w:val="0"/>
+          <w:color w:val="000000"/>
+          <w:sz w:val="24"/>
+        </w:rPr>
+        <w:hyperlink r:id="rId12" w:history="1">
+          <w:r>
+            <w:rPr>
+              <w:rStyle w:val="Hyperlink"/>
+            </w:rPr>
+            <w:t>e</w:t>
+          </w:r>
+        </w:hyperlink>
+      </w:r>
+      <w:r>
+        <w:rPr>
+          <w:u w:val="single" w:color="0000ff"/>
+          <w:rFonts w:ascii="Charis SIL Regular" w:hAnsi="Charis SIL Regular" w:eastAsia="Charis SIL Regular"/>
+          <w:b w:val="0"/>
+          <w:i w:val="0"/>
+          <w:color w:val="000000"/>
+          <w:sz w:val="24"/>
+        </w:rPr>
+        <w:hyperlink r:id="rId12" w:history="1">
+          <w:r>
+            <w:rPr>
+              <w:rStyle w:val="Hyperlink"/>
+            </w:rPr>
+            <w:t>umd</w:t>
+          </w:r>
+        </w:hyperlink>
       </w:r>
       <w:r>
         <w:rPr>
@@ -1916,53 +1982,7 @@
           <w:color w:val="000000"/>
           <w:sz w:val="24"/>
         </w:rPr>
-        <w:t>. Ook het arc</w:t>
-      </w:r>
-      <w:r>
-        <w:rPr>
-          <w:u w:val="single" w:color="0000ff"/>
-          <w:rFonts w:ascii="Charis SIL Regular" w:hAnsi="Charis SIL Regular" w:eastAsia="Charis SIL Regular"/>
-          <w:b w:val="0"/>
-          <w:i w:val="0"/>
-          <w:color w:val="000000"/>
-          <w:sz w:val="24"/>
-        </w:rPr>
-        <w:hyperlink r:id="rId15" w:history="1">
-          <w:r>
-            <w:rPr>
-              <w:rStyle w:val="Hyperlink"/>
-            </w:rPr>
-            <w:t>hief van de ver</w:t>
-          </w:r>
-        </w:hyperlink>
-      </w:r>
-      <w:r>
-        <w:rPr>
-          <w:u w:val="single" w:color="0000ff"/>
-          <w:rFonts w:ascii="Charis SIL Regular" w:hAnsi="Charis SIL Regular" w:eastAsia="Charis SIL Regular"/>
-          <w:b w:val="0"/>
-          <w:i w:val="0"/>
-          <w:color w:val="000000"/>
-          <w:sz w:val="24"/>
-        </w:rPr>
-        <w:hyperlink r:id="rId15" w:history="1">
-          <w:r>
-            <w:rPr>
-              <w:rStyle w:val="Hyperlink"/>
-            </w:rPr>
-            <w:t>e</w:t>
-          </w:r>
-        </w:hyperlink>
-      </w:r>
-      <w:r>
-        <w:rPr>
-          <w:rFonts w:ascii="Charis SIL Regular" w:hAnsi="Charis SIL Regular" w:eastAsia="Charis SIL Regular"/>
-          <w:b w:val="0"/>
-          <w:i w:val="0"/>
-          <w:color w:val="000000"/>
-          <w:sz w:val="24"/>
-        </w:rPr>
-        <w:t>nigi</w:t>
+        <w:t>. Ook het archief van de verenigi</w:t>
       </w:r>
       <w:r>
         <w:rPr>
@@ -2609,7 +2629,122 @@
           <w:color w:val="000000"/>
           <w:sz w:val="24"/>
         </w:rPr>
-        <w:t>t materiaal over het Tropisch Landbo</w:t>
+        <w:hyperlink r:id="rId19" w:history="1">
+          <w:r>
+            <w:rPr>
+              <w:rStyle w:val="Hyperlink"/>
+            </w:rPr>
+            <w:t>t mater</w:t>
+          </w:r>
+        </w:hyperlink>
+      </w:r>
+      <w:r>
+        <w:rPr>
+          <w:u w:val="single" w:color="0000ff"/>
+          <w:rFonts w:ascii="Charis SIL Regular" w:hAnsi="Charis SIL Regular" w:eastAsia="Charis SIL Regular"/>
+          <w:b w:val="0"/>
+          <w:i w:val="0"/>
+          <w:color w:val="000000"/>
+          <w:sz w:val="24"/>
+        </w:rPr>
+        <w:hyperlink r:id="rId19" w:history="1">
+          <w:r>
+            <w:rPr>
+              <w:rStyle w:val="Hyperlink"/>
+            </w:rPr>
+            <w:t>i</w:t>
+          </w:r>
+        </w:hyperlink>
+      </w:r>
+      <w:r>
+        <w:rPr>
+          <w:u w:val="single" w:color="0000ff"/>
+          <w:rFonts w:ascii="Charis SIL Regular" w:hAnsi="Charis SIL Regular" w:eastAsia="Charis SIL Regular"/>
+          <w:b w:val="0"/>
+          <w:i w:val="0"/>
+          <w:color w:val="000000"/>
+          <w:sz w:val="24"/>
+        </w:rPr>
+        <w:hyperlink r:id="rId19" w:history="1">
+          <w:r>
+            <w:rPr>
+              <w:rStyle w:val="Hyperlink"/>
+            </w:rPr>
+            <w:t xml:space="preserve">aal </w:t>
+          </w:r>
+        </w:hyperlink>
+      </w:r>
+      <w:r>
+        <w:rPr>
+          <w:u w:val="single" w:color="0000ff"/>
+          <w:rFonts w:ascii="Charis SIL Regular" w:hAnsi="Charis SIL Regular" w:eastAsia="Charis SIL Regular"/>
+          <w:b w:val="0"/>
+          <w:i w:val="0"/>
+          <w:color w:val="000000"/>
+          <w:sz w:val="24"/>
+        </w:rPr>
+        <w:hyperlink r:id="rId19" w:history="1">
+          <w:r>
+            <w:rPr>
+              <w:rStyle w:val="Hyperlink"/>
+            </w:rPr>
+            <w:t>ov</w:t>
+          </w:r>
+        </w:hyperlink>
+      </w:r>
+      <w:r>
+        <w:rPr>
+          <w:u w:val="single" w:color="0000ff"/>
+          <w:rFonts w:ascii="Charis SIL Regular" w:hAnsi="Charis SIL Regular" w:eastAsia="Charis SIL Regular"/>
+          <w:b w:val="0"/>
+          <w:i w:val="0"/>
+          <w:color w:val="000000"/>
+          <w:sz w:val="24"/>
+        </w:rPr>
+        <w:hyperlink r:id="rId19" w:history="1">
+          <w:r>
+            <w:rPr>
+              <w:rStyle w:val="Hyperlink"/>
+            </w:rPr>
+            <w:t>e</w:t>
+          </w:r>
+        </w:hyperlink>
+      </w:r>
+      <w:r>
+        <w:rPr>
+          <w:u w:val="single" w:color="0000ff"/>
+          <w:rFonts w:ascii="Charis SIL Regular" w:hAnsi="Charis SIL Regular" w:eastAsia="Charis SIL Regular"/>
+          <w:b w:val="0"/>
+          <w:i w:val="0"/>
+          <w:color w:val="000000"/>
+          <w:sz w:val="24"/>
+        </w:rPr>
+        <w:hyperlink r:id="rId19" w:history="1">
+          <w:r>
+            <w:rPr>
+              <w:rStyle w:val="Hyperlink"/>
+            </w:rPr>
+            <w:t>r het Tropis</w:t>
+          </w:r>
+        </w:hyperlink>
+      </w:r>
+      <w:r>
+        <w:rPr>
+          <w:u w:val="single" w:color="0000ff"/>
+          <w:rFonts w:ascii="Charis SIL Regular" w:hAnsi="Charis SIL Regular" w:eastAsia="Charis SIL Regular"/>
+          <w:b w:val="0"/>
+          <w:i w:val="0"/>
+          <w:color w:val="000000"/>
+          <w:sz w:val="24"/>
+        </w:rPr>
+        <w:hyperlink r:id="rId19" w:history="1">
+          <w:r>
+            <w:rPr>
+              <w:rStyle w:val="Hyperlink"/>
+            </w:rPr>
+            <w:t>ch Landbo</w:t>
+          </w:r>
+        </w:hyperlink>
       </w:r>
       <w:r>
         <w:rPr>
@@ -3796,7 +3931,7 @@
           <w:sz w:val="24"/>
           <w:u w:val="single"/>
         </w:rPr>
-        <w:hyperlink r:id="rId23" w:history="1">
+        <w:hyperlink r:id="rId22" w:history="1">
           <w:r>
             <w:rPr>
               <w:rStyle w:val="Hyperlink"/>
@@ -3814,7 +3949,7 @@
           <w:sz w:val="24"/>
           <w:u w:val="single"/>
         </w:rPr>
-        <w:hyperlink r:id="rId23" w:history="1">
+        <w:hyperlink r:id="rId22" w:history="1">
           <w:r>
             <w:rPr>
               <w:rStyle w:val="Hyperlink"/>

--- a/EXPORTS/DOCX/published/niveau3/Dutch/TropischLandbouwMus.docx
+++ b/EXPORTS/DOCX/published/niveau3/Dutch/TropischLandbouwMus.docx
@@ -852,18 +852,7 @@
           <w:color w:val="000000"/>
           <w:sz w:val="24"/>
         </w:rPr>
-        <w:t>het toenma</w:t>
-      </w:r>
-      <w:r>
-        <w:rPr>
-          <w:u w:val="single" w:color="0000ff"/>
-          <w:rFonts w:ascii="Charis SIL Regular" w:hAnsi="Charis SIL Regular" w:eastAsia="Charis SIL Regular"/>
-          <w:b w:val="0"/>
-          <w:i w:val="0"/>
-          <w:color w:val="000000"/>
-          <w:sz w:val="24"/>
-        </w:rPr>
-        <w:t xml:space="preserve">lige </w:t>
+        <w:t xml:space="preserve">het toenmalige </w:t>
       </w:r>
       <w:r>
         <w:rPr>
@@ -874,7 +863,7 @@
           <w:sz w:val="24"/>
           <w:u w:val="single"/>
         </w:rPr>
-        <w:hyperlink r:id="rId11" w:history="1">
+        <w:hyperlink r:id="rId12" w:history="1">
           <w:r>
             <w:rPr>
               <w:rStyle w:val="Hyperlink"/>
@@ -892,7 +881,7 @@
           <w:sz w:val="24"/>
           <w:u w:val="single"/>
         </w:rPr>
-        <w:hyperlink r:id="rId11" w:history="1">
+        <w:hyperlink r:id="rId12" w:history="1">
           <w:r>
             <w:rPr>
               <w:rStyle w:val="Hyperlink"/>
@@ -939,7 +928,7 @@
           <w:sz w:val="24"/>
           <w:u w:val="single"/>
         </w:rPr>
-        <w:hyperlink r:id="rId12" w:history="1">
+        <w:hyperlink r:id="rId11" w:history="1">
           <w:r>
             <w:rPr>
               <w:rStyle w:val="Hyperlink"/>
@@ -966,16 +955,8 @@
           <w:i w:val="0"/>
           <w:color w:val="0000FF"/>
           <w:sz w:val="24"/>
-          <w:u w:val="single"/>
-        </w:rPr>
-        <w:hyperlink r:id="rId12" w:history="1">
-          <w:r>
-            <w:rPr>
-              <w:rStyle w:val="Hyperlink"/>
-            </w:rPr>
-            <w:t>Volkenk</w:t>
-          </w:r>
-        </w:hyperlink>
+        </w:rPr>
+        <w:t>Volkenku</w:t>
       </w:r>
       <w:r>
         <w:rPr>
@@ -986,25 +967,7 @@
           <w:sz w:val="24"/>
           <w:u w:val="single"/>
         </w:rPr>
-        <w:hyperlink r:id="rId12" w:history="1">
-          <w:r>
-            <w:rPr>
-              <w:rStyle w:val="Hyperlink"/>
-            </w:rPr>
-            <w:t>u</w:t>
-          </w:r>
-        </w:hyperlink>
-      </w:r>
-      <w:r>
-        <w:rPr>
-          <w:rFonts w:ascii="Charis SIL Regular" w:hAnsi="Charis SIL Regular" w:eastAsia="Charis SIL Regular"/>
-          <w:b w:val="0"/>
-          <w:i w:val="0"/>
-          <w:color w:val="0000FF"/>
-          <w:sz w:val="24"/>
-          <w:u w:val="single"/>
-        </w:rPr>
-        <w:hyperlink r:id="rId12" w:history="1">
+        <w:hyperlink r:id="rId11" w:history="1">
           <w:r>
             <w:rPr>
               <w:rStyle w:val="Hyperlink"/>
@@ -1020,16 +983,8 @@
           <w:i w:val="0"/>
           <w:color w:val="0000FF"/>
           <w:sz w:val="24"/>
-          <w:u w:val="single"/>
-        </w:rPr>
-        <w:hyperlink r:id="rId12" w:history="1">
-          <w:r>
-            <w:rPr>
-              <w:rStyle w:val="Hyperlink"/>
-            </w:rPr>
-            <w:t>e</w:t>
-          </w:r>
-        </w:hyperlink>
+        </w:rPr>
+        <w:t>e</w:t>
       </w:r>
       <w:r>
         <w:rPr>
@@ -1078,50 +1033,7 @@
           <w:color w:val="000000"/>
           <w:sz w:val="24"/>
         </w:rPr>
-        <w:hyperlink r:id="rId12" w:history="1">
-          <w:r>
-            <w:rPr>
-              <w:rStyle w:val="Hyperlink"/>
-            </w:rPr>
-            <w:t xml:space="preserve"> Toen de mus</w:t>
-          </w:r>
-        </w:hyperlink>
-      </w:r>
-      <w:r>
-        <w:rPr>
-          <w:u w:val="single" w:color="0000ff"/>
-          <w:rFonts w:ascii="Charis SIL Regular" w:hAnsi="Charis SIL Regular" w:eastAsia="Charis SIL Regular"/>
-          <w:b w:val="0"/>
-          <w:i w:val="0"/>
-          <w:color w:val="000000"/>
-          <w:sz w:val="24"/>
-        </w:rPr>
-        <w:hyperlink r:id="rId12" w:history="1">
-          <w:r>
-            <w:rPr>
-              <w:rStyle w:val="Hyperlink"/>
-            </w:rPr>
-            <w:t>e</w:t>
-          </w:r>
-        </w:hyperlink>
-      </w:r>
-      <w:r>
-        <w:rPr>
-          <w:u w:val="single" w:color="0000ff"/>
-          <w:rFonts w:ascii="Charis SIL Regular" w:hAnsi="Charis SIL Regular" w:eastAsia="Charis SIL Regular"/>
-          <w:b w:val="0"/>
-          <w:i w:val="0"/>
-          <w:color w:val="000000"/>
-          <w:sz w:val="24"/>
-        </w:rPr>
-        <w:hyperlink r:id="rId12" w:history="1">
-          <w:r>
-            <w:rPr>
-              <w:rStyle w:val="Hyperlink"/>
-            </w:rPr>
-            <w:t>umd</w:t>
-          </w:r>
-        </w:hyperlink>
+        <w:t xml:space="preserve"> Toen de museumd</w:t>
       </w:r>
       <w:r>
         <w:rPr>
@@ -2382,7 +2294,6 @@
       </w:r>
       <w:r>
         <w:rPr>
-          <w:u w:val="single" w:color="0000ff"/>
           <w:rFonts w:ascii="Charis SIL Regular" w:hAnsi="Charis SIL Regular" w:eastAsia="Charis SIL Regular"/>
           <w:b w:val="0"/>
           <w:i w:val="0"/>
@@ -3906,21 +3817,13 @@
       </w:r>
       <w:r>
         <w:rPr>
-          <w:u w:val="single" w:color="0000ff"/>
           <w:rFonts w:ascii="Charis SIL Regular" w:hAnsi="Charis SIL Regular" w:eastAsia="Charis SIL Regular"/>
           <w:b w:val="0"/>
           <w:i w:val="0"/>
           <w:color w:val="000000"/>
           <w:sz w:val="24"/>
         </w:rPr>
-        <w:hyperlink r:id="rId22" w:history="1">
-          <w:r>
-            <w:rPr>
-              <w:rStyle w:val="Hyperlink"/>
-            </w:rPr>
-            <w:t xml:space="preserve">, </w:t>
-          </w:r>
-        </w:hyperlink>
+        <w:t xml:space="preserve">, </w:t>
       </w:r>
       <w:r>
         <w:rPr>
@@ -3931,7 +3834,7 @@
           <w:sz w:val="24"/>
           <w:u w:val="single"/>
         </w:rPr>
-        <w:hyperlink r:id="rId22" w:history="1">
+        <w:hyperlink r:id="rId23" w:history="1">
           <w:r>
             <w:rPr>
               <w:rStyle w:val="Hyperlink"/>
@@ -3949,7 +3852,7 @@
           <w:sz w:val="24"/>
           <w:u w:val="single"/>
         </w:rPr>
-        <w:hyperlink r:id="rId22" w:history="1">
+        <w:hyperlink r:id="rId23" w:history="1">
           <w:r>
             <w:rPr>
               <w:rStyle w:val="Hyperlink"/>

--- a/EXPORTS/DOCX/published/niveau3/Dutch/TropischLandbouwMus.docx
+++ b/EXPORTS/DOCX/published/niveau3/Dutch/TropischLandbouwMus.docx
@@ -863,12 +863,142 @@
           <w:sz w:val="24"/>
           <w:u w:val="single"/>
         </w:rPr>
+        <w:hyperlink r:id="rId11" w:history="1">
+          <w:r>
+            <w:rPr>
+              <w:rStyle w:val="Hyperlink"/>
+            </w:rPr>
+            <w:t>Rijksmus</w:t>
+          </w:r>
+        </w:hyperlink>
+      </w:r>
+      <w:r>
+        <w:rPr>
+          <w:rFonts w:ascii="Charis SIL Regular" w:hAnsi="Charis SIL Regular" w:eastAsia="Charis SIL Regular"/>
+          <w:b w:val="0"/>
+          <w:i w:val="0"/>
+          <w:color w:val="0000FF"/>
+          <w:sz w:val="24"/>
+          <w:u w:val="single"/>
+        </w:rPr>
+        <w:hyperlink r:id="rId11" w:history="1">
+          <w:r>
+            <w:rPr>
+              <w:rStyle w:val="Hyperlink"/>
+            </w:rPr>
+            <w:t>e</w:t>
+          </w:r>
+        </w:hyperlink>
+      </w:r>
+      <w:r>
+        <w:rPr>
+          <w:rFonts w:ascii="Charis SIL Regular" w:hAnsi="Charis SIL Regular" w:eastAsia="Charis SIL Regular"/>
+          <w:b w:val="0"/>
+          <w:i w:val="0"/>
+          <w:color w:val="0000FF"/>
+          <w:sz w:val="24"/>
+          <w:u w:val="single"/>
+        </w:rPr>
+        <w:hyperlink r:id="rId11" w:history="1">
+          <w:r>
+            <w:rPr>
+              <w:rStyle w:val="Hyperlink"/>
+            </w:rPr>
+            <w:t>um</w:t>
+          </w:r>
+        </w:hyperlink>
+      </w:r>
+      <w:r>
+        <w:rPr>
+          <w:rFonts w:ascii="Charis SIL Regular" w:hAnsi="Charis SIL Regular" w:eastAsia="Charis SIL Regular"/>
+          <w:b w:val="0"/>
+          <w:i w:val="0"/>
+          <w:color w:val="0000FF"/>
+          <w:sz w:val="24"/>
+          <w:u w:val="single"/>
+        </w:rPr>
+        <w:t xml:space="preserve"> </w:t>
+      </w:r>
+      <w:r>
+        <w:rPr>
+          <w:rFonts w:ascii="Charis SIL Regular" w:hAnsi="Charis SIL Regular" w:eastAsia="Charis SIL Regular"/>
+          <w:b w:val="0"/>
+          <w:i w:val="0"/>
+          <w:color w:val="0000FF"/>
+          <w:sz w:val="24"/>
+          <w:u w:val="single"/>
+        </w:rPr>
         <w:hyperlink r:id="rId12" w:history="1">
           <w:r>
             <w:rPr>
               <w:rStyle w:val="Hyperlink"/>
             </w:rPr>
-            <w:t>Rijksmus</w:t>
+            <w:t>voor</w:t>
+          </w:r>
+        </w:hyperlink>
+      </w:r>
+      <w:r>
+        <w:rPr>
+          <w:rFonts w:ascii="Charis SIL Regular" w:hAnsi="Charis SIL Regular" w:eastAsia="Charis SIL Regular"/>
+          <w:b w:val="0"/>
+          <w:i w:val="0"/>
+          <w:color w:val="0000FF"/>
+          <w:sz w:val="24"/>
+          <w:u w:val="single"/>
+        </w:rPr>
+        <w:t xml:space="preserve"> </w:t>
+      </w:r>
+      <w:r>
+        <w:rPr>
+          <w:rFonts w:ascii="Charis SIL Regular" w:hAnsi="Charis SIL Regular" w:eastAsia="Charis SIL Regular"/>
+          <w:b w:val="0"/>
+          <w:i w:val="0"/>
+          <w:color w:val="0000FF"/>
+          <w:sz w:val="24"/>
+          <w:u w:val="single"/>
+        </w:rPr>
+        <w:hyperlink r:id="rId12" w:history="1">
+          <w:r>
+            <w:rPr>
+              <w:rStyle w:val="Hyperlink"/>
+            </w:rPr>
+            <w:t>Volkenk</w:t>
+          </w:r>
+        </w:hyperlink>
+      </w:r>
+      <w:r>
+        <w:rPr>
+          <w:rFonts w:ascii="Charis SIL Regular" w:hAnsi="Charis SIL Regular" w:eastAsia="Charis SIL Regular"/>
+          <w:b w:val="0"/>
+          <w:i w:val="0"/>
+          <w:color w:val="0000FF"/>
+          <w:sz w:val="24"/>
+          <w:u w:val="single"/>
+        </w:rPr>
+        <w:hyperlink r:id="rId12" w:history="1">
+          <w:r>
+            <w:rPr>
+              <w:rStyle w:val="Hyperlink"/>
+            </w:rPr>
+            <w:t>u</w:t>
+          </w:r>
+        </w:hyperlink>
+      </w:r>
+      <w:r>
+        <w:rPr>
+          <w:rFonts w:ascii="Charis SIL Regular" w:hAnsi="Charis SIL Regular" w:eastAsia="Charis SIL Regular"/>
+          <w:b w:val="0"/>
+          <w:i w:val="0"/>
+          <w:color w:val="0000FF"/>
+          <w:sz w:val="24"/>
+          <w:u w:val="single"/>
+        </w:rPr>
+        <w:hyperlink r:id="rId12" w:history="1">
+          <w:r>
+            <w:rPr>
+              <w:rStyle w:val="Hyperlink"/>
+            </w:rPr>
+            <w:t>nd</w:t>
           </w:r>
         </w:hyperlink>
       </w:r>
@@ -892,102 +1022,6 @@
       </w:r>
       <w:r>
         <w:rPr>
-          <w:rFonts w:ascii="Charis SIL Regular" w:hAnsi="Charis SIL Regular" w:eastAsia="Charis SIL Regular"/>
-          <w:b w:val="0"/>
-          <w:i w:val="0"/>
-          <w:color w:val="0000FF"/>
-          <w:sz w:val="24"/>
-          <w:u w:val="single"/>
-        </w:rPr>
-        <w:hyperlink r:id="rId11" w:history="1">
-          <w:r>
-            <w:rPr>
-              <w:rStyle w:val="Hyperlink"/>
-            </w:rPr>
-            <w:t>um</w:t>
-          </w:r>
-        </w:hyperlink>
-      </w:r>
-      <w:r>
-        <w:rPr>
-          <w:rFonts w:ascii="Charis SIL Regular" w:hAnsi="Charis SIL Regular" w:eastAsia="Charis SIL Regular"/>
-          <w:b w:val="0"/>
-          <w:i w:val="0"/>
-          <w:color w:val="0000FF"/>
-          <w:sz w:val="24"/>
-          <w:u w:val="single"/>
-        </w:rPr>
-        <w:t xml:space="preserve"> </w:t>
-      </w:r>
-      <w:r>
-        <w:rPr>
-          <w:rFonts w:ascii="Charis SIL Regular" w:hAnsi="Charis SIL Regular" w:eastAsia="Charis SIL Regular"/>
-          <w:b w:val="0"/>
-          <w:i w:val="0"/>
-          <w:color w:val="0000FF"/>
-          <w:sz w:val="24"/>
-          <w:u w:val="single"/>
-        </w:rPr>
-        <w:hyperlink r:id="rId11" w:history="1">
-          <w:r>
-            <w:rPr>
-              <w:rStyle w:val="Hyperlink"/>
-            </w:rPr>
-            <w:t>voor</w:t>
-          </w:r>
-        </w:hyperlink>
-      </w:r>
-      <w:r>
-        <w:rPr>
-          <w:rFonts w:ascii="Charis SIL Regular" w:hAnsi="Charis SIL Regular" w:eastAsia="Charis SIL Regular"/>
-          <w:b w:val="0"/>
-          <w:i w:val="0"/>
-          <w:color w:val="0000FF"/>
-          <w:sz w:val="24"/>
-          <w:u w:val="single"/>
-        </w:rPr>
-        <w:t xml:space="preserve"> </w:t>
-      </w:r>
-      <w:r>
-        <w:rPr>
-          <w:rFonts w:ascii="Charis SIL Regular" w:hAnsi="Charis SIL Regular" w:eastAsia="Charis SIL Regular"/>
-          <w:b w:val="0"/>
-          <w:i w:val="0"/>
-          <w:color w:val="0000FF"/>
-          <w:sz w:val="24"/>
-        </w:rPr>
-        <w:t>Volkenku</w:t>
-      </w:r>
-      <w:r>
-        <w:rPr>
-          <w:rFonts w:ascii="Charis SIL Regular" w:hAnsi="Charis SIL Regular" w:eastAsia="Charis SIL Regular"/>
-          <w:b w:val="0"/>
-          <w:i w:val="0"/>
-          <w:color w:val="0000FF"/>
-          <w:sz w:val="24"/>
-          <w:u w:val="single"/>
-        </w:rPr>
-        <w:hyperlink r:id="rId11" w:history="1">
-          <w:r>
-            <w:rPr>
-              <w:rStyle w:val="Hyperlink"/>
-            </w:rPr>
-            <w:t>nd</w:t>
-          </w:r>
-        </w:hyperlink>
-      </w:r>
-      <w:r>
-        <w:rPr>
-          <w:rFonts w:ascii="Charis SIL Regular" w:hAnsi="Charis SIL Regular" w:eastAsia="Charis SIL Regular"/>
-          <w:b w:val="0"/>
-          <w:i w:val="0"/>
-          <w:color w:val="0000FF"/>
-          <w:sz w:val="24"/>
-        </w:rPr>
-        <w:t>e</w:t>
-      </w:r>
-      <w:r>
-        <w:rPr>
           <w:u w:val="single" w:color="0000ff"/>
           <w:rFonts w:ascii="Charis SIL Regular" w:hAnsi="Charis SIL Regular" w:eastAsia="Charis SIL Regular"/>
           <w:b w:val="0"/>
@@ -1033,7 +1067,50 @@
           <w:color w:val="000000"/>
           <w:sz w:val="24"/>
         </w:rPr>
-        <w:t xml:space="preserve"> Toen de museumd</w:t>
+        <w:hyperlink r:id="rId12" w:history="1">
+          <w:r>
+            <w:rPr>
+              <w:rStyle w:val="Hyperlink"/>
+            </w:rPr>
+            <w:t xml:space="preserve"> Toen de mus</w:t>
+          </w:r>
+        </w:hyperlink>
+      </w:r>
+      <w:r>
+        <w:rPr>
+          <w:u w:val="single" w:color="0000ff"/>
+          <w:rFonts w:ascii="Charis SIL Regular" w:hAnsi="Charis SIL Regular" w:eastAsia="Charis SIL Regular"/>
+          <w:b w:val="0"/>
+          <w:i w:val="0"/>
+          <w:color w:val="000000"/>
+          <w:sz w:val="24"/>
+        </w:rPr>
+        <w:hyperlink r:id="rId12" w:history="1">
+          <w:r>
+            <w:rPr>
+              <w:rStyle w:val="Hyperlink"/>
+            </w:rPr>
+            <w:t>e</w:t>
+          </w:r>
+        </w:hyperlink>
+      </w:r>
+      <w:r>
+        <w:rPr>
+          <w:u w:val="single" w:color="0000ff"/>
+          <w:rFonts w:ascii="Charis SIL Regular" w:hAnsi="Charis SIL Regular" w:eastAsia="Charis SIL Regular"/>
+          <w:b w:val="0"/>
+          <w:i w:val="0"/>
+          <w:color w:val="000000"/>
+          <w:sz w:val="24"/>
+        </w:rPr>
+        <w:hyperlink r:id="rId12" w:history="1">
+          <w:r>
+            <w:rPr>
+              <w:rStyle w:val="Hyperlink"/>
+            </w:rPr>
+            <w:t>umd</w:t>
+          </w:r>
+        </w:hyperlink>
       </w:r>
       <w:r>
         <w:rPr>
@@ -1894,7 +1971,61 @@
           <w:color w:val="000000"/>
           <w:sz w:val="24"/>
         </w:rPr>
-        <w:t>. Ook het archief van de verenigi</w:t>
+        <w:t>. Ook het arc</w:t>
+      </w:r>
+      <w:r>
+        <w:rPr>
+          <w:u w:val="single" w:color="0000ff"/>
+          <w:rFonts w:ascii="Charis SIL Regular" w:hAnsi="Charis SIL Regular" w:eastAsia="Charis SIL Regular"/>
+          <w:b w:val="0"/>
+          <w:i w:val="0"/>
+          <w:color w:val="000000"/>
+          <w:sz w:val="24"/>
+        </w:rPr>
+        <w:hyperlink r:id="rId15" w:history="1">
+          <w:r>
+            <w:rPr>
+              <w:rStyle w:val="Hyperlink"/>
+            </w:rPr>
+            <w:t>hief van de ver</w:t>
+          </w:r>
+        </w:hyperlink>
+      </w:r>
+      <w:r>
+        <w:rPr>
+          <w:u w:val="single" w:color="0000ff"/>
+          <w:rFonts w:ascii="Charis SIL Regular" w:hAnsi="Charis SIL Regular" w:eastAsia="Charis SIL Regular"/>
+          <w:b w:val="0"/>
+          <w:i w:val="0"/>
+          <w:color w:val="000000"/>
+          <w:sz w:val="24"/>
+        </w:rPr>
+        <w:hyperlink r:id="rId15" w:history="1">
+          <w:r>
+            <w:rPr>
+              <w:rStyle w:val="Hyperlink"/>
+            </w:rPr>
+            <w:t>e</w:t>
+          </w:r>
+        </w:hyperlink>
+      </w:r>
+      <w:r>
+        <w:rPr>
+          <w:u w:val="single" w:color="0000ff"/>
+          <w:rFonts w:ascii="Charis SIL Regular" w:hAnsi="Charis SIL Regular" w:eastAsia="Charis SIL Regular"/>
+          <w:b w:val="0"/>
+          <w:i w:val="0"/>
+          <w:color w:val="000000"/>
+          <w:sz w:val="24"/>
+        </w:rPr>
+        <w:hyperlink r:id="rId15" w:history="1">
+          <w:r>
+            <w:rPr>
+              <w:rStyle w:val="Hyperlink"/>
+            </w:rPr>
+            <w:t>nigi</w:t>
+          </w:r>
+        </w:hyperlink>
       </w:r>
       <w:r>
         <w:rPr>
@@ -2294,6 +2425,7 @@
       </w:r>
       <w:r>
         <w:rPr>
+          <w:u w:val="single" w:color="0000ff"/>
           <w:rFonts w:ascii="Charis SIL Regular" w:hAnsi="Charis SIL Regular" w:eastAsia="Charis SIL Regular"/>
           <w:b w:val="0"/>
           <w:i w:val="0"/>
@@ -3817,6 +3949,7 @@
       </w:r>
       <w:r>
         <w:rPr>
+          <w:u w:val="single" w:color="0000ff"/>
           <w:rFonts w:ascii="Charis SIL Regular" w:hAnsi="Charis SIL Regular" w:eastAsia="Charis SIL Regular"/>
           <w:b w:val="0"/>
           <w:i w:val="0"/>
@@ -3834,7 +3967,7 @@
           <w:sz w:val="24"/>
           <w:u w:val="single"/>
         </w:rPr>
-        <w:hyperlink r:id="rId23" w:history="1">
+        <w:hyperlink r:id="rId22" w:history="1">
           <w:r>
             <w:rPr>
               <w:rStyle w:val="Hyperlink"/>
@@ -3852,7 +3985,7 @@
           <w:sz w:val="24"/>
           <w:u w:val="single"/>
         </w:rPr>
-        <w:hyperlink r:id="rId23" w:history="1">
+        <w:hyperlink r:id="rId22" w:history="1">
           <w:r>
             <w:rPr>
               <w:rStyle w:val="Hyperlink"/>
@@ -3910,6 +4043,7 @@
       </w:r>
       <w:r>
         <w:rPr>
+          <w:u w:val="single" w:color="0000ff"/>
           <w:rFonts w:ascii="Charis SIL Regular" w:hAnsi="Charis SIL Regular" w:eastAsia="Charis SIL Regular"/>
           <w:b w:val="0"/>
           <w:i w:val="0"/>
@@ -3927,7 +4061,7 @@
           <w:sz w:val="24"/>
           <w:u w:val="single"/>
         </w:rPr>
-        <w:hyperlink r:id="rId24" w:history="1">
+        <w:hyperlink r:id="rId22" w:history="1">
           <w:r>
             <w:rPr>
               <w:rStyle w:val="Hyperlink"/>
@@ -3956,7 +4090,7 @@
           <w:sz w:val="24"/>
           <w:u w:val="single"/>
         </w:rPr>
-        <w:hyperlink r:id="rId24" w:history="1">
+        <w:hyperlink r:id="rId22" w:history="1">
           <w:r>
             <w:rPr>
               <w:rStyle w:val="Hyperlink"/>

--- a/EXPORTS/DOCX/published/niveau3/Dutch/TropischLandbouwMus.docx
+++ b/EXPORTS/DOCX/published/niveau3/Dutch/TropischLandbouwMus.docx
@@ -852,7 +852,18 @@
           <w:color w:val="000000"/>
           <w:sz w:val="24"/>
         </w:rPr>
-        <w:t xml:space="preserve">het toenmalige </w:t>
+        <w:t>het toenma</w:t>
+      </w:r>
+      <w:r>
+        <w:rPr>
+          <w:u w:val="single" w:color="0000ff"/>
+          <w:rFonts w:ascii="Charis SIL Regular" w:hAnsi="Charis SIL Regular" w:eastAsia="Charis SIL Regular"/>
+          <w:b w:val="0"/>
+          <w:i w:val="0"/>
+          <w:color w:val="000000"/>
+          <w:sz w:val="24"/>
+        </w:rPr>
+        <w:t xml:space="preserve">lige </w:t>
       </w:r>
       <w:r>
         <w:rPr>
@@ -863,7 +874,7 @@
           <w:sz w:val="24"/>
           <w:u w:val="single"/>
         </w:rPr>
-        <w:hyperlink r:id="rId11" w:history="1">
+        <w:hyperlink r:id="rId12" w:history="1">
           <w:r>
             <w:rPr>
               <w:rStyle w:val="Hyperlink"/>
@@ -928,7 +939,7 @@
           <w:sz w:val="24"/>
           <w:u w:val="single"/>
         </w:rPr>
-        <w:hyperlink r:id="rId12" w:history="1">
+        <w:hyperlink r:id="rId11" w:history="1">
           <w:r>
             <w:rPr>
               <w:rStyle w:val="Hyperlink"/>
@@ -957,7 +968,7 @@
           <w:sz w:val="24"/>
           <w:u w:val="single"/>
         </w:rPr>
-        <w:hyperlink r:id="rId12" w:history="1">
+        <w:hyperlink r:id="rId11" w:history="1">
           <w:r>
             <w:rPr>
               <w:rStyle w:val="Hyperlink"/>
@@ -973,16 +984,8 @@
           <w:i w:val="0"/>
           <w:color w:val="0000FF"/>
           <w:sz w:val="24"/>
-          <w:u w:val="single"/>
-        </w:rPr>
-        <w:hyperlink r:id="rId12" w:history="1">
-          <w:r>
-            <w:rPr>
-              <w:rStyle w:val="Hyperlink"/>
-            </w:rPr>
-            <w:t>u</w:t>
-          </w:r>
-        </w:hyperlink>
+        </w:rPr>
+        <w:t>u</w:t>
       </w:r>
       <w:r>
         <w:rPr>
@@ -993,7 +996,7 @@
           <w:sz w:val="24"/>
           <w:u w:val="single"/>
         </w:rPr>
-        <w:hyperlink r:id="rId12" w:history="1">
+        <w:hyperlink r:id="rId11" w:history="1">
           <w:r>
             <w:rPr>
               <w:rStyle w:val="Hyperlink"/>
@@ -1011,7 +1014,7 @@
           <w:sz w:val="24"/>
           <w:u w:val="single"/>
         </w:rPr>
-        <w:hyperlink r:id="rId12" w:history="1">
+        <w:hyperlink r:id="rId11" w:history="1">
           <w:r>
             <w:rPr>
               <w:rStyle w:val="Hyperlink"/>
@@ -1971,61 +1974,7 @@
           <w:color w:val="000000"/>
           <w:sz w:val="24"/>
         </w:rPr>
-        <w:t>. Ook het arc</w:t>
-      </w:r>
-      <w:r>
-        <w:rPr>
-          <w:u w:val="single" w:color="0000ff"/>
-          <w:rFonts w:ascii="Charis SIL Regular" w:hAnsi="Charis SIL Regular" w:eastAsia="Charis SIL Regular"/>
-          <w:b w:val="0"/>
-          <w:i w:val="0"/>
-          <w:color w:val="000000"/>
-          <w:sz w:val="24"/>
-        </w:rPr>
-        <w:hyperlink r:id="rId15" w:history="1">
-          <w:r>
-            <w:rPr>
-              <w:rStyle w:val="Hyperlink"/>
-            </w:rPr>
-            <w:t>hief van de ver</w:t>
-          </w:r>
-        </w:hyperlink>
-      </w:r>
-      <w:r>
-        <w:rPr>
-          <w:u w:val="single" w:color="0000ff"/>
-          <w:rFonts w:ascii="Charis SIL Regular" w:hAnsi="Charis SIL Regular" w:eastAsia="Charis SIL Regular"/>
-          <w:b w:val="0"/>
-          <w:i w:val="0"/>
-          <w:color w:val="000000"/>
-          <w:sz w:val="24"/>
-        </w:rPr>
-        <w:hyperlink r:id="rId15" w:history="1">
-          <w:r>
-            <w:rPr>
-              <w:rStyle w:val="Hyperlink"/>
-            </w:rPr>
-            <w:t>e</w:t>
-          </w:r>
-        </w:hyperlink>
-      </w:r>
-      <w:r>
-        <w:rPr>
-          <w:u w:val="single" w:color="0000ff"/>
-          <w:rFonts w:ascii="Charis SIL Regular" w:hAnsi="Charis SIL Regular" w:eastAsia="Charis SIL Regular"/>
-          <w:b w:val="0"/>
-          <w:i w:val="0"/>
-          <w:color w:val="000000"/>
-          <w:sz w:val="24"/>
-        </w:rPr>
-        <w:hyperlink r:id="rId15" w:history="1">
-          <w:r>
-            <w:rPr>
-              <w:rStyle w:val="Hyperlink"/>
-            </w:rPr>
-            <w:t>nigi</w:t>
-          </w:r>
-        </w:hyperlink>
+        <w:t>. Ook het archief van de verenigi</w:t>
       </w:r>
       <w:r>
         <w:rPr>
@@ -3967,7 +3916,7 @@
           <w:sz w:val="24"/>
           <w:u w:val="single"/>
         </w:rPr>
-        <w:hyperlink r:id="rId22" w:history="1">
+        <w:hyperlink r:id="rId23" w:history="1">
           <w:r>
             <w:rPr>
               <w:rStyle w:val="Hyperlink"/>
@@ -4014,7 +3963,7 @@
           <w:sz w:val="24"/>
           <w:u w:val="single"/>
         </w:rPr>
-        <w:hyperlink r:id="rId23" w:history="1">
+        <w:hyperlink r:id="rId22" w:history="1">
           <w:r>
             <w:rPr>
               <w:rStyle w:val="Hyperlink"/>
@@ -4032,7 +3981,7 @@
           <w:sz w:val="24"/>
           <w:u w:val="single"/>
         </w:rPr>
-        <w:hyperlink r:id="rId23" w:history="1">
+        <w:hyperlink r:id="rId22" w:history="1">
           <w:r>
             <w:rPr>
               <w:rStyle w:val="Hyperlink"/>
@@ -4050,7 +3999,14 @@
           <w:color w:val="000000"/>
           <w:sz w:val="24"/>
         </w:rPr>
-        <w:t xml:space="preserve">, </w:t>
+        <w:hyperlink r:id="rId22" w:history="1">
+          <w:r>
+            <w:rPr>
+              <w:rStyle w:val="Hyperlink"/>
+            </w:rPr>
+            <w:t xml:space="preserve">, </w:t>
+          </w:r>
+        </w:hyperlink>
       </w:r>
       <w:r>
         <w:rPr>

--- a/EXPORTS/DOCX/published/niveau3/Dutch/TropischLandbouwMus.docx
+++ b/EXPORTS/DOCX/published/niveau3/Dutch/TropischLandbouwMus.docx
@@ -506,25 +506,7 @@
           <w:color w:val="000000"/>
           <w:sz w:val="24"/>
         </w:rPr>
-        <w:t>museumzaal van he</w:t>
-      </w:r>
-      <w:r>
-        <w:rPr>
-          <w:u w:val="single" w:color="0000ff"/>
-          <w:rFonts w:ascii="Charis SIL Regular" w:hAnsi="Charis SIL Regular" w:eastAsia="Charis SIL Regular"/>
-          <w:b w:val="0"/>
-          <w:i w:val="0"/>
-          <w:color w:val="000000"/>
-          <w:sz w:val="24"/>
-        </w:rPr>
-        <w:hyperlink r:id="rId10" w:history="1">
-          <w:r>
-            <w:rPr>
-              <w:rStyle w:val="Hyperlink"/>
-            </w:rPr>
-            <w:t>t Koloniaal Land</w:t>
-          </w:r>
-        </w:hyperlink>
+        <w:t>museumzaal van het Koloniaal Land</w:t>
       </w:r>
       <w:r>
         <w:rPr>
@@ -863,7 +845,14 @@
           <w:color w:val="000000"/>
           <w:sz w:val="24"/>
         </w:rPr>
-        <w:t xml:space="preserve">lige </w:t>
+        <w:hyperlink r:id="rId11" w:history="1">
+          <w:r>
+            <w:rPr>
+              <w:rStyle w:val="Hyperlink"/>
+            </w:rPr>
+            <w:t xml:space="preserve">lige </w:t>
+          </w:r>
+        </w:hyperlink>
       </w:r>
       <w:r>
         <w:rPr>
@@ -874,7 +863,7 @@
           <w:sz w:val="24"/>
           <w:u w:val="single"/>
         </w:rPr>
-        <w:hyperlink r:id="rId12" w:history="1">
+        <w:hyperlink r:id="rId11" w:history="1">
           <w:r>
             <w:rPr>
               <w:rStyle w:val="Hyperlink"/>
@@ -968,7 +957,7 @@
           <w:sz w:val="24"/>
           <w:u w:val="single"/>
         </w:rPr>
-        <w:hyperlink r:id="rId11" w:history="1">
+        <w:hyperlink r:id="rId12" w:history="1">
           <w:r>
             <w:rPr>
               <w:rStyle w:val="Hyperlink"/>
@@ -985,7 +974,14 @@
           <w:color w:val="0000FF"/>
           <w:sz w:val="24"/>
         </w:rPr>
-        <w:t>u</w:t>
+        <w:hyperlink r:id="rId12" w:history="1">
+          <w:r>
+            <w:rPr>
+              <w:rStyle w:val="Hyperlink"/>
+            </w:rPr>
+            <w:t>u</w:t>
+          </w:r>
+        </w:hyperlink>
       </w:r>
       <w:r>
         <w:rPr>
@@ -996,7 +992,7 @@
           <w:sz w:val="24"/>
           <w:u w:val="single"/>
         </w:rPr>
-        <w:hyperlink r:id="rId11" w:history="1">
+        <w:hyperlink r:id="rId12" w:history="1">
           <w:r>
             <w:rPr>
               <w:rStyle w:val="Hyperlink"/>
@@ -1014,7 +1010,7 @@
           <w:sz w:val="24"/>
           <w:u w:val="single"/>
         </w:rPr>
-        <w:hyperlink r:id="rId11" w:history="1">
+        <w:hyperlink r:id="rId12" w:history="1">
           <w:r>
             <w:rPr>
               <w:rStyle w:val="Hyperlink"/>
@@ -1059,61 +1055,7 @@
           <w:color w:val="000000"/>
           <w:sz w:val="24"/>
         </w:rPr>
-        <w:t>nooit gekomen.</w:t>
-      </w:r>
-      <w:r>
-        <w:rPr>
-          <w:u w:val="single" w:color="0000ff"/>
-          <w:rFonts w:ascii="Charis SIL Regular" w:hAnsi="Charis SIL Regular" w:eastAsia="Charis SIL Regular"/>
-          <w:b w:val="0"/>
-          <w:i w:val="0"/>
-          <w:color w:val="000000"/>
-          <w:sz w:val="24"/>
-        </w:rPr>
-        <w:hyperlink r:id="rId12" w:history="1">
-          <w:r>
-            <w:rPr>
-              <w:rStyle w:val="Hyperlink"/>
-            </w:rPr>
-            <w:t xml:space="preserve"> Toen de mus</w:t>
-          </w:r>
-        </w:hyperlink>
-      </w:r>
-      <w:r>
-        <w:rPr>
-          <w:u w:val="single" w:color="0000ff"/>
-          <w:rFonts w:ascii="Charis SIL Regular" w:hAnsi="Charis SIL Regular" w:eastAsia="Charis SIL Regular"/>
-          <w:b w:val="0"/>
-          <w:i w:val="0"/>
-          <w:color w:val="000000"/>
-          <w:sz w:val="24"/>
-        </w:rPr>
-        <w:hyperlink r:id="rId12" w:history="1">
-          <w:r>
-            <w:rPr>
-              <w:rStyle w:val="Hyperlink"/>
-            </w:rPr>
-            <w:t>e</w:t>
-          </w:r>
-        </w:hyperlink>
-      </w:r>
-      <w:r>
-        <w:rPr>
-          <w:u w:val="single" w:color="0000ff"/>
-          <w:rFonts w:ascii="Charis SIL Regular" w:hAnsi="Charis SIL Regular" w:eastAsia="Charis SIL Regular"/>
-          <w:b w:val="0"/>
-          <w:i w:val="0"/>
-          <w:color w:val="000000"/>
-          <w:sz w:val="24"/>
-        </w:rPr>
-        <w:hyperlink r:id="rId12" w:history="1">
-          <w:r>
-            <w:rPr>
-              <w:rStyle w:val="Hyperlink"/>
-            </w:rPr>
-            <w:t>umd</w:t>
-          </w:r>
-        </w:hyperlink>
+        <w:t>nooit gekomen. Toen de museumd</w:t>
       </w:r>
       <w:r>
         <w:rPr>
@@ -1974,7 +1916,61 @@
           <w:color w:val="000000"/>
           <w:sz w:val="24"/>
         </w:rPr>
-        <w:t>. Ook het archief van de verenigi</w:t>
+        <w:t>. Ook het arc</w:t>
+      </w:r>
+      <w:r>
+        <w:rPr>
+          <w:u w:val="single" w:color="0000ff"/>
+          <w:rFonts w:ascii="Charis SIL Regular" w:hAnsi="Charis SIL Regular" w:eastAsia="Charis SIL Regular"/>
+          <w:b w:val="0"/>
+          <w:i w:val="0"/>
+          <w:color w:val="000000"/>
+          <w:sz w:val="24"/>
+        </w:rPr>
+        <w:hyperlink r:id="rId15" w:history="1">
+          <w:r>
+            <w:rPr>
+              <w:rStyle w:val="Hyperlink"/>
+            </w:rPr>
+            <w:t>hief van de ver</w:t>
+          </w:r>
+        </w:hyperlink>
+      </w:r>
+      <w:r>
+        <w:rPr>
+          <w:u w:val="single" w:color="0000ff"/>
+          <w:rFonts w:ascii="Charis SIL Regular" w:hAnsi="Charis SIL Regular" w:eastAsia="Charis SIL Regular"/>
+          <w:b w:val="0"/>
+          <w:i w:val="0"/>
+          <w:color w:val="000000"/>
+          <w:sz w:val="24"/>
+        </w:rPr>
+        <w:hyperlink r:id="rId15" w:history="1">
+          <w:r>
+            <w:rPr>
+              <w:rStyle w:val="Hyperlink"/>
+            </w:rPr>
+            <w:t>e</w:t>
+          </w:r>
+        </w:hyperlink>
+      </w:r>
+      <w:r>
+        <w:rPr>
+          <w:u w:val="single" w:color="0000ff"/>
+          <w:rFonts w:ascii="Charis SIL Regular" w:hAnsi="Charis SIL Regular" w:eastAsia="Charis SIL Regular"/>
+          <w:b w:val="0"/>
+          <w:i w:val="0"/>
+          <w:color w:val="000000"/>
+          <w:sz w:val="24"/>
+        </w:rPr>
+        <w:hyperlink r:id="rId15" w:history="1">
+          <w:r>
+            <w:rPr>
+              <w:rStyle w:val="Hyperlink"/>
+            </w:rPr>
+            <w:t>nigi</w:t>
+          </w:r>
+        </w:hyperlink>
       </w:r>
       <w:r>
         <w:rPr>
@@ -2374,7 +2370,6 @@
       </w:r>
       <w:r>
         <w:rPr>
-          <w:u w:val="single" w:color="0000ff"/>
           <w:rFonts w:ascii="Charis SIL Regular" w:hAnsi="Charis SIL Regular" w:eastAsia="Charis SIL Regular"/>
           <w:b w:val="0"/>
           <w:i w:val="0"/>
@@ -3934,7 +3929,7 @@
           <w:sz w:val="24"/>
           <w:u w:val="single"/>
         </w:rPr>
-        <w:hyperlink r:id="rId22" w:history="1">
+        <w:hyperlink r:id="rId23" w:history="1">
           <w:r>
             <w:rPr>
               <w:rStyle w:val="Hyperlink"/>
@@ -3963,7 +3958,7 @@
           <w:sz w:val="24"/>
           <w:u w:val="single"/>
         </w:rPr>
-        <w:hyperlink r:id="rId22" w:history="1">
+        <w:hyperlink r:id="rId23" w:history="1">
           <w:r>
             <w:rPr>
               <w:rStyle w:val="Hyperlink"/>
@@ -3981,7 +3976,7 @@
           <w:sz w:val="24"/>
           <w:u w:val="single"/>
         </w:rPr>
-        <w:hyperlink r:id="rId22" w:history="1">
+        <w:hyperlink r:id="rId23" w:history="1">
           <w:r>
             <w:rPr>
               <w:rStyle w:val="Hyperlink"/>
@@ -3992,21 +3987,13 @@
       </w:r>
       <w:r>
         <w:rPr>
-          <w:u w:val="single" w:color="0000ff"/>
           <w:rFonts w:ascii="Charis SIL Regular" w:hAnsi="Charis SIL Regular" w:eastAsia="Charis SIL Regular"/>
           <w:b w:val="0"/>
           <w:i w:val="0"/>
           <w:color w:val="000000"/>
           <w:sz w:val="24"/>
         </w:rPr>
-        <w:hyperlink r:id="rId22" w:history="1">
-          <w:r>
-            <w:rPr>
-              <w:rStyle w:val="Hyperlink"/>
-            </w:rPr>
-            <w:t xml:space="preserve">, </w:t>
-          </w:r>
-        </w:hyperlink>
+        <w:t xml:space="preserve">, </w:t>
       </w:r>
       <w:r>
         <w:rPr>
@@ -4046,7 +4033,7 @@
           <w:sz w:val="24"/>
           <w:u w:val="single"/>
         </w:rPr>
-        <w:hyperlink r:id="rId22" w:history="1">
+        <w:hyperlink r:id="rId24" w:history="1">
           <w:r>
             <w:rPr>
               <w:rStyle w:val="Hyperlink"/>

--- a/EXPORTS/DOCX/published/niveau3/Dutch/TropischLandbouwMus.docx
+++ b/EXPORTS/DOCX/published/niveau3/Dutch/TropischLandbouwMus.docx
@@ -506,7 +506,25 @@
           <w:color w:val="000000"/>
           <w:sz w:val="24"/>
         </w:rPr>
-        <w:t>museumzaal van het Koloniaal Land</w:t>
+        <w:t>museumzaal van he</w:t>
+      </w:r>
+      <w:r>
+        <w:rPr>
+          <w:u w:val="single" w:color="0000ff"/>
+          <w:rFonts w:ascii="Charis SIL Regular" w:hAnsi="Charis SIL Regular" w:eastAsia="Charis SIL Regular"/>
+          <w:b w:val="0"/>
+          <w:i w:val="0"/>
+          <w:color w:val="000000"/>
+          <w:sz w:val="24"/>
+        </w:rPr>
+        <w:hyperlink r:id="rId10" w:history="1">
+          <w:r>
+            <w:rPr>
+              <w:rStyle w:val="Hyperlink"/>
+            </w:rPr>
+            <w:t>t Koloniaal Land</w:t>
+          </w:r>
+        </w:hyperlink>
       </w:r>
       <w:r>
         <w:rPr>
@@ -845,12 +863,33 @@
           <w:color w:val="000000"/>
           <w:sz w:val="24"/>
         </w:rPr>
+        <w:t xml:space="preserve">lige </w:t>
+      </w:r>
+      <w:r>
+        <w:rPr>
+          <w:rFonts w:ascii="Charis SIL Regular" w:hAnsi="Charis SIL Regular" w:eastAsia="Charis SIL Regular"/>
+          <w:b w:val="0"/>
+          <w:i w:val="0"/>
+          <w:color w:val="0000FF"/>
+          <w:sz w:val="24"/>
+        </w:rPr>
+        <w:t>Rijksmuseum voor Volkenkunde</w:t>
+      </w:r>
+      <w:r>
+        <w:rPr>
+          <w:u w:val="single" w:color="0000ff"/>
+          <w:rFonts w:ascii="Charis SIL Regular" w:hAnsi="Charis SIL Regular" w:eastAsia="Charis SIL Regular"/>
+          <w:b w:val="0"/>
+          <w:i w:val="0"/>
+          <w:color w:val="000000"/>
+          <w:sz w:val="24"/>
+        </w:rPr>
         <w:hyperlink r:id="rId11" w:history="1">
           <w:r>
             <w:rPr>
               <w:rStyle w:val="Hyperlink"/>
             </w:rPr>
-            <w:t xml:space="preserve">lige </w:t>
+            <w:t xml:space="preserve"> in Leid</w:t>
           </w:r>
         </w:hyperlink>
       </w:r>
@@ -859,110 +898,35 @@
           <w:rFonts w:ascii="Charis SIL Regular" w:hAnsi="Charis SIL Regular" w:eastAsia="Charis SIL Regular"/>
           <w:b w:val="0"/>
           <w:i w:val="0"/>
-          <w:color w:val="0000FF"/>
+          <w:color w:val="000000"/>
           <w:sz w:val="24"/>
-          <w:u w:val="single"/>
-        </w:rPr>
-        <w:hyperlink r:id="rId11" w:history="1">
-          <w:r>
-            <w:rPr>
-              <w:rStyle w:val="Hyperlink"/>
-            </w:rPr>
-            <w:t>Rijksmus</w:t>
-          </w:r>
-        </w:hyperlink>
+        </w:rPr>
+        <w:t xml:space="preserve">en. Van een overname is het echter </w:t>
       </w:r>
       <w:r>
         <w:rPr>
           <w:rFonts w:ascii="Charis SIL Regular" w:hAnsi="Charis SIL Regular" w:eastAsia="Charis SIL Regular"/>
           <w:b w:val="0"/>
           <w:i w:val="0"/>
-          <w:color w:val="0000FF"/>
+          <w:color w:val="000000"/>
           <w:sz w:val="24"/>
-          <w:u w:val="single"/>
-        </w:rPr>
-        <w:hyperlink r:id="rId11" w:history="1">
-          <w:r>
-            <w:rPr>
-              <w:rStyle w:val="Hyperlink"/>
-            </w:rPr>
-            <w:t>e</w:t>
-          </w:r>
-        </w:hyperlink>
+        </w:rPr>
+        <w:t>nooit gekomen.</w:t>
       </w:r>
       <w:r>
         <w:rPr>
           <w:rFonts w:ascii="Charis SIL Regular" w:hAnsi="Charis SIL Regular" w:eastAsia="Charis SIL Regular"/>
           <w:b w:val="0"/>
           <w:i w:val="0"/>
-          <w:color w:val="0000FF"/>
+          <w:color w:val="000000"/>
           <w:sz w:val="24"/>
-          <w:u w:val="single"/>
-        </w:rPr>
-        <w:hyperlink r:id="rId11" w:history="1">
-          <w:r>
-            <w:rPr>
-              <w:rStyle w:val="Hyperlink"/>
-            </w:rPr>
-            <w:t>um</w:t>
-          </w:r>
-        </w:hyperlink>
-      </w:r>
-      <w:r>
-        <w:rPr>
-          <w:rFonts w:ascii="Charis SIL Regular" w:hAnsi="Charis SIL Regular" w:eastAsia="Charis SIL Regular"/>
-          <w:b w:val="0"/>
-          <w:i w:val="0"/>
-          <w:color w:val="0000FF"/>
-          <w:sz w:val="24"/>
-          <w:u w:val="single"/>
-        </w:rPr>
-        <w:t xml:space="preserve"> </w:t>
-      </w:r>
-      <w:r>
-        <w:rPr>
-          <w:rFonts w:ascii="Charis SIL Regular" w:hAnsi="Charis SIL Regular" w:eastAsia="Charis SIL Regular"/>
-          <w:b w:val="0"/>
-          <w:i w:val="0"/>
-          <w:color w:val="0000FF"/>
-          <w:sz w:val="24"/>
-          <w:u w:val="single"/>
-        </w:rPr>
-        <w:hyperlink r:id="rId11" w:history="1">
-          <w:r>
-            <w:rPr>
-              <w:rStyle w:val="Hyperlink"/>
-            </w:rPr>
-            <w:t>voor</w:t>
-          </w:r>
-        </w:hyperlink>
-      </w:r>
-      <w:r>
-        <w:rPr>
-          <w:rFonts w:ascii="Charis SIL Regular" w:hAnsi="Charis SIL Regular" w:eastAsia="Charis SIL Regular"/>
-          <w:b w:val="0"/>
-          <w:i w:val="0"/>
-          <w:color w:val="0000FF"/>
-          <w:sz w:val="24"/>
-          <w:u w:val="single"/>
-        </w:rPr>
-        <w:t xml:space="preserve"> </w:t>
-      </w:r>
-      <w:r>
-        <w:rPr>
-          <w:rFonts w:ascii="Charis SIL Regular" w:hAnsi="Charis SIL Regular" w:eastAsia="Charis SIL Regular"/>
-          <w:b w:val="0"/>
-          <w:i w:val="0"/>
-          <w:color w:val="0000FF"/>
-          <w:sz w:val="24"/>
-          <w:u w:val="single"/>
         </w:rPr>
         <w:hyperlink r:id="rId12" w:history="1">
           <w:r>
             <w:rPr>
               <w:rStyle w:val="Hyperlink"/>
             </w:rPr>
-            <w:t>Volkenk</w:t>
+            <w:t xml:space="preserve"> Toen de mus</w:t>
           </w:r>
         </w:hyperlink>
       </w:r>
@@ -971,44 +935,8 @@
           <w:rFonts w:ascii="Charis SIL Regular" w:hAnsi="Charis SIL Regular" w:eastAsia="Charis SIL Regular"/>
           <w:b w:val="0"/>
           <w:i w:val="0"/>
-          <w:color w:val="0000FF"/>
+          <w:color w:val="000000"/>
           <w:sz w:val="24"/>
-        </w:rPr>
-        <w:hyperlink r:id="rId12" w:history="1">
-          <w:r>
-            <w:rPr>
-              <w:rStyle w:val="Hyperlink"/>
-            </w:rPr>
-            <w:t>u</w:t>
-          </w:r>
-        </w:hyperlink>
-      </w:r>
-      <w:r>
-        <w:rPr>
-          <w:rFonts w:ascii="Charis SIL Regular" w:hAnsi="Charis SIL Regular" w:eastAsia="Charis SIL Regular"/>
-          <w:b w:val="0"/>
-          <w:i w:val="0"/>
-          <w:color w:val="0000FF"/>
-          <w:sz w:val="24"/>
-          <w:u w:val="single"/>
-        </w:rPr>
-        <w:hyperlink r:id="rId12" w:history="1">
-          <w:r>
-            <w:rPr>
-              <w:rStyle w:val="Hyperlink"/>
-            </w:rPr>
-            <w:t>nd</w:t>
-          </w:r>
-        </w:hyperlink>
-      </w:r>
-      <w:r>
-        <w:rPr>
-          <w:rFonts w:ascii="Charis SIL Regular" w:hAnsi="Charis SIL Regular" w:eastAsia="Charis SIL Regular"/>
-          <w:b w:val="0"/>
-          <w:i w:val="0"/>
-          <w:color w:val="0000FF"/>
-          <w:sz w:val="24"/>
-          <w:u w:val="single"/>
         </w:rPr>
         <w:hyperlink r:id="rId12" w:history="1">
           <w:r>
@@ -1021,45 +949,23 @@
       </w:r>
       <w:r>
         <w:rPr>
-          <w:u w:val="single" w:color="0000ff"/>
           <w:rFonts w:ascii="Charis SIL Regular" w:hAnsi="Charis SIL Regular" w:eastAsia="Charis SIL Regular"/>
           <w:b w:val="0"/>
           <w:i w:val="0"/>
           <w:color w:val="000000"/>
           <w:sz w:val="24"/>
         </w:rPr>
-        <w:hyperlink r:id="rId11" w:history="1">
+        <w:hyperlink r:id="rId12" w:history="1">
           <w:r>
             <w:rPr>
               <w:rStyle w:val="Hyperlink"/>
             </w:rPr>
-            <w:t xml:space="preserve"> in Leid</w:t>
+            <w:t>umd</w:t>
           </w:r>
         </w:hyperlink>
       </w:r>
       <w:r>
         <w:rPr>
-          <w:rFonts w:ascii="Charis SIL Regular" w:hAnsi="Charis SIL Regular" w:eastAsia="Charis SIL Regular"/>
-          <w:b w:val="0"/>
-          <w:i w:val="0"/>
-          <w:color w:val="000000"/>
-          <w:sz w:val="24"/>
-        </w:rPr>
-        <w:t xml:space="preserve">en. Van een overname is het echter </w:t>
-      </w:r>
-      <w:r>
-        <w:rPr>
-          <w:rFonts w:ascii="Charis SIL Regular" w:hAnsi="Charis SIL Regular" w:eastAsia="Charis SIL Regular"/>
-          <w:b w:val="0"/>
-          <w:i w:val="0"/>
-          <w:color w:val="000000"/>
-          <w:sz w:val="24"/>
-        </w:rPr>
-        <w:t>nooit gekomen. Toen de museumd</w:t>
-      </w:r>
-      <w:r>
-        <w:rPr>
-          <w:u w:val="single" w:color="0000ff"/>
           <w:rFonts w:ascii="Charis SIL Regular" w:hAnsi="Charis SIL Regular" w:eastAsia="Charis SIL Regular"/>
           <w:b w:val="0"/>
           <w:i w:val="0"/>
@@ -2370,6 +2276,7 @@
       </w:r>
       <w:r>
         <w:rPr>
+          <w:u w:val="single" w:color="0000ff"/>
           <w:rFonts w:ascii="Charis SIL Regular" w:hAnsi="Charis SIL Regular" w:eastAsia="Charis SIL Regular"/>
           <w:b w:val="0"/>
           <w:i w:val="0"/>
@@ -3929,7 +3836,7 @@
           <w:sz w:val="24"/>
           <w:u w:val="single"/>
         </w:rPr>
-        <w:hyperlink r:id="rId23" w:history="1">
+        <w:hyperlink r:id="rId22" w:history="1">
           <w:r>
             <w:rPr>
               <w:rStyle w:val="Hyperlink"/>
@@ -3958,7 +3865,7 @@
           <w:sz w:val="24"/>
           <w:u w:val="single"/>
         </w:rPr>
-        <w:hyperlink r:id="rId23" w:history="1">
+        <w:hyperlink r:id="rId22" w:history="1">
           <w:r>
             <w:rPr>
               <w:rStyle w:val="Hyperlink"/>
@@ -3976,7 +3883,7 @@
           <w:sz w:val="24"/>
           <w:u w:val="single"/>
         </w:rPr>
-        <w:hyperlink r:id="rId23" w:history="1">
+        <w:hyperlink r:id="rId22" w:history="1">
           <w:r>
             <w:rPr>
               <w:rStyle w:val="Hyperlink"/>
@@ -3987,13 +3894,21 @@
       </w:r>
       <w:r>
         <w:rPr>
+          <w:u w:val="single" w:color="0000ff"/>
           <w:rFonts w:ascii="Charis SIL Regular" w:hAnsi="Charis SIL Regular" w:eastAsia="Charis SIL Regular"/>
           <w:b w:val="0"/>
           <w:i w:val="0"/>
           <w:color w:val="000000"/>
           <w:sz w:val="24"/>
         </w:rPr>
-        <w:t xml:space="preserve">, </w:t>
+        <w:hyperlink r:id="rId22" w:history="1">
+          <w:r>
+            <w:rPr>
+              <w:rStyle w:val="Hyperlink"/>
+            </w:rPr>
+            <w:t xml:space="preserve">, </w:t>
+          </w:r>
+        </w:hyperlink>
       </w:r>
       <w:r>
         <w:rPr>
@@ -4004,7 +3919,7 @@
           <w:sz w:val="24"/>
           <w:u w:val="single"/>
         </w:rPr>
-        <w:hyperlink r:id="rId22" w:history="1">
+        <w:hyperlink r:id="rId24" w:history="1">
           <w:r>
             <w:rPr>
               <w:rStyle w:val="Hyperlink"/>

--- a/EXPORTS/DOCX/published/niveau3/Dutch/TropischLandbouwMus.docx
+++ b/EXPORTS/DOCX/published/niveau3/Dutch/TropischLandbouwMus.docx
@@ -872,8 +872,164 @@
           <w:i w:val="0"/>
           <w:color w:val="0000FF"/>
           <w:sz w:val="24"/>
-        </w:rPr>
-        <w:t>Rijksmuseum voor Volkenkunde</w:t>
+          <w:u w:val="single"/>
+        </w:rPr>
+        <w:hyperlink r:id="rId12" w:history="1">
+          <w:r>
+            <w:rPr>
+              <w:rStyle w:val="Hyperlink"/>
+            </w:rPr>
+            <w:t>Rijksmus</w:t>
+          </w:r>
+        </w:hyperlink>
+      </w:r>
+      <w:r>
+        <w:rPr>
+          <w:rFonts w:ascii="Charis SIL Regular" w:hAnsi="Charis SIL Regular" w:eastAsia="Charis SIL Regular"/>
+          <w:b w:val="0"/>
+          <w:i w:val="0"/>
+          <w:color w:val="0000FF"/>
+          <w:sz w:val="24"/>
+          <w:u w:val="single"/>
+        </w:rPr>
+        <w:hyperlink r:id="rId12" w:history="1">
+          <w:r>
+            <w:rPr>
+              <w:rStyle w:val="Hyperlink"/>
+            </w:rPr>
+            <w:t>e</w:t>
+          </w:r>
+        </w:hyperlink>
+      </w:r>
+      <w:r>
+        <w:rPr>
+          <w:rFonts w:ascii="Charis SIL Regular" w:hAnsi="Charis SIL Regular" w:eastAsia="Charis SIL Regular"/>
+          <w:b w:val="0"/>
+          <w:i w:val="0"/>
+          <w:color w:val="0000FF"/>
+          <w:sz w:val="24"/>
+          <w:u w:val="single"/>
+        </w:rPr>
+        <w:hyperlink r:id="rId12" w:history="1">
+          <w:r>
+            <w:rPr>
+              <w:rStyle w:val="Hyperlink"/>
+            </w:rPr>
+            <w:t>um</w:t>
+          </w:r>
+        </w:hyperlink>
+      </w:r>
+      <w:r>
+        <w:rPr>
+          <w:rFonts w:ascii="Charis SIL Regular" w:hAnsi="Charis SIL Regular" w:eastAsia="Charis SIL Regular"/>
+          <w:b w:val="0"/>
+          <w:i w:val="0"/>
+          <w:color w:val="0000FF"/>
+          <w:sz w:val="24"/>
+          <w:u w:val="single"/>
+        </w:rPr>
+        <w:t xml:space="preserve"> </w:t>
+      </w:r>
+      <w:r>
+        <w:rPr>
+          <w:rFonts w:ascii="Charis SIL Regular" w:hAnsi="Charis SIL Regular" w:eastAsia="Charis SIL Regular"/>
+          <w:b w:val="0"/>
+          <w:i w:val="0"/>
+          <w:color w:val="0000FF"/>
+          <w:sz w:val="24"/>
+          <w:u w:val="single"/>
+        </w:rPr>
+        <w:hyperlink r:id="rId12" w:history="1">
+          <w:r>
+            <w:rPr>
+              <w:rStyle w:val="Hyperlink"/>
+            </w:rPr>
+            <w:t>voor</w:t>
+          </w:r>
+        </w:hyperlink>
+      </w:r>
+      <w:r>
+        <w:rPr>
+          <w:rFonts w:ascii="Charis SIL Regular" w:hAnsi="Charis SIL Regular" w:eastAsia="Charis SIL Regular"/>
+          <w:b w:val="0"/>
+          <w:i w:val="0"/>
+          <w:color w:val="0000FF"/>
+          <w:sz w:val="24"/>
+          <w:u w:val="single"/>
+        </w:rPr>
+        <w:t xml:space="preserve"> </w:t>
+      </w:r>
+      <w:r>
+        <w:rPr>
+          <w:rFonts w:ascii="Charis SIL Regular" w:hAnsi="Charis SIL Regular" w:eastAsia="Charis SIL Regular"/>
+          <w:b w:val="0"/>
+          <w:i w:val="0"/>
+          <w:color w:val="0000FF"/>
+          <w:sz w:val="24"/>
+          <w:u w:val="single"/>
+        </w:rPr>
+        <w:hyperlink r:id="rId12" w:history="1">
+          <w:r>
+            <w:rPr>
+              <w:rStyle w:val="Hyperlink"/>
+            </w:rPr>
+            <w:t>Volkenk</w:t>
+          </w:r>
+        </w:hyperlink>
+      </w:r>
+      <w:r>
+        <w:rPr>
+          <w:rFonts w:ascii="Charis SIL Regular" w:hAnsi="Charis SIL Regular" w:eastAsia="Charis SIL Regular"/>
+          <w:b w:val="0"/>
+          <w:i w:val="0"/>
+          <w:color w:val="0000FF"/>
+          <w:sz w:val="24"/>
+          <w:u w:val="single"/>
+        </w:rPr>
+        <w:hyperlink r:id="rId12" w:history="1">
+          <w:r>
+            <w:rPr>
+              <w:rStyle w:val="Hyperlink"/>
+            </w:rPr>
+            <w:t>u</w:t>
+          </w:r>
+        </w:hyperlink>
+      </w:r>
+      <w:r>
+        <w:rPr>
+          <w:rFonts w:ascii="Charis SIL Regular" w:hAnsi="Charis SIL Regular" w:eastAsia="Charis SIL Regular"/>
+          <w:b w:val="0"/>
+          <w:i w:val="0"/>
+          <w:color w:val="0000FF"/>
+          <w:sz w:val="24"/>
+          <w:u w:val="single"/>
+        </w:rPr>
+        <w:hyperlink r:id="rId11" w:history="1">
+          <w:r>
+            <w:rPr>
+              <w:rStyle w:val="Hyperlink"/>
+            </w:rPr>
+            <w:t>nd</w:t>
+          </w:r>
+        </w:hyperlink>
+      </w:r>
+      <w:r>
+        <w:rPr>
+          <w:rFonts w:ascii="Charis SIL Regular" w:hAnsi="Charis SIL Regular" w:eastAsia="Charis SIL Regular"/>
+          <w:b w:val="0"/>
+          <w:i w:val="0"/>
+          <w:color w:val="0000FF"/>
+          <w:sz w:val="24"/>
+          <w:u w:val="single"/>
+        </w:rPr>
+        <w:hyperlink r:id="rId11" w:history="1">
+          <w:r>
+            <w:rPr>
+              <w:rStyle w:val="Hyperlink"/>
+            </w:rPr>
+            <w:t>e</w:t>
+          </w:r>
+        </w:hyperlink>
       </w:r>
       <w:r>
         <w:rPr>
@@ -915,6 +1071,7 @@
       </w:r>
       <w:r>
         <w:rPr>
+          <w:u w:val="single" w:color="0000ff"/>
           <w:rFonts w:ascii="Charis SIL Regular" w:hAnsi="Charis SIL Regular" w:eastAsia="Charis SIL Regular"/>
           <w:b w:val="0"/>
           <w:i w:val="0"/>
@@ -932,6 +1089,7 @@
       </w:r>
       <w:r>
         <w:rPr>
+          <w:u w:val="single" w:color="0000ff"/>
           <w:rFonts w:ascii="Charis SIL Regular" w:hAnsi="Charis SIL Regular" w:eastAsia="Charis SIL Regular"/>
           <w:b w:val="0"/>
           <w:i w:val="0"/>
@@ -949,6 +1107,7 @@
       </w:r>
       <w:r>
         <w:rPr>
+          <w:u w:val="single" w:color="0000ff"/>
           <w:rFonts w:ascii="Charis SIL Regular" w:hAnsi="Charis SIL Regular" w:eastAsia="Charis SIL Regular"/>
           <w:b w:val="0"/>
           <w:i w:val="0"/>
@@ -966,6 +1125,7 @@
       </w:r>
       <w:r>
         <w:rPr>
+          <w:u w:val="single" w:color="0000ff"/>
           <w:rFonts w:ascii="Charis SIL Regular" w:hAnsi="Charis SIL Regular" w:eastAsia="Charis SIL Regular"/>
           <w:b w:val="0"/>
           <w:i w:val="0"/>
@@ -3800,7 +3960,6 @@
       </w:r>
       <w:r>
         <w:rPr>
-          <w:u w:val="single" w:color="0000ff"/>
           <w:rFonts w:ascii="Charis SIL Regular" w:hAnsi="Charis SIL Regular" w:eastAsia="Charis SIL Regular"/>
           <w:b w:val="0"/>
           <w:i w:val="0"/>
@@ -3836,7 +3995,7 @@
           <w:sz w:val="24"/>
           <w:u w:val="single"/>
         </w:rPr>
-        <w:hyperlink r:id="rId22" w:history="1">
+        <w:hyperlink r:id="rId23" w:history="1">
           <w:r>
             <w:rPr>
               <w:rStyle w:val="Hyperlink"/>
@@ -3865,7 +4024,7 @@
           <w:sz w:val="24"/>
           <w:u w:val="single"/>
         </w:rPr>
-        <w:hyperlink r:id="rId22" w:history="1">
+        <w:hyperlink r:id="rId23" w:history="1">
           <w:r>
             <w:rPr>
               <w:rStyle w:val="Hyperlink"/>
@@ -3883,7 +4042,7 @@
           <w:sz w:val="24"/>
           <w:u w:val="single"/>
         </w:rPr>
-        <w:hyperlink r:id="rId22" w:history="1">
+        <w:hyperlink r:id="rId23" w:history="1">
           <w:r>
             <w:rPr>
               <w:rStyle w:val="Hyperlink"/>
@@ -3894,21 +4053,13 @@
       </w:r>
       <w:r>
         <w:rPr>
-          <w:u w:val="single" w:color="0000ff"/>
           <w:rFonts w:ascii="Charis SIL Regular" w:hAnsi="Charis SIL Regular" w:eastAsia="Charis SIL Regular"/>
           <w:b w:val="0"/>
           <w:i w:val="0"/>
           <w:color w:val="000000"/>
           <w:sz w:val="24"/>
         </w:rPr>
-        <w:hyperlink r:id="rId22" w:history="1">
-          <w:r>
-            <w:rPr>
-              <w:rStyle w:val="Hyperlink"/>
-            </w:rPr>
-            <w:t xml:space="preserve">, </w:t>
-          </w:r>
-        </w:hyperlink>
+        <w:t xml:space="preserve">, </w:t>
       </w:r>
       <w:r>
         <w:rPr>

--- a/EXPORTS/DOCX/published/niveau3/Dutch/TropischLandbouwMus.docx
+++ b/EXPORTS/DOCX/published/niveau3/Dutch/TropischLandbouwMus.docx
@@ -1004,7 +1004,7 @@
           <w:sz w:val="24"/>
           <w:u w:val="single"/>
         </w:rPr>
-        <w:hyperlink r:id="rId11" w:history="1">
+        <w:hyperlink r:id="rId12" w:history="1">
           <w:r>
             <w:rPr>
               <w:rStyle w:val="Hyperlink"/>
@@ -2029,7 +2029,14 @@
           <w:color w:val="000000"/>
           <w:sz w:val="24"/>
         </w:rPr>
-        <w:t>nigi</w:t>
+        <w:hyperlink r:id="rId15" w:history="1">
+          <w:r>
+            <w:rPr>
+              <w:rStyle w:val="Hyperlink"/>
+            </w:rPr>
+            <w:t>nigi</w:t>
+          </w:r>
+        </w:hyperlink>
       </w:r>
       <w:r>
         <w:rPr>
@@ -2382,7 +2389,61 @@
           <w:color w:val="000000"/>
           <w:sz w:val="24"/>
         </w:rPr>
-        <w:t>ectie. T</w:t>
+        <w:hyperlink r:id="rId18" w:history="1">
+          <w:r>
+            <w:rPr>
+              <w:rStyle w:val="Hyperlink"/>
+            </w:rPr>
+            <w:t>ecti</w:t>
+          </w:r>
+        </w:hyperlink>
+      </w:r>
+      <w:r>
+        <w:rPr>
+          <w:u w:val="single" w:color="0000ff"/>
+          <w:rFonts w:ascii="Charis SIL Regular" w:hAnsi="Charis SIL Regular" w:eastAsia="Charis SIL Regular"/>
+          <w:b w:val="0"/>
+          <w:i w:val="0"/>
+          <w:color w:val="000000"/>
+          <w:sz w:val="24"/>
+        </w:rPr>
+        <w:hyperlink r:id="rId18" w:history="1">
+          <w:r>
+            <w:rPr>
+              <w:rStyle w:val="Hyperlink"/>
+            </w:rPr>
+            <w:t>e</w:t>
+          </w:r>
+        </w:hyperlink>
+      </w:r>
+      <w:r>
+        <w:rPr>
+          <w:u w:val="single" w:color="0000ff"/>
+          <w:rFonts w:ascii="Charis SIL Regular" w:hAnsi="Charis SIL Regular" w:eastAsia="Charis SIL Regular"/>
+          <w:b w:val="0"/>
+          <w:i w:val="0"/>
+          <w:color w:val="000000"/>
+          <w:sz w:val="24"/>
+        </w:rPr>
+        <w:hyperlink r:id="rId18" w:history="1">
+          <w:r>
+            <w:rPr>
+              <w:rStyle w:val="Hyperlink"/>
+            </w:rPr>
+            <w:t xml:space="preserve">. </w:t>
+          </w:r>
+        </w:hyperlink>
+      </w:r>
+      <w:r>
+        <w:rPr>
+          <w:u w:val="single" w:color="0000ff"/>
+          <w:rFonts w:ascii="Charis SIL Regular" w:hAnsi="Charis SIL Regular" w:eastAsia="Charis SIL Regular"/>
+          <w:b w:val="0"/>
+          <w:i w:val="0"/>
+          <w:color w:val="000000"/>
+          <w:sz w:val="24"/>
+        </w:rPr>
+        <w:t>T</w:t>
       </w:r>
       <w:r>
         <w:rPr>
@@ -2422,13 +2483,31 @@
       </w:r>
       <w:r>
         <w:rPr>
+          <w:u w:val="single" w:color="0000ff"/>
           <w:rFonts w:ascii="Charis SIL Regular" w:hAnsi="Charis SIL Regular" w:eastAsia="Charis SIL Regular"/>
           <w:b w:val="0"/>
           <w:i w:val="0"/>
           <w:color w:val="000000"/>
           <w:sz w:val="24"/>
         </w:rPr>
-        <w:t xml:space="preserve">r nog het </w:t>
+        <w:hyperlink r:id="rId18" w:history="1">
+          <w:r>
+            <w:rPr>
+              <w:rStyle w:val="Hyperlink"/>
+            </w:rPr>
+            <w:t xml:space="preserve">r nog </w:t>
+          </w:r>
+        </w:hyperlink>
+      </w:r>
+      <w:r>
+        <w:rPr>
+          <w:rFonts w:ascii="Charis SIL Regular" w:hAnsi="Charis SIL Regular" w:eastAsia="Charis SIL Regular"/>
+          <w:b w:val="0"/>
+          <w:i w:val="0"/>
+          <w:color w:val="000000"/>
+          <w:sz w:val="24"/>
+        </w:rPr>
+        <w:t xml:space="preserve">het </w:t>
       </w:r>
       <w:r>
         <w:rPr>
@@ -2640,7 +2719,14 @@
           <w:color w:val="000000"/>
           <w:sz w:val="24"/>
         </w:rPr>
-        <w:t xml:space="preserve">aal </w:t>
+        <w:hyperlink r:id="rId19" w:history="1">
+          <w:r>
+            <w:rPr>
+              <w:rStyle w:val="Hyperlink"/>
+            </w:rPr>
+            <w:t xml:space="preserve">aal </w:t>
+          </w:r>
+        </w:hyperlink>
       </w:r>
       <w:r>
         <w:rPr>
@@ -2687,7 +2773,14 @@
           <w:color w:val="000000"/>
           <w:sz w:val="24"/>
         </w:rPr>
-        <w:t>r het Tropis</w:t>
+        <w:hyperlink r:id="rId19" w:history="1">
+          <w:r>
+            <w:rPr>
+              <w:rStyle w:val="Hyperlink"/>
+            </w:rPr>
+            <w:t>r het Tropis</w:t>
+          </w:r>
+        </w:hyperlink>
       </w:r>
       <w:r>
         <w:rPr>
@@ -3867,21 +3960,13 @@
       </w:r>
       <w:r>
         <w:rPr>
-          <w:u w:val="single" w:color="0000ff"/>
           <w:rFonts w:ascii="Charis SIL Regular" w:hAnsi="Charis SIL Regular" w:eastAsia="Charis SIL Regular"/>
           <w:b w:val="0"/>
           <w:i w:val="0"/>
           <w:color w:val="000000"/>
           <w:sz w:val="24"/>
         </w:rPr>
-        <w:hyperlink r:id="rId22" w:history="1">
-          <w:r>
-            <w:rPr>
-              <w:rStyle w:val="Hyperlink"/>
-            </w:rPr>
-            <w:t xml:space="preserve">, </w:t>
-          </w:r>
-        </w:hyperlink>
+        <w:t xml:space="preserve">, </w:t>
       </w:r>
       <w:r>
         <w:rPr>

--- a/EXPORTS/DOCX/published/niveau3/Dutch/TropischLandbouwMus.docx
+++ b/EXPORTS/DOCX/published/niveau3/Dutch/TropischLandbouwMus.docx
@@ -506,7 +506,25 @@
           <w:color w:val="000000"/>
           <w:sz w:val="24"/>
         </w:rPr>
-        <w:t>museumzaal van het Koloniaal Land</w:t>
+        <w:t>museumzaal van he</w:t>
+      </w:r>
+      <w:r>
+        <w:rPr>
+          <w:u w:val="single" w:color="0000ff"/>
+          <w:rFonts w:ascii="Charis SIL Regular" w:hAnsi="Charis SIL Regular" w:eastAsia="Charis SIL Regular"/>
+          <w:b w:val="0"/>
+          <w:i w:val="0"/>
+          <w:color w:val="000000"/>
+          <w:sz w:val="24"/>
+        </w:rPr>
+        <w:hyperlink r:id="rId10" w:history="1">
+          <w:r>
+            <w:rPr>
+              <w:rStyle w:val="Hyperlink"/>
+            </w:rPr>
+            <w:t>t Koloniaal Land</w:t>
+          </w:r>
+        </w:hyperlink>
       </w:r>
       <w:r>
         <w:rPr>
@@ -834,7 +852,18 @@
           <w:color w:val="000000"/>
           <w:sz w:val="24"/>
         </w:rPr>
-        <w:t xml:space="preserve">het toenmalige </w:t>
+        <w:t>het toenma</w:t>
+      </w:r>
+      <w:r>
+        <w:rPr>
+          <w:u w:val="single" w:color="0000ff"/>
+          <w:rFonts w:ascii="Charis SIL Regular" w:hAnsi="Charis SIL Regular" w:eastAsia="Charis SIL Regular"/>
+          <w:b w:val="0"/>
+          <w:i w:val="0"/>
+          <w:color w:val="000000"/>
+          <w:sz w:val="24"/>
+        </w:rPr>
+        <w:t xml:space="preserve">lige </w:t>
       </w:r>
       <w:r>
         <w:rPr>
@@ -892,7 +921,48 @@
           <w:color w:val="000000"/>
           <w:sz w:val="24"/>
         </w:rPr>
-        <w:t xml:space="preserve"> Toen de museumd</w:t>
+        <w:hyperlink r:id="rId12" w:history="1">
+          <w:r>
+            <w:rPr>
+              <w:rStyle w:val="Hyperlink"/>
+            </w:rPr>
+            <w:t xml:space="preserve"> Toen de mus</w:t>
+          </w:r>
+        </w:hyperlink>
+      </w:r>
+      <w:r>
+        <w:rPr>
+          <w:rFonts w:ascii="Charis SIL Regular" w:hAnsi="Charis SIL Regular" w:eastAsia="Charis SIL Regular"/>
+          <w:b w:val="0"/>
+          <w:i w:val="0"/>
+          <w:color w:val="000000"/>
+          <w:sz w:val="24"/>
+        </w:rPr>
+        <w:hyperlink r:id="rId12" w:history="1">
+          <w:r>
+            <w:rPr>
+              <w:rStyle w:val="Hyperlink"/>
+            </w:rPr>
+            <w:t>e</w:t>
+          </w:r>
+        </w:hyperlink>
+      </w:r>
+      <w:r>
+        <w:rPr>
+          <w:rFonts w:ascii="Charis SIL Regular" w:hAnsi="Charis SIL Regular" w:eastAsia="Charis SIL Regular"/>
+          <w:b w:val="0"/>
+          <w:i w:val="0"/>
+          <w:color w:val="000000"/>
+          <w:sz w:val="24"/>
+        </w:rPr>
+        <w:hyperlink r:id="rId12" w:history="1">
+          <w:r>
+            <w:rPr>
+              <w:rStyle w:val="Hyperlink"/>
+            </w:rPr>
+            <w:t>umd</w:t>
+          </w:r>
+        </w:hyperlink>
       </w:r>
       <w:r>
         <w:rPr>
@@ -2206,7 +2276,6 @@
       </w:r>
       <w:r>
         <w:rPr>
-          <w:u w:val="single" w:color="0000ff"/>
           <w:rFonts w:ascii="Charis SIL Regular" w:hAnsi="Charis SIL Regular" w:eastAsia="Charis SIL Regular"/>
           <w:b w:val="0"/>
           <w:i w:val="0"/>
@@ -2442,7 +2511,143 @@
           <w:color w:val="000000"/>
           <w:sz w:val="24"/>
         </w:rPr>
-        <w:t xml:space="preserve"> waarin zich ook relevant materiaal over het Tropisch Landbouwmuseum </w:t>
+        <w:t xml:space="preserve"> waarin zich ook relevan</w:t>
+      </w:r>
+      <w:r>
+        <w:rPr>
+          <w:u w:val="single" w:color="0000ff"/>
+          <w:rFonts w:ascii="Charis SIL Regular" w:hAnsi="Charis SIL Regular" w:eastAsia="Charis SIL Regular"/>
+          <w:b w:val="0"/>
+          <w:i w:val="0"/>
+          <w:color w:val="000000"/>
+          <w:sz w:val="24"/>
+        </w:rPr>
+        <w:hyperlink r:id="rId19" w:history="1">
+          <w:r>
+            <w:rPr>
+              <w:rStyle w:val="Hyperlink"/>
+            </w:rPr>
+            <w:t>t mater</w:t>
+          </w:r>
+        </w:hyperlink>
+      </w:r>
+      <w:r>
+        <w:rPr>
+          <w:u w:val="single" w:color="0000ff"/>
+          <w:rFonts w:ascii="Charis SIL Regular" w:hAnsi="Charis SIL Regular" w:eastAsia="Charis SIL Regular"/>
+          <w:b w:val="0"/>
+          <w:i w:val="0"/>
+          <w:color w:val="000000"/>
+          <w:sz w:val="24"/>
+        </w:rPr>
+        <w:hyperlink r:id="rId19" w:history="1">
+          <w:r>
+            <w:rPr>
+              <w:rStyle w:val="Hyperlink"/>
+            </w:rPr>
+            <w:t>i</w:t>
+          </w:r>
+        </w:hyperlink>
+      </w:r>
+      <w:r>
+        <w:rPr>
+          <w:u w:val="single" w:color="0000ff"/>
+          <w:rFonts w:ascii="Charis SIL Regular" w:hAnsi="Charis SIL Regular" w:eastAsia="Charis SIL Regular"/>
+          <w:b w:val="0"/>
+          <w:i w:val="0"/>
+          <w:color w:val="000000"/>
+          <w:sz w:val="24"/>
+        </w:rPr>
+        <w:hyperlink r:id="rId19" w:history="1">
+          <w:r>
+            <w:rPr>
+              <w:rStyle w:val="Hyperlink"/>
+            </w:rPr>
+            <w:t xml:space="preserve">aal </w:t>
+          </w:r>
+        </w:hyperlink>
+      </w:r>
+      <w:r>
+        <w:rPr>
+          <w:u w:val="single" w:color="0000ff"/>
+          <w:rFonts w:ascii="Charis SIL Regular" w:hAnsi="Charis SIL Regular" w:eastAsia="Charis SIL Regular"/>
+          <w:b w:val="0"/>
+          <w:i w:val="0"/>
+          <w:color w:val="000000"/>
+          <w:sz w:val="24"/>
+        </w:rPr>
+        <w:hyperlink r:id="rId19" w:history="1">
+          <w:r>
+            <w:rPr>
+              <w:rStyle w:val="Hyperlink"/>
+            </w:rPr>
+            <w:t>ov</w:t>
+          </w:r>
+        </w:hyperlink>
+      </w:r>
+      <w:r>
+        <w:rPr>
+          <w:u w:val="single" w:color="0000ff"/>
+          <w:rFonts w:ascii="Charis SIL Regular" w:hAnsi="Charis SIL Regular" w:eastAsia="Charis SIL Regular"/>
+          <w:b w:val="0"/>
+          <w:i w:val="0"/>
+          <w:color w:val="000000"/>
+          <w:sz w:val="24"/>
+        </w:rPr>
+        <w:hyperlink r:id="rId19" w:history="1">
+          <w:r>
+            <w:rPr>
+              <w:rStyle w:val="Hyperlink"/>
+            </w:rPr>
+            <w:t>e</w:t>
+          </w:r>
+        </w:hyperlink>
+      </w:r>
+      <w:r>
+        <w:rPr>
+          <w:u w:val="single" w:color="0000ff"/>
+          <w:rFonts w:ascii="Charis SIL Regular" w:hAnsi="Charis SIL Regular" w:eastAsia="Charis SIL Regular"/>
+          <w:b w:val="0"/>
+          <w:i w:val="0"/>
+          <w:color w:val="000000"/>
+          <w:sz w:val="24"/>
+        </w:rPr>
+        <w:hyperlink r:id="rId19" w:history="1">
+          <w:r>
+            <w:rPr>
+              <w:rStyle w:val="Hyperlink"/>
+            </w:rPr>
+            <w:t>r het Tropis</w:t>
+          </w:r>
+        </w:hyperlink>
+      </w:r>
+      <w:r>
+        <w:rPr>
+          <w:u w:val="single" w:color="0000ff"/>
+          <w:rFonts w:ascii="Charis SIL Regular" w:hAnsi="Charis SIL Regular" w:eastAsia="Charis SIL Regular"/>
+          <w:b w:val="0"/>
+          <w:i w:val="0"/>
+          <w:color w:val="000000"/>
+          <w:sz w:val="24"/>
+        </w:rPr>
+        <w:hyperlink r:id="rId19" w:history="1">
+          <w:r>
+            <w:rPr>
+              <w:rStyle w:val="Hyperlink"/>
+            </w:rPr>
+            <w:t>ch Landbo</w:t>
+          </w:r>
+        </w:hyperlink>
+      </w:r>
+      <w:r>
+        <w:rPr>
+          <w:rFonts w:ascii="Charis SIL Regular" w:hAnsi="Charis SIL Regular" w:eastAsia="Charis SIL Regular"/>
+          <w:b w:val="0"/>
+          <w:i w:val="0"/>
+          <w:color w:val="000000"/>
+          <w:sz w:val="24"/>
+        </w:rPr>
+        <w:t xml:space="preserve">uwmuseum </w:t>
       </w:r>
       <w:r>
         <w:rPr>

--- a/EXPORTS/DOCX/published/niveau3/Dutch/TropischLandbouwMus.docx
+++ b/EXPORTS/DOCX/published/niveau3/Dutch/TropischLandbouwMus.docx
@@ -872,8 +872,164 @@
           <w:i w:val="0"/>
           <w:color w:val="0000FF"/>
           <w:sz w:val="24"/>
-        </w:rPr>
-        <w:t>Rijksmuseum voor Volkenkunde</w:t>
+          <w:u w:val="single"/>
+        </w:rPr>
+        <w:hyperlink r:id="rId11" w:history="1">
+          <w:r>
+            <w:rPr>
+              <w:rStyle w:val="Hyperlink"/>
+            </w:rPr>
+            <w:t>Rijksmus</w:t>
+          </w:r>
+        </w:hyperlink>
+      </w:r>
+      <w:r>
+        <w:rPr>
+          <w:rFonts w:ascii="Charis SIL Regular" w:hAnsi="Charis SIL Regular" w:eastAsia="Charis SIL Regular"/>
+          <w:b w:val="0"/>
+          <w:i w:val="0"/>
+          <w:color w:val="0000FF"/>
+          <w:sz w:val="24"/>
+          <w:u w:val="single"/>
+        </w:rPr>
+        <w:hyperlink r:id="rId11" w:history="1">
+          <w:r>
+            <w:rPr>
+              <w:rStyle w:val="Hyperlink"/>
+            </w:rPr>
+            <w:t>e</w:t>
+          </w:r>
+        </w:hyperlink>
+      </w:r>
+      <w:r>
+        <w:rPr>
+          <w:rFonts w:ascii="Charis SIL Regular" w:hAnsi="Charis SIL Regular" w:eastAsia="Charis SIL Regular"/>
+          <w:b w:val="0"/>
+          <w:i w:val="0"/>
+          <w:color w:val="0000FF"/>
+          <w:sz w:val="24"/>
+          <w:u w:val="single"/>
+        </w:rPr>
+        <w:hyperlink r:id="rId11" w:history="1">
+          <w:r>
+            <w:rPr>
+              <w:rStyle w:val="Hyperlink"/>
+            </w:rPr>
+            <w:t>um</w:t>
+          </w:r>
+        </w:hyperlink>
+      </w:r>
+      <w:r>
+        <w:rPr>
+          <w:rFonts w:ascii="Charis SIL Regular" w:hAnsi="Charis SIL Regular" w:eastAsia="Charis SIL Regular"/>
+          <w:b w:val="0"/>
+          <w:i w:val="0"/>
+          <w:color w:val="0000FF"/>
+          <w:sz w:val="24"/>
+          <w:u w:val="single"/>
+        </w:rPr>
+        <w:t xml:space="preserve"> </w:t>
+      </w:r>
+      <w:r>
+        <w:rPr>
+          <w:rFonts w:ascii="Charis SIL Regular" w:hAnsi="Charis SIL Regular" w:eastAsia="Charis SIL Regular"/>
+          <w:b w:val="0"/>
+          <w:i w:val="0"/>
+          <w:color w:val="0000FF"/>
+          <w:sz w:val="24"/>
+          <w:u w:val="single"/>
+        </w:rPr>
+        <w:hyperlink r:id="rId12" w:history="1">
+          <w:r>
+            <w:rPr>
+              <w:rStyle w:val="Hyperlink"/>
+            </w:rPr>
+            <w:t>voor</w:t>
+          </w:r>
+        </w:hyperlink>
+      </w:r>
+      <w:r>
+        <w:rPr>
+          <w:rFonts w:ascii="Charis SIL Regular" w:hAnsi="Charis SIL Regular" w:eastAsia="Charis SIL Regular"/>
+          <w:b w:val="0"/>
+          <w:i w:val="0"/>
+          <w:color w:val="0000FF"/>
+          <w:sz w:val="24"/>
+          <w:u w:val="single"/>
+        </w:rPr>
+        <w:t xml:space="preserve"> </w:t>
+      </w:r>
+      <w:r>
+        <w:rPr>
+          <w:rFonts w:ascii="Charis SIL Regular" w:hAnsi="Charis SIL Regular" w:eastAsia="Charis SIL Regular"/>
+          <w:b w:val="0"/>
+          <w:i w:val="0"/>
+          <w:color w:val="0000FF"/>
+          <w:sz w:val="24"/>
+          <w:u w:val="single"/>
+        </w:rPr>
+        <w:hyperlink r:id="rId12" w:history="1">
+          <w:r>
+            <w:rPr>
+              <w:rStyle w:val="Hyperlink"/>
+            </w:rPr>
+            <w:t>Volkenk</w:t>
+          </w:r>
+        </w:hyperlink>
+      </w:r>
+      <w:r>
+        <w:rPr>
+          <w:rFonts w:ascii="Charis SIL Regular" w:hAnsi="Charis SIL Regular" w:eastAsia="Charis SIL Regular"/>
+          <w:b w:val="0"/>
+          <w:i w:val="0"/>
+          <w:color w:val="0000FF"/>
+          <w:sz w:val="24"/>
+          <w:u w:val="single"/>
+        </w:rPr>
+        <w:hyperlink r:id="rId12" w:history="1">
+          <w:r>
+            <w:rPr>
+              <w:rStyle w:val="Hyperlink"/>
+            </w:rPr>
+            <w:t>u</w:t>
+          </w:r>
+        </w:hyperlink>
+      </w:r>
+      <w:r>
+        <w:rPr>
+          <w:rFonts w:ascii="Charis SIL Regular" w:hAnsi="Charis SIL Regular" w:eastAsia="Charis SIL Regular"/>
+          <w:b w:val="0"/>
+          <w:i w:val="0"/>
+          <w:color w:val="0000FF"/>
+          <w:sz w:val="24"/>
+          <w:u w:val="single"/>
+        </w:rPr>
+        <w:hyperlink r:id="rId12" w:history="1">
+          <w:r>
+            <w:rPr>
+              <w:rStyle w:val="Hyperlink"/>
+            </w:rPr>
+            <w:t>nd</w:t>
+          </w:r>
+        </w:hyperlink>
+      </w:r>
+      <w:r>
+        <w:rPr>
+          <w:rFonts w:ascii="Charis SIL Regular" w:hAnsi="Charis SIL Regular" w:eastAsia="Charis SIL Regular"/>
+          <w:b w:val="0"/>
+          <w:i w:val="0"/>
+          <w:color w:val="0000FF"/>
+          <w:sz w:val="24"/>
+          <w:u w:val="single"/>
+        </w:rPr>
+        <w:hyperlink r:id="rId12" w:history="1">
+          <w:r>
+            <w:rPr>
+              <w:rStyle w:val="Hyperlink"/>
+            </w:rPr>
+            <w:t>e</w:t>
+          </w:r>
+        </w:hyperlink>
       </w:r>
       <w:r>
         <w:rPr>
@@ -915,6 +1071,7 @@
       </w:r>
       <w:r>
         <w:rPr>
+          <w:u w:val="single" w:color="0000ff"/>
           <w:rFonts w:ascii="Charis SIL Regular" w:hAnsi="Charis SIL Regular" w:eastAsia="Charis SIL Regular"/>
           <w:b w:val="0"/>
           <w:i w:val="0"/>
@@ -932,6 +1089,7 @@
       </w:r>
       <w:r>
         <w:rPr>
+          <w:u w:val="single" w:color="0000ff"/>
           <w:rFonts w:ascii="Charis SIL Regular" w:hAnsi="Charis SIL Regular" w:eastAsia="Charis SIL Regular"/>
           <w:b w:val="0"/>
           <w:i w:val="0"/>
@@ -949,6 +1107,7 @@
       </w:r>
       <w:r>
         <w:rPr>
+          <w:u w:val="single" w:color="0000ff"/>
           <w:rFonts w:ascii="Charis SIL Regular" w:hAnsi="Charis SIL Regular" w:eastAsia="Charis SIL Regular"/>
           <w:b w:val="0"/>
           <w:i w:val="0"/>
@@ -966,6 +1125,7 @@
       </w:r>
       <w:r>
         <w:rPr>
+          <w:u w:val="single" w:color="0000ff"/>
           <w:rFonts w:ascii="Charis SIL Regular" w:hAnsi="Charis SIL Regular" w:eastAsia="Charis SIL Regular"/>
           <w:b w:val="0"/>
           <w:i w:val="0"/>
@@ -2276,6 +2436,7 @@
       </w:r>
       <w:r>
         <w:rPr>
+          <w:u w:val="single" w:color="0000ff"/>
           <w:rFonts w:ascii="Charis SIL Regular" w:hAnsi="Charis SIL Regular" w:eastAsia="Charis SIL Regular"/>
           <w:b w:val="0"/>
           <w:i w:val="0"/>
@@ -2511,143 +2672,7 @@
           <w:color w:val="000000"/>
           <w:sz w:val="24"/>
         </w:rPr>
-        <w:t xml:space="preserve"> waarin zich ook relevan</w:t>
-      </w:r>
-      <w:r>
-        <w:rPr>
-          <w:u w:val="single" w:color="0000ff"/>
-          <w:rFonts w:ascii="Charis SIL Regular" w:hAnsi="Charis SIL Regular" w:eastAsia="Charis SIL Regular"/>
-          <w:b w:val="0"/>
-          <w:i w:val="0"/>
-          <w:color w:val="000000"/>
-          <w:sz w:val="24"/>
-        </w:rPr>
-        <w:hyperlink r:id="rId19" w:history="1">
-          <w:r>
-            <w:rPr>
-              <w:rStyle w:val="Hyperlink"/>
-            </w:rPr>
-            <w:t>t mater</w:t>
-          </w:r>
-        </w:hyperlink>
-      </w:r>
-      <w:r>
-        <w:rPr>
-          <w:u w:val="single" w:color="0000ff"/>
-          <w:rFonts w:ascii="Charis SIL Regular" w:hAnsi="Charis SIL Regular" w:eastAsia="Charis SIL Regular"/>
-          <w:b w:val="0"/>
-          <w:i w:val="0"/>
-          <w:color w:val="000000"/>
-          <w:sz w:val="24"/>
-        </w:rPr>
-        <w:hyperlink r:id="rId19" w:history="1">
-          <w:r>
-            <w:rPr>
-              <w:rStyle w:val="Hyperlink"/>
-            </w:rPr>
-            <w:t>i</w:t>
-          </w:r>
-        </w:hyperlink>
-      </w:r>
-      <w:r>
-        <w:rPr>
-          <w:u w:val="single" w:color="0000ff"/>
-          <w:rFonts w:ascii="Charis SIL Regular" w:hAnsi="Charis SIL Regular" w:eastAsia="Charis SIL Regular"/>
-          <w:b w:val="0"/>
-          <w:i w:val="0"/>
-          <w:color w:val="000000"/>
-          <w:sz w:val="24"/>
-        </w:rPr>
-        <w:hyperlink r:id="rId19" w:history="1">
-          <w:r>
-            <w:rPr>
-              <w:rStyle w:val="Hyperlink"/>
-            </w:rPr>
-            <w:t xml:space="preserve">aal </w:t>
-          </w:r>
-        </w:hyperlink>
-      </w:r>
-      <w:r>
-        <w:rPr>
-          <w:u w:val="single" w:color="0000ff"/>
-          <w:rFonts w:ascii="Charis SIL Regular" w:hAnsi="Charis SIL Regular" w:eastAsia="Charis SIL Regular"/>
-          <w:b w:val="0"/>
-          <w:i w:val="0"/>
-          <w:color w:val="000000"/>
-          <w:sz w:val="24"/>
-        </w:rPr>
-        <w:hyperlink r:id="rId19" w:history="1">
-          <w:r>
-            <w:rPr>
-              <w:rStyle w:val="Hyperlink"/>
-            </w:rPr>
-            <w:t>ov</w:t>
-          </w:r>
-        </w:hyperlink>
-      </w:r>
-      <w:r>
-        <w:rPr>
-          <w:u w:val="single" w:color="0000ff"/>
-          <w:rFonts w:ascii="Charis SIL Regular" w:hAnsi="Charis SIL Regular" w:eastAsia="Charis SIL Regular"/>
-          <w:b w:val="0"/>
-          <w:i w:val="0"/>
-          <w:color w:val="000000"/>
-          <w:sz w:val="24"/>
-        </w:rPr>
-        <w:hyperlink r:id="rId19" w:history="1">
-          <w:r>
-            <w:rPr>
-              <w:rStyle w:val="Hyperlink"/>
-            </w:rPr>
-            <w:t>e</w:t>
-          </w:r>
-        </w:hyperlink>
-      </w:r>
-      <w:r>
-        <w:rPr>
-          <w:u w:val="single" w:color="0000ff"/>
-          <w:rFonts w:ascii="Charis SIL Regular" w:hAnsi="Charis SIL Regular" w:eastAsia="Charis SIL Regular"/>
-          <w:b w:val="0"/>
-          <w:i w:val="0"/>
-          <w:color w:val="000000"/>
-          <w:sz w:val="24"/>
-        </w:rPr>
-        <w:hyperlink r:id="rId19" w:history="1">
-          <w:r>
-            <w:rPr>
-              <w:rStyle w:val="Hyperlink"/>
-            </w:rPr>
-            <w:t>r het Tropis</w:t>
-          </w:r>
-        </w:hyperlink>
-      </w:r>
-      <w:r>
-        <w:rPr>
-          <w:u w:val="single" w:color="0000ff"/>
-          <w:rFonts w:ascii="Charis SIL Regular" w:hAnsi="Charis SIL Regular" w:eastAsia="Charis SIL Regular"/>
-          <w:b w:val="0"/>
-          <w:i w:val="0"/>
-          <w:color w:val="000000"/>
-          <w:sz w:val="24"/>
-        </w:rPr>
-        <w:hyperlink r:id="rId19" w:history="1">
-          <w:r>
-            <w:rPr>
-              <w:rStyle w:val="Hyperlink"/>
-            </w:rPr>
-            <w:t>ch Landbo</w:t>
-          </w:r>
-        </w:hyperlink>
-      </w:r>
-      <w:r>
-        <w:rPr>
-          <w:rFonts w:ascii="Charis SIL Regular" w:hAnsi="Charis SIL Regular" w:eastAsia="Charis SIL Regular"/>
-          <w:b w:val="0"/>
-          <w:i w:val="0"/>
-          <w:color w:val="000000"/>
-          <w:sz w:val="24"/>
-        </w:rPr>
-        <w:t xml:space="preserve">uwmuseum </w:t>
+        <w:t xml:space="preserve"> waarin zich ook relevant materiaal over het Tropisch Landbouwmuseum </w:t>
       </w:r>
       <w:r>
         <w:rPr>
@@ -3799,7 +3824,6 @@
       </w:r>
       <w:r>
         <w:rPr>
-          <w:u w:val="single" w:color="0000ff"/>
           <w:rFonts w:ascii="Charis SIL Regular" w:hAnsi="Charis SIL Regular" w:eastAsia="Charis SIL Regular"/>
           <w:b w:val="0"/>
           <w:i w:val="0"/>
@@ -3871,7 +3895,7 @@
           <w:sz w:val="24"/>
           <w:u w:val="single"/>
         </w:rPr>
-        <w:hyperlink r:id="rId23" w:history="1">
+        <w:hyperlink r:id="rId22" w:history="1">
           <w:r>
             <w:rPr>
               <w:rStyle w:val="Hyperlink"/>
@@ -4283,7 +4307,7 @@
         <w:autoSpaceDN w:val="0"/>
         <w:autoSpaceDE w:val="0"/>
         <w:widowControl/>
-        <w:spacing w:line="538" w:lineRule="exact" w:before="478" w:after="0"/>
+        <w:spacing w:line="538" w:lineRule="exact" w:before="458" w:after="0"/>
         <w:ind w:left="0" w:right="0" w:firstLine="0"/>
         <w:jc w:val="left"/>
       </w:pPr>
@@ -4350,7 +4374,7 @@
     </w:p>
     <w:sectPr>
       <w:pgSz w:w="11900" w:h="16840"/>
-      <w:pgMar w:top="324" w:right="940" w:bottom="1398" w:left="960" w:header="720" w:footer="720" w:gutter="0"/>
+      <w:pgMar w:top="324" w:right="940" w:bottom="1408" w:left="960" w:header="720" w:footer="720" w:gutter="0"/>
       <w:cols/>
       <w:docGrid w:linePitch="360"/>
     </w:sectPr>

--- a/EXPORTS/DOCX/published/niveau3/Dutch/TropischLandbouwMus.docx
+++ b/EXPORTS/DOCX/published/niveau3/Dutch/TropischLandbouwMus.docx
@@ -874,7 +874,7 @@
           <w:sz w:val="24"/>
           <w:u w:val="single"/>
         </w:rPr>
-        <w:hyperlink r:id="rId11" w:history="1">
+        <w:hyperlink r:id="rId12" w:history="1">
           <w:r>
             <w:rPr>
               <w:rStyle w:val="Hyperlink"/>
@@ -892,7 +892,7 @@
           <w:sz w:val="24"/>
           <w:u w:val="single"/>
         </w:rPr>
-        <w:hyperlink r:id="rId11" w:history="1">
+        <w:hyperlink r:id="rId12" w:history="1">
           <w:r>
             <w:rPr>
               <w:rStyle w:val="Hyperlink"/>
@@ -910,7 +910,7 @@
           <w:sz w:val="24"/>
           <w:u w:val="single"/>
         </w:rPr>
-        <w:hyperlink r:id="rId11" w:history="1">
+        <w:hyperlink r:id="rId12" w:history="1">
           <w:r>
             <w:rPr>
               <w:rStyle w:val="Hyperlink"/>
@@ -1022,7 +1022,7 @@
           <w:sz w:val="24"/>
           <w:u w:val="single"/>
         </w:rPr>
-        <w:hyperlink r:id="rId12" w:history="1">
+        <w:hyperlink r:id="rId11" w:history="1">
           <w:r>
             <w:rPr>
               <w:rStyle w:val="Hyperlink"/>
@@ -2672,7 +2672,143 @@
           <w:color w:val="000000"/>
           <w:sz w:val="24"/>
         </w:rPr>
-        <w:t xml:space="preserve"> waarin zich ook relevant materiaal over het Tropisch Landbouwmuseum </w:t>
+        <w:t xml:space="preserve"> waarin zich ook relevan</w:t>
+      </w:r>
+      <w:r>
+        <w:rPr>
+          <w:u w:val="single" w:color="0000ff"/>
+          <w:rFonts w:ascii="Charis SIL Regular" w:hAnsi="Charis SIL Regular" w:eastAsia="Charis SIL Regular"/>
+          <w:b w:val="0"/>
+          <w:i w:val="0"/>
+          <w:color w:val="000000"/>
+          <w:sz w:val="24"/>
+        </w:rPr>
+        <w:hyperlink r:id="rId19" w:history="1">
+          <w:r>
+            <w:rPr>
+              <w:rStyle w:val="Hyperlink"/>
+            </w:rPr>
+            <w:t>t mater</w:t>
+          </w:r>
+        </w:hyperlink>
+      </w:r>
+      <w:r>
+        <w:rPr>
+          <w:u w:val="single" w:color="0000ff"/>
+          <w:rFonts w:ascii="Charis SIL Regular" w:hAnsi="Charis SIL Regular" w:eastAsia="Charis SIL Regular"/>
+          <w:b w:val="0"/>
+          <w:i w:val="0"/>
+          <w:color w:val="000000"/>
+          <w:sz w:val="24"/>
+        </w:rPr>
+        <w:hyperlink r:id="rId19" w:history="1">
+          <w:r>
+            <w:rPr>
+              <w:rStyle w:val="Hyperlink"/>
+            </w:rPr>
+            <w:t>i</w:t>
+          </w:r>
+        </w:hyperlink>
+      </w:r>
+      <w:r>
+        <w:rPr>
+          <w:u w:val="single" w:color="0000ff"/>
+          <w:rFonts w:ascii="Charis SIL Regular" w:hAnsi="Charis SIL Regular" w:eastAsia="Charis SIL Regular"/>
+          <w:b w:val="0"/>
+          <w:i w:val="0"/>
+          <w:color w:val="000000"/>
+          <w:sz w:val="24"/>
+        </w:rPr>
+        <w:hyperlink r:id="rId19" w:history="1">
+          <w:r>
+            <w:rPr>
+              <w:rStyle w:val="Hyperlink"/>
+            </w:rPr>
+            <w:t xml:space="preserve">aal </w:t>
+          </w:r>
+        </w:hyperlink>
+      </w:r>
+      <w:r>
+        <w:rPr>
+          <w:u w:val="single" w:color="0000ff"/>
+          <w:rFonts w:ascii="Charis SIL Regular" w:hAnsi="Charis SIL Regular" w:eastAsia="Charis SIL Regular"/>
+          <w:b w:val="0"/>
+          <w:i w:val="0"/>
+          <w:color w:val="000000"/>
+          <w:sz w:val="24"/>
+        </w:rPr>
+        <w:hyperlink r:id="rId19" w:history="1">
+          <w:r>
+            <w:rPr>
+              <w:rStyle w:val="Hyperlink"/>
+            </w:rPr>
+            <w:t>ov</w:t>
+          </w:r>
+        </w:hyperlink>
+      </w:r>
+      <w:r>
+        <w:rPr>
+          <w:u w:val="single" w:color="0000ff"/>
+          <w:rFonts w:ascii="Charis SIL Regular" w:hAnsi="Charis SIL Regular" w:eastAsia="Charis SIL Regular"/>
+          <w:b w:val="0"/>
+          <w:i w:val="0"/>
+          <w:color w:val="000000"/>
+          <w:sz w:val="24"/>
+        </w:rPr>
+        <w:hyperlink r:id="rId19" w:history="1">
+          <w:r>
+            <w:rPr>
+              <w:rStyle w:val="Hyperlink"/>
+            </w:rPr>
+            <w:t>e</w:t>
+          </w:r>
+        </w:hyperlink>
+      </w:r>
+      <w:r>
+        <w:rPr>
+          <w:u w:val="single" w:color="0000ff"/>
+          <w:rFonts w:ascii="Charis SIL Regular" w:hAnsi="Charis SIL Regular" w:eastAsia="Charis SIL Regular"/>
+          <w:b w:val="0"/>
+          <w:i w:val="0"/>
+          <w:color w:val="000000"/>
+          <w:sz w:val="24"/>
+        </w:rPr>
+        <w:hyperlink r:id="rId19" w:history="1">
+          <w:r>
+            <w:rPr>
+              <w:rStyle w:val="Hyperlink"/>
+            </w:rPr>
+            <w:t>r het Tropis</w:t>
+          </w:r>
+        </w:hyperlink>
+      </w:r>
+      <w:r>
+        <w:rPr>
+          <w:u w:val="single" w:color="0000ff"/>
+          <w:rFonts w:ascii="Charis SIL Regular" w:hAnsi="Charis SIL Regular" w:eastAsia="Charis SIL Regular"/>
+          <w:b w:val="0"/>
+          <w:i w:val="0"/>
+          <w:color w:val="000000"/>
+          <w:sz w:val="24"/>
+        </w:rPr>
+        <w:hyperlink r:id="rId19" w:history="1">
+          <w:r>
+            <w:rPr>
+              <w:rStyle w:val="Hyperlink"/>
+            </w:rPr>
+            <w:t>ch Landbo</w:t>
+          </w:r>
+        </w:hyperlink>
+      </w:r>
+      <w:r>
+        <w:rPr>
+          <w:rFonts w:ascii="Charis SIL Regular" w:hAnsi="Charis SIL Regular" w:eastAsia="Charis SIL Regular"/>
+          <w:b w:val="0"/>
+          <w:i w:val="0"/>
+          <w:color w:val="000000"/>
+          <w:sz w:val="24"/>
+        </w:rPr>
+        <w:t xml:space="preserve">uwmuseum </w:t>
       </w:r>
       <w:r>
         <w:rPr>
@@ -3824,6 +3960,7 @@
       </w:r>
       <w:r>
         <w:rPr>
+          <w:u w:val="single" w:color="0000ff"/>
           <w:rFonts w:ascii="Charis SIL Regular" w:hAnsi="Charis SIL Regular" w:eastAsia="Charis SIL Regular"/>
           <w:b w:val="0"/>
           <w:i w:val="0"/>
@@ -3895,7 +4032,7 @@
           <w:sz w:val="24"/>
           <w:u w:val="single"/>
         </w:rPr>
-        <w:hyperlink r:id="rId22" w:history="1">
+        <w:hyperlink r:id="rId23" w:history="1">
           <w:r>
             <w:rPr>
               <w:rStyle w:val="Hyperlink"/>

--- a/EXPORTS/DOCX/published/niveau3/Dutch/TropischLandbouwMus.docx
+++ b/EXPORTS/DOCX/published/niveau3/Dutch/TropischLandbouwMus.docx
@@ -910,7 +910,7 @@
           <w:sz w:val="24"/>
           <w:u w:val="single"/>
         </w:rPr>
-        <w:hyperlink r:id="rId12" w:history="1">
+        <w:hyperlink r:id="rId11" w:history="1">
           <w:r>
             <w:rPr>
               <w:rStyle w:val="Hyperlink"/>
@@ -939,7 +939,7 @@
           <w:sz w:val="24"/>
           <w:u w:val="single"/>
         </w:rPr>
-        <w:hyperlink r:id="rId12" w:history="1">
+        <w:hyperlink r:id="rId11" w:history="1">
           <w:r>
             <w:rPr>
               <w:rStyle w:val="Hyperlink"/>
@@ -968,7 +968,7 @@
           <w:sz w:val="24"/>
           <w:u w:val="single"/>
         </w:rPr>
-        <w:hyperlink r:id="rId12" w:history="1">
+        <w:hyperlink r:id="rId11" w:history="1">
           <w:r>
             <w:rPr>
               <w:rStyle w:val="Hyperlink"/>
@@ -984,16 +984,8 @@
           <w:i w:val="0"/>
           <w:color w:val="0000FF"/>
           <w:sz w:val="24"/>
-          <w:u w:val="single"/>
-        </w:rPr>
-        <w:hyperlink r:id="rId12" w:history="1">
-          <w:r>
-            <w:rPr>
-              <w:rStyle w:val="Hyperlink"/>
-            </w:rPr>
-            <w:t>u</w:t>
-          </w:r>
-        </w:hyperlink>
+        </w:rPr>
+        <w:t>u</w:t>
       </w:r>
       <w:r>
         <w:rPr>
@@ -1004,7 +996,7 @@
           <w:sz w:val="24"/>
           <w:u w:val="single"/>
         </w:rPr>
-        <w:hyperlink r:id="rId12" w:history="1">
+        <w:hyperlink r:id="rId11" w:history="1">
           <w:r>
             <w:rPr>
               <w:rStyle w:val="Hyperlink"/>
@@ -2672,61 +2664,7 @@
           <w:color w:val="000000"/>
           <w:sz w:val="24"/>
         </w:rPr>
-        <w:t xml:space="preserve"> waarin zich ook relevan</w:t>
-      </w:r>
-      <w:r>
-        <w:rPr>
-          <w:u w:val="single" w:color="0000ff"/>
-          <w:rFonts w:ascii="Charis SIL Regular" w:hAnsi="Charis SIL Regular" w:eastAsia="Charis SIL Regular"/>
-          <w:b w:val="0"/>
-          <w:i w:val="0"/>
-          <w:color w:val="000000"/>
-          <w:sz w:val="24"/>
-        </w:rPr>
-        <w:hyperlink r:id="rId19" w:history="1">
-          <w:r>
-            <w:rPr>
-              <w:rStyle w:val="Hyperlink"/>
-            </w:rPr>
-            <w:t>t mater</w:t>
-          </w:r>
-        </w:hyperlink>
-      </w:r>
-      <w:r>
-        <w:rPr>
-          <w:u w:val="single" w:color="0000ff"/>
-          <w:rFonts w:ascii="Charis SIL Regular" w:hAnsi="Charis SIL Regular" w:eastAsia="Charis SIL Regular"/>
-          <w:b w:val="0"/>
-          <w:i w:val="0"/>
-          <w:color w:val="000000"/>
-          <w:sz w:val="24"/>
-        </w:rPr>
-        <w:hyperlink r:id="rId19" w:history="1">
-          <w:r>
-            <w:rPr>
-              <w:rStyle w:val="Hyperlink"/>
-            </w:rPr>
-            <w:t>i</w:t>
-          </w:r>
-        </w:hyperlink>
-      </w:r>
-      <w:r>
-        <w:rPr>
-          <w:u w:val="single" w:color="0000ff"/>
-          <w:rFonts w:ascii="Charis SIL Regular" w:hAnsi="Charis SIL Regular" w:eastAsia="Charis SIL Regular"/>
-          <w:b w:val="0"/>
-          <w:i w:val="0"/>
-          <w:color w:val="000000"/>
-          <w:sz w:val="24"/>
-        </w:rPr>
-        <w:hyperlink r:id="rId19" w:history="1">
-          <w:r>
-            <w:rPr>
-              <w:rStyle w:val="Hyperlink"/>
-            </w:rPr>
-            <w:t xml:space="preserve">aal </w:t>
-          </w:r>
-        </w:hyperlink>
+        <w:t xml:space="preserve"> waarin zich ook relevant materiaal </w:t>
       </w:r>
       <w:r>
         <w:rPr>
@@ -3985,7 +3923,7 @@
           <w:sz w:val="24"/>
           <w:u w:val="single"/>
         </w:rPr>
-        <w:hyperlink r:id="rId23" w:history="1">
+        <w:hyperlink r:id="rId22" w:history="1">
           <w:r>
             <w:rPr>
               <w:rStyle w:val="Hyperlink"/>
@@ -4003,7 +3941,7 @@
           <w:sz w:val="24"/>
           <w:u w:val="single"/>
         </w:rPr>
-        <w:hyperlink r:id="rId23" w:history="1">
+        <w:hyperlink r:id="rId22" w:history="1">
           <w:r>
             <w:rPr>
               <w:rStyle w:val="Hyperlink"/>

--- a/EXPORTS/DOCX/published/niveau3/Dutch/TropischLandbouwMus.docx
+++ b/EXPORTS/DOCX/published/niveau3/Dutch/TropischLandbouwMus.docx
@@ -506,25 +506,7 @@
           <w:color w:val="000000"/>
           <w:sz w:val="24"/>
         </w:rPr>
-        <w:t>museumzaal van he</w:t>
-      </w:r>
-      <w:r>
-        <w:rPr>
-          <w:u w:val="single" w:color="0000ff"/>
-          <w:rFonts w:ascii="Charis SIL Regular" w:hAnsi="Charis SIL Regular" w:eastAsia="Charis SIL Regular"/>
-          <w:b w:val="0"/>
-          <w:i w:val="0"/>
-          <w:color w:val="000000"/>
-          <w:sz w:val="24"/>
-        </w:rPr>
-        <w:hyperlink r:id="rId10" w:history="1">
-          <w:r>
-            <w:rPr>
-              <w:rStyle w:val="Hyperlink"/>
-            </w:rPr>
-            <w:t>t Koloniaal Land</w:t>
-          </w:r>
-        </w:hyperlink>
+        <w:t>museumzaal van het Koloniaal Land</w:t>
       </w:r>
       <w:r>
         <w:rPr>
@@ -852,18 +834,7 @@
           <w:color w:val="000000"/>
           <w:sz w:val="24"/>
         </w:rPr>
-        <w:t>het toenma</w:t>
-      </w:r>
-      <w:r>
-        <w:rPr>
-          <w:u w:val="single" w:color="0000ff"/>
-          <w:rFonts w:ascii="Charis SIL Regular" w:hAnsi="Charis SIL Regular" w:eastAsia="Charis SIL Regular"/>
-          <w:b w:val="0"/>
-          <w:i w:val="0"/>
-          <w:color w:val="000000"/>
-          <w:sz w:val="24"/>
-        </w:rPr>
-        <w:t xml:space="preserve">lige </w:t>
+        <w:t xml:space="preserve">het toenmalige </w:t>
       </w:r>
       <w:r>
         <w:rPr>
@@ -874,12 +845,23 @@
           <w:sz w:val="24"/>
           <w:u w:val="single"/>
         </w:rPr>
-        <w:hyperlink r:id="rId12" w:history="1">
+        <w:t>Rijksmuseum voor Volkenku</w:t>
+      </w:r>
+      <w:r>
+        <w:rPr>
+          <w:rFonts w:ascii="Charis SIL Regular" w:hAnsi="Charis SIL Regular" w:eastAsia="Charis SIL Regular"/>
+          <w:b w:val="0"/>
+          <w:i w:val="0"/>
+          <w:color w:val="0000FF"/>
+          <w:sz w:val="24"/>
+          <w:u w:val="single"/>
+        </w:rPr>
+        <w:hyperlink r:id="rId11" w:history="1">
           <w:r>
             <w:rPr>
               <w:rStyle w:val="Hyperlink"/>
             </w:rPr>
-            <w:t>Rijksmus</w:t>
+            <w:t>nd</w:t>
           </w:r>
         </w:hyperlink>
       </w:r>
@@ -903,128 +885,6 @@
       </w:r>
       <w:r>
         <w:rPr>
-          <w:rFonts w:ascii="Charis SIL Regular" w:hAnsi="Charis SIL Regular" w:eastAsia="Charis SIL Regular"/>
-          <w:b w:val="0"/>
-          <w:i w:val="0"/>
-          <w:color w:val="0000FF"/>
-          <w:sz w:val="24"/>
-          <w:u w:val="single"/>
-        </w:rPr>
-        <w:hyperlink r:id="rId11" w:history="1">
-          <w:r>
-            <w:rPr>
-              <w:rStyle w:val="Hyperlink"/>
-            </w:rPr>
-            <w:t>um</w:t>
-          </w:r>
-        </w:hyperlink>
-      </w:r>
-      <w:r>
-        <w:rPr>
-          <w:rFonts w:ascii="Charis SIL Regular" w:hAnsi="Charis SIL Regular" w:eastAsia="Charis SIL Regular"/>
-          <w:b w:val="0"/>
-          <w:i w:val="0"/>
-          <w:color w:val="0000FF"/>
-          <w:sz w:val="24"/>
-          <w:u w:val="single"/>
-        </w:rPr>
-        <w:t xml:space="preserve"> </w:t>
-      </w:r>
-      <w:r>
-        <w:rPr>
-          <w:rFonts w:ascii="Charis SIL Regular" w:hAnsi="Charis SIL Regular" w:eastAsia="Charis SIL Regular"/>
-          <w:b w:val="0"/>
-          <w:i w:val="0"/>
-          <w:color w:val="0000FF"/>
-          <w:sz w:val="24"/>
-          <w:u w:val="single"/>
-        </w:rPr>
-        <w:hyperlink r:id="rId11" w:history="1">
-          <w:r>
-            <w:rPr>
-              <w:rStyle w:val="Hyperlink"/>
-            </w:rPr>
-            <w:t>voor</w:t>
-          </w:r>
-        </w:hyperlink>
-      </w:r>
-      <w:r>
-        <w:rPr>
-          <w:rFonts w:ascii="Charis SIL Regular" w:hAnsi="Charis SIL Regular" w:eastAsia="Charis SIL Regular"/>
-          <w:b w:val="0"/>
-          <w:i w:val="0"/>
-          <w:color w:val="0000FF"/>
-          <w:sz w:val="24"/>
-          <w:u w:val="single"/>
-        </w:rPr>
-        <w:t xml:space="preserve"> </w:t>
-      </w:r>
-      <w:r>
-        <w:rPr>
-          <w:rFonts w:ascii="Charis SIL Regular" w:hAnsi="Charis SIL Regular" w:eastAsia="Charis SIL Regular"/>
-          <w:b w:val="0"/>
-          <w:i w:val="0"/>
-          <w:color w:val="0000FF"/>
-          <w:sz w:val="24"/>
-          <w:u w:val="single"/>
-        </w:rPr>
-        <w:hyperlink r:id="rId11" w:history="1">
-          <w:r>
-            <w:rPr>
-              <w:rStyle w:val="Hyperlink"/>
-            </w:rPr>
-            <w:t>Volkenk</w:t>
-          </w:r>
-        </w:hyperlink>
-      </w:r>
-      <w:r>
-        <w:rPr>
-          <w:rFonts w:ascii="Charis SIL Regular" w:hAnsi="Charis SIL Regular" w:eastAsia="Charis SIL Regular"/>
-          <w:b w:val="0"/>
-          <w:i w:val="0"/>
-          <w:color w:val="0000FF"/>
-          <w:sz w:val="24"/>
-        </w:rPr>
-        <w:t>u</w:t>
-      </w:r>
-      <w:r>
-        <w:rPr>
-          <w:rFonts w:ascii="Charis SIL Regular" w:hAnsi="Charis SIL Regular" w:eastAsia="Charis SIL Regular"/>
-          <w:b w:val="0"/>
-          <w:i w:val="0"/>
-          <w:color w:val="0000FF"/>
-          <w:sz w:val="24"/>
-          <w:u w:val="single"/>
-        </w:rPr>
-        <w:hyperlink r:id="rId11" w:history="1">
-          <w:r>
-            <w:rPr>
-              <w:rStyle w:val="Hyperlink"/>
-            </w:rPr>
-            <w:t>nd</w:t>
-          </w:r>
-        </w:hyperlink>
-      </w:r>
-      <w:r>
-        <w:rPr>
-          <w:rFonts w:ascii="Charis SIL Regular" w:hAnsi="Charis SIL Regular" w:eastAsia="Charis SIL Regular"/>
-          <w:b w:val="0"/>
-          <w:i w:val="0"/>
-          <w:color w:val="0000FF"/>
-          <w:sz w:val="24"/>
-          <w:u w:val="single"/>
-        </w:rPr>
-        <w:hyperlink r:id="rId11" w:history="1">
-          <w:r>
-            <w:rPr>
-              <w:rStyle w:val="Hyperlink"/>
-            </w:rPr>
-            <w:t>e</w:t>
-          </w:r>
-        </w:hyperlink>
-      </w:r>
-      <w:r>
-        <w:rPr>
           <w:u w:val="single" w:color="0000ff"/>
           <w:rFonts w:ascii="Charis SIL Regular" w:hAnsi="Charis SIL Regular" w:eastAsia="Charis SIL Regular"/>
           <w:b w:val="0"/>
@@ -1070,50 +930,7 @@
           <w:color w:val="000000"/>
           <w:sz w:val="24"/>
         </w:rPr>
-        <w:hyperlink r:id="rId12" w:history="1">
-          <w:r>
-            <w:rPr>
-              <w:rStyle w:val="Hyperlink"/>
-            </w:rPr>
-            <w:t xml:space="preserve"> Toen de mus</w:t>
-          </w:r>
-        </w:hyperlink>
-      </w:r>
-      <w:r>
-        <w:rPr>
-          <w:u w:val="single" w:color="0000ff"/>
-          <w:rFonts w:ascii="Charis SIL Regular" w:hAnsi="Charis SIL Regular" w:eastAsia="Charis SIL Regular"/>
-          <w:b w:val="0"/>
-          <w:i w:val="0"/>
-          <w:color w:val="000000"/>
-          <w:sz w:val="24"/>
-        </w:rPr>
-        <w:hyperlink r:id="rId12" w:history="1">
-          <w:r>
-            <w:rPr>
-              <w:rStyle w:val="Hyperlink"/>
-            </w:rPr>
-            <w:t>e</w:t>
-          </w:r>
-        </w:hyperlink>
-      </w:r>
-      <w:r>
-        <w:rPr>
-          <w:u w:val="single" w:color="0000ff"/>
-          <w:rFonts w:ascii="Charis SIL Regular" w:hAnsi="Charis SIL Regular" w:eastAsia="Charis SIL Regular"/>
-          <w:b w:val="0"/>
-          <w:i w:val="0"/>
-          <w:color w:val="000000"/>
-          <w:sz w:val="24"/>
-        </w:rPr>
-        <w:hyperlink r:id="rId12" w:history="1">
-          <w:r>
-            <w:rPr>
-              <w:rStyle w:val="Hyperlink"/>
-            </w:rPr>
-            <w:t>umd</w:t>
-          </w:r>
-        </w:hyperlink>
+        <w:t xml:space="preserve"> Toen de museumd</w:t>
       </w:r>
       <w:r>
         <w:rPr>
@@ -1525,50 +1342,7 @@
           <w:color w:val="000000"/>
           <w:sz w:val="24"/>
         </w:rPr>
-        <w:hyperlink r:id="rId13" w:history="1">
-          <w:r>
-            <w:rPr>
-              <w:rStyle w:val="Hyperlink"/>
-            </w:rPr>
-            <w:t>e R</w:t>
-          </w:r>
-        </w:hyperlink>
-      </w:r>
-      <w:r>
-        <w:rPr>
-          <w:u w:val="single" w:color="0000ff"/>
-          <w:rFonts w:ascii="Charis SIL Regular" w:hAnsi="Charis SIL Regular" w:eastAsia="Charis SIL Regular"/>
-          <w:b w:val="0"/>
-          <w:i w:val="0"/>
-          <w:color w:val="000000"/>
-          <w:sz w:val="24"/>
-        </w:rPr>
-        <w:hyperlink r:id="rId13" w:history="1">
-          <w:r>
-            <w:rPr>
-              <w:rStyle w:val="Hyperlink"/>
-            </w:rPr>
-            <w:t>i</w:t>
-          </w:r>
-        </w:hyperlink>
-      </w:r>
-      <w:r>
-        <w:rPr>
-          <w:u w:val="single" w:color="0000ff"/>
-          <w:rFonts w:ascii="Charis SIL Regular" w:hAnsi="Charis SIL Regular" w:eastAsia="Charis SIL Regular"/>
-          <w:b w:val="0"/>
-          <w:i w:val="0"/>
-          <w:color w:val="000000"/>
-          <w:sz w:val="24"/>
-        </w:rPr>
-        <w:hyperlink r:id="rId13" w:history="1">
-          <w:r>
-            <w:rPr>
-              <w:rStyle w:val="Hyperlink"/>
-            </w:rPr>
-            <w:t>jksu</w:t>
-          </w:r>
-        </w:hyperlink>
+        <w:t>e Rijksu</w:t>
       </w:r>
       <w:r>
         <w:rPr>
@@ -2428,78 +2202,13 @@
       </w:r>
       <w:r>
         <w:rPr>
-          <w:u w:val="single" w:color="0000ff"/>
           <w:rFonts w:ascii="Charis SIL Regular" w:hAnsi="Charis SIL Regular" w:eastAsia="Charis SIL Regular"/>
           <w:b w:val="0"/>
           <w:i w:val="0"/>
           <w:color w:val="000000"/>
           <w:sz w:val="24"/>
         </w:rPr>
-        <w:t>T</w:t>
-      </w:r>
-      <w:r>
-        <w:rPr>
-          <w:u w:val="single" w:color="0000ff"/>
-          <w:rFonts w:ascii="Charis SIL Regular" w:hAnsi="Charis SIL Regular" w:eastAsia="Charis SIL Regular"/>
-          <w:b w:val="0"/>
-          <w:i w:val="0"/>
-          <w:color w:val="000000"/>
-          <w:sz w:val="24"/>
-        </w:rPr>
-        <w:hyperlink r:id="rId18" w:history="1">
-          <w:r>
-            <w:rPr>
-              <w:rStyle w:val="Hyperlink"/>
-            </w:rPr>
-            <w:t xml:space="preserve">en slotte is </w:t>
-          </w:r>
-        </w:hyperlink>
-      </w:r>
-      <w:r>
-        <w:rPr>
-          <w:u w:val="single" w:color="0000ff"/>
-          <w:rFonts w:ascii="Charis SIL Regular" w:hAnsi="Charis SIL Regular" w:eastAsia="Charis SIL Regular"/>
-          <w:b w:val="0"/>
-          <w:i w:val="0"/>
-          <w:color w:val="000000"/>
-          <w:sz w:val="24"/>
-        </w:rPr>
-        <w:hyperlink r:id="rId18" w:history="1">
-          <w:r>
-            <w:rPr>
-              <w:rStyle w:val="Hyperlink"/>
-            </w:rPr>
-            <w:t>e</w:t>
-          </w:r>
-        </w:hyperlink>
-      </w:r>
-      <w:r>
-        <w:rPr>
-          <w:u w:val="single" w:color="0000ff"/>
-          <w:rFonts w:ascii="Charis SIL Regular" w:hAnsi="Charis SIL Regular" w:eastAsia="Charis SIL Regular"/>
-          <w:b w:val="0"/>
-          <w:i w:val="0"/>
-          <w:color w:val="000000"/>
-          <w:sz w:val="24"/>
-        </w:rPr>
-        <w:hyperlink r:id="rId18" w:history="1">
-          <w:r>
-            <w:rPr>
-              <w:rStyle w:val="Hyperlink"/>
-            </w:rPr>
-            <w:t xml:space="preserve">r nog </w:t>
-          </w:r>
-        </w:hyperlink>
-      </w:r>
-      <w:r>
-        <w:rPr>
-          <w:rFonts w:ascii="Charis SIL Regular" w:hAnsi="Charis SIL Regular" w:eastAsia="Charis SIL Regular"/>
-          <w:b w:val="0"/>
-          <w:i w:val="0"/>
-          <w:color w:val="000000"/>
-          <w:sz w:val="24"/>
-        </w:rPr>
-        <w:t xml:space="preserve">het </w:t>
+        <w:t xml:space="preserve">Ten slotte is er nog het </w:t>
       </w:r>
       <w:r>
         <w:rPr>
@@ -2664,7 +2373,18 @@
           <w:color w:val="000000"/>
           <w:sz w:val="24"/>
         </w:rPr>
-        <w:t xml:space="preserve"> waarin zich ook relevant materiaal </w:t>
+        <w:t xml:space="preserve"> waarin zich ook relevan</w:t>
+      </w:r>
+      <w:r>
+        <w:rPr>
+          <w:u w:val="single" w:color="0000ff"/>
+          <w:rFonts w:ascii="Charis SIL Regular" w:hAnsi="Charis SIL Regular" w:eastAsia="Charis SIL Regular"/>
+          <w:b w:val="0"/>
+          <w:i w:val="0"/>
+          <w:color w:val="000000"/>
+          <w:sz w:val="24"/>
+        </w:rPr>
+        <w:t xml:space="preserve">t materiaal </w:t>
       </w:r>
       <w:r>
         <w:rPr>
@@ -3898,21 +3618,13 @@
       </w:r>
       <w:r>
         <w:rPr>
-          <w:u w:val="single" w:color="0000ff"/>
           <w:rFonts w:ascii="Charis SIL Regular" w:hAnsi="Charis SIL Regular" w:eastAsia="Charis SIL Regular"/>
           <w:b w:val="0"/>
           <w:i w:val="0"/>
           <w:color w:val="000000"/>
           <w:sz w:val="24"/>
         </w:rPr>
-        <w:hyperlink r:id="rId22" w:history="1">
-          <w:r>
-            <w:rPr>
-              <w:rStyle w:val="Hyperlink"/>
-            </w:rPr>
-            <w:t xml:space="preserve">, </w:t>
-          </w:r>
-        </w:hyperlink>
+        <w:t xml:space="preserve">, </w:t>
       </w:r>
       <w:r>
         <w:rPr>
@@ -3923,7 +3635,7 @@
           <w:sz w:val="24"/>
           <w:u w:val="single"/>
         </w:rPr>
-        <w:hyperlink r:id="rId22" w:history="1">
+        <w:hyperlink r:id="rId23" w:history="1">
           <w:r>
             <w:rPr>
               <w:rStyle w:val="Hyperlink"/>
@@ -3941,7 +3653,7 @@
           <w:sz w:val="24"/>
           <w:u w:val="single"/>
         </w:rPr>
-        <w:hyperlink r:id="rId22" w:history="1">
+        <w:hyperlink r:id="rId23" w:history="1">
           <w:r>
             <w:rPr>
               <w:rStyle w:val="Hyperlink"/>

--- a/EXPORTS/DOCX/published/niveau3/Dutch/TropischLandbouwMus.docx
+++ b/EXPORTS/DOCX/published/niveau3/Dutch/TropischLandbouwMus.docx
@@ -506,7 +506,25 @@
           <w:color w:val="000000"/>
           <w:sz w:val="24"/>
         </w:rPr>
-        <w:t>museumzaal van het Koloniaal Land</w:t>
+        <w:t>museumzaal van he</w:t>
+      </w:r>
+      <w:r>
+        <w:rPr>
+          <w:u w:val="single" w:color="0000ff"/>
+          <w:rFonts w:ascii="Charis SIL Regular" w:hAnsi="Charis SIL Regular" w:eastAsia="Charis SIL Regular"/>
+          <w:b w:val="0"/>
+          <w:i w:val="0"/>
+          <w:color w:val="000000"/>
+          <w:sz w:val="24"/>
+        </w:rPr>
+        <w:hyperlink r:id="rId10" w:history="1">
+          <w:r>
+            <w:rPr>
+              <w:rStyle w:val="Hyperlink"/>
+            </w:rPr>
+            <w:t>t Koloniaal Land</w:t>
+          </w:r>
+        </w:hyperlink>
       </w:r>
       <w:r>
         <w:rPr>
@@ -834,7 +852,18 @@
           <w:color w:val="000000"/>
           <w:sz w:val="24"/>
         </w:rPr>
-        <w:t xml:space="preserve">het toenmalige </w:t>
+        <w:t>het toenma</w:t>
+      </w:r>
+      <w:r>
+        <w:rPr>
+          <w:u w:val="single" w:color="0000ff"/>
+          <w:rFonts w:ascii="Charis SIL Regular" w:hAnsi="Charis SIL Regular" w:eastAsia="Charis SIL Regular"/>
+          <w:b w:val="0"/>
+          <w:i w:val="0"/>
+          <w:color w:val="000000"/>
+          <w:sz w:val="24"/>
+        </w:rPr>
+        <w:t xml:space="preserve">lige </w:t>
       </w:r>
       <w:r>
         <w:rPr>
@@ -845,23 +874,12 @@
           <w:sz w:val="24"/>
           <w:u w:val="single"/>
         </w:rPr>
-        <w:t>Rijksmuseum voor Volkenku</w:t>
-      </w:r>
-      <w:r>
-        <w:rPr>
-          <w:rFonts w:ascii="Charis SIL Regular" w:hAnsi="Charis SIL Regular" w:eastAsia="Charis SIL Regular"/>
-          <w:b w:val="0"/>
-          <w:i w:val="0"/>
-          <w:color w:val="0000FF"/>
-          <w:sz w:val="24"/>
-          <w:u w:val="single"/>
-        </w:rPr>
-        <w:hyperlink r:id="rId11" w:history="1">
+        <w:hyperlink r:id="rId12" w:history="1">
           <w:r>
             <w:rPr>
               <w:rStyle w:val="Hyperlink"/>
             </w:rPr>
-            <w:t>nd</w:t>
+            <w:t>Rijksmus</w:t>
           </w:r>
         </w:hyperlink>
       </w:r>
@@ -885,6 +903,136 @@
       </w:r>
       <w:r>
         <w:rPr>
+          <w:rFonts w:ascii="Charis SIL Regular" w:hAnsi="Charis SIL Regular" w:eastAsia="Charis SIL Regular"/>
+          <w:b w:val="0"/>
+          <w:i w:val="0"/>
+          <w:color w:val="0000FF"/>
+          <w:sz w:val="24"/>
+          <w:u w:val="single"/>
+        </w:rPr>
+        <w:hyperlink r:id="rId12" w:history="1">
+          <w:r>
+            <w:rPr>
+              <w:rStyle w:val="Hyperlink"/>
+            </w:rPr>
+            <w:t>um</w:t>
+          </w:r>
+        </w:hyperlink>
+      </w:r>
+      <w:r>
+        <w:rPr>
+          <w:rFonts w:ascii="Charis SIL Regular" w:hAnsi="Charis SIL Regular" w:eastAsia="Charis SIL Regular"/>
+          <w:b w:val="0"/>
+          <w:i w:val="0"/>
+          <w:color w:val="0000FF"/>
+          <w:sz w:val="24"/>
+          <w:u w:val="single"/>
+        </w:rPr>
+        <w:t xml:space="preserve"> </w:t>
+      </w:r>
+      <w:r>
+        <w:rPr>
+          <w:rFonts w:ascii="Charis SIL Regular" w:hAnsi="Charis SIL Regular" w:eastAsia="Charis SIL Regular"/>
+          <w:b w:val="0"/>
+          <w:i w:val="0"/>
+          <w:color w:val="0000FF"/>
+          <w:sz w:val="24"/>
+          <w:u w:val="single"/>
+        </w:rPr>
+        <w:hyperlink r:id="rId12" w:history="1">
+          <w:r>
+            <w:rPr>
+              <w:rStyle w:val="Hyperlink"/>
+            </w:rPr>
+            <w:t>voor</w:t>
+          </w:r>
+        </w:hyperlink>
+      </w:r>
+      <w:r>
+        <w:rPr>
+          <w:rFonts w:ascii="Charis SIL Regular" w:hAnsi="Charis SIL Regular" w:eastAsia="Charis SIL Regular"/>
+          <w:b w:val="0"/>
+          <w:i w:val="0"/>
+          <w:color w:val="0000FF"/>
+          <w:sz w:val="24"/>
+          <w:u w:val="single"/>
+        </w:rPr>
+        <w:t xml:space="preserve"> </w:t>
+      </w:r>
+      <w:r>
+        <w:rPr>
+          <w:rFonts w:ascii="Charis SIL Regular" w:hAnsi="Charis SIL Regular" w:eastAsia="Charis SIL Regular"/>
+          <w:b w:val="0"/>
+          <w:i w:val="0"/>
+          <w:color w:val="0000FF"/>
+          <w:sz w:val="24"/>
+          <w:u w:val="single"/>
+        </w:rPr>
+        <w:hyperlink r:id="rId12" w:history="1">
+          <w:r>
+            <w:rPr>
+              <w:rStyle w:val="Hyperlink"/>
+            </w:rPr>
+            <w:t>Volkenk</w:t>
+          </w:r>
+        </w:hyperlink>
+      </w:r>
+      <w:r>
+        <w:rPr>
+          <w:rFonts w:ascii="Charis SIL Regular" w:hAnsi="Charis SIL Regular" w:eastAsia="Charis SIL Regular"/>
+          <w:b w:val="0"/>
+          <w:i w:val="0"/>
+          <w:color w:val="0000FF"/>
+          <w:sz w:val="24"/>
+          <w:u w:val="single"/>
+        </w:rPr>
+        <w:hyperlink r:id="rId12" w:history="1">
+          <w:r>
+            <w:rPr>
+              <w:rStyle w:val="Hyperlink"/>
+            </w:rPr>
+            <w:t>u</w:t>
+          </w:r>
+        </w:hyperlink>
+      </w:r>
+      <w:r>
+        <w:rPr>
+          <w:rFonts w:ascii="Charis SIL Regular" w:hAnsi="Charis SIL Regular" w:eastAsia="Charis SIL Regular"/>
+          <w:b w:val="0"/>
+          <w:i w:val="0"/>
+          <w:color w:val="0000FF"/>
+          <w:sz w:val="24"/>
+          <w:u w:val="single"/>
+        </w:rPr>
+        <w:hyperlink r:id="rId12" w:history="1">
+          <w:r>
+            <w:rPr>
+              <w:rStyle w:val="Hyperlink"/>
+            </w:rPr>
+            <w:t>nd</w:t>
+          </w:r>
+        </w:hyperlink>
+      </w:r>
+      <w:r>
+        <w:rPr>
+          <w:rFonts w:ascii="Charis SIL Regular" w:hAnsi="Charis SIL Regular" w:eastAsia="Charis SIL Regular"/>
+          <w:b w:val="0"/>
+          <w:i w:val="0"/>
+          <w:color w:val="0000FF"/>
+          <w:sz w:val="24"/>
+          <w:u w:val="single"/>
+        </w:rPr>
+        <w:hyperlink r:id="rId12" w:history="1">
+          <w:r>
+            <w:rPr>
+              <w:rStyle w:val="Hyperlink"/>
+            </w:rPr>
+            <w:t>e</w:t>
+          </w:r>
+        </w:hyperlink>
+      </w:r>
+      <w:r>
+        <w:rPr>
           <w:u w:val="single" w:color="0000ff"/>
           <w:rFonts w:ascii="Charis SIL Regular" w:hAnsi="Charis SIL Regular" w:eastAsia="Charis SIL Regular"/>
           <w:b w:val="0"/>
@@ -930,7 +1078,50 @@
           <w:color w:val="000000"/>
           <w:sz w:val="24"/>
         </w:rPr>
-        <w:t xml:space="preserve"> Toen de museumd</w:t>
+        <w:hyperlink r:id="rId12" w:history="1">
+          <w:r>
+            <w:rPr>
+              <w:rStyle w:val="Hyperlink"/>
+            </w:rPr>
+            <w:t xml:space="preserve"> Toen de mus</w:t>
+          </w:r>
+        </w:hyperlink>
+      </w:r>
+      <w:r>
+        <w:rPr>
+          <w:u w:val="single" w:color="0000ff"/>
+          <w:rFonts w:ascii="Charis SIL Regular" w:hAnsi="Charis SIL Regular" w:eastAsia="Charis SIL Regular"/>
+          <w:b w:val="0"/>
+          <w:i w:val="0"/>
+          <w:color w:val="000000"/>
+          <w:sz w:val="24"/>
+        </w:rPr>
+        <w:hyperlink r:id="rId12" w:history="1">
+          <w:r>
+            <w:rPr>
+              <w:rStyle w:val="Hyperlink"/>
+            </w:rPr>
+            <w:t>e</w:t>
+          </w:r>
+        </w:hyperlink>
+      </w:r>
+      <w:r>
+        <w:rPr>
+          <w:u w:val="single" w:color="0000ff"/>
+          <w:rFonts w:ascii="Charis SIL Regular" w:hAnsi="Charis SIL Regular" w:eastAsia="Charis SIL Regular"/>
+          <w:b w:val="0"/>
+          <w:i w:val="0"/>
+          <w:color w:val="000000"/>
+          <w:sz w:val="24"/>
+        </w:rPr>
+        <w:hyperlink r:id="rId12" w:history="1">
+          <w:r>
+            <w:rPr>
+              <w:rStyle w:val="Hyperlink"/>
+            </w:rPr>
+            <w:t>umd</w:t>
+          </w:r>
+        </w:hyperlink>
       </w:r>
       <w:r>
         <w:rPr>
@@ -1342,7 +1533,50 @@
           <w:color w:val="000000"/>
           <w:sz w:val="24"/>
         </w:rPr>
-        <w:t>e Rijksu</w:t>
+        <w:hyperlink r:id="rId13" w:history="1">
+          <w:r>
+            <w:rPr>
+              <w:rStyle w:val="Hyperlink"/>
+            </w:rPr>
+            <w:t>e R</w:t>
+          </w:r>
+        </w:hyperlink>
+      </w:r>
+      <w:r>
+        <w:rPr>
+          <w:u w:val="single" w:color="0000ff"/>
+          <w:rFonts w:ascii="Charis SIL Regular" w:hAnsi="Charis SIL Regular" w:eastAsia="Charis SIL Regular"/>
+          <w:b w:val="0"/>
+          <w:i w:val="0"/>
+          <w:color w:val="000000"/>
+          <w:sz w:val="24"/>
+        </w:rPr>
+        <w:hyperlink r:id="rId13" w:history="1">
+          <w:r>
+            <w:rPr>
+              <w:rStyle w:val="Hyperlink"/>
+            </w:rPr>
+            <w:t>i</w:t>
+          </w:r>
+        </w:hyperlink>
+      </w:r>
+      <w:r>
+        <w:rPr>
+          <w:u w:val="single" w:color="0000ff"/>
+          <w:rFonts w:ascii="Charis SIL Regular" w:hAnsi="Charis SIL Regular" w:eastAsia="Charis SIL Regular"/>
+          <w:b w:val="0"/>
+          <w:i w:val="0"/>
+          <w:color w:val="000000"/>
+          <w:sz w:val="24"/>
+        </w:rPr>
+        <w:hyperlink r:id="rId13" w:history="1">
+          <w:r>
+            <w:rPr>
+              <w:rStyle w:val="Hyperlink"/>
+            </w:rPr>
+            <w:t>jksu</w:t>
+          </w:r>
+        </w:hyperlink>
       </w:r>
       <w:r>
         <w:rPr>
@@ -2202,13 +2436,78 @@
       </w:r>
       <w:r>
         <w:rPr>
+          <w:u w:val="single" w:color="0000ff"/>
           <w:rFonts w:ascii="Charis SIL Regular" w:hAnsi="Charis SIL Regular" w:eastAsia="Charis SIL Regular"/>
           <w:b w:val="0"/>
           <w:i w:val="0"/>
           <w:color w:val="000000"/>
           <w:sz w:val="24"/>
         </w:rPr>
-        <w:t xml:space="preserve">Ten slotte is er nog het </w:t>
+        <w:t>T</w:t>
+      </w:r>
+      <w:r>
+        <w:rPr>
+          <w:u w:val="single" w:color="0000ff"/>
+          <w:rFonts w:ascii="Charis SIL Regular" w:hAnsi="Charis SIL Regular" w:eastAsia="Charis SIL Regular"/>
+          <w:b w:val="0"/>
+          <w:i w:val="0"/>
+          <w:color w:val="000000"/>
+          <w:sz w:val="24"/>
+        </w:rPr>
+        <w:hyperlink r:id="rId18" w:history="1">
+          <w:r>
+            <w:rPr>
+              <w:rStyle w:val="Hyperlink"/>
+            </w:rPr>
+            <w:t xml:space="preserve">en slotte is </w:t>
+          </w:r>
+        </w:hyperlink>
+      </w:r>
+      <w:r>
+        <w:rPr>
+          <w:u w:val="single" w:color="0000ff"/>
+          <w:rFonts w:ascii="Charis SIL Regular" w:hAnsi="Charis SIL Regular" w:eastAsia="Charis SIL Regular"/>
+          <w:b w:val="0"/>
+          <w:i w:val="0"/>
+          <w:color w:val="000000"/>
+          <w:sz w:val="24"/>
+        </w:rPr>
+        <w:hyperlink r:id="rId18" w:history="1">
+          <w:r>
+            <w:rPr>
+              <w:rStyle w:val="Hyperlink"/>
+            </w:rPr>
+            <w:t>e</w:t>
+          </w:r>
+        </w:hyperlink>
+      </w:r>
+      <w:r>
+        <w:rPr>
+          <w:u w:val="single" w:color="0000ff"/>
+          <w:rFonts w:ascii="Charis SIL Regular" w:hAnsi="Charis SIL Regular" w:eastAsia="Charis SIL Regular"/>
+          <w:b w:val="0"/>
+          <w:i w:val="0"/>
+          <w:color w:val="000000"/>
+          <w:sz w:val="24"/>
+        </w:rPr>
+        <w:hyperlink r:id="rId18" w:history="1">
+          <w:r>
+            <w:rPr>
+              <w:rStyle w:val="Hyperlink"/>
+            </w:rPr>
+            <w:t xml:space="preserve">r nog </w:t>
+          </w:r>
+        </w:hyperlink>
+      </w:r>
+      <w:r>
+        <w:rPr>
+          <w:rFonts w:ascii="Charis SIL Regular" w:hAnsi="Charis SIL Regular" w:eastAsia="Charis SIL Regular"/>
+          <w:b w:val="0"/>
+          <w:i w:val="0"/>
+          <w:color w:val="000000"/>
+          <w:sz w:val="24"/>
+        </w:rPr>
+        <w:t xml:space="preserve">het </w:t>
       </w:r>
       <w:r>
         <w:rPr>
@@ -2373,100 +2672,7 @@
           <w:color w:val="000000"/>
           <w:sz w:val="24"/>
         </w:rPr>
-        <w:t xml:space="preserve"> waarin zich ook relevan</w:t>
-      </w:r>
-      <w:r>
-        <w:rPr>
-          <w:u w:val="single" w:color="0000ff"/>
-          <w:rFonts w:ascii="Charis SIL Regular" w:hAnsi="Charis SIL Regular" w:eastAsia="Charis SIL Regular"/>
-          <w:b w:val="0"/>
-          <w:i w:val="0"/>
-          <w:color w:val="000000"/>
-          <w:sz w:val="24"/>
-        </w:rPr>
-        <w:t xml:space="preserve">t materiaal </w:t>
-      </w:r>
-      <w:r>
-        <w:rPr>
-          <w:u w:val="single" w:color="0000ff"/>
-          <w:rFonts w:ascii="Charis SIL Regular" w:hAnsi="Charis SIL Regular" w:eastAsia="Charis SIL Regular"/>
-          <w:b w:val="0"/>
-          <w:i w:val="0"/>
-          <w:color w:val="000000"/>
-          <w:sz w:val="24"/>
-        </w:rPr>
-        <w:hyperlink r:id="rId19" w:history="1">
-          <w:r>
-            <w:rPr>
-              <w:rStyle w:val="Hyperlink"/>
-            </w:rPr>
-            <w:t>ov</w:t>
-          </w:r>
-        </w:hyperlink>
-      </w:r>
-      <w:r>
-        <w:rPr>
-          <w:u w:val="single" w:color="0000ff"/>
-          <w:rFonts w:ascii="Charis SIL Regular" w:hAnsi="Charis SIL Regular" w:eastAsia="Charis SIL Regular"/>
-          <w:b w:val="0"/>
-          <w:i w:val="0"/>
-          <w:color w:val="000000"/>
-          <w:sz w:val="24"/>
-        </w:rPr>
-        <w:hyperlink r:id="rId19" w:history="1">
-          <w:r>
-            <w:rPr>
-              <w:rStyle w:val="Hyperlink"/>
-            </w:rPr>
-            <w:t>e</w:t>
-          </w:r>
-        </w:hyperlink>
-      </w:r>
-      <w:r>
-        <w:rPr>
-          <w:u w:val="single" w:color="0000ff"/>
-          <w:rFonts w:ascii="Charis SIL Regular" w:hAnsi="Charis SIL Regular" w:eastAsia="Charis SIL Regular"/>
-          <w:b w:val="0"/>
-          <w:i w:val="0"/>
-          <w:color w:val="000000"/>
-          <w:sz w:val="24"/>
-        </w:rPr>
-        <w:hyperlink r:id="rId19" w:history="1">
-          <w:r>
-            <w:rPr>
-              <w:rStyle w:val="Hyperlink"/>
-            </w:rPr>
-            <w:t>r het Tropis</w:t>
-          </w:r>
-        </w:hyperlink>
-      </w:r>
-      <w:r>
-        <w:rPr>
-          <w:u w:val="single" w:color="0000ff"/>
-          <w:rFonts w:ascii="Charis SIL Regular" w:hAnsi="Charis SIL Regular" w:eastAsia="Charis SIL Regular"/>
-          <w:b w:val="0"/>
-          <w:i w:val="0"/>
-          <w:color w:val="000000"/>
-          <w:sz w:val="24"/>
-        </w:rPr>
-        <w:hyperlink r:id="rId19" w:history="1">
-          <w:r>
-            <w:rPr>
-              <w:rStyle w:val="Hyperlink"/>
-            </w:rPr>
-            <w:t>ch Landbo</w:t>
-          </w:r>
-        </w:hyperlink>
-      </w:r>
-      <w:r>
-        <w:rPr>
-          <w:rFonts w:ascii="Charis SIL Regular" w:hAnsi="Charis SIL Regular" w:eastAsia="Charis SIL Regular"/>
-          <w:b w:val="0"/>
-          <w:i w:val="0"/>
-          <w:color w:val="000000"/>
-          <w:sz w:val="24"/>
-        </w:rPr>
-        <w:t xml:space="preserve">uwmuseum </w:t>
+        <w:t xml:space="preserve"> waarin zich ook relevant materiaal over het Tropisch Landbouwmuseum </w:t>
       </w:r>
       <w:r>
         <w:rPr>
@@ -3618,13 +3824,21 @@
       </w:r>
       <w:r>
         <w:rPr>
+          <w:u w:val="single" w:color="0000ff"/>
           <w:rFonts w:ascii="Charis SIL Regular" w:hAnsi="Charis SIL Regular" w:eastAsia="Charis SIL Regular"/>
           <w:b w:val="0"/>
           <w:i w:val="0"/>
           <w:color w:val="000000"/>
           <w:sz w:val="24"/>
         </w:rPr>
-        <w:t xml:space="preserve">, </w:t>
+        <w:hyperlink r:id="rId22" w:history="1">
+          <w:r>
+            <w:rPr>
+              <w:rStyle w:val="Hyperlink"/>
+            </w:rPr>
+            <w:t xml:space="preserve">, </w:t>
+          </w:r>
+        </w:hyperlink>
       </w:r>
       <w:r>
         <w:rPr>

--- a/EXPORTS/DOCX/published/niveau3/Dutch/TropischLandbouwMus.docx
+++ b/EXPORTS/DOCX/published/niveau3/Dutch/TropischLandbouwMus.docx
@@ -2672,7 +2672,143 @@
           <w:color w:val="000000"/>
           <w:sz w:val="24"/>
         </w:rPr>
-        <w:t xml:space="preserve"> waarin zich ook relevant materiaal over het Tropisch Landbouwmuseum </w:t>
+        <w:t xml:space="preserve"> waarin zich ook relevan</w:t>
+      </w:r>
+      <w:r>
+        <w:rPr>
+          <w:u w:val="single" w:color="0000ff"/>
+          <w:rFonts w:ascii="Charis SIL Regular" w:hAnsi="Charis SIL Regular" w:eastAsia="Charis SIL Regular"/>
+          <w:b w:val="0"/>
+          <w:i w:val="0"/>
+          <w:color w:val="000000"/>
+          <w:sz w:val="24"/>
+        </w:rPr>
+        <w:hyperlink r:id="rId19" w:history="1">
+          <w:r>
+            <w:rPr>
+              <w:rStyle w:val="Hyperlink"/>
+            </w:rPr>
+            <w:t>t mater</w:t>
+          </w:r>
+        </w:hyperlink>
+      </w:r>
+      <w:r>
+        <w:rPr>
+          <w:u w:val="single" w:color="0000ff"/>
+          <w:rFonts w:ascii="Charis SIL Regular" w:hAnsi="Charis SIL Regular" w:eastAsia="Charis SIL Regular"/>
+          <w:b w:val="0"/>
+          <w:i w:val="0"/>
+          <w:color w:val="000000"/>
+          <w:sz w:val="24"/>
+        </w:rPr>
+        <w:hyperlink r:id="rId19" w:history="1">
+          <w:r>
+            <w:rPr>
+              <w:rStyle w:val="Hyperlink"/>
+            </w:rPr>
+            <w:t>i</w:t>
+          </w:r>
+        </w:hyperlink>
+      </w:r>
+      <w:r>
+        <w:rPr>
+          <w:u w:val="single" w:color="0000ff"/>
+          <w:rFonts w:ascii="Charis SIL Regular" w:hAnsi="Charis SIL Regular" w:eastAsia="Charis SIL Regular"/>
+          <w:b w:val="0"/>
+          <w:i w:val="0"/>
+          <w:color w:val="000000"/>
+          <w:sz w:val="24"/>
+        </w:rPr>
+        <w:hyperlink r:id="rId19" w:history="1">
+          <w:r>
+            <w:rPr>
+              <w:rStyle w:val="Hyperlink"/>
+            </w:rPr>
+            <w:t xml:space="preserve">aal </w:t>
+          </w:r>
+        </w:hyperlink>
+      </w:r>
+      <w:r>
+        <w:rPr>
+          <w:u w:val="single" w:color="0000ff"/>
+          <w:rFonts w:ascii="Charis SIL Regular" w:hAnsi="Charis SIL Regular" w:eastAsia="Charis SIL Regular"/>
+          <w:b w:val="0"/>
+          <w:i w:val="0"/>
+          <w:color w:val="000000"/>
+          <w:sz w:val="24"/>
+        </w:rPr>
+        <w:hyperlink r:id="rId19" w:history="1">
+          <w:r>
+            <w:rPr>
+              <w:rStyle w:val="Hyperlink"/>
+            </w:rPr>
+            <w:t>ov</w:t>
+          </w:r>
+        </w:hyperlink>
+      </w:r>
+      <w:r>
+        <w:rPr>
+          <w:u w:val="single" w:color="0000ff"/>
+          <w:rFonts w:ascii="Charis SIL Regular" w:hAnsi="Charis SIL Regular" w:eastAsia="Charis SIL Regular"/>
+          <w:b w:val="0"/>
+          <w:i w:val="0"/>
+          <w:color w:val="000000"/>
+          <w:sz w:val="24"/>
+        </w:rPr>
+        <w:hyperlink r:id="rId19" w:history="1">
+          <w:r>
+            <w:rPr>
+              <w:rStyle w:val="Hyperlink"/>
+            </w:rPr>
+            <w:t>e</w:t>
+          </w:r>
+        </w:hyperlink>
+      </w:r>
+      <w:r>
+        <w:rPr>
+          <w:u w:val="single" w:color="0000ff"/>
+          <w:rFonts w:ascii="Charis SIL Regular" w:hAnsi="Charis SIL Regular" w:eastAsia="Charis SIL Regular"/>
+          <w:b w:val="0"/>
+          <w:i w:val="0"/>
+          <w:color w:val="000000"/>
+          <w:sz w:val="24"/>
+        </w:rPr>
+        <w:hyperlink r:id="rId19" w:history="1">
+          <w:r>
+            <w:rPr>
+              <w:rStyle w:val="Hyperlink"/>
+            </w:rPr>
+            <w:t>r het Tropis</w:t>
+          </w:r>
+        </w:hyperlink>
+      </w:r>
+      <w:r>
+        <w:rPr>
+          <w:u w:val="single" w:color="0000ff"/>
+          <w:rFonts w:ascii="Charis SIL Regular" w:hAnsi="Charis SIL Regular" w:eastAsia="Charis SIL Regular"/>
+          <w:b w:val="0"/>
+          <w:i w:val="0"/>
+          <w:color w:val="000000"/>
+          <w:sz w:val="24"/>
+        </w:rPr>
+        <w:hyperlink r:id="rId19" w:history="1">
+          <w:r>
+            <w:rPr>
+              <w:rStyle w:val="Hyperlink"/>
+            </w:rPr>
+            <w:t>ch Landbo</w:t>
+          </w:r>
+        </w:hyperlink>
+      </w:r>
+      <w:r>
+        <w:rPr>
+          <w:rFonts w:ascii="Charis SIL Regular" w:hAnsi="Charis SIL Regular" w:eastAsia="Charis SIL Regular"/>
+          <w:b w:val="0"/>
+          <w:i w:val="0"/>
+          <w:color w:val="000000"/>
+          <w:sz w:val="24"/>
+        </w:rPr>
+        <w:t xml:space="preserve">uwmuseum </w:t>
       </w:r>
       <w:r>
         <w:rPr>

--- a/EXPORTS/DOCX/published/niveau3/Dutch/TropischLandbouwMus.docx
+++ b/EXPORTS/DOCX/published/niveau3/Dutch/TropischLandbouwMus.docx
@@ -872,16 +872,8 @@
           <w:i w:val="0"/>
           <w:color w:val="0000FF"/>
           <w:sz w:val="24"/>
-          <w:u w:val="single"/>
-        </w:rPr>
-        <w:hyperlink r:id="rId12" w:history="1">
-          <w:r>
-            <w:rPr>
-              <w:rStyle w:val="Hyperlink"/>
-            </w:rPr>
-            <w:t>Rijksmus</w:t>
-          </w:r>
-        </w:hyperlink>
+        </w:rPr>
+        <w:t>Rijksmuseum voor Volkenku</w:t>
       </w:r>
       <w:r>
         <w:rPr>
@@ -892,119 +884,7 @@
           <w:sz w:val="24"/>
           <w:u w:val="single"/>
         </w:rPr>
-        <w:hyperlink r:id="rId12" w:history="1">
-          <w:r>
-            <w:rPr>
-              <w:rStyle w:val="Hyperlink"/>
-            </w:rPr>
-            <w:t>e</w:t>
-          </w:r>
-        </w:hyperlink>
-      </w:r>
-      <w:r>
-        <w:rPr>
-          <w:rFonts w:ascii="Charis SIL Regular" w:hAnsi="Charis SIL Regular" w:eastAsia="Charis SIL Regular"/>
-          <w:b w:val="0"/>
-          <w:i w:val="0"/>
-          <w:color w:val="0000FF"/>
-          <w:sz w:val="24"/>
-          <w:u w:val="single"/>
-        </w:rPr>
-        <w:hyperlink r:id="rId12" w:history="1">
-          <w:r>
-            <w:rPr>
-              <w:rStyle w:val="Hyperlink"/>
-            </w:rPr>
-            <w:t>um</w:t>
-          </w:r>
-        </w:hyperlink>
-      </w:r>
-      <w:r>
-        <w:rPr>
-          <w:rFonts w:ascii="Charis SIL Regular" w:hAnsi="Charis SIL Regular" w:eastAsia="Charis SIL Regular"/>
-          <w:b w:val="0"/>
-          <w:i w:val="0"/>
-          <w:color w:val="0000FF"/>
-          <w:sz w:val="24"/>
-          <w:u w:val="single"/>
-        </w:rPr>
-        <w:t xml:space="preserve"> </w:t>
-      </w:r>
-      <w:r>
-        <w:rPr>
-          <w:rFonts w:ascii="Charis SIL Regular" w:hAnsi="Charis SIL Regular" w:eastAsia="Charis SIL Regular"/>
-          <w:b w:val="0"/>
-          <w:i w:val="0"/>
-          <w:color w:val="0000FF"/>
-          <w:sz w:val="24"/>
-          <w:u w:val="single"/>
-        </w:rPr>
-        <w:hyperlink r:id="rId12" w:history="1">
-          <w:r>
-            <w:rPr>
-              <w:rStyle w:val="Hyperlink"/>
-            </w:rPr>
-            <w:t>voor</w:t>
-          </w:r>
-        </w:hyperlink>
-      </w:r>
-      <w:r>
-        <w:rPr>
-          <w:rFonts w:ascii="Charis SIL Regular" w:hAnsi="Charis SIL Regular" w:eastAsia="Charis SIL Regular"/>
-          <w:b w:val="0"/>
-          <w:i w:val="0"/>
-          <w:color w:val="0000FF"/>
-          <w:sz w:val="24"/>
-          <w:u w:val="single"/>
-        </w:rPr>
-        <w:t xml:space="preserve"> </w:t>
-      </w:r>
-      <w:r>
-        <w:rPr>
-          <w:rFonts w:ascii="Charis SIL Regular" w:hAnsi="Charis SIL Regular" w:eastAsia="Charis SIL Regular"/>
-          <w:b w:val="0"/>
-          <w:i w:val="0"/>
-          <w:color w:val="0000FF"/>
-          <w:sz w:val="24"/>
-          <w:u w:val="single"/>
-        </w:rPr>
-        <w:hyperlink r:id="rId12" w:history="1">
-          <w:r>
-            <w:rPr>
-              <w:rStyle w:val="Hyperlink"/>
-            </w:rPr>
-            <w:t>Volkenk</w:t>
-          </w:r>
-        </w:hyperlink>
-      </w:r>
-      <w:r>
-        <w:rPr>
-          <w:rFonts w:ascii="Charis SIL Regular" w:hAnsi="Charis SIL Regular" w:eastAsia="Charis SIL Regular"/>
-          <w:b w:val="0"/>
-          <w:i w:val="0"/>
-          <w:color w:val="0000FF"/>
-          <w:sz w:val="24"/>
-          <w:u w:val="single"/>
-        </w:rPr>
-        <w:hyperlink r:id="rId12" w:history="1">
-          <w:r>
-            <w:rPr>
-              <w:rStyle w:val="Hyperlink"/>
-            </w:rPr>
-            <w:t>u</w:t>
-          </w:r>
-        </w:hyperlink>
-      </w:r>
-      <w:r>
-        <w:rPr>
-          <w:rFonts w:ascii="Charis SIL Regular" w:hAnsi="Charis SIL Regular" w:eastAsia="Charis SIL Regular"/>
-          <w:b w:val="0"/>
-          <w:i w:val="0"/>
-          <w:color w:val="0000FF"/>
-          <w:sz w:val="24"/>
-          <w:u w:val="single"/>
-        </w:rPr>
-        <w:hyperlink r:id="rId12" w:history="1">
+        <w:hyperlink r:id="rId11" w:history="1">
           <w:r>
             <w:rPr>
               <w:rStyle w:val="Hyperlink"/>
@@ -1022,7 +902,7 @@
           <w:sz w:val="24"/>
           <w:u w:val="single"/>
         </w:rPr>
-        <w:hyperlink r:id="rId12" w:history="1">
+        <w:hyperlink r:id="rId11" w:history="1">
           <w:r>
             <w:rPr>
               <w:rStyle w:val="Hyperlink"/>
@@ -2346,104 +2226,13 @@
       </w:r>
       <w:r>
         <w:rPr>
-          <w:u w:val="single" w:color="0000ff"/>
           <w:rFonts w:ascii="Charis SIL Regular" w:hAnsi="Charis SIL Regular" w:eastAsia="Charis SIL Regular"/>
           <w:b w:val="0"/>
           <w:i w:val="0"/>
           <w:color w:val="000000"/>
           <w:sz w:val="24"/>
         </w:rPr>
-        <w:hyperlink r:id="rId18" w:history="1">
-          <w:r>
-            <w:rPr>
-              <w:rStyle w:val="Hyperlink"/>
-            </w:rPr>
-            <w:t>museumcol</w:t>
-          </w:r>
-        </w:hyperlink>
-      </w:r>
-      <w:r>
-        <w:rPr>
-          <w:u w:val="single" w:color="0000ff"/>
-          <w:rFonts w:ascii="Charis SIL Regular" w:hAnsi="Charis SIL Regular" w:eastAsia="Charis SIL Regular"/>
-          <w:b w:val="0"/>
-          <w:i w:val="0"/>
-          <w:color w:val="000000"/>
-          <w:sz w:val="24"/>
-        </w:rPr>
-        <w:hyperlink r:id="rId18" w:history="1">
-          <w:r>
-            <w:rPr>
-              <w:rStyle w:val="Hyperlink"/>
-            </w:rPr>
-            <w:t>l</w:t>
-          </w:r>
-        </w:hyperlink>
-      </w:r>
-      <w:r>
-        <w:rPr>
-          <w:u w:val="single" w:color="0000ff"/>
-          <w:rFonts w:ascii="Charis SIL Regular" w:hAnsi="Charis SIL Regular" w:eastAsia="Charis SIL Regular"/>
-          <w:b w:val="0"/>
-          <w:i w:val="0"/>
-          <w:color w:val="000000"/>
-          <w:sz w:val="24"/>
-        </w:rPr>
-        <w:hyperlink r:id="rId18" w:history="1">
-          <w:r>
-            <w:rPr>
-              <w:rStyle w:val="Hyperlink"/>
-            </w:rPr>
-            <w:t>ecti</w:t>
-          </w:r>
-        </w:hyperlink>
-      </w:r>
-      <w:r>
-        <w:rPr>
-          <w:u w:val="single" w:color="0000ff"/>
-          <w:rFonts w:ascii="Charis SIL Regular" w:hAnsi="Charis SIL Regular" w:eastAsia="Charis SIL Regular"/>
-          <w:b w:val="0"/>
-          <w:i w:val="0"/>
-          <w:color w:val="000000"/>
-          <w:sz w:val="24"/>
-        </w:rPr>
-        <w:hyperlink r:id="rId18" w:history="1">
-          <w:r>
-            <w:rPr>
-              <w:rStyle w:val="Hyperlink"/>
-            </w:rPr>
-            <w:t>e</w:t>
-          </w:r>
-        </w:hyperlink>
-      </w:r>
-      <w:r>
-        <w:rPr>
-          <w:u w:val="single" w:color="0000ff"/>
-          <w:rFonts w:ascii="Charis SIL Regular" w:hAnsi="Charis SIL Regular" w:eastAsia="Charis SIL Regular"/>
-          <w:b w:val="0"/>
-          <w:i w:val="0"/>
-          <w:color w:val="000000"/>
-          <w:sz w:val="24"/>
-        </w:rPr>
-        <w:hyperlink r:id="rId18" w:history="1">
-          <w:r>
-            <w:rPr>
-              <w:rStyle w:val="Hyperlink"/>
-            </w:rPr>
-            <w:t xml:space="preserve">. </w:t>
-          </w:r>
-        </w:hyperlink>
-      </w:r>
-      <w:r>
-        <w:rPr>
-          <w:u w:val="single" w:color="0000ff"/>
-          <w:rFonts w:ascii="Charis SIL Regular" w:hAnsi="Charis SIL Regular" w:eastAsia="Charis SIL Regular"/>
-          <w:b w:val="0"/>
-          <w:i w:val="0"/>
-          <w:color w:val="000000"/>
-          <w:sz w:val="24"/>
-        </w:rPr>
-        <w:t>T</w:t>
+        <w:t>museumcollectie. T</w:t>
       </w:r>
       <w:r>
         <w:rPr>

--- a/EXPORTS/DOCX/published/niveau3/Dutch/TropischLandbouwMus.docx
+++ b/EXPORTS/DOCX/published/niveau3/Dutch/TropischLandbouwMus.docx
@@ -872,8 +872,128 @@
           <w:i w:val="0"/>
           <w:color w:val="0000FF"/>
           <w:sz w:val="24"/>
-        </w:rPr>
-        <w:t>Rijksmuseum voor Volkenku</w:t>
+          <w:u w:val="single"/>
+        </w:rPr>
+        <w:hyperlink r:id="rId12" w:history="1">
+          <w:r>
+            <w:rPr>
+              <w:rStyle w:val="Hyperlink"/>
+            </w:rPr>
+            <w:t>Rijksmus</w:t>
+          </w:r>
+        </w:hyperlink>
+      </w:r>
+      <w:r>
+        <w:rPr>
+          <w:rFonts w:ascii="Charis SIL Regular" w:hAnsi="Charis SIL Regular" w:eastAsia="Charis SIL Regular"/>
+          <w:b w:val="0"/>
+          <w:i w:val="0"/>
+          <w:color w:val="0000FF"/>
+          <w:sz w:val="24"/>
+          <w:u w:val="single"/>
+        </w:rPr>
+        <w:hyperlink r:id="rId12" w:history="1">
+          <w:r>
+            <w:rPr>
+              <w:rStyle w:val="Hyperlink"/>
+            </w:rPr>
+            <w:t>e</w:t>
+          </w:r>
+        </w:hyperlink>
+      </w:r>
+      <w:r>
+        <w:rPr>
+          <w:rFonts w:ascii="Charis SIL Regular" w:hAnsi="Charis SIL Regular" w:eastAsia="Charis SIL Regular"/>
+          <w:b w:val="0"/>
+          <w:i w:val="0"/>
+          <w:color w:val="0000FF"/>
+          <w:sz w:val="24"/>
+          <w:u w:val="single"/>
+        </w:rPr>
+        <w:hyperlink r:id="rId12" w:history="1">
+          <w:r>
+            <w:rPr>
+              <w:rStyle w:val="Hyperlink"/>
+            </w:rPr>
+            <w:t>um</w:t>
+          </w:r>
+        </w:hyperlink>
+      </w:r>
+      <w:r>
+        <w:rPr>
+          <w:rFonts w:ascii="Charis SIL Regular" w:hAnsi="Charis SIL Regular" w:eastAsia="Charis SIL Regular"/>
+          <w:b w:val="0"/>
+          <w:i w:val="0"/>
+          <w:color w:val="0000FF"/>
+          <w:sz w:val="24"/>
+          <w:u w:val="single"/>
+        </w:rPr>
+        <w:t xml:space="preserve"> </w:t>
+      </w:r>
+      <w:r>
+        <w:rPr>
+          <w:rFonts w:ascii="Charis SIL Regular" w:hAnsi="Charis SIL Regular" w:eastAsia="Charis SIL Regular"/>
+          <w:b w:val="0"/>
+          <w:i w:val="0"/>
+          <w:color w:val="0000FF"/>
+          <w:sz w:val="24"/>
+          <w:u w:val="single"/>
+        </w:rPr>
+        <w:hyperlink r:id="rId12" w:history="1">
+          <w:r>
+            <w:rPr>
+              <w:rStyle w:val="Hyperlink"/>
+            </w:rPr>
+            <w:t>voor</w:t>
+          </w:r>
+        </w:hyperlink>
+      </w:r>
+      <w:r>
+        <w:rPr>
+          <w:rFonts w:ascii="Charis SIL Regular" w:hAnsi="Charis SIL Regular" w:eastAsia="Charis SIL Regular"/>
+          <w:b w:val="0"/>
+          <w:i w:val="0"/>
+          <w:color w:val="0000FF"/>
+          <w:sz w:val="24"/>
+          <w:u w:val="single"/>
+        </w:rPr>
+        <w:t xml:space="preserve"> </w:t>
+      </w:r>
+      <w:r>
+        <w:rPr>
+          <w:rFonts w:ascii="Charis SIL Regular" w:hAnsi="Charis SIL Regular" w:eastAsia="Charis SIL Regular"/>
+          <w:b w:val="0"/>
+          <w:i w:val="0"/>
+          <w:color w:val="0000FF"/>
+          <w:sz w:val="24"/>
+          <w:u w:val="single"/>
+        </w:rPr>
+        <w:hyperlink r:id="rId12" w:history="1">
+          <w:r>
+            <w:rPr>
+              <w:rStyle w:val="Hyperlink"/>
+            </w:rPr>
+            <w:t>Volkenk</w:t>
+          </w:r>
+        </w:hyperlink>
+      </w:r>
+      <w:r>
+        <w:rPr>
+          <w:rFonts w:ascii="Charis SIL Regular" w:hAnsi="Charis SIL Regular" w:eastAsia="Charis SIL Regular"/>
+          <w:b w:val="0"/>
+          <w:i w:val="0"/>
+          <w:color w:val="0000FF"/>
+          <w:sz w:val="24"/>
+          <w:u w:val="single"/>
+        </w:rPr>
+        <w:hyperlink r:id="rId12" w:history="1">
+          <w:r>
+            <w:rPr>
+              <w:rStyle w:val="Hyperlink"/>
+            </w:rPr>
+            <w:t>u</w:t>
+          </w:r>
+        </w:hyperlink>
       </w:r>
       <w:r>
         <w:rPr>
@@ -1294,169 +1414,7 @@
           <w:color w:val="000000"/>
           <w:sz w:val="24"/>
         </w:rPr>
-        <w:t>museum sloot in 2003 haar deuren, ma</w:t>
-      </w:r>
-      <w:r>
-        <w:rPr>
-          <w:u w:val="single" w:color="0000ff"/>
-          <w:rFonts w:ascii="Charis SIL Regular" w:hAnsi="Charis SIL Regular" w:eastAsia="Charis SIL Regular"/>
-          <w:b w:val="0"/>
-          <w:i w:val="0"/>
-          <w:color w:val="000000"/>
-          <w:sz w:val="24"/>
-        </w:rPr>
-        <w:hyperlink r:id="rId13" w:history="1">
-          <w:r>
-            <w:rPr>
-              <w:rStyle w:val="Hyperlink"/>
-            </w:rPr>
-            <w:t>ar het Univer</w:t>
-          </w:r>
-        </w:hyperlink>
-      </w:r>
-      <w:r>
-        <w:rPr>
-          <w:u w:val="single" w:color="0000ff"/>
-          <w:rFonts w:ascii="Charis SIL Regular" w:hAnsi="Charis SIL Regular" w:eastAsia="Charis SIL Regular"/>
-          <w:b w:val="0"/>
-          <w:i w:val="0"/>
-          <w:color w:val="000000"/>
-          <w:sz w:val="24"/>
-        </w:rPr>
-        <w:hyperlink r:id="rId13" w:history="1">
-          <w:r>
-            <w:rPr>
-              <w:rStyle w:val="Hyperlink"/>
-            </w:rPr>
-            <w:t>s</w:t>
-          </w:r>
-        </w:hyperlink>
-      </w:r>
-      <w:r>
-        <w:rPr>
-          <w:u w:val="single" w:color="0000ff"/>
-          <w:rFonts w:ascii="Charis SIL Regular" w:hAnsi="Charis SIL Regular" w:eastAsia="Charis SIL Regular"/>
-          <w:b w:val="0"/>
-          <w:i w:val="0"/>
-          <w:color w:val="000000"/>
-          <w:sz w:val="24"/>
-        </w:rPr>
-        <w:hyperlink r:id="rId13" w:history="1">
-          <w:r>
-            <w:rPr>
-              <w:rStyle w:val="Hyperlink"/>
-            </w:rPr>
-            <w:t>iteitsmu</w:t>
-          </w:r>
-        </w:hyperlink>
-      </w:r>
-      <w:r>
-        <w:rPr>
-          <w:u w:val="single" w:color="0000ff"/>
-          <w:rFonts w:ascii="Charis SIL Regular" w:hAnsi="Charis SIL Regular" w:eastAsia="Charis SIL Regular"/>
-          <w:b w:val="0"/>
-          <w:i w:val="0"/>
-          <w:color w:val="000000"/>
-          <w:sz w:val="24"/>
-        </w:rPr>
-        <w:hyperlink r:id="rId13" w:history="1">
-          <w:r>
-            <w:rPr>
-              <w:rStyle w:val="Hyperlink"/>
-            </w:rPr>
-            <w:t>s</w:t>
-          </w:r>
-        </w:hyperlink>
-      </w:r>
-      <w:r>
-        <w:rPr>
-          <w:u w:val="single" w:color="0000ff"/>
-          <w:rFonts w:ascii="Charis SIL Regular" w:hAnsi="Charis SIL Regular" w:eastAsia="Charis SIL Regular"/>
-          <w:b w:val="0"/>
-          <w:i w:val="0"/>
-          <w:color w:val="000000"/>
-          <w:sz w:val="24"/>
-        </w:rPr>
-        <w:hyperlink r:id="rId13" w:history="1">
-          <w:r>
-            <w:rPr>
-              <w:rStyle w:val="Hyperlink"/>
-            </w:rPr>
-            <w:t xml:space="preserve">eum van </w:t>
-          </w:r>
-        </w:hyperlink>
-      </w:r>
-      <w:r>
-        <w:rPr>
-          <w:u w:val="single" w:color="0000ff"/>
-          <w:rFonts w:ascii="Charis SIL Regular" w:hAnsi="Charis SIL Regular" w:eastAsia="Charis SIL Regular"/>
-          <w:b w:val="0"/>
-          <w:i w:val="0"/>
-          <w:color w:val="000000"/>
-          <w:sz w:val="24"/>
-        </w:rPr>
-        <w:hyperlink r:id="rId13" w:history="1">
-          <w:r>
-            <w:rPr>
-              <w:rStyle w:val="Hyperlink"/>
-            </w:rPr>
-            <w:t>d</w:t>
-          </w:r>
-        </w:hyperlink>
-      </w:r>
-      <w:r>
-        <w:rPr>
-          <w:u w:val="single" w:color="0000ff"/>
-          <w:rFonts w:ascii="Charis SIL Regular" w:hAnsi="Charis SIL Regular" w:eastAsia="Charis SIL Regular"/>
-          <w:b w:val="0"/>
-          <w:i w:val="0"/>
-          <w:color w:val="000000"/>
-          <w:sz w:val="24"/>
-        </w:rPr>
-        <w:hyperlink r:id="rId13" w:history="1">
-          <w:r>
-            <w:rPr>
-              <w:rStyle w:val="Hyperlink"/>
-            </w:rPr>
-            <w:t>e R</w:t>
-          </w:r>
-        </w:hyperlink>
-      </w:r>
-      <w:r>
-        <w:rPr>
-          <w:u w:val="single" w:color="0000ff"/>
-          <w:rFonts w:ascii="Charis SIL Regular" w:hAnsi="Charis SIL Regular" w:eastAsia="Charis SIL Regular"/>
-          <w:b w:val="0"/>
-          <w:i w:val="0"/>
-          <w:color w:val="000000"/>
-          <w:sz w:val="24"/>
-        </w:rPr>
-        <w:hyperlink r:id="rId13" w:history="1">
-          <w:r>
-            <w:rPr>
-              <w:rStyle w:val="Hyperlink"/>
-            </w:rPr>
-            <w:t>i</w:t>
-          </w:r>
-        </w:hyperlink>
-      </w:r>
-      <w:r>
-        <w:rPr>
-          <w:u w:val="single" w:color="0000ff"/>
-          <w:rFonts w:ascii="Charis SIL Regular" w:hAnsi="Charis SIL Regular" w:eastAsia="Charis SIL Regular"/>
-          <w:b w:val="0"/>
-          <w:i w:val="0"/>
-          <w:color w:val="000000"/>
-          <w:sz w:val="24"/>
-        </w:rPr>
-        <w:hyperlink r:id="rId13" w:history="1">
-          <w:r>
-            <w:rPr>
-              <w:rStyle w:val="Hyperlink"/>
-            </w:rPr>
-            <w:t>jksu</w:t>
-          </w:r>
-        </w:hyperlink>
+        <w:t>museum sloot in 2003 haar deuren, maar het Universiteitsmuseum van de Rijksu</w:t>
       </w:r>
       <w:r>
         <w:rPr>
@@ -2226,13 +2184,104 @@
       </w:r>
       <w:r>
         <w:rPr>
+          <w:u w:val="single" w:color="0000ff"/>
           <w:rFonts w:ascii="Charis SIL Regular" w:hAnsi="Charis SIL Regular" w:eastAsia="Charis SIL Regular"/>
           <w:b w:val="0"/>
           <w:i w:val="0"/>
           <w:color w:val="000000"/>
           <w:sz w:val="24"/>
         </w:rPr>
-        <w:t>museumcollectie. T</w:t>
+        <w:hyperlink r:id="rId18" w:history="1">
+          <w:r>
+            <w:rPr>
+              <w:rStyle w:val="Hyperlink"/>
+            </w:rPr>
+            <w:t>museumcol</w:t>
+          </w:r>
+        </w:hyperlink>
+      </w:r>
+      <w:r>
+        <w:rPr>
+          <w:u w:val="single" w:color="0000ff"/>
+          <w:rFonts w:ascii="Charis SIL Regular" w:hAnsi="Charis SIL Regular" w:eastAsia="Charis SIL Regular"/>
+          <w:b w:val="0"/>
+          <w:i w:val="0"/>
+          <w:color w:val="000000"/>
+          <w:sz w:val="24"/>
+        </w:rPr>
+        <w:hyperlink r:id="rId18" w:history="1">
+          <w:r>
+            <w:rPr>
+              <w:rStyle w:val="Hyperlink"/>
+            </w:rPr>
+            <w:t>l</w:t>
+          </w:r>
+        </w:hyperlink>
+      </w:r>
+      <w:r>
+        <w:rPr>
+          <w:u w:val="single" w:color="0000ff"/>
+          <w:rFonts w:ascii="Charis SIL Regular" w:hAnsi="Charis SIL Regular" w:eastAsia="Charis SIL Regular"/>
+          <w:b w:val="0"/>
+          <w:i w:val="0"/>
+          <w:color w:val="000000"/>
+          <w:sz w:val="24"/>
+        </w:rPr>
+        <w:hyperlink r:id="rId18" w:history="1">
+          <w:r>
+            <w:rPr>
+              <w:rStyle w:val="Hyperlink"/>
+            </w:rPr>
+            <w:t>ecti</w:t>
+          </w:r>
+        </w:hyperlink>
+      </w:r>
+      <w:r>
+        <w:rPr>
+          <w:u w:val="single" w:color="0000ff"/>
+          <w:rFonts w:ascii="Charis SIL Regular" w:hAnsi="Charis SIL Regular" w:eastAsia="Charis SIL Regular"/>
+          <w:b w:val="0"/>
+          <w:i w:val="0"/>
+          <w:color w:val="000000"/>
+          <w:sz w:val="24"/>
+        </w:rPr>
+        <w:hyperlink r:id="rId18" w:history="1">
+          <w:r>
+            <w:rPr>
+              <w:rStyle w:val="Hyperlink"/>
+            </w:rPr>
+            <w:t>e</w:t>
+          </w:r>
+        </w:hyperlink>
+      </w:r>
+      <w:r>
+        <w:rPr>
+          <w:u w:val="single" w:color="0000ff"/>
+          <w:rFonts w:ascii="Charis SIL Regular" w:hAnsi="Charis SIL Regular" w:eastAsia="Charis SIL Regular"/>
+          <w:b w:val="0"/>
+          <w:i w:val="0"/>
+          <w:color w:val="000000"/>
+          <w:sz w:val="24"/>
+        </w:rPr>
+        <w:hyperlink r:id="rId18" w:history="1">
+          <w:r>
+            <w:rPr>
+              <w:rStyle w:val="Hyperlink"/>
+            </w:rPr>
+            <w:t xml:space="preserve">. </w:t>
+          </w:r>
+        </w:hyperlink>
+      </w:r>
+      <w:r>
+        <w:rPr>
+          <w:u w:val="single" w:color="0000ff"/>
+          <w:rFonts w:ascii="Charis SIL Regular" w:hAnsi="Charis SIL Regular" w:eastAsia="Charis SIL Regular"/>
+          <w:b w:val="0"/>
+          <w:i w:val="0"/>
+          <w:color w:val="000000"/>
+          <w:sz w:val="24"/>
+        </w:rPr>
+        <w:t>T</w:t>
       </w:r>
       <w:r>
         <w:rPr>
@@ -3749,7 +3798,6 @@
       </w:r>
       <w:r>
         <w:rPr>
-          <w:u w:val="single" w:color="0000ff"/>
           <w:rFonts w:ascii="Charis SIL Regular" w:hAnsi="Charis SIL Regular" w:eastAsia="Charis SIL Regular"/>
           <w:b w:val="0"/>
           <w:i w:val="0"/>
@@ -3839,7 +3887,7 @@
           <w:sz w:val="24"/>
           <w:u w:val="single"/>
         </w:rPr>
-        <w:hyperlink r:id="rId23" w:history="1">
+        <w:hyperlink r:id="rId22" w:history="1">
           <w:r>
             <w:rPr>
               <w:rStyle w:val="Hyperlink"/>
@@ -3856,7 +3904,14 @@
           <w:color w:val="000000"/>
           <w:sz w:val="24"/>
         </w:rPr>
-        <w:t xml:space="preserve">, </w:t>
+        <w:hyperlink r:id="rId22" w:history="1">
+          <w:r>
+            <w:rPr>
+              <w:rStyle w:val="Hyperlink"/>
+            </w:rPr>
+            <w:t xml:space="preserve">, </w:t>
+          </w:r>
+        </w:hyperlink>
       </w:r>
       <w:r>
         <w:rPr>

--- a/EXPORTS/DOCX/published/niveau3/Dutch/TropischLandbouwMus.docx
+++ b/EXPORTS/DOCX/published/niveau3/Dutch/TropischLandbouwMus.docx
@@ -910,7 +910,7 @@
           <w:sz w:val="24"/>
           <w:u w:val="single"/>
         </w:rPr>
-        <w:hyperlink r:id="rId12" w:history="1">
+        <w:hyperlink r:id="rId11" w:history="1">
           <w:r>
             <w:rPr>
               <w:rStyle w:val="Hyperlink"/>
@@ -939,7 +939,7 @@
           <w:sz w:val="24"/>
           <w:u w:val="single"/>
         </w:rPr>
-        <w:hyperlink r:id="rId12" w:history="1">
+        <w:hyperlink r:id="rId11" w:history="1">
           <w:r>
             <w:rPr>
               <w:rStyle w:val="Hyperlink"/>
@@ -968,7 +968,7 @@
           <w:sz w:val="24"/>
           <w:u w:val="single"/>
         </w:rPr>
-        <w:hyperlink r:id="rId12" w:history="1">
+        <w:hyperlink r:id="rId11" w:history="1">
           <w:r>
             <w:rPr>
               <w:rStyle w:val="Hyperlink"/>
@@ -984,16 +984,8 @@
           <w:i w:val="0"/>
           <w:color w:val="0000FF"/>
           <w:sz w:val="24"/>
-          <w:u w:val="single"/>
-        </w:rPr>
-        <w:hyperlink r:id="rId12" w:history="1">
-          <w:r>
-            <w:rPr>
-              <w:rStyle w:val="Hyperlink"/>
-            </w:rPr>
-            <w:t>u</w:t>
-          </w:r>
-        </w:hyperlink>
+        </w:rPr>
+        <w:t>u</w:t>
       </w:r>
       <w:r>
         <w:rPr>
@@ -1414,7 +1406,169 @@
           <w:color w:val="000000"/>
           <w:sz w:val="24"/>
         </w:rPr>
-        <w:t>museum sloot in 2003 haar deuren, maar het Universiteitsmuseum van de Rijksu</w:t>
+        <w:t>museum sloot in 2003 haar deuren, ma</w:t>
+      </w:r>
+      <w:r>
+        <w:rPr>
+          <w:u w:val="single" w:color="0000ff"/>
+          <w:rFonts w:ascii="Charis SIL Regular" w:hAnsi="Charis SIL Regular" w:eastAsia="Charis SIL Regular"/>
+          <w:b w:val="0"/>
+          <w:i w:val="0"/>
+          <w:color w:val="000000"/>
+          <w:sz w:val="24"/>
+        </w:rPr>
+        <w:hyperlink r:id="rId13" w:history="1">
+          <w:r>
+            <w:rPr>
+              <w:rStyle w:val="Hyperlink"/>
+            </w:rPr>
+            <w:t>ar het Univer</w:t>
+          </w:r>
+        </w:hyperlink>
+      </w:r>
+      <w:r>
+        <w:rPr>
+          <w:u w:val="single" w:color="0000ff"/>
+          <w:rFonts w:ascii="Charis SIL Regular" w:hAnsi="Charis SIL Regular" w:eastAsia="Charis SIL Regular"/>
+          <w:b w:val="0"/>
+          <w:i w:val="0"/>
+          <w:color w:val="000000"/>
+          <w:sz w:val="24"/>
+        </w:rPr>
+        <w:hyperlink r:id="rId13" w:history="1">
+          <w:r>
+            <w:rPr>
+              <w:rStyle w:val="Hyperlink"/>
+            </w:rPr>
+            <w:t>s</w:t>
+          </w:r>
+        </w:hyperlink>
+      </w:r>
+      <w:r>
+        <w:rPr>
+          <w:u w:val="single" w:color="0000ff"/>
+          <w:rFonts w:ascii="Charis SIL Regular" w:hAnsi="Charis SIL Regular" w:eastAsia="Charis SIL Regular"/>
+          <w:b w:val="0"/>
+          <w:i w:val="0"/>
+          <w:color w:val="000000"/>
+          <w:sz w:val="24"/>
+        </w:rPr>
+        <w:hyperlink r:id="rId13" w:history="1">
+          <w:r>
+            <w:rPr>
+              <w:rStyle w:val="Hyperlink"/>
+            </w:rPr>
+            <w:t>iteitsmu</w:t>
+          </w:r>
+        </w:hyperlink>
+      </w:r>
+      <w:r>
+        <w:rPr>
+          <w:u w:val="single" w:color="0000ff"/>
+          <w:rFonts w:ascii="Charis SIL Regular" w:hAnsi="Charis SIL Regular" w:eastAsia="Charis SIL Regular"/>
+          <w:b w:val="0"/>
+          <w:i w:val="0"/>
+          <w:color w:val="000000"/>
+          <w:sz w:val="24"/>
+        </w:rPr>
+        <w:hyperlink r:id="rId13" w:history="1">
+          <w:r>
+            <w:rPr>
+              <w:rStyle w:val="Hyperlink"/>
+            </w:rPr>
+            <w:t>s</w:t>
+          </w:r>
+        </w:hyperlink>
+      </w:r>
+      <w:r>
+        <w:rPr>
+          <w:u w:val="single" w:color="0000ff"/>
+          <w:rFonts w:ascii="Charis SIL Regular" w:hAnsi="Charis SIL Regular" w:eastAsia="Charis SIL Regular"/>
+          <w:b w:val="0"/>
+          <w:i w:val="0"/>
+          <w:color w:val="000000"/>
+          <w:sz w:val="24"/>
+        </w:rPr>
+        <w:hyperlink r:id="rId13" w:history="1">
+          <w:r>
+            <w:rPr>
+              <w:rStyle w:val="Hyperlink"/>
+            </w:rPr>
+            <w:t xml:space="preserve">eum van </w:t>
+          </w:r>
+        </w:hyperlink>
+      </w:r>
+      <w:r>
+        <w:rPr>
+          <w:u w:val="single" w:color="0000ff"/>
+          <w:rFonts w:ascii="Charis SIL Regular" w:hAnsi="Charis SIL Regular" w:eastAsia="Charis SIL Regular"/>
+          <w:b w:val="0"/>
+          <w:i w:val="0"/>
+          <w:color w:val="000000"/>
+          <w:sz w:val="24"/>
+        </w:rPr>
+        <w:hyperlink r:id="rId13" w:history="1">
+          <w:r>
+            <w:rPr>
+              <w:rStyle w:val="Hyperlink"/>
+            </w:rPr>
+            <w:t>d</w:t>
+          </w:r>
+        </w:hyperlink>
+      </w:r>
+      <w:r>
+        <w:rPr>
+          <w:u w:val="single" w:color="0000ff"/>
+          <w:rFonts w:ascii="Charis SIL Regular" w:hAnsi="Charis SIL Regular" w:eastAsia="Charis SIL Regular"/>
+          <w:b w:val="0"/>
+          <w:i w:val="0"/>
+          <w:color w:val="000000"/>
+          <w:sz w:val="24"/>
+        </w:rPr>
+        <w:hyperlink r:id="rId13" w:history="1">
+          <w:r>
+            <w:rPr>
+              <w:rStyle w:val="Hyperlink"/>
+            </w:rPr>
+            <w:t>e R</w:t>
+          </w:r>
+        </w:hyperlink>
+      </w:r>
+      <w:r>
+        <w:rPr>
+          <w:u w:val="single" w:color="0000ff"/>
+          <w:rFonts w:ascii="Charis SIL Regular" w:hAnsi="Charis SIL Regular" w:eastAsia="Charis SIL Regular"/>
+          <w:b w:val="0"/>
+          <w:i w:val="0"/>
+          <w:color w:val="000000"/>
+          <w:sz w:val="24"/>
+        </w:rPr>
+        <w:hyperlink r:id="rId13" w:history="1">
+          <w:r>
+            <w:rPr>
+              <w:rStyle w:val="Hyperlink"/>
+            </w:rPr>
+            <w:t>i</w:t>
+          </w:r>
+        </w:hyperlink>
+      </w:r>
+      <w:r>
+        <w:rPr>
+          <w:u w:val="single" w:color="0000ff"/>
+          <w:rFonts w:ascii="Charis SIL Regular" w:hAnsi="Charis SIL Regular" w:eastAsia="Charis SIL Regular"/>
+          <w:b w:val="0"/>
+          <w:i w:val="0"/>
+          <w:color w:val="000000"/>
+          <w:sz w:val="24"/>
+        </w:rPr>
+        <w:hyperlink r:id="rId13" w:history="1">
+          <w:r>
+            <w:rPr>
+              <w:rStyle w:val="Hyperlink"/>
+            </w:rPr>
+            <w:t>jksu</w:t>
+          </w:r>
+        </w:hyperlink>
       </w:r>
       <w:r>
         <w:rPr>
@@ -3798,6 +3952,7 @@
       </w:r>
       <w:r>
         <w:rPr>
+          <w:u w:val="single" w:color="0000ff"/>
           <w:rFonts w:ascii="Charis SIL Regular" w:hAnsi="Charis SIL Regular" w:eastAsia="Charis SIL Regular"/>
           <w:b w:val="0"/>
           <w:i w:val="0"/>
@@ -3887,7 +4042,7 @@
           <w:sz w:val="24"/>
           <w:u w:val="single"/>
         </w:rPr>
-        <w:hyperlink r:id="rId22" w:history="1">
+        <w:hyperlink r:id="rId23" w:history="1">
           <w:r>
             <w:rPr>
               <w:rStyle w:val="Hyperlink"/>
@@ -3904,14 +4059,7 @@
           <w:color w:val="000000"/>
           <w:sz w:val="24"/>
         </w:rPr>
-        <w:hyperlink r:id="rId22" w:history="1">
-          <w:r>
-            <w:rPr>
-              <w:rStyle w:val="Hyperlink"/>
-            </w:rPr>
-            <w:t xml:space="preserve">, </w:t>
-          </w:r>
-        </w:hyperlink>
+        <w:t xml:space="preserve">, </w:t>
       </w:r>
       <w:r>
         <w:rPr>

--- a/EXPORTS/DOCX/published/niveau3/Dutch/TropischLandbouwMus.docx
+++ b/EXPORTS/DOCX/published/niveau3/Dutch/TropischLandbouwMus.docx
@@ -863,7 +863,14 @@
           <w:color w:val="000000"/>
           <w:sz w:val="24"/>
         </w:rPr>
-        <w:t xml:space="preserve">lige </w:t>
+        <w:hyperlink r:id="rId11" w:history="1">
+          <w:r>
+            <w:rPr>
+              <w:rStyle w:val="Hyperlink"/>
+            </w:rPr>
+            <w:t xml:space="preserve">lige </w:t>
+          </w:r>
+        </w:hyperlink>
       </w:r>
       <w:r>
         <w:rPr>
@@ -874,7 +881,7 @@
           <w:sz w:val="24"/>
           <w:u w:val="single"/>
         </w:rPr>
-        <w:hyperlink r:id="rId12" w:history="1">
+        <w:hyperlink r:id="rId11" w:history="1">
           <w:r>
             <w:rPr>
               <w:rStyle w:val="Hyperlink"/>
@@ -892,7 +899,7 @@
           <w:sz w:val="24"/>
           <w:u w:val="single"/>
         </w:rPr>
-        <w:hyperlink r:id="rId12" w:history="1">
+        <w:hyperlink r:id="rId11" w:history="1">
           <w:r>
             <w:rPr>
               <w:rStyle w:val="Hyperlink"/>
@@ -3959,14 +3966,7 @@
           <w:color w:val="000000"/>
           <w:sz w:val="24"/>
         </w:rPr>
-        <w:hyperlink r:id="rId22" w:history="1">
-          <w:r>
-            <w:rPr>
-              <w:rStyle w:val="Hyperlink"/>
-            </w:rPr>
-            <w:t xml:space="preserve">, </w:t>
-          </w:r>
-        </w:hyperlink>
+        <w:t xml:space="preserve">, </w:t>
       </w:r>
       <w:r>
         <w:rPr>
@@ -4053,6 +4053,7 @@
       </w:r>
       <w:r>
         <w:rPr>
+          <w:u w:val="single" w:color="0000ff"/>
           <w:rFonts w:ascii="Charis SIL Regular" w:hAnsi="Charis SIL Regular" w:eastAsia="Charis SIL Regular"/>
           <w:b w:val="0"/>
           <w:i w:val="0"/>
@@ -4070,7 +4071,7 @@
           <w:sz w:val="24"/>
           <w:u w:val="single"/>
         </w:rPr>
-        <w:hyperlink r:id="rId24" w:history="1">
+        <w:hyperlink r:id="rId22" w:history="1">
           <w:r>
             <w:rPr>
               <w:rStyle w:val="Hyperlink"/>
@@ -4099,7 +4100,7 @@
           <w:sz w:val="24"/>
           <w:u w:val="single"/>
         </w:rPr>
-        <w:hyperlink r:id="rId24" w:history="1">
+        <w:hyperlink r:id="rId22" w:history="1">
           <w:r>
             <w:rPr>
               <w:rStyle w:val="Hyperlink"/>

--- a/EXPORTS/DOCX/published/niveau3/Dutch/TropischLandbouwMus.docx
+++ b/EXPORTS/DOCX/published/niveau3/Dutch/TropischLandbouwMus.docx
@@ -506,25 +506,7 @@
           <w:color w:val="000000"/>
           <w:sz w:val="24"/>
         </w:rPr>
-        <w:t>museumzaal van he</w:t>
-      </w:r>
-      <w:r>
-        <w:rPr>
-          <w:u w:val="single" w:color="0000ff"/>
-          <w:rFonts w:ascii="Charis SIL Regular" w:hAnsi="Charis SIL Regular" w:eastAsia="Charis SIL Regular"/>
-          <w:b w:val="0"/>
-          <w:i w:val="0"/>
-          <w:color w:val="000000"/>
-          <w:sz w:val="24"/>
-        </w:rPr>
-        <w:hyperlink r:id="rId10" w:history="1">
-          <w:r>
-            <w:rPr>
-              <w:rStyle w:val="Hyperlink"/>
-            </w:rPr>
-            <w:t>t Koloniaal Land</w:t>
-          </w:r>
-        </w:hyperlink>
+        <w:t>museumzaal van het Koloniaal Land</w:t>
       </w:r>
       <w:r>
         <w:rPr>
@@ -852,137 +834,7 @@
           <w:color w:val="000000"/>
           <w:sz w:val="24"/>
         </w:rPr>
-        <w:t>het toenma</w:t>
-      </w:r>
-      <w:r>
-        <w:rPr>
-          <w:u w:val="single" w:color="0000ff"/>
-          <w:rFonts w:ascii="Charis SIL Regular" w:hAnsi="Charis SIL Regular" w:eastAsia="Charis SIL Regular"/>
-          <w:b w:val="0"/>
-          <w:i w:val="0"/>
-          <w:color w:val="000000"/>
-          <w:sz w:val="24"/>
-        </w:rPr>
-        <w:hyperlink r:id="rId11" w:history="1">
-          <w:r>
-            <w:rPr>
-              <w:rStyle w:val="Hyperlink"/>
-            </w:rPr>
-            <w:t xml:space="preserve">lige </w:t>
-          </w:r>
-        </w:hyperlink>
-      </w:r>
-      <w:r>
-        <w:rPr>
-          <w:rFonts w:ascii="Charis SIL Regular" w:hAnsi="Charis SIL Regular" w:eastAsia="Charis SIL Regular"/>
-          <w:b w:val="0"/>
-          <w:i w:val="0"/>
-          <w:color w:val="0000FF"/>
-          <w:sz w:val="24"/>
-          <w:u w:val="single"/>
-        </w:rPr>
-        <w:hyperlink r:id="rId11" w:history="1">
-          <w:r>
-            <w:rPr>
-              <w:rStyle w:val="Hyperlink"/>
-            </w:rPr>
-            <w:t>Rijksmus</w:t>
-          </w:r>
-        </w:hyperlink>
-      </w:r>
-      <w:r>
-        <w:rPr>
-          <w:rFonts w:ascii="Charis SIL Regular" w:hAnsi="Charis SIL Regular" w:eastAsia="Charis SIL Regular"/>
-          <w:b w:val="0"/>
-          <w:i w:val="0"/>
-          <w:color w:val="0000FF"/>
-          <w:sz w:val="24"/>
-          <w:u w:val="single"/>
-        </w:rPr>
-        <w:hyperlink r:id="rId11" w:history="1">
-          <w:r>
-            <w:rPr>
-              <w:rStyle w:val="Hyperlink"/>
-            </w:rPr>
-            <w:t>e</w:t>
-          </w:r>
-        </w:hyperlink>
-      </w:r>
-      <w:r>
-        <w:rPr>
-          <w:rFonts w:ascii="Charis SIL Regular" w:hAnsi="Charis SIL Regular" w:eastAsia="Charis SIL Regular"/>
-          <w:b w:val="0"/>
-          <w:i w:val="0"/>
-          <w:color w:val="0000FF"/>
-          <w:sz w:val="24"/>
-          <w:u w:val="single"/>
-        </w:rPr>
-        <w:hyperlink r:id="rId11" w:history="1">
-          <w:r>
-            <w:rPr>
-              <w:rStyle w:val="Hyperlink"/>
-            </w:rPr>
-            <w:t>um</w:t>
-          </w:r>
-        </w:hyperlink>
-      </w:r>
-      <w:r>
-        <w:rPr>
-          <w:rFonts w:ascii="Charis SIL Regular" w:hAnsi="Charis SIL Regular" w:eastAsia="Charis SIL Regular"/>
-          <w:b w:val="0"/>
-          <w:i w:val="0"/>
-          <w:color w:val="0000FF"/>
-          <w:sz w:val="24"/>
-          <w:u w:val="single"/>
-        </w:rPr>
-        <w:t xml:space="preserve"> </w:t>
-      </w:r>
-      <w:r>
-        <w:rPr>
-          <w:rFonts w:ascii="Charis SIL Regular" w:hAnsi="Charis SIL Regular" w:eastAsia="Charis SIL Regular"/>
-          <w:b w:val="0"/>
-          <w:i w:val="0"/>
-          <w:color w:val="0000FF"/>
-          <w:sz w:val="24"/>
-          <w:u w:val="single"/>
-        </w:rPr>
-        <w:hyperlink r:id="rId11" w:history="1">
-          <w:r>
-            <w:rPr>
-              <w:rStyle w:val="Hyperlink"/>
-            </w:rPr>
-            <w:t>voor</w:t>
-          </w:r>
-        </w:hyperlink>
-      </w:r>
-      <w:r>
-        <w:rPr>
-          <w:rFonts w:ascii="Charis SIL Regular" w:hAnsi="Charis SIL Regular" w:eastAsia="Charis SIL Regular"/>
-          <w:b w:val="0"/>
-          <w:i w:val="0"/>
-          <w:color w:val="0000FF"/>
-          <w:sz w:val="24"/>
-          <w:u w:val="single"/>
-        </w:rPr>
-        <w:t xml:space="preserve"> </w:t>
-      </w:r>
-      <w:r>
-        <w:rPr>
-          <w:rFonts w:ascii="Charis SIL Regular" w:hAnsi="Charis SIL Regular" w:eastAsia="Charis SIL Regular"/>
-          <w:b w:val="0"/>
-          <w:i w:val="0"/>
-          <w:color w:val="0000FF"/>
-          <w:sz w:val="24"/>
-          <w:u w:val="single"/>
-        </w:rPr>
-        <w:hyperlink r:id="rId11" w:history="1">
-          <w:r>
-            <w:rPr>
-              <w:rStyle w:val="Hyperlink"/>
-            </w:rPr>
-            <w:t>Volkenk</w:t>
-          </w:r>
-        </w:hyperlink>
+        <w:t xml:space="preserve">het toenmalige </w:t>
       </w:r>
       <w:r>
         <w:rPr>
@@ -992,43 +844,7 @@
           <w:color w:val="0000FF"/>
           <w:sz w:val="24"/>
         </w:rPr>
-        <w:t>u</w:t>
-      </w:r>
-      <w:r>
-        <w:rPr>
-          <w:rFonts w:ascii="Charis SIL Regular" w:hAnsi="Charis SIL Regular" w:eastAsia="Charis SIL Regular"/>
-          <w:b w:val="0"/>
-          <w:i w:val="0"/>
-          <w:color w:val="0000FF"/>
-          <w:sz w:val="24"/>
-          <w:u w:val="single"/>
-        </w:rPr>
-        <w:hyperlink r:id="rId11" w:history="1">
-          <w:r>
-            <w:rPr>
-              <w:rStyle w:val="Hyperlink"/>
-            </w:rPr>
-            <w:t>nd</w:t>
-          </w:r>
-        </w:hyperlink>
-      </w:r>
-      <w:r>
-        <w:rPr>
-          <w:rFonts w:ascii="Charis SIL Regular" w:hAnsi="Charis SIL Regular" w:eastAsia="Charis SIL Regular"/>
-          <w:b w:val="0"/>
-          <w:i w:val="0"/>
-          <w:color w:val="0000FF"/>
-          <w:sz w:val="24"/>
-          <w:u w:val="single"/>
-        </w:rPr>
-        <w:hyperlink r:id="rId11" w:history="1">
-          <w:r>
-            <w:rPr>
-              <w:rStyle w:val="Hyperlink"/>
-            </w:rPr>
-            <w:t>e</w:t>
-          </w:r>
-        </w:hyperlink>
+        <w:t>Rijksmuseum voor Volkenkunde</w:t>
       </w:r>
       <w:r>
         <w:rPr>
@@ -1070,61 +886,16 @@
       </w:r>
       <w:r>
         <w:rPr>
-          <w:u w:val="single" w:color="0000ff"/>
           <w:rFonts w:ascii="Charis SIL Regular" w:hAnsi="Charis SIL Regular" w:eastAsia="Charis SIL Regular"/>
           <w:b w:val="0"/>
           <w:i w:val="0"/>
           <w:color w:val="000000"/>
           <w:sz w:val="24"/>
         </w:rPr>
-        <w:hyperlink r:id="rId12" w:history="1">
-          <w:r>
-            <w:rPr>
-              <w:rStyle w:val="Hyperlink"/>
-            </w:rPr>
-            <w:t xml:space="preserve"> Toen de mus</w:t>
-          </w:r>
-        </w:hyperlink>
+        <w:t xml:space="preserve"> Toen de museumd</w:t>
       </w:r>
       <w:r>
         <w:rPr>
-          <w:u w:val="single" w:color="0000ff"/>
-          <w:rFonts w:ascii="Charis SIL Regular" w:hAnsi="Charis SIL Regular" w:eastAsia="Charis SIL Regular"/>
-          <w:b w:val="0"/>
-          <w:i w:val="0"/>
-          <w:color w:val="000000"/>
-          <w:sz w:val="24"/>
-        </w:rPr>
-        <w:hyperlink r:id="rId12" w:history="1">
-          <w:r>
-            <w:rPr>
-              <w:rStyle w:val="Hyperlink"/>
-            </w:rPr>
-            <w:t>e</w:t>
-          </w:r>
-        </w:hyperlink>
-      </w:r>
-      <w:r>
-        <w:rPr>
-          <w:u w:val="single" w:color="0000ff"/>
-          <w:rFonts w:ascii="Charis SIL Regular" w:hAnsi="Charis SIL Regular" w:eastAsia="Charis SIL Regular"/>
-          <w:b w:val="0"/>
-          <w:i w:val="0"/>
-          <w:color w:val="000000"/>
-          <w:sz w:val="24"/>
-        </w:rPr>
-        <w:hyperlink r:id="rId12" w:history="1">
-          <w:r>
-            <w:rPr>
-              <w:rStyle w:val="Hyperlink"/>
-            </w:rPr>
-            <w:t>umd</w:t>
-          </w:r>
-        </w:hyperlink>
-      </w:r>
-      <w:r>
-        <w:rPr>
-          <w:u w:val="single" w:color="0000ff"/>
           <w:rFonts w:ascii="Charis SIL Regular" w:hAnsi="Charis SIL Regular" w:eastAsia="Charis SIL Regular"/>
           <w:b w:val="0"/>
           <w:i w:val="0"/>
@@ -1413,169 +1184,7 @@
           <w:color w:val="000000"/>
           <w:sz w:val="24"/>
         </w:rPr>
-        <w:t>museum sloot in 2003 haar deuren, ma</w:t>
-      </w:r>
-      <w:r>
-        <w:rPr>
-          <w:u w:val="single" w:color="0000ff"/>
-          <w:rFonts w:ascii="Charis SIL Regular" w:hAnsi="Charis SIL Regular" w:eastAsia="Charis SIL Regular"/>
-          <w:b w:val="0"/>
-          <w:i w:val="0"/>
-          <w:color w:val="000000"/>
-          <w:sz w:val="24"/>
-        </w:rPr>
-        <w:hyperlink r:id="rId13" w:history="1">
-          <w:r>
-            <w:rPr>
-              <w:rStyle w:val="Hyperlink"/>
-            </w:rPr>
-            <w:t>ar het Univer</w:t>
-          </w:r>
-        </w:hyperlink>
-      </w:r>
-      <w:r>
-        <w:rPr>
-          <w:u w:val="single" w:color="0000ff"/>
-          <w:rFonts w:ascii="Charis SIL Regular" w:hAnsi="Charis SIL Regular" w:eastAsia="Charis SIL Regular"/>
-          <w:b w:val="0"/>
-          <w:i w:val="0"/>
-          <w:color w:val="000000"/>
-          <w:sz w:val="24"/>
-        </w:rPr>
-        <w:hyperlink r:id="rId13" w:history="1">
-          <w:r>
-            <w:rPr>
-              <w:rStyle w:val="Hyperlink"/>
-            </w:rPr>
-            <w:t>s</w:t>
-          </w:r>
-        </w:hyperlink>
-      </w:r>
-      <w:r>
-        <w:rPr>
-          <w:u w:val="single" w:color="0000ff"/>
-          <w:rFonts w:ascii="Charis SIL Regular" w:hAnsi="Charis SIL Regular" w:eastAsia="Charis SIL Regular"/>
-          <w:b w:val="0"/>
-          <w:i w:val="0"/>
-          <w:color w:val="000000"/>
-          <w:sz w:val="24"/>
-        </w:rPr>
-        <w:hyperlink r:id="rId13" w:history="1">
-          <w:r>
-            <w:rPr>
-              <w:rStyle w:val="Hyperlink"/>
-            </w:rPr>
-            <w:t>iteitsmu</w:t>
-          </w:r>
-        </w:hyperlink>
-      </w:r>
-      <w:r>
-        <w:rPr>
-          <w:u w:val="single" w:color="0000ff"/>
-          <w:rFonts w:ascii="Charis SIL Regular" w:hAnsi="Charis SIL Regular" w:eastAsia="Charis SIL Regular"/>
-          <w:b w:val="0"/>
-          <w:i w:val="0"/>
-          <w:color w:val="000000"/>
-          <w:sz w:val="24"/>
-        </w:rPr>
-        <w:hyperlink r:id="rId13" w:history="1">
-          <w:r>
-            <w:rPr>
-              <w:rStyle w:val="Hyperlink"/>
-            </w:rPr>
-            <w:t>s</w:t>
-          </w:r>
-        </w:hyperlink>
-      </w:r>
-      <w:r>
-        <w:rPr>
-          <w:u w:val="single" w:color="0000ff"/>
-          <w:rFonts w:ascii="Charis SIL Regular" w:hAnsi="Charis SIL Regular" w:eastAsia="Charis SIL Regular"/>
-          <w:b w:val="0"/>
-          <w:i w:val="0"/>
-          <w:color w:val="000000"/>
-          <w:sz w:val="24"/>
-        </w:rPr>
-        <w:hyperlink r:id="rId13" w:history="1">
-          <w:r>
-            <w:rPr>
-              <w:rStyle w:val="Hyperlink"/>
-            </w:rPr>
-            <w:t xml:space="preserve">eum van </w:t>
-          </w:r>
-        </w:hyperlink>
-      </w:r>
-      <w:r>
-        <w:rPr>
-          <w:u w:val="single" w:color="0000ff"/>
-          <w:rFonts w:ascii="Charis SIL Regular" w:hAnsi="Charis SIL Regular" w:eastAsia="Charis SIL Regular"/>
-          <w:b w:val="0"/>
-          <w:i w:val="0"/>
-          <w:color w:val="000000"/>
-          <w:sz w:val="24"/>
-        </w:rPr>
-        <w:hyperlink r:id="rId13" w:history="1">
-          <w:r>
-            <w:rPr>
-              <w:rStyle w:val="Hyperlink"/>
-            </w:rPr>
-            <w:t>d</w:t>
-          </w:r>
-        </w:hyperlink>
-      </w:r>
-      <w:r>
-        <w:rPr>
-          <w:u w:val="single" w:color="0000ff"/>
-          <w:rFonts w:ascii="Charis SIL Regular" w:hAnsi="Charis SIL Regular" w:eastAsia="Charis SIL Regular"/>
-          <w:b w:val="0"/>
-          <w:i w:val="0"/>
-          <w:color w:val="000000"/>
-          <w:sz w:val="24"/>
-        </w:rPr>
-        <w:hyperlink r:id="rId13" w:history="1">
-          <w:r>
-            <w:rPr>
-              <w:rStyle w:val="Hyperlink"/>
-            </w:rPr>
-            <w:t>e R</w:t>
-          </w:r>
-        </w:hyperlink>
-      </w:r>
-      <w:r>
-        <w:rPr>
-          <w:u w:val="single" w:color="0000ff"/>
-          <w:rFonts w:ascii="Charis SIL Regular" w:hAnsi="Charis SIL Regular" w:eastAsia="Charis SIL Regular"/>
-          <w:b w:val="0"/>
-          <w:i w:val="0"/>
-          <w:color w:val="000000"/>
-          <w:sz w:val="24"/>
-        </w:rPr>
-        <w:hyperlink r:id="rId13" w:history="1">
-          <w:r>
-            <w:rPr>
-              <w:rStyle w:val="Hyperlink"/>
-            </w:rPr>
-            <w:t>i</w:t>
-          </w:r>
-        </w:hyperlink>
-      </w:r>
-      <w:r>
-        <w:rPr>
-          <w:u w:val="single" w:color="0000ff"/>
-          <w:rFonts w:ascii="Charis SIL Regular" w:hAnsi="Charis SIL Regular" w:eastAsia="Charis SIL Regular"/>
-          <w:b w:val="0"/>
-          <w:i w:val="0"/>
-          <w:color w:val="000000"/>
-          <w:sz w:val="24"/>
-        </w:rPr>
-        <w:hyperlink r:id="rId13" w:history="1">
-          <w:r>
-            <w:rPr>
-              <w:rStyle w:val="Hyperlink"/>
-            </w:rPr>
-            <w:t>jksu</w:t>
-          </w:r>
-        </w:hyperlink>
+        <w:t>museum sloot in 2003 haar deuren, maar het Universiteitsmuseum van de Rijksu</w:t>
       </w:r>
       <w:r>
         <w:rPr>
@@ -2363,86 +1972,13 @@
       </w:r>
       <w:r>
         <w:rPr>
-          <w:u w:val="single" w:color="0000ff"/>
           <w:rFonts w:ascii="Charis SIL Regular" w:hAnsi="Charis SIL Regular" w:eastAsia="Charis SIL Regular"/>
           <w:b w:val="0"/>
           <w:i w:val="0"/>
           <w:color w:val="000000"/>
           <w:sz w:val="24"/>
         </w:rPr>
-        <w:hyperlink r:id="rId18" w:history="1">
-          <w:r>
-            <w:rPr>
-              <w:rStyle w:val="Hyperlink"/>
-            </w:rPr>
-            <w:t>l</w:t>
-          </w:r>
-        </w:hyperlink>
-      </w:r>
-      <w:r>
-        <w:rPr>
-          <w:u w:val="single" w:color="0000ff"/>
-          <w:rFonts w:ascii="Charis SIL Regular" w:hAnsi="Charis SIL Regular" w:eastAsia="Charis SIL Regular"/>
-          <w:b w:val="0"/>
-          <w:i w:val="0"/>
-          <w:color w:val="000000"/>
-          <w:sz w:val="24"/>
-        </w:rPr>
-        <w:hyperlink r:id="rId18" w:history="1">
-          <w:r>
-            <w:rPr>
-              <w:rStyle w:val="Hyperlink"/>
-            </w:rPr>
-            <w:t>ecti</w:t>
-          </w:r>
-        </w:hyperlink>
-      </w:r>
-      <w:r>
-        <w:rPr>
-          <w:u w:val="single" w:color="0000ff"/>
-          <w:rFonts w:ascii="Charis SIL Regular" w:hAnsi="Charis SIL Regular" w:eastAsia="Charis SIL Regular"/>
-          <w:b w:val="0"/>
-          <w:i w:val="0"/>
-          <w:color w:val="000000"/>
-          <w:sz w:val="24"/>
-        </w:rPr>
-        <w:hyperlink r:id="rId18" w:history="1">
-          <w:r>
-            <w:rPr>
-              <w:rStyle w:val="Hyperlink"/>
-            </w:rPr>
-            <w:t>e</w:t>
-          </w:r>
-        </w:hyperlink>
-      </w:r>
-      <w:r>
-        <w:rPr>
-          <w:u w:val="single" w:color="0000ff"/>
-          <w:rFonts w:ascii="Charis SIL Regular" w:hAnsi="Charis SIL Regular" w:eastAsia="Charis SIL Regular"/>
-          <w:b w:val="0"/>
-          <w:i w:val="0"/>
-          <w:color w:val="000000"/>
-          <w:sz w:val="24"/>
-        </w:rPr>
-        <w:hyperlink r:id="rId18" w:history="1">
-          <w:r>
-            <w:rPr>
-              <w:rStyle w:val="Hyperlink"/>
-            </w:rPr>
-            <w:t xml:space="preserve">. </w:t>
-          </w:r>
-        </w:hyperlink>
-      </w:r>
-      <w:r>
-        <w:rPr>
-          <w:u w:val="single" w:color="0000ff"/>
-          <w:rFonts w:ascii="Charis SIL Regular" w:hAnsi="Charis SIL Regular" w:eastAsia="Charis SIL Regular"/>
-          <w:b w:val="0"/>
-          <w:i w:val="0"/>
-          <w:color w:val="000000"/>
-          <w:sz w:val="24"/>
-        </w:rPr>
-        <w:t>T</w:t>
+        <w:t>lectie. T</w:t>
       </w:r>
       <w:r>
         <w:rPr>
@@ -2671,143 +2207,7 @@
           <w:color w:val="000000"/>
           <w:sz w:val="24"/>
         </w:rPr>
-        <w:t xml:space="preserve"> waarin zich ook relevan</w:t>
-      </w:r>
-      <w:r>
-        <w:rPr>
-          <w:u w:val="single" w:color="0000ff"/>
-          <w:rFonts w:ascii="Charis SIL Regular" w:hAnsi="Charis SIL Regular" w:eastAsia="Charis SIL Regular"/>
-          <w:b w:val="0"/>
-          <w:i w:val="0"/>
-          <w:color w:val="000000"/>
-          <w:sz w:val="24"/>
-        </w:rPr>
-        <w:hyperlink r:id="rId19" w:history="1">
-          <w:r>
-            <w:rPr>
-              <w:rStyle w:val="Hyperlink"/>
-            </w:rPr>
-            <w:t>t mater</w:t>
-          </w:r>
-        </w:hyperlink>
-      </w:r>
-      <w:r>
-        <w:rPr>
-          <w:u w:val="single" w:color="0000ff"/>
-          <w:rFonts w:ascii="Charis SIL Regular" w:hAnsi="Charis SIL Regular" w:eastAsia="Charis SIL Regular"/>
-          <w:b w:val="0"/>
-          <w:i w:val="0"/>
-          <w:color w:val="000000"/>
-          <w:sz w:val="24"/>
-        </w:rPr>
-        <w:hyperlink r:id="rId19" w:history="1">
-          <w:r>
-            <w:rPr>
-              <w:rStyle w:val="Hyperlink"/>
-            </w:rPr>
-            <w:t>i</w:t>
-          </w:r>
-        </w:hyperlink>
-      </w:r>
-      <w:r>
-        <w:rPr>
-          <w:u w:val="single" w:color="0000ff"/>
-          <w:rFonts w:ascii="Charis SIL Regular" w:hAnsi="Charis SIL Regular" w:eastAsia="Charis SIL Regular"/>
-          <w:b w:val="0"/>
-          <w:i w:val="0"/>
-          <w:color w:val="000000"/>
-          <w:sz w:val="24"/>
-        </w:rPr>
-        <w:hyperlink r:id="rId19" w:history="1">
-          <w:r>
-            <w:rPr>
-              <w:rStyle w:val="Hyperlink"/>
-            </w:rPr>
-            <w:t xml:space="preserve">aal </w:t>
-          </w:r>
-        </w:hyperlink>
-      </w:r>
-      <w:r>
-        <w:rPr>
-          <w:u w:val="single" w:color="0000ff"/>
-          <w:rFonts w:ascii="Charis SIL Regular" w:hAnsi="Charis SIL Regular" w:eastAsia="Charis SIL Regular"/>
-          <w:b w:val="0"/>
-          <w:i w:val="0"/>
-          <w:color w:val="000000"/>
-          <w:sz w:val="24"/>
-        </w:rPr>
-        <w:hyperlink r:id="rId19" w:history="1">
-          <w:r>
-            <w:rPr>
-              <w:rStyle w:val="Hyperlink"/>
-            </w:rPr>
-            <w:t>ov</w:t>
-          </w:r>
-        </w:hyperlink>
-      </w:r>
-      <w:r>
-        <w:rPr>
-          <w:u w:val="single" w:color="0000ff"/>
-          <w:rFonts w:ascii="Charis SIL Regular" w:hAnsi="Charis SIL Regular" w:eastAsia="Charis SIL Regular"/>
-          <w:b w:val="0"/>
-          <w:i w:val="0"/>
-          <w:color w:val="000000"/>
-          <w:sz w:val="24"/>
-        </w:rPr>
-        <w:hyperlink r:id="rId19" w:history="1">
-          <w:r>
-            <w:rPr>
-              <w:rStyle w:val="Hyperlink"/>
-            </w:rPr>
-            <w:t>e</w:t>
-          </w:r>
-        </w:hyperlink>
-      </w:r>
-      <w:r>
-        <w:rPr>
-          <w:u w:val="single" w:color="0000ff"/>
-          <w:rFonts w:ascii="Charis SIL Regular" w:hAnsi="Charis SIL Regular" w:eastAsia="Charis SIL Regular"/>
-          <w:b w:val="0"/>
-          <w:i w:val="0"/>
-          <w:color w:val="000000"/>
-          <w:sz w:val="24"/>
-        </w:rPr>
-        <w:hyperlink r:id="rId19" w:history="1">
-          <w:r>
-            <w:rPr>
-              <w:rStyle w:val="Hyperlink"/>
-            </w:rPr>
-            <w:t>r het Tropis</w:t>
-          </w:r>
-        </w:hyperlink>
-      </w:r>
-      <w:r>
-        <w:rPr>
-          <w:u w:val="single" w:color="0000ff"/>
-          <w:rFonts w:ascii="Charis SIL Regular" w:hAnsi="Charis SIL Regular" w:eastAsia="Charis SIL Regular"/>
-          <w:b w:val="0"/>
-          <w:i w:val="0"/>
-          <w:color w:val="000000"/>
-          <w:sz w:val="24"/>
-        </w:rPr>
-        <w:hyperlink r:id="rId19" w:history="1">
-          <w:r>
-            <w:rPr>
-              <w:rStyle w:val="Hyperlink"/>
-            </w:rPr>
-            <w:t>ch Landbo</w:t>
-          </w:r>
-        </w:hyperlink>
-      </w:r>
-      <w:r>
-        <w:rPr>
-          <w:rFonts w:ascii="Charis SIL Regular" w:hAnsi="Charis SIL Regular" w:eastAsia="Charis SIL Regular"/>
-          <w:b w:val="0"/>
-          <w:i w:val="0"/>
-          <w:color w:val="000000"/>
-          <w:sz w:val="24"/>
-        </w:rPr>
-        <w:t xml:space="preserve">uwmuseum </w:t>
+        <w:t xml:space="preserve"> waarin zich ook relevant materiaal over het Tropisch Landbouwmuseum </w:t>
       </w:r>
       <w:r>
         <w:rPr>

--- a/EXPORTS/DOCX/published/niveau3/Dutch/TropischLandbouwMus.docx
+++ b/EXPORTS/DOCX/published/niveau3/Dutch/TropischLandbouwMus.docx
@@ -506,7 +506,25 @@
           <w:color w:val="000000"/>
           <w:sz w:val="24"/>
         </w:rPr>
-        <w:t>museumzaal van het Koloniaal Land</w:t>
+        <w:t>museumzaal van he</w:t>
+      </w:r>
+      <w:r>
+        <w:rPr>
+          <w:u w:val="single" w:color="0000ff"/>
+          <w:rFonts w:ascii="Charis SIL Regular" w:hAnsi="Charis SIL Regular" w:eastAsia="Charis SIL Regular"/>
+          <w:b w:val="0"/>
+          <w:i w:val="0"/>
+          <w:color w:val="000000"/>
+          <w:sz w:val="24"/>
+        </w:rPr>
+        <w:hyperlink r:id="rId10" w:history="1">
+          <w:r>
+            <w:rPr>
+              <w:rStyle w:val="Hyperlink"/>
+            </w:rPr>
+            <w:t>t Koloniaal Land</w:t>
+          </w:r>
+        </w:hyperlink>
       </w:r>
       <w:r>
         <w:rPr>
@@ -843,8 +861,164 @@
           <w:i w:val="0"/>
           <w:color w:val="0000FF"/>
           <w:sz w:val="24"/>
-        </w:rPr>
-        <w:t>Rijksmuseum voor Volkenkunde</w:t>
+          <w:u w:val="single"/>
+        </w:rPr>
+        <w:hyperlink r:id="rId11" w:history="1">
+          <w:r>
+            <w:rPr>
+              <w:rStyle w:val="Hyperlink"/>
+            </w:rPr>
+            <w:t>Rijksmus</w:t>
+          </w:r>
+        </w:hyperlink>
+      </w:r>
+      <w:r>
+        <w:rPr>
+          <w:rFonts w:ascii="Charis SIL Regular" w:hAnsi="Charis SIL Regular" w:eastAsia="Charis SIL Regular"/>
+          <w:b w:val="0"/>
+          <w:i w:val="0"/>
+          <w:color w:val="0000FF"/>
+          <w:sz w:val="24"/>
+          <w:u w:val="single"/>
+        </w:rPr>
+        <w:hyperlink r:id="rId11" w:history="1">
+          <w:r>
+            <w:rPr>
+              <w:rStyle w:val="Hyperlink"/>
+            </w:rPr>
+            <w:t>e</w:t>
+          </w:r>
+        </w:hyperlink>
+      </w:r>
+      <w:r>
+        <w:rPr>
+          <w:rFonts w:ascii="Charis SIL Regular" w:hAnsi="Charis SIL Regular" w:eastAsia="Charis SIL Regular"/>
+          <w:b w:val="0"/>
+          <w:i w:val="0"/>
+          <w:color w:val="0000FF"/>
+          <w:sz w:val="24"/>
+          <w:u w:val="single"/>
+        </w:rPr>
+        <w:hyperlink r:id="rId11" w:history="1">
+          <w:r>
+            <w:rPr>
+              <w:rStyle w:val="Hyperlink"/>
+            </w:rPr>
+            <w:t>um</w:t>
+          </w:r>
+        </w:hyperlink>
+      </w:r>
+      <w:r>
+        <w:rPr>
+          <w:rFonts w:ascii="Charis SIL Regular" w:hAnsi="Charis SIL Regular" w:eastAsia="Charis SIL Regular"/>
+          <w:b w:val="0"/>
+          <w:i w:val="0"/>
+          <w:color w:val="0000FF"/>
+          <w:sz w:val="24"/>
+          <w:u w:val="single"/>
+        </w:rPr>
+        <w:t xml:space="preserve"> </w:t>
+      </w:r>
+      <w:r>
+        <w:rPr>
+          <w:rFonts w:ascii="Charis SIL Regular" w:hAnsi="Charis SIL Regular" w:eastAsia="Charis SIL Regular"/>
+          <w:b w:val="0"/>
+          <w:i w:val="0"/>
+          <w:color w:val="0000FF"/>
+          <w:sz w:val="24"/>
+          <w:u w:val="single"/>
+        </w:rPr>
+        <w:hyperlink r:id="rId12" w:history="1">
+          <w:r>
+            <w:rPr>
+              <w:rStyle w:val="Hyperlink"/>
+            </w:rPr>
+            <w:t>voor</w:t>
+          </w:r>
+        </w:hyperlink>
+      </w:r>
+      <w:r>
+        <w:rPr>
+          <w:rFonts w:ascii="Charis SIL Regular" w:hAnsi="Charis SIL Regular" w:eastAsia="Charis SIL Regular"/>
+          <w:b w:val="0"/>
+          <w:i w:val="0"/>
+          <w:color w:val="0000FF"/>
+          <w:sz w:val="24"/>
+          <w:u w:val="single"/>
+        </w:rPr>
+        <w:t xml:space="preserve"> </w:t>
+      </w:r>
+      <w:r>
+        <w:rPr>
+          <w:rFonts w:ascii="Charis SIL Regular" w:hAnsi="Charis SIL Regular" w:eastAsia="Charis SIL Regular"/>
+          <w:b w:val="0"/>
+          <w:i w:val="0"/>
+          <w:color w:val="0000FF"/>
+          <w:sz w:val="24"/>
+          <w:u w:val="single"/>
+        </w:rPr>
+        <w:hyperlink r:id="rId12" w:history="1">
+          <w:r>
+            <w:rPr>
+              <w:rStyle w:val="Hyperlink"/>
+            </w:rPr>
+            <w:t>Volkenk</w:t>
+          </w:r>
+        </w:hyperlink>
+      </w:r>
+      <w:r>
+        <w:rPr>
+          <w:rFonts w:ascii="Charis SIL Regular" w:hAnsi="Charis SIL Regular" w:eastAsia="Charis SIL Regular"/>
+          <w:b w:val="0"/>
+          <w:i w:val="0"/>
+          <w:color w:val="0000FF"/>
+          <w:sz w:val="24"/>
+          <w:u w:val="single"/>
+        </w:rPr>
+        <w:hyperlink r:id="rId12" w:history="1">
+          <w:r>
+            <w:rPr>
+              <w:rStyle w:val="Hyperlink"/>
+            </w:rPr>
+            <w:t>u</w:t>
+          </w:r>
+        </w:hyperlink>
+      </w:r>
+      <w:r>
+        <w:rPr>
+          <w:rFonts w:ascii="Charis SIL Regular" w:hAnsi="Charis SIL Regular" w:eastAsia="Charis SIL Regular"/>
+          <w:b w:val="0"/>
+          <w:i w:val="0"/>
+          <w:color w:val="0000FF"/>
+          <w:sz w:val="24"/>
+          <w:u w:val="single"/>
+        </w:rPr>
+        <w:hyperlink r:id="rId12" w:history="1">
+          <w:r>
+            <w:rPr>
+              <w:rStyle w:val="Hyperlink"/>
+            </w:rPr>
+            <w:t>nd</w:t>
+          </w:r>
+        </w:hyperlink>
+      </w:r>
+      <w:r>
+        <w:rPr>
+          <w:rFonts w:ascii="Charis SIL Regular" w:hAnsi="Charis SIL Regular" w:eastAsia="Charis SIL Regular"/>
+          <w:b w:val="0"/>
+          <w:i w:val="0"/>
+          <w:color w:val="0000FF"/>
+          <w:sz w:val="24"/>
+          <w:u w:val="single"/>
+        </w:rPr>
+        <w:hyperlink r:id="rId12" w:history="1">
+          <w:r>
+            <w:rPr>
+              <w:rStyle w:val="Hyperlink"/>
+            </w:rPr>
+            <w:t>e</w:t>
+          </w:r>
+        </w:hyperlink>
       </w:r>
       <w:r>
         <w:rPr>
@@ -886,16 +1060,61 @@
       </w:r>
       <w:r>
         <w:rPr>
+          <w:u w:val="single" w:color="0000ff"/>
           <w:rFonts w:ascii="Charis SIL Regular" w:hAnsi="Charis SIL Regular" w:eastAsia="Charis SIL Regular"/>
           <w:b w:val="0"/>
           <w:i w:val="0"/>
           <w:color w:val="000000"/>
           <w:sz w:val="24"/>
         </w:rPr>
-        <w:t xml:space="preserve"> Toen de museumd</w:t>
-      </w:r>
-      <w:r>
-        <w:rPr>
+        <w:hyperlink r:id="rId12" w:history="1">
+          <w:r>
+            <w:rPr>
+              <w:rStyle w:val="Hyperlink"/>
+            </w:rPr>
+            <w:t xml:space="preserve"> Toen de mus</w:t>
+          </w:r>
+        </w:hyperlink>
+      </w:r>
+      <w:r>
+        <w:rPr>
+          <w:u w:val="single" w:color="0000ff"/>
+          <w:rFonts w:ascii="Charis SIL Regular" w:hAnsi="Charis SIL Regular" w:eastAsia="Charis SIL Regular"/>
+          <w:b w:val="0"/>
+          <w:i w:val="0"/>
+          <w:color w:val="000000"/>
+          <w:sz w:val="24"/>
+        </w:rPr>
+        <w:hyperlink r:id="rId12" w:history="1">
+          <w:r>
+            <w:rPr>
+              <w:rStyle w:val="Hyperlink"/>
+            </w:rPr>
+            <w:t>e</w:t>
+          </w:r>
+        </w:hyperlink>
+      </w:r>
+      <w:r>
+        <w:rPr>
+          <w:u w:val="single" w:color="0000ff"/>
+          <w:rFonts w:ascii="Charis SIL Regular" w:hAnsi="Charis SIL Regular" w:eastAsia="Charis SIL Regular"/>
+          <w:b w:val="0"/>
+          <w:i w:val="0"/>
+          <w:color w:val="000000"/>
+          <w:sz w:val="24"/>
+        </w:rPr>
+        <w:hyperlink r:id="rId12" w:history="1">
+          <w:r>
+            <w:rPr>
+              <w:rStyle w:val="Hyperlink"/>
+            </w:rPr>
+            <w:t>umd</w:t>
+          </w:r>
+        </w:hyperlink>
+      </w:r>
+      <w:r>
+        <w:rPr>
+          <w:u w:val="single" w:color="0000ff"/>
           <w:rFonts w:ascii="Charis SIL Regular" w:hAnsi="Charis SIL Regular" w:eastAsia="Charis SIL Regular"/>
           <w:b w:val="0"/>
           <w:i w:val="0"/>
@@ -1184,7 +1403,169 @@
           <w:color w:val="000000"/>
           <w:sz w:val="24"/>
         </w:rPr>
-        <w:t>museum sloot in 2003 haar deuren, maar het Universiteitsmuseum van de Rijksu</w:t>
+        <w:t>museum sloot in 2003 haar deuren, ma</w:t>
+      </w:r>
+      <w:r>
+        <w:rPr>
+          <w:u w:val="single" w:color="0000ff"/>
+          <w:rFonts w:ascii="Charis SIL Regular" w:hAnsi="Charis SIL Regular" w:eastAsia="Charis SIL Regular"/>
+          <w:b w:val="0"/>
+          <w:i w:val="0"/>
+          <w:color w:val="000000"/>
+          <w:sz w:val="24"/>
+        </w:rPr>
+        <w:hyperlink r:id="rId13" w:history="1">
+          <w:r>
+            <w:rPr>
+              <w:rStyle w:val="Hyperlink"/>
+            </w:rPr>
+            <w:t>ar het Univer</w:t>
+          </w:r>
+        </w:hyperlink>
+      </w:r>
+      <w:r>
+        <w:rPr>
+          <w:u w:val="single" w:color="0000ff"/>
+          <w:rFonts w:ascii="Charis SIL Regular" w:hAnsi="Charis SIL Regular" w:eastAsia="Charis SIL Regular"/>
+          <w:b w:val="0"/>
+          <w:i w:val="0"/>
+          <w:color w:val="000000"/>
+          <w:sz w:val="24"/>
+        </w:rPr>
+        <w:hyperlink r:id="rId13" w:history="1">
+          <w:r>
+            <w:rPr>
+              <w:rStyle w:val="Hyperlink"/>
+            </w:rPr>
+            <w:t>s</w:t>
+          </w:r>
+        </w:hyperlink>
+      </w:r>
+      <w:r>
+        <w:rPr>
+          <w:u w:val="single" w:color="0000ff"/>
+          <w:rFonts w:ascii="Charis SIL Regular" w:hAnsi="Charis SIL Regular" w:eastAsia="Charis SIL Regular"/>
+          <w:b w:val="0"/>
+          <w:i w:val="0"/>
+          <w:color w:val="000000"/>
+          <w:sz w:val="24"/>
+        </w:rPr>
+        <w:hyperlink r:id="rId13" w:history="1">
+          <w:r>
+            <w:rPr>
+              <w:rStyle w:val="Hyperlink"/>
+            </w:rPr>
+            <w:t>iteitsmu</w:t>
+          </w:r>
+        </w:hyperlink>
+      </w:r>
+      <w:r>
+        <w:rPr>
+          <w:u w:val="single" w:color="0000ff"/>
+          <w:rFonts w:ascii="Charis SIL Regular" w:hAnsi="Charis SIL Regular" w:eastAsia="Charis SIL Regular"/>
+          <w:b w:val="0"/>
+          <w:i w:val="0"/>
+          <w:color w:val="000000"/>
+          <w:sz w:val="24"/>
+        </w:rPr>
+        <w:hyperlink r:id="rId13" w:history="1">
+          <w:r>
+            <w:rPr>
+              <w:rStyle w:val="Hyperlink"/>
+            </w:rPr>
+            <w:t>s</w:t>
+          </w:r>
+        </w:hyperlink>
+      </w:r>
+      <w:r>
+        <w:rPr>
+          <w:u w:val="single" w:color="0000ff"/>
+          <w:rFonts w:ascii="Charis SIL Regular" w:hAnsi="Charis SIL Regular" w:eastAsia="Charis SIL Regular"/>
+          <w:b w:val="0"/>
+          <w:i w:val="0"/>
+          <w:color w:val="000000"/>
+          <w:sz w:val="24"/>
+        </w:rPr>
+        <w:hyperlink r:id="rId13" w:history="1">
+          <w:r>
+            <w:rPr>
+              <w:rStyle w:val="Hyperlink"/>
+            </w:rPr>
+            <w:t xml:space="preserve">eum van </w:t>
+          </w:r>
+        </w:hyperlink>
+      </w:r>
+      <w:r>
+        <w:rPr>
+          <w:u w:val="single" w:color="0000ff"/>
+          <w:rFonts w:ascii="Charis SIL Regular" w:hAnsi="Charis SIL Regular" w:eastAsia="Charis SIL Regular"/>
+          <w:b w:val="0"/>
+          <w:i w:val="0"/>
+          <w:color w:val="000000"/>
+          <w:sz w:val="24"/>
+        </w:rPr>
+        <w:hyperlink r:id="rId13" w:history="1">
+          <w:r>
+            <w:rPr>
+              <w:rStyle w:val="Hyperlink"/>
+            </w:rPr>
+            <w:t>d</w:t>
+          </w:r>
+        </w:hyperlink>
+      </w:r>
+      <w:r>
+        <w:rPr>
+          <w:u w:val="single" w:color="0000ff"/>
+          <w:rFonts w:ascii="Charis SIL Regular" w:hAnsi="Charis SIL Regular" w:eastAsia="Charis SIL Regular"/>
+          <w:b w:val="0"/>
+          <w:i w:val="0"/>
+          <w:color w:val="000000"/>
+          <w:sz w:val="24"/>
+        </w:rPr>
+        <w:hyperlink r:id="rId13" w:history="1">
+          <w:r>
+            <w:rPr>
+              <w:rStyle w:val="Hyperlink"/>
+            </w:rPr>
+            <w:t>e R</w:t>
+          </w:r>
+        </w:hyperlink>
+      </w:r>
+      <w:r>
+        <w:rPr>
+          <w:u w:val="single" w:color="0000ff"/>
+          <w:rFonts w:ascii="Charis SIL Regular" w:hAnsi="Charis SIL Regular" w:eastAsia="Charis SIL Regular"/>
+          <w:b w:val="0"/>
+          <w:i w:val="0"/>
+          <w:color w:val="000000"/>
+          <w:sz w:val="24"/>
+        </w:rPr>
+        <w:hyperlink r:id="rId13" w:history="1">
+          <w:r>
+            <w:rPr>
+              <w:rStyle w:val="Hyperlink"/>
+            </w:rPr>
+            <w:t>i</w:t>
+          </w:r>
+        </w:hyperlink>
+      </w:r>
+      <w:r>
+        <w:rPr>
+          <w:u w:val="single" w:color="0000ff"/>
+          <w:rFonts w:ascii="Charis SIL Regular" w:hAnsi="Charis SIL Regular" w:eastAsia="Charis SIL Regular"/>
+          <w:b w:val="0"/>
+          <w:i w:val="0"/>
+          <w:color w:val="000000"/>
+          <w:sz w:val="24"/>
+        </w:rPr>
+        <w:hyperlink r:id="rId13" w:history="1">
+          <w:r>
+            <w:rPr>
+              <w:rStyle w:val="Hyperlink"/>
+            </w:rPr>
+            <w:t>jksu</w:t>
+          </w:r>
+        </w:hyperlink>
       </w:r>
       <w:r>
         <w:rPr>
@@ -1972,13 +2353,86 @@
       </w:r>
       <w:r>
         <w:rPr>
+          <w:u w:val="single" w:color="0000ff"/>
           <w:rFonts w:ascii="Charis SIL Regular" w:hAnsi="Charis SIL Regular" w:eastAsia="Charis SIL Regular"/>
           <w:b w:val="0"/>
           <w:i w:val="0"/>
           <w:color w:val="000000"/>
           <w:sz w:val="24"/>
         </w:rPr>
-        <w:t>lectie. T</w:t>
+        <w:hyperlink r:id="rId18" w:history="1">
+          <w:r>
+            <w:rPr>
+              <w:rStyle w:val="Hyperlink"/>
+            </w:rPr>
+            <w:t>l</w:t>
+          </w:r>
+        </w:hyperlink>
+      </w:r>
+      <w:r>
+        <w:rPr>
+          <w:u w:val="single" w:color="0000ff"/>
+          <w:rFonts w:ascii="Charis SIL Regular" w:hAnsi="Charis SIL Regular" w:eastAsia="Charis SIL Regular"/>
+          <w:b w:val="0"/>
+          <w:i w:val="0"/>
+          <w:color w:val="000000"/>
+          <w:sz w:val="24"/>
+        </w:rPr>
+        <w:hyperlink r:id="rId18" w:history="1">
+          <w:r>
+            <w:rPr>
+              <w:rStyle w:val="Hyperlink"/>
+            </w:rPr>
+            <w:t>ecti</w:t>
+          </w:r>
+        </w:hyperlink>
+      </w:r>
+      <w:r>
+        <w:rPr>
+          <w:u w:val="single" w:color="0000ff"/>
+          <w:rFonts w:ascii="Charis SIL Regular" w:hAnsi="Charis SIL Regular" w:eastAsia="Charis SIL Regular"/>
+          <w:b w:val="0"/>
+          <w:i w:val="0"/>
+          <w:color w:val="000000"/>
+          <w:sz w:val="24"/>
+        </w:rPr>
+        <w:hyperlink r:id="rId18" w:history="1">
+          <w:r>
+            <w:rPr>
+              <w:rStyle w:val="Hyperlink"/>
+            </w:rPr>
+            <w:t>e</w:t>
+          </w:r>
+        </w:hyperlink>
+      </w:r>
+      <w:r>
+        <w:rPr>
+          <w:u w:val="single" w:color="0000ff"/>
+          <w:rFonts w:ascii="Charis SIL Regular" w:hAnsi="Charis SIL Regular" w:eastAsia="Charis SIL Regular"/>
+          <w:b w:val="0"/>
+          <w:i w:val="0"/>
+          <w:color w:val="000000"/>
+          <w:sz w:val="24"/>
+        </w:rPr>
+        <w:hyperlink r:id="rId18" w:history="1">
+          <w:r>
+            <w:rPr>
+              <w:rStyle w:val="Hyperlink"/>
+            </w:rPr>
+            <w:t xml:space="preserve">. </w:t>
+          </w:r>
+        </w:hyperlink>
+      </w:r>
+      <w:r>
+        <w:rPr>
+          <w:u w:val="single" w:color="0000ff"/>
+          <w:rFonts w:ascii="Charis SIL Regular" w:hAnsi="Charis SIL Regular" w:eastAsia="Charis SIL Regular"/>
+          <w:b w:val="0"/>
+          <w:i w:val="0"/>
+          <w:color w:val="000000"/>
+          <w:sz w:val="24"/>
+        </w:rPr>
+        <w:t>T</w:t>
       </w:r>
       <w:r>
         <w:rPr>
@@ -2207,7 +2661,143 @@
           <w:color w:val="000000"/>
           <w:sz w:val="24"/>
         </w:rPr>
-        <w:t xml:space="preserve"> waarin zich ook relevant materiaal over het Tropisch Landbouwmuseum </w:t>
+        <w:t xml:space="preserve"> waarin zich ook relevan</w:t>
+      </w:r>
+      <w:r>
+        <w:rPr>
+          <w:u w:val="single" w:color="0000ff"/>
+          <w:rFonts w:ascii="Charis SIL Regular" w:hAnsi="Charis SIL Regular" w:eastAsia="Charis SIL Regular"/>
+          <w:b w:val="0"/>
+          <w:i w:val="0"/>
+          <w:color w:val="000000"/>
+          <w:sz w:val="24"/>
+        </w:rPr>
+        <w:hyperlink r:id="rId19" w:history="1">
+          <w:r>
+            <w:rPr>
+              <w:rStyle w:val="Hyperlink"/>
+            </w:rPr>
+            <w:t>t mater</w:t>
+          </w:r>
+        </w:hyperlink>
+      </w:r>
+      <w:r>
+        <w:rPr>
+          <w:u w:val="single" w:color="0000ff"/>
+          <w:rFonts w:ascii="Charis SIL Regular" w:hAnsi="Charis SIL Regular" w:eastAsia="Charis SIL Regular"/>
+          <w:b w:val="0"/>
+          <w:i w:val="0"/>
+          <w:color w:val="000000"/>
+          <w:sz w:val="24"/>
+        </w:rPr>
+        <w:hyperlink r:id="rId19" w:history="1">
+          <w:r>
+            <w:rPr>
+              <w:rStyle w:val="Hyperlink"/>
+            </w:rPr>
+            <w:t>i</w:t>
+          </w:r>
+        </w:hyperlink>
+      </w:r>
+      <w:r>
+        <w:rPr>
+          <w:u w:val="single" w:color="0000ff"/>
+          <w:rFonts w:ascii="Charis SIL Regular" w:hAnsi="Charis SIL Regular" w:eastAsia="Charis SIL Regular"/>
+          <w:b w:val="0"/>
+          <w:i w:val="0"/>
+          <w:color w:val="000000"/>
+          <w:sz w:val="24"/>
+        </w:rPr>
+        <w:hyperlink r:id="rId19" w:history="1">
+          <w:r>
+            <w:rPr>
+              <w:rStyle w:val="Hyperlink"/>
+            </w:rPr>
+            <w:t xml:space="preserve">aal </w:t>
+          </w:r>
+        </w:hyperlink>
+      </w:r>
+      <w:r>
+        <w:rPr>
+          <w:u w:val="single" w:color="0000ff"/>
+          <w:rFonts w:ascii="Charis SIL Regular" w:hAnsi="Charis SIL Regular" w:eastAsia="Charis SIL Regular"/>
+          <w:b w:val="0"/>
+          <w:i w:val="0"/>
+          <w:color w:val="000000"/>
+          <w:sz w:val="24"/>
+        </w:rPr>
+        <w:hyperlink r:id="rId19" w:history="1">
+          <w:r>
+            <w:rPr>
+              <w:rStyle w:val="Hyperlink"/>
+            </w:rPr>
+            <w:t>ov</w:t>
+          </w:r>
+        </w:hyperlink>
+      </w:r>
+      <w:r>
+        <w:rPr>
+          <w:u w:val="single" w:color="0000ff"/>
+          <w:rFonts w:ascii="Charis SIL Regular" w:hAnsi="Charis SIL Regular" w:eastAsia="Charis SIL Regular"/>
+          <w:b w:val="0"/>
+          <w:i w:val="0"/>
+          <w:color w:val="000000"/>
+          <w:sz w:val="24"/>
+        </w:rPr>
+        <w:hyperlink r:id="rId19" w:history="1">
+          <w:r>
+            <w:rPr>
+              <w:rStyle w:val="Hyperlink"/>
+            </w:rPr>
+            <w:t>e</w:t>
+          </w:r>
+        </w:hyperlink>
+      </w:r>
+      <w:r>
+        <w:rPr>
+          <w:u w:val="single" w:color="0000ff"/>
+          <w:rFonts w:ascii="Charis SIL Regular" w:hAnsi="Charis SIL Regular" w:eastAsia="Charis SIL Regular"/>
+          <w:b w:val="0"/>
+          <w:i w:val="0"/>
+          <w:color w:val="000000"/>
+          <w:sz w:val="24"/>
+        </w:rPr>
+        <w:hyperlink r:id="rId19" w:history="1">
+          <w:r>
+            <w:rPr>
+              <w:rStyle w:val="Hyperlink"/>
+            </w:rPr>
+            <w:t>r het Tropis</w:t>
+          </w:r>
+        </w:hyperlink>
+      </w:r>
+      <w:r>
+        <w:rPr>
+          <w:u w:val="single" w:color="0000ff"/>
+          <w:rFonts w:ascii="Charis SIL Regular" w:hAnsi="Charis SIL Regular" w:eastAsia="Charis SIL Regular"/>
+          <w:b w:val="0"/>
+          <w:i w:val="0"/>
+          <w:color w:val="000000"/>
+          <w:sz w:val="24"/>
+        </w:rPr>
+        <w:hyperlink r:id="rId19" w:history="1">
+          <w:r>
+            <w:rPr>
+              <w:rStyle w:val="Hyperlink"/>
+            </w:rPr>
+            <w:t>ch Landbo</w:t>
+          </w:r>
+        </w:hyperlink>
+      </w:r>
+      <w:r>
+        <w:rPr>
+          <w:rFonts w:ascii="Charis SIL Regular" w:hAnsi="Charis SIL Regular" w:eastAsia="Charis SIL Regular"/>
+          <w:b w:val="0"/>
+          <w:i w:val="0"/>
+          <w:color w:val="000000"/>
+          <w:sz w:val="24"/>
+        </w:rPr>
+        <w:t xml:space="preserve">uwmuseum </w:t>
       </w:r>
       <w:r>
         <w:rPr>
@@ -3366,7 +3956,14 @@
           <w:color w:val="000000"/>
           <w:sz w:val="24"/>
         </w:rPr>
-        <w:t xml:space="preserve">, </w:t>
+        <w:hyperlink r:id="rId22" w:history="1">
+          <w:r>
+            <w:rPr>
+              <w:rStyle w:val="Hyperlink"/>
+            </w:rPr>
+            <w:t xml:space="preserve">, </w:t>
+          </w:r>
+        </w:hyperlink>
       </w:r>
       <w:r>
         <w:rPr>
@@ -3453,7 +4050,6 @@
       </w:r>
       <w:r>
         <w:rPr>
-          <w:u w:val="single" w:color="0000ff"/>
           <w:rFonts w:ascii="Charis SIL Regular" w:hAnsi="Charis SIL Regular" w:eastAsia="Charis SIL Regular"/>
           <w:b w:val="0"/>
           <w:i w:val="0"/>
@@ -3471,7 +4067,7 @@
           <w:sz w:val="24"/>
           <w:u w:val="single"/>
         </w:rPr>
-        <w:hyperlink r:id="rId22" w:history="1">
+        <w:hyperlink r:id="rId24" w:history="1">
           <w:r>
             <w:rPr>
               <w:rStyle w:val="Hyperlink"/>
@@ -3500,7 +4096,7 @@
           <w:sz w:val="24"/>
           <w:u w:val="single"/>
         </w:rPr>
-        <w:hyperlink r:id="rId22" w:history="1">
+        <w:hyperlink r:id="rId24" w:history="1">
           <w:r>
             <w:rPr>
               <w:rStyle w:val="Hyperlink"/>

--- a/EXPORTS/DOCX/published/niveau3/Dutch/TropischLandbouwMus.docx
+++ b/EXPORTS/DOCX/published/niveau3/Dutch/TropischLandbouwMus.docx
@@ -863,7 +863,7 @@
           <w:sz w:val="24"/>
           <w:u w:val="single"/>
         </w:rPr>
-        <w:hyperlink r:id="rId11" w:history="1">
+        <w:hyperlink r:id="rId12" w:history="1">
           <w:r>
             <w:rPr>
               <w:rStyle w:val="Hyperlink"/>
@@ -881,7 +881,7 @@
           <w:sz w:val="24"/>
           <w:u w:val="single"/>
         </w:rPr>
-        <w:hyperlink r:id="rId11" w:history="1">
+        <w:hyperlink r:id="rId12" w:history="1">
           <w:r>
             <w:rPr>
               <w:rStyle w:val="Hyperlink"/>
@@ -928,7 +928,7 @@
           <w:sz w:val="24"/>
           <w:u w:val="single"/>
         </w:rPr>
-        <w:hyperlink r:id="rId12" w:history="1">
+        <w:hyperlink r:id="rId11" w:history="1">
           <w:r>
             <w:rPr>
               <w:rStyle w:val="Hyperlink"/>
@@ -944,7 +944,6 @@
           <w:i w:val="0"/>
           <w:color w:val="0000FF"/>
           <w:sz w:val="24"/>
-          <w:u w:val="single"/>
         </w:rPr>
         <w:t xml:space="preserve"> </w:t>
       </w:r>
@@ -1009,7 +1008,6 @@
           <w:i w:val="0"/>
           <w:color w:val="0000FF"/>
           <w:sz w:val="24"/>
-          <w:u w:val="single"/>
         </w:rPr>
         <w:hyperlink r:id="rId12" w:history="1">
           <w:r>
@@ -1971,61 +1969,7 @@
           <w:color w:val="000000"/>
           <w:sz w:val="24"/>
         </w:rPr>
-        <w:t>. Ook het arc</w:t>
-      </w:r>
-      <w:r>
-        <w:rPr>
-          <w:u w:val="single" w:color="0000ff"/>
-          <w:rFonts w:ascii="Charis SIL Regular" w:hAnsi="Charis SIL Regular" w:eastAsia="Charis SIL Regular"/>
-          <w:b w:val="0"/>
-          <w:i w:val="0"/>
-          <w:color w:val="000000"/>
-          <w:sz w:val="24"/>
-        </w:rPr>
-        <w:hyperlink r:id="rId15" w:history="1">
-          <w:r>
-            <w:rPr>
-              <w:rStyle w:val="Hyperlink"/>
-            </w:rPr>
-            <w:t>hief van de ver</w:t>
-          </w:r>
-        </w:hyperlink>
-      </w:r>
-      <w:r>
-        <w:rPr>
-          <w:u w:val="single" w:color="0000ff"/>
-          <w:rFonts w:ascii="Charis SIL Regular" w:hAnsi="Charis SIL Regular" w:eastAsia="Charis SIL Regular"/>
-          <w:b w:val="0"/>
-          <w:i w:val="0"/>
-          <w:color w:val="000000"/>
-          <w:sz w:val="24"/>
-        </w:rPr>
-        <w:hyperlink r:id="rId15" w:history="1">
-          <w:r>
-            <w:rPr>
-              <w:rStyle w:val="Hyperlink"/>
-            </w:rPr>
-            <w:t>e</w:t>
-          </w:r>
-        </w:hyperlink>
-      </w:r>
-      <w:r>
-        <w:rPr>
-          <w:u w:val="single" w:color="0000ff"/>
-          <w:rFonts w:ascii="Charis SIL Regular" w:hAnsi="Charis SIL Regular" w:eastAsia="Charis SIL Regular"/>
-          <w:b w:val="0"/>
-          <w:i w:val="0"/>
-          <w:color w:val="000000"/>
-          <w:sz w:val="24"/>
-        </w:rPr>
-        <w:hyperlink r:id="rId15" w:history="1">
-          <w:r>
-            <w:rPr>
-              <w:rStyle w:val="Hyperlink"/>
-            </w:rPr>
-            <w:t>nigi</w:t>
-          </w:r>
-        </w:hyperlink>
+        <w:t>. Ook het archief van de verenigi</w:t>
       </w:r>
       <w:r>
         <w:rPr>
@@ -2755,21 +2699,13 @@
       </w:r>
       <w:r>
         <w:rPr>
-          <w:u w:val="single" w:color="0000ff"/>
           <w:rFonts w:ascii="Charis SIL Regular" w:hAnsi="Charis SIL Regular" w:eastAsia="Charis SIL Regular"/>
           <w:b w:val="0"/>
           <w:i w:val="0"/>
           <w:color w:val="000000"/>
           <w:sz w:val="24"/>
         </w:rPr>
-        <w:hyperlink r:id="rId19" w:history="1">
-          <w:r>
-            <w:rPr>
-              <w:rStyle w:val="Hyperlink"/>
-            </w:rPr>
-            <w:t>r het Tropis</w:t>
-          </w:r>
-        </w:hyperlink>
+        <w:t>r het Tropis</w:t>
       </w:r>
       <w:r>
         <w:rPr>
@@ -3949,21 +3885,13 @@
       </w:r>
       <w:r>
         <w:rPr>
-          <w:u w:val="single" w:color="0000ff"/>
           <w:rFonts w:ascii="Charis SIL Regular" w:hAnsi="Charis SIL Regular" w:eastAsia="Charis SIL Regular"/>
           <w:b w:val="0"/>
           <w:i w:val="0"/>
           <w:color w:val="000000"/>
           <w:sz w:val="24"/>
         </w:rPr>
-        <w:hyperlink r:id="rId22" w:history="1">
-          <w:r>
-            <w:rPr>
-              <w:rStyle w:val="Hyperlink"/>
-            </w:rPr>
-            <w:t xml:space="preserve">, </w:t>
-          </w:r>
-        </w:hyperlink>
+        <w:t xml:space="preserve">, </w:t>
       </w:r>
       <w:r>
         <w:rPr>

--- a/EXPORTS/DOCX/published/niveau3/Dutch/TropischLandbouwMus.docx
+++ b/EXPORTS/DOCX/published/niveau3/Dutch/TropischLandbouwMus.docx
@@ -506,25 +506,7 @@
           <w:color w:val="000000"/>
           <w:sz w:val="24"/>
         </w:rPr>
-        <w:t>museumzaal van he</w:t>
-      </w:r>
-      <w:r>
-        <w:rPr>
-          <w:u w:val="single" w:color="0000ff"/>
-          <w:rFonts w:ascii="Charis SIL Regular" w:hAnsi="Charis SIL Regular" w:eastAsia="Charis SIL Regular"/>
-          <w:b w:val="0"/>
-          <w:i w:val="0"/>
-          <w:color w:val="000000"/>
-          <w:sz w:val="24"/>
-        </w:rPr>
-        <w:hyperlink r:id="rId10" w:history="1">
-          <w:r>
-            <w:rPr>
-              <w:rStyle w:val="Hyperlink"/>
-            </w:rPr>
-            <w:t>t Koloniaal Land</w:t>
-          </w:r>
-        </w:hyperlink>
+        <w:t>museumzaal van het Koloniaal Land</w:t>
       </w:r>
       <w:r>
         <w:rPr>
@@ -852,7 +834,24 @@
           <w:color w:val="000000"/>
           <w:sz w:val="24"/>
         </w:rPr>
-        <w:t xml:space="preserve">het toenmalige </w:t>
+        <w:t>het toenma</w:t>
+      </w:r>
+      <w:r>
+        <w:rPr>
+          <w:rFonts w:ascii="Charis SIL Regular" w:hAnsi="Charis SIL Regular" w:eastAsia="Charis SIL Regular"/>
+          <w:b w:val="0"/>
+          <w:i w:val="0"/>
+          <w:color w:val="000000"/>
+          <w:sz w:val="24"/>
+        </w:rPr>
+        <w:hyperlink r:id="rId11" w:history="1">
+          <w:r>
+            <w:rPr>
+              <w:rStyle w:val="Hyperlink"/>
+            </w:rPr>
+            <w:t xml:space="preserve">lige </w:t>
+          </w:r>
+        </w:hyperlink>
       </w:r>
       <w:r>
         <w:rPr>
@@ -863,7 +862,7 @@
           <w:sz w:val="24"/>
           <w:u w:val="single"/>
         </w:rPr>
-        <w:hyperlink r:id="rId12" w:history="1">
+        <w:hyperlink r:id="rId11" w:history="1">
           <w:r>
             <w:rPr>
               <w:rStyle w:val="Hyperlink"/>
@@ -880,6 +879,90 @@
           <w:color w:val="0000FF"/>
           <w:sz w:val="24"/>
           <w:u w:val="single"/>
+        </w:rPr>
+        <w:hyperlink r:id="rId11" w:history="1">
+          <w:r>
+            <w:rPr>
+              <w:rStyle w:val="Hyperlink"/>
+            </w:rPr>
+            <w:t>e</w:t>
+          </w:r>
+        </w:hyperlink>
+      </w:r>
+      <w:r>
+        <w:rPr>
+          <w:rFonts w:ascii="Charis SIL Regular" w:hAnsi="Charis SIL Regular" w:eastAsia="Charis SIL Regular"/>
+          <w:b w:val="0"/>
+          <w:i w:val="0"/>
+          <w:color w:val="0000FF"/>
+          <w:sz w:val="24"/>
+        </w:rPr>
+        <w:t>um voor Volkenkunde</w:t>
+      </w:r>
+      <w:r>
+        <w:rPr>
+          <w:u w:val="single" w:color="0000ff"/>
+          <w:rFonts w:ascii="Charis SIL Regular" w:hAnsi="Charis SIL Regular" w:eastAsia="Charis SIL Regular"/>
+          <w:b w:val="0"/>
+          <w:i w:val="0"/>
+          <w:color w:val="000000"/>
+          <w:sz w:val="24"/>
+        </w:rPr>
+        <w:hyperlink r:id="rId11" w:history="1">
+          <w:r>
+            <w:rPr>
+              <w:rStyle w:val="Hyperlink"/>
+            </w:rPr>
+            <w:t xml:space="preserve"> in Leid</w:t>
+          </w:r>
+        </w:hyperlink>
+      </w:r>
+      <w:r>
+        <w:rPr>
+          <w:rFonts w:ascii="Charis SIL Regular" w:hAnsi="Charis SIL Regular" w:eastAsia="Charis SIL Regular"/>
+          <w:b w:val="0"/>
+          <w:i w:val="0"/>
+          <w:color w:val="000000"/>
+          <w:sz w:val="24"/>
+        </w:rPr>
+        <w:t xml:space="preserve">en. Van een overname is het echter </w:t>
+      </w:r>
+      <w:r>
+        <w:rPr>
+          <w:rFonts w:ascii="Charis SIL Regular" w:hAnsi="Charis SIL Regular" w:eastAsia="Charis SIL Regular"/>
+          <w:b w:val="0"/>
+          <w:i w:val="0"/>
+          <w:color w:val="000000"/>
+          <w:sz w:val="24"/>
+        </w:rPr>
+        <w:t>nooit gekomen.</w:t>
+      </w:r>
+      <w:r>
+        <w:rPr>
+          <w:u w:val="single" w:color="0000ff"/>
+          <w:rFonts w:ascii="Charis SIL Regular" w:hAnsi="Charis SIL Regular" w:eastAsia="Charis SIL Regular"/>
+          <w:b w:val="0"/>
+          <w:i w:val="0"/>
+          <w:color w:val="000000"/>
+          <w:sz w:val="24"/>
+        </w:rPr>
+        <w:hyperlink r:id="rId12" w:history="1">
+          <w:r>
+            <w:rPr>
+              <w:rStyle w:val="Hyperlink"/>
+            </w:rPr>
+            <w:t xml:space="preserve"> Toen de mus</w:t>
+          </w:r>
+        </w:hyperlink>
+      </w:r>
+      <w:r>
+        <w:rPr>
+          <w:u w:val="single" w:color="0000ff"/>
+          <w:rFonts w:ascii="Charis SIL Regular" w:hAnsi="Charis SIL Regular" w:eastAsia="Charis SIL Regular"/>
+          <w:b w:val="0"/>
+          <w:i w:val="0"/>
+          <w:color w:val="000000"/>
+          <w:sz w:val="24"/>
         </w:rPr>
         <w:hyperlink r:id="rId12" w:history="1">
           <w:r>
@@ -892,134 +975,6 @@
       </w:r>
       <w:r>
         <w:rPr>
-          <w:rFonts w:ascii="Charis SIL Regular" w:hAnsi="Charis SIL Regular" w:eastAsia="Charis SIL Regular"/>
-          <w:b w:val="0"/>
-          <w:i w:val="0"/>
-          <w:color w:val="0000FF"/>
-          <w:sz w:val="24"/>
-          <w:u w:val="single"/>
-        </w:rPr>
-        <w:hyperlink r:id="rId11" w:history="1">
-          <w:r>
-            <w:rPr>
-              <w:rStyle w:val="Hyperlink"/>
-            </w:rPr>
-            <w:t>um</w:t>
-          </w:r>
-        </w:hyperlink>
-      </w:r>
-      <w:r>
-        <w:rPr>
-          <w:rFonts w:ascii="Charis SIL Regular" w:hAnsi="Charis SIL Regular" w:eastAsia="Charis SIL Regular"/>
-          <w:b w:val="0"/>
-          <w:i w:val="0"/>
-          <w:color w:val="0000FF"/>
-          <w:sz w:val="24"/>
-          <w:u w:val="single"/>
-        </w:rPr>
-        <w:t xml:space="preserve"> </w:t>
-      </w:r>
-      <w:r>
-        <w:rPr>
-          <w:rFonts w:ascii="Charis SIL Regular" w:hAnsi="Charis SIL Regular" w:eastAsia="Charis SIL Regular"/>
-          <w:b w:val="0"/>
-          <w:i w:val="0"/>
-          <w:color w:val="0000FF"/>
-          <w:sz w:val="24"/>
-          <w:u w:val="single"/>
-        </w:rPr>
-        <w:hyperlink r:id="rId11" w:history="1">
-          <w:r>
-            <w:rPr>
-              <w:rStyle w:val="Hyperlink"/>
-            </w:rPr>
-            <w:t>voor</w:t>
-          </w:r>
-        </w:hyperlink>
-      </w:r>
-      <w:r>
-        <w:rPr>
-          <w:rFonts w:ascii="Charis SIL Regular" w:hAnsi="Charis SIL Regular" w:eastAsia="Charis SIL Regular"/>
-          <w:b w:val="0"/>
-          <w:i w:val="0"/>
-          <w:color w:val="0000FF"/>
-          <w:sz w:val="24"/>
-        </w:rPr>
-        <w:t xml:space="preserve"> </w:t>
-      </w:r>
-      <w:r>
-        <w:rPr>
-          <w:rFonts w:ascii="Charis SIL Regular" w:hAnsi="Charis SIL Regular" w:eastAsia="Charis SIL Regular"/>
-          <w:b w:val="0"/>
-          <w:i w:val="0"/>
-          <w:color w:val="0000FF"/>
-          <w:sz w:val="24"/>
-          <w:u w:val="single"/>
-        </w:rPr>
-        <w:hyperlink r:id="rId12" w:history="1">
-          <w:r>
-            <w:rPr>
-              <w:rStyle w:val="Hyperlink"/>
-            </w:rPr>
-            <w:t>Volkenk</w:t>
-          </w:r>
-        </w:hyperlink>
-      </w:r>
-      <w:r>
-        <w:rPr>
-          <w:rFonts w:ascii="Charis SIL Regular" w:hAnsi="Charis SIL Regular" w:eastAsia="Charis SIL Regular"/>
-          <w:b w:val="0"/>
-          <w:i w:val="0"/>
-          <w:color w:val="0000FF"/>
-          <w:sz w:val="24"/>
-          <w:u w:val="single"/>
-        </w:rPr>
-        <w:hyperlink r:id="rId12" w:history="1">
-          <w:r>
-            <w:rPr>
-              <w:rStyle w:val="Hyperlink"/>
-            </w:rPr>
-            <w:t>u</w:t>
-          </w:r>
-        </w:hyperlink>
-      </w:r>
-      <w:r>
-        <w:rPr>
-          <w:rFonts w:ascii="Charis SIL Regular" w:hAnsi="Charis SIL Regular" w:eastAsia="Charis SIL Regular"/>
-          <w:b w:val="0"/>
-          <w:i w:val="0"/>
-          <w:color w:val="0000FF"/>
-          <w:sz w:val="24"/>
-          <w:u w:val="single"/>
-        </w:rPr>
-        <w:hyperlink r:id="rId12" w:history="1">
-          <w:r>
-            <w:rPr>
-              <w:rStyle w:val="Hyperlink"/>
-            </w:rPr>
-            <w:t>nd</w:t>
-          </w:r>
-        </w:hyperlink>
-      </w:r>
-      <w:r>
-        <w:rPr>
-          <w:rFonts w:ascii="Charis SIL Regular" w:hAnsi="Charis SIL Regular" w:eastAsia="Charis SIL Regular"/>
-          <w:b w:val="0"/>
-          <w:i w:val="0"/>
-          <w:color w:val="0000FF"/>
-          <w:sz w:val="24"/>
-        </w:rPr>
-        <w:hyperlink r:id="rId12" w:history="1">
-          <w:r>
-            <w:rPr>
-              <w:rStyle w:val="Hyperlink"/>
-            </w:rPr>
-            <w:t>e</w:t>
-          </w:r>
-        </w:hyperlink>
-      </w:r>
-      <w:r>
-        <w:rPr>
           <w:u w:val="single" w:color="0000ff"/>
           <w:rFonts w:ascii="Charis SIL Regular" w:hAnsi="Charis SIL Regular" w:eastAsia="Charis SIL Regular"/>
           <w:b w:val="0"/>
@@ -1027,88 +982,7 @@
           <w:color w:val="000000"/>
           <w:sz w:val="24"/>
         </w:rPr>
-        <w:hyperlink r:id="rId11" w:history="1">
-          <w:r>
-            <w:rPr>
-              <w:rStyle w:val="Hyperlink"/>
-            </w:rPr>
-            <w:t xml:space="preserve"> in Leid</w:t>
-          </w:r>
-        </w:hyperlink>
-      </w:r>
-      <w:r>
-        <w:rPr>
-          <w:rFonts w:ascii="Charis SIL Regular" w:hAnsi="Charis SIL Regular" w:eastAsia="Charis SIL Regular"/>
-          <w:b w:val="0"/>
-          <w:i w:val="0"/>
-          <w:color w:val="000000"/>
-          <w:sz w:val="24"/>
-        </w:rPr>
-        <w:t xml:space="preserve">en. Van een overname is het echter </w:t>
-      </w:r>
-      <w:r>
-        <w:rPr>
-          <w:rFonts w:ascii="Charis SIL Regular" w:hAnsi="Charis SIL Regular" w:eastAsia="Charis SIL Regular"/>
-          <w:b w:val="0"/>
-          <w:i w:val="0"/>
-          <w:color w:val="000000"/>
-          <w:sz w:val="24"/>
-        </w:rPr>
-        <w:t>nooit gekomen.</w:t>
-      </w:r>
-      <w:r>
-        <w:rPr>
-          <w:u w:val="single" w:color="0000ff"/>
-          <w:rFonts w:ascii="Charis SIL Regular" w:hAnsi="Charis SIL Regular" w:eastAsia="Charis SIL Regular"/>
-          <w:b w:val="0"/>
-          <w:i w:val="0"/>
-          <w:color w:val="000000"/>
-          <w:sz w:val="24"/>
-        </w:rPr>
-        <w:hyperlink r:id="rId12" w:history="1">
-          <w:r>
-            <w:rPr>
-              <w:rStyle w:val="Hyperlink"/>
-            </w:rPr>
-            <w:t xml:space="preserve"> Toen de mus</w:t>
-          </w:r>
-        </w:hyperlink>
-      </w:r>
-      <w:r>
-        <w:rPr>
-          <w:u w:val="single" w:color="0000ff"/>
-          <w:rFonts w:ascii="Charis SIL Regular" w:hAnsi="Charis SIL Regular" w:eastAsia="Charis SIL Regular"/>
-          <w:b w:val="0"/>
-          <w:i w:val="0"/>
-          <w:color w:val="000000"/>
-          <w:sz w:val="24"/>
-        </w:rPr>
-        <w:hyperlink r:id="rId12" w:history="1">
-          <w:r>
-            <w:rPr>
-              <w:rStyle w:val="Hyperlink"/>
-            </w:rPr>
-            <w:t>e</w:t>
-          </w:r>
-        </w:hyperlink>
-      </w:r>
-      <w:r>
-        <w:rPr>
-          <w:u w:val="single" w:color="0000ff"/>
-          <w:rFonts w:ascii="Charis SIL Regular" w:hAnsi="Charis SIL Regular" w:eastAsia="Charis SIL Regular"/>
-          <w:b w:val="0"/>
-          <w:i w:val="0"/>
-          <w:color w:val="000000"/>
-          <w:sz w:val="24"/>
-        </w:rPr>
-        <w:hyperlink r:id="rId12" w:history="1">
-          <w:r>
-            <w:rPr>
-              <w:rStyle w:val="Hyperlink"/>
-            </w:rPr>
-            <w:t>umd</w:t>
-          </w:r>
-        </w:hyperlink>
+        <w:t>umd</w:t>
       </w:r>
       <w:r>
         <w:rPr>
@@ -1969,7 +1843,61 @@
           <w:color w:val="000000"/>
           <w:sz w:val="24"/>
         </w:rPr>
-        <w:t>. Ook het archief van de verenigi</w:t>
+        <w:t>. Ook het arc</w:t>
+      </w:r>
+      <w:r>
+        <w:rPr>
+          <w:u w:val="single" w:color="0000ff"/>
+          <w:rFonts w:ascii="Charis SIL Regular" w:hAnsi="Charis SIL Regular" w:eastAsia="Charis SIL Regular"/>
+          <w:b w:val="0"/>
+          <w:i w:val="0"/>
+          <w:color w:val="000000"/>
+          <w:sz w:val="24"/>
+        </w:rPr>
+        <w:hyperlink r:id="rId15" w:history="1">
+          <w:r>
+            <w:rPr>
+              <w:rStyle w:val="Hyperlink"/>
+            </w:rPr>
+            <w:t>hief van de ver</w:t>
+          </w:r>
+        </w:hyperlink>
+      </w:r>
+      <w:r>
+        <w:rPr>
+          <w:u w:val="single" w:color="0000ff"/>
+          <w:rFonts w:ascii="Charis SIL Regular" w:hAnsi="Charis SIL Regular" w:eastAsia="Charis SIL Regular"/>
+          <w:b w:val="0"/>
+          <w:i w:val="0"/>
+          <w:color w:val="000000"/>
+          <w:sz w:val="24"/>
+        </w:rPr>
+        <w:hyperlink r:id="rId15" w:history="1">
+          <w:r>
+            <w:rPr>
+              <w:rStyle w:val="Hyperlink"/>
+            </w:rPr>
+            <w:t>e</w:t>
+          </w:r>
+        </w:hyperlink>
+      </w:r>
+      <w:r>
+        <w:rPr>
+          <w:u w:val="single" w:color="0000ff"/>
+          <w:rFonts w:ascii="Charis SIL Regular" w:hAnsi="Charis SIL Regular" w:eastAsia="Charis SIL Regular"/>
+          <w:b w:val="0"/>
+          <w:i w:val="0"/>
+          <w:color w:val="000000"/>
+          <w:sz w:val="24"/>
+        </w:rPr>
+        <w:hyperlink r:id="rId15" w:history="1">
+          <w:r>
+            <w:rPr>
+              <w:rStyle w:val="Hyperlink"/>
+            </w:rPr>
+            <w:t>nigi</w:t>
+          </w:r>
+        </w:hyperlink>
       </w:r>
       <w:r>
         <w:rPr>
@@ -2699,13 +2627,21 @@
       </w:r>
       <w:r>
         <w:rPr>
+          <w:u w:val="single" w:color="0000ff"/>
           <w:rFonts w:ascii="Charis SIL Regular" w:hAnsi="Charis SIL Regular" w:eastAsia="Charis SIL Regular"/>
           <w:b w:val="0"/>
           <w:i w:val="0"/>
           <w:color w:val="000000"/>
           <w:sz w:val="24"/>
         </w:rPr>
-        <w:t>r het Tropis</w:t>
+        <w:hyperlink r:id="rId19" w:history="1">
+          <w:r>
+            <w:rPr>
+              <w:rStyle w:val="Hyperlink"/>
+            </w:rPr>
+            <w:t>r het Tropis</w:t>
+          </w:r>
+        </w:hyperlink>
       </w:r>
       <w:r>
         <w:rPr>
@@ -3885,6 +3821,7 @@
       </w:r>
       <w:r>
         <w:rPr>
+          <w:u w:val="single" w:color="0000ff"/>
           <w:rFonts w:ascii="Charis SIL Regular" w:hAnsi="Charis SIL Regular" w:eastAsia="Charis SIL Regular"/>
           <w:b w:val="0"/>
           <w:i w:val="0"/>
@@ -3978,6 +3915,7 @@
       </w:r>
       <w:r>
         <w:rPr>
+          <w:u w:val="single" w:color="0000ff"/>
           <w:rFonts w:ascii="Charis SIL Regular" w:hAnsi="Charis SIL Regular" w:eastAsia="Charis SIL Regular"/>
           <w:b w:val="0"/>
           <w:i w:val="0"/>
@@ -3995,7 +3933,7 @@
           <w:sz w:val="24"/>
           <w:u w:val="single"/>
         </w:rPr>
-        <w:hyperlink r:id="rId24" w:history="1">
+        <w:hyperlink r:id="rId22" w:history="1">
           <w:r>
             <w:rPr>
               <w:rStyle w:val="Hyperlink"/>
@@ -4024,7 +3962,7 @@
           <w:sz w:val="24"/>
           <w:u w:val="single"/>
         </w:rPr>
-        <w:hyperlink r:id="rId24" w:history="1">
+        <w:hyperlink r:id="rId22" w:history="1">
           <w:r>
             <w:rPr>
               <w:rStyle w:val="Hyperlink"/>

--- a/EXPORTS/DOCX/published/niveau3/Dutch/TropischLandbouwMus.docx
+++ b/EXPORTS/DOCX/published/niveau3/Dutch/TropischLandbouwMus.docx
@@ -506,7 +506,25 @@
           <w:color w:val="000000"/>
           <w:sz w:val="24"/>
         </w:rPr>
-        <w:t>museumzaal van het Koloniaal Land</w:t>
+        <w:t>museumzaal van he</w:t>
+      </w:r>
+      <w:r>
+        <w:rPr>
+          <w:u w:val="single" w:color="0000ff"/>
+          <w:rFonts w:ascii="Charis SIL Regular" w:hAnsi="Charis SIL Regular" w:eastAsia="Charis SIL Regular"/>
+          <w:b w:val="0"/>
+          <w:i w:val="0"/>
+          <w:color w:val="000000"/>
+          <w:sz w:val="24"/>
+        </w:rPr>
+        <w:hyperlink r:id="rId10" w:history="1">
+          <w:r>
+            <w:rPr>
+              <w:rStyle w:val="Hyperlink"/>
+            </w:rPr>
+            <w:t>t Koloniaal Land</w:t>
+          </w:r>
+        </w:hyperlink>
       </w:r>
       <w:r>
         <w:rPr>
@@ -838,6 +856,7 @@
       </w:r>
       <w:r>
         <w:rPr>
+          <w:u w:val="single" w:color="0000ff"/>
           <w:rFonts w:ascii="Charis SIL Regular" w:hAnsi="Charis SIL Regular" w:eastAsia="Charis SIL Regular"/>
           <w:b w:val="0"/>
           <w:i w:val="0"/>
@@ -896,8 +915,128 @@
           <w:i w:val="0"/>
           <w:color w:val="0000FF"/>
           <w:sz w:val="24"/>
-        </w:rPr>
-        <w:t>um voor Volkenkunde</w:t>
+          <w:u w:val="single"/>
+        </w:rPr>
+        <w:hyperlink r:id="rId11" w:history="1">
+          <w:r>
+            <w:rPr>
+              <w:rStyle w:val="Hyperlink"/>
+            </w:rPr>
+            <w:t>um</w:t>
+          </w:r>
+        </w:hyperlink>
+      </w:r>
+      <w:r>
+        <w:rPr>
+          <w:rFonts w:ascii="Charis SIL Regular" w:hAnsi="Charis SIL Regular" w:eastAsia="Charis SIL Regular"/>
+          <w:b w:val="0"/>
+          <w:i w:val="0"/>
+          <w:color w:val="0000FF"/>
+          <w:sz w:val="24"/>
+          <w:u w:val="single"/>
+        </w:rPr>
+        <w:t xml:space="preserve"> </w:t>
+      </w:r>
+      <w:r>
+        <w:rPr>
+          <w:rFonts w:ascii="Charis SIL Regular" w:hAnsi="Charis SIL Regular" w:eastAsia="Charis SIL Regular"/>
+          <w:b w:val="0"/>
+          <w:i w:val="0"/>
+          <w:color w:val="0000FF"/>
+          <w:sz w:val="24"/>
+          <w:u w:val="single"/>
+        </w:rPr>
+        <w:hyperlink r:id="rId11" w:history="1">
+          <w:r>
+            <w:rPr>
+              <w:rStyle w:val="Hyperlink"/>
+            </w:rPr>
+            <w:t>voor</w:t>
+          </w:r>
+        </w:hyperlink>
+      </w:r>
+      <w:r>
+        <w:rPr>
+          <w:rFonts w:ascii="Charis SIL Regular" w:hAnsi="Charis SIL Regular" w:eastAsia="Charis SIL Regular"/>
+          <w:b w:val="0"/>
+          <w:i w:val="0"/>
+          <w:color w:val="0000FF"/>
+          <w:sz w:val="24"/>
+          <w:u w:val="single"/>
+        </w:rPr>
+        <w:t xml:space="preserve"> </w:t>
+      </w:r>
+      <w:r>
+        <w:rPr>
+          <w:rFonts w:ascii="Charis SIL Regular" w:hAnsi="Charis SIL Regular" w:eastAsia="Charis SIL Regular"/>
+          <w:b w:val="0"/>
+          <w:i w:val="0"/>
+          <w:color w:val="0000FF"/>
+          <w:sz w:val="24"/>
+          <w:u w:val="single"/>
+        </w:rPr>
+        <w:hyperlink r:id="rId12" w:history="1">
+          <w:r>
+            <w:rPr>
+              <w:rStyle w:val="Hyperlink"/>
+            </w:rPr>
+            <w:t>Volkenk</w:t>
+          </w:r>
+        </w:hyperlink>
+      </w:r>
+      <w:r>
+        <w:rPr>
+          <w:rFonts w:ascii="Charis SIL Regular" w:hAnsi="Charis SIL Regular" w:eastAsia="Charis SIL Regular"/>
+          <w:b w:val="0"/>
+          <w:i w:val="0"/>
+          <w:color w:val="0000FF"/>
+          <w:sz w:val="24"/>
+          <w:u w:val="single"/>
+        </w:rPr>
+        <w:hyperlink r:id="rId12" w:history="1">
+          <w:r>
+            <w:rPr>
+              <w:rStyle w:val="Hyperlink"/>
+            </w:rPr>
+            <w:t>u</w:t>
+          </w:r>
+        </w:hyperlink>
+      </w:r>
+      <w:r>
+        <w:rPr>
+          <w:rFonts w:ascii="Charis SIL Regular" w:hAnsi="Charis SIL Regular" w:eastAsia="Charis SIL Regular"/>
+          <w:b w:val="0"/>
+          <w:i w:val="0"/>
+          <w:color w:val="0000FF"/>
+          <w:sz w:val="24"/>
+          <w:u w:val="single"/>
+        </w:rPr>
+        <w:hyperlink r:id="rId11" w:history="1">
+          <w:r>
+            <w:rPr>
+              <w:rStyle w:val="Hyperlink"/>
+            </w:rPr>
+            <w:t>nd</w:t>
+          </w:r>
+        </w:hyperlink>
+      </w:r>
+      <w:r>
+        <w:rPr>
+          <w:rFonts w:ascii="Charis SIL Regular" w:hAnsi="Charis SIL Regular" w:eastAsia="Charis SIL Regular"/>
+          <w:b w:val="0"/>
+          <w:i w:val="0"/>
+          <w:color w:val="0000FF"/>
+          <w:sz w:val="24"/>
+          <w:u w:val="single"/>
+        </w:rPr>
+        <w:hyperlink r:id="rId11" w:history="1">
+          <w:r>
+            <w:rPr>
+              <w:rStyle w:val="Hyperlink"/>
+            </w:rPr>
+            <w:t>e</w:t>
+          </w:r>
+        </w:hyperlink>
       </w:r>
       <w:r>
         <w:rPr>
@@ -946,43 +1085,7 @@
           <w:color w:val="000000"/>
           <w:sz w:val="24"/>
         </w:rPr>
-        <w:hyperlink r:id="rId12" w:history="1">
-          <w:r>
-            <w:rPr>
-              <w:rStyle w:val="Hyperlink"/>
-            </w:rPr>
-            <w:t xml:space="preserve"> Toen de mus</w:t>
-          </w:r>
-        </w:hyperlink>
-      </w:r>
-      <w:r>
-        <w:rPr>
-          <w:u w:val="single" w:color="0000ff"/>
-          <w:rFonts w:ascii="Charis SIL Regular" w:hAnsi="Charis SIL Regular" w:eastAsia="Charis SIL Regular"/>
-          <w:b w:val="0"/>
-          <w:i w:val="0"/>
-          <w:color w:val="000000"/>
-          <w:sz w:val="24"/>
-        </w:rPr>
-        <w:hyperlink r:id="rId12" w:history="1">
-          <w:r>
-            <w:rPr>
-              <w:rStyle w:val="Hyperlink"/>
-            </w:rPr>
-            <w:t>e</w:t>
-          </w:r>
-        </w:hyperlink>
-      </w:r>
-      <w:r>
-        <w:rPr>
-          <w:u w:val="single" w:color="0000ff"/>
-          <w:rFonts w:ascii="Charis SIL Regular" w:hAnsi="Charis SIL Regular" w:eastAsia="Charis SIL Regular"/>
-          <w:b w:val="0"/>
-          <w:i w:val="0"/>
-          <w:color w:val="000000"/>
-          <w:sz w:val="24"/>
-        </w:rPr>
-        <w:t>umd</w:t>
+        <w:t xml:space="preserve"> Toen de museumd</w:t>
       </w:r>
       <w:r>
         <w:rPr>
@@ -1430,14 +1533,7 @@
           <w:color w:val="000000"/>
           <w:sz w:val="24"/>
         </w:rPr>
-        <w:hyperlink r:id="rId13" w:history="1">
-          <w:r>
-            <w:rPr>
-              <w:rStyle w:val="Hyperlink"/>
-            </w:rPr>
-            <w:t>jksu</w:t>
-          </w:r>
-        </w:hyperlink>
+        <w:t>jksu</w:t>
       </w:r>
       <w:r>
         <w:rPr>
@@ -1883,21 +1979,13 @@
       </w:r>
       <w:r>
         <w:rPr>
-          <w:u w:val="single" w:color="0000ff"/>
           <w:rFonts w:ascii="Charis SIL Regular" w:hAnsi="Charis SIL Regular" w:eastAsia="Charis SIL Regular"/>
           <w:b w:val="0"/>
           <w:i w:val="0"/>
           <w:color w:val="000000"/>
           <w:sz w:val="24"/>
         </w:rPr>
-        <w:hyperlink r:id="rId15" w:history="1">
-          <w:r>
-            <w:rPr>
-              <w:rStyle w:val="Hyperlink"/>
-            </w:rPr>
-            <w:t>nigi</w:t>
-          </w:r>
-        </w:hyperlink>
+        <w:t>nigi</w:t>
       </w:r>
       <w:r>
         <w:rPr>
@@ -2286,25 +2374,7 @@
           <w:color w:val="000000"/>
           <w:sz w:val="24"/>
         </w:rPr>
-        <w:hyperlink r:id="rId18" w:history="1">
-          <w:r>
-            <w:rPr>
-              <w:rStyle w:val="Hyperlink"/>
-            </w:rPr>
-            <w:t xml:space="preserve">. </w:t>
-          </w:r>
-        </w:hyperlink>
-      </w:r>
-      <w:r>
-        <w:rPr>
-          <w:u w:val="single" w:color="0000ff"/>
-          <w:rFonts w:ascii="Charis SIL Regular" w:hAnsi="Charis SIL Regular" w:eastAsia="Charis SIL Regular"/>
-          <w:b w:val="0"/>
-          <w:i w:val="0"/>
-          <w:color w:val="000000"/>
-          <w:sz w:val="24"/>
-        </w:rPr>
-        <w:t>T</w:t>
+        <w:t>. T</w:t>
       </w:r>
       <w:r>
         <w:rPr>
@@ -2533,143 +2603,7 @@
           <w:color w:val="000000"/>
           <w:sz w:val="24"/>
         </w:rPr>
-        <w:t xml:space="preserve"> waarin zich ook relevan</w:t>
-      </w:r>
-      <w:r>
-        <w:rPr>
-          <w:u w:val="single" w:color="0000ff"/>
-          <w:rFonts w:ascii="Charis SIL Regular" w:hAnsi="Charis SIL Regular" w:eastAsia="Charis SIL Regular"/>
-          <w:b w:val="0"/>
-          <w:i w:val="0"/>
-          <w:color w:val="000000"/>
-          <w:sz w:val="24"/>
-        </w:rPr>
-        <w:hyperlink r:id="rId19" w:history="1">
-          <w:r>
-            <w:rPr>
-              <w:rStyle w:val="Hyperlink"/>
-            </w:rPr>
-            <w:t>t mater</w:t>
-          </w:r>
-        </w:hyperlink>
-      </w:r>
-      <w:r>
-        <w:rPr>
-          <w:u w:val="single" w:color="0000ff"/>
-          <w:rFonts w:ascii="Charis SIL Regular" w:hAnsi="Charis SIL Regular" w:eastAsia="Charis SIL Regular"/>
-          <w:b w:val="0"/>
-          <w:i w:val="0"/>
-          <w:color w:val="000000"/>
-          <w:sz w:val="24"/>
-        </w:rPr>
-        <w:hyperlink r:id="rId19" w:history="1">
-          <w:r>
-            <w:rPr>
-              <w:rStyle w:val="Hyperlink"/>
-            </w:rPr>
-            <w:t>i</w:t>
-          </w:r>
-        </w:hyperlink>
-      </w:r>
-      <w:r>
-        <w:rPr>
-          <w:u w:val="single" w:color="0000ff"/>
-          <w:rFonts w:ascii="Charis SIL Regular" w:hAnsi="Charis SIL Regular" w:eastAsia="Charis SIL Regular"/>
-          <w:b w:val="0"/>
-          <w:i w:val="0"/>
-          <w:color w:val="000000"/>
-          <w:sz w:val="24"/>
-        </w:rPr>
-        <w:hyperlink r:id="rId19" w:history="1">
-          <w:r>
-            <w:rPr>
-              <w:rStyle w:val="Hyperlink"/>
-            </w:rPr>
-            <w:t xml:space="preserve">aal </w:t>
-          </w:r>
-        </w:hyperlink>
-      </w:r>
-      <w:r>
-        <w:rPr>
-          <w:u w:val="single" w:color="0000ff"/>
-          <w:rFonts w:ascii="Charis SIL Regular" w:hAnsi="Charis SIL Regular" w:eastAsia="Charis SIL Regular"/>
-          <w:b w:val="0"/>
-          <w:i w:val="0"/>
-          <w:color w:val="000000"/>
-          <w:sz w:val="24"/>
-        </w:rPr>
-        <w:hyperlink r:id="rId19" w:history="1">
-          <w:r>
-            <w:rPr>
-              <w:rStyle w:val="Hyperlink"/>
-            </w:rPr>
-            <w:t>ov</w:t>
-          </w:r>
-        </w:hyperlink>
-      </w:r>
-      <w:r>
-        <w:rPr>
-          <w:u w:val="single" w:color="0000ff"/>
-          <w:rFonts w:ascii="Charis SIL Regular" w:hAnsi="Charis SIL Regular" w:eastAsia="Charis SIL Regular"/>
-          <w:b w:val="0"/>
-          <w:i w:val="0"/>
-          <w:color w:val="000000"/>
-          <w:sz w:val="24"/>
-        </w:rPr>
-        <w:hyperlink r:id="rId19" w:history="1">
-          <w:r>
-            <w:rPr>
-              <w:rStyle w:val="Hyperlink"/>
-            </w:rPr>
-            <w:t>e</w:t>
-          </w:r>
-        </w:hyperlink>
-      </w:r>
-      <w:r>
-        <w:rPr>
-          <w:u w:val="single" w:color="0000ff"/>
-          <w:rFonts w:ascii="Charis SIL Regular" w:hAnsi="Charis SIL Regular" w:eastAsia="Charis SIL Regular"/>
-          <w:b w:val="0"/>
-          <w:i w:val="0"/>
-          <w:color w:val="000000"/>
-          <w:sz w:val="24"/>
-        </w:rPr>
-        <w:hyperlink r:id="rId19" w:history="1">
-          <w:r>
-            <w:rPr>
-              <w:rStyle w:val="Hyperlink"/>
-            </w:rPr>
-            <w:t>r het Tropis</w:t>
-          </w:r>
-        </w:hyperlink>
-      </w:r>
-      <w:r>
-        <w:rPr>
-          <w:u w:val="single" w:color="0000ff"/>
-          <w:rFonts w:ascii="Charis SIL Regular" w:hAnsi="Charis SIL Regular" w:eastAsia="Charis SIL Regular"/>
-          <w:b w:val="0"/>
-          <w:i w:val="0"/>
-          <w:color w:val="000000"/>
-          <w:sz w:val="24"/>
-        </w:rPr>
-        <w:hyperlink r:id="rId19" w:history="1">
-          <w:r>
-            <w:rPr>
-              <w:rStyle w:val="Hyperlink"/>
-            </w:rPr>
-            <w:t>ch Landbo</w:t>
-          </w:r>
-        </w:hyperlink>
-      </w:r>
-      <w:r>
-        <w:rPr>
-          <w:rFonts w:ascii="Charis SIL Regular" w:hAnsi="Charis SIL Regular" w:eastAsia="Charis SIL Regular"/>
-          <w:b w:val="0"/>
-          <w:i w:val="0"/>
-          <w:color w:val="000000"/>
-          <w:sz w:val="24"/>
-        </w:rPr>
-        <w:t xml:space="preserve">uwmuseum </w:t>
+        <w:t xml:space="preserve"> waarin zich ook relevant materiaal over het Tropisch Landbouwmuseum </w:t>
       </w:r>
       <w:r>
         <w:rPr>
@@ -3828,7 +3762,14 @@
           <w:color w:val="000000"/>
           <w:sz w:val="24"/>
         </w:rPr>
-        <w:t xml:space="preserve">, </w:t>
+        <w:hyperlink r:id="rId22" w:history="1">
+          <w:r>
+            <w:rPr>
+              <w:rStyle w:val="Hyperlink"/>
+            </w:rPr>
+            <w:t xml:space="preserve">, </w:t>
+          </w:r>
+        </w:hyperlink>
       </w:r>
       <w:r>
         <w:rPr>
@@ -3915,7 +3856,6 @@
       </w:r>
       <w:r>
         <w:rPr>
-          <w:u w:val="single" w:color="0000ff"/>
           <w:rFonts w:ascii="Charis SIL Regular" w:hAnsi="Charis SIL Regular" w:eastAsia="Charis SIL Regular"/>
           <w:b w:val="0"/>
           <w:i w:val="0"/>
@@ -3933,7 +3873,7 @@
           <w:sz w:val="24"/>
           <w:u w:val="single"/>
         </w:rPr>
-        <w:hyperlink r:id="rId22" w:history="1">
+        <w:hyperlink r:id="rId24" w:history="1">
           <w:r>
             <w:rPr>
               <w:rStyle w:val="Hyperlink"/>
@@ -3962,7 +3902,7 @@
           <w:sz w:val="24"/>
           <w:u w:val="single"/>
         </w:rPr>
-        <w:hyperlink r:id="rId22" w:history="1">
+        <w:hyperlink r:id="rId24" w:history="1">
           <w:r>
             <w:rPr>
               <w:rStyle w:val="Hyperlink"/>

--- a/EXPORTS/DOCX/published/niveau3/Dutch/TropischLandbouwMus.docx
+++ b/EXPORTS/DOCX/published/niveau3/Dutch/TropischLandbouwMus.docx
@@ -881,12 +881,142 @@
           <w:sz w:val="24"/>
           <w:u w:val="single"/>
         </w:rPr>
+        <w:hyperlink r:id="rId12" w:history="1">
+          <w:r>
+            <w:rPr>
+              <w:rStyle w:val="Hyperlink"/>
+            </w:rPr>
+            <w:t>Rijksmus</w:t>
+          </w:r>
+        </w:hyperlink>
+      </w:r>
+      <w:r>
+        <w:rPr>
+          <w:rFonts w:ascii="Charis SIL Regular" w:hAnsi="Charis SIL Regular" w:eastAsia="Charis SIL Regular"/>
+          <w:b w:val="0"/>
+          <w:i w:val="0"/>
+          <w:color w:val="0000FF"/>
+          <w:sz w:val="24"/>
+          <w:u w:val="single"/>
+        </w:rPr>
+        <w:hyperlink r:id="rId12" w:history="1">
+          <w:r>
+            <w:rPr>
+              <w:rStyle w:val="Hyperlink"/>
+            </w:rPr>
+            <w:t>e</w:t>
+          </w:r>
+        </w:hyperlink>
+      </w:r>
+      <w:r>
+        <w:rPr>
+          <w:rFonts w:ascii="Charis SIL Regular" w:hAnsi="Charis SIL Regular" w:eastAsia="Charis SIL Regular"/>
+          <w:b w:val="0"/>
+          <w:i w:val="0"/>
+          <w:color w:val="0000FF"/>
+          <w:sz w:val="24"/>
+          <w:u w:val="single"/>
+        </w:rPr>
+        <w:hyperlink r:id="rId12" w:history="1">
+          <w:r>
+            <w:rPr>
+              <w:rStyle w:val="Hyperlink"/>
+            </w:rPr>
+            <w:t>um</w:t>
+          </w:r>
+        </w:hyperlink>
+      </w:r>
+      <w:r>
+        <w:rPr>
+          <w:rFonts w:ascii="Charis SIL Regular" w:hAnsi="Charis SIL Regular" w:eastAsia="Charis SIL Regular"/>
+          <w:b w:val="0"/>
+          <w:i w:val="0"/>
+          <w:color w:val="0000FF"/>
+          <w:sz w:val="24"/>
+          <w:u w:val="single"/>
+        </w:rPr>
+        <w:t xml:space="preserve"> </w:t>
+      </w:r>
+      <w:r>
+        <w:rPr>
+          <w:rFonts w:ascii="Charis SIL Regular" w:hAnsi="Charis SIL Regular" w:eastAsia="Charis SIL Regular"/>
+          <w:b w:val="0"/>
+          <w:i w:val="0"/>
+          <w:color w:val="0000FF"/>
+          <w:sz w:val="24"/>
+          <w:u w:val="single"/>
+        </w:rPr>
+        <w:hyperlink r:id="rId12" w:history="1">
+          <w:r>
+            <w:rPr>
+              <w:rStyle w:val="Hyperlink"/>
+            </w:rPr>
+            <w:t>voor</w:t>
+          </w:r>
+        </w:hyperlink>
+      </w:r>
+      <w:r>
+        <w:rPr>
+          <w:rFonts w:ascii="Charis SIL Regular" w:hAnsi="Charis SIL Regular" w:eastAsia="Charis SIL Regular"/>
+          <w:b w:val="0"/>
+          <w:i w:val="0"/>
+          <w:color w:val="0000FF"/>
+          <w:sz w:val="24"/>
+          <w:u w:val="single"/>
+        </w:rPr>
+        <w:t xml:space="preserve"> </w:t>
+      </w:r>
+      <w:r>
+        <w:rPr>
+          <w:rFonts w:ascii="Charis SIL Regular" w:hAnsi="Charis SIL Regular" w:eastAsia="Charis SIL Regular"/>
+          <w:b w:val="0"/>
+          <w:i w:val="0"/>
+          <w:color w:val="0000FF"/>
+          <w:sz w:val="24"/>
+          <w:u w:val="single"/>
+        </w:rPr>
+        <w:hyperlink r:id="rId12" w:history="1">
+          <w:r>
+            <w:rPr>
+              <w:rStyle w:val="Hyperlink"/>
+            </w:rPr>
+            <w:t>Volkenk</w:t>
+          </w:r>
+        </w:hyperlink>
+      </w:r>
+      <w:r>
+        <w:rPr>
+          <w:rFonts w:ascii="Charis SIL Regular" w:hAnsi="Charis SIL Regular" w:eastAsia="Charis SIL Regular"/>
+          <w:b w:val="0"/>
+          <w:i w:val="0"/>
+          <w:color w:val="0000FF"/>
+          <w:sz w:val="24"/>
+          <w:u w:val="single"/>
+        </w:rPr>
+        <w:hyperlink r:id="rId12" w:history="1">
+          <w:r>
+            <w:rPr>
+              <w:rStyle w:val="Hyperlink"/>
+            </w:rPr>
+            <w:t>u</w:t>
+          </w:r>
+        </w:hyperlink>
+      </w:r>
+      <w:r>
+        <w:rPr>
+          <w:rFonts w:ascii="Charis SIL Regular" w:hAnsi="Charis SIL Regular" w:eastAsia="Charis SIL Regular"/>
+          <w:b w:val="0"/>
+          <w:i w:val="0"/>
+          <w:color w:val="0000FF"/>
+          <w:sz w:val="24"/>
+          <w:u w:val="single"/>
+        </w:rPr>
         <w:hyperlink r:id="rId11" w:history="1">
           <w:r>
             <w:rPr>
               <w:rStyle w:val="Hyperlink"/>
             </w:rPr>
-            <w:t>Rijksmus</w:t>
+            <w:t>nd</w:t>
           </w:r>
         </w:hyperlink>
       </w:r>
@@ -910,136 +1040,6 @@
       </w:r>
       <w:r>
         <w:rPr>
-          <w:rFonts w:ascii="Charis SIL Regular" w:hAnsi="Charis SIL Regular" w:eastAsia="Charis SIL Regular"/>
-          <w:b w:val="0"/>
-          <w:i w:val="0"/>
-          <w:color w:val="0000FF"/>
-          <w:sz w:val="24"/>
-          <w:u w:val="single"/>
-        </w:rPr>
-        <w:hyperlink r:id="rId11" w:history="1">
-          <w:r>
-            <w:rPr>
-              <w:rStyle w:val="Hyperlink"/>
-            </w:rPr>
-            <w:t>um</w:t>
-          </w:r>
-        </w:hyperlink>
-      </w:r>
-      <w:r>
-        <w:rPr>
-          <w:rFonts w:ascii="Charis SIL Regular" w:hAnsi="Charis SIL Regular" w:eastAsia="Charis SIL Regular"/>
-          <w:b w:val="0"/>
-          <w:i w:val="0"/>
-          <w:color w:val="0000FF"/>
-          <w:sz w:val="24"/>
-          <w:u w:val="single"/>
-        </w:rPr>
-        <w:t xml:space="preserve"> </w:t>
-      </w:r>
-      <w:r>
-        <w:rPr>
-          <w:rFonts w:ascii="Charis SIL Regular" w:hAnsi="Charis SIL Regular" w:eastAsia="Charis SIL Regular"/>
-          <w:b w:val="0"/>
-          <w:i w:val="0"/>
-          <w:color w:val="0000FF"/>
-          <w:sz w:val="24"/>
-          <w:u w:val="single"/>
-        </w:rPr>
-        <w:hyperlink r:id="rId11" w:history="1">
-          <w:r>
-            <w:rPr>
-              <w:rStyle w:val="Hyperlink"/>
-            </w:rPr>
-            <w:t>voor</w:t>
-          </w:r>
-        </w:hyperlink>
-      </w:r>
-      <w:r>
-        <w:rPr>
-          <w:rFonts w:ascii="Charis SIL Regular" w:hAnsi="Charis SIL Regular" w:eastAsia="Charis SIL Regular"/>
-          <w:b w:val="0"/>
-          <w:i w:val="0"/>
-          <w:color w:val="0000FF"/>
-          <w:sz w:val="24"/>
-          <w:u w:val="single"/>
-        </w:rPr>
-        <w:t xml:space="preserve"> </w:t>
-      </w:r>
-      <w:r>
-        <w:rPr>
-          <w:rFonts w:ascii="Charis SIL Regular" w:hAnsi="Charis SIL Regular" w:eastAsia="Charis SIL Regular"/>
-          <w:b w:val="0"/>
-          <w:i w:val="0"/>
-          <w:color w:val="0000FF"/>
-          <w:sz w:val="24"/>
-          <w:u w:val="single"/>
-        </w:rPr>
-        <w:hyperlink r:id="rId12" w:history="1">
-          <w:r>
-            <w:rPr>
-              <w:rStyle w:val="Hyperlink"/>
-            </w:rPr>
-            <w:t>Volkenk</w:t>
-          </w:r>
-        </w:hyperlink>
-      </w:r>
-      <w:r>
-        <w:rPr>
-          <w:rFonts w:ascii="Charis SIL Regular" w:hAnsi="Charis SIL Regular" w:eastAsia="Charis SIL Regular"/>
-          <w:b w:val="0"/>
-          <w:i w:val="0"/>
-          <w:color w:val="0000FF"/>
-          <w:sz w:val="24"/>
-          <w:u w:val="single"/>
-        </w:rPr>
-        <w:hyperlink r:id="rId12" w:history="1">
-          <w:r>
-            <w:rPr>
-              <w:rStyle w:val="Hyperlink"/>
-            </w:rPr>
-            <w:t>u</w:t>
-          </w:r>
-        </w:hyperlink>
-      </w:r>
-      <w:r>
-        <w:rPr>
-          <w:rFonts w:ascii="Charis SIL Regular" w:hAnsi="Charis SIL Regular" w:eastAsia="Charis SIL Regular"/>
-          <w:b w:val="0"/>
-          <w:i w:val="0"/>
-          <w:color w:val="0000FF"/>
-          <w:sz w:val="24"/>
-          <w:u w:val="single"/>
-        </w:rPr>
-        <w:hyperlink r:id="rId11" w:history="1">
-          <w:r>
-            <w:rPr>
-              <w:rStyle w:val="Hyperlink"/>
-            </w:rPr>
-            <w:t>nd</w:t>
-          </w:r>
-        </w:hyperlink>
-      </w:r>
-      <w:r>
-        <w:rPr>
-          <w:rFonts w:ascii="Charis SIL Regular" w:hAnsi="Charis SIL Regular" w:eastAsia="Charis SIL Regular"/>
-          <w:b w:val="0"/>
-          <w:i w:val="0"/>
-          <w:color w:val="0000FF"/>
-          <w:sz w:val="24"/>
-          <w:u w:val="single"/>
-        </w:rPr>
-        <w:hyperlink r:id="rId11" w:history="1">
-          <w:r>
-            <w:rPr>
-              <w:rStyle w:val="Hyperlink"/>
-            </w:rPr>
-            <w:t>e</w:t>
-          </w:r>
-        </w:hyperlink>
-      </w:r>
-      <w:r>
-        <w:rPr>
           <w:u w:val="single" w:color="0000ff"/>
           <w:rFonts w:ascii="Charis SIL Regular" w:hAnsi="Charis SIL Regular" w:eastAsia="Charis SIL Regular"/>
           <w:b w:val="0"/>
@@ -1085,7 +1085,50 @@
           <w:color w:val="000000"/>
           <w:sz w:val="24"/>
         </w:rPr>
-        <w:t xml:space="preserve"> Toen de museumd</w:t>
+        <w:hyperlink r:id="rId12" w:history="1">
+          <w:r>
+            <w:rPr>
+              <w:rStyle w:val="Hyperlink"/>
+            </w:rPr>
+            <w:t xml:space="preserve"> Toen de mus</w:t>
+          </w:r>
+        </w:hyperlink>
+      </w:r>
+      <w:r>
+        <w:rPr>
+          <w:u w:val="single" w:color="0000ff"/>
+          <w:rFonts w:ascii="Charis SIL Regular" w:hAnsi="Charis SIL Regular" w:eastAsia="Charis SIL Regular"/>
+          <w:b w:val="0"/>
+          <w:i w:val="0"/>
+          <w:color w:val="000000"/>
+          <w:sz w:val="24"/>
+        </w:rPr>
+        <w:hyperlink r:id="rId12" w:history="1">
+          <w:r>
+            <w:rPr>
+              <w:rStyle w:val="Hyperlink"/>
+            </w:rPr>
+            <w:t>e</w:t>
+          </w:r>
+        </w:hyperlink>
+      </w:r>
+      <w:r>
+        <w:rPr>
+          <w:u w:val="single" w:color="0000ff"/>
+          <w:rFonts w:ascii="Charis SIL Regular" w:hAnsi="Charis SIL Regular" w:eastAsia="Charis SIL Regular"/>
+          <w:b w:val="0"/>
+          <w:i w:val="0"/>
+          <w:color w:val="000000"/>
+          <w:sz w:val="24"/>
+        </w:rPr>
+        <w:hyperlink r:id="rId12" w:history="1">
+          <w:r>
+            <w:rPr>
+              <w:rStyle w:val="Hyperlink"/>
+            </w:rPr>
+            <w:t>umd</w:t>
+          </w:r>
+        </w:hyperlink>
       </w:r>
       <w:r>
         <w:rPr>
@@ -1533,7 +1576,14 @@
           <w:color w:val="000000"/>
           <w:sz w:val="24"/>
         </w:rPr>
-        <w:t>jksu</w:t>
+        <w:hyperlink r:id="rId13" w:history="1">
+          <w:r>
+            <w:rPr>
+              <w:rStyle w:val="Hyperlink"/>
+            </w:rPr>
+            <w:t>jksu</w:t>
+          </w:r>
+        </w:hyperlink>
       </w:r>
       <w:r>
         <w:rPr>
@@ -1979,13 +2029,21 @@
       </w:r>
       <w:r>
         <w:rPr>
+          <w:u w:val="single" w:color="0000ff"/>
           <w:rFonts w:ascii="Charis SIL Regular" w:hAnsi="Charis SIL Regular" w:eastAsia="Charis SIL Regular"/>
           <w:b w:val="0"/>
           <w:i w:val="0"/>
           <w:color w:val="000000"/>
           <w:sz w:val="24"/>
         </w:rPr>
-        <w:t>nigi</w:t>
+        <w:hyperlink r:id="rId15" w:history="1">
+          <w:r>
+            <w:rPr>
+              <w:rStyle w:val="Hyperlink"/>
+            </w:rPr>
+            <w:t>nigi</w:t>
+          </w:r>
+        </w:hyperlink>
       </w:r>
       <w:r>
         <w:rPr>
@@ -2374,7 +2432,25 @@
           <w:color w:val="000000"/>
           <w:sz w:val="24"/>
         </w:rPr>
-        <w:t>. T</w:t>
+        <w:hyperlink r:id="rId18" w:history="1">
+          <w:r>
+            <w:rPr>
+              <w:rStyle w:val="Hyperlink"/>
+            </w:rPr>
+            <w:t xml:space="preserve">. </w:t>
+          </w:r>
+        </w:hyperlink>
+      </w:r>
+      <w:r>
+        <w:rPr>
+          <w:u w:val="single" w:color="0000ff"/>
+          <w:rFonts w:ascii="Charis SIL Regular" w:hAnsi="Charis SIL Regular" w:eastAsia="Charis SIL Regular"/>
+          <w:b w:val="0"/>
+          <w:i w:val="0"/>
+          <w:color w:val="000000"/>
+          <w:sz w:val="24"/>
+        </w:rPr>
+        <w:t>T</w:t>
       </w:r>
       <w:r>
         <w:rPr>
@@ -2603,7 +2679,143 @@
           <w:color w:val="000000"/>
           <w:sz w:val="24"/>
         </w:rPr>
-        <w:t xml:space="preserve"> waarin zich ook relevant materiaal over het Tropisch Landbouwmuseum </w:t>
+        <w:t xml:space="preserve"> waarin zich ook relevan</w:t>
+      </w:r>
+      <w:r>
+        <w:rPr>
+          <w:u w:val="single" w:color="0000ff"/>
+          <w:rFonts w:ascii="Charis SIL Regular" w:hAnsi="Charis SIL Regular" w:eastAsia="Charis SIL Regular"/>
+          <w:b w:val="0"/>
+          <w:i w:val="0"/>
+          <w:color w:val="000000"/>
+          <w:sz w:val="24"/>
+        </w:rPr>
+        <w:hyperlink r:id="rId19" w:history="1">
+          <w:r>
+            <w:rPr>
+              <w:rStyle w:val="Hyperlink"/>
+            </w:rPr>
+            <w:t>t mater</w:t>
+          </w:r>
+        </w:hyperlink>
+      </w:r>
+      <w:r>
+        <w:rPr>
+          <w:u w:val="single" w:color="0000ff"/>
+          <w:rFonts w:ascii="Charis SIL Regular" w:hAnsi="Charis SIL Regular" w:eastAsia="Charis SIL Regular"/>
+          <w:b w:val="0"/>
+          <w:i w:val="0"/>
+          <w:color w:val="000000"/>
+          <w:sz w:val="24"/>
+        </w:rPr>
+        <w:hyperlink r:id="rId19" w:history="1">
+          <w:r>
+            <w:rPr>
+              <w:rStyle w:val="Hyperlink"/>
+            </w:rPr>
+            <w:t>i</w:t>
+          </w:r>
+        </w:hyperlink>
+      </w:r>
+      <w:r>
+        <w:rPr>
+          <w:u w:val="single" w:color="0000ff"/>
+          <w:rFonts w:ascii="Charis SIL Regular" w:hAnsi="Charis SIL Regular" w:eastAsia="Charis SIL Regular"/>
+          <w:b w:val="0"/>
+          <w:i w:val="0"/>
+          <w:color w:val="000000"/>
+          <w:sz w:val="24"/>
+        </w:rPr>
+        <w:hyperlink r:id="rId19" w:history="1">
+          <w:r>
+            <w:rPr>
+              <w:rStyle w:val="Hyperlink"/>
+            </w:rPr>
+            <w:t xml:space="preserve">aal </w:t>
+          </w:r>
+        </w:hyperlink>
+      </w:r>
+      <w:r>
+        <w:rPr>
+          <w:u w:val="single" w:color="0000ff"/>
+          <w:rFonts w:ascii="Charis SIL Regular" w:hAnsi="Charis SIL Regular" w:eastAsia="Charis SIL Regular"/>
+          <w:b w:val="0"/>
+          <w:i w:val="0"/>
+          <w:color w:val="000000"/>
+          <w:sz w:val="24"/>
+        </w:rPr>
+        <w:hyperlink r:id="rId19" w:history="1">
+          <w:r>
+            <w:rPr>
+              <w:rStyle w:val="Hyperlink"/>
+            </w:rPr>
+            <w:t>ov</w:t>
+          </w:r>
+        </w:hyperlink>
+      </w:r>
+      <w:r>
+        <w:rPr>
+          <w:u w:val="single" w:color="0000ff"/>
+          <w:rFonts w:ascii="Charis SIL Regular" w:hAnsi="Charis SIL Regular" w:eastAsia="Charis SIL Regular"/>
+          <w:b w:val="0"/>
+          <w:i w:val="0"/>
+          <w:color w:val="000000"/>
+          <w:sz w:val="24"/>
+        </w:rPr>
+        <w:hyperlink r:id="rId19" w:history="1">
+          <w:r>
+            <w:rPr>
+              <w:rStyle w:val="Hyperlink"/>
+            </w:rPr>
+            <w:t>e</w:t>
+          </w:r>
+        </w:hyperlink>
+      </w:r>
+      <w:r>
+        <w:rPr>
+          <w:u w:val="single" w:color="0000ff"/>
+          <w:rFonts w:ascii="Charis SIL Regular" w:hAnsi="Charis SIL Regular" w:eastAsia="Charis SIL Regular"/>
+          <w:b w:val="0"/>
+          <w:i w:val="0"/>
+          <w:color w:val="000000"/>
+          <w:sz w:val="24"/>
+        </w:rPr>
+        <w:hyperlink r:id="rId19" w:history="1">
+          <w:r>
+            <w:rPr>
+              <w:rStyle w:val="Hyperlink"/>
+            </w:rPr>
+            <w:t>r het Tropis</w:t>
+          </w:r>
+        </w:hyperlink>
+      </w:r>
+      <w:r>
+        <w:rPr>
+          <w:u w:val="single" w:color="0000ff"/>
+          <w:rFonts w:ascii="Charis SIL Regular" w:hAnsi="Charis SIL Regular" w:eastAsia="Charis SIL Regular"/>
+          <w:b w:val="0"/>
+          <w:i w:val="0"/>
+          <w:color w:val="000000"/>
+          <w:sz w:val="24"/>
+        </w:rPr>
+        <w:hyperlink r:id="rId19" w:history="1">
+          <w:r>
+            <w:rPr>
+              <w:rStyle w:val="Hyperlink"/>
+            </w:rPr>
+            <w:t>ch Landbo</w:t>
+          </w:r>
+        </w:hyperlink>
+      </w:r>
+      <w:r>
+        <w:rPr>
+          <w:rFonts w:ascii="Charis SIL Regular" w:hAnsi="Charis SIL Regular" w:eastAsia="Charis SIL Regular"/>
+          <w:b w:val="0"/>
+          <w:i w:val="0"/>
+          <w:color w:val="000000"/>
+          <w:sz w:val="24"/>
+        </w:rPr>
+        <w:t xml:space="preserve">uwmuseum </w:t>
       </w:r>
       <w:r>
         <w:rPr>
@@ -3762,14 +3974,7 @@
           <w:color w:val="000000"/>
           <w:sz w:val="24"/>
         </w:rPr>
-        <w:hyperlink r:id="rId22" w:history="1">
-          <w:r>
-            <w:rPr>
-              <w:rStyle w:val="Hyperlink"/>
-            </w:rPr>
-            <w:t xml:space="preserve">, </w:t>
-          </w:r>
-        </w:hyperlink>
+        <w:t xml:space="preserve">, </w:t>
       </w:r>
       <w:r>
         <w:rPr>
@@ -3798,7 +4003,7 @@
           <w:sz w:val="24"/>
           <w:u w:val="single"/>
         </w:rPr>
-        <w:hyperlink r:id="rId23" w:history="1">
+        <w:hyperlink r:id="rId22" w:history="1">
           <w:r>
             <w:rPr>
               <w:rStyle w:val="Hyperlink"/>

--- a/EXPORTS/DOCX/published/niveau3/Dutch/TropischLandbouwMus.docx
+++ b/EXPORTS/DOCX/published/niveau3/Dutch/TropischLandbouwMus.docx
@@ -879,14 +879,24 @@
           <w:i w:val="0"/>
           <w:color w:val="0000FF"/>
           <w:sz w:val="24"/>
+        </w:rPr>
+        <w:t>Rijksmuseum voor Volkenku</w:t>
+      </w:r>
+      <w:r>
+        <w:rPr>
+          <w:rFonts w:ascii="Charis SIL Regular" w:hAnsi="Charis SIL Regular" w:eastAsia="Charis SIL Regular"/>
+          <w:b w:val="0"/>
+          <w:i w:val="0"/>
+          <w:color w:val="0000FF"/>
+          <w:sz w:val="24"/>
           <w:u w:val="single"/>
         </w:rPr>
-        <w:hyperlink r:id="rId12" w:history="1">
+        <w:hyperlink r:id="rId11" w:history="1">
           <w:r>
             <w:rPr>
               <w:rStyle w:val="Hyperlink"/>
             </w:rPr>
-            <w:t>Rijksmus</w:t>
+            <w:t>nd</w:t>
           </w:r>
         </w:hyperlink>
       </w:r>
@@ -910,136 +920,6 @@
       </w:r>
       <w:r>
         <w:rPr>
-          <w:rFonts w:ascii="Charis SIL Regular" w:hAnsi="Charis SIL Regular" w:eastAsia="Charis SIL Regular"/>
-          <w:b w:val="0"/>
-          <w:i w:val="0"/>
-          <w:color w:val="0000FF"/>
-          <w:sz w:val="24"/>
-          <w:u w:val="single"/>
-        </w:rPr>
-        <w:hyperlink r:id="rId12" w:history="1">
-          <w:r>
-            <w:rPr>
-              <w:rStyle w:val="Hyperlink"/>
-            </w:rPr>
-            <w:t>um</w:t>
-          </w:r>
-        </w:hyperlink>
-      </w:r>
-      <w:r>
-        <w:rPr>
-          <w:rFonts w:ascii="Charis SIL Regular" w:hAnsi="Charis SIL Regular" w:eastAsia="Charis SIL Regular"/>
-          <w:b w:val="0"/>
-          <w:i w:val="0"/>
-          <w:color w:val="0000FF"/>
-          <w:sz w:val="24"/>
-          <w:u w:val="single"/>
-        </w:rPr>
-        <w:t xml:space="preserve"> </w:t>
-      </w:r>
-      <w:r>
-        <w:rPr>
-          <w:rFonts w:ascii="Charis SIL Regular" w:hAnsi="Charis SIL Regular" w:eastAsia="Charis SIL Regular"/>
-          <w:b w:val="0"/>
-          <w:i w:val="0"/>
-          <w:color w:val="0000FF"/>
-          <w:sz w:val="24"/>
-          <w:u w:val="single"/>
-        </w:rPr>
-        <w:hyperlink r:id="rId12" w:history="1">
-          <w:r>
-            <w:rPr>
-              <w:rStyle w:val="Hyperlink"/>
-            </w:rPr>
-            <w:t>voor</w:t>
-          </w:r>
-        </w:hyperlink>
-      </w:r>
-      <w:r>
-        <w:rPr>
-          <w:rFonts w:ascii="Charis SIL Regular" w:hAnsi="Charis SIL Regular" w:eastAsia="Charis SIL Regular"/>
-          <w:b w:val="0"/>
-          <w:i w:val="0"/>
-          <w:color w:val="0000FF"/>
-          <w:sz w:val="24"/>
-          <w:u w:val="single"/>
-        </w:rPr>
-        <w:t xml:space="preserve"> </w:t>
-      </w:r>
-      <w:r>
-        <w:rPr>
-          <w:rFonts w:ascii="Charis SIL Regular" w:hAnsi="Charis SIL Regular" w:eastAsia="Charis SIL Regular"/>
-          <w:b w:val="0"/>
-          <w:i w:val="0"/>
-          <w:color w:val="0000FF"/>
-          <w:sz w:val="24"/>
-          <w:u w:val="single"/>
-        </w:rPr>
-        <w:hyperlink r:id="rId12" w:history="1">
-          <w:r>
-            <w:rPr>
-              <w:rStyle w:val="Hyperlink"/>
-            </w:rPr>
-            <w:t>Volkenk</w:t>
-          </w:r>
-        </w:hyperlink>
-      </w:r>
-      <w:r>
-        <w:rPr>
-          <w:rFonts w:ascii="Charis SIL Regular" w:hAnsi="Charis SIL Regular" w:eastAsia="Charis SIL Regular"/>
-          <w:b w:val="0"/>
-          <w:i w:val="0"/>
-          <w:color w:val="0000FF"/>
-          <w:sz w:val="24"/>
-          <w:u w:val="single"/>
-        </w:rPr>
-        <w:hyperlink r:id="rId12" w:history="1">
-          <w:r>
-            <w:rPr>
-              <w:rStyle w:val="Hyperlink"/>
-            </w:rPr>
-            <w:t>u</w:t>
-          </w:r>
-        </w:hyperlink>
-      </w:r>
-      <w:r>
-        <w:rPr>
-          <w:rFonts w:ascii="Charis SIL Regular" w:hAnsi="Charis SIL Regular" w:eastAsia="Charis SIL Regular"/>
-          <w:b w:val="0"/>
-          <w:i w:val="0"/>
-          <w:color w:val="0000FF"/>
-          <w:sz w:val="24"/>
-          <w:u w:val="single"/>
-        </w:rPr>
-        <w:hyperlink r:id="rId11" w:history="1">
-          <w:r>
-            <w:rPr>
-              <w:rStyle w:val="Hyperlink"/>
-            </w:rPr>
-            <w:t>nd</w:t>
-          </w:r>
-        </w:hyperlink>
-      </w:r>
-      <w:r>
-        <w:rPr>
-          <w:rFonts w:ascii="Charis SIL Regular" w:hAnsi="Charis SIL Regular" w:eastAsia="Charis SIL Regular"/>
-          <w:b w:val="0"/>
-          <w:i w:val="0"/>
-          <w:color w:val="0000FF"/>
-          <w:sz w:val="24"/>
-          <w:u w:val="single"/>
-        </w:rPr>
-        <w:hyperlink r:id="rId11" w:history="1">
-          <w:r>
-            <w:rPr>
-              <w:rStyle w:val="Hyperlink"/>
-            </w:rPr>
-            <w:t>e</w:t>
-          </w:r>
-        </w:hyperlink>
-      </w:r>
-      <w:r>
-        <w:rPr>
           <w:u w:val="single" w:color="0000ff"/>
           <w:rFonts w:ascii="Charis SIL Regular" w:hAnsi="Charis SIL Regular" w:eastAsia="Charis SIL Regular"/>
           <w:b w:val="0"/>
@@ -1121,14 +1001,7 @@
           <w:color w:val="000000"/>
           <w:sz w:val="24"/>
         </w:rPr>
-        <w:hyperlink r:id="rId12" w:history="1">
-          <w:r>
-            <w:rPr>
-              <w:rStyle w:val="Hyperlink"/>
-            </w:rPr>
-            <w:t>umd</w:t>
-          </w:r>
-        </w:hyperlink>
+        <w:t>umd</w:t>
       </w:r>
       <w:r>
         <w:rPr>
@@ -2443,7 +2316,6 @@
       </w:r>
       <w:r>
         <w:rPr>
-          <w:u w:val="single" w:color="0000ff"/>
           <w:rFonts w:ascii="Charis SIL Regular" w:hAnsi="Charis SIL Regular" w:eastAsia="Charis SIL Regular"/>
           <w:b w:val="0"/>
           <w:i w:val="0"/>
@@ -4003,7 +3875,7 @@
           <w:sz w:val="24"/>
           <w:u w:val="single"/>
         </w:rPr>
-        <w:hyperlink r:id="rId22" w:history="1">
+        <w:hyperlink r:id="rId23" w:history="1">
           <w:r>
             <w:rPr>
               <w:rStyle w:val="Hyperlink"/>
@@ -4032,7 +3904,7 @@
           <w:sz w:val="24"/>
           <w:u w:val="single"/>
         </w:rPr>
-        <w:hyperlink r:id="rId23" w:history="1">
+        <w:hyperlink r:id="rId22" w:history="1">
           <w:r>
             <w:rPr>
               <w:rStyle w:val="Hyperlink"/>
@@ -4061,13 +3933,21 @@
       </w:r>
       <w:r>
         <w:rPr>
+          <w:u w:val="single" w:color="0000ff"/>
           <w:rFonts w:ascii="Charis SIL Regular" w:hAnsi="Charis SIL Regular" w:eastAsia="Charis SIL Regular"/>
           <w:b w:val="0"/>
           <w:i w:val="0"/>
           <w:color w:val="000000"/>
           <w:sz w:val="24"/>
         </w:rPr>
-        <w:t xml:space="preserve">, </w:t>
+        <w:hyperlink r:id="rId22" w:history="1">
+          <w:r>
+            <w:rPr>
+              <w:rStyle w:val="Hyperlink"/>
+            </w:rPr>
+            <w:t xml:space="preserve">, </w:t>
+          </w:r>
+        </w:hyperlink>
       </w:r>
       <w:r>
         <w:rPr>

--- a/EXPORTS/DOCX/published/niveau3/Dutch/TropischLandbouwMus.docx
+++ b/EXPORTS/DOCX/published/niveau3/Dutch/TropischLandbouwMus.docx
@@ -879,8 +879,16 @@
           <w:i w:val="0"/>
           <w:color w:val="0000FF"/>
           <w:sz w:val="24"/>
-        </w:rPr>
-        <w:t>Rijksmuseum voor Volkenku</w:t>
+          <w:u w:val="single"/>
+        </w:rPr>
+        <w:hyperlink r:id="rId11" w:history="1">
+          <w:r>
+            <w:rPr>
+              <w:rStyle w:val="Hyperlink"/>
+            </w:rPr>
+            <w:t>Rijksmus</w:t>
+          </w:r>
+        </w:hyperlink>
       </w:r>
       <w:r>
         <w:rPr>
@@ -892,6 +900,117 @@
           <w:u w:val="single"/>
         </w:rPr>
         <w:hyperlink r:id="rId11" w:history="1">
+          <w:r>
+            <w:rPr>
+              <w:rStyle w:val="Hyperlink"/>
+            </w:rPr>
+            <w:t>e</w:t>
+          </w:r>
+        </w:hyperlink>
+      </w:r>
+      <w:r>
+        <w:rPr>
+          <w:rFonts w:ascii="Charis SIL Regular" w:hAnsi="Charis SIL Regular" w:eastAsia="Charis SIL Regular"/>
+          <w:b w:val="0"/>
+          <w:i w:val="0"/>
+          <w:color w:val="0000FF"/>
+          <w:sz w:val="24"/>
+          <w:u w:val="single"/>
+        </w:rPr>
+        <w:hyperlink r:id="rId11" w:history="1">
+          <w:r>
+            <w:rPr>
+              <w:rStyle w:val="Hyperlink"/>
+            </w:rPr>
+            <w:t>um</w:t>
+          </w:r>
+        </w:hyperlink>
+      </w:r>
+      <w:r>
+        <w:rPr>
+          <w:rFonts w:ascii="Charis SIL Regular" w:hAnsi="Charis SIL Regular" w:eastAsia="Charis SIL Regular"/>
+          <w:b w:val="0"/>
+          <w:i w:val="0"/>
+          <w:color w:val="0000FF"/>
+          <w:sz w:val="24"/>
+          <w:u w:val="single"/>
+        </w:rPr>
+        <w:t xml:space="preserve"> </w:t>
+      </w:r>
+      <w:r>
+        <w:rPr>
+          <w:rFonts w:ascii="Charis SIL Regular" w:hAnsi="Charis SIL Regular" w:eastAsia="Charis SIL Regular"/>
+          <w:b w:val="0"/>
+          <w:i w:val="0"/>
+          <w:color w:val="0000FF"/>
+          <w:sz w:val="24"/>
+          <w:u w:val="single"/>
+        </w:rPr>
+        <w:hyperlink r:id="rId11" w:history="1">
+          <w:r>
+            <w:rPr>
+              <w:rStyle w:val="Hyperlink"/>
+            </w:rPr>
+            <w:t>voor</w:t>
+          </w:r>
+        </w:hyperlink>
+      </w:r>
+      <w:r>
+        <w:rPr>
+          <w:rFonts w:ascii="Charis SIL Regular" w:hAnsi="Charis SIL Regular" w:eastAsia="Charis SIL Regular"/>
+          <w:b w:val="0"/>
+          <w:i w:val="0"/>
+          <w:color w:val="0000FF"/>
+          <w:sz w:val="24"/>
+          <w:u w:val="single"/>
+        </w:rPr>
+        <w:t xml:space="preserve"> </w:t>
+      </w:r>
+      <w:r>
+        <w:rPr>
+          <w:rFonts w:ascii="Charis SIL Regular" w:hAnsi="Charis SIL Regular" w:eastAsia="Charis SIL Regular"/>
+          <w:b w:val="0"/>
+          <w:i w:val="0"/>
+          <w:color w:val="0000FF"/>
+          <w:sz w:val="24"/>
+          <w:u w:val="single"/>
+        </w:rPr>
+        <w:hyperlink r:id="rId12" w:history="1">
+          <w:r>
+            <w:rPr>
+              <w:rStyle w:val="Hyperlink"/>
+            </w:rPr>
+            <w:t>Volkenk</w:t>
+          </w:r>
+        </w:hyperlink>
+      </w:r>
+      <w:r>
+        <w:rPr>
+          <w:rFonts w:ascii="Charis SIL Regular" w:hAnsi="Charis SIL Regular" w:eastAsia="Charis SIL Regular"/>
+          <w:b w:val="0"/>
+          <w:i w:val="0"/>
+          <w:color w:val="0000FF"/>
+          <w:sz w:val="24"/>
+        </w:rPr>
+        <w:hyperlink r:id="rId12" w:history="1">
+          <w:r>
+            <w:rPr>
+              <w:rStyle w:val="Hyperlink"/>
+            </w:rPr>
+            <w:t>u</w:t>
+          </w:r>
+        </w:hyperlink>
+      </w:r>
+      <w:r>
+        <w:rPr>
+          <w:rFonts w:ascii="Charis SIL Regular" w:hAnsi="Charis SIL Regular" w:eastAsia="Charis SIL Regular"/>
+          <w:b w:val="0"/>
+          <w:i w:val="0"/>
+          <w:color w:val="0000FF"/>
+          <w:sz w:val="24"/>
+          <w:u w:val="single"/>
+        </w:rPr>
+        <w:hyperlink r:id="rId12" w:history="1">
           <w:r>
             <w:rPr>
               <w:rStyle w:val="Hyperlink"/>
@@ -1001,7 +1120,14 @@
           <w:color w:val="000000"/>
           <w:sz w:val="24"/>
         </w:rPr>
-        <w:t>umd</w:t>
+        <w:hyperlink r:id="rId12" w:history="1">
+          <w:r>
+            <w:rPr>
+              <w:rStyle w:val="Hyperlink"/>
+            </w:rPr>
+            <w:t>umd</w:t>
+          </w:r>
+        </w:hyperlink>
       </w:r>
       <w:r>
         <w:rPr>
@@ -1862,61 +1988,7 @@
           <w:color w:val="000000"/>
           <w:sz w:val="24"/>
         </w:rPr>
-        <w:t>. Ook het arc</w:t>
-      </w:r>
-      <w:r>
-        <w:rPr>
-          <w:u w:val="single" w:color="0000ff"/>
-          <w:rFonts w:ascii="Charis SIL Regular" w:hAnsi="Charis SIL Regular" w:eastAsia="Charis SIL Regular"/>
-          <w:b w:val="0"/>
-          <w:i w:val="0"/>
-          <w:color w:val="000000"/>
-          <w:sz w:val="24"/>
-        </w:rPr>
-        <w:hyperlink r:id="rId15" w:history="1">
-          <w:r>
-            <w:rPr>
-              <w:rStyle w:val="Hyperlink"/>
-            </w:rPr>
-            <w:t>hief van de ver</w:t>
-          </w:r>
-        </w:hyperlink>
-      </w:r>
-      <w:r>
-        <w:rPr>
-          <w:u w:val="single" w:color="0000ff"/>
-          <w:rFonts w:ascii="Charis SIL Regular" w:hAnsi="Charis SIL Regular" w:eastAsia="Charis SIL Regular"/>
-          <w:b w:val="0"/>
-          <w:i w:val="0"/>
-          <w:color w:val="000000"/>
-          <w:sz w:val="24"/>
-        </w:rPr>
-        <w:hyperlink r:id="rId15" w:history="1">
-          <w:r>
-            <w:rPr>
-              <w:rStyle w:val="Hyperlink"/>
-            </w:rPr>
-            <w:t>e</w:t>
-          </w:r>
-        </w:hyperlink>
-      </w:r>
-      <w:r>
-        <w:rPr>
-          <w:u w:val="single" w:color="0000ff"/>
-          <w:rFonts w:ascii="Charis SIL Regular" w:hAnsi="Charis SIL Regular" w:eastAsia="Charis SIL Regular"/>
-          <w:b w:val="0"/>
-          <w:i w:val="0"/>
-          <w:color w:val="000000"/>
-          <w:sz w:val="24"/>
-        </w:rPr>
-        <w:hyperlink r:id="rId15" w:history="1">
-          <w:r>
-            <w:rPr>
-              <w:rStyle w:val="Hyperlink"/>
-            </w:rPr>
-            <w:t>nigi</w:t>
-          </w:r>
-        </w:hyperlink>
+        <w:t>. Ook het archief van de verenigi</w:t>
       </w:r>
       <w:r>
         <w:rPr>
@@ -2316,6 +2388,7 @@
       </w:r>
       <w:r>
         <w:rPr>
+          <w:u w:val="single" w:color="0000ff"/>
           <w:rFonts w:ascii="Charis SIL Regular" w:hAnsi="Charis SIL Regular" w:eastAsia="Charis SIL Regular"/>
           <w:b w:val="0"/>
           <w:i w:val="0"/>
@@ -3839,7 +3912,6 @@
       </w:r>
       <w:r>
         <w:rPr>
-          <w:u w:val="single" w:color="0000ff"/>
           <w:rFonts w:ascii="Charis SIL Regular" w:hAnsi="Charis SIL Regular" w:eastAsia="Charis SIL Regular"/>
           <w:b w:val="0"/>
           <w:i w:val="0"/>
@@ -3940,14 +4012,7 @@
           <w:color w:val="000000"/>
           <w:sz w:val="24"/>
         </w:rPr>
-        <w:hyperlink r:id="rId22" w:history="1">
-          <w:r>
-            <w:rPr>
-              <w:rStyle w:val="Hyperlink"/>
-            </w:rPr>
-            <w:t xml:space="preserve">, </w:t>
-          </w:r>
-        </w:hyperlink>
+        <w:t xml:space="preserve">, </w:t>
       </w:r>
       <w:r>
         <w:rPr>

--- a/EXPORTS/DOCX/published/niveau3/Dutch/TropischLandbouwMus.docx
+++ b/EXPORTS/DOCX/published/niveau3/Dutch/TropischLandbouwMus.docx
@@ -863,14 +863,7 @@
           <w:color w:val="000000"/>
           <w:sz w:val="24"/>
         </w:rPr>
-        <w:hyperlink r:id="rId11" w:history="1">
-          <w:r>
-            <w:rPr>
-              <w:rStyle w:val="Hyperlink"/>
-            </w:rPr>
-            <w:t xml:space="preserve">lige </w:t>
-          </w:r>
-        </w:hyperlink>
+        <w:t xml:space="preserve">lige </w:t>
       </w:r>
       <w:r>
         <w:rPr>
@@ -881,7 +874,7 @@
           <w:sz w:val="24"/>
           <w:u w:val="single"/>
         </w:rPr>
-        <w:hyperlink r:id="rId11" w:history="1">
+        <w:hyperlink r:id="rId12" w:history="1">
           <w:r>
             <w:rPr>
               <w:rStyle w:val="Hyperlink"/>
@@ -899,7 +892,7 @@
           <w:sz w:val="24"/>
           <w:u w:val="single"/>
         </w:rPr>
-        <w:hyperlink r:id="rId11" w:history="1">
+        <w:hyperlink r:id="rId12" w:history="1">
           <w:r>
             <w:rPr>
               <w:rStyle w:val="Hyperlink"/>
@@ -917,7 +910,7 @@
           <w:sz w:val="24"/>
           <w:u w:val="single"/>
         </w:rPr>
-        <w:hyperlink r:id="rId11" w:history="1">
+        <w:hyperlink r:id="rId12" w:history="1">
           <w:r>
             <w:rPr>
               <w:rStyle w:val="Hyperlink"/>
@@ -946,7 +939,7 @@
           <w:sz w:val="24"/>
           <w:u w:val="single"/>
         </w:rPr>
-        <w:hyperlink r:id="rId11" w:history="1">
+        <w:hyperlink r:id="rId12" w:history="1">
           <w:r>
             <w:rPr>
               <w:rStyle w:val="Hyperlink"/>
@@ -991,6 +984,7 @@
           <w:i w:val="0"/>
           <w:color w:val="0000FF"/>
           <w:sz w:val="24"/>
+          <w:u w:val="single"/>
         </w:rPr>
         <w:hyperlink r:id="rId12" w:history="1">
           <w:r>
@@ -1568,21 +1562,13 @@
       </w:r>
       <w:r>
         <w:rPr>
-          <w:u w:val="single" w:color="0000ff"/>
           <w:rFonts w:ascii="Charis SIL Regular" w:hAnsi="Charis SIL Regular" w:eastAsia="Charis SIL Regular"/>
           <w:b w:val="0"/>
           <w:i w:val="0"/>
           <w:color w:val="000000"/>
           <w:sz w:val="24"/>
         </w:rPr>
-        <w:hyperlink r:id="rId13" w:history="1">
-          <w:r>
-            <w:rPr>
-              <w:rStyle w:val="Hyperlink"/>
-            </w:rPr>
-            <w:t>jksu</w:t>
-          </w:r>
-        </w:hyperlink>
+        <w:t>jksu</w:t>
       </w:r>
       <w:r>
         <w:rPr>
@@ -2388,7 +2374,6 @@
       </w:r>
       <w:r>
         <w:rPr>
-          <w:u w:val="single" w:color="0000ff"/>
           <w:rFonts w:ascii="Charis SIL Regular" w:hAnsi="Charis SIL Regular" w:eastAsia="Charis SIL Regular"/>
           <w:b w:val="0"/>
           <w:i w:val="0"/>
@@ -3912,6 +3897,7 @@
       </w:r>
       <w:r>
         <w:rPr>
+          <w:u w:val="single" w:color="0000ff"/>
           <w:rFonts w:ascii="Charis SIL Regular" w:hAnsi="Charis SIL Regular" w:eastAsia="Charis SIL Regular"/>
           <w:b w:val="0"/>
           <w:i w:val="0"/>
@@ -3947,7 +3933,7 @@
           <w:sz w:val="24"/>
           <w:u w:val="single"/>
         </w:rPr>
-        <w:hyperlink r:id="rId23" w:history="1">
+        <w:hyperlink r:id="rId22" w:history="1">
           <w:r>
             <w:rPr>
               <w:rStyle w:val="Hyperlink"/>
@@ -3994,7 +3980,7 @@
           <w:sz w:val="24"/>
           <w:u w:val="single"/>
         </w:rPr>
-        <w:hyperlink r:id="rId23" w:history="1">
+        <w:hyperlink r:id="rId22" w:history="1">
           <w:r>
             <w:rPr>
               <w:rStyle w:val="Hyperlink"/>
@@ -4005,7 +3991,6 @@
       </w:r>
       <w:r>
         <w:rPr>
-          <w:u w:val="single" w:color="0000ff"/>
           <w:rFonts w:ascii="Charis SIL Regular" w:hAnsi="Charis SIL Regular" w:eastAsia="Charis SIL Regular"/>
           <w:b w:val="0"/>
           <w:i w:val="0"/>

--- a/EXPORTS/DOCX/published/niveau3/Dutch/TropischLandbouwMus.docx
+++ b/EXPORTS/DOCX/published/niveau3/Dutch/TropischLandbouwMus.docx
@@ -856,14 +856,20 @@
       </w:r>
       <w:r>
         <w:rPr>
-          <w:u w:val="single" w:color="0000ff"/>
           <w:rFonts w:ascii="Charis SIL Regular" w:hAnsi="Charis SIL Regular" w:eastAsia="Charis SIL Regular"/>
           <w:b w:val="0"/>
           <w:i w:val="0"/>
           <w:color w:val="000000"/>
           <w:sz w:val="24"/>
         </w:rPr>
-        <w:t xml:space="preserve">lige </w:t>
+        <w:hyperlink r:id="rId11" w:history="1">
+          <w:r>
+            <w:rPr>
+              <w:rStyle w:val="Hyperlink"/>
+            </w:rPr>
+            <w:t xml:space="preserve">lige </w:t>
+          </w:r>
+        </w:hyperlink>
       </w:r>
       <w:r>
         <w:rPr>
@@ -874,7 +880,7 @@
           <w:sz w:val="24"/>
           <w:u w:val="single"/>
         </w:rPr>
-        <w:hyperlink r:id="rId12" w:history="1">
+        <w:hyperlink r:id="rId11" w:history="1">
           <w:r>
             <w:rPr>
               <w:rStyle w:val="Hyperlink"/>
@@ -892,7 +898,7 @@
           <w:sz w:val="24"/>
           <w:u w:val="single"/>
         </w:rPr>
-        <w:hyperlink r:id="rId12" w:history="1">
+        <w:hyperlink r:id="rId11" w:history="1">
           <w:r>
             <w:rPr>
               <w:rStyle w:val="Hyperlink"/>
@@ -910,7 +916,7 @@
           <w:sz w:val="24"/>
           <w:u w:val="single"/>
         </w:rPr>
-        <w:hyperlink r:id="rId12" w:history="1">
+        <w:hyperlink r:id="rId11" w:history="1">
           <w:r>
             <w:rPr>
               <w:rStyle w:val="Hyperlink"/>
@@ -939,7 +945,7 @@
           <w:sz w:val="24"/>
           <w:u w:val="single"/>
         </w:rPr>
-        <w:hyperlink r:id="rId12" w:history="1">
+        <w:hyperlink r:id="rId11" w:history="1">
           <w:r>
             <w:rPr>
               <w:rStyle w:val="Hyperlink"/>
@@ -984,7 +990,6 @@
           <w:i w:val="0"/>
           <w:color w:val="0000FF"/>
           <w:sz w:val="24"/>
-          <w:u w:val="single"/>
         </w:rPr>
         <w:hyperlink r:id="rId12" w:history="1">
           <w:r>
@@ -1562,13 +1567,21 @@
       </w:r>
       <w:r>
         <w:rPr>
+          <w:u w:val="single" w:color="0000ff"/>
           <w:rFonts w:ascii="Charis SIL Regular" w:hAnsi="Charis SIL Regular" w:eastAsia="Charis SIL Regular"/>
           <w:b w:val="0"/>
           <w:i w:val="0"/>
           <w:color w:val="000000"/>
           <w:sz w:val="24"/>
         </w:rPr>
-        <w:t>jksu</w:t>
+        <w:hyperlink r:id="rId13" w:history="1">
+          <w:r>
+            <w:rPr>
+              <w:rStyle w:val="Hyperlink"/>
+            </w:rPr>
+            <w:t>jksu</w:t>
+          </w:r>
+        </w:hyperlink>
       </w:r>
       <w:r>
         <w:rPr>
@@ -1974,7 +1987,61 @@
           <w:color w:val="000000"/>
           <w:sz w:val="24"/>
         </w:rPr>
-        <w:t>. Ook het archief van de verenigi</w:t>
+        <w:t>. Ook het arc</w:t>
+      </w:r>
+      <w:r>
+        <w:rPr>
+          <w:u w:val="single" w:color="0000ff"/>
+          <w:rFonts w:ascii="Charis SIL Regular" w:hAnsi="Charis SIL Regular" w:eastAsia="Charis SIL Regular"/>
+          <w:b w:val="0"/>
+          <w:i w:val="0"/>
+          <w:color w:val="000000"/>
+          <w:sz w:val="24"/>
+        </w:rPr>
+        <w:hyperlink r:id="rId15" w:history="1">
+          <w:r>
+            <w:rPr>
+              <w:rStyle w:val="Hyperlink"/>
+            </w:rPr>
+            <w:t>hief van de ver</w:t>
+          </w:r>
+        </w:hyperlink>
+      </w:r>
+      <w:r>
+        <w:rPr>
+          <w:u w:val="single" w:color="0000ff"/>
+          <w:rFonts w:ascii="Charis SIL Regular" w:hAnsi="Charis SIL Regular" w:eastAsia="Charis SIL Regular"/>
+          <w:b w:val="0"/>
+          <w:i w:val="0"/>
+          <w:color w:val="000000"/>
+          <w:sz w:val="24"/>
+        </w:rPr>
+        <w:hyperlink r:id="rId15" w:history="1">
+          <w:r>
+            <w:rPr>
+              <w:rStyle w:val="Hyperlink"/>
+            </w:rPr>
+            <w:t>e</w:t>
+          </w:r>
+        </w:hyperlink>
+      </w:r>
+      <w:r>
+        <w:rPr>
+          <w:u w:val="single" w:color="0000ff"/>
+          <w:rFonts w:ascii="Charis SIL Regular" w:hAnsi="Charis SIL Regular" w:eastAsia="Charis SIL Regular"/>
+          <w:b w:val="0"/>
+          <w:i w:val="0"/>
+          <w:color w:val="000000"/>
+          <w:sz w:val="24"/>
+        </w:rPr>
+        <w:hyperlink r:id="rId15" w:history="1">
+          <w:r>
+            <w:rPr>
+              <w:rStyle w:val="Hyperlink"/>
+            </w:rPr>
+            <w:t>nigi</w:t>
+          </w:r>
+        </w:hyperlink>
       </w:r>
       <w:r>
         <w:rPr>
@@ -2374,6 +2441,7 @@
       </w:r>
       <w:r>
         <w:rPr>
+          <w:u w:val="single" w:color="0000ff"/>
           <w:rFonts w:ascii="Charis SIL Regular" w:hAnsi="Charis SIL Regular" w:eastAsia="Charis SIL Regular"/>
           <w:b w:val="0"/>
           <w:i w:val="0"/>
@@ -3962,7 +4030,7 @@
           <w:sz w:val="24"/>
           <w:u w:val="single"/>
         </w:rPr>
-        <w:hyperlink r:id="rId22" w:history="1">
+        <w:hyperlink r:id="rId23" w:history="1">
           <w:r>
             <w:rPr>
               <w:rStyle w:val="Hyperlink"/>
@@ -3980,7 +4048,7 @@
           <w:sz w:val="24"/>
           <w:u w:val="single"/>
         </w:rPr>
-        <w:hyperlink r:id="rId22" w:history="1">
+        <w:hyperlink r:id="rId23" w:history="1">
           <w:r>
             <w:rPr>
               <w:rStyle w:val="Hyperlink"/>

--- a/EXPORTS/DOCX/published/niveau3/Dutch/TropischLandbouwMus.docx
+++ b/EXPORTS/DOCX/published/niveau3/Dutch/TropischLandbouwMus.docx
@@ -856,6 +856,7 @@
       </w:r>
       <w:r>
         <w:rPr>
+          <w:u w:val="single" w:color="0000ff"/>
           <w:rFonts w:ascii="Charis SIL Regular" w:hAnsi="Charis SIL Regular" w:eastAsia="Charis SIL Regular"/>
           <w:b w:val="0"/>
           <w:i w:val="0"/>
@@ -4001,7 +4002,7 @@
           <w:sz w:val="24"/>
           <w:u w:val="single"/>
         </w:rPr>
-        <w:hyperlink r:id="rId22" w:history="1">
+        <w:hyperlink r:id="rId23" w:history="1">
           <w:r>
             <w:rPr>
               <w:rStyle w:val="Hyperlink"/>
@@ -4059,6 +4060,7 @@
       </w:r>
       <w:r>
         <w:rPr>
+          <w:u w:val="single" w:color="0000ff"/>
           <w:rFonts w:ascii="Charis SIL Regular" w:hAnsi="Charis SIL Regular" w:eastAsia="Charis SIL Regular"/>
           <w:b w:val="0"/>
           <w:i w:val="0"/>

--- a/EXPORTS/DOCX/published/niveau3/Dutch/TropischLandbouwMus.docx
+++ b/EXPORTS/DOCX/published/niveau3/Dutch/TropischLandbouwMus.docx
@@ -975,7 +975,7 @@
           <w:sz w:val="24"/>
           <w:u w:val="single"/>
         </w:rPr>
-        <w:hyperlink r:id="rId12" w:history="1">
+        <w:hyperlink r:id="rId11" w:history="1">
           <w:r>
             <w:rPr>
               <w:rStyle w:val="Hyperlink"/>
@@ -992,14 +992,7 @@
           <w:color w:val="0000FF"/>
           <w:sz w:val="24"/>
         </w:rPr>
-        <w:hyperlink r:id="rId12" w:history="1">
-          <w:r>
-            <w:rPr>
-              <w:rStyle w:val="Hyperlink"/>
-            </w:rPr>
-            <w:t>u</w:t>
-          </w:r>
-        </w:hyperlink>
+        <w:t>u</w:t>
       </w:r>
       <w:r>
         <w:rPr>
@@ -1010,7 +1003,7 @@
           <w:sz w:val="24"/>
           <w:u w:val="single"/>
         </w:rPr>
-        <w:hyperlink r:id="rId12" w:history="1">
+        <w:hyperlink r:id="rId11" w:history="1">
           <w:r>
             <w:rPr>
               <w:rStyle w:val="Hyperlink"/>
@@ -1028,7 +1021,7 @@
           <w:sz w:val="24"/>
           <w:u w:val="single"/>
         </w:rPr>
-        <w:hyperlink r:id="rId12" w:history="1">
+        <w:hyperlink r:id="rId11" w:history="1">
           <w:r>
             <w:rPr>
               <w:rStyle w:val="Hyperlink"/>
@@ -2678,115 +2671,7 @@
           <w:color w:val="000000"/>
           <w:sz w:val="24"/>
         </w:rPr>
-        <w:t xml:space="preserve"> waarin zich ook relevan</w:t>
-      </w:r>
-      <w:r>
-        <w:rPr>
-          <w:u w:val="single" w:color="0000ff"/>
-          <w:rFonts w:ascii="Charis SIL Regular" w:hAnsi="Charis SIL Regular" w:eastAsia="Charis SIL Regular"/>
-          <w:b w:val="0"/>
-          <w:i w:val="0"/>
-          <w:color w:val="000000"/>
-          <w:sz w:val="24"/>
-        </w:rPr>
-        <w:hyperlink r:id="rId19" w:history="1">
-          <w:r>
-            <w:rPr>
-              <w:rStyle w:val="Hyperlink"/>
-            </w:rPr>
-            <w:t>t mater</w:t>
-          </w:r>
-        </w:hyperlink>
-      </w:r>
-      <w:r>
-        <w:rPr>
-          <w:u w:val="single" w:color="0000ff"/>
-          <w:rFonts w:ascii="Charis SIL Regular" w:hAnsi="Charis SIL Regular" w:eastAsia="Charis SIL Regular"/>
-          <w:b w:val="0"/>
-          <w:i w:val="0"/>
-          <w:color w:val="000000"/>
-          <w:sz w:val="24"/>
-        </w:rPr>
-        <w:hyperlink r:id="rId19" w:history="1">
-          <w:r>
-            <w:rPr>
-              <w:rStyle w:val="Hyperlink"/>
-            </w:rPr>
-            <w:t>i</w:t>
-          </w:r>
-        </w:hyperlink>
-      </w:r>
-      <w:r>
-        <w:rPr>
-          <w:u w:val="single" w:color="0000ff"/>
-          <w:rFonts w:ascii="Charis SIL Regular" w:hAnsi="Charis SIL Regular" w:eastAsia="Charis SIL Regular"/>
-          <w:b w:val="0"/>
-          <w:i w:val="0"/>
-          <w:color w:val="000000"/>
-          <w:sz w:val="24"/>
-        </w:rPr>
-        <w:hyperlink r:id="rId19" w:history="1">
-          <w:r>
-            <w:rPr>
-              <w:rStyle w:val="Hyperlink"/>
-            </w:rPr>
-            <w:t xml:space="preserve">aal </w:t>
-          </w:r>
-        </w:hyperlink>
-      </w:r>
-      <w:r>
-        <w:rPr>
-          <w:u w:val="single" w:color="0000ff"/>
-          <w:rFonts w:ascii="Charis SIL Regular" w:hAnsi="Charis SIL Regular" w:eastAsia="Charis SIL Regular"/>
-          <w:b w:val="0"/>
-          <w:i w:val="0"/>
-          <w:color w:val="000000"/>
-          <w:sz w:val="24"/>
-        </w:rPr>
-        <w:hyperlink r:id="rId19" w:history="1">
-          <w:r>
-            <w:rPr>
-              <w:rStyle w:val="Hyperlink"/>
-            </w:rPr>
-            <w:t>ov</w:t>
-          </w:r>
-        </w:hyperlink>
-      </w:r>
-      <w:r>
-        <w:rPr>
-          <w:u w:val="single" w:color="0000ff"/>
-          <w:rFonts w:ascii="Charis SIL Regular" w:hAnsi="Charis SIL Regular" w:eastAsia="Charis SIL Regular"/>
-          <w:b w:val="0"/>
-          <w:i w:val="0"/>
-          <w:color w:val="000000"/>
-          <w:sz w:val="24"/>
-        </w:rPr>
-        <w:hyperlink r:id="rId19" w:history="1">
-          <w:r>
-            <w:rPr>
-              <w:rStyle w:val="Hyperlink"/>
-            </w:rPr>
-            <w:t>e</w:t>
-          </w:r>
-        </w:hyperlink>
-      </w:r>
-      <w:r>
-        <w:rPr>
-          <w:u w:val="single" w:color="0000ff"/>
-          <w:rFonts w:ascii="Charis SIL Regular" w:hAnsi="Charis SIL Regular" w:eastAsia="Charis SIL Regular"/>
-          <w:b w:val="0"/>
-          <w:i w:val="0"/>
-          <w:color w:val="000000"/>
-          <w:sz w:val="24"/>
-        </w:rPr>
-        <w:hyperlink r:id="rId19" w:history="1">
-          <w:r>
-            <w:rPr>
-              <w:rStyle w:val="Hyperlink"/>
-            </w:rPr>
-            <w:t>r het Tropis</w:t>
-          </w:r>
-        </w:hyperlink>
+        <w:t xml:space="preserve"> waarin zich ook relevant materiaal over het Tropis</w:t>
       </w:r>
       <w:r>
         <w:rPr>
@@ -4049,7 +3934,7 @@
           <w:sz w:val="24"/>
           <w:u w:val="single"/>
         </w:rPr>
-        <w:hyperlink r:id="rId23" w:history="1">
+        <w:hyperlink r:id="rId22" w:history="1">
           <w:r>
             <w:rPr>
               <w:rStyle w:val="Hyperlink"/>
@@ -4067,7 +3952,14 @@
           <w:color w:val="000000"/>
           <w:sz w:val="24"/>
         </w:rPr>
-        <w:t xml:space="preserve">, </w:t>
+        <w:hyperlink r:id="rId22" w:history="1">
+          <w:r>
+            <w:rPr>
+              <w:rStyle w:val="Hyperlink"/>
+            </w:rPr>
+            <w:t xml:space="preserve">, </w:t>
+          </w:r>
+        </w:hyperlink>
       </w:r>
       <w:r>
         <w:rPr>
@@ -4078,7 +3970,7 @@
           <w:sz w:val="24"/>
           <w:u w:val="single"/>
         </w:rPr>
-        <w:hyperlink r:id="rId24" w:history="1">
+        <w:hyperlink r:id="rId22" w:history="1">
           <w:r>
             <w:rPr>
               <w:rStyle w:val="Hyperlink"/>

--- a/EXPORTS/DOCX/published/niveau3/Dutch/TropischLandbouwMus.docx
+++ b/EXPORTS/DOCX/published/niveau3/Dutch/TropischLandbouwMus.docx
@@ -2671,7 +2671,115 @@
           <w:color w:val="000000"/>
           <w:sz w:val="24"/>
         </w:rPr>
-        <w:t xml:space="preserve"> waarin zich ook relevant materiaal over het Tropis</w:t>
+        <w:t xml:space="preserve"> waarin zich ook relevan</w:t>
+      </w:r>
+      <w:r>
+        <w:rPr>
+          <w:u w:val="single" w:color="0000ff"/>
+          <w:rFonts w:ascii="Charis SIL Regular" w:hAnsi="Charis SIL Regular" w:eastAsia="Charis SIL Regular"/>
+          <w:b w:val="0"/>
+          <w:i w:val="0"/>
+          <w:color w:val="000000"/>
+          <w:sz w:val="24"/>
+        </w:rPr>
+        <w:hyperlink r:id="rId19" w:history="1">
+          <w:r>
+            <w:rPr>
+              <w:rStyle w:val="Hyperlink"/>
+            </w:rPr>
+            <w:t>t mater</w:t>
+          </w:r>
+        </w:hyperlink>
+      </w:r>
+      <w:r>
+        <w:rPr>
+          <w:u w:val="single" w:color="0000ff"/>
+          <w:rFonts w:ascii="Charis SIL Regular" w:hAnsi="Charis SIL Regular" w:eastAsia="Charis SIL Regular"/>
+          <w:b w:val="0"/>
+          <w:i w:val="0"/>
+          <w:color w:val="000000"/>
+          <w:sz w:val="24"/>
+        </w:rPr>
+        <w:hyperlink r:id="rId19" w:history="1">
+          <w:r>
+            <w:rPr>
+              <w:rStyle w:val="Hyperlink"/>
+            </w:rPr>
+            <w:t>i</w:t>
+          </w:r>
+        </w:hyperlink>
+      </w:r>
+      <w:r>
+        <w:rPr>
+          <w:u w:val="single" w:color="0000ff"/>
+          <w:rFonts w:ascii="Charis SIL Regular" w:hAnsi="Charis SIL Regular" w:eastAsia="Charis SIL Regular"/>
+          <w:b w:val="0"/>
+          <w:i w:val="0"/>
+          <w:color w:val="000000"/>
+          <w:sz w:val="24"/>
+        </w:rPr>
+        <w:hyperlink r:id="rId19" w:history="1">
+          <w:r>
+            <w:rPr>
+              <w:rStyle w:val="Hyperlink"/>
+            </w:rPr>
+            <w:t xml:space="preserve">aal </w:t>
+          </w:r>
+        </w:hyperlink>
+      </w:r>
+      <w:r>
+        <w:rPr>
+          <w:u w:val="single" w:color="0000ff"/>
+          <w:rFonts w:ascii="Charis SIL Regular" w:hAnsi="Charis SIL Regular" w:eastAsia="Charis SIL Regular"/>
+          <w:b w:val="0"/>
+          <w:i w:val="0"/>
+          <w:color w:val="000000"/>
+          <w:sz w:val="24"/>
+        </w:rPr>
+        <w:hyperlink r:id="rId19" w:history="1">
+          <w:r>
+            <w:rPr>
+              <w:rStyle w:val="Hyperlink"/>
+            </w:rPr>
+            <w:t>ov</w:t>
+          </w:r>
+        </w:hyperlink>
+      </w:r>
+      <w:r>
+        <w:rPr>
+          <w:u w:val="single" w:color="0000ff"/>
+          <w:rFonts w:ascii="Charis SIL Regular" w:hAnsi="Charis SIL Regular" w:eastAsia="Charis SIL Regular"/>
+          <w:b w:val="0"/>
+          <w:i w:val="0"/>
+          <w:color w:val="000000"/>
+          <w:sz w:val="24"/>
+        </w:rPr>
+        <w:hyperlink r:id="rId19" w:history="1">
+          <w:r>
+            <w:rPr>
+              <w:rStyle w:val="Hyperlink"/>
+            </w:rPr>
+            <w:t>e</w:t>
+          </w:r>
+        </w:hyperlink>
+      </w:r>
+      <w:r>
+        <w:rPr>
+          <w:u w:val="single" w:color="0000ff"/>
+          <w:rFonts w:ascii="Charis SIL Regular" w:hAnsi="Charis SIL Regular" w:eastAsia="Charis SIL Regular"/>
+          <w:b w:val="0"/>
+          <w:i w:val="0"/>
+          <w:color w:val="000000"/>
+          <w:sz w:val="24"/>
+        </w:rPr>
+        <w:hyperlink r:id="rId19" w:history="1">
+          <w:r>
+            <w:rPr>
+              <w:rStyle w:val="Hyperlink"/>
+            </w:rPr>
+            <w:t>r het Tropis</w:t>
+          </w:r>
+        </w:hyperlink>
       </w:r>
       <w:r>
         <w:rPr>
@@ -3916,7 +4024,7 @@
           <w:sz w:val="24"/>
           <w:u w:val="single"/>
         </w:rPr>
-        <w:hyperlink r:id="rId23" w:history="1">
+        <w:hyperlink r:id="rId22" w:history="1">
           <w:r>
             <w:rPr>
               <w:rStyle w:val="Hyperlink"/>
@@ -3934,7 +4042,7 @@
           <w:sz w:val="24"/>
           <w:u w:val="single"/>
         </w:rPr>
-        <w:hyperlink r:id="rId22" w:history="1">
+        <w:hyperlink r:id="rId23" w:history="1">
           <w:r>
             <w:rPr>
               <w:rStyle w:val="Hyperlink"/>
@@ -3970,7 +4078,7 @@
           <w:sz w:val="24"/>
           <w:u w:val="single"/>
         </w:rPr>
-        <w:hyperlink r:id="rId22" w:history="1">
+        <w:hyperlink r:id="rId24" w:history="1">
           <w:r>
             <w:rPr>
               <w:rStyle w:val="Hyperlink"/>

--- a/EXPORTS/DOCX/published/niveau3/Dutch/TropischLandbouwMus.docx
+++ b/EXPORTS/DOCX/published/niveau3/Dutch/TropischLandbouwMus.docx
@@ -863,14 +863,7 @@
           <w:color w:val="000000"/>
           <w:sz w:val="24"/>
         </w:rPr>
-        <w:hyperlink r:id="rId11" w:history="1">
-          <w:r>
-            <w:rPr>
-              <w:rStyle w:val="Hyperlink"/>
-            </w:rPr>
-            <w:t xml:space="preserve">lige </w:t>
-          </w:r>
-        </w:hyperlink>
+        <w:t xml:space="preserve">lige </w:t>
       </w:r>
       <w:r>
         <w:rPr>
@@ -879,120 +872,8 @@
           <w:i w:val="0"/>
           <w:color w:val="0000FF"/>
           <w:sz w:val="24"/>
-          <w:u w:val="single"/>
-        </w:rPr>
-        <w:hyperlink r:id="rId11" w:history="1">
-          <w:r>
-            <w:rPr>
-              <w:rStyle w:val="Hyperlink"/>
-            </w:rPr>
-            <w:t>Rijksmus</w:t>
-          </w:r>
-        </w:hyperlink>
-      </w:r>
-      <w:r>
-        <w:rPr>
-          <w:rFonts w:ascii="Charis SIL Regular" w:hAnsi="Charis SIL Regular" w:eastAsia="Charis SIL Regular"/>
-          <w:b w:val="0"/>
-          <w:i w:val="0"/>
-          <w:color w:val="0000FF"/>
-          <w:sz w:val="24"/>
-          <w:u w:val="single"/>
-        </w:rPr>
-        <w:hyperlink r:id="rId11" w:history="1">
-          <w:r>
-            <w:rPr>
-              <w:rStyle w:val="Hyperlink"/>
-            </w:rPr>
-            <w:t>e</w:t>
-          </w:r>
-        </w:hyperlink>
-      </w:r>
-      <w:r>
-        <w:rPr>
-          <w:rFonts w:ascii="Charis SIL Regular" w:hAnsi="Charis SIL Regular" w:eastAsia="Charis SIL Regular"/>
-          <w:b w:val="0"/>
-          <w:i w:val="0"/>
-          <w:color w:val="0000FF"/>
-          <w:sz w:val="24"/>
-          <w:u w:val="single"/>
-        </w:rPr>
-        <w:hyperlink r:id="rId11" w:history="1">
-          <w:r>
-            <w:rPr>
-              <w:rStyle w:val="Hyperlink"/>
-            </w:rPr>
-            <w:t>um</w:t>
-          </w:r>
-        </w:hyperlink>
-      </w:r>
-      <w:r>
-        <w:rPr>
-          <w:rFonts w:ascii="Charis SIL Regular" w:hAnsi="Charis SIL Regular" w:eastAsia="Charis SIL Regular"/>
-          <w:b w:val="0"/>
-          <w:i w:val="0"/>
-          <w:color w:val="0000FF"/>
-          <w:sz w:val="24"/>
-          <w:u w:val="single"/>
-        </w:rPr>
-        <w:t xml:space="preserve"> </w:t>
-      </w:r>
-      <w:r>
-        <w:rPr>
-          <w:rFonts w:ascii="Charis SIL Regular" w:hAnsi="Charis SIL Regular" w:eastAsia="Charis SIL Regular"/>
-          <w:b w:val="0"/>
-          <w:i w:val="0"/>
-          <w:color w:val="0000FF"/>
-          <w:sz w:val="24"/>
-          <w:u w:val="single"/>
-        </w:rPr>
-        <w:hyperlink r:id="rId11" w:history="1">
-          <w:r>
-            <w:rPr>
-              <w:rStyle w:val="Hyperlink"/>
-            </w:rPr>
-            <w:t>voor</w:t>
-          </w:r>
-        </w:hyperlink>
-      </w:r>
-      <w:r>
-        <w:rPr>
-          <w:rFonts w:ascii="Charis SIL Regular" w:hAnsi="Charis SIL Regular" w:eastAsia="Charis SIL Regular"/>
-          <w:b w:val="0"/>
-          <w:i w:val="0"/>
-          <w:color w:val="0000FF"/>
-          <w:sz w:val="24"/>
-          <w:u w:val="single"/>
-        </w:rPr>
-        <w:t xml:space="preserve"> </w:t>
-      </w:r>
-      <w:r>
-        <w:rPr>
-          <w:rFonts w:ascii="Charis SIL Regular" w:hAnsi="Charis SIL Regular" w:eastAsia="Charis SIL Regular"/>
-          <w:b w:val="0"/>
-          <w:i w:val="0"/>
-          <w:color w:val="0000FF"/>
-          <w:sz w:val="24"/>
-          <w:u w:val="single"/>
-        </w:rPr>
-        <w:hyperlink r:id="rId11" w:history="1">
-          <w:r>
-            <w:rPr>
-              <w:rStyle w:val="Hyperlink"/>
-            </w:rPr>
-            <w:t>Volkenk</w:t>
-          </w:r>
-        </w:hyperlink>
-      </w:r>
-      <w:r>
-        <w:rPr>
-          <w:rFonts w:ascii="Charis SIL Regular" w:hAnsi="Charis SIL Regular" w:eastAsia="Charis SIL Regular"/>
-          <w:b w:val="0"/>
-          <w:i w:val="0"/>
-          <w:color w:val="0000FF"/>
-          <w:sz w:val="24"/>
-        </w:rPr>
-        <w:t>u</w:t>
+        </w:rPr>
+        <w:t>Rijksmuseum voor Volkenku</w:t>
       </w:r>
       <w:r>
         <w:rPr>
@@ -3959,7 +3840,6 @@
       </w:r>
       <w:r>
         <w:rPr>
-          <w:u w:val="single" w:color="0000ff"/>
           <w:rFonts w:ascii="Charis SIL Regular" w:hAnsi="Charis SIL Regular" w:eastAsia="Charis SIL Regular"/>
           <w:b w:val="0"/>
           <w:i w:val="0"/>
@@ -4024,7 +3904,7 @@
           <w:sz w:val="24"/>
           <w:u w:val="single"/>
         </w:rPr>
-        <w:hyperlink r:id="rId22" w:history="1">
+        <w:hyperlink r:id="rId23" w:history="1">
           <w:r>
             <w:rPr>
               <w:rStyle w:val="Hyperlink"/>
@@ -4053,21 +3933,13 @@
       </w:r>
       <w:r>
         <w:rPr>
-          <w:u w:val="single" w:color="0000ff"/>
           <w:rFonts w:ascii="Charis SIL Regular" w:hAnsi="Charis SIL Regular" w:eastAsia="Charis SIL Regular"/>
           <w:b w:val="0"/>
           <w:i w:val="0"/>
           <w:color w:val="000000"/>
           <w:sz w:val="24"/>
         </w:rPr>
-        <w:hyperlink r:id="rId22" w:history="1">
-          <w:r>
-            <w:rPr>
-              <w:rStyle w:val="Hyperlink"/>
-            </w:rPr>
-            <w:t xml:space="preserve">, </w:t>
-          </w:r>
-        </w:hyperlink>
+        <w:t xml:space="preserve">, </w:t>
       </w:r>
       <w:r>
         <w:rPr>
